--- a/docs/exports/DEV_LOG.docx
+++ b/docs/exports/DEV_LOG.docx
@@ -2,7 +2,7 @@
 <file path=word/document.xml><?xml version="1.0" encoding="utf-8"?>
 <w:document xmlns:w="http://schemas.openxmlformats.org/wordprocessingml/2006/main" xmlns:m="http://schemas.openxmlformats.org/officeDocument/2006/math" xmlns:r="http://schemas.openxmlformats.org/officeDocument/2006/relationships" xmlns:o="urn:schemas-microsoft-com:office:office" xmlns:v="urn:schemas-microsoft-com:vml" xmlns:w10="urn:schemas-microsoft-com:office:word" xmlns:a="http://schemas.openxmlformats.org/drawingml/2006/main" xmlns:pic="http://schemas.openxmlformats.org/drawingml/2006/picture" xmlns:wp="http://schemas.openxmlformats.org/drawingml/2006/wordprocessingDrawing">
   <w:body>
-    <w:bookmarkStart w:id="25" w:name="dev_log-마이피드-b2b-랜딩페이지-abl_landing"/>
+    <w:bookmarkStart w:id="26" w:name="dev_log-마이피드-b2b-랜딩페이지-abl_landing"/>
     <w:p>
       <w:pPr>
         <w:pStyle w:val="Heading1"/>
@@ -11,12 +11,82 @@
         <w:t xml:space="preserve">DEV_LOG — 마이피드 B2B 랜딩페이지 (abl_landing)</w:t>
       </w:r>
     </w:p>
-    <w:bookmarkStart w:id="20" w:name="희미함작은이미지-해결-실사-11장-생성-대형-사진-레이아웃-ccg"/>
+    <w:bookmarkStart w:id="20" w:name="파일럿-5단계-ai-느낌-svg-실사-사진-교체-ccg"/>
     <w:p>
       <w:pPr>
         <w:pStyle w:val="Heading3"/>
       </w:pPr>
       <w:r>
+        <w:t xml:space="preserve">[2026-06-20 14:30] 파일럿 5단계 — AI 느낌 SVG → 실사 사진 교체 (CCG)</w:t>
+      </w:r>
+    </w:p>
+    <w:p>
+      <w:pPr>
+        <w:numPr>
+          <w:ilvl w:val="0"/>
+          <w:numId w:val="1001"/>
+        </w:numPr>
+        <w:pStyle w:val="Compact"/>
+      </w:pPr>
+      <w:r>
+        <w:t xml:space="preserve">마케터 피드백: 파일럿 신청 절차 5단계가 납작한 녹색 그림이라 AI 느낌 → 실사로 교체 요청</w:t>
+      </w:r>
+    </w:p>
+    <w:p>
+      <w:pPr>
+        <w:numPr>
+          <w:ilvl w:val="0"/>
+          <w:numId w:val="1001"/>
+        </w:numPr>
+        <w:pStyle w:val="Compact"/>
+      </w:pPr>
+      <w:r>
+        <w:t xml:space="preserve">gpt-image-1로 실사 5장 생성: ①태블릿 신청폼 ②사료빈 현장점검(안전모+클립보드) ③센서 설치하는 손 ④태블릿 데이터 그래프 ⑤제안서 단가표</w:t>
+      </w:r>
+    </w:p>
+    <w:p>
+      <w:pPr>
+        <w:numPr>
+          <w:ilvl w:val="0"/>
+          <w:numId w:val="1001"/>
+        </w:numPr>
+        <w:pStyle w:val="Compact"/>
+      </w:pPr>
+      <w:r>
+        <w:t xml:space="preserve">CCG(Codex+Gemini) 점검 후 진행 — 얼굴/악수/회의실 사진 배제, 손·장비·문서 중심</w:t>
+      </w:r>
+    </w:p>
+    <w:p>
+      <w:pPr>
+        <w:numPr>
+          <w:ilvl w:val="0"/>
+          <w:numId w:val="1001"/>
+        </w:numPr>
+        <w:pStyle w:val="Compact"/>
+      </w:pPr>
+      <w:r>
+        <w:t xml:space="preserve">흰 카드 → 대형 사진카드(단계 번호 배지 1~5 오버레이) 전환, 다른 섹션과 톤 통일</w:t>
+      </w:r>
+    </w:p>
+    <w:p>
+      <w:pPr>
+        <w:numPr>
+          <w:ilvl w:val="0"/>
+          <w:numId w:val="1001"/>
+        </w:numPr>
+        <w:pStyle w:val="Compact"/>
+      </w:pPr>
+      <w:r>
+        <w:t xml:space="preserve">[완료]</w:t>
+      </w:r>
+    </w:p>
+    <w:bookmarkEnd w:id="20"/>
+    <w:bookmarkStart w:id="21" w:name="희미함작은이미지-해결-실사-11장-생성-대형-사진-레이아웃-ccg"/>
+    <w:p>
+      <w:pPr>
+        <w:pStyle w:val="Heading3"/>
+      </w:pPr>
+      <w:r>
         <w:t xml:space="preserve">[2026-06-20 12:30] 희미함·작은이미지 해결 — 실사 11장 생성 + 대형 사진 레이아웃 (CCG)</w:t>
       </w:r>
     </w:p>
@@ -24,7 +94,7 @@
       <w:pPr>
         <w:numPr>
           <w:ilvl w:val="0"/>
-          <w:numId w:val="1001"/>
+          <w:numId w:val="1002"/>
         </w:numPr>
         <w:pStyle w:val="Compact"/>
       </w:pPr>
@@ -36,7 +106,7 @@
       <w:pPr>
         <w:numPr>
           <w:ilvl w:val="0"/>
-          <w:numId w:val="1001"/>
+          <w:numId w:val="1002"/>
         </w:numPr>
         <w:pStyle w:val="Compact"/>
       </w:pPr>
@@ -66,7 +136,7 @@
       <w:pPr>
         <w:numPr>
           <w:ilvl w:val="0"/>
-          <w:numId w:val="1001"/>
+          <w:numId w:val="1002"/>
         </w:numPr>
         <w:pStyle w:val="Compact"/>
       </w:pPr>
@@ -78,7 +148,7 @@
       <w:pPr>
         <w:numPr>
           <w:ilvl w:val="0"/>
-          <w:numId w:val="1001"/>
+          <w:numId w:val="1002"/>
         </w:numPr>
         <w:pStyle w:val="Compact"/>
       </w:pPr>
@@ -90,7 +160,7 @@
       <w:pPr>
         <w:numPr>
           <w:ilvl w:val="0"/>
-          <w:numId w:val="1001"/>
+          <w:numId w:val="1002"/>
         </w:numPr>
         <w:pStyle w:val="Compact"/>
       </w:pPr>
@@ -102,7 +172,7 @@
       <w:pPr>
         <w:numPr>
           <w:ilvl w:val="0"/>
-          <w:numId w:val="1001"/>
+          <w:numId w:val="1002"/>
         </w:numPr>
         <w:pStyle w:val="Compact"/>
       </w:pPr>
@@ -114,7 +184,7 @@
       <w:pPr>
         <w:numPr>
           <w:ilvl w:val="0"/>
-          <w:numId w:val="1001"/>
+          <w:numId w:val="1002"/>
         </w:numPr>
         <w:pStyle w:val="Compact"/>
       </w:pPr>
@@ -122,8 +192,8 @@
         <w:t xml:space="preserve">[완료]</w:t>
       </w:r>
     </w:p>
-    <w:bookmarkEnd w:id="20"/>
-    <w:bookmarkStart w:id="21" w:name="일러스트-개선-잘림-해결-갤러리-실제화면-교체-ccg-b안"/>
+    <w:bookmarkEnd w:id="21"/>
+    <w:bookmarkStart w:id="22" w:name="일러스트-개선-잘림-해결-갤러리-실제화면-교체-ccg-b안"/>
     <w:p>
       <w:pPr>
         <w:pStyle w:val="Heading3"/>
@@ -136,7 +206,7 @@
       <w:pPr>
         <w:numPr>
           <w:ilvl w:val="0"/>
-          <w:numId w:val="1002"/>
+          <w:numId w:val="1003"/>
         </w:numPr>
         <w:pStyle w:val="Compact"/>
       </w:pPr>
@@ -148,7 +218,7 @@
       <w:pPr>
         <w:numPr>
           <w:ilvl w:val="0"/>
-          <w:numId w:val="1002"/>
+          <w:numId w:val="1003"/>
         </w:numPr>
         <w:pStyle w:val="Compact"/>
       </w:pPr>
@@ -160,7 +230,7 @@
       <w:pPr>
         <w:numPr>
           <w:ilvl w:val="0"/>
-          <w:numId w:val="1002"/>
+          <w:numId w:val="1003"/>
         </w:numPr>
         <w:pStyle w:val="Compact"/>
       </w:pPr>
@@ -184,7 +254,7 @@
       <w:pPr>
         <w:numPr>
           <w:ilvl w:val="0"/>
-          <w:numId w:val="1002"/>
+          <w:numId w:val="1003"/>
         </w:numPr>
         <w:pStyle w:val="Compact"/>
       </w:pPr>
@@ -192,8 +262,8 @@
         <w:t xml:space="preserve">[완료]</w:t>
       </w:r>
     </w:p>
-    <w:bookmarkEnd w:id="21"/>
-    <w:bookmarkStart w:id="22" w:name="도입효과-중복-정리-색감-통일-ccg-b안-마무리"/>
+    <w:bookmarkEnd w:id="22"/>
+    <w:bookmarkStart w:id="23" w:name="도입효과-중복-정리-색감-통일-ccg-b안-마무리"/>
     <w:p>
       <w:pPr>
         <w:pStyle w:val="Heading3"/>
@@ -206,7 +276,7 @@
       <w:pPr>
         <w:numPr>
           <w:ilvl w:val="0"/>
-          <w:numId w:val="1003"/>
+          <w:numId w:val="1004"/>
         </w:numPr>
         <w:pStyle w:val="Compact"/>
       </w:pPr>
@@ -218,7 +288,7 @@
       <w:pPr>
         <w:numPr>
           <w:ilvl w:val="0"/>
-          <w:numId w:val="1003"/>
+          <w:numId w:val="1004"/>
         </w:numPr>
         <w:pStyle w:val="Compact"/>
       </w:pPr>
@@ -230,7 +300,7 @@
       <w:pPr>
         <w:numPr>
           <w:ilvl w:val="0"/>
-          <w:numId w:val="1003"/>
+          <w:numId w:val="1004"/>
         </w:numPr>
         <w:pStyle w:val="Compact"/>
       </w:pPr>
@@ -242,7 +312,7 @@
       <w:pPr>
         <w:numPr>
           <w:ilvl w:val="0"/>
-          <w:numId w:val="1003"/>
+          <w:numId w:val="1004"/>
         </w:numPr>
         <w:pStyle w:val="Compact"/>
       </w:pPr>
@@ -254,7 +324,7 @@
       <w:pPr>
         <w:numPr>
           <w:ilvl w:val="0"/>
-          <w:numId w:val="1003"/>
+          <w:numId w:val="1004"/>
         </w:numPr>
         <w:pStyle w:val="Compact"/>
       </w:pPr>
@@ -262,8 +332,8 @@
         <w:t xml:space="preserve">[완료]</w:t>
       </w:r>
     </w:p>
-    <w:bookmarkEnd w:id="22"/>
-    <w:bookmarkStart w:id="23" w:name="solution-섹션-좌우-균형-반응형-개선-ccg"/>
+    <w:bookmarkEnd w:id="23"/>
+    <w:bookmarkStart w:id="24" w:name="solution-섹션-좌우-균형-반응형-개선-ccg"/>
     <w:p>
       <w:pPr>
         <w:pStyle w:val="Heading3"/>
@@ -276,7 +346,7 @@
       <w:pPr>
         <w:numPr>
           <w:ilvl w:val="0"/>
-          <w:numId w:val="1004"/>
+          <w:numId w:val="1005"/>
         </w:numPr>
         <w:pStyle w:val="Compact"/>
       </w:pPr>
@@ -288,7 +358,7 @@
       <w:pPr>
         <w:numPr>
           <w:ilvl w:val="0"/>
-          <w:numId w:val="1004"/>
+          <w:numId w:val="1005"/>
         </w:numPr>
         <w:pStyle w:val="Compact"/>
       </w:pPr>
@@ -300,7 +370,7 @@
       <w:pPr>
         <w:numPr>
           <w:ilvl w:val="0"/>
-          <w:numId w:val="1004"/>
+          <w:numId w:val="1005"/>
         </w:numPr>
         <w:pStyle w:val="Compact"/>
       </w:pPr>
@@ -312,7 +382,7 @@
       <w:pPr>
         <w:numPr>
           <w:ilvl w:val="0"/>
-          <w:numId w:val="1004"/>
+          <w:numId w:val="1005"/>
         </w:numPr>
         <w:pStyle w:val="Compact"/>
       </w:pPr>
@@ -324,7 +394,7 @@
       <w:pPr>
         <w:numPr>
           <w:ilvl w:val="0"/>
-          <w:numId w:val="1004"/>
+          <w:numId w:val="1005"/>
         </w:numPr>
         <w:pStyle w:val="Compact"/>
       </w:pPr>
@@ -336,7 +406,7 @@
       <w:pPr>
         <w:numPr>
           <w:ilvl w:val="0"/>
-          <w:numId w:val="1004"/>
+          <w:numId w:val="1005"/>
         </w:numPr>
         <w:pStyle w:val="Compact"/>
       </w:pPr>
@@ -348,7 +418,7 @@
       <w:pPr>
         <w:numPr>
           <w:ilvl w:val="0"/>
-          <w:numId w:val="1004"/>
+          <w:numId w:val="1005"/>
         </w:numPr>
         <w:pStyle w:val="Compact"/>
       </w:pPr>
@@ -356,8 +426,8 @@
         <w:t xml:space="preserve">[완료]</w:t>
       </w:r>
     </w:p>
-    <w:bookmarkEnd w:id="23"/>
-    <w:bookmarkStart w:id="24" w:name="초기-배포-완료"/>
+    <w:bookmarkEnd w:id="24"/>
+    <w:bookmarkStart w:id="25" w:name="초기-배포-완료"/>
     <w:p>
       <w:pPr>
         <w:pStyle w:val="Heading3"/>
@@ -370,7 +440,7 @@
       <w:pPr>
         <w:numPr>
           <w:ilvl w:val="0"/>
-          <w:numId w:val="1005"/>
+          <w:numId w:val="1006"/>
         </w:numPr>
         <w:pStyle w:val="Compact"/>
       </w:pPr>
@@ -382,7 +452,7 @@
       <w:pPr>
         <w:numPr>
           <w:ilvl w:val="0"/>
-          <w:numId w:val="1005"/>
+          <w:numId w:val="1006"/>
         </w:numPr>
         <w:pStyle w:val="Compact"/>
       </w:pPr>
@@ -394,7 +464,7 @@
       <w:pPr>
         <w:numPr>
           <w:ilvl w:val="0"/>
-          <w:numId w:val="1005"/>
+          <w:numId w:val="1006"/>
         </w:numPr>
         <w:pStyle w:val="Compact"/>
       </w:pPr>
@@ -406,7 +476,7 @@
       <w:pPr>
         <w:numPr>
           <w:ilvl w:val="0"/>
-          <w:numId w:val="1005"/>
+          <w:numId w:val="1006"/>
         </w:numPr>
         <w:pStyle w:val="Compact"/>
       </w:pPr>
@@ -418,7 +488,7 @@
       <w:pPr>
         <w:numPr>
           <w:ilvl w:val="0"/>
-          <w:numId w:val="1005"/>
+          <w:numId w:val="1006"/>
         </w:numPr>
         <w:pStyle w:val="Compact"/>
       </w:pPr>
@@ -430,7 +500,7 @@
       <w:pPr>
         <w:numPr>
           <w:ilvl w:val="0"/>
-          <w:numId w:val="1005"/>
+          <w:numId w:val="1006"/>
         </w:numPr>
         <w:pStyle w:val="Compact"/>
       </w:pPr>
@@ -438,8 +508,8 @@
         <w:t xml:space="preserve">[완료]</w:t>
       </w:r>
     </w:p>
-    <w:bookmarkEnd w:id="24"/>
     <w:bookmarkEnd w:id="25"/>
+    <w:bookmarkEnd w:id="26"/>
     <w:sectPr/>
   </w:body>
 </w:document>
@@ -638,6 +708,9 @@
     <w:abstractNumId w:val="991"/>
   </w:num>
   <w:num w:numId="1005">
+    <w:abstractNumId w:val="991"/>
+  </w:num>
+  <w:num w:numId="1006">
     <w:abstractNumId w:val="991"/>
   </w:num>
 </w:numbering>

--- a/docs/exports/DEV_LOG.docx
+++ b/docs/exports/DEV_LOG.docx
@@ -2,7 +2,7 @@
 <file path=word/document.xml><?xml version="1.0" encoding="utf-8"?>
 <w:document xmlns:w="http://schemas.openxmlformats.org/wordprocessingml/2006/main" xmlns:m="http://schemas.openxmlformats.org/officeDocument/2006/math" xmlns:r="http://schemas.openxmlformats.org/officeDocument/2006/relationships" xmlns:o="urn:schemas-microsoft-com:office:office" xmlns:v="urn:schemas-microsoft-com:vml" xmlns:w10="urn:schemas-microsoft-com:office:word" xmlns:a="http://schemas.openxmlformats.org/drawingml/2006/main" xmlns:pic="http://schemas.openxmlformats.org/drawingml/2006/picture" xmlns:wp="http://schemas.openxmlformats.org/drawingml/2006/wordprocessingDrawing">
   <w:body>
-    <w:bookmarkStart w:id="26" w:name="dev_log-마이피드-b2b-랜딩페이지-abl_landing"/>
+    <w:bookmarkStart w:id="27" w:name="dev_log-마이피드-b2b-랜딩페이지-abl_landing"/>
     <w:p>
       <w:pPr>
         <w:pStyle w:val="Heading1"/>
@@ -11,12 +11,58 @@
         <w:t xml:space="preserve">DEV_LOG — 마이피드 B2B 랜딩페이지 (abl_landing)</w:t>
       </w:r>
     </w:p>
-    <w:bookmarkStart w:id="20" w:name="파일럿-5단계-ai-느낌-svg-실사-사진-교체-ccg"/>
+    <w:bookmarkStart w:id="20" w:name="하단-띠배너-가운데-정렬"/>
     <w:p>
       <w:pPr>
         <w:pStyle w:val="Heading3"/>
       </w:pPr>
       <w:r>
+        <w:t xml:space="preserve">[2026-06-20 23:05] 하단 띠배너 가운데 정렬</w:t>
+      </w:r>
+    </w:p>
+    <w:p>
+      <w:pPr>
+        <w:numPr>
+          <w:ilvl w:val="0"/>
+          <w:numId w:val="1001"/>
+        </w:numPr>
+        <w:pStyle w:val="Compact"/>
+      </w:pPr>
+      <w:r>
+        <w:t xml:space="preserve">하단 플로팅 띠배너의 문구+버튼이 양끝으로 퍼져 있던 것을 가운데로 모음</w:t>
+      </w:r>
+    </w:p>
+    <w:p>
+      <w:pPr>
+        <w:numPr>
+          <w:ilvl w:val="0"/>
+          <w:numId w:val="1001"/>
+        </w:numPr>
+        <w:pStyle w:val="Compact"/>
+      </w:pPr>
+      <w:r>
+        <w:t xml:space="preserve">닫기(×)는 오른쪽 끝에 고정, 모바일에서도 겹치지 않게 여백 확보</w:t>
+      </w:r>
+    </w:p>
+    <w:p>
+      <w:pPr>
+        <w:numPr>
+          <w:ilvl w:val="0"/>
+          <w:numId w:val="1001"/>
+        </w:numPr>
+        <w:pStyle w:val="Compact"/>
+      </w:pPr>
+      <w:r>
+        <w:t xml:space="preserve">[완료]</w:t>
+      </w:r>
+    </w:p>
+    <w:bookmarkEnd w:id="20"/>
+    <w:bookmarkStart w:id="21" w:name="파일럿-5단계-ai-느낌-svg-실사-사진-교체-ccg"/>
+    <w:p>
+      <w:pPr>
+        <w:pStyle w:val="Heading3"/>
+      </w:pPr>
+      <w:r>
         <w:t xml:space="preserve">[2026-06-20 14:30] 파일럿 5단계 — AI 느낌 SVG → 실사 사진 교체 (CCG)</w:t>
       </w:r>
     </w:p>
@@ -24,7 +70,7 @@
       <w:pPr>
         <w:numPr>
           <w:ilvl w:val="0"/>
-          <w:numId w:val="1001"/>
+          <w:numId w:val="1002"/>
         </w:numPr>
         <w:pStyle w:val="Compact"/>
       </w:pPr>
@@ -36,7 +82,7 @@
       <w:pPr>
         <w:numPr>
           <w:ilvl w:val="0"/>
-          <w:numId w:val="1001"/>
+          <w:numId w:val="1002"/>
         </w:numPr>
         <w:pStyle w:val="Compact"/>
       </w:pPr>
@@ -48,7 +94,7 @@
       <w:pPr>
         <w:numPr>
           <w:ilvl w:val="0"/>
-          <w:numId w:val="1001"/>
+          <w:numId w:val="1002"/>
         </w:numPr>
         <w:pStyle w:val="Compact"/>
       </w:pPr>
@@ -60,7 +106,7 @@
       <w:pPr>
         <w:numPr>
           <w:ilvl w:val="0"/>
-          <w:numId w:val="1001"/>
+          <w:numId w:val="1002"/>
         </w:numPr>
         <w:pStyle w:val="Compact"/>
       </w:pPr>
@@ -72,7 +118,7 @@
       <w:pPr>
         <w:numPr>
           <w:ilvl w:val="0"/>
-          <w:numId w:val="1001"/>
+          <w:numId w:val="1002"/>
         </w:numPr>
         <w:pStyle w:val="Compact"/>
       </w:pPr>
@@ -80,8 +126,8 @@
         <w:t xml:space="preserve">[완료]</w:t>
       </w:r>
     </w:p>
-    <w:bookmarkEnd w:id="20"/>
-    <w:bookmarkStart w:id="21" w:name="희미함작은이미지-해결-실사-11장-생성-대형-사진-레이아웃-ccg"/>
+    <w:bookmarkEnd w:id="21"/>
+    <w:bookmarkStart w:id="22" w:name="희미함작은이미지-해결-실사-11장-생성-대형-사진-레이아웃-ccg"/>
     <w:p>
       <w:pPr>
         <w:pStyle w:val="Heading3"/>
@@ -94,7 +140,7 @@
       <w:pPr>
         <w:numPr>
           <w:ilvl w:val="0"/>
-          <w:numId w:val="1002"/>
+          <w:numId w:val="1003"/>
         </w:numPr>
         <w:pStyle w:val="Compact"/>
       </w:pPr>
@@ -106,7 +152,7 @@
       <w:pPr>
         <w:numPr>
           <w:ilvl w:val="0"/>
-          <w:numId w:val="1002"/>
+          <w:numId w:val="1003"/>
         </w:numPr>
         <w:pStyle w:val="Compact"/>
       </w:pPr>
@@ -136,7 +182,7 @@
       <w:pPr>
         <w:numPr>
           <w:ilvl w:val="0"/>
-          <w:numId w:val="1002"/>
+          <w:numId w:val="1003"/>
         </w:numPr>
         <w:pStyle w:val="Compact"/>
       </w:pPr>
@@ -148,7 +194,7 @@
       <w:pPr>
         <w:numPr>
           <w:ilvl w:val="0"/>
-          <w:numId w:val="1002"/>
+          <w:numId w:val="1003"/>
         </w:numPr>
         <w:pStyle w:val="Compact"/>
       </w:pPr>
@@ -160,7 +206,7 @@
       <w:pPr>
         <w:numPr>
           <w:ilvl w:val="0"/>
-          <w:numId w:val="1002"/>
+          <w:numId w:val="1003"/>
         </w:numPr>
         <w:pStyle w:val="Compact"/>
       </w:pPr>
@@ -172,7 +218,7 @@
       <w:pPr>
         <w:numPr>
           <w:ilvl w:val="0"/>
-          <w:numId w:val="1002"/>
+          <w:numId w:val="1003"/>
         </w:numPr>
         <w:pStyle w:val="Compact"/>
       </w:pPr>
@@ -184,7 +230,7 @@
       <w:pPr>
         <w:numPr>
           <w:ilvl w:val="0"/>
-          <w:numId w:val="1002"/>
+          <w:numId w:val="1003"/>
         </w:numPr>
         <w:pStyle w:val="Compact"/>
       </w:pPr>
@@ -192,8 +238,8 @@
         <w:t xml:space="preserve">[완료]</w:t>
       </w:r>
     </w:p>
-    <w:bookmarkEnd w:id="21"/>
-    <w:bookmarkStart w:id="22" w:name="일러스트-개선-잘림-해결-갤러리-실제화면-교체-ccg-b안"/>
+    <w:bookmarkEnd w:id="22"/>
+    <w:bookmarkStart w:id="23" w:name="일러스트-개선-잘림-해결-갤러리-실제화면-교체-ccg-b안"/>
     <w:p>
       <w:pPr>
         <w:pStyle w:val="Heading3"/>
@@ -206,7 +252,7 @@
       <w:pPr>
         <w:numPr>
           <w:ilvl w:val="0"/>
-          <w:numId w:val="1003"/>
+          <w:numId w:val="1004"/>
         </w:numPr>
         <w:pStyle w:val="Compact"/>
       </w:pPr>
@@ -218,7 +264,7 @@
       <w:pPr>
         <w:numPr>
           <w:ilvl w:val="0"/>
-          <w:numId w:val="1003"/>
+          <w:numId w:val="1004"/>
         </w:numPr>
         <w:pStyle w:val="Compact"/>
       </w:pPr>
@@ -230,7 +276,7 @@
       <w:pPr>
         <w:numPr>
           <w:ilvl w:val="0"/>
-          <w:numId w:val="1003"/>
+          <w:numId w:val="1004"/>
         </w:numPr>
         <w:pStyle w:val="Compact"/>
       </w:pPr>
@@ -254,7 +300,7 @@
       <w:pPr>
         <w:numPr>
           <w:ilvl w:val="0"/>
-          <w:numId w:val="1003"/>
+          <w:numId w:val="1004"/>
         </w:numPr>
         <w:pStyle w:val="Compact"/>
       </w:pPr>
@@ -262,8 +308,8 @@
         <w:t xml:space="preserve">[완료]</w:t>
       </w:r>
     </w:p>
-    <w:bookmarkEnd w:id="22"/>
-    <w:bookmarkStart w:id="23" w:name="도입효과-중복-정리-색감-통일-ccg-b안-마무리"/>
+    <w:bookmarkEnd w:id="23"/>
+    <w:bookmarkStart w:id="24" w:name="도입효과-중복-정리-색감-통일-ccg-b안-마무리"/>
     <w:p>
       <w:pPr>
         <w:pStyle w:val="Heading3"/>
@@ -276,7 +322,7 @@
       <w:pPr>
         <w:numPr>
           <w:ilvl w:val="0"/>
-          <w:numId w:val="1004"/>
+          <w:numId w:val="1005"/>
         </w:numPr>
         <w:pStyle w:val="Compact"/>
       </w:pPr>
@@ -288,7 +334,7 @@
       <w:pPr>
         <w:numPr>
           <w:ilvl w:val="0"/>
-          <w:numId w:val="1004"/>
+          <w:numId w:val="1005"/>
         </w:numPr>
         <w:pStyle w:val="Compact"/>
       </w:pPr>
@@ -300,7 +346,7 @@
       <w:pPr>
         <w:numPr>
           <w:ilvl w:val="0"/>
-          <w:numId w:val="1004"/>
+          <w:numId w:val="1005"/>
         </w:numPr>
         <w:pStyle w:val="Compact"/>
       </w:pPr>
@@ -312,7 +358,7 @@
       <w:pPr>
         <w:numPr>
           <w:ilvl w:val="0"/>
-          <w:numId w:val="1004"/>
+          <w:numId w:val="1005"/>
         </w:numPr>
         <w:pStyle w:val="Compact"/>
       </w:pPr>
@@ -324,7 +370,7 @@
       <w:pPr>
         <w:numPr>
           <w:ilvl w:val="0"/>
-          <w:numId w:val="1004"/>
+          <w:numId w:val="1005"/>
         </w:numPr>
         <w:pStyle w:val="Compact"/>
       </w:pPr>
@@ -332,8 +378,8 @@
         <w:t xml:space="preserve">[완료]</w:t>
       </w:r>
     </w:p>
-    <w:bookmarkEnd w:id="23"/>
-    <w:bookmarkStart w:id="24" w:name="solution-섹션-좌우-균형-반응형-개선-ccg"/>
+    <w:bookmarkEnd w:id="24"/>
+    <w:bookmarkStart w:id="25" w:name="solution-섹션-좌우-균형-반응형-개선-ccg"/>
     <w:p>
       <w:pPr>
         <w:pStyle w:val="Heading3"/>
@@ -346,7 +392,7 @@
       <w:pPr>
         <w:numPr>
           <w:ilvl w:val="0"/>
-          <w:numId w:val="1005"/>
+          <w:numId w:val="1006"/>
         </w:numPr>
         <w:pStyle w:val="Compact"/>
       </w:pPr>
@@ -358,7 +404,7 @@
       <w:pPr>
         <w:numPr>
           <w:ilvl w:val="0"/>
-          <w:numId w:val="1005"/>
+          <w:numId w:val="1006"/>
         </w:numPr>
         <w:pStyle w:val="Compact"/>
       </w:pPr>
@@ -370,7 +416,7 @@
       <w:pPr>
         <w:numPr>
           <w:ilvl w:val="0"/>
-          <w:numId w:val="1005"/>
+          <w:numId w:val="1006"/>
         </w:numPr>
         <w:pStyle w:val="Compact"/>
       </w:pPr>
@@ -382,7 +428,7 @@
       <w:pPr>
         <w:numPr>
           <w:ilvl w:val="0"/>
-          <w:numId w:val="1005"/>
+          <w:numId w:val="1006"/>
         </w:numPr>
         <w:pStyle w:val="Compact"/>
       </w:pPr>
@@ -394,7 +440,7 @@
       <w:pPr>
         <w:numPr>
           <w:ilvl w:val="0"/>
-          <w:numId w:val="1005"/>
+          <w:numId w:val="1006"/>
         </w:numPr>
         <w:pStyle w:val="Compact"/>
       </w:pPr>
@@ -406,7 +452,7 @@
       <w:pPr>
         <w:numPr>
           <w:ilvl w:val="0"/>
-          <w:numId w:val="1005"/>
+          <w:numId w:val="1006"/>
         </w:numPr>
         <w:pStyle w:val="Compact"/>
       </w:pPr>
@@ -418,7 +464,7 @@
       <w:pPr>
         <w:numPr>
           <w:ilvl w:val="0"/>
-          <w:numId w:val="1005"/>
+          <w:numId w:val="1006"/>
         </w:numPr>
         <w:pStyle w:val="Compact"/>
       </w:pPr>
@@ -426,8 +472,8 @@
         <w:t xml:space="preserve">[완료]</w:t>
       </w:r>
     </w:p>
-    <w:bookmarkEnd w:id="24"/>
-    <w:bookmarkStart w:id="25" w:name="초기-배포-완료"/>
+    <w:bookmarkEnd w:id="25"/>
+    <w:bookmarkStart w:id="26" w:name="초기-배포-완료"/>
     <w:p>
       <w:pPr>
         <w:pStyle w:val="Heading3"/>
@@ -440,7 +486,7 @@
       <w:pPr>
         <w:numPr>
           <w:ilvl w:val="0"/>
-          <w:numId w:val="1006"/>
+          <w:numId w:val="1007"/>
         </w:numPr>
         <w:pStyle w:val="Compact"/>
       </w:pPr>
@@ -452,7 +498,7 @@
       <w:pPr>
         <w:numPr>
           <w:ilvl w:val="0"/>
-          <w:numId w:val="1006"/>
+          <w:numId w:val="1007"/>
         </w:numPr>
         <w:pStyle w:val="Compact"/>
       </w:pPr>
@@ -464,7 +510,7 @@
       <w:pPr>
         <w:numPr>
           <w:ilvl w:val="0"/>
-          <w:numId w:val="1006"/>
+          <w:numId w:val="1007"/>
         </w:numPr>
         <w:pStyle w:val="Compact"/>
       </w:pPr>
@@ -476,7 +522,7 @@
       <w:pPr>
         <w:numPr>
           <w:ilvl w:val="0"/>
-          <w:numId w:val="1006"/>
+          <w:numId w:val="1007"/>
         </w:numPr>
         <w:pStyle w:val="Compact"/>
       </w:pPr>
@@ -488,7 +534,7 @@
       <w:pPr>
         <w:numPr>
           <w:ilvl w:val="0"/>
-          <w:numId w:val="1006"/>
+          <w:numId w:val="1007"/>
         </w:numPr>
         <w:pStyle w:val="Compact"/>
       </w:pPr>
@@ -500,7 +546,7 @@
       <w:pPr>
         <w:numPr>
           <w:ilvl w:val="0"/>
-          <w:numId w:val="1006"/>
+          <w:numId w:val="1007"/>
         </w:numPr>
         <w:pStyle w:val="Compact"/>
       </w:pPr>
@@ -508,8 +554,8 @@
         <w:t xml:space="preserve">[완료]</w:t>
       </w:r>
     </w:p>
-    <w:bookmarkEnd w:id="25"/>
     <w:bookmarkEnd w:id="26"/>
+    <w:bookmarkEnd w:id="27"/>
     <w:sectPr/>
   </w:body>
 </w:document>
@@ -711,6 +757,9 @@
     <w:abstractNumId w:val="991"/>
   </w:num>
   <w:num w:numId="1006">
+    <w:abstractNumId w:val="991"/>
+  </w:num>
+  <w:num w:numId="1007">
     <w:abstractNumId w:val="991"/>
   </w:num>
 </w:numbering>

--- a/docs/exports/DEV_LOG.docx
+++ b/docs/exports/DEV_LOG.docx
@@ -2,7 +2,7 @@
 <file path=word/document.xml><?xml version="1.0" encoding="utf-8"?>
 <w:document xmlns:w="http://schemas.openxmlformats.org/wordprocessingml/2006/main" xmlns:m="http://schemas.openxmlformats.org/officeDocument/2006/math" xmlns:r="http://schemas.openxmlformats.org/officeDocument/2006/relationships" xmlns:o="urn:schemas-microsoft-com:office:office" xmlns:v="urn:schemas-microsoft-com:vml" xmlns:w10="urn:schemas-microsoft-com:office:word" xmlns:a="http://schemas.openxmlformats.org/drawingml/2006/main" xmlns:pic="http://schemas.openxmlformats.org/drawingml/2006/picture" xmlns:wp="http://schemas.openxmlformats.org/drawingml/2006/wordprocessingDrawing">
   <w:body>
-    <w:bookmarkStart w:id="27" w:name="dev_log-마이피드-b2b-랜딩페이지-abl_landing"/>
+    <w:bookmarkStart w:id="28" w:name="dev_log-마이피드-b2b-랜딩페이지-abl_landing"/>
     <w:p>
       <w:pPr>
         <w:pStyle w:val="Heading1"/>
@@ -11,12 +11,88 @@
         <w:t xml:space="preserve">DEV_LOG — 마이피드 B2B 랜딩페이지 (abl_landing)</w:t>
       </w:r>
     </w:p>
-    <w:bookmarkStart w:id="20" w:name="하단-띠배너-가운데-정렬"/>
+    <w:bookmarkStart w:id="20" w:name="신청-섹션-가치-타일에-상징-아이콘-추가-ccg"/>
     <w:p>
       <w:pPr>
         <w:pStyle w:val="Heading3"/>
       </w:pPr>
       <w:r>
+        <w:t xml:space="preserve">[2026-06-20 23:20] 신청 섹션 가치 타일에 상징 아이콘 추가 (CCG)</w:t>
+      </w:r>
+    </w:p>
+    <w:p>
+      <w:pPr>
+        <w:numPr>
+          <w:ilvl w:val="0"/>
+          <w:numId w:val="1001"/>
+        </w:numPr>
+        <w:pStyle w:val="Compact"/>
+      </w:pPr>
+      <w:r>
+        <w:t xml:space="preserve">마케터 피드백:</w:t>
+      </w:r>
+      <w:r>
+        <w:t xml:space="preserve"> </w:t>
+      </w:r>
+      <w:r>
+        <w:t xml:space="preserve">“</w:t>
+      </w:r>
+      <w:r>
+        <w:t xml:space="preserve">지금 바로 파일럿을 신청하세요</w:t>
+      </w:r>
+      <w:r>
+        <w:t xml:space="preserve">”</w:t>
+      </w:r>
+      <w:r>
+        <w:t xml:space="preserve"> </w:t>
+      </w:r>
+      <w:r>
+        <w:t xml:space="preserve">섹션 4개 타일이 도형(색 박스)만 있어 밋밋함 → 상징 그림 요청</w:t>
+      </w:r>
+    </w:p>
+    <w:p>
+      <w:pPr>
+        <w:numPr>
+          <w:ilvl w:val="0"/>
+          <w:numId w:val="1001"/>
+        </w:numPr>
+        <w:pStyle w:val="Compact"/>
+      </w:pPr>
+      <w:r>
+        <w:t xml:space="preserve">CCG(Codex+Gemini) 점검: 무형 가치라 사진보다 인라인 SVG 라인 아이콘이 적합, 세로 배치(아이콘→큰글자→설명)</w:t>
+      </w:r>
+    </w:p>
+    <w:p>
+      <w:pPr>
+        <w:numPr>
+          <w:ilvl w:val="0"/>
+          <w:numId w:val="1001"/>
+        </w:numPr>
+        <w:pStyle w:val="Compact"/>
+      </w:pPr>
+      <w:r>
+        <w:t xml:space="preserve">추가 아이콘: ₩0=가격태그, 1일=시계, 자유=열린 자물쇠, 보안=방패+체크 (가짜 인증마크 금지 원칙 유지, 외부 라이브러리 없음)</w:t>
+      </w:r>
+    </w:p>
+    <w:p>
+      <w:pPr>
+        <w:numPr>
+          <w:ilvl w:val="0"/>
+          <w:numId w:val="1001"/>
+        </w:numPr>
+        <w:pStyle w:val="Compact"/>
+      </w:pPr>
+      <w:r>
+        <w:t xml:space="preserve">[완료]</w:t>
+      </w:r>
+    </w:p>
+    <w:bookmarkEnd w:id="20"/>
+    <w:bookmarkStart w:id="21" w:name="하단-띠배너-가운데-정렬"/>
+    <w:p>
+      <w:pPr>
+        <w:pStyle w:val="Heading3"/>
+      </w:pPr>
+      <w:r>
         <w:t xml:space="preserve">[2026-06-20 23:05] 하단 띠배너 가운데 정렬</w:t>
       </w:r>
     </w:p>
@@ -24,7 +100,7 @@
       <w:pPr>
         <w:numPr>
           <w:ilvl w:val="0"/>
-          <w:numId w:val="1001"/>
+          <w:numId w:val="1002"/>
         </w:numPr>
         <w:pStyle w:val="Compact"/>
       </w:pPr>
@@ -36,7 +112,7 @@
       <w:pPr>
         <w:numPr>
           <w:ilvl w:val="0"/>
-          <w:numId w:val="1001"/>
+          <w:numId w:val="1002"/>
         </w:numPr>
         <w:pStyle w:val="Compact"/>
       </w:pPr>
@@ -48,7 +124,7 @@
       <w:pPr>
         <w:numPr>
           <w:ilvl w:val="0"/>
-          <w:numId w:val="1001"/>
+          <w:numId w:val="1002"/>
         </w:numPr>
         <w:pStyle w:val="Compact"/>
       </w:pPr>
@@ -56,8 +132,8 @@
         <w:t xml:space="preserve">[완료]</w:t>
       </w:r>
     </w:p>
-    <w:bookmarkEnd w:id="20"/>
-    <w:bookmarkStart w:id="21" w:name="파일럿-5단계-ai-느낌-svg-실사-사진-교체-ccg"/>
+    <w:bookmarkEnd w:id="21"/>
+    <w:bookmarkStart w:id="22" w:name="파일럿-5단계-ai-느낌-svg-실사-사진-교체-ccg"/>
     <w:p>
       <w:pPr>
         <w:pStyle w:val="Heading3"/>
@@ -70,7 +146,7 @@
       <w:pPr>
         <w:numPr>
           <w:ilvl w:val="0"/>
-          <w:numId w:val="1002"/>
+          <w:numId w:val="1003"/>
         </w:numPr>
         <w:pStyle w:val="Compact"/>
       </w:pPr>
@@ -82,7 +158,7 @@
       <w:pPr>
         <w:numPr>
           <w:ilvl w:val="0"/>
-          <w:numId w:val="1002"/>
+          <w:numId w:val="1003"/>
         </w:numPr>
         <w:pStyle w:val="Compact"/>
       </w:pPr>
@@ -94,7 +170,7 @@
       <w:pPr>
         <w:numPr>
           <w:ilvl w:val="0"/>
-          <w:numId w:val="1002"/>
+          <w:numId w:val="1003"/>
         </w:numPr>
         <w:pStyle w:val="Compact"/>
       </w:pPr>
@@ -106,7 +182,7 @@
       <w:pPr>
         <w:numPr>
           <w:ilvl w:val="0"/>
-          <w:numId w:val="1002"/>
+          <w:numId w:val="1003"/>
         </w:numPr>
         <w:pStyle w:val="Compact"/>
       </w:pPr>
@@ -118,7 +194,7 @@
       <w:pPr>
         <w:numPr>
           <w:ilvl w:val="0"/>
-          <w:numId w:val="1002"/>
+          <w:numId w:val="1003"/>
         </w:numPr>
         <w:pStyle w:val="Compact"/>
       </w:pPr>
@@ -126,8 +202,8 @@
         <w:t xml:space="preserve">[완료]</w:t>
       </w:r>
     </w:p>
-    <w:bookmarkEnd w:id="21"/>
-    <w:bookmarkStart w:id="22" w:name="희미함작은이미지-해결-실사-11장-생성-대형-사진-레이아웃-ccg"/>
+    <w:bookmarkEnd w:id="22"/>
+    <w:bookmarkStart w:id="23" w:name="희미함작은이미지-해결-실사-11장-생성-대형-사진-레이아웃-ccg"/>
     <w:p>
       <w:pPr>
         <w:pStyle w:val="Heading3"/>
@@ -140,7 +216,7 @@
       <w:pPr>
         <w:numPr>
           <w:ilvl w:val="0"/>
-          <w:numId w:val="1003"/>
+          <w:numId w:val="1004"/>
         </w:numPr>
         <w:pStyle w:val="Compact"/>
       </w:pPr>
@@ -152,7 +228,7 @@
       <w:pPr>
         <w:numPr>
           <w:ilvl w:val="0"/>
-          <w:numId w:val="1003"/>
+          <w:numId w:val="1004"/>
         </w:numPr>
         <w:pStyle w:val="Compact"/>
       </w:pPr>
@@ -182,7 +258,7 @@
       <w:pPr>
         <w:numPr>
           <w:ilvl w:val="0"/>
-          <w:numId w:val="1003"/>
+          <w:numId w:val="1004"/>
         </w:numPr>
         <w:pStyle w:val="Compact"/>
       </w:pPr>
@@ -194,7 +270,7 @@
       <w:pPr>
         <w:numPr>
           <w:ilvl w:val="0"/>
-          <w:numId w:val="1003"/>
+          <w:numId w:val="1004"/>
         </w:numPr>
         <w:pStyle w:val="Compact"/>
       </w:pPr>
@@ -206,7 +282,7 @@
       <w:pPr>
         <w:numPr>
           <w:ilvl w:val="0"/>
-          <w:numId w:val="1003"/>
+          <w:numId w:val="1004"/>
         </w:numPr>
         <w:pStyle w:val="Compact"/>
       </w:pPr>
@@ -218,7 +294,7 @@
       <w:pPr>
         <w:numPr>
           <w:ilvl w:val="0"/>
-          <w:numId w:val="1003"/>
+          <w:numId w:val="1004"/>
         </w:numPr>
         <w:pStyle w:val="Compact"/>
       </w:pPr>
@@ -230,7 +306,7 @@
       <w:pPr>
         <w:numPr>
           <w:ilvl w:val="0"/>
-          <w:numId w:val="1003"/>
+          <w:numId w:val="1004"/>
         </w:numPr>
         <w:pStyle w:val="Compact"/>
       </w:pPr>
@@ -238,8 +314,8 @@
         <w:t xml:space="preserve">[완료]</w:t>
       </w:r>
     </w:p>
-    <w:bookmarkEnd w:id="22"/>
-    <w:bookmarkStart w:id="23" w:name="일러스트-개선-잘림-해결-갤러리-실제화면-교체-ccg-b안"/>
+    <w:bookmarkEnd w:id="23"/>
+    <w:bookmarkStart w:id="24" w:name="일러스트-개선-잘림-해결-갤러리-실제화면-교체-ccg-b안"/>
     <w:p>
       <w:pPr>
         <w:pStyle w:val="Heading3"/>
@@ -252,7 +328,7 @@
       <w:pPr>
         <w:numPr>
           <w:ilvl w:val="0"/>
-          <w:numId w:val="1004"/>
+          <w:numId w:val="1005"/>
         </w:numPr>
         <w:pStyle w:val="Compact"/>
       </w:pPr>
@@ -264,7 +340,7 @@
       <w:pPr>
         <w:numPr>
           <w:ilvl w:val="0"/>
-          <w:numId w:val="1004"/>
+          <w:numId w:val="1005"/>
         </w:numPr>
         <w:pStyle w:val="Compact"/>
       </w:pPr>
@@ -276,7 +352,7 @@
       <w:pPr>
         <w:numPr>
           <w:ilvl w:val="0"/>
-          <w:numId w:val="1004"/>
+          <w:numId w:val="1005"/>
         </w:numPr>
         <w:pStyle w:val="Compact"/>
       </w:pPr>
@@ -300,7 +376,7 @@
       <w:pPr>
         <w:numPr>
           <w:ilvl w:val="0"/>
-          <w:numId w:val="1004"/>
+          <w:numId w:val="1005"/>
         </w:numPr>
         <w:pStyle w:val="Compact"/>
       </w:pPr>
@@ -308,8 +384,8 @@
         <w:t xml:space="preserve">[완료]</w:t>
       </w:r>
     </w:p>
-    <w:bookmarkEnd w:id="23"/>
-    <w:bookmarkStart w:id="24" w:name="도입효과-중복-정리-색감-통일-ccg-b안-마무리"/>
+    <w:bookmarkEnd w:id="24"/>
+    <w:bookmarkStart w:id="25" w:name="도입효과-중복-정리-색감-통일-ccg-b안-마무리"/>
     <w:p>
       <w:pPr>
         <w:pStyle w:val="Heading3"/>
@@ -322,7 +398,7 @@
       <w:pPr>
         <w:numPr>
           <w:ilvl w:val="0"/>
-          <w:numId w:val="1005"/>
+          <w:numId w:val="1006"/>
         </w:numPr>
         <w:pStyle w:val="Compact"/>
       </w:pPr>
@@ -334,7 +410,7 @@
       <w:pPr>
         <w:numPr>
           <w:ilvl w:val="0"/>
-          <w:numId w:val="1005"/>
+          <w:numId w:val="1006"/>
         </w:numPr>
         <w:pStyle w:val="Compact"/>
       </w:pPr>
@@ -346,7 +422,7 @@
       <w:pPr>
         <w:numPr>
           <w:ilvl w:val="0"/>
-          <w:numId w:val="1005"/>
+          <w:numId w:val="1006"/>
         </w:numPr>
         <w:pStyle w:val="Compact"/>
       </w:pPr>
@@ -358,7 +434,7 @@
       <w:pPr>
         <w:numPr>
           <w:ilvl w:val="0"/>
-          <w:numId w:val="1005"/>
+          <w:numId w:val="1006"/>
         </w:numPr>
         <w:pStyle w:val="Compact"/>
       </w:pPr>
@@ -370,7 +446,7 @@
       <w:pPr>
         <w:numPr>
           <w:ilvl w:val="0"/>
-          <w:numId w:val="1005"/>
+          <w:numId w:val="1006"/>
         </w:numPr>
         <w:pStyle w:val="Compact"/>
       </w:pPr>
@@ -378,8 +454,8 @@
         <w:t xml:space="preserve">[완료]</w:t>
       </w:r>
     </w:p>
-    <w:bookmarkEnd w:id="24"/>
-    <w:bookmarkStart w:id="25" w:name="solution-섹션-좌우-균형-반응형-개선-ccg"/>
+    <w:bookmarkEnd w:id="25"/>
+    <w:bookmarkStart w:id="26" w:name="solution-섹션-좌우-균형-반응형-개선-ccg"/>
     <w:p>
       <w:pPr>
         <w:pStyle w:val="Heading3"/>
@@ -392,7 +468,7 @@
       <w:pPr>
         <w:numPr>
           <w:ilvl w:val="0"/>
-          <w:numId w:val="1006"/>
+          <w:numId w:val="1007"/>
         </w:numPr>
         <w:pStyle w:val="Compact"/>
       </w:pPr>
@@ -404,7 +480,7 @@
       <w:pPr>
         <w:numPr>
           <w:ilvl w:val="0"/>
-          <w:numId w:val="1006"/>
+          <w:numId w:val="1007"/>
         </w:numPr>
         <w:pStyle w:val="Compact"/>
       </w:pPr>
@@ -416,7 +492,7 @@
       <w:pPr>
         <w:numPr>
           <w:ilvl w:val="0"/>
-          <w:numId w:val="1006"/>
+          <w:numId w:val="1007"/>
         </w:numPr>
         <w:pStyle w:val="Compact"/>
       </w:pPr>
@@ -428,7 +504,7 @@
       <w:pPr>
         <w:numPr>
           <w:ilvl w:val="0"/>
-          <w:numId w:val="1006"/>
+          <w:numId w:val="1007"/>
         </w:numPr>
         <w:pStyle w:val="Compact"/>
       </w:pPr>
@@ -440,7 +516,7 @@
       <w:pPr>
         <w:numPr>
           <w:ilvl w:val="0"/>
-          <w:numId w:val="1006"/>
+          <w:numId w:val="1007"/>
         </w:numPr>
         <w:pStyle w:val="Compact"/>
       </w:pPr>
@@ -452,7 +528,7 @@
       <w:pPr>
         <w:numPr>
           <w:ilvl w:val="0"/>
-          <w:numId w:val="1006"/>
+          <w:numId w:val="1007"/>
         </w:numPr>
         <w:pStyle w:val="Compact"/>
       </w:pPr>
@@ -464,7 +540,7 @@
       <w:pPr>
         <w:numPr>
           <w:ilvl w:val="0"/>
-          <w:numId w:val="1006"/>
+          <w:numId w:val="1007"/>
         </w:numPr>
         <w:pStyle w:val="Compact"/>
       </w:pPr>
@@ -472,8 +548,8 @@
         <w:t xml:space="preserve">[완료]</w:t>
       </w:r>
     </w:p>
-    <w:bookmarkEnd w:id="25"/>
-    <w:bookmarkStart w:id="26" w:name="초기-배포-완료"/>
+    <w:bookmarkEnd w:id="26"/>
+    <w:bookmarkStart w:id="27" w:name="초기-배포-완료"/>
     <w:p>
       <w:pPr>
         <w:pStyle w:val="Heading3"/>
@@ -486,7 +562,7 @@
       <w:pPr>
         <w:numPr>
           <w:ilvl w:val="0"/>
-          <w:numId w:val="1007"/>
+          <w:numId w:val="1008"/>
         </w:numPr>
         <w:pStyle w:val="Compact"/>
       </w:pPr>
@@ -498,7 +574,7 @@
       <w:pPr>
         <w:numPr>
           <w:ilvl w:val="0"/>
-          <w:numId w:val="1007"/>
+          <w:numId w:val="1008"/>
         </w:numPr>
         <w:pStyle w:val="Compact"/>
       </w:pPr>
@@ -510,7 +586,7 @@
       <w:pPr>
         <w:numPr>
           <w:ilvl w:val="0"/>
-          <w:numId w:val="1007"/>
+          <w:numId w:val="1008"/>
         </w:numPr>
         <w:pStyle w:val="Compact"/>
       </w:pPr>
@@ -522,7 +598,7 @@
       <w:pPr>
         <w:numPr>
           <w:ilvl w:val="0"/>
-          <w:numId w:val="1007"/>
+          <w:numId w:val="1008"/>
         </w:numPr>
         <w:pStyle w:val="Compact"/>
       </w:pPr>
@@ -534,7 +610,7 @@
       <w:pPr>
         <w:numPr>
           <w:ilvl w:val="0"/>
-          <w:numId w:val="1007"/>
+          <w:numId w:val="1008"/>
         </w:numPr>
         <w:pStyle w:val="Compact"/>
       </w:pPr>
@@ -546,7 +622,7 @@
       <w:pPr>
         <w:numPr>
           <w:ilvl w:val="0"/>
-          <w:numId w:val="1007"/>
+          <w:numId w:val="1008"/>
         </w:numPr>
         <w:pStyle w:val="Compact"/>
       </w:pPr>
@@ -554,8 +630,8 @@
         <w:t xml:space="preserve">[완료]</w:t>
       </w:r>
     </w:p>
-    <w:bookmarkEnd w:id="26"/>
     <w:bookmarkEnd w:id="27"/>
+    <w:bookmarkEnd w:id="28"/>
     <w:sectPr/>
   </w:body>
 </w:document>
@@ -760,6 +836,9 @@
     <w:abstractNumId w:val="991"/>
   </w:num>
   <w:num w:numId="1007">
+    <w:abstractNumId w:val="991"/>
+  </w:num>
+  <w:num w:numId="1008">
     <w:abstractNumId w:val="991"/>
   </w:num>
 </w:numbering>

--- a/docs/exports/DEV_LOG.docx
+++ b/docs/exports/DEV_LOG.docx
@@ -2,7 +2,7 @@
 <file path=word/document.xml><?xml version="1.0" encoding="utf-8"?>
 <w:document xmlns:w="http://schemas.openxmlformats.org/wordprocessingml/2006/main" xmlns:m="http://schemas.openxmlformats.org/officeDocument/2006/math" xmlns:r="http://schemas.openxmlformats.org/officeDocument/2006/relationships" xmlns:o="urn:schemas-microsoft-com:office:office" xmlns:v="urn:schemas-microsoft-com:vml" xmlns:w10="urn:schemas-microsoft-com:office:word" xmlns:a="http://schemas.openxmlformats.org/drawingml/2006/main" xmlns:pic="http://schemas.openxmlformats.org/drawingml/2006/picture" xmlns:wp="http://schemas.openxmlformats.org/drawingml/2006/wordprocessingDrawing">
   <w:body>
-    <w:bookmarkStart w:id="28" w:name="dev_log-마이피드-b2b-랜딩페이지-abl_landing"/>
+    <w:bookmarkStart w:id="29" w:name="dev_log-마이피드-b2b-랜딩페이지-abl_landing"/>
     <w:p>
       <w:pPr>
         <w:pStyle w:val="Heading1"/>
@@ -11,12 +11,88 @@
         <w:t xml:space="preserve">DEV_LOG — 마이피드 B2B 랜딩페이지 (abl_landing)</w:t>
       </w:r>
     </w:p>
-    <w:bookmarkStart w:id="20" w:name="신청-섹션-가치-타일에-상징-아이콘-추가-ccg"/>
+    <w:bookmarkStart w:id="20" w:name="신청-섹션-가치-타일-실사-사진-카드로-교체-ccg"/>
     <w:p>
       <w:pPr>
         <w:pStyle w:val="Heading3"/>
       </w:pPr>
       <w:r>
+        <w:t xml:space="preserve">[2026-06-21 00:30] 신청 섹션 가치 타일 → 실사 사진 카드로 교체 (CCG)</w:t>
+      </w:r>
+    </w:p>
+    <w:p>
+      <w:pPr>
+        <w:numPr>
+          <w:ilvl w:val="0"/>
+          <w:numId w:val="1001"/>
+        </w:numPr>
+        <w:pStyle w:val="Compact"/>
+      </w:pPr>
+      <w:r>
+        <w:t xml:space="preserve">마케터 의도 재확인: 아이콘이 아니라 다른 섹션처럼 실사 사진 배경+흰글씨 오버레이로 통일 요청</w:t>
+      </w:r>
+    </w:p>
+    <w:p>
+      <w:pPr>
+        <w:numPr>
+          <w:ilvl w:val="0"/>
+          <w:numId w:val="1001"/>
+        </w:numPr>
+        <w:pStyle w:val="Compact"/>
+      </w:pPr>
+      <w:r>
+        <w:t xml:space="preserve">직전 라인 아이콘 → 실사 사진 카드로 교체 (gpt-image-1 실사 4장 생성)</w:t>
+      </w:r>
+    </w:p>
+    <w:p>
+      <w:pPr>
+        <w:numPr>
+          <w:ilvl w:val="0"/>
+          <w:numId w:val="1001"/>
+        </w:numPr>
+        <w:pStyle w:val="Compact"/>
+      </w:pPr>
+      <w:r>
+        <w:t xml:space="preserve">CCG(Gemini 안 채택): 무형 가치를 농장 현장 요소로 표현해 뜬금없음 방지</w:t>
+      </w:r>
+      <w:r>
+        <w:t xml:space="preserve"> </w:t>
+      </w:r>
+      <w:r>
+        <w:t xml:space="preserve">· ₩0=농장 진입로(개방감) · 1일=창가 스마트폰 알림 · 자유=열린 울타리 문 · 보안=사료빈 볼트/자물쇠</w:t>
+      </w:r>
+    </w:p>
+    <w:p>
+      <w:pPr>
+        <w:numPr>
+          <w:ilvl w:val="0"/>
+          <w:numId w:val="1001"/>
+        </w:numPr>
+        <w:pStyle w:val="Compact"/>
+      </w:pPr>
+      <w:r>
+        <w:t xml:space="preserve">어두운 오버레이 + text-shadow로 가독성 확보, 저채도 톤으로 4장 통일</w:t>
+      </w:r>
+    </w:p>
+    <w:p>
+      <w:pPr>
+        <w:numPr>
+          <w:ilvl w:val="0"/>
+          <w:numId w:val="1001"/>
+        </w:numPr>
+        <w:pStyle w:val="Compact"/>
+      </w:pPr>
+      <w:r>
+        <w:t xml:space="preserve">[완료]</w:t>
+      </w:r>
+    </w:p>
+    <w:bookmarkEnd w:id="20"/>
+    <w:bookmarkStart w:id="21" w:name="신청-섹션-가치-타일에-상징-아이콘-추가-ccg"/>
+    <w:p>
+      <w:pPr>
+        <w:pStyle w:val="Heading3"/>
+      </w:pPr>
+      <w:r>
         <w:t xml:space="preserve">[2026-06-20 23:20] 신청 섹션 가치 타일에 상징 아이콘 추가 (CCG)</w:t>
       </w:r>
     </w:p>
@@ -24,7 +100,7 @@
       <w:pPr>
         <w:numPr>
           <w:ilvl w:val="0"/>
-          <w:numId w:val="1001"/>
+          <w:numId w:val="1002"/>
         </w:numPr>
         <w:pStyle w:val="Compact"/>
       </w:pPr>
@@ -54,7 +130,7 @@
       <w:pPr>
         <w:numPr>
           <w:ilvl w:val="0"/>
-          <w:numId w:val="1001"/>
+          <w:numId w:val="1002"/>
         </w:numPr>
         <w:pStyle w:val="Compact"/>
       </w:pPr>
@@ -66,7 +142,7 @@
       <w:pPr>
         <w:numPr>
           <w:ilvl w:val="0"/>
-          <w:numId w:val="1001"/>
+          <w:numId w:val="1002"/>
         </w:numPr>
         <w:pStyle w:val="Compact"/>
       </w:pPr>
@@ -78,7 +154,7 @@
       <w:pPr>
         <w:numPr>
           <w:ilvl w:val="0"/>
-          <w:numId w:val="1001"/>
+          <w:numId w:val="1002"/>
         </w:numPr>
         <w:pStyle w:val="Compact"/>
       </w:pPr>
@@ -86,8 +162,8 @@
         <w:t xml:space="preserve">[완료]</w:t>
       </w:r>
     </w:p>
-    <w:bookmarkEnd w:id="20"/>
-    <w:bookmarkStart w:id="21" w:name="하단-띠배너-가운데-정렬"/>
+    <w:bookmarkEnd w:id="21"/>
+    <w:bookmarkStart w:id="22" w:name="하단-띠배너-가운데-정렬"/>
     <w:p>
       <w:pPr>
         <w:pStyle w:val="Heading3"/>
@@ -100,7 +176,7 @@
       <w:pPr>
         <w:numPr>
           <w:ilvl w:val="0"/>
-          <w:numId w:val="1002"/>
+          <w:numId w:val="1003"/>
         </w:numPr>
         <w:pStyle w:val="Compact"/>
       </w:pPr>
@@ -112,7 +188,7 @@
       <w:pPr>
         <w:numPr>
           <w:ilvl w:val="0"/>
-          <w:numId w:val="1002"/>
+          <w:numId w:val="1003"/>
         </w:numPr>
         <w:pStyle w:val="Compact"/>
       </w:pPr>
@@ -124,7 +200,7 @@
       <w:pPr>
         <w:numPr>
           <w:ilvl w:val="0"/>
-          <w:numId w:val="1002"/>
+          <w:numId w:val="1003"/>
         </w:numPr>
         <w:pStyle w:val="Compact"/>
       </w:pPr>
@@ -132,8 +208,8 @@
         <w:t xml:space="preserve">[완료]</w:t>
       </w:r>
     </w:p>
-    <w:bookmarkEnd w:id="21"/>
-    <w:bookmarkStart w:id="22" w:name="파일럿-5단계-ai-느낌-svg-실사-사진-교체-ccg"/>
+    <w:bookmarkEnd w:id="22"/>
+    <w:bookmarkStart w:id="23" w:name="파일럿-5단계-ai-느낌-svg-실사-사진-교체-ccg"/>
     <w:p>
       <w:pPr>
         <w:pStyle w:val="Heading3"/>
@@ -146,7 +222,7 @@
       <w:pPr>
         <w:numPr>
           <w:ilvl w:val="0"/>
-          <w:numId w:val="1003"/>
+          <w:numId w:val="1004"/>
         </w:numPr>
         <w:pStyle w:val="Compact"/>
       </w:pPr>
@@ -158,7 +234,7 @@
       <w:pPr>
         <w:numPr>
           <w:ilvl w:val="0"/>
-          <w:numId w:val="1003"/>
+          <w:numId w:val="1004"/>
         </w:numPr>
         <w:pStyle w:val="Compact"/>
       </w:pPr>
@@ -170,7 +246,7 @@
       <w:pPr>
         <w:numPr>
           <w:ilvl w:val="0"/>
-          <w:numId w:val="1003"/>
+          <w:numId w:val="1004"/>
         </w:numPr>
         <w:pStyle w:val="Compact"/>
       </w:pPr>
@@ -182,7 +258,7 @@
       <w:pPr>
         <w:numPr>
           <w:ilvl w:val="0"/>
-          <w:numId w:val="1003"/>
+          <w:numId w:val="1004"/>
         </w:numPr>
         <w:pStyle w:val="Compact"/>
       </w:pPr>
@@ -194,7 +270,7 @@
       <w:pPr>
         <w:numPr>
           <w:ilvl w:val="0"/>
-          <w:numId w:val="1003"/>
+          <w:numId w:val="1004"/>
         </w:numPr>
         <w:pStyle w:val="Compact"/>
       </w:pPr>
@@ -202,8 +278,8 @@
         <w:t xml:space="preserve">[완료]</w:t>
       </w:r>
     </w:p>
-    <w:bookmarkEnd w:id="22"/>
-    <w:bookmarkStart w:id="23" w:name="희미함작은이미지-해결-실사-11장-생성-대형-사진-레이아웃-ccg"/>
+    <w:bookmarkEnd w:id="23"/>
+    <w:bookmarkStart w:id="24" w:name="희미함작은이미지-해결-실사-11장-생성-대형-사진-레이아웃-ccg"/>
     <w:p>
       <w:pPr>
         <w:pStyle w:val="Heading3"/>
@@ -216,7 +292,7 @@
       <w:pPr>
         <w:numPr>
           <w:ilvl w:val="0"/>
-          <w:numId w:val="1004"/>
+          <w:numId w:val="1005"/>
         </w:numPr>
         <w:pStyle w:val="Compact"/>
       </w:pPr>
@@ -228,7 +304,7 @@
       <w:pPr>
         <w:numPr>
           <w:ilvl w:val="0"/>
-          <w:numId w:val="1004"/>
+          <w:numId w:val="1005"/>
         </w:numPr>
         <w:pStyle w:val="Compact"/>
       </w:pPr>
@@ -258,7 +334,7 @@
       <w:pPr>
         <w:numPr>
           <w:ilvl w:val="0"/>
-          <w:numId w:val="1004"/>
+          <w:numId w:val="1005"/>
         </w:numPr>
         <w:pStyle w:val="Compact"/>
       </w:pPr>
@@ -270,7 +346,7 @@
       <w:pPr>
         <w:numPr>
           <w:ilvl w:val="0"/>
-          <w:numId w:val="1004"/>
+          <w:numId w:val="1005"/>
         </w:numPr>
         <w:pStyle w:val="Compact"/>
       </w:pPr>
@@ -282,7 +358,7 @@
       <w:pPr>
         <w:numPr>
           <w:ilvl w:val="0"/>
-          <w:numId w:val="1004"/>
+          <w:numId w:val="1005"/>
         </w:numPr>
         <w:pStyle w:val="Compact"/>
       </w:pPr>
@@ -294,7 +370,7 @@
       <w:pPr>
         <w:numPr>
           <w:ilvl w:val="0"/>
-          <w:numId w:val="1004"/>
+          <w:numId w:val="1005"/>
         </w:numPr>
         <w:pStyle w:val="Compact"/>
       </w:pPr>
@@ -306,7 +382,7 @@
       <w:pPr>
         <w:numPr>
           <w:ilvl w:val="0"/>
-          <w:numId w:val="1004"/>
+          <w:numId w:val="1005"/>
         </w:numPr>
         <w:pStyle w:val="Compact"/>
       </w:pPr>
@@ -314,8 +390,8 @@
         <w:t xml:space="preserve">[완료]</w:t>
       </w:r>
     </w:p>
-    <w:bookmarkEnd w:id="23"/>
-    <w:bookmarkStart w:id="24" w:name="일러스트-개선-잘림-해결-갤러리-실제화면-교체-ccg-b안"/>
+    <w:bookmarkEnd w:id="24"/>
+    <w:bookmarkStart w:id="25" w:name="일러스트-개선-잘림-해결-갤러리-실제화면-교체-ccg-b안"/>
     <w:p>
       <w:pPr>
         <w:pStyle w:val="Heading3"/>
@@ -328,7 +404,7 @@
       <w:pPr>
         <w:numPr>
           <w:ilvl w:val="0"/>
-          <w:numId w:val="1005"/>
+          <w:numId w:val="1006"/>
         </w:numPr>
         <w:pStyle w:val="Compact"/>
       </w:pPr>
@@ -340,7 +416,7 @@
       <w:pPr>
         <w:numPr>
           <w:ilvl w:val="0"/>
-          <w:numId w:val="1005"/>
+          <w:numId w:val="1006"/>
         </w:numPr>
         <w:pStyle w:val="Compact"/>
       </w:pPr>
@@ -352,7 +428,7 @@
       <w:pPr>
         <w:numPr>
           <w:ilvl w:val="0"/>
-          <w:numId w:val="1005"/>
+          <w:numId w:val="1006"/>
         </w:numPr>
         <w:pStyle w:val="Compact"/>
       </w:pPr>
@@ -376,7 +452,7 @@
       <w:pPr>
         <w:numPr>
           <w:ilvl w:val="0"/>
-          <w:numId w:val="1005"/>
+          <w:numId w:val="1006"/>
         </w:numPr>
         <w:pStyle w:val="Compact"/>
       </w:pPr>
@@ -384,8 +460,8 @@
         <w:t xml:space="preserve">[완료]</w:t>
       </w:r>
     </w:p>
-    <w:bookmarkEnd w:id="24"/>
-    <w:bookmarkStart w:id="25" w:name="도입효과-중복-정리-색감-통일-ccg-b안-마무리"/>
+    <w:bookmarkEnd w:id="25"/>
+    <w:bookmarkStart w:id="26" w:name="도입효과-중복-정리-색감-통일-ccg-b안-마무리"/>
     <w:p>
       <w:pPr>
         <w:pStyle w:val="Heading3"/>
@@ -398,7 +474,7 @@
       <w:pPr>
         <w:numPr>
           <w:ilvl w:val="0"/>
-          <w:numId w:val="1006"/>
+          <w:numId w:val="1007"/>
         </w:numPr>
         <w:pStyle w:val="Compact"/>
       </w:pPr>
@@ -410,7 +486,7 @@
       <w:pPr>
         <w:numPr>
           <w:ilvl w:val="0"/>
-          <w:numId w:val="1006"/>
+          <w:numId w:val="1007"/>
         </w:numPr>
         <w:pStyle w:val="Compact"/>
       </w:pPr>
@@ -422,7 +498,7 @@
       <w:pPr>
         <w:numPr>
           <w:ilvl w:val="0"/>
-          <w:numId w:val="1006"/>
+          <w:numId w:val="1007"/>
         </w:numPr>
         <w:pStyle w:val="Compact"/>
       </w:pPr>
@@ -434,7 +510,7 @@
       <w:pPr>
         <w:numPr>
           <w:ilvl w:val="0"/>
-          <w:numId w:val="1006"/>
+          <w:numId w:val="1007"/>
         </w:numPr>
         <w:pStyle w:val="Compact"/>
       </w:pPr>
@@ -446,7 +522,7 @@
       <w:pPr>
         <w:numPr>
           <w:ilvl w:val="0"/>
-          <w:numId w:val="1006"/>
+          <w:numId w:val="1007"/>
         </w:numPr>
         <w:pStyle w:val="Compact"/>
       </w:pPr>
@@ -454,8 +530,8 @@
         <w:t xml:space="preserve">[완료]</w:t>
       </w:r>
     </w:p>
-    <w:bookmarkEnd w:id="25"/>
-    <w:bookmarkStart w:id="26" w:name="solution-섹션-좌우-균형-반응형-개선-ccg"/>
+    <w:bookmarkEnd w:id="26"/>
+    <w:bookmarkStart w:id="27" w:name="solution-섹션-좌우-균형-반응형-개선-ccg"/>
     <w:p>
       <w:pPr>
         <w:pStyle w:val="Heading3"/>
@@ -468,7 +544,7 @@
       <w:pPr>
         <w:numPr>
           <w:ilvl w:val="0"/>
-          <w:numId w:val="1007"/>
+          <w:numId w:val="1008"/>
         </w:numPr>
         <w:pStyle w:val="Compact"/>
       </w:pPr>
@@ -480,7 +556,7 @@
       <w:pPr>
         <w:numPr>
           <w:ilvl w:val="0"/>
-          <w:numId w:val="1007"/>
+          <w:numId w:val="1008"/>
         </w:numPr>
         <w:pStyle w:val="Compact"/>
       </w:pPr>
@@ -492,7 +568,7 @@
       <w:pPr>
         <w:numPr>
           <w:ilvl w:val="0"/>
-          <w:numId w:val="1007"/>
+          <w:numId w:val="1008"/>
         </w:numPr>
         <w:pStyle w:val="Compact"/>
       </w:pPr>
@@ -504,7 +580,7 @@
       <w:pPr>
         <w:numPr>
           <w:ilvl w:val="0"/>
-          <w:numId w:val="1007"/>
+          <w:numId w:val="1008"/>
         </w:numPr>
         <w:pStyle w:val="Compact"/>
       </w:pPr>
@@ -516,7 +592,7 @@
       <w:pPr>
         <w:numPr>
           <w:ilvl w:val="0"/>
-          <w:numId w:val="1007"/>
+          <w:numId w:val="1008"/>
         </w:numPr>
         <w:pStyle w:val="Compact"/>
       </w:pPr>
@@ -528,7 +604,7 @@
       <w:pPr>
         <w:numPr>
           <w:ilvl w:val="0"/>
-          <w:numId w:val="1007"/>
+          <w:numId w:val="1008"/>
         </w:numPr>
         <w:pStyle w:val="Compact"/>
       </w:pPr>
@@ -540,7 +616,7 @@
       <w:pPr>
         <w:numPr>
           <w:ilvl w:val="0"/>
-          <w:numId w:val="1007"/>
+          <w:numId w:val="1008"/>
         </w:numPr>
         <w:pStyle w:val="Compact"/>
       </w:pPr>
@@ -548,8 +624,8 @@
         <w:t xml:space="preserve">[완료]</w:t>
       </w:r>
     </w:p>
-    <w:bookmarkEnd w:id="26"/>
-    <w:bookmarkStart w:id="27" w:name="초기-배포-완료"/>
+    <w:bookmarkEnd w:id="27"/>
+    <w:bookmarkStart w:id="28" w:name="초기-배포-완료"/>
     <w:p>
       <w:pPr>
         <w:pStyle w:val="Heading3"/>
@@ -562,7 +638,7 @@
       <w:pPr>
         <w:numPr>
           <w:ilvl w:val="0"/>
-          <w:numId w:val="1008"/>
+          <w:numId w:val="1009"/>
         </w:numPr>
         <w:pStyle w:val="Compact"/>
       </w:pPr>
@@ -574,7 +650,7 @@
       <w:pPr>
         <w:numPr>
           <w:ilvl w:val="0"/>
-          <w:numId w:val="1008"/>
+          <w:numId w:val="1009"/>
         </w:numPr>
         <w:pStyle w:val="Compact"/>
       </w:pPr>
@@ -586,7 +662,7 @@
       <w:pPr>
         <w:numPr>
           <w:ilvl w:val="0"/>
-          <w:numId w:val="1008"/>
+          <w:numId w:val="1009"/>
         </w:numPr>
         <w:pStyle w:val="Compact"/>
       </w:pPr>
@@ -598,7 +674,7 @@
       <w:pPr>
         <w:numPr>
           <w:ilvl w:val="0"/>
-          <w:numId w:val="1008"/>
+          <w:numId w:val="1009"/>
         </w:numPr>
         <w:pStyle w:val="Compact"/>
       </w:pPr>
@@ -610,7 +686,7 @@
       <w:pPr>
         <w:numPr>
           <w:ilvl w:val="0"/>
-          <w:numId w:val="1008"/>
+          <w:numId w:val="1009"/>
         </w:numPr>
         <w:pStyle w:val="Compact"/>
       </w:pPr>
@@ -622,7 +698,7 @@
       <w:pPr>
         <w:numPr>
           <w:ilvl w:val="0"/>
-          <w:numId w:val="1008"/>
+          <w:numId w:val="1009"/>
         </w:numPr>
         <w:pStyle w:val="Compact"/>
       </w:pPr>
@@ -630,8 +706,8 @@
         <w:t xml:space="preserve">[완료]</w:t>
       </w:r>
     </w:p>
-    <w:bookmarkEnd w:id="27"/>
     <w:bookmarkEnd w:id="28"/>
+    <w:bookmarkEnd w:id="29"/>
     <w:sectPr/>
   </w:body>
 </w:document>
@@ -839,6 +915,9 @@
     <w:abstractNumId w:val="991"/>
   </w:num>
   <w:num w:numId="1008">
+    <w:abstractNumId w:val="991"/>
+  </w:num>
+  <w:num w:numId="1009">
     <w:abstractNumId w:val="991"/>
   </w:num>
 </w:numbering>

--- a/docs/exports/DEV_LOG.docx
+++ b/docs/exports/DEV_LOG.docx
@@ -2,7 +2,7 @@
 <file path=word/document.xml><?xml version="1.0" encoding="utf-8"?>
 <w:document xmlns:w="http://schemas.openxmlformats.org/wordprocessingml/2006/main" xmlns:m="http://schemas.openxmlformats.org/officeDocument/2006/math" xmlns:r="http://schemas.openxmlformats.org/officeDocument/2006/relationships" xmlns:o="urn:schemas-microsoft-com:office:office" xmlns:v="urn:schemas-microsoft-com:vml" xmlns:w10="urn:schemas-microsoft-com:office:word" xmlns:a="http://schemas.openxmlformats.org/drawingml/2006/main" xmlns:pic="http://schemas.openxmlformats.org/drawingml/2006/picture" xmlns:wp="http://schemas.openxmlformats.org/drawingml/2006/wordprocessingDrawing">
   <w:body>
-    <w:bookmarkStart w:id="29" w:name="dev_log-마이피드-b2b-랜딩페이지-abl_landing"/>
+    <w:bookmarkStart w:id="30" w:name="dev_log-마이피드-b2b-랜딩페이지-abl_landing"/>
     <w:p>
       <w:pPr>
         <w:pStyle w:val="Heading1"/>
@@ -11,12 +11,94 @@
         <w:t xml:space="preserve">DEV_LOG — 마이피드 B2B 랜딩페이지 (abl_landing)</w:t>
       </w:r>
     </w:p>
-    <w:bookmarkStart w:id="20" w:name="신청-섹션-가치-타일-실사-사진-카드로-교체-ccg"/>
+    <w:bookmarkStart w:id="20" w:name="솔루션-5단계-이미지-크게-지그재그-레이아웃-ccg"/>
     <w:p>
       <w:pPr>
         <w:pStyle w:val="Heading3"/>
       </w:pPr>
       <w:r>
+        <w:t xml:space="preserve">[2026-06-21 11:00] 솔루션 5단계 이미지 크게 — 지그재그 레이아웃 (CCG)</w:t>
+      </w:r>
+    </w:p>
+    <w:p>
+      <w:pPr>
+        <w:numPr>
+          <w:ilvl w:val="0"/>
+          <w:numId w:val="1001"/>
+        </w:numPr>
+        <w:pStyle w:val="Compact"/>
+      </w:pPr>
+      <w:r>
+        <w:t xml:space="preserve">마케터 불만: 5단계 이미지가 너무 작게 보임 (좁은 2단 칸 + 120px 고정)</w:t>
+      </w:r>
+    </w:p>
+    <w:p>
+      <w:pPr>
+        <w:numPr>
+          <w:ilvl w:val="0"/>
+          <w:numId w:val="1001"/>
+        </w:numPr>
+        <w:pStyle w:val="Compact"/>
+      </w:pPr>
+      <w:r>
+        <w:t xml:space="preserve">CCG(Codex 구조 / Gemini UX) 자문 후 지그재그 방향 채택</w:t>
+      </w:r>
+    </w:p>
+    <w:p>
+      <w:pPr>
+        <w:numPr>
+          <w:ilvl w:val="0"/>
+          <w:numId w:val="1001"/>
+        </w:numPr>
+        <w:pStyle w:val="Compact"/>
+      </w:pPr>
+      <w:r>
+        <w:t xml:space="preserve">5단계를 2단 좁은 칸에서 꺼내 전체 너비 지그재그(큰 이미지 380px ↔ 텍스트 좌우 교차)로 재구성</w:t>
+      </w:r>
+    </w:p>
+    <w:p>
+      <w:pPr>
+        <w:numPr>
+          <w:ilvl w:val="0"/>
+          <w:numId w:val="1001"/>
+        </w:numPr>
+        <w:pStyle w:val="Compact"/>
+      </w:pPr>
+      <w:r>
+        <w:t xml:space="preserve">중복되던 오른쪽 앱화면 사이드바 제거 (같은 화면이 단계마다 크게 표시됨), 죽은 CSS 정리</w:t>
+      </w:r>
+    </w:p>
+    <w:p>
+      <w:pPr>
+        <w:numPr>
+          <w:ilvl w:val="0"/>
+          <w:numId w:val="1001"/>
+        </w:numPr>
+        <w:pStyle w:val="Compact"/>
+      </w:pPr>
+      <w:r>
+        <w:t xml:space="preserve">모바일: 이미지-텍스트 세로로 쌓임(가로스크롤 없음), 녹색 STEP 배지 유지</w:t>
+      </w:r>
+    </w:p>
+    <w:p>
+      <w:pPr>
+        <w:numPr>
+          <w:ilvl w:val="0"/>
+          <w:numId w:val="1001"/>
+        </w:numPr>
+        <w:pStyle w:val="Compact"/>
+      </w:pPr>
+      <w:r>
+        <w:t xml:space="preserve">[완료]</w:t>
+      </w:r>
+    </w:p>
+    <w:bookmarkEnd w:id="20"/>
+    <w:bookmarkStart w:id="21" w:name="신청-섹션-가치-타일-실사-사진-카드로-교체-ccg"/>
+    <w:p>
+      <w:pPr>
+        <w:pStyle w:val="Heading3"/>
+      </w:pPr>
+      <w:r>
         <w:t xml:space="preserve">[2026-06-21 00:30] 신청 섹션 가치 타일 → 실사 사진 카드로 교체 (CCG)</w:t>
       </w:r>
     </w:p>
@@ -24,7 +106,7 @@
       <w:pPr>
         <w:numPr>
           <w:ilvl w:val="0"/>
-          <w:numId w:val="1001"/>
+          <w:numId w:val="1002"/>
         </w:numPr>
         <w:pStyle w:val="Compact"/>
       </w:pPr>
@@ -36,7 +118,7 @@
       <w:pPr>
         <w:numPr>
           <w:ilvl w:val="0"/>
-          <w:numId w:val="1001"/>
+          <w:numId w:val="1002"/>
         </w:numPr>
         <w:pStyle w:val="Compact"/>
       </w:pPr>
@@ -48,7 +130,7 @@
       <w:pPr>
         <w:numPr>
           <w:ilvl w:val="0"/>
-          <w:numId w:val="1001"/>
+          <w:numId w:val="1002"/>
         </w:numPr>
         <w:pStyle w:val="Compact"/>
       </w:pPr>
@@ -66,7 +148,7 @@
       <w:pPr>
         <w:numPr>
           <w:ilvl w:val="0"/>
-          <w:numId w:val="1001"/>
+          <w:numId w:val="1002"/>
         </w:numPr>
         <w:pStyle w:val="Compact"/>
       </w:pPr>
@@ -78,7 +160,7 @@
       <w:pPr>
         <w:numPr>
           <w:ilvl w:val="0"/>
-          <w:numId w:val="1001"/>
+          <w:numId w:val="1002"/>
         </w:numPr>
         <w:pStyle w:val="Compact"/>
       </w:pPr>
@@ -86,8 +168,8 @@
         <w:t xml:space="preserve">[완료]</w:t>
       </w:r>
     </w:p>
-    <w:bookmarkEnd w:id="20"/>
-    <w:bookmarkStart w:id="21" w:name="신청-섹션-가치-타일에-상징-아이콘-추가-ccg"/>
+    <w:bookmarkEnd w:id="21"/>
+    <w:bookmarkStart w:id="22" w:name="신청-섹션-가치-타일에-상징-아이콘-추가-ccg"/>
     <w:p>
       <w:pPr>
         <w:pStyle w:val="Heading3"/>
@@ -100,7 +182,7 @@
       <w:pPr>
         <w:numPr>
           <w:ilvl w:val="0"/>
-          <w:numId w:val="1002"/>
+          <w:numId w:val="1003"/>
         </w:numPr>
         <w:pStyle w:val="Compact"/>
       </w:pPr>
@@ -130,7 +212,7 @@
       <w:pPr>
         <w:numPr>
           <w:ilvl w:val="0"/>
-          <w:numId w:val="1002"/>
+          <w:numId w:val="1003"/>
         </w:numPr>
         <w:pStyle w:val="Compact"/>
       </w:pPr>
@@ -142,7 +224,7 @@
       <w:pPr>
         <w:numPr>
           <w:ilvl w:val="0"/>
-          <w:numId w:val="1002"/>
+          <w:numId w:val="1003"/>
         </w:numPr>
         <w:pStyle w:val="Compact"/>
       </w:pPr>
@@ -154,7 +236,7 @@
       <w:pPr>
         <w:numPr>
           <w:ilvl w:val="0"/>
-          <w:numId w:val="1002"/>
+          <w:numId w:val="1003"/>
         </w:numPr>
         <w:pStyle w:val="Compact"/>
       </w:pPr>
@@ -162,8 +244,8 @@
         <w:t xml:space="preserve">[완료]</w:t>
       </w:r>
     </w:p>
-    <w:bookmarkEnd w:id="21"/>
-    <w:bookmarkStart w:id="22" w:name="하단-띠배너-가운데-정렬"/>
+    <w:bookmarkEnd w:id="22"/>
+    <w:bookmarkStart w:id="23" w:name="하단-띠배너-가운데-정렬"/>
     <w:p>
       <w:pPr>
         <w:pStyle w:val="Heading3"/>
@@ -176,7 +258,7 @@
       <w:pPr>
         <w:numPr>
           <w:ilvl w:val="0"/>
-          <w:numId w:val="1003"/>
+          <w:numId w:val="1004"/>
         </w:numPr>
         <w:pStyle w:val="Compact"/>
       </w:pPr>
@@ -188,7 +270,7 @@
       <w:pPr>
         <w:numPr>
           <w:ilvl w:val="0"/>
-          <w:numId w:val="1003"/>
+          <w:numId w:val="1004"/>
         </w:numPr>
         <w:pStyle w:val="Compact"/>
       </w:pPr>
@@ -200,7 +282,7 @@
       <w:pPr>
         <w:numPr>
           <w:ilvl w:val="0"/>
-          <w:numId w:val="1003"/>
+          <w:numId w:val="1004"/>
         </w:numPr>
         <w:pStyle w:val="Compact"/>
       </w:pPr>
@@ -208,8 +290,8 @@
         <w:t xml:space="preserve">[완료]</w:t>
       </w:r>
     </w:p>
-    <w:bookmarkEnd w:id="22"/>
-    <w:bookmarkStart w:id="23" w:name="파일럿-5단계-ai-느낌-svg-실사-사진-교체-ccg"/>
+    <w:bookmarkEnd w:id="23"/>
+    <w:bookmarkStart w:id="24" w:name="파일럿-5단계-ai-느낌-svg-실사-사진-교체-ccg"/>
     <w:p>
       <w:pPr>
         <w:pStyle w:val="Heading3"/>
@@ -222,7 +304,7 @@
       <w:pPr>
         <w:numPr>
           <w:ilvl w:val="0"/>
-          <w:numId w:val="1004"/>
+          <w:numId w:val="1005"/>
         </w:numPr>
         <w:pStyle w:val="Compact"/>
       </w:pPr>
@@ -234,7 +316,7 @@
       <w:pPr>
         <w:numPr>
           <w:ilvl w:val="0"/>
-          <w:numId w:val="1004"/>
+          <w:numId w:val="1005"/>
         </w:numPr>
         <w:pStyle w:val="Compact"/>
       </w:pPr>
@@ -246,7 +328,7 @@
       <w:pPr>
         <w:numPr>
           <w:ilvl w:val="0"/>
-          <w:numId w:val="1004"/>
+          <w:numId w:val="1005"/>
         </w:numPr>
         <w:pStyle w:val="Compact"/>
       </w:pPr>
@@ -258,7 +340,7 @@
       <w:pPr>
         <w:numPr>
           <w:ilvl w:val="0"/>
-          <w:numId w:val="1004"/>
+          <w:numId w:val="1005"/>
         </w:numPr>
         <w:pStyle w:val="Compact"/>
       </w:pPr>
@@ -270,7 +352,7 @@
       <w:pPr>
         <w:numPr>
           <w:ilvl w:val="0"/>
-          <w:numId w:val="1004"/>
+          <w:numId w:val="1005"/>
         </w:numPr>
         <w:pStyle w:val="Compact"/>
       </w:pPr>
@@ -278,8 +360,8 @@
         <w:t xml:space="preserve">[완료]</w:t>
       </w:r>
     </w:p>
-    <w:bookmarkEnd w:id="23"/>
-    <w:bookmarkStart w:id="24" w:name="희미함작은이미지-해결-실사-11장-생성-대형-사진-레이아웃-ccg"/>
+    <w:bookmarkEnd w:id="24"/>
+    <w:bookmarkStart w:id="25" w:name="희미함작은이미지-해결-실사-11장-생성-대형-사진-레이아웃-ccg"/>
     <w:p>
       <w:pPr>
         <w:pStyle w:val="Heading3"/>
@@ -292,7 +374,7 @@
       <w:pPr>
         <w:numPr>
           <w:ilvl w:val="0"/>
-          <w:numId w:val="1005"/>
+          <w:numId w:val="1006"/>
         </w:numPr>
         <w:pStyle w:val="Compact"/>
       </w:pPr>
@@ -304,7 +386,7 @@
       <w:pPr>
         <w:numPr>
           <w:ilvl w:val="0"/>
-          <w:numId w:val="1005"/>
+          <w:numId w:val="1006"/>
         </w:numPr>
         <w:pStyle w:val="Compact"/>
       </w:pPr>
@@ -334,7 +416,7 @@
       <w:pPr>
         <w:numPr>
           <w:ilvl w:val="0"/>
-          <w:numId w:val="1005"/>
+          <w:numId w:val="1006"/>
         </w:numPr>
         <w:pStyle w:val="Compact"/>
       </w:pPr>
@@ -346,7 +428,7 @@
       <w:pPr>
         <w:numPr>
           <w:ilvl w:val="0"/>
-          <w:numId w:val="1005"/>
+          <w:numId w:val="1006"/>
         </w:numPr>
         <w:pStyle w:val="Compact"/>
       </w:pPr>
@@ -358,7 +440,7 @@
       <w:pPr>
         <w:numPr>
           <w:ilvl w:val="0"/>
-          <w:numId w:val="1005"/>
+          <w:numId w:val="1006"/>
         </w:numPr>
         <w:pStyle w:val="Compact"/>
       </w:pPr>
@@ -370,7 +452,7 @@
       <w:pPr>
         <w:numPr>
           <w:ilvl w:val="0"/>
-          <w:numId w:val="1005"/>
+          <w:numId w:val="1006"/>
         </w:numPr>
         <w:pStyle w:val="Compact"/>
       </w:pPr>
@@ -382,7 +464,7 @@
       <w:pPr>
         <w:numPr>
           <w:ilvl w:val="0"/>
-          <w:numId w:val="1005"/>
+          <w:numId w:val="1006"/>
         </w:numPr>
         <w:pStyle w:val="Compact"/>
       </w:pPr>
@@ -390,8 +472,8 @@
         <w:t xml:space="preserve">[완료]</w:t>
       </w:r>
     </w:p>
-    <w:bookmarkEnd w:id="24"/>
-    <w:bookmarkStart w:id="25" w:name="일러스트-개선-잘림-해결-갤러리-실제화면-교체-ccg-b안"/>
+    <w:bookmarkEnd w:id="25"/>
+    <w:bookmarkStart w:id="26" w:name="일러스트-개선-잘림-해결-갤러리-실제화면-교체-ccg-b안"/>
     <w:p>
       <w:pPr>
         <w:pStyle w:val="Heading3"/>
@@ -404,7 +486,7 @@
       <w:pPr>
         <w:numPr>
           <w:ilvl w:val="0"/>
-          <w:numId w:val="1006"/>
+          <w:numId w:val="1007"/>
         </w:numPr>
         <w:pStyle w:val="Compact"/>
       </w:pPr>
@@ -416,7 +498,7 @@
       <w:pPr>
         <w:numPr>
           <w:ilvl w:val="0"/>
-          <w:numId w:val="1006"/>
+          <w:numId w:val="1007"/>
         </w:numPr>
         <w:pStyle w:val="Compact"/>
       </w:pPr>
@@ -428,7 +510,7 @@
       <w:pPr>
         <w:numPr>
           <w:ilvl w:val="0"/>
-          <w:numId w:val="1006"/>
+          <w:numId w:val="1007"/>
         </w:numPr>
         <w:pStyle w:val="Compact"/>
       </w:pPr>
@@ -452,7 +534,7 @@
       <w:pPr>
         <w:numPr>
           <w:ilvl w:val="0"/>
-          <w:numId w:val="1006"/>
+          <w:numId w:val="1007"/>
         </w:numPr>
         <w:pStyle w:val="Compact"/>
       </w:pPr>
@@ -460,8 +542,8 @@
         <w:t xml:space="preserve">[완료]</w:t>
       </w:r>
     </w:p>
-    <w:bookmarkEnd w:id="25"/>
-    <w:bookmarkStart w:id="26" w:name="도입효과-중복-정리-색감-통일-ccg-b안-마무리"/>
+    <w:bookmarkEnd w:id="26"/>
+    <w:bookmarkStart w:id="27" w:name="도입효과-중복-정리-색감-통일-ccg-b안-마무리"/>
     <w:p>
       <w:pPr>
         <w:pStyle w:val="Heading3"/>
@@ -474,7 +556,7 @@
       <w:pPr>
         <w:numPr>
           <w:ilvl w:val="0"/>
-          <w:numId w:val="1007"/>
+          <w:numId w:val="1008"/>
         </w:numPr>
         <w:pStyle w:val="Compact"/>
       </w:pPr>
@@ -486,7 +568,7 @@
       <w:pPr>
         <w:numPr>
           <w:ilvl w:val="0"/>
-          <w:numId w:val="1007"/>
+          <w:numId w:val="1008"/>
         </w:numPr>
         <w:pStyle w:val="Compact"/>
       </w:pPr>
@@ -498,7 +580,7 @@
       <w:pPr>
         <w:numPr>
           <w:ilvl w:val="0"/>
-          <w:numId w:val="1007"/>
+          <w:numId w:val="1008"/>
         </w:numPr>
         <w:pStyle w:val="Compact"/>
       </w:pPr>
@@ -510,7 +592,7 @@
       <w:pPr>
         <w:numPr>
           <w:ilvl w:val="0"/>
-          <w:numId w:val="1007"/>
+          <w:numId w:val="1008"/>
         </w:numPr>
         <w:pStyle w:val="Compact"/>
       </w:pPr>
@@ -522,7 +604,7 @@
       <w:pPr>
         <w:numPr>
           <w:ilvl w:val="0"/>
-          <w:numId w:val="1007"/>
+          <w:numId w:val="1008"/>
         </w:numPr>
         <w:pStyle w:val="Compact"/>
       </w:pPr>
@@ -530,8 +612,8 @@
         <w:t xml:space="preserve">[완료]</w:t>
       </w:r>
     </w:p>
-    <w:bookmarkEnd w:id="26"/>
-    <w:bookmarkStart w:id="27" w:name="solution-섹션-좌우-균형-반응형-개선-ccg"/>
+    <w:bookmarkEnd w:id="27"/>
+    <w:bookmarkStart w:id="28" w:name="solution-섹션-좌우-균형-반응형-개선-ccg"/>
     <w:p>
       <w:pPr>
         <w:pStyle w:val="Heading3"/>
@@ -544,7 +626,7 @@
       <w:pPr>
         <w:numPr>
           <w:ilvl w:val="0"/>
-          <w:numId w:val="1008"/>
+          <w:numId w:val="1009"/>
         </w:numPr>
         <w:pStyle w:val="Compact"/>
       </w:pPr>
@@ -556,7 +638,7 @@
       <w:pPr>
         <w:numPr>
           <w:ilvl w:val="0"/>
-          <w:numId w:val="1008"/>
+          <w:numId w:val="1009"/>
         </w:numPr>
         <w:pStyle w:val="Compact"/>
       </w:pPr>
@@ -568,7 +650,7 @@
       <w:pPr>
         <w:numPr>
           <w:ilvl w:val="0"/>
-          <w:numId w:val="1008"/>
+          <w:numId w:val="1009"/>
         </w:numPr>
         <w:pStyle w:val="Compact"/>
       </w:pPr>
@@ -580,7 +662,7 @@
       <w:pPr>
         <w:numPr>
           <w:ilvl w:val="0"/>
-          <w:numId w:val="1008"/>
+          <w:numId w:val="1009"/>
         </w:numPr>
         <w:pStyle w:val="Compact"/>
       </w:pPr>
@@ -592,7 +674,7 @@
       <w:pPr>
         <w:numPr>
           <w:ilvl w:val="0"/>
-          <w:numId w:val="1008"/>
+          <w:numId w:val="1009"/>
         </w:numPr>
         <w:pStyle w:val="Compact"/>
       </w:pPr>
@@ -604,7 +686,7 @@
       <w:pPr>
         <w:numPr>
           <w:ilvl w:val="0"/>
-          <w:numId w:val="1008"/>
+          <w:numId w:val="1009"/>
         </w:numPr>
         <w:pStyle w:val="Compact"/>
       </w:pPr>
@@ -616,7 +698,7 @@
       <w:pPr>
         <w:numPr>
           <w:ilvl w:val="0"/>
-          <w:numId w:val="1008"/>
+          <w:numId w:val="1009"/>
         </w:numPr>
         <w:pStyle w:val="Compact"/>
       </w:pPr>
@@ -624,8 +706,8 @@
         <w:t xml:space="preserve">[완료]</w:t>
       </w:r>
     </w:p>
-    <w:bookmarkEnd w:id="27"/>
-    <w:bookmarkStart w:id="28" w:name="초기-배포-완료"/>
+    <w:bookmarkEnd w:id="28"/>
+    <w:bookmarkStart w:id="29" w:name="초기-배포-완료"/>
     <w:p>
       <w:pPr>
         <w:pStyle w:val="Heading3"/>
@@ -638,7 +720,7 @@
       <w:pPr>
         <w:numPr>
           <w:ilvl w:val="0"/>
-          <w:numId w:val="1009"/>
+          <w:numId w:val="1010"/>
         </w:numPr>
         <w:pStyle w:val="Compact"/>
       </w:pPr>
@@ -650,7 +732,7 @@
       <w:pPr>
         <w:numPr>
           <w:ilvl w:val="0"/>
-          <w:numId w:val="1009"/>
+          <w:numId w:val="1010"/>
         </w:numPr>
         <w:pStyle w:val="Compact"/>
       </w:pPr>
@@ -662,7 +744,7 @@
       <w:pPr>
         <w:numPr>
           <w:ilvl w:val="0"/>
-          <w:numId w:val="1009"/>
+          <w:numId w:val="1010"/>
         </w:numPr>
         <w:pStyle w:val="Compact"/>
       </w:pPr>
@@ -674,7 +756,7 @@
       <w:pPr>
         <w:numPr>
           <w:ilvl w:val="0"/>
-          <w:numId w:val="1009"/>
+          <w:numId w:val="1010"/>
         </w:numPr>
         <w:pStyle w:val="Compact"/>
       </w:pPr>
@@ -686,7 +768,7 @@
       <w:pPr>
         <w:numPr>
           <w:ilvl w:val="0"/>
-          <w:numId w:val="1009"/>
+          <w:numId w:val="1010"/>
         </w:numPr>
         <w:pStyle w:val="Compact"/>
       </w:pPr>
@@ -698,7 +780,7 @@
       <w:pPr>
         <w:numPr>
           <w:ilvl w:val="0"/>
-          <w:numId w:val="1009"/>
+          <w:numId w:val="1010"/>
         </w:numPr>
         <w:pStyle w:val="Compact"/>
       </w:pPr>
@@ -706,8 +788,8 @@
         <w:t xml:space="preserve">[완료]</w:t>
       </w:r>
     </w:p>
-    <w:bookmarkEnd w:id="28"/>
     <w:bookmarkEnd w:id="29"/>
+    <w:bookmarkEnd w:id="30"/>
     <w:sectPr/>
   </w:body>
 </w:document>
@@ -918,6 +1000,9 @@
     <w:abstractNumId w:val="991"/>
   </w:num>
   <w:num w:numId="1009">
+    <w:abstractNumId w:val="991"/>
+  </w:num>
+  <w:num w:numId="1010">
     <w:abstractNumId w:val="991"/>
   </w:num>
 </w:numbering>

--- a/docs/exports/DEV_LOG.docx
+++ b/docs/exports/DEV_LOG.docx
@@ -2,7 +2,7 @@
 <file path=word/document.xml><?xml version="1.0" encoding="utf-8"?>
 <w:document xmlns:w="http://schemas.openxmlformats.org/wordprocessingml/2006/main" xmlns:m="http://schemas.openxmlformats.org/officeDocument/2006/math" xmlns:r="http://schemas.openxmlformats.org/officeDocument/2006/relationships" xmlns:o="urn:schemas-microsoft-com:office:office" xmlns:v="urn:schemas-microsoft-com:vml" xmlns:w10="urn:schemas-microsoft-com:office:word" xmlns:a="http://schemas.openxmlformats.org/drawingml/2006/main" xmlns:pic="http://schemas.openxmlformats.org/drawingml/2006/picture" xmlns:wp="http://schemas.openxmlformats.org/drawingml/2006/wordprocessingDrawing">
   <w:body>
-    <w:bookmarkStart w:id="30" w:name="dev_log-마이피드-b2b-랜딩페이지-abl_landing"/>
+    <w:bookmarkStart w:id="31" w:name="dev_log-마이피드-b2b-랜딩페이지-abl_landing"/>
     <w:p>
       <w:pPr>
         <w:pStyle w:val="Heading1"/>
@@ -11,12 +11,100 @@
         <w:t xml:space="preserve">DEV_LOG — 마이피드 B2B 랜딩페이지 (abl_landing)</w:t>
       </w:r>
     </w:p>
-    <w:bookmarkStart w:id="20" w:name="솔루션-5단계-이미지-크게-지그재그-레이아웃-ccg"/>
+    <w:bookmarkStart w:id="20" w:name="신청-섹션-가치-타일-사진-위-글씨-이미지-위텍스트-아래-카드-ccg"/>
     <w:p>
       <w:pPr>
         <w:pStyle w:val="Heading3"/>
       </w:pPr>
       <w:r>
+        <w:t xml:space="preserve">[2026-06-21 11:55] 신청 섹션 가치 타일 — 사진 위 글씨 → 이미지 위·텍스트 아래 카드 (CCG)</w:t>
+      </w:r>
+    </w:p>
+    <w:p>
+      <w:pPr>
+        <w:numPr>
+          <w:ilvl w:val="0"/>
+          <w:numId w:val="1001"/>
+        </w:numPr>
+        <w:pStyle w:val="Compact"/>
+      </w:pPr>
+      <w:r>
+        <w:t xml:space="preserve">마케터 불만: 사진 위에 흰 글씨를 얹은 게 어설프고 이미지가 작음</w:t>
+      </w:r>
+    </w:p>
+    <w:p>
+      <w:pPr>
+        <w:numPr>
+          <w:ilvl w:val="0"/>
+          <w:numId w:val="1001"/>
+        </w:numPr>
+        <w:pStyle w:val="Compact"/>
+      </w:pPr>
+      <w:r>
+        <w:t xml:space="preserve">CCG(Codex 구조 / Gemini UX) 검토: 둘 다</w:t>
+      </w:r>
+      <w:r>
+        <w:t xml:space="preserve"> </w:t>
+      </w:r>
+      <w:r>
+        <w:t xml:space="preserve">“</w:t>
+      </w:r>
+      <w:r>
+        <w:t xml:space="preserve">이미지 상단+텍스트 하단</w:t>
+      </w:r>
+      <w:r>
+        <w:t xml:space="preserve">”</w:t>
+      </w:r>
+      <w:r>
+        <w:t xml:space="preserve"> </w:t>
+      </w:r>
+      <w:r>
+        <w:t xml:space="preserve">카드 인정, Gemini는 가독성 우선 보완 조언</w:t>
+      </w:r>
+    </w:p>
+    <w:p>
+      <w:pPr>
+        <w:numPr>
+          <w:ilvl w:val="0"/>
+          <w:numId w:val="1001"/>
+        </w:numPr>
+        <w:pStyle w:val="Compact"/>
+      </w:pPr>
+      <w:r>
+        <w:t xml:space="preserve">어두운 오버레이 제거 → 흰 카드 위쪽 큰 사진(220px)+아래쪽 흰 영역에 키워드(녹색 강조)+설명 분리</w:t>
+      </w:r>
+    </w:p>
+    <w:p>
+      <w:pPr>
+        <w:numPr>
+          <w:ilvl w:val="0"/>
+          <w:numId w:val="1001"/>
+        </w:numPr>
+        <w:pStyle w:val="Compact"/>
+      </w:pPr>
+      <w:r>
+        <w:t xml:space="preserve">모바일: 2x2 유지하되 이미지 130px로 축소해 카드가 너무 길어지지 않게</w:t>
+      </w:r>
+    </w:p>
+    <w:p>
+      <w:pPr>
+        <w:numPr>
+          <w:ilvl w:val="0"/>
+          <w:numId w:val="1001"/>
+        </w:numPr>
+        <w:pStyle w:val="Compact"/>
+      </w:pPr>
+      <w:r>
+        <w:t xml:space="preserve">[완료]</w:t>
+      </w:r>
+    </w:p>
+    <w:bookmarkEnd w:id="20"/>
+    <w:bookmarkStart w:id="21" w:name="솔루션-5단계-이미지-크게-지그재그-레이아웃-ccg"/>
+    <w:p>
+      <w:pPr>
+        <w:pStyle w:val="Heading3"/>
+      </w:pPr>
+      <w:r>
         <w:t xml:space="preserve">[2026-06-21 11:00] 솔루션 5단계 이미지 크게 — 지그재그 레이아웃 (CCG)</w:t>
       </w:r>
     </w:p>
@@ -24,7 +112,7 @@
       <w:pPr>
         <w:numPr>
           <w:ilvl w:val="0"/>
-          <w:numId w:val="1001"/>
+          <w:numId w:val="1002"/>
         </w:numPr>
         <w:pStyle w:val="Compact"/>
       </w:pPr>
@@ -36,7 +124,7 @@
       <w:pPr>
         <w:numPr>
           <w:ilvl w:val="0"/>
-          <w:numId w:val="1001"/>
+          <w:numId w:val="1002"/>
         </w:numPr>
         <w:pStyle w:val="Compact"/>
       </w:pPr>
@@ -48,7 +136,7 @@
       <w:pPr>
         <w:numPr>
           <w:ilvl w:val="0"/>
-          <w:numId w:val="1001"/>
+          <w:numId w:val="1002"/>
         </w:numPr>
         <w:pStyle w:val="Compact"/>
       </w:pPr>
@@ -60,7 +148,7 @@
       <w:pPr>
         <w:numPr>
           <w:ilvl w:val="0"/>
-          <w:numId w:val="1001"/>
+          <w:numId w:val="1002"/>
         </w:numPr>
         <w:pStyle w:val="Compact"/>
       </w:pPr>
@@ -72,7 +160,7 @@
       <w:pPr>
         <w:numPr>
           <w:ilvl w:val="0"/>
-          <w:numId w:val="1001"/>
+          <w:numId w:val="1002"/>
         </w:numPr>
         <w:pStyle w:val="Compact"/>
       </w:pPr>
@@ -84,7 +172,7 @@
       <w:pPr>
         <w:numPr>
           <w:ilvl w:val="0"/>
-          <w:numId w:val="1001"/>
+          <w:numId w:val="1002"/>
         </w:numPr>
         <w:pStyle w:val="Compact"/>
       </w:pPr>
@@ -92,8 +180,8 @@
         <w:t xml:space="preserve">[완료]</w:t>
       </w:r>
     </w:p>
-    <w:bookmarkEnd w:id="20"/>
-    <w:bookmarkStart w:id="21" w:name="신청-섹션-가치-타일-실사-사진-카드로-교체-ccg"/>
+    <w:bookmarkEnd w:id="21"/>
+    <w:bookmarkStart w:id="22" w:name="신청-섹션-가치-타일-실사-사진-카드로-교체-ccg"/>
     <w:p>
       <w:pPr>
         <w:pStyle w:val="Heading3"/>
@@ -106,7 +194,7 @@
       <w:pPr>
         <w:numPr>
           <w:ilvl w:val="0"/>
-          <w:numId w:val="1002"/>
+          <w:numId w:val="1003"/>
         </w:numPr>
         <w:pStyle w:val="Compact"/>
       </w:pPr>
@@ -118,7 +206,7 @@
       <w:pPr>
         <w:numPr>
           <w:ilvl w:val="0"/>
-          <w:numId w:val="1002"/>
+          <w:numId w:val="1003"/>
         </w:numPr>
         <w:pStyle w:val="Compact"/>
       </w:pPr>
@@ -130,7 +218,7 @@
       <w:pPr>
         <w:numPr>
           <w:ilvl w:val="0"/>
-          <w:numId w:val="1002"/>
+          <w:numId w:val="1003"/>
         </w:numPr>
         <w:pStyle w:val="Compact"/>
       </w:pPr>
@@ -148,7 +236,7 @@
       <w:pPr>
         <w:numPr>
           <w:ilvl w:val="0"/>
-          <w:numId w:val="1002"/>
+          <w:numId w:val="1003"/>
         </w:numPr>
         <w:pStyle w:val="Compact"/>
       </w:pPr>
@@ -160,7 +248,7 @@
       <w:pPr>
         <w:numPr>
           <w:ilvl w:val="0"/>
-          <w:numId w:val="1002"/>
+          <w:numId w:val="1003"/>
         </w:numPr>
         <w:pStyle w:val="Compact"/>
       </w:pPr>
@@ -168,8 +256,8 @@
         <w:t xml:space="preserve">[완료]</w:t>
       </w:r>
     </w:p>
-    <w:bookmarkEnd w:id="21"/>
-    <w:bookmarkStart w:id="22" w:name="신청-섹션-가치-타일에-상징-아이콘-추가-ccg"/>
+    <w:bookmarkEnd w:id="22"/>
+    <w:bookmarkStart w:id="23" w:name="신청-섹션-가치-타일에-상징-아이콘-추가-ccg"/>
     <w:p>
       <w:pPr>
         <w:pStyle w:val="Heading3"/>
@@ -182,7 +270,7 @@
       <w:pPr>
         <w:numPr>
           <w:ilvl w:val="0"/>
-          <w:numId w:val="1003"/>
+          <w:numId w:val="1004"/>
         </w:numPr>
         <w:pStyle w:val="Compact"/>
       </w:pPr>
@@ -212,7 +300,7 @@
       <w:pPr>
         <w:numPr>
           <w:ilvl w:val="0"/>
-          <w:numId w:val="1003"/>
+          <w:numId w:val="1004"/>
         </w:numPr>
         <w:pStyle w:val="Compact"/>
       </w:pPr>
@@ -224,7 +312,7 @@
       <w:pPr>
         <w:numPr>
           <w:ilvl w:val="0"/>
-          <w:numId w:val="1003"/>
+          <w:numId w:val="1004"/>
         </w:numPr>
         <w:pStyle w:val="Compact"/>
       </w:pPr>
@@ -236,7 +324,7 @@
       <w:pPr>
         <w:numPr>
           <w:ilvl w:val="0"/>
-          <w:numId w:val="1003"/>
+          <w:numId w:val="1004"/>
         </w:numPr>
         <w:pStyle w:val="Compact"/>
       </w:pPr>
@@ -244,8 +332,8 @@
         <w:t xml:space="preserve">[완료]</w:t>
       </w:r>
     </w:p>
-    <w:bookmarkEnd w:id="22"/>
-    <w:bookmarkStart w:id="23" w:name="하단-띠배너-가운데-정렬"/>
+    <w:bookmarkEnd w:id="23"/>
+    <w:bookmarkStart w:id="24" w:name="하단-띠배너-가운데-정렬"/>
     <w:p>
       <w:pPr>
         <w:pStyle w:val="Heading3"/>
@@ -258,7 +346,7 @@
       <w:pPr>
         <w:numPr>
           <w:ilvl w:val="0"/>
-          <w:numId w:val="1004"/>
+          <w:numId w:val="1005"/>
         </w:numPr>
         <w:pStyle w:val="Compact"/>
       </w:pPr>
@@ -270,7 +358,7 @@
       <w:pPr>
         <w:numPr>
           <w:ilvl w:val="0"/>
-          <w:numId w:val="1004"/>
+          <w:numId w:val="1005"/>
         </w:numPr>
         <w:pStyle w:val="Compact"/>
       </w:pPr>
@@ -282,7 +370,7 @@
       <w:pPr>
         <w:numPr>
           <w:ilvl w:val="0"/>
-          <w:numId w:val="1004"/>
+          <w:numId w:val="1005"/>
         </w:numPr>
         <w:pStyle w:val="Compact"/>
       </w:pPr>
@@ -290,8 +378,8 @@
         <w:t xml:space="preserve">[완료]</w:t>
       </w:r>
     </w:p>
-    <w:bookmarkEnd w:id="23"/>
-    <w:bookmarkStart w:id="24" w:name="파일럿-5단계-ai-느낌-svg-실사-사진-교체-ccg"/>
+    <w:bookmarkEnd w:id="24"/>
+    <w:bookmarkStart w:id="25" w:name="파일럿-5단계-ai-느낌-svg-실사-사진-교체-ccg"/>
     <w:p>
       <w:pPr>
         <w:pStyle w:val="Heading3"/>
@@ -304,7 +392,7 @@
       <w:pPr>
         <w:numPr>
           <w:ilvl w:val="0"/>
-          <w:numId w:val="1005"/>
+          <w:numId w:val="1006"/>
         </w:numPr>
         <w:pStyle w:val="Compact"/>
       </w:pPr>
@@ -316,7 +404,7 @@
       <w:pPr>
         <w:numPr>
           <w:ilvl w:val="0"/>
-          <w:numId w:val="1005"/>
+          <w:numId w:val="1006"/>
         </w:numPr>
         <w:pStyle w:val="Compact"/>
       </w:pPr>
@@ -328,7 +416,7 @@
       <w:pPr>
         <w:numPr>
           <w:ilvl w:val="0"/>
-          <w:numId w:val="1005"/>
+          <w:numId w:val="1006"/>
         </w:numPr>
         <w:pStyle w:val="Compact"/>
       </w:pPr>
@@ -340,7 +428,7 @@
       <w:pPr>
         <w:numPr>
           <w:ilvl w:val="0"/>
-          <w:numId w:val="1005"/>
+          <w:numId w:val="1006"/>
         </w:numPr>
         <w:pStyle w:val="Compact"/>
       </w:pPr>
@@ -352,7 +440,7 @@
       <w:pPr>
         <w:numPr>
           <w:ilvl w:val="0"/>
-          <w:numId w:val="1005"/>
+          <w:numId w:val="1006"/>
         </w:numPr>
         <w:pStyle w:val="Compact"/>
       </w:pPr>
@@ -360,8 +448,8 @@
         <w:t xml:space="preserve">[완료]</w:t>
       </w:r>
     </w:p>
-    <w:bookmarkEnd w:id="24"/>
-    <w:bookmarkStart w:id="25" w:name="희미함작은이미지-해결-실사-11장-생성-대형-사진-레이아웃-ccg"/>
+    <w:bookmarkEnd w:id="25"/>
+    <w:bookmarkStart w:id="26" w:name="희미함작은이미지-해결-실사-11장-생성-대형-사진-레이아웃-ccg"/>
     <w:p>
       <w:pPr>
         <w:pStyle w:val="Heading3"/>
@@ -374,7 +462,7 @@
       <w:pPr>
         <w:numPr>
           <w:ilvl w:val="0"/>
-          <w:numId w:val="1006"/>
+          <w:numId w:val="1007"/>
         </w:numPr>
         <w:pStyle w:val="Compact"/>
       </w:pPr>
@@ -386,7 +474,7 @@
       <w:pPr>
         <w:numPr>
           <w:ilvl w:val="0"/>
-          <w:numId w:val="1006"/>
+          <w:numId w:val="1007"/>
         </w:numPr>
         <w:pStyle w:val="Compact"/>
       </w:pPr>
@@ -416,7 +504,7 @@
       <w:pPr>
         <w:numPr>
           <w:ilvl w:val="0"/>
-          <w:numId w:val="1006"/>
+          <w:numId w:val="1007"/>
         </w:numPr>
         <w:pStyle w:val="Compact"/>
       </w:pPr>
@@ -428,7 +516,7 @@
       <w:pPr>
         <w:numPr>
           <w:ilvl w:val="0"/>
-          <w:numId w:val="1006"/>
+          <w:numId w:val="1007"/>
         </w:numPr>
         <w:pStyle w:val="Compact"/>
       </w:pPr>
@@ -440,7 +528,7 @@
       <w:pPr>
         <w:numPr>
           <w:ilvl w:val="0"/>
-          <w:numId w:val="1006"/>
+          <w:numId w:val="1007"/>
         </w:numPr>
         <w:pStyle w:val="Compact"/>
       </w:pPr>
@@ -452,7 +540,7 @@
       <w:pPr>
         <w:numPr>
           <w:ilvl w:val="0"/>
-          <w:numId w:val="1006"/>
+          <w:numId w:val="1007"/>
         </w:numPr>
         <w:pStyle w:val="Compact"/>
       </w:pPr>
@@ -464,7 +552,7 @@
       <w:pPr>
         <w:numPr>
           <w:ilvl w:val="0"/>
-          <w:numId w:val="1006"/>
+          <w:numId w:val="1007"/>
         </w:numPr>
         <w:pStyle w:val="Compact"/>
       </w:pPr>
@@ -472,8 +560,8 @@
         <w:t xml:space="preserve">[완료]</w:t>
       </w:r>
     </w:p>
-    <w:bookmarkEnd w:id="25"/>
-    <w:bookmarkStart w:id="26" w:name="일러스트-개선-잘림-해결-갤러리-실제화면-교체-ccg-b안"/>
+    <w:bookmarkEnd w:id="26"/>
+    <w:bookmarkStart w:id="27" w:name="일러스트-개선-잘림-해결-갤러리-실제화면-교체-ccg-b안"/>
     <w:p>
       <w:pPr>
         <w:pStyle w:val="Heading3"/>
@@ -486,7 +574,7 @@
       <w:pPr>
         <w:numPr>
           <w:ilvl w:val="0"/>
-          <w:numId w:val="1007"/>
+          <w:numId w:val="1008"/>
         </w:numPr>
         <w:pStyle w:val="Compact"/>
       </w:pPr>
@@ -498,7 +586,7 @@
       <w:pPr>
         <w:numPr>
           <w:ilvl w:val="0"/>
-          <w:numId w:val="1007"/>
+          <w:numId w:val="1008"/>
         </w:numPr>
         <w:pStyle w:val="Compact"/>
       </w:pPr>
@@ -510,7 +598,7 @@
       <w:pPr>
         <w:numPr>
           <w:ilvl w:val="0"/>
-          <w:numId w:val="1007"/>
+          <w:numId w:val="1008"/>
         </w:numPr>
         <w:pStyle w:val="Compact"/>
       </w:pPr>
@@ -534,7 +622,7 @@
       <w:pPr>
         <w:numPr>
           <w:ilvl w:val="0"/>
-          <w:numId w:val="1007"/>
+          <w:numId w:val="1008"/>
         </w:numPr>
         <w:pStyle w:val="Compact"/>
       </w:pPr>
@@ -542,8 +630,8 @@
         <w:t xml:space="preserve">[완료]</w:t>
       </w:r>
     </w:p>
-    <w:bookmarkEnd w:id="26"/>
-    <w:bookmarkStart w:id="27" w:name="도입효과-중복-정리-색감-통일-ccg-b안-마무리"/>
+    <w:bookmarkEnd w:id="27"/>
+    <w:bookmarkStart w:id="28" w:name="도입효과-중복-정리-색감-통일-ccg-b안-마무리"/>
     <w:p>
       <w:pPr>
         <w:pStyle w:val="Heading3"/>
@@ -556,7 +644,7 @@
       <w:pPr>
         <w:numPr>
           <w:ilvl w:val="0"/>
-          <w:numId w:val="1008"/>
+          <w:numId w:val="1009"/>
         </w:numPr>
         <w:pStyle w:val="Compact"/>
       </w:pPr>
@@ -568,7 +656,7 @@
       <w:pPr>
         <w:numPr>
           <w:ilvl w:val="0"/>
-          <w:numId w:val="1008"/>
+          <w:numId w:val="1009"/>
         </w:numPr>
         <w:pStyle w:val="Compact"/>
       </w:pPr>
@@ -580,7 +668,7 @@
       <w:pPr>
         <w:numPr>
           <w:ilvl w:val="0"/>
-          <w:numId w:val="1008"/>
+          <w:numId w:val="1009"/>
         </w:numPr>
         <w:pStyle w:val="Compact"/>
       </w:pPr>
@@ -592,7 +680,7 @@
       <w:pPr>
         <w:numPr>
           <w:ilvl w:val="0"/>
-          <w:numId w:val="1008"/>
+          <w:numId w:val="1009"/>
         </w:numPr>
         <w:pStyle w:val="Compact"/>
       </w:pPr>
@@ -604,7 +692,7 @@
       <w:pPr>
         <w:numPr>
           <w:ilvl w:val="0"/>
-          <w:numId w:val="1008"/>
+          <w:numId w:val="1009"/>
         </w:numPr>
         <w:pStyle w:val="Compact"/>
       </w:pPr>
@@ -612,8 +700,8 @@
         <w:t xml:space="preserve">[완료]</w:t>
       </w:r>
     </w:p>
-    <w:bookmarkEnd w:id="27"/>
-    <w:bookmarkStart w:id="28" w:name="solution-섹션-좌우-균형-반응형-개선-ccg"/>
+    <w:bookmarkEnd w:id="28"/>
+    <w:bookmarkStart w:id="29" w:name="solution-섹션-좌우-균형-반응형-개선-ccg"/>
     <w:p>
       <w:pPr>
         <w:pStyle w:val="Heading3"/>
@@ -626,7 +714,7 @@
       <w:pPr>
         <w:numPr>
           <w:ilvl w:val="0"/>
-          <w:numId w:val="1009"/>
+          <w:numId w:val="1010"/>
         </w:numPr>
         <w:pStyle w:val="Compact"/>
       </w:pPr>
@@ -638,7 +726,7 @@
       <w:pPr>
         <w:numPr>
           <w:ilvl w:val="0"/>
-          <w:numId w:val="1009"/>
+          <w:numId w:val="1010"/>
         </w:numPr>
         <w:pStyle w:val="Compact"/>
       </w:pPr>
@@ -650,7 +738,7 @@
       <w:pPr>
         <w:numPr>
           <w:ilvl w:val="0"/>
-          <w:numId w:val="1009"/>
+          <w:numId w:val="1010"/>
         </w:numPr>
         <w:pStyle w:val="Compact"/>
       </w:pPr>
@@ -662,7 +750,7 @@
       <w:pPr>
         <w:numPr>
           <w:ilvl w:val="0"/>
-          <w:numId w:val="1009"/>
+          <w:numId w:val="1010"/>
         </w:numPr>
         <w:pStyle w:val="Compact"/>
       </w:pPr>
@@ -674,7 +762,7 @@
       <w:pPr>
         <w:numPr>
           <w:ilvl w:val="0"/>
-          <w:numId w:val="1009"/>
+          <w:numId w:val="1010"/>
         </w:numPr>
         <w:pStyle w:val="Compact"/>
       </w:pPr>
@@ -686,7 +774,7 @@
       <w:pPr>
         <w:numPr>
           <w:ilvl w:val="0"/>
-          <w:numId w:val="1009"/>
+          <w:numId w:val="1010"/>
         </w:numPr>
         <w:pStyle w:val="Compact"/>
       </w:pPr>
@@ -698,7 +786,7 @@
       <w:pPr>
         <w:numPr>
           <w:ilvl w:val="0"/>
-          <w:numId w:val="1009"/>
+          <w:numId w:val="1010"/>
         </w:numPr>
         <w:pStyle w:val="Compact"/>
       </w:pPr>
@@ -706,8 +794,8 @@
         <w:t xml:space="preserve">[완료]</w:t>
       </w:r>
     </w:p>
-    <w:bookmarkEnd w:id="28"/>
-    <w:bookmarkStart w:id="29" w:name="초기-배포-완료"/>
+    <w:bookmarkEnd w:id="29"/>
+    <w:bookmarkStart w:id="30" w:name="초기-배포-완료"/>
     <w:p>
       <w:pPr>
         <w:pStyle w:val="Heading3"/>
@@ -720,7 +808,7 @@
       <w:pPr>
         <w:numPr>
           <w:ilvl w:val="0"/>
-          <w:numId w:val="1010"/>
+          <w:numId w:val="1011"/>
         </w:numPr>
         <w:pStyle w:val="Compact"/>
       </w:pPr>
@@ -732,7 +820,7 @@
       <w:pPr>
         <w:numPr>
           <w:ilvl w:val="0"/>
-          <w:numId w:val="1010"/>
+          <w:numId w:val="1011"/>
         </w:numPr>
         <w:pStyle w:val="Compact"/>
       </w:pPr>
@@ -744,7 +832,7 @@
       <w:pPr>
         <w:numPr>
           <w:ilvl w:val="0"/>
-          <w:numId w:val="1010"/>
+          <w:numId w:val="1011"/>
         </w:numPr>
         <w:pStyle w:val="Compact"/>
       </w:pPr>
@@ -756,7 +844,7 @@
       <w:pPr>
         <w:numPr>
           <w:ilvl w:val="0"/>
-          <w:numId w:val="1010"/>
+          <w:numId w:val="1011"/>
         </w:numPr>
         <w:pStyle w:val="Compact"/>
       </w:pPr>
@@ -768,7 +856,7 @@
       <w:pPr>
         <w:numPr>
           <w:ilvl w:val="0"/>
-          <w:numId w:val="1010"/>
+          <w:numId w:val="1011"/>
         </w:numPr>
         <w:pStyle w:val="Compact"/>
       </w:pPr>
@@ -780,7 +868,7 @@
       <w:pPr>
         <w:numPr>
           <w:ilvl w:val="0"/>
-          <w:numId w:val="1010"/>
+          <w:numId w:val="1011"/>
         </w:numPr>
         <w:pStyle w:val="Compact"/>
       </w:pPr>
@@ -788,8 +876,8 @@
         <w:t xml:space="preserve">[완료]</w:t>
       </w:r>
     </w:p>
-    <w:bookmarkEnd w:id="29"/>
     <w:bookmarkEnd w:id="30"/>
+    <w:bookmarkEnd w:id="31"/>
     <w:sectPr/>
   </w:body>
 </w:document>
@@ -1003,6 +1091,9 @@
     <w:abstractNumId w:val="991"/>
   </w:num>
   <w:num w:numId="1010">
+    <w:abstractNumId w:val="991"/>
+  </w:num>
+  <w:num w:numId="1011">
     <w:abstractNumId w:val="991"/>
   </w:num>
 </w:numbering>

--- a/docs/exports/DEV_LOG.docx
+++ b/docs/exports/DEV_LOG.docx
@@ -2,7 +2,7 @@
 <file path=word/document.xml><?xml version="1.0" encoding="utf-8"?>
 <w:document xmlns:w="http://schemas.openxmlformats.org/wordprocessingml/2006/main" xmlns:m="http://schemas.openxmlformats.org/officeDocument/2006/math" xmlns:r="http://schemas.openxmlformats.org/officeDocument/2006/relationships" xmlns:o="urn:schemas-microsoft-com:office:office" xmlns:v="urn:schemas-microsoft-com:vml" xmlns:w10="urn:schemas-microsoft-com:office:word" xmlns:a="http://schemas.openxmlformats.org/drawingml/2006/main" xmlns:pic="http://schemas.openxmlformats.org/drawingml/2006/picture" xmlns:wp="http://schemas.openxmlformats.org/drawingml/2006/wordprocessingDrawing">
   <w:body>
-    <w:bookmarkStart w:id="31" w:name="dev_log-마이피드-b2b-랜딩페이지-abl_landing"/>
+    <w:bookmarkStart w:id="32" w:name="dev_log-마이피드-b2b-랜딩페이지-abl_landing"/>
     <w:p>
       <w:pPr>
         <w:pStyle w:val="Heading1"/>
@@ -11,12 +11,70 @@
         <w:t xml:space="preserve">DEV_LOG — 마이피드 B2B 랜딩페이지 (abl_landing)</w:t>
       </w:r>
     </w:p>
-    <w:bookmarkStart w:id="20" w:name="신청-섹션-가치-타일-사진-위-글씨-이미지-위텍스트-아래-카드-ccg"/>
+    <w:bookmarkStart w:id="20" w:name="신청-섹션-가로폭을-사이트-표준1120px에-맞춤"/>
     <w:p>
       <w:pPr>
         <w:pStyle w:val="Heading3"/>
       </w:pPr>
       <w:r>
+        <w:t xml:space="preserve">[2026-06-21 12:25] 신청 섹션 가로폭을 사이트 표준(1120px)에 맞춤</w:t>
+      </w:r>
+    </w:p>
+    <w:p>
+      <w:pPr>
+        <w:numPr>
+          <w:ilvl w:val="0"/>
+          <w:numId w:val="1001"/>
+        </w:numPr>
+        <w:pStyle w:val="Compact"/>
+      </w:pPr>
+      <w:r>
+        <w:t xml:space="preserve">마케터 요청: 맨 위 섹션 너비에 파일럿 신청·개인정보 입력란까지 맞춰라</w:t>
+      </w:r>
+    </w:p>
+    <w:p>
+      <w:pPr>
+        <w:numPr>
+          <w:ilvl w:val="0"/>
+          <w:numId w:val="1001"/>
+        </w:numPr>
+        <w:pStyle w:val="Compact"/>
+      </w:pPr>
+      <w:r>
+        <w:t xml:space="preserve">가치 타일(.trust4) 760px → 1120px 전체 폭, 4개 한 줄 배치(태블릿/모바일은 2x2)</w:t>
+      </w:r>
+    </w:p>
+    <w:p>
+      <w:pPr>
+        <w:numPr>
+          <w:ilvl w:val="0"/>
+          <w:numId w:val="1001"/>
+        </w:numPr>
+        <w:pStyle w:val="Compact"/>
+      </w:pPr>
+      <w:r>
+        <w:t xml:space="preserve">입력 폼(.form-card) 640px → 1120px 전체 폭, 입력칸은 3열(성명·연락처·이메일)+2열(회사명·직함)로 정리해 늘어짐 방지</w:t>
+      </w:r>
+    </w:p>
+    <w:p>
+      <w:pPr>
+        <w:numPr>
+          <w:ilvl w:val="0"/>
+          <w:numId w:val="1001"/>
+        </w:numPr>
+        <w:pStyle w:val="Compact"/>
+      </w:pPr>
+      <w:r>
+        <w:t xml:space="preserve">[완료]</w:t>
+      </w:r>
+    </w:p>
+    <w:bookmarkEnd w:id="20"/>
+    <w:bookmarkStart w:id="21" w:name="신청-섹션-가치-타일-사진-위-글씨-이미지-위텍스트-아래-카드-ccg"/>
+    <w:p>
+      <w:pPr>
+        <w:pStyle w:val="Heading3"/>
+      </w:pPr>
+      <w:r>
         <w:t xml:space="preserve">[2026-06-21 11:55] 신청 섹션 가치 타일 — 사진 위 글씨 → 이미지 위·텍스트 아래 카드 (CCG)</w:t>
       </w:r>
     </w:p>
@@ -24,7 +82,7 @@
       <w:pPr>
         <w:numPr>
           <w:ilvl w:val="0"/>
-          <w:numId w:val="1001"/>
+          <w:numId w:val="1002"/>
         </w:numPr>
         <w:pStyle w:val="Compact"/>
       </w:pPr>
@@ -36,7 +94,7 @@
       <w:pPr>
         <w:numPr>
           <w:ilvl w:val="0"/>
-          <w:numId w:val="1001"/>
+          <w:numId w:val="1002"/>
         </w:numPr>
         <w:pStyle w:val="Compact"/>
       </w:pPr>
@@ -66,7 +124,7 @@
       <w:pPr>
         <w:numPr>
           <w:ilvl w:val="0"/>
-          <w:numId w:val="1001"/>
+          <w:numId w:val="1002"/>
         </w:numPr>
         <w:pStyle w:val="Compact"/>
       </w:pPr>
@@ -78,7 +136,7 @@
       <w:pPr>
         <w:numPr>
           <w:ilvl w:val="0"/>
-          <w:numId w:val="1001"/>
+          <w:numId w:val="1002"/>
         </w:numPr>
         <w:pStyle w:val="Compact"/>
       </w:pPr>
@@ -90,7 +148,7 @@
       <w:pPr>
         <w:numPr>
           <w:ilvl w:val="0"/>
-          <w:numId w:val="1001"/>
+          <w:numId w:val="1002"/>
         </w:numPr>
         <w:pStyle w:val="Compact"/>
       </w:pPr>
@@ -98,8 +156,8 @@
         <w:t xml:space="preserve">[완료]</w:t>
       </w:r>
     </w:p>
-    <w:bookmarkEnd w:id="20"/>
-    <w:bookmarkStart w:id="21" w:name="솔루션-5단계-이미지-크게-지그재그-레이아웃-ccg"/>
+    <w:bookmarkEnd w:id="21"/>
+    <w:bookmarkStart w:id="22" w:name="솔루션-5단계-이미지-크게-지그재그-레이아웃-ccg"/>
     <w:p>
       <w:pPr>
         <w:pStyle w:val="Heading3"/>
@@ -112,7 +170,7 @@
       <w:pPr>
         <w:numPr>
           <w:ilvl w:val="0"/>
-          <w:numId w:val="1002"/>
+          <w:numId w:val="1003"/>
         </w:numPr>
         <w:pStyle w:val="Compact"/>
       </w:pPr>
@@ -124,7 +182,7 @@
       <w:pPr>
         <w:numPr>
           <w:ilvl w:val="0"/>
-          <w:numId w:val="1002"/>
+          <w:numId w:val="1003"/>
         </w:numPr>
         <w:pStyle w:val="Compact"/>
       </w:pPr>
@@ -136,7 +194,7 @@
       <w:pPr>
         <w:numPr>
           <w:ilvl w:val="0"/>
-          <w:numId w:val="1002"/>
+          <w:numId w:val="1003"/>
         </w:numPr>
         <w:pStyle w:val="Compact"/>
       </w:pPr>
@@ -148,7 +206,7 @@
       <w:pPr>
         <w:numPr>
           <w:ilvl w:val="0"/>
-          <w:numId w:val="1002"/>
+          <w:numId w:val="1003"/>
         </w:numPr>
         <w:pStyle w:val="Compact"/>
       </w:pPr>
@@ -160,7 +218,7 @@
       <w:pPr>
         <w:numPr>
           <w:ilvl w:val="0"/>
-          <w:numId w:val="1002"/>
+          <w:numId w:val="1003"/>
         </w:numPr>
         <w:pStyle w:val="Compact"/>
       </w:pPr>
@@ -172,7 +230,7 @@
       <w:pPr>
         <w:numPr>
           <w:ilvl w:val="0"/>
-          <w:numId w:val="1002"/>
+          <w:numId w:val="1003"/>
         </w:numPr>
         <w:pStyle w:val="Compact"/>
       </w:pPr>
@@ -180,8 +238,8 @@
         <w:t xml:space="preserve">[완료]</w:t>
       </w:r>
     </w:p>
-    <w:bookmarkEnd w:id="21"/>
-    <w:bookmarkStart w:id="22" w:name="신청-섹션-가치-타일-실사-사진-카드로-교체-ccg"/>
+    <w:bookmarkEnd w:id="22"/>
+    <w:bookmarkStart w:id="23" w:name="신청-섹션-가치-타일-실사-사진-카드로-교체-ccg"/>
     <w:p>
       <w:pPr>
         <w:pStyle w:val="Heading3"/>
@@ -194,7 +252,7 @@
       <w:pPr>
         <w:numPr>
           <w:ilvl w:val="0"/>
-          <w:numId w:val="1003"/>
+          <w:numId w:val="1004"/>
         </w:numPr>
         <w:pStyle w:val="Compact"/>
       </w:pPr>
@@ -206,7 +264,7 @@
       <w:pPr>
         <w:numPr>
           <w:ilvl w:val="0"/>
-          <w:numId w:val="1003"/>
+          <w:numId w:val="1004"/>
         </w:numPr>
         <w:pStyle w:val="Compact"/>
       </w:pPr>
@@ -218,7 +276,7 @@
       <w:pPr>
         <w:numPr>
           <w:ilvl w:val="0"/>
-          <w:numId w:val="1003"/>
+          <w:numId w:val="1004"/>
         </w:numPr>
         <w:pStyle w:val="Compact"/>
       </w:pPr>
@@ -236,7 +294,7 @@
       <w:pPr>
         <w:numPr>
           <w:ilvl w:val="0"/>
-          <w:numId w:val="1003"/>
+          <w:numId w:val="1004"/>
         </w:numPr>
         <w:pStyle w:val="Compact"/>
       </w:pPr>
@@ -248,7 +306,7 @@
       <w:pPr>
         <w:numPr>
           <w:ilvl w:val="0"/>
-          <w:numId w:val="1003"/>
+          <w:numId w:val="1004"/>
         </w:numPr>
         <w:pStyle w:val="Compact"/>
       </w:pPr>
@@ -256,8 +314,8 @@
         <w:t xml:space="preserve">[완료]</w:t>
       </w:r>
     </w:p>
-    <w:bookmarkEnd w:id="22"/>
-    <w:bookmarkStart w:id="23" w:name="신청-섹션-가치-타일에-상징-아이콘-추가-ccg"/>
+    <w:bookmarkEnd w:id="23"/>
+    <w:bookmarkStart w:id="24" w:name="신청-섹션-가치-타일에-상징-아이콘-추가-ccg"/>
     <w:p>
       <w:pPr>
         <w:pStyle w:val="Heading3"/>
@@ -270,7 +328,7 @@
       <w:pPr>
         <w:numPr>
           <w:ilvl w:val="0"/>
-          <w:numId w:val="1004"/>
+          <w:numId w:val="1005"/>
         </w:numPr>
         <w:pStyle w:val="Compact"/>
       </w:pPr>
@@ -300,7 +358,7 @@
       <w:pPr>
         <w:numPr>
           <w:ilvl w:val="0"/>
-          <w:numId w:val="1004"/>
+          <w:numId w:val="1005"/>
         </w:numPr>
         <w:pStyle w:val="Compact"/>
       </w:pPr>
@@ -312,7 +370,7 @@
       <w:pPr>
         <w:numPr>
           <w:ilvl w:val="0"/>
-          <w:numId w:val="1004"/>
+          <w:numId w:val="1005"/>
         </w:numPr>
         <w:pStyle w:val="Compact"/>
       </w:pPr>
@@ -324,7 +382,7 @@
       <w:pPr>
         <w:numPr>
           <w:ilvl w:val="0"/>
-          <w:numId w:val="1004"/>
+          <w:numId w:val="1005"/>
         </w:numPr>
         <w:pStyle w:val="Compact"/>
       </w:pPr>
@@ -332,8 +390,8 @@
         <w:t xml:space="preserve">[완료]</w:t>
       </w:r>
     </w:p>
-    <w:bookmarkEnd w:id="23"/>
-    <w:bookmarkStart w:id="24" w:name="하단-띠배너-가운데-정렬"/>
+    <w:bookmarkEnd w:id="24"/>
+    <w:bookmarkStart w:id="25" w:name="하단-띠배너-가운데-정렬"/>
     <w:p>
       <w:pPr>
         <w:pStyle w:val="Heading3"/>
@@ -346,7 +404,7 @@
       <w:pPr>
         <w:numPr>
           <w:ilvl w:val="0"/>
-          <w:numId w:val="1005"/>
+          <w:numId w:val="1006"/>
         </w:numPr>
         <w:pStyle w:val="Compact"/>
       </w:pPr>
@@ -358,7 +416,7 @@
       <w:pPr>
         <w:numPr>
           <w:ilvl w:val="0"/>
-          <w:numId w:val="1005"/>
+          <w:numId w:val="1006"/>
         </w:numPr>
         <w:pStyle w:val="Compact"/>
       </w:pPr>
@@ -370,7 +428,7 @@
       <w:pPr>
         <w:numPr>
           <w:ilvl w:val="0"/>
-          <w:numId w:val="1005"/>
+          <w:numId w:val="1006"/>
         </w:numPr>
         <w:pStyle w:val="Compact"/>
       </w:pPr>
@@ -378,8 +436,8 @@
         <w:t xml:space="preserve">[완료]</w:t>
       </w:r>
     </w:p>
-    <w:bookmarkEnd w:id="24"/>
-    <w:bookmarkStart w:id="25" w:name="파일럿-5단계-ai-느낌-svg-실사-사진-교체-ccg"/>
+    <w:bookmarkEnd w:id="25"/>
+    <w:bookmarkStart w:id="26" w:name="파일럿-5단계-ai-느낌-svg-실사-사진-교체-ccg"/>
     <w:p>
       <w:pPr>
         <w:pStyle w:val="Heading3"/>
@@ -392,7 +450,7 @@
       <w:pPr>
         <w:numPr>
           <w:ilvl w:val="0"/>
-          <w:numId w:val="1006"/>
+          <w:numId w:val="1007"/>
         </w:numPr>
         <w:pStyle w:val="Compact"/>
       </w:pPr>
@@ -404,7 +462,7 @@
       <w:pPr>
         <w:numPr>
           <w:ilvl w:val="0"/>
-          <w:numId w:val="1006"/>
+          <w:numId w:val="1007"/>
         </w:numPr>
         <w:pStyle w:val="Compact"/>
       </w:pPr>
@@ -416,7 +474,7 @@
       <w:pPr>
         <w:numPr>
           <w:ilvl w:val="0"/>
-          <w:numId w:val="1006"/>
+          <w:numId w:val="1007"/>
         </w:numPr>
         <w:pStyle w:val="Compact"/>
       </w:pPr>
@@ -428,7 +486,7 @@
       <w:pPr>
         <w:numPr>
           <w:ilvl w:val="0"/>
-          <w:numId w:val="1006"/>
+          <w:numId w:val="1007"/>
         </w:numPr>
         <w:pStyle w:val="Compact"/>
       </w:pPr>
@@ -440,7 +498,7 @@
       <w:pPr>
         <w:numPr>
           <w:ilvl w:val="0"/>
-          <w:numId w:val="1006"/>
+          <w:numId w:val="1007"/>
         </w:numPr>
         <w:pStyle w:val="Compact"/>
       </w:pPr>
@@ -448,8 +506,8 @@
         <w:t xml:space="preserve">[완료]</w:t>
       </w:r>
     </w:p>
-    <w:bookmarkEnd w:id="25"/>
-    <w:bookmarkStart w:id="26" w:name="희미함작은이미지-해결-실사-11장-생성-대형-사진-레이아웃-ccg"/>
+    <w:bookmarkEnd w:id="26"/>
+    <w:bookmarkStart w:id="27" w:name="희미함작은이미지-해결-실사-11장-생성-대형-사진-레이아웃-ccg"/>
     <w:p>
       <w:pPr>
         <w:pStyle w:val="Heading3"/>
@@ -462,7 +520,7 @@
       <w:pPr>
         <w:numPr>
           <w:ilvl w:val="0"/>
-          <w:numId w:val="1007"/>
+          <w:numId w:val="1008"/>
         </w:numPr>
         <w:pStyle w:val="Compact"/>
       </w:pPr>
@@ -474,7 +532,7 @@
       <w:pPr>
         <w:numPr>
           <w:ilvl w:val="0"/>
-          <w:numId w:val="1007"/>
+          <w:numId w:val="1008"/>
         </w:numPr>
         <w:pStyle w:val="Compact"/>
       </w:pPr>
@@ -504,7 +562,7 @@
       <w:pPr>
         <w:numPr>
           <w:ilvl w:val="0"/>
-          <w:numId w:val="1007"/>
+          <w:numId w:val="1008"/>
         </w:numPr>
         <w:pStyle w:val="Compact"/>
       </w:pPr>
@@ -516,7 +574,7 @@
       <w:pPr>
         <w:numPr>
           <w:ilvl w:val="0"/>
-          <w:numId w:val="1007"/>
+          <w:numId w:val="1008"/>
         </w:numPr>
         <w:pStyle w:val="Compact"/>
       </w:pPr>
@@ -528,7 +586,7 @@
       <w:pPr>
         <w:numPr>
           <w:ilvl w:val="0"/>
-          <w:numId w:val="1007"/>
+          <w:numId w:val="1008"/>
         </w:numPr>
         <w:pStyle w:val="Compact"/>
       </w:pPr>
@@ -540,7 +598,7 @@
       <w:pPr>
         <w:numPr>
           <w:ilvl w:val="0"/>
-          <w:numId w:val="1007"/>
+          <w:numId w:val="1008"/>
         </w:numPr>
         <w:pStyle w:val="Compact"/>
       </w:pPr>
@@ -552,7 +610,7 @@
       <w:pPr>
         <w:numPr>
           <w:ilvl w:val="0"/>
-          <w:numId w:val="1007"/>
+          <w:numId w:val="1008"/>
         </w:numPr>
         <w:pStyle w:val="Compact"/>
       </w:pPr>
@@ -560,8 +618,8 @@
         <w:t xml:space="preserve">[완료]</w:t>
       </w:r>
     </w:p>
-    <w:bookmarkEnd w:id="26"/>
-    <w:bookmarkStart w:id="27" w:name="일러스트-개선-잘림-해결-갤러리-실제화면-교체-ccg-b안"/>
+    <w:bookmarkEnd w:id="27"/>
+    <w:bookmarkStart w:id="28" w:name="일러스트-개선-잘림-해결-갤러리-실제화면-교체-ccg-b안"/>
     <w:p>
       <w:pPr>
         <w:pStyle w:val="Heading3"/>
@@ -574,7 +632,7 @@
       <w:pPr>
         <w:numPr>
           <w:ilvl w:val="0"/>
-          <w:numId w:val="1008"/>
+          <w:numId w:val="1009"/>
         </w:numPr>
         <w:pStyle w:val="Compact"/>
       </w:pPr>
@@ -586,7 +644,7 @@
       <w:pPr>
         <w:numPr>
           <w:ilvl w:val="0"/>
-          <w:numId w:val="1008"/>
+          <w:numId w:val="1009"/>
         </w:numPr>
         <w:pStyle w:val="Compact"/>
       </w:pPr>
@@ -598,7 +656,7 @@
       <w:pPr>
         <w:numPr>
           <w:ilvl w:val="0"/>
-          <w:numId w:val="1008"/>
+          <w:numId w:val="1009"/>
         </w:numPr>
         <w:pStyle w:val="Compact"/>
       </w:pPr>
@@ -622,7 +680,7 @@
       <w:pPr>
         <w:numPr>
           <w:ilvl w:val="0"/>
-          <w:numId w:val="1008"/>
+          <w:numId w:val="1009"/>
         </w:numPr>
         <w:pStyle w:val="Compact"/>
       </w:pPr>
@@ -630,8 +688,8 @@
         <w:t xml:space="preserve">[완료]</w:t>
       </w:r>
     </w:p>
-    <w:bookmarkEnd w:id="27"/>
-    <w:bookmarkStart w:id="28" w:name="도입효과-중복-정리-색감-통일-ccg-b안-마무리"/>
+    <w:bookmarkEnd w:id="28"/>
+    <w:bookmarkStart w:id="29" w:name="도입효과-중복-정리-색감-통일-ccg-b안-마무리"/>
     <w:p>
       <w:pPr>
         <w:pStyle w:val="Heading3"/>
@@ -644,7 +702,7 @@
       <w:pPr>
         <w:numPr>
           <w:ilvl w:val="0"/>
-          <w:numId w:val="1009"/>
+          <w:numId w:val="1010"/>
         </w:numPr>
         <w:pStyle w:val="Compact"/>
       </w:pPr>
@@ -656,7 +714,7 @@
       <w:pPr>
         <w:numPr>
           <w:ilvl w:val="0"/>
-          <w:numId w:val="1009"/>
+          <w:numId w:val="1010"/>
         </w:numPr>
         <w:pStyle w:val="Compact"/>
       </w:pPr>
@@ -668,7 +726,7 @@
       <w:pPr>
         <w:numPr>
           <w:ilvl w:val="0"/>
-          <w:numId w:val="1009"/>
+          <w:numId w:val="1010"/>
         </w:numPr>
         <w:pStyle w:val="Compact"/>
       </w:pPr>
@@ -680,7 +738,7 @@
       <w:pPr>
         <w:numPr>
           <w:ilvl w:val="0"/>
-          <w:numId w:val="1009"/>
+          <w:numId w:val="1010"/>
         </w:numPr>
         <w:pStyle w:val="Compact"/>
       </w:pPr>
@@ -692,7 +750,7 @@
       <w:pPr>
         <w:numPr>
           <w:ilvl w:val="0"/>
-          <w:numId w:val="1009"/>
+          <w:numId w:val="1010"/>
         </w:numPr>
         <w:pStyle w:val="Compact"/>
       </w:pPr>
@@ -700,8 +758,8 @@
         <w:t xml:space="preserve">[완료]</w:t>
       </w:r>
     </w:p>
-    <w:bookmarkEnd w:id="28"/>
-    <w:bookmarkStart w:id="29" w:name="solution-섹션-좌우-균형-반응형-개선-ccg"/>
+    <w:bookmarkEnd w:id="29"/>
+    <w:bookmarkStart w:id="30" w:name="solution-섹션-좌우-균형-반응형-개선-ccg"/>
     <w:p>
       <w:pPr>
         <w:pStyle w:val="Heading3"/>
@@ -714,7 +772,7 @@
       <w:pPr>
         <w:numPr>
           <w:ilvl w:val="0"/>
-          <w:numId w:val="1010"/>
+          <w:numId w:val="1011"/>
         </w:numPr>
         <w:pStyle w:val="Compact"/>
       </w:pPr>
@@ -726,7 +784,7 @@
       <w:pPr>
         <w:numPr>
           <w:ilvl w:val="0"/>
-          <w:numId w:val="1010"/>
+          <w:numId w:val="1011"/>
         </w:numPr>
         <w:pStyle w:val="Compact"/>
       </w:pPr>
@@ -738,7 +796,7 @@
       <w:pPr>
         <w:numPr>
           <w:ilvl w:val="0"/>
-          <w:numId w:val="1010"/>
+          <w:numId w:val="1011"/>
         </w:numPr>
         <w:pStyle w:val="Compact"/>
       </w:pPr>
@@ -750,7 +808,7 @@
       <w:pPr>
         <w:numPr>
           <w:ilvl w:val="0"/>
-          <w:numId w:val="1010"/>
+          <w:numId w:val="1011"/>
         </w:numPr>
         <w:pStyle w:val="Compact"/>
       </w:pPr>
@@ -762,7 +820,7 @@
       <w:pPr>
         <w:numPr>
           <w:ilvl w:val="0"/>
-          <w:numId w:val="1010"/>
+          <w:numId w:val="1011"/>
         </w:numPr>
         <w:pStyle w:val="Compact"/>
       </w:pPr>
@@ -774,7 +832,7 @@
       <w:pPr>
         <w:numPr>
           <w:ilvl w:val="0"/>
-          <w:numId w:val="1010"/>
+          <w:numId w:val="1011"/>
         </w:numPr>
         <w:pStyle w:val="Compact"/>
       </w:pPr>
@@ -786,7 +844,7 @@
       <w:pPr>
         <w:numPr>
           <w:ilvl w:val="0"/>
-          <w:numId w:val="1010"/>
+          <w:numId w:val="1011"/>
         </w:numPr>
         <w:pStyle w:val="Compact"/>
       </w:pPr>
@@ -794,8 +852,8 @@
         <w:t xml:space="preserve">[완료]</w:t>
       </w:r>
     </w:p>
-    <w:bookmarkEnd w:id="29"/>
-    <w:bookmarkStart w:id="30" w:name="초기-배포-완료"/>
+    <w:bookmarkEnd w:id="30"/>
+    <w:bookmarkStart w:id="31" w:name="초기-배포-완료"/>
     <w:p>
       <w:pPr>
         <w:pStyle w:val="Heading3"/>
@@ -808,7 +866,7 @@
       <w:pPr>
         <w:numPr>
           <w:ilvl w:val="0"/>
-          <w:numId w:val="1011"/>
+          <w:numId w:val="1012"/>
         </w:numPr>
         <w:pStyle w:val="Compact"/>
       </w:pPr>
@@ -820,7 +878,7 @@
       <w:pPr>
         <w:numPr>
           <w:ilvl w:val="0"/>
-          <w:numId w:val="1011"/>
+          <w:numId w:val="1012"/>
         </w:numPr>
         <w:pStyle w:val="Compact"/>
       </w:pPr>
@@ -832,7 +890,7 @@
       <w:pPr>
         <w:numPr>
           <w:ilvl w:val="0"/>
-          <w:numId w:val="1011"/>
+          <w:numId w:val="1012"/>
         </w:numPr>
         <w:pStyle w:val="Compact"/>
       </w:pPr>
@@ -844,7 +902,7 @@
       <w:pPr>
         <w:numPr>
           <w:ilvl w:val="0"/>
-          <w:numId w:val="1011"/>
+          <w:numId w:val="1012"/>
         </w:numPr>
         <w:pStyle w:val="Compact"/>
       </w:pPr>
@@ -856,7 +914,7 @@
       <w:pPr>
         <w:numPr>
           <w:ilvl w:val="0"/>
-          <w:numId w:val="1011"/>
+          <w:numId w:val="1012"/>
         </w:numPr>
         <w:pStyle w:val="Compact"/>
       </w:pPr>
@@ -868,7 +926,7 @@
       <w:pPr>
         <w:numPr>
           <w:ilvl w:val="0"/>
-          <w:numId w:val="1011"/>
+          <w:numId w:val="1012"/>
         </w:numPr>
         <w:pStyle w:val="Compact"/>
       </w:pPr>
@@ -876,8 +934,8 @@
         <w:t xml:space="preserve">[완료]</w:t>
       </w:r>
     </w:p>
-    <w:bookmarkEnd w:id="30"/>
     <w:bookmarkEnd w:id="31"/>
+    <w:bookmarkEnd w:id="32"/>
     <w:sectPr/>
   </w:body>
 </w:document>
@@ -1094,6 +1152,9 @@
     <w:abstractNumId w:val="991"/>
   </w:num>
   <w:num w:numId="1011">
+    <w:abstractNumId w:val="991"/>
+  </w:num>
+  <w:num w:numId="1012">
     <w:abstractNumId w:val="991"/>
   </w:num>
 </w:numbering>

--- a/docs/exports/DEV_LOG.docx
+++ b/docs/exports/DEV_LOG.docx
@@ -2,7 +2,7 @@
 <file path=word/document.xml><?xml version="1.0" encoding="utf-8"?>
 <w:document xmlns:w="http://schemas.openxmlformats.org/wordprocessingml/2006/main" xmlns:m="http://schemas.openxmlformats.org/officeDocument/2006/math" xmlns:r="http://schemas.openxmlformats.org/officeDocument/2006/relationships" xmlns:o="urn:schemas-microsoft-com:office:office" xmlns:v="urn:schemas-microsoft-com:vml" xmlns:w10="urn:schemas-microsoft-com:office:word" xmlns:a="http://schemas.openxmlformats.org/drawingml/2006/main" xmlns:pic="http://schemas.openxmlformats.org/drawingml/2006/picture" xmlns:wp="http://schemas.openxmlformats.org/drawingml/2006/wordprocessingDrawing">
   <w:body>
-    <w:bookmarkStart w:id="32" w:name="dev_log-마이피드-b2b-랜딩페이지-abl_landing"/>
+    <w:bookmarkStart w:id="33" w:name="dev_log-마이피드-b2b-랜딩페이지-abl_landing"/>
     <w:p>
       <w:pPr>
         <w:pStyle w:val="Heading1"/>
@@ -11,12 +11,100 @@
         <w:t xml:space="preserve">DEV_LOG — 마이피드 B2B 랜딩페이지 (abl_landing)</w:t>
       </w:r>
     </w:p>
-    <w:bookmarkStart w:id="20" w:name="신청-섹션-가로폭을-사이트-표준1120px에-맞춤"/>
+    <w:bookmarkStart w:id="20" w:name="핵심-기능-섹션-좌우-균형-녹색-카드-하단-전체폭-배너-ccg"/>
     <w:p>
       <w:pPr>
         <w:pStyle w:val="Heading3"/>
       </w:pPr>
       <w:r>
+        <w:t xml:space="preserve">[2026-06-21 13:10] 핵심 기능 섹션 좌우 균형 — 녹색 카드 → 하단 전체폭 배너 (CCG)</w:t>
+      </w:r>
+    </w:p>
+    <w:p>
+      <w:pPr>
+        <w:numPr>
+          <w:ilvl w:val="0"/>
+          <w:numId w:val="1001"/>
+        </w:numPr>
+        <w:pStyle w:val="Compact"/>
+      </w:pPr>
+      <w:r>
+        <w:t xml:space="preserve">마케터 불만: 기능 카드가 5개(홀수)+녹색 글자카드라 좌우가 안 맞고, 녹색 칸만 이미지가 없어 어색함</w:t>
+      </w:r>
+    </w:p>
+    <w:p>
+      <w:pPr>
+        <w:numPr>
+          <w:ilvl w:val="0"/>
+          <w:numId w:val="1001"/>
+        </w:numPr>
+        <w:pStyle w:val="Compact"/>
+      </w:pPr>
+      <w:r>
+        <w:t xml:space="preserve">CCG(Codex 구조 / Gemini UX) 모두 같은 결론:</w:t>
+      </w:r>
+      <w:r>
+        <w:t xml:space="preserve"> </w:t>
+      </w:r>
+      <w:r>
+        <w:t xml:space="preserve">“</w:t>
+      </w:r>
+      <w:r>
+        <w:t xml:space="preserve">감에서 데이터로</w:t>
+      </w:r>
+      <w:r>
+        <w:t xml:space="preserve">”</w:t>
+      </w:r>
+      <w:r>
+        <w:t xml:space="preserve"> </w:t>
+      </w:r>
+      <w:r>
+        <w:t xml:space="preserve">문구는 카드에서 빼서 맨 아래 전체폭 메시지 배너로, 기능 5장은 가운데 정렬</w:t>
+      </w:r>
+    </w:p>
+    <w:p>
+      <w:pPr>
+        <w:numPr>
+          <w:ilvl w:val="0"/>
+          <w:numId w:val="1001"/>
+        </w:numPr>
+        <w:pStyle w:val="Compact"/>
+      </w:pPr>
+      <w:r>
+        <w:t xml:space="preserve">그리드(2열 고정) → flex 가운데 정렬로 변경(카드 폭 자동, 큰 화면 3장+2장 가운데 모임 / 태블릿 2장 / 모바일 1장)</w:t>
+      </w:r>
+    </w:p>
+    <w:p>
+      <w:pPr>
+        <w:numPr>
+          <w:ilvl w:val="0"/>
+          <w:numId w:val="1001"/>
+        </w:numPr>
+        <w:pStyle w:val="Compact"/>
+      </w:pPr>
+      <w:r>
+        <w:t xml:space="preserve">이미지 없던 녹색 글자카드 제거 → 모든 기능 카드가 사진+제목+설명으로 통일</w:t>
+      </w:r>
+    </w:p>
+    <w:p>
+      <w:pPr>
+        <w:numPr>
+          <w:ilvl w:val="0"/>
+          <w:numId w:val="1001"/>
+        </w:numPr>
+        <w:pStyle w:val="Compact"/>
+      </w:pPr>
+      <w:r>
+        <w:t xml:space="preserve">[완료]</w:t>
+      </w:r>
+    </w:p>
+    <w:bookmarkEnd w:id="20"/>
+    <w:bookmarkStart w:id="21" w:name="신청-섹션-가로폭을-사이트-표준1120px에-맞춤"/>
+    <w:p>
+      <w:pPr>
+        <w:pStyle w:val="Heading3"/>
+      </w:pPr>
+      <w:r>
         <w:t xml:space="preserve">[2026-06-21 12:25] 신청 섹션 가로폭을 사이트 표준(1120px)에 맞춤</w:t>
       </w:r>
     </w:p>
@@ -24,7 +112,7 @@
       <w:pPr>
         <w:numPr>
           <w:ilvl w:val="0"/>
-          <w:numId w:val="1001"/>
+          <w:numId w:val="1002"/>
         </w:numPr>
         <w:pStyle w:val="Compact"/>
       </w:pPr>
@@ -36,7 +124,7 @@
       <w:pPr>
         <w:numPr>
           <w:ilvl w:val="0"/>
-          <w:numId w:val="1001"/>
+          <w:numId w:val="1002"/>
         </w:numPr>
         <w:pStyle w:val="Compact"/>
       </w:pPr>
@@ -48,7 +136,7 @@
       <w:pPr>
         <w:numPr>
           <w:ilvl w:val="0"/>
-          <w:numId w:val="1001"/>
+          <w:numId w:val="1002"/>
         </w:numPr>
         <w:pStyle w:val="Compact"/>
       </w:pPr>
@@ -60,7 +148,7 @@
       <w:pPr>
         <w:numPr>
           <w:ilvl w:val="0"/>
-          <w:numId w:val="1001"/>
+          <w:numId w:val="1002"/>
         </w:numPr>
         <w:pStyle w:val="Compact"/>
       </w:pPr>
@@ -68,8 +156,8 @@
         <w:t xml:space="preserve">[완료]</w:t>
       </w:r>
     </w:p>
-    <w:bookmarkEnd w:id="20"/>
-    <w:bookmarkStart w:id="21" w:name="신청-섹션-가치-타일-사진-위-글씨-이미지-위텍스트-아래-카드-ccg"/>
+    <w:bookmarkEnd w:id="21"/>
+    <w:bookmarkStart w:id="22" w:name="신청-섹션-가치-타일-사진-위-글씨-이미지-위텍스트-아래-카드-ccg"/>
     <w:p>
       <w:pPr>
         <w:pStyle w:val="Heading3"/>
@@ -82,7 +170,7 @@
       <w:pPr>
         <w:numPr>
           <w:ilvl w:val="0"/>
-          <w:numId w:val="1002"/>
+          <w:numId w:val="1003"/>
         </w:numPr>
         <w:pStyle w:val="Compact"/>
       </w:pPr>
@@ -94,7 +182,7 @@
       <w:pPr>
         <w:numPr>
           <w:ilvl w:val="0"/>
-          <w:numId w:val="1002"/>
+          <w:numId w:val="1003"/>
         </w:numPr>
         <w:pStyle w:val="Compact"/>
       </w:pPr>
@@ -124,7 +212,7 @@
       <w:pPr>
         <w:numPr>
           <w:ilvl w:val="0"/>
-          <w:numId w:val="1002"/>
+          <w:numId w:val="1003"/>
         </w:numPr>
         <w:pStyle w:val="Compact"/>
       </w:pPr>
@@ -136,7 +224,7 @@
       <w:pPr>
         <w:numPr>
           <w:ilvl w:val="0"/>
-          <w:numId w:val="1002"/>
+          <w:numId w:val="1003"/>
         </w:numPr>
         <w:pStyle w:val="Compact"/>
       </w:pPr>
@@ -148,7 +236,7 @@
       <w:pPr>
         <w:numPr>
           <w:ilvl w:val="0"/>
-          <w:numId w:val="1002"/>
+          <w:numId w:val="1003"/>
         </w:numPr>
         <w:pStyle w:val="Compact"/>
       </w:pPr>
@@ -156,8 +244,8 @@
         <w:t xml:space="preserve">[완료]</w:t>
       </w:r>
     </w:p>
-    <w:bookmarkEnd w:id="21"/>
-    <w:bookmarkStart w:id="22" w:name="솔루션-5단계-이미지-크게-지그재그-레이아웃-ccg"/>
+    <w:bookmarkEnd w:id="22"/>
+    <w:bookmarkStart w:id="23" w:name="솔루션-5단계-이미지-크게-지그재그-레이아웃-ccg"/>
     <w:p>
       <w:pPr>
         <w:pStyle w:val="Heading3"/>
@@ -170,7 +258,7 @@
       <w:pPr>
         <w:numPr>
           <w:ilvl w:val="0"/>
-          <w:numId w:val="1003"/>
+          <w:numId w:val="1004"/>
         </w:numPr>
         <w:pStyle w:val="Compact"/>
       </w:pPr>
@@ -182,7 +270,7 @@
       <w:pPr>
         <w:numPr>
           <w:ilvl w:val="0"/>
-          <w:numId w:val="1003"/>
+          <w:numId w:val="1004"/>
         </w:numPr>
         <w:pStyle w:val="Compact"/>
       </w:pPr>
@@ -194,7 +282,7 @@
       <w:pPr>
         <w:numPr>
           <w:ilvl w:val="0"/>
-          <w:numId w:val="1003"/>
+          <w:numId w:val="1004"/>
         </w:numPr>
         <w:pStyle w:val="Compact"/>
       </w:pPr>
@@ -206,7 +294,7 @@
       <w:pPr>
         <w:numPr>
           <w:ilvl w:val="0"/>
-          <w:numId w:val="1003"/>
+          <w:numId w:val="1004"/>
         </w:numPr>
         <w:pStyle w:val="Compact"/>
       </w:pPr>
@@ -218,7 +306,7 @@
       <w:pPr>
         <w:numPr>
           <w:ilvl w:val="0"/>
-          <w:numId w:val="1003"/>
+          <w:numId w:val="1004"/>
         </w:numPr>
         <w:pStyle w:val="Compact"/>
       </w:pPr>
@@ -230,7 +318,7 @@
       <w:pPr>
         <w:numPr>
           <w:ilvl w:val="0"/>
-          <w:numId w:val="1003"/>
+          <w:numId w:val="1004"/>
         </w:numPr>
         <w:pStyle w:val="Compact"/>
       </w:pPr>
@@ -238,8 +326,8 @@
         <w:t xml:space="preserve">[완료]</w:t>
       </w:r>
     </w:p>
-    <w:bookmarkEnd w:id="22"/>
-    <w:bookmarkStart w:id="23" w:name="신청-섹션-가치-타일-실사-사진-카드로-교체-ccg"/>
+    <w:bookmarkEnd w:id="23"/>
+    <w:bookmarkStart w:id="24" w:name="신청-섹션-가치-타일-실사-사진-카드로-교체-ccg"/>
     <w:p>
       <w:pPr>
         <w:pStyle w:val="Heading3"/>
@@ -252,7 +340,7 @@
       <w:pPr>
         <w:numPr>
           <w:ilvl w:val="0"/>
-          <w:numId w:val="1004"/>
+          <w:numId w:val="1005"/>
         </w:numPr>
         <w:pStyle w:val="Compact"/>
       </w:pPr>
@@ -264,7 +352,7 @@
       <w:pPr>
         <w:numPr>
           <w:ilvl w:val="0"/>
-          <w:numId w:val="1004"/>
+          <w:numId w:val="1005"/>
         </w:numPr>
         <w:pStyle w:val="Compact"/>
       </w:pPr>
@@ -276,7 +364,7 @@
       <w:pPr>
         <w:numPr>
           <w:ilvl w:val="0"/>
-          <w:numId w:val="1004"/>
+          <w:numId w:val="1005"/>
         </w:numPr>
         <w:pStyle w:val="Compact"/>
       </w:pPr>
@@ -294,7 +382,7 @@
       <w:pPr>
         <w:numPr>
           <w:ilvl w:val="0"/>
-          <w:numId w:val="1004"/>
+          <w:numId w:val="1005"/>
         </w:numPr>
         <w:pStyle w:val="Compact"/>
       </w:pPr>
@@ -306,7 +394,7 @@
       <w:pPr>
         <w:numPr>
           <w:ilvl w:val="0"/>
-          <w:numId w:val="1004"/>
+          <w:numId w:val="1005"/>
         </w:numPr>
         <w:pStyle w:val="Compact"/>
       </w:pPr>
@@ -314,8 +402,8 @@
         <w:t xml:space="preserve">[완료]</w:t>
       </w:r>
     </w:p>
-    <w:bookmarkEnd w:id="23"/>
-    <w:bookmarkStart w:id="24" w:name="신청-섹션-가치-타일에-상징-아이콘-추가-ccg"/>
+    <w:bookmarkEnd w:id="24"/>
+    <w:bookmarkStart w:id="25" w:name="신청-섹션-가치-타일에-상징-아이콘-추가-ccg"/>
     <w:p>
       <w:pPr>
         <w:pStyle w:val="Heading3"/>
@@ -328,7 +416,7 @@
       <w:pPr>
         <w:numPr>
           <w:ilvl w:val="0"/>
-          <w:numId w:val="1005"/>
+          <w:numId w:val="1006"/>
         </w:numPr>
         <w:pStyle w:val="Compact"/>
       </w:pPr>
@@ -358,7 +446,7 @@
       <w:pPr>
         <w:numPr>
           <w:ilvl w:val="0"/>
-          <w:numId w:val="1005"/>
+          <w:numId w:val="1006"/>
         </w:numPr>
         <w:pStyle w:val="Compact"/>
       </w:pPr>
@@ -370,7 +458,7 @@
       <w:pPr>
         <w:numPr>
           <w:ilvl w:val="0"/>
-          <w:numId w:val="1005"/>
+          <w:numId w:val="1006"/>
         </w:numPr>
         <w:pStyle w:val="Compact"/>
       </w:pPr>
@@ -382,7 +470,7 @@
       <w:pPr>
         <w:numPr>
           <w:ilvl w:val="0"/>
-          <w:numId w:val="1005"/>
+          <w:numId w:val="1006"/>
         </w:numPr>
         <w:pStyle w:val="Compact"/>
       </w:pPr>
@@ -390,8 +478,8 @@
         <w:t xml:space="preserve">[완료]</w:t>
       </w:r>
     </w:p>
-    <w:bookmarkEnd w:id="24"/>
-    <w:bookmarkStart w:id="25" w:name="하단-띠배너-가운데-정렬"/>
+    <w:bookmarkEnd w:id="25"/>
+    <w:bookmarkStart w:id="26" w:name="하단-띠배너-가운데-정렬"/>
     <w:p>
       <w:pPr>
         <w:pStyle w:val="Heading3"/>
@@ -404,7 +492,7 @@
       <w:pPr>
         <w:numPr>
           <w:ilvl w:val="0"/>
-          <w:numId w:val="1006"/>
+          <w:numId w:val="1007"/>
         </w:numPr>
         <w:pStyle w:val="Compact"/>
       </w:pPr>
@@ -416,7 +504,7 @@
       <w:pPr>
         <w:numPr>
           <w:ilvl w:val="0"/>
-          <w:numId w:val="1006"/>
+          <w:numId w:val="1007"/>
         </w:numPr>
         <w:pStyle w:val="Compact"/>
       </w:pPr>
@@ -428,7 +516,7 @@
       <w:pPr>
         <w:numPr>
           <w:ilvl w:val="0"/>
-          <w:numId w:val="1006"/>
+          <w:numId w:val="1007"/>
         </w:numPr>
         <w:pStyle w:val="Compact"/>
       </w:pPr>
@@ -436,8 +524,8 @@
         <w:t xml:space="preserve">[완료]</w:t>
       </w:r>
     </w:p>
-    <w:bookmarkEnd w:id="25"/>
-    <w:bookmarkStart w:id="26" w:name="파일럿-5단계-ai-느낌-svg-실사-사진-교체-ccg"/>
+    <w:bookmarkEnd w:id="26"/>
+    <w:bookmarkStart w:id="27" w:name="파일럿-5단계-ai-느낌-svg-실사-사진-교체-ccg"/>
     <w:p>
       <w:pPr>
         <w:pStyle w:val="Heading3"/>
@@ -450,7 +538,7 @@
       <w:pPr>
         <w:numPr>
           <w:ilvl w:val="0"/>
-          <w:numId w:val="1007"/>
+          <w:numId w:val="1008"/>
         </w:numPr>
         <w:pStyle w:val="Compact"/>
       </w:pPr>
@@ -462,7 +550,7 @@
       <w:pPr>
         <w:numPr>
           <w:ilvl w:val="0"/>
-          <w:numId w:val="1007"/>
+          <w:numId w:val="1008"/>
         </w:numPr>
         <w:pStyle w:val="Compact"/>
       </w:pPr>
@@ -474,7 +562,7 @@
       <w:pPr>
         <w:numPr>
           <w:ilvl w:val="0"/>
-          <w:numId w:val="1007"/>
+          <w:numId w:val="1008"/>
         </w:numPr>
         <w:pStyle w:val="Compact"/>
       </w:pPr>
@@ -486,7 +574,7 @@
       <w:pPr>
         <w:numPr>
           <w:ilvl w:val="0"/>
-          <w:numId w:val="1007"/>
+          <w:numId w:val="1008"/>
         </w:numPr>
         <w:pStyle w:val="Compact"/>
       </w:pPr>
@@ -498,7 +586,7 @@
       <w:pPr>
         <w:numPr>
           <w:ilvl w:val="0"/>
-          <w:numId w:val="1007"/>
+          <w:numId w:val="1008"/>
         </w:numPr>
         <w:pStyle w:val="Compact"/>
       </w:pPr>
@@ -506,8 +594,8 @@
         <w:t xml:space="preserve">[완료]</w:t>
       </w:r>
     </w:p>
-    <w:bookmarkEnd w:id="26"/>
-    <w:bookmarkStart w:id="27" w:name="희미함작은이미지-해결-실사-11장-생성-대형-사진-레이아웃-ccg"/>
+    <w:bookmarkEnd w:id="27"/>
+    <w:bookmarkStart w:id="28" w:name="희미함작은이미지-해결-실사-11장-생성-대형-사진-레이아웃-ccg"/>
     <w:p>
       <w:pPr>
         <w:pStyle w:val="Heading3"/>
@@ -520,7 +608,7 @@
       <w:pPr>
         <w:numPr>
           <w:ilvl w:val="0"/>
-          <w:numId w:val="1008"/>
+          <w:numId w:val="1009"/>
         </w:numPr>
         <w:pStyle w:val="Compact"/>
       </w:pPr>
@@ -532,7 +620,7 @@
       <w:pPr>
         <w:numPr>
           <w:ilvl w:val="0"/>
-          <w:numId w:val="1008"/>
+          <w:numId w:val="1009"/>
         </w:numPr>
         <w:pStyle w:val="Compact"/>
       </w:pPr>
@@ -562,7 +650,7 @@
       <w:pPr>
         <w:numPr>
           <w:ilvl w:val="0"/>
-          <w:numId w:val="1008"/>
+          <w:numId w:val="1009"/>
         </w:numPr>
         <w:pStyle w:val="Compact"/>
       </w:pPr>
@@ -574,7 +662,7 @@
       <w:pPr>
         <w:numPr>
           <w:ilvl w:val="0"/>
-          <w:numId w:val="1008"/>
+          <w:numId w:val="1009"/>
         </w:numPr>
         <w:pStyle w:val="Compact"/>
       </w:pPr>
@@ -586,7 +674,7 @@
       <w:pPr>
         <w:numPr>
           <w:ilvl w:val="0"/>
-          <w:numId w:val="1008"/>
+          <w:numId w:val="1009"/>
         </w:numPr>
         <w:pStyle w:val="Compact"/>
       </w:pPr>
@@ -598,7 +686,7 @@
       <w:pPr>
         <w:numPr>
           <w:ilvl w:val="0"/>
-          <w:numId w:val="1008"/>
+          <w:numId w:val="1009"/>
         </w:numPr>
         <w:pStyle w:val="Compact"/>
       </w:pPr>
@@ -610,7 +698,7 @@
       <w:pPr>
         <w:numPr>
           <w:ilvl w:val="0"/>
-          <w:numId w:val="1008"/>
+          <w:numId w:val="1009"/>
         </w:numPr>
         <w:pStyle w:val="Compact"/>
       </w:pPr>
@@ -618,8 +706,8 @@
         <w:t xml:space="preserve">[완료]</w:t>
       </w:r>
     </w:p>
-    <w:bookmarkEnd w:id="27"/>
-    <w:bookmarkStart w:id="28" w:name="일러스트-개선-잘림-해결-갤러리-실제화면-교체-ccg-b안"/>
+    <w:bookmarkEnd w:id="28"/>
+    <w:bookmarkStart w:id="29" w:name="일러스트-개선-잘림-해결-갤러리-실제화면-교체-ccg-b안"/>
     <w:p>
       <w:pPr>
         <w:pStyle w:val="Heading3"/>
@@ -632,7 +720,7 @@
       <w:pPr>
         <w:numPr>
           <w:ilvl w:val="0"/>
-          <w:numId w:val="1009"/>
+          <w:numId w:val="1010"/>
         </w:numPr>
         <w:pStyle w:val="Compact"/>
       </w:pPr>
@@ -644,7 +732,7 @@
       <w:pPr>
         <w:numPr>
           <w:ilvl w:val="0"/>
-          <w:numId w:val="1009"/>
+          <w:numId w:val="1010"/>
         </w:numPr>
         <w:pStyle w:val="Compact"/>
       </w:pPr>
@@ -656,7 +744,7 @@
       <w:pPr>
         <w:numPr>
           <w:ilvl w:val="0"/>
-          <w:numId w:val="1009"/>
+          <w:numId w:val="1010"/>
         </w:numPr>
         <w:pStyle w:val="Compact"/>
       </w:pPr>
@@ -680,7 +768,7 @@
       <w:pPr>
         <w:numPr>
           <w:ilvl w:val="0"/>
-          <w:numId w:val="1009"/>
+          <w:numId w:val="1010"/>
         </w:numPr>
         <w:pStyle w:val="Compact"/>
       </w:pPr>
@@ -688,8 +776,8 @@
         <w:t xml:space="preserve">[완료]</w:t>
       </w:r>
     </w:p>
-    <w:bookmarkEnd w:id="28"/>
-    <w:bookmarkStart w:id="29" w:name="도입효과-중복-정리-색감-통일-ccg-b안-마무리"/>
+    <w:bookmarkEnd w:id="29"/>
+    <w:bookmarkStart w:id="30" w:name="도입효과-중복-정리-색감-통일-ccg-b안-마무리"/>
     <w:p>
       <w:pPr>
         <w:pStyle w:val="Heading3"/>
@@ -702,7 +790,7 @@
       <w:pPr>
         <w:numPr>
           <w:ilvl w:val="0"/>
-          <w:numId w:val="1010"/>
+          <w:numId w:val="1011"/>
         </w:numPr>
         <w:pStyle w:val="Compact"/>
       </w:pPr>
@@ -714,7 +802,7 @@
       <w:pPr>
         <w:numPr>
           <w:ilvl w:val="0"/>
-          <w:numId w:val="1010"/>
+          <w:numId w:val="1011"/>
         </w:numPr>
         <w:pStyle w:val="Compact"/>
       </w:pPr>
@@ -726,7 +814,7 @@
       <w:pPr>
         <w:numPr>
           <w:ilvl w:val="0"/>
-          <w:numId w:val="1010"/>
+          <w:numId w:val="1011"/>
         </w:numPr>
         <w:pStyle w:val="Compact"/>
       </w:pPr>
@@ -738,7 +826,7 @@
       <w:pPr>
         <w:numPr>
           <w:ilvl w:val="0"/>
-          <w:numId w:val="1010"/>
+          <w:numId w:val="1011"/>
         </w:numPr>
         <w:pStyle w:val="Compact"/>
       </w:pPr>
@@ -750,7 +838,7 @@
       <w:pPr>
         <w:numPr>
           <w:ilvl w:val="0"/>
-          <w:numId w:val="1010"/>
+          <w:numId w:val="1011"/>
         </w:numPr>
         <w:pStyle w:val="Compact"/>
       </w:pPr>
@@ -758,8 +846,8 @@
         <w:t xml:space="preserve">[완료]</w:t>
       </w:r>
     </w:p>
-    <w:bookmarkEnd w:id="29"/>
-    <w:bookmarkStart w:id="30" w:name="solution-섹션-좌우-균형-반응형-개선-ccg"/>
+    <w:bookmarkEnd w:id="30"/>
+    <w:bookmarkStart w:id="31" w:name="solution-섹션-좌우-균형-반응형-개선-ccg"/>
     <w:p>
       <w:pPr>
         <w:pStyle w:val="Heading3"/>
@@ -772,7 +860,7 @@
       <w:pPr>
         <w:numPr>
           <w:ilvl w:val="0"/>
-          <w:numId w:val="1011"/>
+          <w:numId w:val="1012"/>
         </w:numPr>
         <w:pStyle w:val="Compact"/>
       </w:pPr>
@@ -784,7 +872,7 @@
       <w:pPr>
         <w:numPr>
           <w:ilvl w:val="0"/>
-          <w:numId w:val="1011"/>
+          <w:numId w:val="1012"/>
         </w:numPr>
         <w:pStyle w:val="Compact"/>
       </w:pPr>
@@ -796,7 +884,7 @@
       <w:pPr>
         <w:numPr>
           <w:ilvl w:val="0"/>
-          <w:numId w:val="1011"/>
+          <w:numId w:val="1012"/>
         </w:numPr>
         <w:pStyle w:val="Compact"/>
       </w:pPr>
@@ -808,7 +896,7 @@
       <w:pPr>
         <w:numPr>
           <w:ilvl w:val="0"/>
-          <w:numId w:val="1011"/>
+          <w:numId w:val="1012"/>
         </w:numPr>
         <w:pStyle w:val="Compact"/>
       </w:pPr>
@@ -820,7 +908,7 @@
       <w:pPr>
         <w:numPr>
           <w:ilvl w:val="0"/>
-          <w:numId w:val="1011"/>
+          <w:numId w:val="1012"/>
         </w:numPr>
         <w:pStyle w:val="Compact"/>
       </w:pPr>
@@ -832,7 +920,7 @@
       <w:pPr>
         <w:numPr>
           <w:ilvl w:val="0"/>
-          <w:numId w:val="1011"/>
+          <w:numId w:val="1012"/>
         </w:numPr>
         <w:pStyle w:val="Compact"/>
       </w:pPr>
@@ -844,7 +932,7 @@
       <w:pPr>
         <w:numPr>
           <w:ilvl w:val="0"/>
-          <w:numId w:val="1011"/>
+          <w:numId w:val="1012"/>
         </w:numPr>
         <w:pStyle w:val="Compact"/>
       </w:pPr>
@@ -852,8 +940,8 @@
         <w:t xml:space="preserve">[완료]</w:t>
       </w:r>
     </w:p>
-    <w:bookmarkEnd w:id="30"/>
-    <w:bookmarkStart w:id="31" w:name="초기-배포-완료"/>
+    <w:bookmarkEnd w:id="31"/>
+    <w:bookmarkStart w:id="32" w:name="초기-배포-완료"/>
     <w:p>
       <w:pPr>
         <w:pStyle w:val="Heading3"/>
@@ -866,7 +954,7 @@
       <w:pPr>
         <w:numPr>
           <w:ilvl w:val="0"/>
-          <w:numId w:val="1012"/>
+          <w:numId w:val="1013"/>
         </w:numPr>
         <w:pStyle w:val="Compact"/>
       </w:pPr>
@@ -878,7 +966,7 @@
       <w:pPr>
         <w:numPr>
           <w:ilvl w:val="0"/>
-          <w:numId w:val="1012"/>
+          <w:numId w:val="1013"/>
         </w:numPr>
         <w:pStyle w:val="Compact"/>
       </w:pPr>
@@ -890,7 +978,7 @@
       <w:pPr>
         <w:numPr>
           <w:ilvl w:val="0"/>
-          <w:numId w:val="1012"/>
+          <w:numId w:val="1013"/>
         </w:numPr>
         <w:pStyle w:val="Compact"/>
       </w:pPr>
@@ -902,7 +990,7 @@
       <w:pPr>
         <w:numPr>
           <w:ilvl w:val="0"/>
-          <w:numId w:val="1012"/>
+          <w:numId w:val="1013"/>
         </w:numPr>
         <w:pStyle w:val="Compact"/>
       </w:pPr>
@@ -914,7 +1002,7 @@
       <w:pPr>
         <w:numPr>
           <w:ilvl w:val="0"/>
-          <w:numId w:val="1012"/>
+          <w:numId w:val="1013"/>
         </w:numPr>
         <w:pStyle w:val="Compact"/>
       </w:pPr>
@@ -926,7 +1014,7 @@
       <w:pPr>
         <w:numPr>
           <w:ilvl w:val="0"/>
-          <w:numId w:val="1012"/>
+          <w:numId w:val="1013"/>
         </w:numPr>
         <w:pStyle w:val="Compact"/>
       </w:pPr>
@@ -934,8 +1022,8 @@
         <w:t xml:space="preserve">[완료]</w:t>
       </w:r>
     </w:p>
-    <w:bookmarkEnd w:id="31"/>
     <w:bookmarkEnd w:id="32"/>
+    <w:bookmarkEnd w:id="33"/>
     <w:sectPr/>
   </w:body>
 </w:document>
@@ -1155,6 +1243,9 @@
     <w:abstractNumId w:val="991"/>
   </w:num>
   <w:num w:numId="1012">
+    <w:abstractNumId w:val="991"/>
+  </w:num>
+  <w:num w:numId="1013">
     <w:abstractNumId w:val="991"/>
   </w:num>
 </w:numbering>

--- a/docs/exports/DEV_LOG.docx
+++ b/docs/exports/DEV_LOG.docx
@@ -2,7 +2,7 @@
 <file path=word/document.xml><?xml version="1.0" encoding="utf-8"?>
 <w:document xmlns:w="http://schemas.openxmlformats.org/wordprocessingml/2006/main" xmlns:m="http://schemas.openxmlformats.org/officeDocument/2006/math" xmlns:r="http://schemas.openxmlformats.org/officeDocument/2006/relationships" xmlns:o="urn:schemas-microsoft-com:office:office" xmlns:v="urn:schemas-microsoft-com:vml" xmlns:w10="urn:schemas-microsoft-com:office:word" xmlns:a="http://schemas.openxmlformats.org/drawingml/2006/main" xmlns:pic="http://schemas.openxmlformats.org/drawingml/2006/picture" xmlns:wp="http://schemas.openxmlformats.org/drawingml/2006/wordprocessingDrawing">
   <w:body>
-    <w:bookmarkStart w:id="33" w:name="dev_log-마이피드-b2b-랜딩페이지-abl_landing"/>
+    <w:bookmarkStart w:id="34" w:name="dev_log-마이피드-b2b-랜딩페이지-abl_landing"/>
     <w:p>
       <w:pPr>
         <w:pStyle w:val="Heading1"/>
@@ -11,12 +11,100 @@
         <w:t xml:space="preserve">DEV_LOG — 마이피드 B2B 랜딩페이지 (abl_landing)</w:t>
       </w:r>
     </w:p>
-    <w:bookmarkStart w:id="20" w:name="핵심-기능-섹션-좌우-균형-녹색-카드-하단-전체폭-배너-ccg"/>
+    <w:bookmarkStart w:id="20" w:name="파일럿-5단계-빈-칸-제거-5열-가로-타임라인-ccg"/>
     <w:p>
       <w:pPr>
         <w:pStyle w:val="Heading3"/>
       </w:pPr>
       <w:r>
+        <w:t xml:space="preserve">[2026-06-21 13:35] 파일럿 5단계 빈 칸 제거 — 5열 가로 타임라인 (CCG)</w:t>
+      </w:r>
+    </w:p>
+    <w:p>
+      <w:pPr>
+        <w:numPr>
+          <w:ilvl w:val="0"/>
+          <w:numId w:val="1001"/>
+        </w:numPr>
+        <w:pStyle w:val="Compact"/>
+      </w:pPr>
+      <w:r>
+        <w:t xml:space="preserve">마케터 불만: 파일럿 신청 5단계 카드가 3열 그리드라 3+2로 놓여 오른쪽 아래 한 칸이 비어 어색함</w:t>
+      </w:r>
+    </w:p>
+    <w:p>
+      <w:pPr>
+        <w:numPr>
+          <w:ilvl w:val="0"/>
+          <w:numId w:val="1001"/>
+        </w:numPr>
+        <w:pStyle w:val="Compact"/>
+      </w:pPr>
+      <w:r>
+        <w:t xml:space="preserve">CCG 검토(Codex=flex 중앙 / Gemini=5열 타임라인) → 두 장점 결합: 데스크탑 5열 한 줄 타임라인으로 빈 칸 0,</w:t>
+      </w:r>
+      <w:r>
+        <w:t xml:space="preserve"> </w:t>
+      </w:r>
+      <w:r>
+        <w:t xml:space="preserve">“</w:t>
+      </w:r>
+      <w:r>
+        <w:t xml:space="preserve">5단계 흐름</w:t>
+      </w:r>
+      <w:r>
+        <w:t xml:space="preserve">”</w:t>
+      </w:r>
+      <w:r>
+        <w:t xml:space="preserve"> </w:t>
+      </w:r>
+      <w:r>
+        <w:t xml:space="preserve">의미 강화</w:t>
+      </w:r>
+    </w:p>
+    <w:p>
+      <w:pPr>
+        <w:numPr>
+          <w:ilvl w:val="0"/>
+          <w:numId w:val="1001"/>
+        </w:numPr>
+        <w:pStyle w:val="Compact"/>
+      </w:pPr>
+      <w:r>
+        <w:t xml:space="preserve">6장짜리 도입효과 섹션과 클래스를 공유하던 문제 → 파일럿 전용 .pilot-flow5 새 클래스로 분리(6장 섹션은 그대로 유지)</w:t>
+      </w:r>
+    </w:p>
+    <w:p>
+      <w:pPr>
+        <w:numPr>
+          <w:ilvl w:val="0"/>
+          <w:numId w:val="1001"/>
+        </w:numPr>
+        <w:pStyle w:val="Compact"/>
+      </w:pPr>
+      <w:r>
+        <w:t xml:space="preserve">태블릿: 2-2-1 배치(마지막 카드 전체폭)로 빈 칸 방지 / 모바일: 1열 세로 흐름</w:t>
+      </w:r>
+    </w:p>
+    <w:p>
+      <w:pPr>
+        <w:numPr>
+          <w:ilvl w:val="0"/>
+          <w:numId w:val="1001"/>
+        </w:numPr>
+        <w:pStyle w:val="Compact"/>
+      </w:pPr>
+      <w:r>
+        <w:t xml:space="preserve">[완료]</w:t>
+      </w:r>
+    </w:p>
+    <w:bookmarkEnd w:id="20"/>
+    <w:bookmarkStart w:id="21" w:name="핵심-기능-섹션-좌우-균형-녹색-카드-하단-전체폭-배너-ccg"/>
+    <w:p>
+      <w:pPr>
+        <w:pStyle w:val="Heading3"/>
+      </w:pPr>
+      <w:r>
         <w:t xml:space="preserve">[2026-06-21 13:10] 핵심 기능 섹션 좌우 균형 — 녹색 카드 → 하단 전체폭 배너 (CCG)</w:t>
       </w:r>
     </w:p>
@@ -24,7 +112,7 @@
       <w:pPr>
         <w:numPr>
           <w:ilvl w:val="0"/>
-          <w:numId w:val="1001"/>
+          <w:numId w:val="1002"/>
         </w:numPr>
         <w:pStyle w:val="Compact"/>
       </w:pPr>
@@ -36,7 +124,7 @@
       <w:pPr>
         <w:numPr>
           <w:ilvl w:val="0"/>
-          <w:numId w:val="1001"/>
+          <w:numId w:val="1002"/>
         </w:numPr>
         <w:pStyle w:val="Compact"/>
       </w:pPr>
@@ -66,7 +154,7 @@
       <w:pPr>
         <w:numPr>
           <w:ilvl w:val="0"/>
-          <w:numId w:val="1001"/>
+          <w:numId w:val="1002"/>
         </w:numPr>
         <w:pStyle w:val="Compact"/>
       </w:pPr>
@@ -78,7 +166,7 @@
       <w:pPr>
         <w:numPr>
           <w:ilvl w:val="0"/>
-          <w:numId w:val="1001"/>
+          <w:numId w:val="1002"/>
         </w:numPr>
         <w:pStyle w:val="Compact"/>
       </w:pPr>
@@ -90,7 +178,7 @@
       <w:pPr>
         <w:numPr>
           <w:ilvl w:val="0"/>
-          <w:numId w:val="1001"/>
+          <w:numId w:val="1002"/>
         </w:numPr>
         <w:pStyle w:val="Compact"/>
       </w:pPr>
@@ -98,8 +186,8 @@
         <w:t xml:space="preserve">[완료]</w:t>
       </w:r>
     </w:p>
-    <w:bookmarkEnd w:id="20"/>
-    <w:bookmarkStart w:id="21" w:name="신청-섹션-가로폭을-사이트-표준1120px에-맞춤"/>
+    <w:bookmarkEnd w:id="21"/>
+    <w:bookmarkStart w:id="22" w:name="신청-섹션-가로폭을-사이트-표준1120px에-맞춤"/>
     <w:p>
       <w:pPr>
         <w:pStyle w:val="Heading3"/>
@@ -112,7 +200,7 @@
       <w:pPr>
         <w:numPr>
           <w:ilvl w:val="0"/>
-          <w:numId w:val="1002"/>
+          <w:numId w:val="1003"/>
         </w:numPr>
         <w:pStyle w:val="Compact"/>
       </w:pPr>
@@ -124,7 +212,7 @@
       <w:pPr>
         <w:numPr>
           <w:ilvl w:val="0"/>
-          <w:numId w:val="1002"/>
+          <w:numId w:val="1003"/>
         </w:numPr>
         <w:pStyle w:val="Compact"/>
       </w:pPr>
@@ -136,7 +224,7 @@
       <w:pPr>
         <w:numPr>
           <w:ilvl w:val="0"/>
-          <w:numId w:val="1002"/>
+          <w:numId w:val="1003"/>
         </w:numPr>
         <w:pStyle w:val="Compact"/>
       </w:pPr>
@@ -148,7 +236,7 @@
       <w:pPr>
         <w:numPr>
           <w:ilvl w:val="0"/>
-          <w:numId w:val="1002"/>
+          <w:numId w:val="1003"/>
         </w:numPr>
         <w:pStyle w:val="Compact"/>
       </w:pPr>
@@ -156,8 +244,8 @@
         <w:t xml:space="preserve">[완료]</w:t>
       </w:r>
     </w:p>
-    <w:bookmarkEnd w:id="21"/>
-    <w:bookmarkStart w:id="22" w:name="신청-섹션-가치-타일-사진-위-글씨-이미지-위텍스트-아래-카드-ccg"/>
+    <w:bookmarkEnd w:id="22"/>
+    <w:bookmarkStart w:id="23" w:name="신청-섹션-가치-타일-사진-위-글씨-이미지-위텍스트-아래-카드-ccg"/>
     <w:p>
       <w:pPr>
         <w:pStyle w:val="Heading3"/>
@@ -170,7 +258,7 @@
       <w:pPr>
         <w:numPr>
           <w:ilvl w:val="0"/>
-          <w:numId w:val="1003"/>
+          <w:numId w:val="1004"/>
         </w:numPr>
         <w:pStyle w:val="Compact"/>
       </w:pPr>
@@ -182,7 +270,7 @@
       <w:pPr>
         <w:numPr>
           <w:ilvl w:val="0"/>
-          <w:numId w:val="1003"/>
+          <w:numId w:val="1004"/>
         </w:numPr>
         <w:pStyle w:val="Compact"/>
       </w:pPr>
@@ -212,7 +300,7 @@
       <w:pPr>
         <w:numPr>
           <w:ilvl w:val="0"/>
-          <w:numId w:val="1003"/>
+          <w:numId w:val="1004"/>
         </w:numPr>
         <w:pStyle w:val="Compact"/>
       </w:pPr>
@@ -224,7 +312,7 @@
       <w:pPr>
         <w:numPr>
           <w:ilvl w:val="0"/>
-          <w:numId w:val="1003"/>
+          <w:numId w:val="1004"/>
         </w:numPr>
         <w:pStyle w:val="Compact"/>
       </w:pPr>
@@ -236,7 +324,7 @@
       <w:pPr>
         <w:numPr>
           <w:ilvl w:val="0"/>
-          <w:numId w:val="1003"/>
+          <w:numId w:val="1004"/>
         </w:numPr>
         <w:pStyle w:val="Compact"/>
       </w:pPr>
@@ -244,8 +332,8 @@
         <w:t xml:space="preserve">[완료]</w:t>
       </w:r>
     </w:p>
-    <w:bookmarkEnd w:id="22"/>
-    <w:bookmarkStart w:id="23" w:name="솔루션-5단계-이미지-크게-지그재그-레이아웃-ccg"/>
+    <w:bookmarkEnd w:id="23"/>
+    <w:bookmarkStart w:id="24" w:name="솔루션-5단계-이미지-크게-지그재그-레이아웃-ccg"/>
     <w:p>
       <w:pPr>
         <w:pStyle w:val="Heading3"/>
@@ -258,7 +346,7 @@
       <w:pPr>
         <w:numPr>
           <w:ilvl w:val="0"/>
-          <w:numId w:val="1004"/>
+          <w:numId w:val="1005"/>
         </w:numPr>
         <w:pStyle w:val="Compact"/>
       </w:pPr>
@@ -270,7 +358,7 @@
       <w:pPr>
         <w:numPr>
           <w:ilvl w:val="0"/>
-          <w:numId w:val="1004"/>
+          <w:numId w:val="1005"/>
         </w:numPr>
         <w:pStyle w:val="Compact"/>
       </w:pPr>
@@ -282,7 +370,7 @@
       <w:pPr>
         <w:numPr>
           <w:ilvl w:val="0"/>
-          <w:numId w:val="1004"/>
+          <w:numId w:val="1005"/>
         </w:numPr>
         <w:pStyle w:val="Compact"/>
       </w:pPr>
@@ -294,7 +382,7 @@
       <w:pPr>
         <w:numPr>
           <w:ilvl w:val="0"/>
-          <w:numId w:val="1004"/>
+          <w:numId w:val="1005"/>
         </w:numPr>
         <w:pStyle w:val="Compact"/>
       </w:pPr>
@@ -306,7 +394,7 @@
       <w:pPr>
         <w:numPr>
           <w:ilvl w:val="0"/>
-          <w:numId w:val="1004"/>
+          <w:numId w:val="1005"/>
         </w:numPr>
         <w:pStyle w:val="Compact"/>
       </w:pPr>
@@ -318,7 +406,7 @@
       <w:pPr>
         <w:numPr>
           <w:ilvl w:val="0"/>
-          <w:numId w:val="1004"/>
+          <w:numId w:val="1005"/>
         </w:numPr>
         <w:pStyle w:val="Compact"/>
       </w:pPr>
@@ -326,8 +414,8 @@
         <w:t xml:space="preserve">[완료]</w:t>
       </w:r>
     </w:p>
-    <w:bookmarkEnd w:id="23"/>
-    <w:bookmarkStart w:id="24" w:name="신청-섹션-가치-타일-실사-사진-카드로-교체-ccg"/>
+    <w:bookmarkEnd w:id="24"/>
+    <w:bookmarkStart w:id="25" w:name="신청-섹션-가치-타일-실사-사진-카드로-교체-ccg"/>
     <w:p>
       <w:pPr>
         <w:pStyle w:val="Heading3"/>
@@ -340,7 +428,7 @@
       <w:pPr>
         <w:numPr>
           <w:ilvl w:val="0"/>
-          <w:numId w:val="1005"/>
+          <w:numId w:val="1006"/>
         </w:numPr>
         <w:pStyle w:val="Compact"/>
       </w:pPr>
@@ -352,7 +440,7 @@
       <w:pPr>
         <w:numPr>
           <w:ilvl w:val="0"/>
-          <w:numId w:val="1005"/>
+          <w:numId w:val="1006"/>
         </w:numPr>
         <w:pStyle w:val="Compact"/>
       </w:pPr>
@@ -364,7 +452,7 @@
       <w:pPr>
         <w:numPr>
           <w:ilvl w:val="0"/>
-          <w:numId w:val="1005"/>
+          <w:numId w:val="1006"/>
         </w:numPr>
         <w:pStyle w:val="Compact"/>
       </w:pPr>
@@ -382,7 +470,7 @@
       <w:pPr>
         <w:numPr>
           <w:ilvl w:val="0"/>
-          <w:numId w:val="1005"/>
+          <w:numId w:val="1006"/>
         </w:numPr>
         <w:pStyle w:val="Compact"/>
       </w:pPr>
@@ -394,7 +482,7 @@
       <w:pPr>
         <w:numPr>
           <w:ilvl w:val="0"/>
-          <w:numId w:val="1005"/>
+          <w:numId w:val="1006"/>
         </w:numPr>
         <w:pStyle w:val="Compact"/>
       </w:pPr>
@@ -402,8 +490,8 @@
         <w:t xml:space="preserve">[완료]</w:t>
       </w:r>
     </w:p>
-    <w:bookmarkEnd w:id="24"/>
-    <w:bookmarkStart w:id="25" w:name="신청-섹션-가치-타일에-상징-아이콘-추가-ccg"/>
+    <w:bookmarkEnd w:id="25"/>
+    <w:bookmarkStart w:id="26" w:name="신청-섹션-가치-타일에-상징-아이콘-추가-ccg"/>
     <w:p>
       <w:pPr>
         <w:pStyle w:val="Heading3"/>
@@ -416,7 +504,7 @@
       <w:pPr>
         <w:numPr>
           <w:ilvl w:val="0"/>
-          <w:numId w:val="1006"/>
+          <w:numId w:val="1007"/>
         </w:numPr>
         <w:pStyle w:val="Compact"/>
       </w:pPr>
@@ -446,7 +534,7 @@
       <w:pPr>
         <w:numPr>
           <w:ilvl w:val="0"/>
-          <w:numId w:val="1006"/>
+          <w:numId w:val="1007"/>
         </w:numPr>
         <w:pStyle w:val="Compact"/>
       </w:pPr>
@@ -458,7 +546,7 @@
       <w:pPr>
         <w:numPr>
           <w:ilvl w:val="0"/>
-          <w:numId w:val="1006"/>
+          <w:numId w:val="1007"/>
         </w:numPr>
         <w:pStyle w:val="Compact"/>
       </w:pPr>
@@ -470,7 +558,7 @@
       <w:pPr>
         <w:numPr>
           <w:ilvl w:val="0"/>
-          <w:numId w:val="1006"/>
+          <w:numId w:val="1007"/>
         </w:numPr>
         <w:pStyle w:val="Compact"/>
       </w:pPr>
@@ -478,8 +566,8 @@
         <w:t xml:space="preserve">[완료]</w:t>
       </w:r>
     </w:p>
-    <w:bookmarkEnd w:id="25"/>
-    <w:bookmarkStart w:id="26" w:name="하단-띠배너-가운데-정렬"/>
+    <w:bookmarkEnd w:id="26"/>
+    <w:bookmarkStart w:id="27" w:name="하단-띠배너-가운데-정렬"/>
     <w:p>
       <w:pPr>
         <w:pStyle w:val="Heading3"/>
@@ -492,7 +580,7 @@
       <w:pPr>
         <w:numPr>
           <w:ilvl w:val="0"/>
-          <w:numId w:val="1007"/>
+          <w:numId w:val="1008"/>
         </w:numPr>
         <w:pStyle w:val="Compact"/>
       </w:pPr>
@@ -504,7 +592,7 @@
       <w:pPr>
         <w:numPr>
           <w:ilvl w:val="0"/>
-          <w:numId w:val="1007"/>
+          <w:numId w:val="1008"/>
         </w:numPr>
         <w:pStyle w:val="Compact"/>
       </w:pPr>
@@ -516,7 +604,7 @@
       <w:pPr>
         <w:numPr>
           <w:ilvl w:val="0"/>
-          <w:numId w:val="1007"/>
+          <w:numId w:val="1008"/>
         </w:numPr>
         <w:pStyle w:val="Compact"/>
       </w:pPr>
@@ -524,8 +612,8 @@
         <w:t xml:space="preserve">[완료]</w:t>
       </w:r>
     </w:p>
-    <w:bookmarkEnd w:id="26"/>
-    <w:bookmarkStart w:id="27" w:name="파일럿-5단계-ai-느낌-svg-실사-사진-교체-ccg"/>
+    <w:bookmarkEnd w:id="27"/>
+    <w:bookmarkStart w:id="28" w:name="파일럿-5단계-ai-느낌-svg-실사-사진-교체-ccg"/>
     <w:p>
       <w:pPr>
         <w:pStyle w:val="Heading3"/>
@@ -538,7 +626,7 @@
       <w:pPr>
         <w:numPr>
           <w:ilvl w:val="0"/>
-          <w:numId w:val="1008"/>
+          <w:numId w:val="1009"/>
         </w:numPr>
         <w:pStyle w:val="Compact"/>
       </w:pPr>
@@ -550,7 +638,7 @@
       <w:pPr>
         <w:numPr>
           <w:ilvl w:val="0"/>
-          <w:numId w:val="1008"/>
+          <w:numId w:val="1009"/>
         </w:numPr>
         <w:pStyle w:val="Compact"/>
       </w:pPr>
@@ -562,7 +650,7 @@
       <w:pPr>
         <w:numPr>
           <w:ilvl w:val="0"/>
-          <w:numId w:val="1008"/>
+          <w:numId w:val="1009"/>
         </w:numPr>
         <w:pStyle w:val="Compact"/>
       </w:pPr>
@@ -574,7 +662,7 @@
       <w:pPr>
         <w:numPr>
           <w:ilvl w:val="0"/>
-          <w:numId w:val="1008"/>
+          <w:numId w:val="1009"/>
         </w:numPr>
         <w:pStyle w:val="Compact"/>
       </w:pPr>
@@ -586,7 +674,7 @@
       <w:pPr>
         <w:numPr>
           <w:ilvl w:val="0"/>
-          <w:numId w:val="1008"/>
+          <w:numId w:val="1009"/>
         </w:numPr>
         <w:pStyle w:val="Compact"/>
       </w:pPr>
@@ -594,8 +682,8 @@
         <w:t xml:space="preserve">[완료]</w:t>
       </w:r>
     </w:p>
-    <w:bookmarkEnd w:id="27"/>
-    <w:bookmarkStart w:id="28" w:name="희미함작은이미지-해결-실사-11장-생성-대형-사진-레이아웃-ccg"/>
+    <w:bookmarkEnd w:id="28"/>
+    <w:bookmarkStart w:id="29" w:name="희미함작은이미지-해결-실사-11장-생성-대형-사진-레이아웃-ccg"/>
     <w:p>
       <w:pPr>
         <w:pStyle w:val="Heading3"/>
@@ -608,7 +696,7 @@
       <w:pPr>
         <w:numPr>
           <w:ilvl w:val="0"/>
-          <w:numId w:val="1009"/>
+          <w:numId w:val="1010"/>
         </w:numPr>
         <w:pStyle w:val="Compact"/>
       </w:pPr>
@@ -620,7 +708,7 @@
       <w:pPr>
         <w:numPr>
           <w:ilvl w:val="0"/>
-          <w:numId w:val="1009"/>
+          <w:numId w:val="1010"/>
         </w:numPr>
         <w:pStyle w:val="Compact"/>
       </w:pPr>
@@ -650,7 +738,7 @@
       <w:pPr>
         <w:numPr>
           <w:ilvl w:val="0"/>
-          <w:numId w:val="1009"/>
+          <w:numId w:val="1010"/>
         </w:numPr>
         <w:pStyle w:val="Compact"/>
       </w:pPr>
@@ -662,7 +750,7 @@
       <w:pPr>
         <w:numPr>
           <w:ilvl w:val="0"/>
-          <w:numId w:val="1009"/>
+          <w:numId w:val="1010"/>
         </w:numPr>
         <w:pStyle w:val="Compact"/>
       </w:pPr>
@@ -674,7 +762,7 @@
       <w:pPr>
         <w:numPr>
           <w:ilvl w:val="0"/>
-          <w:numId w:val="1009"/>
+          <w:numId w:val="1010"/>
         </w:numPr>
         <w:pStyle w:val="Compact"/>
       </w:pPr>
@@ -686,7 +774,7 @@
       <w:pPr>
         <w:numPr>
           <w:ilvl w:val="0"/>
-          <w:numId w:val="1009"/>
+          <w:numId w:val="1010"/>
         </w:numPr>
         <w:pStyle w:val="Compact"/>
       </w:pPr>
@@ -698,7 +786,7 @@
       <w:pPr>
         <w:numPr>
           <w:ilvl w:val="0"/>
-          <w:numId w:val="1009"/>
+          <w:numId w:val="1010"/>
         </w:numPr>
         <w:pStyle w:val="Compact"/>
       </w:pPr>
@@ -706,8 +794,8 @@
         <w:t xml:space="preserve">[완료]</w:t>
       </w:r>
     </w:p>
-    <w:bookmarkEnd w:id="28"/>
-    <w:bookmarkStart w:id="29" w:name="일러스트-개선-잘림-해결-갤러리-실제화면-교체-ccg-b안"/>
+    <w:bookmarkEnd w:id="29"/>
+    <w:bookmarkStart w:id="30" w:name="일러스트-개선-잘림-해결-갤러리-실제화면-교체-ccg-b안"/>
     <w:p>
       <w:pPr>
         <w:pStyle w:val="Heading3"/>
@@ -720,7 +808,7 @@
       <w:pPr>
         <w:numPr>
           <w:ilvl w:val="0"/>
-          <w:numId w:val="1010"/>
+          <w:numId w:val="1011"/>
         </w:numPr>
         <w:pStyle w:val="Compact"/>
       </w:pPr>
@@ -732,7 +820,7 @@
       <w:pPr>
         <w:numPr>
           <w:ilvl w:val="0"/>
-          <w:numId w:val="1010"/>
+          <w:numId w:val="1011"/>
         </w:numPr>
         <w:pStyle w:val="Compact"/>
       </w:pPr>
@@ -744,7 +832,7 @@
       <w:pPr>
         <w:numPr>
           <w:ilvl w:val="0"/>
-          <w:numId w:val="1010"/>
+          <w:numId w:val="1011"/>
         </w:numPr>
         <w:pStyle w:val="Compact"/>
       </w:pPr>
@@ -768,7 +856,7 @@
       <w:pPr>
         <w:numPr>
           <w:ilvl w:val="0"/>
-          <w:numId w:val="1010"/>
+          <w:numId w:val="1011"/>
         </w:numPr>
         <w:pStyle w:val="Compact"/>
       </w:pPr>
@@ -776,8 +864,8 @@
         <w:t xml:space="preserve">[완료]</w:t>
       </w:r>
     </w:p>
-    <w:bookmarkEnd w:id="29"/>
-    <w:bookmarkStart w:id="30" w:name="도입효과-중복-정리-색감-통일-ccg-b안-마무리"/>
+    <w:bookmarkEnd w:id="30"/>
+    <w:bookmarkStart w:id="31" w:name="도입효과-중복-정리-색감-통일-ccg-b안-마무리"/>
     <w:p>
       <w:pPr>
         <w:pStyle w:val="Heading3"/>
@@ -790,7 +878,7 @@
       <w:pPr>
         <w:numPr>
           <w:ilvl w:val="0"/>
-          <w:numId w:val="1011"/>
+          <w:numId w:val="1012"/>
         </w:numPr>
         <w:pStyle w:val="Compact"/>
       </w:pPr>
@@ -802,7 +890,7 @@
       <w:pPr>
         <w:numPr>
           <w:ilvl w:val="0"/>
-          <w:numId w:val="1011"/>
+          <w:numId w:val="1012"/>
         </w:numPr>
         <w:pStyle w:val="Compact"/>
       </w:pPr>
@@ -814,7 +902,7 @@
       <w:pPr>
         <w:numPr>
           <w:ilvl w:val="0"/>
-          <w:numId w:val="1011"/>
+          <w:numId w:val="1012"/>
         </w:numPr>
         <w:pStyle w:val="Compact"/>
       </w:pPr>
@@ -826,7 +914,7 @@
       <w:pPr>
         <w:numPr>
           <w:ilvl w:val="0"/>
-          <w:numId w:val="1011"/>
+          <w:numId w:val="1012"/>
         </w:numPr>
         <w:pStyle w:val="Compact"/>
       </w:pPr>
@@ -838,7 +926,7 @@
       <w:pPr>
         <w:numPr>
           <w:ilvl w:val="0"/>
-          <w:numId w:val="1011"/>
+          <w:numId w:val="1012"/>
         </w:numPr>
         <w:pStyle w:val="Compact"/>
       </w:pPr>
@@ -846,8 +934,8 @@
         <w:t xml:space="preserve">[완료]</w:t>
       </w:r>
     </w:p>
-    <w:bookmarkEnd w:id="30"/>
-    <w:bookmarkStart w:id="31" w:name="solution-섹션-좌우-균형-반응형-개선-ccg"/>
+    <w:bookmarkEnd w:id="31"/>
+    <w:bookmarkStart w:id="32" w:name="solution-섹션-좌우-균형-반응형-개선-ccg"/>
     <w:p>
       <w:pPr>
         <w:pStyle w:val="Heading3"/>
@@ -860,7 +948,7 @@
       <w:pPr>
         <w:numPr>
           <w:ilvl w:val="0"/>
-          <w:numId w:val="1012"/>
+          <w:numId w:val="1013"/>
         </w:numPr>
         <w:pStyle w:val="Compact"/>
       </w:pPr>
@@ -872,7 +960,7 @@
       <w:pPr>
         <w:numPr>
           <w:ilvl w:val="0"/>
-          <w:numId w:val="1012"/>
+          <w:numId w:val="1013"/>
         </w:numPr>
         <w:pStyle w:val="Compact"/>
       </w:pPr>
@@ -884,7 +972,7 @@
       <w:pPr>
         <w:numPr>
           <w:ilvl w:val="0"/>
-          <w:numId w:val="1012"/>
+          <w:numId w:val="1013"/>
         </w:numPr>
         <w:pStyle w:val="Compact"/>
       </w:pPr>
@@ -896,7 +984,7 @@
       <w:pPr>
         <w:numPr>
           <w:ilvl w:val="0"/>
-          <w:numId w:val="1012"/>
+          <w:numId w:val="1013"/>
         </w:numPr>
         <w:pStyle w:val="Compact"/>
       </w:pPr>
@@ -908,7 +996,7 @@
       <w:pPr>
         <w:numPr>
           <w:ilvl w:val="0"/>
-          <w:numId w:val="1012"/>
+          <w:numId w:val="1013"/>
         </w:numPr>
         <w:pStyle w:val="Compact"/>
       </w:pPr>
@@ -920,7 +1008,7 @@
       <w:pPr>
         <w:numPr>
           <w:ilvl w:val="0"/>
-          <w:numId w:val="1012"/>
+          <w:numId w:val="1013"/>
         </w:numPr>
         <w:pStyle w:val="Compact"/>
       </w:pPr>
@@ -932,7 +1020,7 @@
       <w:pPr>
         <w:numPr>
           <w:ilvl w:val="0"/>
-          <w:numId w:val="1012"/>
+          <w:numId w:val="1013"/>
         </w:numPr>
         <w:pStyle w:val="Compact"/>
       </w:pPr>
@@ -940,8 +1028,8 @@
         <w:t xml:space="preserve">[완료]</w:t>
       </w:r>
     </w:p>
-    <w:bookmarkEnd w:id="31"/>
-    <w:bookmarkStart w:id="32" w:name="초기-배포-완료"/>
+    <w:bookmarkEnd w:id="32"/>
+    <w:bookmarkStart w:id="33" w:name="초기-배포-완료"/>
     <w:p>
       <w:pPr>
         <w:pStyle w:val="Heading3"/>
@@ -954,7 +1042,7 @@
       <w:pPr>
         <w:numPr>
           <w:ilvl w:val="0"/>
-          <w:numId w:val="1013"/>
+          <w:numId w:val="1014"/>
         </w:numPr>
         <w:pStyle w:val="Compact"/>
       </w:pPr>
@@ -966,7 +1054,7 @@
       <w:pPr>
         <w:numPr>
           <w:ilvl w:val="0"/>
-          <w:numId w:val="1013"/>
+          <w:numId w:val="1014"/>
         </w:numPr>
         <w:pStyle w:val="Compact"/>
       </w:pPr>
@@ -978,7 +1066,7 @@
       <w:pPr>
         <w:numPr>
           <w:ilvl w:val="0"/>
-          <w:numId w:val="1013"/>
+          <w:numId w:val="1014"/>
         </w:numPr>
         <w:pStyle w:val="Compact"/>
       </w:pPr>
@@ -990,7 +1078,7 @@
       <w:pPr>
         <w:numPr>
           <w:ilvl w:val="0"/>
-          <w:numId w:val="1013"/>
+          <w:numId w:val="1014"/>
         </w:numPr>
         <w:pStyle w:val="Compact"/>
       </w:pPr>
@@ -1002,7 +1090,7 @@
       <w:pPr>
         <w:numPr>
           <w:ilvl w:val="0"/>
-          <w:numId w:val="1013"/>
+          <w:numId w:val="1014"/>
         </w:numPr>
         <w:pStyle w:val="Compact"/>
       </w:pPr>
@@ -1014,7 +1102,7 @@
       <w:pPr>
         <w:numPr>
           <w:ilvl w:val="0"/>
-          <w:numId w:val="1013"/>
+          <w:numId w:val="1014"/>
         </w:numPr>
         <w:pStyle w:val="Compact"/>
       </w:pPr>
@@ -1022,8 +1110,8 @@
         <w:t xml:space="preserve">[완료]</w:t>
       </w:r>
     </w:p>
-    <w:bookmarkEnd w:id="32"/>
     <w:bookmarkEnd w:id="33"/>
+    <w:bookmarkEnd w:id="34"/>
     <w:sectPr/>
   </w:body>
 </w:document>
@@ -1246,6 +1334,9 @@
     <w:abstractNumId w:val="991"/>
   </w:num>
   <w:num w:numId="1013">
+    <w:abstractNumId w:val="991"/>
+  </w:num>
+  <w:num w:numId="1014">
     <w:abstractNumId w:val="991"/>
   </w:num>
 </w:numbering>

--- a/docs/exports/DEV_LOG.docx
+++ b/docs/exports/DEV_LOG.docx
@@ -2,7 +2,7 @@
 <file path=word/document.xml><?xml version="1.0" encoding="utf-8"?>
 <w:document xmlns:w="http://schemas.openxmlformats.org/wordprocessingml/2006/main" xmlns:m="http://schemas.openxmlformats.org/officeDocument/2006/math" xmlns:r="http://schemas.openxmlformats.org/officeDocument/2006/relationships" xmlns:o="urn:schemas-microsoft-com:office:office" xmlns:v="urn:schemas-microsoft-com:vml" xmlns:w10="urn:schemas-microsoft-com:office:word" xmlns:a="http://schemas.openxmlformats.org/drawingml/2006/main" xmlns:pic="http://schemas.openxmlformats.org/drawingml/2006/picture" xmlns:wp="http://schemas.openxmlformats.org/drawingml/2006/wordprocessingDrawing">
   <w:body>
-    <w:bookmarkStart w:id="34" w:name="dev_log-마이피드-b2b-랜딩페이지-abl_landing"/>
+    <w:bookmarkStart w:id="35" w:name="dev_log-마이피드-b2b-랜딩페이지-abl_landing"/>
     <w:p>
       <w:pPr>
         <w:pStyle w:val="Heading1"/>
@@ -11,12 +11,70 @@
         <w:t xml:space="preserve">DEV_LOG — 마이피드 B2B 랜딩페이지 (abl_landing)</w:t>
       </w:r>
     </w:p>
-    <w:bookmarkStart w:id="20" w:name="파일럿-5단계-빈-칸-제거-5열-가로-타임라인-ccg"/>
+    <w:bookmarkStart w:id="20" w:name="파일럿-5단계-1열-큰-카드로-변경"/>
     <w:p>
       <w:pPr>
         <w:pStyle w:val="Heading3"/>
       </w:pPr>
       <w:r>
+        <w:t xml:space="preserve">[2026-06-21 13:50] 파일럿 5단계 — 1열 큰 카드로 변경</w:t>
+      </w:r>
+    </w:p>
+    <w:p>
+      <w:pPr>
+        <w:numPr>
+          <w:ilvl w:val="0"/>
+          <w:numId w:val="1001"/>
+        </w:numPr>
+        <w:pStyle w:val="Compact"/>
+      </w:pPr>
+      <w:r>
+        <w:t xml:space="preserve">마케터 요청: 5단계를 한 행에 하나씩(1열) 크게 표기, 페이지가 길어져도 무방</w:t>
+      </w:r>
+    </w:p>
+    <w:p>
+      <w:pPr>
+        <w:numPr>
+          <w:ilvl w:val="0"/>
+          <w:numId w:val="1001"/>
+        </w:numPr>
+        <w:pStyle w:val="Compact"/>
+      </w:pPr>
+      <w:r>
+        <w:t xml:space="preserve">.pilot-flow5를 5열 가로 타임라인 → 1열 그리드로 변경, 카드 높이 420px·제목/설명 키움</w:t>
+      </w:r>
+    </w:p>
+    <w:p>
+      <w:pPr>
+        <w:numPr>
+          <w:ilvl w:val="0"/>
+          <w:numId w:val="1001"/>
+        </w:numPr>
+        <w:pStyle w:val="Compact"/>
+      </w:pPr>
+      <w:r>
+        <w:t xml:space="preserve">단계 번호 배지도 48px로 확대, 모바일은 카드 높이 300px로 자동 축소</w:t>
+      </w:r>
+    </w:p>
+    <w:p>
+      <w:pPr>
+        <w:numPr>
+          <w:ilvl w:val="0"/>
+          <w:numId w:val="1001"/>
+        </w:numPr>
+        <w:pStyle w:val="Compact"/>
+      </w:pPr>
+      <w:r>
+        <w:t xml:space="preserve">[완료]</w:t>
+      </w:r>
+    </w:p>
+    <w:bookmarkEnd w:id="20"/>
+    <w:bookmarkStart w:id="21" w:name="파일럿-5단계-빈-칸-제거-5열-가로-타임라인-ccg"/>
+    <w:p>
+      <w:pPr>
+        <w:pStyle w:val="Heading3"/>
+      </w:pPr>
+      <w:r>
         <w:t xml:space="preserve">[2026-06-21 13:35] 파일럿 5단계 빈 칸 제거 — 5열 가로 타임라인 (CCG)</w:t>
       </w:r>
     </w:p>
@@ -24,7 +82,7 @@
       <w:pPr>
         <w:numPr>
           <w:ilvl w:val="0"/>
-          <w:numId w:val="1001"/>
+          <w:numId w:val="1002"/>
         </w:numPr>
         <w:pStyle w:val="Compact"/>
       </w:pPr>
@@ -36,7 +94,7 @@
       <w:pPr>
         <w:numPr>
           <w:ilvl w:val="0"/>
-          <w:numId w:val="1001"/>
+          <w:numId w:val="1002"/>
         </w:numPr>
         <w:pStyle w:val="Compact"/>
       </w:pPr>
@@ -66,7 +124,7 @@
       <w:pPr>
         <w:numPr>
           <w:ilvl w:val="0"/>
-          <w:numId w:val="1001"/>
+          <w:numId w:val="1002"/>
         </w:numPr>
         <w:pStyle w:val="Compact"/>
       </w:pPr>
@@ -78,7 +136,7 @@
       <w:pPr>
         <w:numPr>
           <w:ilvl w:val="0"/>
-          <w:numId w:val="1001"/>
+          <w:numId w:val="1002"/>
         </w:numPr>
         <w:pStyle w:val="Compact"/>
       </w:pPr>
@@ -90,7 +148,7 @@
       <w:pPr>
         <w:numPr>
           <w:ilvl w:val="0"/>
-          <w:numId w:val="1001"/>
+          <w:numId w:val="1002"/>
         </w:numPr>
         <w:pStyle w:val="Compact"/>
       </w:pPr>
@@ -98,8 +156,8 @@
         <w:t xml:space="preserve">[완료]</w:t>
       </w:r>
     </w:p>
-    <w:bookmarkEnd w:id="20"/>
-    <w:bookmarkStart w:id="21" w:name="핵심-기능-섹션-좌우-균형-녹색-카드-하단-전체폭-배너-ccg"/>
+    <w:bookmarkEnd w:id="21"/>
+    <w:bookmarkStart w:id="22" w:name="핵심-기능-섹션-좌우-균형-녹색-카드-하단-전체폭-배너-ccg"/>
     <w:p>
       <w:pPr>
         <w:pStyle w:val="Heading3"/>
@@ -112,7 +170,7 @@
       <w:pPr>
         <w:numPr>
           <w:ilvl w:val="0"/>
-          <w:numId w:val="1002"/>
+          <w:numId w:val="1003"/>
         </w:numPr>
         <w:pStyle w:val="Compact"/>
       </w:pPr>
@@ -124,7 +182,7 @@
       <w:pPr>
         <w:numPr>
           <w:ilvl w:val="0"/>
-          <w:numId w:val="1002"/>
+          <w:numId w:val="1003"/>
         </w:numPr>
         <w:pStyle w:val="Compact"/>
       </w:pPr>
@@ -154,7 +212,7 @@
       <w:pPr>
         <w:numPr>
           <w:ilvl w:val="0"/>
-          <w:numId w:val="1002"/>
+          <w:numId w:val="1003"/>
         </w:numPr>
         <w:pStyle w:val="Compact"/>
       </w:pPr>
@@ -166,7 +224,7 @@
       <w:pPr>
         <w:numPr>
           <w:ilvl w:val="0"/>
-          <w:numId w:val="1002"/>
+          <w:numId w:val="1003"/>
         </w:numPr>
         <w:pStyle w:val="Compact"/>
       </w:pPr>
@@ -178,7 +236,7 @@
       <w:pPr>
         <w:numPr>
           <w:ilvl w:val="0"/>
-          <w:numId w:val="1002"/>
+          <w:numId w:val="1003"/>
         </w:numPr>
         <w:pStyle w:val="Compact"/>
       </w:pPr>
@@ -186,8 +244,8 @@
         <w:t xml:space="preserve">[완료]</w:t>
       </w:r>
     </w:p>
-    <w:bookmarkEnd w:id="21"/>
-    <w:bookmarkStart w:id="22" w:name="신청-섹션-가로폭을-사이트-표준1120px에-맞춤"/>
+    <w:bookmarkEnd w:id="22"/>
+    <w:bookmarkStart w:id="23" w:name="신청-섹션-가로폭을-사이트-표준1120px에-맞춤"/>
     <w:p>
       <w:pPr>
         <w:pStyle w:val="Heading3"/>
@@ -200,7 +258,7 @@
       <w:pPr>
         <w:numPr>
           <w:ilvl w:val="0"/>
-          <w:numId w:val="1003"/>
+          <w:numId w:val="1004"/>
         </w:numPr>
         <w:pStyle w:val="Compact"/>
       </w:pPr>
@@ -212,7 +270,7 @@
       <w:pPr>
         <w:numPr>
           <w:ilvl w:val="0"/>
-          <w:numId w:val="1003"/>
+          <w:numId w:val="1004"/>
         </w:numPr>
         <w:pStyle w:val="Compact"/>
       </w:pPr>
@@ -224,7 +282,7 @@
       <w:pPr>
         <w:numPr>
           <w:ilvl w:val="0"/>
-          <w:numId w:val="1003"/>
+          <w:numId w:val="1004"/>
         </w:numPr>
         <w:pStyle w:val="Compact"/>
       </w:pPr>
@@ -236,7 +294,7 @@
       <w:pPr>
         <w:numPr>
           <w:ilvl w:val="0"/>
-          <w:numId w:val="1003"/>
+          <w:numId w:val="1004"/>
         </w:numPr>
         <w:pStyle w:val="Compact"/>
       </w:pPr>
@@ -244,8 +302,8 @@
         <w:t xml:space="preserve">[완료]</w:t>
       </w:r>
     </w:p>
-    <w:bookmarkEnd w:id="22"/>
-    <w:bookmarkStart w:id="23" w:name="신청-섹션-가치-타일-사진-위-글씨-이미지-위텍스트-아래-카드-ccg"/>
+    <w:bookmarkEnd w:id="23"/>
+    <w:bookmarkStart w:id="24" w:name="신청-섹션-가치-타일-사진-위-글씨-이미지-위텍스트-아래-카드-ccg"/>
     <w:p>
       <w:pPr>
         <w:pStyle w:val="Heading3"/>
@@ -258,7 +316,7 @@
       <w:pPr>
         <w:numPr>
           <w:ilvl w:val="0"/>
-          <w:numId w:val="1004"/>
+          <w:numId w:val="1005"/>
         </w:numPr>
         <w:pStyle w:val="Compact"/>
       </w:pPr>
@@ -270,7 +328,7 @@
       <w:pPr>
         <w:numPr>
           <w:ilvl w:val="0"/>
-          <w:numId w:val="1004"/>
+          <w:numId w:val="1005"/>
         </w:numPr>
         <w:pStyle w:val="Compact"/>
       </w:pPr>
@@ -300,7 +358,7 @@
       <w:pPr>
         <w:numPr>
           <w:ilvl w:val="0"/>
-          <w:numId w:val="1004"/>
+          <w:numId w:val="1005"/>
         </w:numPr>
         <w:pStyle w:val="Compact"/>
       </w:pPr>
@@ -312,7 +370,7 @@
       <w:pPr>
         <w:numPr>
           <w:ilvl w:val="0"/>
-          <w:numId w:val="1004"/>
+          <w:numId w:val="1005"/>
         </w:numPr>
         <w:pStyle w:val="Compact"/>
       </w:pPr>
@@ -324,7 +382,7 @@
       <w:pPr>
         <w:numPr>
           <w:ilvl w:val="0"/>
-          <w:numId w:val="1004"/>
+          <w:numId w:val="1005"/>
         </w:numPr>
         <w:pStyle w:val="Compact"/>
       </w:pPr>
@@ -332,8 +390,8 @@
         <w:t xml:space="preserve">[완료]</w:t>
       </w:r>
     </w:p>
-    <w:bookmarkEnd w:id="23"/>
-    <w:bookmarkStart w:id="24" w:name="솔루션-5단계-이미지-크게-지그재그-레이아웃-ccg"/>
+    <w:bookmarkEnd w:id="24"/>
+    <w:bookmarkStart w:id="25" w:name="솔루션-5단계-이미지-크게-지그재그-레이아웃-ccg"/>
     <w:p>
       <w:pPr>
         <w:pStyle w:val="Heading3"/>
@@ -346,7 +404,7 @@
       <w:pPr>
         <w:numPr>
           <w:ilvl w:val="0"/>
-          <w:numId w:val="1005"/>
+          <w:numId w:val="1006"/>
         </w:numPr>
         <w:pStyle w:val="Compact"/>
       </w:pPr>
@@ -358,7 +416,7 @@
       <w:pPr>
         <w:numPr>
           <w:ilvl w:val="0"/>
-          <w:numId w:val="1005"/>
+          <w:numId w:val="1006"/>
         </w:numPr>
         <w:pStyle w:val="Compact"/>
       </w:pPr>
@@ -370,7 +428,7 @@
       <w:pPr>
         <w:numPr>
           <w:ilvl w:val="0"/>
-          <w:numId w:val="1005"/>
+          <w:numId w:val="1006"/>
         </w:numPr>
         <w:pStyle w:val="Compact"/>
       </w:pPr>
@@ -382,7 +440,7 @@
       <w:pPr>
         <w:numPr>
           <w:ilvl w:val="0"/>
-          <w:numId w:val="1005"/>
+          <w:numId w:val="1006"/>
         </w:numPr>
         <w:pStyle w:val="Compact"/>
       </w:pPr>
@@ -394,7 +452,7 @@
       <w:pPr>
         <w:numPr>
           <w:ilvl w:val="0"/>
-          <w:numId w:val="1005"/>
+          <w:numId w:val="1006"/>
         </w:numPr>
         <w:pStyle w:val="Compact"/>
       </w:pPr>
@@ -406,7 +464,7 @@
       <w:pPr>
         <w:numPr>
           <w:ilvl w:val="0"/>
-          <w:numId w:val="1005"/>
+          <w:numId w:val="1006"/>
         </w:numPr>
         <w:pStyle w:val="Compact"/>
       </w:pPr>
@@ -414,8 +472,8 @@
         <w:t xml:space="preserve">[완료]</w:t>
       </w:r>
     </w:p>
-    <w:bookmarkEnd w:id="24"/>
-    <w:bookmarkStart w:id="25" w:name="신청-섹션-가치-타일-실사-사진-카드로-교체-ccg"/>
+    <w:bookmarkEnd w:id="25"/>
+    <w:bookmarkStart w:id="26" w:name="신청-섹션-가치-타일-실사-사진-카드로-교체-ccg"/>
     <w:p>
       <w:pPr>
         <w:pStyle w:val="Heading3"/>
@@ -428,7 +486,7 @@
       <w:pPr>
         <w:numPr>
           <w:ilvl w:val="0"/>
-          <w:numId w:val="1006"/>
+          <w:numId w:val="1007"/>
         </w:numPr>
         <w:pStyle w:val="Compact"/>
       </w:pPr>
@@ -440,7 +498,7 @@
       <w:pPr>
         <w:numPr>
           <w:ilvl w:val="0"/>
-          <w:numId w:val="1006"/>
+          <w:numId w:val="1007"/>
         </w:numPr>
         <w:pStyle w:val="Compact"/>
       </w:pPr>
@@ -452,7 +510,7 @@
       <w:pPr>
         <w:numPr>
           <w:ilvl w:val="0"/>
-          <w:numId w:val="1006"/>
+          <w:numId w:val="1007"/>
         </w:numPr>
         <w:pStyle w:val="Compact"/>
       </w:pPr>
@@ -470,7 +528,7 @@
       <w:pPr>
         <w:numPr>
           <w:ilvl w:val="0"/>
-          <w:numId w:val="1006"/>
+          <w:numId w:val="1007"/>
         </w:numPr>
         <w:pStyle w:val="Compact"/>
       </w:pPr>
@@ -482,7 +540,7 @@
       <w:pPr>
         <w:numPr>
           <w:ilvl w:val="0"/>
-          <w:numId w:val="1006"/>
+          <w:numId w:val="1007"/>
         </w:numPr>
         <w:pStyle w:val="Compact"/>
       </w:pPr>
@@ -490,8 +548,8 @@
         <w:t xml:space="preserve">[완료]</w:t>
       </w:r>
     </w:p>
-    <w:bookmarkEnd w:id="25"/>
-    <w:bookmarkStart w:id="26" w:name="신청-섹션-가치-타일에-상징-아이콘-추가-ccg"/>
+    <w:bookmarkEnd w:id="26"/>
+    <w:bookmarkStart w:id="27" w:name="신청-섹션-가치-타일에-상징-아이콘-추가-ccg"/>
     <w:p>
       <w:pPr>
         <w:pStyle w:val="Heading3"/>
@@ -504,7 +562,7 @@
       <w:pPr>
         <w:numPr>
           <w:ilvl w:val="0"/>
-          <w:numId w:val="1007"/>
+          <w:numId w:val="1008"/>
         </w:numPr>
         <w:pStyle w:val="Compact"/>
       </w:pPr>
@@ -534,7 +592,7 @@
       <w:pPr>
         <w:numPr>
           <w:ilvl w:val="0"/>
-          <w:numId w:val="1007"/>
+          <w:numId w:val="1008"/>
         </w:numPr>
         <w:pStyle w:val="Compact"/>
       </w:pPr>
@@ -546,7 +604,7 @@
       <w:pPr>
         <w:numPr>
           <w:ilvl w:val="0"/>
-          <w:numId w:val="1007"/>
+          <w:numId w:val="1008"/>
         </w:numPr>
         <w:pStyle w:val="Compact"/>
       </w:pPr>
@@ -558,7 +616,7 @@
       <w:pPr>
         <w:numPr>
           <w:ilvl w:val="0"/>
-          <w:numId w:val="1007"/>
+          <w:numId w:val="1008"/>
         </w:numPr>
         <w:pStyle w:val="Compact"/>
       </w:pPr>
@@ -566,8 +624,8 @@
         <w:t xml:space="preserve">[완료]</w:t>
       </w:r>
     </w:p>
-    <w:bookmarkEnd w:id="26"/>
-    <w:bookmarkStart w:id="27" w:name="하단-띠배너-가운데-정렬"/>
+    <w:bookmarkEnd w:id="27"/>
+    <w:bookmarkStart w:id="28" w:name="하단-띠배너-가운데-정렬"/>
     <w:p>
       <w:pPr>
         <w:pStyle w:val="Heading3"/>
@@ -580,7 +638,7 @@
       <w:pPr>
         <w:numPr>
           <w:ilvl w:val="0"/>
-          <w:numId w:val="1008"/>
+          <w:numId w:val="1009"/>
         </w:numPr>
         <w:pStyle w:val="Compact"/>
       </w:pPr>
@@ -592,7 +650,7 @@
       <w:pPr>
         <w:numPr>
           <w:ilvl w:val="0"/>
-          <w:numId w:val="1008"/>
+          <w:numId w:val="1009"/>
         </w:numPr>
         <w:pStyle w:val="Compact"/>
       </w:pPr>
@@ -604,7 +662,7 @@
       <w:pPr>
         <w:numPr>
           <w:ilvl w:val="0"/>
-          <w:numId w:val="1008"/>
+          <w:numId w:val="1009"/>
         </w:numPr>
         <w:pStyle w:val="Compact"/>
       </w:pPr>
@@ -612,8 +670,8 @@
         <w:t xml:space="preserve">[완료]</w:t>
       </w:r>
     </w:p>
-    <w:bookmarkEnd w:id="27"/>
-    <w:bookmarkStart w:id="28" w:name="파일럿-5단계-ai-느낌-svg-실사-사진-교체-ccg"/>
+    <w:bookmarkEnd w:id="28"/>
+    <w:bookmarkStart w:id="29" w:name="파일럿-5단계-ai-느낌-svg-실사-사진-교체-ccg"/>
     <w:p>
       <w:pPr>
         <w:pStyle w:val="Heading3"/>
@@ -626,7 +684,7 @@
       <w:pPr>
         <w:numPr>
           <w:ilvl w:val="0"/>
-          <w:numId w:val="1009"/>
+          <w:numId w:val="1010"/>
         </w:numPr>
         <w:pStyle w:val="Compact"/>
       </w:pPr>
@@ -638,7 +696,7 @@
       <w:pPr>
         <w:numPr>
           <w:ilvl w:val="0"/>
-          <w:numId w:val="1009"/>
+          <w:numId w:val="1010"/>
         </w:numPr>
         <w:pStyle w:val="Compact"/>
       </w:pPr>
@@ -650,7 +708,7 @@
       <w:pPr>
         <w:numPr>
           <w:ilvl w:val="0"/>
-          <w:numId w:val="1009"/>
+          <w:numId w:val="1010"/>
         </w:numPr>
         <w:pStyle w:val="Compact"/>
       </w:pPr>
@@ -662,7 +720,7 @@
       <w:pPr>
         <w:numPr>
           <w:ilvl w:val="0"/>
-          <w:numId w:val="1009"/>
+          <w:numId w:val="1010"/>
         </w:numPr>
         <w:pStyle w:val="Compact"/>
       </w:pPr>
@@ -674,7 +732,7 @@
       <w:pPr>
         <w:numPr>
           <w:ilvl w:val="0"/>
-          <w:numId w:val="1009"/>
+          <w:numId w:val="1010"/>
         </w:numPr>
         <w:pStyle w:val="Compact"/>
       </w:pPr>
@@ -682,8 +740,8 @@
         <w:t xml:space="preserve">[완료]</w:t>
       </w:r>
     </w:p>
-    <w:bookmarkEnd w:id="28"/>
-    <w:bookmarkStart w:id="29" w:name="희미함작은이미지-해결-실사-11장-생성-대형-사진-레이아웃-ccg"/>
+    <w:bookmarkEnd w:id="29"/>
+    <w:bookmarkStart w:id="30" w:name="희미함작은이미지-해결-실사-11장-생성-대형-사진-레이아웃-ccg"/>
     <w:p>
       <w:pPr>
         <w:pStyle w:val="Heading3"/>
@@ -696,7 +754,7 @@
       <w:pPr>
         <w:numPr>
           <w:ilvl w:val="0"/>
-          <w:numId w:val="1010"/>
+          <w:numId w:val="1011"/>
         </w:numPr>
         <w:pStyle w:val="Compact"/>
       </w:pPr>
@@ -708,7 +766,7 @@
       <w:pPr>
         <w:numPr>
           <w:ilvl w:val="0"/>
-          <w:numId w:val="1010"/>
+          <w:numId w:val="1011"/>
         </w:numPr>
         <w:pStyle w:val="Compact"/>
       </w:pPr>
@@ -738,7 +796,7 @@
       <w:pPr>
         <w:numPr>
           <w:ilvl w:val="0"/>
-          <w:numId w:val="1010"/>
+          <w:numId w:val="1011"/>
         </w:numPr>
         <w:pStyle w:val="Compact"/>
       </w:pPr>
@@ -750,7 +808,7 @@
       <w:pPr>
         <w:numPr>
           <w:ilvl w:val="0"/>
-          <w:numId w:val="1010"/>
+          <w:numId w:val="1011"/>
         </w:numPr>
         <w:pStyle w:val="Compact"/>
       </w:pPr>
@@ -762,7 +820,7 @@
       <w:pPr>
         <w:numPr>
           <w:ilvl w:val="0"/>
-          <w:numId w:val="1010"/>
+          <w:numId w:val="1011"/>
         </w:numPr>
         <w:pStyle w:val="Compact"/>
       </w:pPr>
@@ -774,7 +832,7 @@
       <w:pPr>
         <w:numPr>
           <w:ilvl w:val="0"/>
-          <w:numId w:val="1010"/>
+          <w:numId w:val="1011"/>
         </w:numPr>
         <w:pStyle w:val="Compact"/>
       </w:pPr>
@@ -786,7 +844,7 @@
       <w:pPr>
         <w:numPr>
           <w:ilvl w:val="0"/>
-          <w:numId w:val="1010"/>
+          <w:numId w:val="1011"/>
         </w:numPr>
         <w:pStyle w:val="Compact"/>
       </w:pPr>
@@ -794,8 +852,8 @@
         <w:t xml:space="preserve">[완료]</w:t>
       </w:r>
     </w:p>
-    <w:bookmarkEnd w:id="29"/>
-    <w:bookmarkStart w:id="30" w:name="일러스트-개선-잘림-해결-갤러리-실제화면-교체-ccg-b안"/>
+    <w:bookmarkEnd w:id="30"/>
+    <w:bookmarkStart w:id="31" w:name="일러스트-개선-잘림-해결-갤러리-실제화면-교체-ccg-b안"/>
     <w:p>
       <w:pPr>
         <w:pStyle w:val="Heading3"/>
@@ -808,7 +866,7 @@
       <w:pPr>
         <w:numPr>
           <w:ilvl w:val="0"/>
-          <w:numId w:val="1011"/>
+          <w:numId w:val="1012"/>
         </w:numPr>
         <w:pStyle w:val="Compact"/>
       </w:pPr>
@@ -820,7 +878,7 @@
       <w:pPr>
         <w:numPr>
           <w:ilvl w:val="0"/>
-          <w:numId w:val="1011"/>
+          <w:numId w:val="1012"/>
         </w:numPr>
         <w:pStyle w:val="Compact"/>
       </w:pPr>
@@ -832,7 +890,7 @@
       <w:pPr>
         <w:numPr>
           <w:ilvl w:val="0"/>
-          <w:numId w:val="1011"/>
+          <w:numId w:val="1012"/>
         </w:numPr>
         <w:pStyle w:val="Compact"/>
       </w:pPr>
@@ -856,7 +914,7 @@
       <w:pPr>
         <w:numPr>
           <w:ilvl w:val="0"/>
-          <w:numId w:val="1011"/>
+          <w:numId w:val="1012"/>
         </w:numPr>
         <w:pStyle w:val="Compact"/>
       </w:pPr>
@@ -864,8 +922,8 @@
         <w:t xml:space="preserve">[완료]</w:t>
       </w:r>
     </w:p>
-    <w:bookmarkEnd w:id="30"/>
-    <w:bookmarkStart w:id="31" w:name="도입효과-중복-정리-색감-통일-ccg-b안-마무리"/>
+    <w:bookmarkEnd w:id="31"/>
+    <w:bookmarkStart w:id="32" w:name="도입효과-중복-정리-색감-통일-ccg-b안-마무리"/>
     <w:p>
       <w:pPr>
         <w:pStyle w:val="Heading3"/>
@@ -878,7 +936,7 @@
       <w:pPr>
         <w:numPr>
           <w:ilvl w:val="0"/>
-          <w:numId w:val="1012"/>
+          <w:numId w:val="1013"/>
         </w:numPr>
         <w:pStyle w:val="Compact"/>
       </w:pPr>
@@ -890,7 +948,7 @@
       <w:pPr>
         <w:numPr>
           <w:ilvl w:val="0"/>
-          <w:numId w:val="1012"/>
+          <w:numId w:val="1013"/>
         </w:numPr>
         <w:pStyle w:val="Compact"/>
       </w:pPr>
@@ -902,7 +960,7 @@
       <w:pPr>
         <w:numPr>
           <w:ilvl w:val="0"/>
-          <w:numId w:val="1012"/>
+          <w:numId w:val="1013"/>
         </w:numPr>
         <w:pStyle w:val="Compact"/>
       </w:pPr>
@@ -914,7 +972,7 @@
       <w:pPr>
         <w:numPr>
           <w:ilvl w:val="0"/>
-          <w:numId w:val="1012"/>
+          <w:numId w:val="1013"/>
         </w:numPr>
         <w:pStyle w:val="Compact"/>
       </w:pPr>
@@ -926,7 +984,7 @@
       <w:pPr>
         <w:numPr>
           <w:ilvl w:val="0"/>
-          <w:numId w:val="1012"/>
+          <w:numId w:val="1013"/>
         </w:numPr>
         <w:pStyle w:val="Compact"/>
       </w:pPr>
@@ -934,8 +992,8 @@
         <w:t xml:space="preserve">[완료]</w:t>
       </w:r>
     </w:p>
-    <w:bookmarkEnd w:id="31"/>
-    <w:bookmarkStart w:id="32" w:name="solution-섹션-좌우-균형-반응형-개선-ccg"/>
+    <w:bookmarkEnd w:id="32"/>
+    <w:bookmarkStart w:id="33" w:name="solution-섹션-좌우-균형-반응형-개선-ccg"/>
     <w:p>
       <w:pPr>
         <w:pStyle w:val="Heading3"/>
@@ -948,7 +1006,7 @@
       <w:pPr>
         <w:numPr>
           <w:ilvl w:val="0"/>
-          <w:numId w:val="1013"/>
+          <w:numId w:val="1014"/>
         </w:numPr>
         <w:pStyle w:val="Compact"/>
       </w:pPr>
@@ -960,7 +1018,7 @@
       <w:pPr>
         <w:numPr>
           <w:ilvl w:val="0"/>
-          <w:numId w:val="1013"/>
+          <w:numId w:val="1014"/>
         </w:numPr>
         <w:pStyle w:val="Compact"/>
       </w:pPr>
@@ -972,7 +1030,7 @@
       <w:pPr>
         <w:numPr>
           <w:ilvl w:val="0"/>
-          <w:numId w:val="1013"/>
+          <w:numId w:val="1014"/>
         </w:numPr>
         <w:pStyle w:val="Compact"/>
       </w:pPr>
@@ -984,7 +1042,7 @@
       <w:pPr>
         <w:numPr>
           <w:ilvl w:val="0"/>
-          <w:numId w:val="1013"/>
+          <w:numId w:val="1014"/>
         </w:numPr>
         <w:pStyle w:val="Compact"/>
       </w:pPr>
@@ -996,7 +1054,7 @@
       <w:pPr>
         <w:numPr>
           <w:ilvl w:val="0"/>
-          <w:numId w:val="1013"/>
+          <w:numId w:val="1014"/>
         </w:numPr>
         <w:pStyle w:val="Compact"/>
       </w:pPr>
@@ -1008,7 +1066,7 @@
       <w:pPr>
         <w:numPr>
           <w:ilvl w:val="0"/>
-          <w:numId w:val="1013"/>
+          <w:numId w:val="1014"/>
         </w:numPr>
         <w:pStyle w:val="Compact"/>
       </w:pPr>
@@ -1020,7 +1078,7 @@
       <w:pPr>
         <w:numPr>
           <w:ilvl w:val="0"/>
-          <w:numId w:val="1013"/>
+          <w:numId w:val="1014"/>
         </w:numPr>
         <w:pStyle w:val="Compact"/>
       </w:pPr>
@@ -1028,8 +1086,8 @@
         <w:t xml:space="preserve">[완료]</w:t>
       </w:r>
     </w:p>
-    <w:bookmarkEnd w:id="32"/>
-    <w:bookmarkStart w:id="33" w:name="초기-배포-완료"/>
+    <w:bookmarkEnd w:id="33"/>
+    <w:bookmarkStart w:id="34" w:name="초기-배포-완료"/>
     <w:p>
       <w:pPr>
         <w:pStyle w:val="Heading3"/>
@@ -1042,7 +1100,7 @@
       <w:pPr>
         <w:numPr>
           <w:ilvl w:val="0"/>
-          <w:numId w:val="1014"/>
+          <w:numId w:val="1015"/>
         </w:numPr>
         <w:pStyle w:val="Compact"/>
       </w:pPr>
@@ -1054,7 +1112,7 @@
       <w:pPr>
         <w:numPr>
           <w:ilvl w:val="0"/>
-          <w:numId w:val="1014"/>
+          <w:numId w:val="1015"/>
         </w:numPr>
         <w:pStyle w:val="Compact"/>
       </w:pPr>
@@ -1066,7 +1124,7 @@
       <w:pPr>
         <w:numPr>
           <w:ilvl w:val="0"/>
-          <w:numId w:val="1014"/>
+          <w:numId w:val="1015"/>
         </w:numPr>
         <w:pStyle w:val="Compact"/>
       </w:pPr>
@@ -1078,7 +1136,7 @@
       <w:pPr>
         <w:numPr>
           <w:ilvl w:val="0"/>
-          <w:numId w:val="1014"/>
+          <w:numId w:val="1015"/>
         </w:numPr>
         <w:pStyle w:val="Compact"/>
       </w:pPr>
@@ -1090,7 +1148,7 @@
       <w:pPr>
         <w:numPr>
           <w:ilvl w:val="0"/>
-          <w:numId w:val="1014"/>
+          <w:numId w:val="1015"/>
         </w:numPr>
         <w:pStyle w:val="Compact"/>
       </w:pPr>
@@ -1102,7 +1160,7 @@
       <w:pPr>
         <w:numPr>
           <w:ilvl w:val="0"/>
-          <w:numId w:val="1014"/>
+          <w:numId w:val="1015"/>
         </w:numPr>
         <w:pStyle w:val="Compact"/>
       </w:pPr>
@@ -1110,8 +1168,8 @@
         <w:t xml:space="preserve">[완료]</w:t>
       </w:r>
     </w:p>
-    <w:bookmarkEnd w:id="33"/>
     <w:bookmarkEnd w:id="34"/>
+    <w:bookmarkEnd w:id="35"/>
     <w:sectPr/>
   </w:body>
 </w:document>
@@ -1337,6 +1395,9 @@
     <w:abstractNumId w:val="991"/>
   </w:num>
   <w:num w:numId="1014">
+    <w:abstractNumId w:val="991"/>
+  </w:num>
+  <w:num w:numId="1015">
     <w:abstractNumId w:val="991"/>
   </w:num>
 </w:numbering>

--- a/docs/exports/DEV_LOG.docx
+++ b/docs/exports/DEV_LOG.docx
@@ -2,7 +2,7 @@
 <file path=word/document.xml><?xml version="1.0" encoding="utf-8"?>
 <w:document xmlns:w="http://schemas.openxmlformats.org/wordprocessingml/2006/main" xmlns:m="http://schemas.openxmlformats.org/officeDocument/2006/math" xmlns:r="http://schemas.openxmlformats.org/officeDocument/2006/relationships" xmlns:o="urn:schemas-microsoft-com:office:office" xmlns:v="urn:schemas-microsoft-com:vml" xmlns:w10="urn:schemas-microsoft-com:office:word" xmlns:a="http://schemas.openxmlformats.org/drawingml/2006/main" xmlns:pic="http://schemas.openxmlformats.org/drawingml/2006/picture" xmlns:wp="http://schemas.openxmlformats.org/drawingml/2006/wordprocessingDrawing">
   <w:body>
-    <w:bookmarkStart w:id="35" w:name="dev_log-마이피드-b2b-랜딩페이지-abl_landing"/>
+    <w:bookmarkStart w:id="36" w:name="dev_log-마이피드-b2b-랜딩페이지-abl_landing"/>
     <w:p>
       <w:pPr>
         <w:pStyle w:val="Heading1"/>
@@ -11,12 +11,58 @@
         <w:t xml:space="preserve">DEV_LOG — 마이피드 B2B 랜딩페이지 (abl_landing)</w:t>
       </w:r>
     </w:p>
-    <w:bookmarkStart w:id="20" w:name="파일럿-5단계-1열-큰-카드로-변경"/>
+    <w:bookmarkStart w:id="20" w:name="파일럿-5단계-카드-높이-슬림화"/>
     <w:p>
       <w:pPr>
         <w:pStyle w:val="Heading3"/>
       </w:pPr>
       <w:r>
+        <w:t xml:space="preserve">[2026-06-21 13:58] 파일럿 5단계 카드 높이 슬림화</w:t>
+      </w:r>
+    </w:p>
+    <w:p>
+      <w:pPr>
+        <w:numPr>
+          <w:ilvl w:val="0"/>
+          <w:numId w:val="1001"/>
+        </w:numPr>
+        <w:pStyle w:val="Compact"/>
+      </w:pPr>
+      <w:r>
+        <w:t xml:space="preserve">마케터 요청: 1열은 유지하되 카드 두께(높이)가 너무 두꺼움 → 얇게</w:t>
+      </w:r>
+    </w:p>
+    <w:p>
+      <w:pPr>
+        <w:numPr>
+          <w:ilvl w:val="0"/>
+          <w:numId w:val="1001"/>
+        </w:numPr>
+        <w:pStyle w:val="Compact"/>
+      </w:pPr>
+      <w:r>
+        <w:t xml:space="preserve">.pilot-flow5 카드 높이 420px → 230px(데스크탑), 태블릿 210px로 축소, 패딩·글씨 소폭 조정</w:t>
+      </w:r>
+    </w:p>
+    <w:p>
+      <w:pPr>
+        <w:numPr>
+          <w:ilvl w:val="0"/>
+          <w:numId w:val="1001"/>
+        </w:numPr>
+        <w:pStyle w:val="Compact"/>
+      </w:pPr>
+      <w:r>
+        <w:t xml:space="preserve">[완료]</w:t>
+      </w:r>
+    </w:p>
+    <w:bookmarkEnd w:id="20"/>
+    <w:bookmarkStart w:id="21" w:name="파일럿-5단계-1열-큰-카드로-변경"/>
+    <w:p>
+      <w:pPr>
+        <w:pStyle w:val="Heading3"/>
+      </w:pPr>
+      <w:r>
         <w:t xml:space="preserve">[2026-06-21 13:50] 파일럿 5단계 — 1열 큰 카드로 변경</w:t>
       </w:r>
     </w:p>
@@ -24,7 +70,7 @@
       <w:pPr>
         <w:numPr>
           <w:ilvl w:val="0"/>
-          <w:numId w:val="1001"/>
+          <w:numId w:val="1002"/>
         </w:numPr>
         <w:pStyle w:val="Compact"/>
       </w:pPr>
@@ -36,7 +82,7 @@
       <w:pPr>
         <w:numPr>
           <w:ilvl w:val="0"/>
-          <w:numId w:val="1001"/>
+          <w:numId w:val="1002"/>
         </w:numPr>
         <w:pStyle w:val="Compact"/>
       </w:pPr>
@@ -48,7 +94,7 @@
       <w:pPr>
         <w:numPr>
           <w:ilvl w:val="0"/>
-          <w:numId w:val="1001"/>
+          <w:numId w:val="1002"/>
         </w:numPr>
         <w:pStyle w:val="Compact"/>
       </w:pPr>
@@ -60,7 +106,7 @@
       <w:pPr>
         <w:numPr>
           <w:ilvl w:val="0"/>
-          <w:numId w:val="1001"/>
+          <w:numId w:val="1002"/>
         </w:numPr>
         <w:pStyle w:val="Compact"/>
       </w:pPr>
@@ -68,8 +114,8 @@
         <w:t xml:space="preserve">[완료]</w:t>
       </w:r>
     </w:p>
-    <w:bookmarkEnd w:id="20"/>
-    <w:bookmarkStart w:id="21" w:name="파일럿-5단계-빈-칸-제거-5열-가로-타임라인-ccg"/>
+    <w:bookmarkEnd w:id="21"/>
+    <w:bookmarkStart w:id="22" w:name="파일럿-5단계-빈-칸-제거-5열-가로-타임라인-ccg"/>
     <w:p>
       <w:pPr>
         <w:pStyle w:val="Heading3"/>
@@ -82,7 +128,7 @@
       <w:pPr>
         <w:numPr>
           <w:ilvl w:val="0"/>
-          <w:numId w:val="1002"/>
+          <w:numId w:val="1003"/>
         </w:numPr>
         <w:pStyle w:val="Compact"/>
       </w:pPr>
@@ -94,7 +140,7 @@
       <w:pPr>
         <w:numPr>
           <w:ilvl w:val="0"/>
-          <w:numId w:val="1002"/>
+          <w:numId w:val="1003"/>
         </w:numPr>
         <w:pStyle w:val="Compact"/>
       </w:pPr>
@@ -124,7 +170,7 @@
       <w:pPr>
         <w:numPr>
           <w:ilvl w:val="0"/>
-          <w:numId w:val="1002"/>
+          <w:numId w:val="1003"/>
         </w:numPr>
         <w:pStyle w:val="Compact"/>
       </w:pPr>
@@ -136,7 +182,7 @@
       <w:pPr>
         <w:numPr>
           <w:ilvl w:val="0"/>
-          <w:numId w:val="1002"/>
+          <w:numId w:val="1003"/>
         </w:numPr>
         <w:pStyle w:val="Compact"/>
       </w:pPr>
@@ -148,7 +194,7 @@
       <w:pPr>
         <w:numPr>
           <w:ilvl w:val="0"/>
-          <w:numId w:val="1002"/>
+          <w:numId w:val="1003"/>
         </w:numPr>
         <w:pStyle w:val="Compact"/>
       </w:pPr>
@@ -156,8 +202,8 @@
         <w:t xml:space="preserve">[완료]</w:t>
       </w:r>
     </w:p>
-    <w:bookmarkEnd w:id="21"/>
-    <w:bookmarkStart w:id="22" w:name="핵심-기능-섹션-좌우-균형-녹색-카드-하단-전체폭-배너-ccg"/>
+    <w:bookmarkEnd w:id="22"/>
+    <w:bookmarkStart w:id="23" w:name="핵심-기능-섹션-좌우-균형-녹색-카드-하단-전체폭-배너-ccg"/>
     <w:p>
       <w:pPr>
         <w:pStyle w:val="Heading3"/>
@@ -170,7 +216,7 @@
       <w:pPr>
         <w:numPr>
           <w:ilvl w:val="0"/>
-          <w:numId w:val="1003"/>
+          <w:numId w:val="1004"/>
         </w:numPr>
         <w:pStyle w:val="Compact"/>
       </w:pPr>
@@ -182,7 +228,7 @@
       <w:pPr>
         <w:numPr>
           <w:ilvl w:val="0"/>
-          <w:numId w:val="1003"/>
+          <w:numId w:val="1004"/>
         </w:numPr>
         <w:pStyle w:val="Compact"/>
       </w:pPr>
@@ -212,7 +258,7 @@
       <w:pPr>
         <w:numPr>
           <w:ilvl w:val="0"/>
-          <w:numId w:val="1003"/>
+          <w:numId w:val="1004"/>
         </w:numPr>
         <w:pStyle w:val="Compact"/>
       </w:pPr>
@@ -224,7 +270,7 @@
       <w:pPr>
         <w:numPr>
           <w:ilvl w:val="0"/>
-          <w:numId w:val="1003"/>
+          <w:numId w:val="1004"/>
         </w:numPr>
         <w:pStyle w:val="Compact"/>
       </w:pPr>
@@ -236,7 +282,7 @@
       <w:pPr>
         <w:numPr>
           <w:ilvl w:val="0"/>
-          <w:numId w:val="1003"/>
+          <w:numId w:val="1004"/>
         </w:numPr>
         <w:pStyle w:val="Compact"/>
       </w:pPr>
@@ -244,8 +290,8 @@
         <w:t xml:space="preserve">[완료]</w:t>
       </w:r>
     </w:p>
-    <w:bookmarkEnd w:id="22"/>
-    <w:bookmarkStart w:id="23" w:name="신청-섹션-가로폭을-사이트-표준1120px에-맞춤"/>
+    <w:bookmarkEnd w:id="23"/>
+    <w:bookmarkStart w:id="24" w:name="신청-섹션-가로폭을-사이트-표준1120px에-맞춤"/>
     <w:p>
       <w:pPr>
         <w:pStyle w:val="Heading3"/>
@@ -258,7 +304,7 @@
       <w:pPr>
         <w:numPr>
           <w:ilvl w:val="0"/>
-          <w:numId w:val="1004"/>
+          <w:numId w:val="1005"/>
         </w:numPr>
         <w:pStyle w:val="Compact"/>
       </w:pPr>
@@ -270,7 +316,7 @@
       <w:pPr>
         <w:numPr>
           <w:ilvl w:val="0"/>
-          <w:numId w:val="1004"/>
+          <w:numId w:val="1005"/>
         </w:numPr>
         <w:pStyle w:val="Compact"/>
       </w:pPr>
@@ -282,7 +328,7 @@
       <w:pPr>
         <w:numPr>
           <w:ilvl w:val="0"/>
-          <w:numId w:val="1004"/>
+          <w:numId w:val="1005"/>
         </w:numPr>
         <w:pStyle w:val="Compact"/>
       </w:pPr>
@@ -294,7 +340,7 @@
       <w:pPr>
         <w:numPr>
           <w:ilvl w:val="0"/>
-          <w:numId w:val="1004"/>
+          <w:numId w:val="1005"/>
         </w:numPr>
         <w:pStyle w:val="Compact"/>
       </w:pPr>
@@ -302,8 +348,8 @@
         <w:t xml:space="preserve">[완료]</w:t>
       </w:r>
     </w:p>
-    <w:bookmarkEnd w:id="23"/>
-    <w:bookmarkStart w:id="24" w:name="신청-섹션-가치-타일-사진-위-글씨-이미지-위텍스트-아래-카드-ccg"/>
+    <w:bookmarkEnd w:id="24"/>
+    <w:bookmarkStart w:id="25" w:name="신청-섹션-가치-타일-사진-위-글씨-이미지-위텍스트-아래-카드-ccg"/>
     <w:p>
       <w:pPr>
         <w:pStyle w:val="Heading3"/>
@@ -316,7 +362,7 @@
       <w:pPr>
         <w:numPr>
           <w:ilvl w:val="0"/>
-          <w:numId w:val="1005"/>
+          <w:numId w:val="1006"/>
         </w:numPr>
         <w:pStyle w:val="Compact"/>
       </w:pPr>
@@ -328,7 +374,7 @@
       <w:pPr>
         <w:numPr>
           <w:ilvl w:val="0"/>
-          <w:numId w:val="1005"/>
+          <w:numId w:val="1006"/>
         </w:numPr>
         <w:pStyle w:val="Compact"/>
       </w:pPr>
@@ -358,7 +404,7 @@
       <w:pPr>
         <w:numPr>
           <w:ilvl w:val="0"/>
-          <w:numId w:val="1005"/>
+          <w:numId w:val="1006"/>
         </w:numPr>
         <w:pStyle w:val="Compact"/>
       </w:pPr>
@@ -370,7 +416,7 @@
       <w:pPr>
         <w:numPr>
           <w:ilvl w:val="0"/>
-          <w:numId w:val="1005"/>
+          <w:numId w:val="1006"/>
         </w:numPr>
         <w:pStyle w:val="Compact"/>
       </w:pPr>
@@ -382,7 +428,7 @@
       <w:pPr>
         <w:numPr>
           <w:ilvl w:val="0"/>
-          <w:numId w:val="1005"/>
+          <w:numId w:val="1006"/>
         </w:numPr>
         <w:pStyle w:val="Compact"/>
       </w:pPr>
@@ -390,8 +436,8 @@
         <w:t xml:space="preserve">[완료]</w:t>
       </w:r>
     </w:p>
-    <w:bookmarkEnd w:id="24"/>
-    <w:bookmarkStart w:id="25" w:name="솔루션-5단계-이미지-크게-지그재그-레이아웃-ccg"/>
+    <w:bookmarkEnd w:id="25"/>
+    <w:bookmarkStart w:id="26" w:name="솔루션-5단계-이미지-크게-지그재그-레이아웃-ccg"/>
     <w:p>
       <w:pPr>
         <w:pStyle w:val="Heading3"/>
@@ -404,7 +450,7 @@
       <w:pPr>
         <w:numPr>
           <w:ilvl w:val="0"/>
-          <w:numId w:val="1006"/>
+          <w:numId w:val="1007"/>
         </w:numPr>
         <w:pStyle w:val="Compact"/>
       </w:pPr>
@@ -416,7 +462,7 @@
       <w:pPr>
         <w:numPr>
           <w:ilvl w:val="0"/>
-          <w:numId w:val="1006"/>
+          <w:numId w:val="1007"/>
         </w:numPr>
         <w:pStyle w:val="Compact"/>
       </w:pPr>
@@ -428,7 +474,7 @@
       <w:pPr>
         <w:numPr>
           <w:ilvl w:val="0"/>
-          <w:numId w:val="1006"/>
+          <w:numId w:val="1007"/>
         </w:numPr>
         <w:pStyle w:val="Compact"/>
       </w:pPr>
@@ -440,7 +486,7 @@
       <w:pPr>
         <w:numPr>
           <w:ilvl w:val="0"/>
-          <w:numId w:val="1006"/>
+          <w:numId w:val="1007"/>
         </w:numPr>
         <w:pStyle w:val="Compact"/>
       </w:pPr>
@@ -452,7 +498,7 @@
       <w:pPr>
         <w:numPr>
           <w:ilvl w:val="0"/>
-          <w:numId w:val="1006"/>
+          <w:numId w:val="1007"/>
         </w:numPr>
         <w:pStyle w:val="Compact"/>
       </w:pPr>
@@ -464,7 +510,7 @@
       <w:pPr>
         <w:numPr>
           <w:ilvl w:val="0"/>
-          <w:numId w:val="1006"/>
+          <w:numId w:val="1007"/>
         </w:numPr>
         <w:pStyle w:val="Compact"/>
       </w:pPr>
@@ -472,8 +518,8 @@
         <w:t xml:space="preserve">[완료]</w:t>
       </w:r>
     </w:p>
-    <w:bookmarkEnd w:id="25"/>
-    <w:bookmarkStart w:id="26" w:name="신청-섹션-가치-타일-실사-사진-카드로-교체-ccg"/>
+    <w:bookmarkEnd w:id="26"/>
+    <w:bookmarkStart w:id="27" w:name="신청-섹션-가치-타일-실사-사진-카드로-교체-ccg"/>
     <w:p>
       <w:pPr>
         <w:pStyle w:val="Heading3"/>
@@ -486,7 +532,7 @@
       <w:pPr>
         <w:numPr>
           <w:ilvl w:val="0"/>
-          <w:numId w:val="1007"/>
+          <w:numId w:val="1008"/>
         </w:numPr>
         <w:pStyle w:val="Compact"/>
       </w:pPr>
@@ -498,7 +544,7 @@
       <w:pPr>
         <w:numPr>
           <w:ilvl w:val="0"/>
-          <w:numId w:val="1007"/>
+          <w:numId w:val="1008"/>
         </w:numPr>
         <w:pStyle w:val="Compact"/>
       </w:pPr>
@@ -510,7 +556,7 @@
       <w:pPr>
         <w:numPr>
           <w:ilvl w:val="0"/>
-          <w:numId w:val="1007"/>
+          <w:numId w:val="1008"/>
         </w:numPr>
         <w:pStyle w:val="Compact"/>
       </w:pPr>
@@ -528,7 +574,7 @@
       <w:pPr>
         <w:numPr>
           <w:ilvl w:val="0"/>
-          <w:numId w:val="1007"/>
+          <w:numId w:val="1008"/>
         </w:numPr>
         <w:pStyle w:val="Compact"/>
       </w:pPr>
@@ -540,7 +586,7 @@
       <w:pPr>
         <w:numPr>
           <w:ilvl w:val="0"/>
-          <w:numId w:val="1007"/>
+          <w:numId w:val="1008"/>
         </w:numPr>
         <w:pStyle w:val="Compact"/>
       </w:pPr>
@@ -548,8 +594,8 @@
         <w:t xml:space="preserve">[완료]</w:t>
       </w:r>
     </w:p>
-    <w:bookmarkEnd w:id="26"/>
-    <w:bookmarkStart w:id="27" w:name="신청-섹션-가치-타일에-상징-아이콘-추가-ccg"/>
+    <w:bookmarkEnd w:id="27"/>
+    <w:bookmarkStart w:id="28" w:name="신청-섹션-가치-타일에-상징-아이콘-추가-ccg"/>
     <w:p>
       <w:pPr>
         <w:pStyle w:val="Heading3"/>
@@ -562,7 +608,7 @@
       <w:pPr>
         <w:numPr>
           <w:ilvl w:val="0"/>
-          <w:numId w:val="1008"/>
+          <w:numId w:val="1009"/>
         </w:numPr>
         <w:pStyle w:val="Compact"/>
       </w:pPr>
@@ -592,7 +638,7 @@
       <w:pPr>
         <w:numPr>
           <w:ilvl w:val="0"/>
-          <w:numId w:val="1008"/>
+          <w:numId w:val="1009"/>
         </w:numPr>
         <w:pStyle w:val="Compact"/>
       </w:pPr>
@@ -604,7 +650,7 @@
       <w:pPr>
         <w:numPr>
           <w:ilvl w:val="0"/>
-          <w:numId w:val="1008"/>
+          <w:numId w:val="1009"/>
         </w:numPr>
         <w:pStyle w:val="Compact"/>
       </w:pPr>
@@ -616,7 +662,7 @@
       <w:pPr>
         <w:numPr>
           <w:ilvl w:val="0"/>
-          <w:numId w:val="1008"/>
+          <w:numId w:val="1009"/>
         </w:numPr>
         <w:pStyle w:val="Compact"/>
       </w:pPr>
@@ -624,8 +670,8 @@
         <w:t xml:space="preserve">[완료]</w:t>
       </w:r>
     </w:p>
-    <w:bookmarkEnd w:id="27"/>
-    <w:bookmarkStart w:id="28" w:name="하단-띠배너-가운데-정렬"/>
+    <w:bookmarkEnd w:id="28"/>
+    <w:bookmarkStart w:id="29" w:name="하단-띠배너-가운데-정렬"/>
     <w:p>
       <w:pPr>
         <w:pStyle w:val="Heading3"/>
@@ -638,7 +684,7 @@
       <w:pPr>
         <w:numPr>
           <w:ilvl w:val="0"/>
-          <w:numId w:val="1009"/>
+          <w:numId w:val="1010"/>
         </w:numPr>
         <w:pStyle w:val="Compact"/>
       </w:pPr>
@@ -650,7 +696,7 @@
       <w:pPr>
         <w:numPr>
           <w:ilvl w:val="0"/>
-          <w:numId w:val="1009"/>
+          <w:numId w:val="1010"/>
         </w:numPr>
         <w:pStyle w:val="Compact"/>
       </w:pPr>
@@ -662,7 +708,7 @@
       <w:pPr>
         <w:numPr>
           <w:ilvl w:val="0"/>
-          <w:numId w:val="1009"/>
+          <w:numId w:val="1010"/>
         </w:numPr>
         <w:pStyle w:val="Compact"/>
       </w:pPr>
@@ -670,8 +716,8 @@
         <w:t xml:space="preserve">[완료]</w:t>
       </w:r>
     </w:p>
-    <w:bookmarkEnd w:id="28"/>
-    <w:bookmarkStart w:id="29" w:name="파일럿-5단계-ai-느낌-svg-실사-사진-교체-ccg"/>
+    <w:bookmarkEnd w:id="29"/>
+    <w:bookmarkStart w:id="30" w:name="파일럿-5단계-ai-느낌-svg-실사-사진-교체-ccg"/>
     <w:p>
       <w:pPr>
         <w:pStyle w:val="Heading3"/>
@@ -684,7 +730,7 @@
       <w:pPr>
         <w:numPr>
           <w:ilvl w:val="0"/>
-          <w:numId w:val="1010"/>
+          <w:numId w:val="1011"/>
         </w:numPr>
         <w:pStyle w:val="Compact"/>
       </w:pPr>
@@ -696,7 +742,7 @@
       <w:pPr>
         <w:numPr>
           <w:ilvl w:val="0"/>
-          <w:numId w:val="1010"/>
+          <w:numId w:val="1011"/>
         </w:numPr>
         <w:pStyle w:val="Compact"/>
       </w:pPr>
@@ -708,7 +754,7 @@
       <w:pPr>
         <w:numPr>
           <w:ilvl w:val="0"/>
-          <w:numId w:val="1010"/>
+          <w:numId w:val="1011"/>
         </w:numPr>
         <w:pStyle w:val="Compact"/>
       </w:pPr>
@@ -720,7 +766,7 @@
       <w:pPr>
         <w:numPr>
           <w:ilvl w:val="0"/>
-          <w:numId w:val="1010"/>
+          <w:numId w:val="1011"/>
         </w:numPr>
         <w:pStyle w:val="Compact"/>
       </w:pPr>
@@ -732,7 +778,7 @@
       <w:pPr>
         <w:numPr>
           <w:ilvl w:val="0"/>
-          <w:numId w:val="1010"/>
+          <w:numId w:val="1011"/>
         </w:numPr>
         <w:pStyle w:val="Compact"/>
       </w:pPr>
@@ -740,8 +786,8 @@
         <w:t xml:space="preserve">[완료]</w:t>
       </w:r>
     </w:p>
-    <w:bookmarkEnd w:id="29"/>
-    <w:bookmarkStart w:id="30" w:name="희미함작은이미지-해결-실사-11장-생성-대형-사진-레이아웃-ccg"/>
+    <w:bookmarkEnd w:id="30"/>
+    <w:bookmarkStart w:id="31" w:name="희미함작은이미지-해결-실사-11장-생성-대형-사진-레이아웃-ccg"/>
     <w:p>
       <w:pPr>
         <w:pStyle w:val="Heading3"/>
@@ -754,7 +800,7 @@
       <w:pPr>
         <w:numPr>
           <w:ilvl w:val="0"/>
-          <w:numId w:val="1011"/>
+          <w:numId w:val="1012"/>
         </w:numPr>
         <w:pStyle w:val="Compact"/>
       </w:pPr>
@@ -766,7 +812,7 @@
       <w:pPr>
         <w:numPr>
           <w:ilvl w:val="0"/>
-          <w:numId w:val="1011"/>
+          <w:numId w:val="1012"/>
         </w:numPr>
         <w:pStyle w:val="Compact"/>
       </w:pPr>
@@ -796,7 +842,7 @@
       <w:pPr>
         <w:numPr>
           <w:ilvl w:val="0"/>
-          <w:numId w:val="1011"/>
+          <w:numId w:val="1012"/>
         </w:numPr>
         <w:pStyle w:val="Compact"/>
       </w:pPr>
@@ -808,7 +854,7 @@
       <w:pPr>
         <w:numPr>
           <w:ilvl w:val="0"/>
-          <w:numId w:val="1011"/>
+          <w:numId w:val="1012"/>
         </w:numPr>
         <w:pStyle w:val="Compact"/>
       </w:pPr>
@@ -820,7 +866,7 @@
       <w:pPr>
         <w:numPr>
           <w:ilvl w:val="0"/>
-          <w:numId w:val="1011"/>
+          <w:numId w:val="1012"/>
         </w:numPr>
         <w:pStyle w:val="Compact"/>
       </w:pPr>
@@ -832,7 +878,7 @@
       <w:pPr>
         <w:numPr>
           <w:ilvl w:val="0"/>
-          <w:numId w:val="1011"/>
+          <w:numId w:val="1012"/>
         </w:numPr>
         <w:pStyle w:val="Compact"/>
       </w:pPr>
@@ -844,7 +890,7 @@
       <w:pPr>
         <w:numPr>
           <w:ilvl w:val="0"/>
-          <w:numId w:val="1011"/>
+          <w:numId w:val="1012"/>
         </w:numPr>
         <w:pStyle w:val="Compact"/>
       </w:pPr>
@@ -852,8 +898,8 @@
         <w:t xml:space="preserve">[완료]</w:t>
       </w:r>
     </w:p>
-    <w:bookmarkEnd w:id="30"/>
-    <w:bookmarkStart w:id="31" w:name="일러스트-개선-잘림-해결-갤러리-실제화면-교체-ccg-b안"/>
+    <w:bookmarkEnd w:id="31"/>
+    <w:bookmarkStart w:id="32" w:name="일러스트-개선-잘림-해결-갤러리-실제화면-교체-ccg-b안"/>
     <w:p>
       <w:pPr>
         <w:pStyle w:val="Heading3"/>
@@ -866,7 +912,7 @@
       <w:pPr>
         <w:numPr>
           <w:ilvl w:val="0"/>
-          <w:numId w:val="1012"/>
+          <w:numId w:val="1013"/>
         </w:numPr>
         <w:pStyle w:val="Compact"/>
       </w:pPr>
@@ -878,7 +924,7 @@
       <w:pPr>
         <w:numPr>
           <w:ilvl w:val="0"/>
-          <w:numId w:val="1012"/>
+          <w:numId w:val="1013"/>
         </w:numPr>
         <w:pStyle w:val="Compact"/>
       </w:pPr>
@@ -890,7 +936,7 @@
       <w:pPr>
         <w:numPr>
           <w:ilvl w:val="0"/>
-          <w:numId w:val="1012"/>
+          <w:numId w:val="1013"/>
         </w:numPr>
         <w:pStyle w:val="Compact"/>
       </w:pPr>
@@ -914,7 +960,7 @@
       <w:pPr>
         <w:numPr>
           <w:ilvl w:val="0"/>
-          <w:numId w:val="1012"/>
+          <w:numId w:val="1013"/>
         </w:numPr>
         <w:pStyle w:val="Compact"/>
       </w:pPr>
@@ -922,8 +968,8 @@
         <w:t xml:space="preserve">[완료]</w:t>
       </w:r>
     </w:p>
-    <w:bookmarkEnd w:id="31"/>
-    <w:bookmarkStart w:id="32" w:name="도입효과-중복-정리-색감-통일-ccg-b안-마무리"/>
+    <w:bookmarkEnd w:id="32"/>
+    <w:bookmarkStart w:id="33" w:name="도입효과-중복-정리-색감-통일-ccg-b안-마무리"/>
     <w:p>
       <w:pPr>
         <w:pStyle w:val="Heading3"/>
@@ -936,7 +982,7 @@
       <w:pPr>
         <w:numPr>
           <w:ilvl w:val="0"/>
-          <w:numId w:val="1013"/>
+          <w:numId w:val="1014"/>
         </w:numPr>
         <w:pStyle w:val="Compact"/>
       </w:pPr>
@@ -948,7 +994,7 @@
       <w:pPr>
         <w:numPr>
           <w:ilvl w:val="0"/>
-          <w:numId w:val="1013"/>
+          <w:numId w:val="1014"/>
         </w:numPr>
         <w:pStyle w:val="Compact"/>
       </w:pPr>
@@ -960,7 +1006,7 @@
       <w:pPr>
         <w:numPr>
           <w:ilvl w:val="0"/>
-          <w:numId w:val="1013"/>
+          <w:numId w:val="1014"/>
         </w:numPr>
         <w:pStyle w:val="Compact"/>
       </w:pPr>
@@ -972,7 +1018,7 @@
       <w:pPr>
         <w:numPr>
           <w:ilvl w:val="0"/>
-          <w:numId w:val="1013"/>
+          <w:numId w:val="1014"/>
         </w:numPr>
         <w:pStyle w:val="Compact"/>
       </w:pPr>
@@ -984,7 +1030,7 @@
       <w:pPr>
         <w:numPr>
           <w:ilvl w:val="0"/>
-          <w:numId w:val="1013"/>
+          <w:numId w:val="1014"/>
         </w:numPr>
         <w:pStyle w:val="Compact"/>
       </w:pPr>
@@ -992,8 +1038,8 @@
         <w:t xml:space="preserve">[완료]</w:t>
       </w:r>
     </w:p>
-    <w:bookmarkEnd w:id="32"/>
-    <w:bookmarkStart w:id="33" w:name="solution-섹션-좌우-균형-반응형-개선-ccg"/>
+    <w:bookmarkEnd w:id="33"/>
+    <w:bookmarkStart w:id="34" w:name="solution-섹션-좌우-균형-반응형-개선-ccg"/>
     <w:p>
       <w:pPr>
         <w:pStyle w:val="Heading3"/>
@@ -1006,7 +1052,7 @@
       <w:pPr>
         <w:numPr>
           <w:ilvl w:val="0"/>
-          <w:numId w:val="1014"/>
+          <w:numId w:val="1015"/>
         </w:numPr>
         <w:pStyle w:val="Compact"/>
       </w:pPr>
@@ -1018,7 +1064,7 @@
       <w:pPr>
         <w:numPr>
           <w:ilvl w:val="0"/>
-          <w:numId w:val="1014"/>
+          <w:numId w:val="1015"/>
         </w:numPr>
         <w:pStyle w:val="Compact"/>
       </w:pPr>
@@ -1030,7 +1076,7 @@
       <w:pPr>
         <w:numPr>
           <w:ilvl w:val="0"/>
-          <w:numId w:val="1014"/>
+          <w:numId w:val="1015"/>
         </w:numPr>
         <w:pStyle w:val="Compact"/>
       </w:pPr>
@@ -1042,7 +1088,7 @@
       <w:pPr>
         <w:numPr>
           <w:ilvl w:val="0"/>
-          <w:numId w:val="1014"/>
+          <w:numId w:val="1015"/>
         </w:numPr>
         <w:pStyle w:val="Compact"/>
       </w:pPr>
@@ -1054,7 +1100,7 @@
       <w:pPr>
         <w:numPr>
           <w:ilvl w:val="0"/>
-          <w:numId w:val="1014"/>
+          <w:numId w:val="1015"/>
         </w:numPr>
         <w:pStyle w:val="Compact"/>
       </w:pPr>
@@ -1066,7 +1112,7 @@
       <w:pPr>
         <w:numPr>
           <w:ilvl w:val="0"/>
-          <w:numId w:val="1014"/>
+          <w:numId w:val="1015"/>
         </w:numPr>
         <w:pStyle w:val="Compact"/>
       </w:pPr>
@@ -1078,7 +1124,7 @@
       <w:pPr>
         <w:numPr>
           <w:ilvl w:val="0"/>
-          <w:numId w:val="1014"/>
+          <w:numId w:val="1015"/>
         </w:numPr>
         <w:pStyle w:val="Compact"/>
       </w:pPr>
@@ -1086,8 +1132,8 @@
         <w:t xml:space="preserve">[완료]</w:t>
       </w:r>
     </w:p>
-    <w:bookmarkEnd w:id="33"/>
-    <w:bookmarkStart w:id="34" w:name="초기-배포-완료"/>
+    <w:bookmarkEnd w:id="34"/>
+    <w:bookmarkStart w:id="35" w:name="초기-배포-완료"/>
     <w:p>
       <w:pPr>
         <w:pStyle w:val="Heading3"/>
@@ -1100,7 +1146,7 @@
       <w:pPr>
         <w:numPr>
           <w:ilvl w:val="0"/>
-          <w:numId w:val="1015"/>
+          <w:numId w:val="1016"/>
         </w:numPr>
         <w:pStyle w:val="Compact"/>
       </w:pPr>
@@ -1112,7 +1158,7 @@
       <w:pPr>
         <w:numPr>
           <w:ilvl w:val="0"/>
-          <w:numId w:val="1015"/>
+          <w:numId w:val="1016"/>
         </w:numPr>
         <w:pStyle w:val="Compact"/>
       </w:pPr>
@@ -1124,7 +1170,7 @@
       <w:pPr>
         <w:numPr>
           <w:ilvl w:val="0"/>
-          <w:numId w:val="1015"/>
+          <w:numId w:val="1016"/>
         </w:numPr>
         <w:pStyle w:val="Compact"/>
       </w:pPr>
@@ -1136,7 +1182,7 @@
       <w:pPr>
         <w:numPr>
           <w:ilvl w:val="0"/>
-          <w:numId w:val="1015"/>
+          <w:numId w:val="1016"/>
         </w:numPr>
         <w:pStyle w:val="Compact"/>
       </w:pPr>
@@ -1148,7 +1194,7 @@
       <w:pPr>
         <w:numPr>
           <w:ilvl w:val="0"/>
-          <w:numId w:val="1015"/>
+          <w:numId w:val="1016"/>
         </w:numPr>
         <w:pStyle w:val="Compact"/>
       </w:pPr>
@@ -1160,7 +1206,7 @@
       <w:pPr>
         <w:numPr>
           <w:ilvl w:val="0"/>
-          <w:numId w:val="1015"/>
+          <w:numId w:val="1016"/>
         </w:numPr>
         <w:pStyle w:val="Compact"/>
       </w:pPr>
@@ -1168,8 +1214,8 @@
         <w:t xml:space="preserve">[완료]</w:t>
       </w:r>
     </w:p>
-    <w:bookmarkEnd w:id="34"/>
     <w:bookmarkEnd w:id="35"/>
+    <w:bookmarkEnd w:id="36"/>
     <w:sectPr/>
   </w:body>
 </w:document>
@@ -1398,6 +1444,9 @@
     <w:abstractNumId w:val="991"/>
   </w:num>
   <w:num w:numId="1015">
+    <w:abstractNumId w:val="991"/>
+  </w:num>
+  <w:num w:numId="1016">
     <w:abstractNumId w:val="991"/>
   </w:num>
 </w:numbering>

--- a/docs/exports/DEV_LOG.docx
+++ b/docs/exports/DEV_LOG.docx
@@ -2,7 +2,7 @@
 <file path=word/document.xml><?xml version="1.0" encoding="utf-8"?>
 <w:document xmlns:w="http://schemas.openxmlformats.org/wordprocessingml/2006/main" xmlns:m="http://schemas.openxmlformats.org/officeDocument/2006/math" xmlns:r="http://schemas.openxmlformats.org/officeDocument/2006/relationships" xmlns:o="urn:schemas-microsoft-com:office:office" xmlns:v="urn:schemas-microsoft-com:vml" xmlns:w10="urn:schemas-microsoft-com:office:word" xmlns:a="http://schemas.openxmlformats.org/drawingml/2006/main" xmlns:pic="http://schemas.openxmlformats.org/drawingml/2006/picture" xmlns:wp="http://schemas.openxmlformats.org/drawingml/2006/wordprocessingDrawing">
   <w:body>
-    <w:bookmarkStart w:id="36" w:name="dev_log-마이피드-b2b-랜딩페이지-abl_landing"/>
+    <w:bookmarkStart w:id="37" w:name="dev_log-마이피드-b2b-랜딩페이지-abl_landing"/>
     <w:p>
       <w:pPr>
         <w:pStyle w:val="Heading1"/>
@@ -11,12 +11,112 @@
         <w:t xml:space="preserve">DEV_LOG — 마이피드 B2B 랜딩페이지 (abl_landing)</w:t>
       </w:r>
     </w:p>
-    <w:bookmarkStart w:id="20" w:name="파일럿-5단계-카드-높이-슬림화"/>
+    <w:bookmarkStart w:id="20" w:name="X79e90aa534b0a41ca5aec1930c74c0755625a6e"/>
     <w:p>
       <w:pPr>
         <w:pStyle w:val="Heading3"/>
       </w:pPr>
       <w:r>
+        <w:t xml:space="preserve">[2026-06-21 14:05] 문제 제기(도미노) 섹션 — 중국풍→한국풍 실사 4장 교체 + STEP3 이미지 추가 (CCG)</w:t>
+      </w:r>
+    </w:p>
+    <w:p>
+      <w:pPr>
+        <w:numPr>
+          <w:ilvl w:val="0"/>
+          <w:numId w:val="1001"/>
+        </w:numPr>
+        <w:pStyle w:val="Compact"/>
+      </w:pPr>
+      <w:r>
+        <w:t xml:space="preserve">마케터 불만: 사진이 중국풍(중국 트럭·얼굴), STEP3은 이미지 없이 비용 박스만</w:t>
+      </w:r>
+    </w:p>
+    <w:p>
+      <w:pPr>
+        <w:numPr>
+          <w:ilvl w:val="0"/>
+          <w:numId w:val="1001"/>
+        </w:numPr>
+        <w:pStyle w:val="Compact"/>
+      </w:pPr>
+      <w:r>
+        <w:t xml:space="preserve">CCG(Codex 프롬프트 전략 / Gemini 한·중 시각 단서) 종합 → gpt-image-1로 한국풍 4장 재생성</w:t>
+      </w:r>
+      <w:r>
+        <w:t xml:space="preserve"> </w:t>
+      </w:r>
+      <w:r>
+        <w:t xml:space="preserve">· 현대 사료탱크 트럭+노란 영업용 번호판+한글 도로표지(세종시), 한국인 작업자+안전조끼, 한글 간판(사료 생산/긴급 경보/운수물류)</w:t>
+      </w:r>
+      <w:r>
+        <w:t xml:space="preserve"> </w:t>
+      </w:r>
+      <w:r>
+        <w:t xml:space="preserve">· 프롬프트에</w:t>
+      </w:r>
+      <w:r>
+        <w:t xml:space="preserve"> </w:t>
+      </w:r>
+      <w:r>
+        <w:t xml:space="preserve">“</w:t>
+      </w:r>
+      <w:r>
+        <w:t xml:space="preserve">in South Korea, Korean faces, Korean plates/Hangul signage, no Chinese elements</w:t>
+      </w:r>
+      <w:r>
+        <w:t xml:space="preserve">”</w:t>
+      </w:r>
+      <w:r>
+        <w:t xml:space="preserve"> </w:t>
+      </w:r>
+      <w:r>
+        <w:t xml:space="preserve">강제</w:t>
+      </w:r>
+    </w:p>
+    <w:p>
+      <w:pPr>
+        <w:numPr>
+          <w:ilvl w:val="0"/>
+          <w:numId w:val="1001"/>
+        </w:numPr>
+        <w:pStyle w:val="Compact"/>
+      </w:pPr>
+      <w:r>
+        <w:t xml:space="preserve">STEP3(추가 배송 비용): 비용 박스 → 주유소 공회전 트럭 사진 카드로 전환(연간 1,200만원+ 강조 유지)</w:t>
+      </w:r>
+    </w:p>
+    <w:p>
+      <w:pPr>
+        <w:numPr>
+          <w:ilvl w:val="0"/>
+          <w:numId w:val="1001"/>
+        </w:numPr>
+        <w:pStyle w:val="Compact"/>
+      </w:pPr>
+      <w:r>
+        <w:t xml:space="preserve">미사용 .dom-cost CSS 정리</w:t>
+      </w:r>
+    </w:p>
+    <w:p>
+      <w:pPr>
+        <w:numPr>
+          <w:ilvl w:val="0"/>
+          <w:numId w:val="1001"/>
+        </w:numPr>
+        <w:pStyle w:val="Compact"/>
+      </w:pPr>
+      <w:r>
+        <w:t xml:space="preserve">[완료]</w:t>
+      </w:r>
+    </w:p>
+    <w:bookmarkEnd w:id="20"/>
+    <w:bookmarkStart w:id="21" w:name="파일럿-5단계-카드-높이-슬림화"/>
+    <w:p>
+      <w:pPr>
+        <w:pStyle w:val="Heading3"/>
+      </w:pPr>
+      <w:r>
         <w:t xml:space="preserve">[2026-06-21 13:58] 파일럿 5단계 카드 높이 슬림화</w:t>
       </w:r>
     </w:p>
@@ -24,7 +124,7 @@
       <w:pPr>
         <w:numPr>
           <w:ilvl w:val="0"/>
-          <w:numId w:val="1001"/>
+          <w:numId w:val="1002"/>
         </w:numPr>
         <w:pStyle w:val="Compact"/>
       </w:pPr>
@@ -36,7 +136,7 @@
       <w:pPr>
         <w:numPr>
           <w:ilvl w:val="0"/>
-          <w:numId w:val="1001"/>
+          <w:numId w:val="1002"/>
         </w:numPr>
         <w:pStyle w:val="Compact"/>
       </w:pPr>
@@ -48,7 +148,7 @@
       <w:pPr>
         <w:numPr>
           <w:ilvl w:val="0"/>
-          <w:numId w:val="1001"/>
+          <w:numId w:val="1002"/>
         </w:numPr>
         <w:pStyle w:val="Compact"/>
       </w:pPr>
@@ -56,8 +156,8 @@
         <w:t xml:space="preserve">[완료]</w:t>
       </w:r>
     </w:p>
-    <w:bookmarkEnd w:id="20"/>
-    <w:bookmarkStart w:id="21" w:name="파일럿-5단계-1열-큰-카드로-변경"/>
+    <w:bookmarkEnd w:id="21"/>
+    <w:bookmarkStart w:id="22" w:name="파일럿-5단계-1열-큰-카드로-변경"/>
     <w:p>
       <w:pPr>
         <w:pStyle w:val="Heading3"/>
@@ -70,7 +170,7 @@
       <w:pPr>
         <w:numPr>
           <w:ilvl w:val="0"/>
-          <w:numId w:val="1002"/>
+          <w:numId w:val="1003"/>
         </w:numPr>
         <w:pStyle w:val="Compact"/>
       </w:pPr>
@@ -82,7 +182,7 @@
       <w:pPr>
         <w:numPr>
           <w:ilvl w:val="0"/>
-          <w:numId w:val="1002"/>
+          <w:numId w:val="1003"/>
         </w:numPr>
         <w:pStyle w:val="Compact"/>
       </w:pPr>
@@ -94,7 +194,7 @@
       <w:pPr>
         <w:numPr>
           <w:ilvl w:val="0"/>
-          <w:numId w:val="1002"/>
+          <w:numId w:val="1003"/>
         </w:numPr>
         <w:pStyle w:val="Compact"/>
       </w:pPr>
@@ -106,7 +206,7 @@
       <w:pPr>
         <w:numPr>
           <w:ilvl w:val="0"/>
-          <w:numId w:val="1002"/>
+          <w:numId w:val="1003"/>
         </w:numPr>
         <w:pStyle w:val="Compact"/>
       </w:pPr>
@@ -114,8 +214,8 @@
         <w:t xml:space="preserve">[완료]</w:t>
       </w:r>
     </w:p>
-    <w:bookmarkEnd w:id="21"/>
-    <w:bookmarkStart w:id="22" w:name="파일럿-5단계-빈-칸-제거-5열-가로-타임라인-ccg"/>
+    <w:bookmarkEnd w:id="22"/>
+    <w:bookmarkStart w:id="23" w:name="파일럿-5단계-빈-칸-제거-5열-가로-타임라인-ccg"/>
     <w:p>
       <w:pPr>
         <w:pStyle w:val="Heading3"/>
@@ -128,7 +228,7 @@
       <w:pPr>
         <w:numPr>
           <w:ilvl w:val="0"/>
-          <w:numId w:val="1003"/>
+          <w:numId w:val="1004"/>
         </w:numPr>
         <w:pStyle w:val="Compact"/>
       </w:pPr>
@@ -140,7 +240,7 @@
       <w:pPr>
         <w:numPr>
           <w:ilvl w:val="0"/>
-          <w:numId w:val="1003"/>
+          <w:numId w:val="1004"/>
         </w:numPr>
         <w:pStyle w:val="Compact"/>
       </w:pPr>
@@ -170,7 +270,7 @@
       <w:pPr>
         <w:numPr>
           <w:ilvl w:val="0"/>
-          <w:numId w:val="1003"/>
+          <w:numId w:val="1004"/>
         </w:numPr>
         <w:pStyle w:val="Compact"/>
       </w:pPr>
@@ -182,7 +282,7 @@
       <w:pPr>
         <w:numPr>
           <w:ilvl w:val="0"/>
-          <w:numId w:val="1003"/>
+          <w:numId w:val="1004"/>
         </w:numPr>
         <w:pStyle w:val="Compact"/>
       </w:pPr>
@@ -194,7 +294,7 @@
       <w:pPr>
         <w:numPr>
           <w:ilvl w:val="0"/>
-          <w:numId w:val="1003"/>
+          <w:numId w:val="1004"/>
         </w:numPr>
         <w:pStyle w:val="Compact"/>
       </w:pPr>
@@ -202,8 +302,8 @@
         <w:t xml:space="preserve">[완료]</w:t>
       </w:r>
     </w:p>
-    <w:bookmarkEnd w:id="22"/>
-    <w:bookmarkStart w:id="23" w:name="핵심-기능-섹션-좌우-균형-녹색-카드-하단-전체폭-배너-ccg"/>
+    <w:bookmarkEnd w:id="23"/>
+    <w:bookmarkStart w:id="24" w:name="핵심-기능-섹션-좌우-균형-녹색-카드-하단-전체폭-배너-ccg"/>
     <w:p>
       <w:pPr>
         <w:pStyle w:val="Heading3"/>
@@ -216,7 +316,7 @@
       <w:pPr>
         <w:numPr>
           <w:ilvl w:val="0"/>
-          <w:numId w:val="1004"/>
+          <w:numId w:val="1005"/>
         </w:numPr>
         <w:pStyle w:val="Compact"/>
       </w:pPr>
@@ -228,7 +328,7 @@
       <w:pPr>
         <w:numPr>
           <w:ilvl w:val="0"/>
-          <w:numId w:val="1004"/>
+          <w:numId w:val="1005"/>
         </w:numPr>
         <w:pStyle w:val="Compact"/>
       </w:pPr>
@@ -258,7 +358,7 @@
       <w:pPr>
         <w:numPr>
           <w:ilvl w:val="0"/>
-          <w:numId w:val="1004"/>
+          <w:numId w:val="1005"/>
         </w:numPr>
         <w:pStyle w:val="Compact"/>
       </w:pPr>
@@ -270,7 +370,7 @@
       <w:pPr>
         <w:numPr>
           <w:ilvl w:val="0"/>
-          <w:numId w:val="1004"/>
+          <w:numId w:val="1005"/>
         </w:numPr>
         <w:pStyle w:val="Compact"/>
       </w:pPr>
@@ -282,7 +382,7 @@
       <w:pPr>
         <w:numPr>
           <w:ilvl w:val="0"/>
-          <w:numId w:val="1004"/>
+          <w:numId w:val="1005"/>
         </w:numPr>
         <w:pStyle w:val="Compact"/>
       </w:pPr>
@@ -290,8 +390,8 @@
         <w:t xml:space="preserve">[완료]</w:t>
       </w:r>
     </w:p>
-    <w:bookmarkEnd w:id="23"/>
-    <w:bookmarkStart w:id="24" w:name="신청-섹션-가로폭을-사이트-표준1120px에-맞춤"/>
+    <w:bookmarkEnd w:id="24"/>
+    <w:bookmarkStart w:id="25" w:name="신청-섹션-가로폭을-사이트-표준1120px에-맞춤"/>
     <w:p>
       <w:pPr>
         <w:pStyle w:val="Heading3"/>
@@ -304,7 +404,7 @@
       <w:pPr>
         <w:numPr>
           <w:ilvl w:val="0"/>
-          <w:numId w:val="1005"/>
+          <w:numId w:val="1006"/>
         </w:numPr>
         <w:pStyle w:val="Compact"/>
       </w:pPr>
@@ -316,7 +416,7 @@
       <w:pPr>
         <w:numPr>
           <w:ilvl w:val="0"/>
-          <w:numId w:val="1005"/>
+          <w:numId w:val="1006"/>
         </w:numPr>
         <w:pStyle w:val="Compact"/>
       </w:pPr>
@@ -328,7 +428,7 @@
       <w:pPr>
         <w:numPr>
           <w:ilvl w:val="0"/>
-          <w:numId w:val="1005"/>
+          <w:numId w:val="1006"/>
         </w:numPr>
         <w:pStyle w:val="Compact"/>
       </w:pPr>
@@ -340,7 +440,7 @@
       <w:pPr>
         <w:numPr>
           <w:ilvl w:val="0"/>
-          <w:numId w:val="1005"/>
+          <w:numId w:val="1006"/>
         </w:numPr>
         <w:pStyle w:val="Compact"/>
       </w:pPr>
@@ -348,8 +448,8 @@
         <w:t xml:space="preserve">[완료]</w:t>
       </w:r>
     </w:p>
-    <w:bookmarkEnd w:id="24"/>
-    <w:bookmarkStart w:id="25" w:name="신청-섹션-가치-타일-사진-위-글씨-이미지-위텍스트-아래-카드-ccg"/>
+    <w:bookmarkEnd w:id="25"/>
+    <w:bookmarkStart w:id="26" w:name="신청-섹션-가치-타일-사진-위-글씨-이미지-위텍스트-아래-카드-ccg"/>
     <w:p>
       <w:pPr>
         <w:pStyle w:val="Heading3"/>
@@ -362,7 +462,7 @@
       <w:pPr>
         <w:numPr>
           <w:ilvl w:val="0"/>
-          <w:numId w:val="1006"/>
+          <w:numId w:val="1007"/>
         </w:numPr>
         <w:pStyle w:val="Compact"/>
       </w:pPr>
@@ -374,7 +474,7 @@
       <w:pPr>
         <w:numPr>
           <w:ilvl w:val="0"/>
-          <w:numId w:val="1006"/>
+          <w:numId w:val="1007"/>
         </w:numPr>
         <w:pStyle w:val="Compact"/>
       </w:pPr>
@@ -404,7 +504,7 @@
       <w:pPr>
         <w:numPr>
           <w:ilvl w:val="0"/>
-          <w:numId w:val="1006"/>
+          <w:numId w:val="1007"/>
         </w:numPr>
         <w:pStyle w:val="Compact"/>
       </w:pPr>
@@ -416,7 +516,7 @@
       <w:pPr>
         <w:numPr>
           <w:ilvl w:val="0"/>
-          <w:numId w:val="1006"/>
+          <w:numId w:val="1007"/>
         </w:numPr>
         <w:pStyle w:val="Compact"/>
       </w:pPr>
@@ -428,7 +528,7 @@
       <w:pPr>
         <w:numPr>
           <w:ilvl w:val="0"/>
-          <w:numId w:val="1006"/>
+          <w:numId w:val="1007"/>
         </w:numPr>
         <w:pStyle w:val="Compact"/>
       </w:pPr>
@@ -436,8 +536,8 @@
         <w:t xml:space="preserve">[완료]</w:t>
       </w:r>
     </w:p>
-    <w:bookmarkEnd w:id="25"/>
-    <w:bookmarkStart w:id="26" w:name="솔루션-5단계-이미지-크게-지그재그-레이아웃-ccg"/>
+    <w:bookmarkEnd w:id="26"/>
+    <w:bookmarkStart w:id="27" w:name="솔루션-5단계-이미지-크게-지그재그-레이아웃-ccg"/>
     <w:p>
       <w:pPr>
         <w:pStyle w:val="Heading3"/>
@@ -450,7 +550,7 @@
       <w:pPr>
         <w:numPr>
           <w:ilvl w:val="0"/>
-          <w:numId w:val="1007"/>
+          <w:numId w:val="1008"/>
         </w:numPr>
         <w:pStyle w:val="Compact"/>
       </w:pPr>
@@ -462,7 +562,7 @@
       <w:pPr>
         <w:numPr>
           <w:ilvl w:val="0"/>
-          <w:numId w:val="1007"/>
+          <w:numId w:val="1008"/>
         </w:numPr>
         <w:pStyle w:val="Compact"/>
       </w:pPr>
@@ -474,7 +574,7 @@
       <w:pPr>
         <w:numPr>
           <w:ilvl w:val="0"/>
-          <w:numId w:val="1007"/>
+          <w:numId w:val="1008"/>
         </w:numPr>
         <w:pStyle w:val="Compact"/>
       </w:pPr>
@@ -486,7 +586,7 @@
       <w:pPr>
         <w:numPr>
           <w:ilvl w:val="0"/>
-          <w:numId w:val="1007"/>
+          <w:numId w:val="1008"/>
         </w:numPr>
         <w:pStyle w:val="Compact"/>
       </w:pPr>
@@ -498,7 +598,7 @@
       <w:pPr>
         <w:numPr>
           <w:ilvl w:val="0"/>
-          <w:numId w:val="1007"/>
+          <w:numId w:val="1008"/>
         </w:numPr>
         <w:pStyle w:val="Compact"/>
       </w:pPr>
@@ -510,7 +610,7 @@
       <w:pPr>
         <w:numPr>
           <w:ilvl w:val="0"/>
-          <w:numId w:val="1007"/>
+          <w:numId w:val="1008"/>
         </w:numPr>
         <w:pStyle w:val="Compact"/>
       </w:pPr>
@@ -518,8 +618,8 @@
         <w:t xml:space="preserve">[완료]</w:t>
       </w:r>
     </w:p>
-    <w:bookmarkEnd w:id="26"/>
-    <w:bookmarkStart w:id="27" w:name="신청-섹션-가치-타일-실사-사진-카드로-교체-ccg"/>
+    <w:bookmarkEnd w:id="27"/>
+    <w:bookmarkStart w:id="28" w:name="신청-섹션-가치-타일-실사-사진-카드로-교체-ccg"/>
     <w:p>
       <w:pPr>
         <w:pStyle w:val="Heading3"/>
@@ -532,7 +632,7 @@
       <w:pPr>
         <w:numPr>
           <w:ilvl w:val="0"/>
-          <w:numId w:val="1008"/>
+          <w:numId w:val="1009"/>
         </w:numPr>
         <w:pStyle w:val="Compact"/>
       </w:pPr>
@@ -544,7 +644,7 @@
       <w:pPr>
         <w:numPr>
           <w:ilvl w:val="0"/>
-          <w:numId w:val="1008"/>
+          <w:numId w:val="1009"/>
         </w:numPr>
         <w:pStyle w:val="Compact"/>
       </w:pPr>
@@ -556,7 +656,7 @@
       <w:pPr>
         <w:numPr>
           <w:ilvl w:val="0"/>
-          <w:numId w:val="1008"/>
+          <w:numId w:val="1009"/>
         </w:numPr>
         <w:pStyle w:val="Compact"/>
       </w:pPr>
@@ -574,7 +674,7 @@
       <w:pPr>
         <w:numPr>
           <w:ilvl w:val="0"/>
-          <w:numId w:val="1008"/>
+          <w:numId w:val="1009"/>
         </w:numPr>
         <w:pStyle w:val="Compact"/>
       </w:pPr>
@@ -586,7 +686,7 @@
       <w:pPr>
         <w:numPr>
           <w:ilvl w:val="0"/>
-          <w:numId w:val="1008"/>
+          <w:numId w:val="1009"/>
         </w:numPr>
         <w:pStyle w:val="Compact"/>
       </w:pPr>
@@ -594,8 +694,8 @@
         <w:t xml:space="preserve">[완료]</w:t>
       </w:r>
     </w:p>
-    <w:bookmarkEnd w:id="27"/>
-    <w:bookmarkStart w:id="28" w:name="신청-섹션-가치-타일에-상징-아이콘-추가-ccg"/>
+    <w:bookmarkEnd w:id="28"/>
+    <w:bookmarkStart w:id="29" w:name="신청-섹션-가치-타일에-상징-아이콘-추가-ccg"/>
     <w:p>
       <w:pPr>
         <w:pStyle w:val="Heading3"/>
@@ -608,7 +708,7 @@
       <w:pPr>
         <w:numPr>
           <w:ilvl w:val="0"/>
-          <w:numId w:val="1009"/>
+          <w:numId w:val="1010"/>
         </w:numPr>
         <w:pStyle w:val="Compact"/>
       </w:pPr>
@@ -638,7 +738,7 @@
       <w:pPr>
         <w:numPr>
           <w:ilvl w:val="0"/>
-          <w:numId w:val="1009"/>
+          <w:numId w:val="1010"/>
         </w:numPr>
         <w:pStyle w:val="Compact"/>
       </w:pPr>
@@ -650,7 +750,7 @@
       <w:pPr>
         <w:numPr>
           <w:ilvl w:val="0"/>
-          <w:numId w:val="1009"/>
+          <w:numId w:val="1010"/>
         </w:numPr>
         <w:pStyle w:val="Compact"/>
       </w:pPr>
@@ -662,7 +762,7 @@
       <w:pPr>
         <w:numPr>
           <w:ilvl w:val="0"/>
-          <w:numId w:val="1009"/>
+          <w:numId w:val="1010"/>
         </w:numPr>
         <w:pStyle w:val="Compact"/>
       </w:pPr>
@@ -670,8 +770,8 @@
         <w:t xml:space="preserve">[완료]</w:t>
       </w:r>
     </w:p>
-    <w:bookmarkEnd w:id="28"/>
-    <w:bookmarkStart w:id="29" w:name="하단-띠배너-가운데-정렬"/>
+    <w:bookmarkEnd w:id="29"/>
+    <w:bookmarkStart w:id="30" w:name="하단-띠배너-가운데-정렬"/>
     <w:p>
       <w:pPr>
         <w:pStyle w:val="Heading3"/>
@@ -684,7 +784,7 @@
       <w:pPr>
         <w:numPr>
           <w:ilvl w:val="0"/>
-          <w:numId w:val="1010"/>
+          <w:numId w:val="1011"/>
         </w:numPr>
         <w:pStyle w:val="Compact"/>
       </w:pPr>
@@ -696,7 +796,7 @@
       <w:pPr>
         <w:numPr>
           <w:ilvl w:val="0"/>
-          <w:numId w:val="1010"/>
+          <w:numId w:val="1011"/>
         </w:numPr>
         <w:pStyle w:val="Compact"/>
       </w:pPr>
@@ -708,7 +808,7 @@
       <w:pPr>
         <w:numPr>
           <w:ilvl w:val="0"/>
-          <w:numId w:val="1010"/>
+          <w:numId w:val="1011"/>
         </w:numPr>
         <w:pStyle w:val="Compact"/>
       </w:pPr>
@@ -716,8 +816,8 @@
         <w:t xml:space="preserve">[완료]</w:t>
       </w:r>
     </w:p>
-    <w:bookmarkEnd w:id="29"/>
-    <w:bookmarkStart w:id="30" w:name="파일럿-5단계-ai-느낌-svg-실사-사진-교체-ccg"/>
+    <w:bookmarkEnd w:id="30"/>
+    <w:bookmarkStart w:id="31" w:name="파일럿-5단계-ai-느낌-svg-실사-사진-교체-ccg"/>
     <w:p>
       <w:pPr>
         <w:pStyle w:val="Heading3"/>
@@ -730,7 +830,7 @@
       <w:pPr>
         <w:numPr>
           <w:ilvl w:val="0"/>
-          <w:numId w:val="1011"/>
+          <w:numId w:val="1012"/>
         </w:numPr>
         <w:pStyle w:val="Compact"/>
       </w:pPr>
@@ -742,7 +842,7 @@
       <w:pPr>
         <w:numPr>
           <w:ilvl w:val="0"/>
-          <w:numId w:val="1011"/>
+          <w:numId w:val="1012"/>
         </w:numPr>
         <w:pStyle w:val="Compact"/>
       </w:pPr>
@@ -754,7 +854,7 @@
       <w:pPr>
         <w:numPr>
           <w:ilvl w:val="0"/>
-          <w:numId w:val="1011"/>
+          <w:numId w:val="1012"/>
         </w:numPr>
         <w:pStyle w:val="Compact"/>
       </w:pPr>
@@ -766,7 +866,7 @@
       <w:pPr>
         <w:numPr>
           <w:ilvl w:val="0"/>
-          <w:numId w:val="1011"/>
+          <w:numId w:val="1012"/>
         </w:numPr>
         <w:pStyle w:val="Compact"/>
       </w:pPr>
@@ -778,7 +878,7 @@
       <w:pPr>
         <w:numPr>
           <w:ilvl w:val="0"/>
-          <w:numId w:val="1011"/>
+          <w:numId w:val="1012"/>
         </w:numPr>
         <w:pStyle w:val="Compact"/>
       </w:pPr>
@@ -786,8 +886,8 @@
         <w:t xml:space="preserve">[완료]</w:t>
       </w:r>
     </w:p>
-    <w:bookmarkEnd w:id="30"/>
-    <w:bookmarkStart w:id="31" w:name="희미함작은이미지-해결-실사-11장-생성-대형-사진-레이아웃-ccg"/>
+    <w:bookmarkEnd w:id="31"/>
+    <w:bookmarkStart w:id="32" w:name="희미함작은이미지-해결-실사-11장-생성-대형-사진-레이아웃-ccg"/>
     <w:p>
       <w:pPr>
         <w:pStyle w:val="Heading3"/>
@@ -800,7 +900,7 @@
       <w:pPr>
         <w:numPr>
           <w:ilvl w:val="0"/>
-          <w:numId w:val="1012"/>
+          <w:numId w:val="1013"/>
         </w:numPr>
         <w:pStyle w:val="Compact"/>
       </w:pPr>
@@ -812,7 +912,7 @@
       <w:pPr>
         <w:numPr>
           <w:ilvl w:val="0"/>
-          <w:numId w:val="1012"/>
+          <w:numId w:val="1013"/>
         </w:numPr>
         <w:pStyle w:val="Compact"/>
       </w:pPr>
@@ -842,7 +942,7 @@
       <w:pPr>
         <w:numPr>
           <w:ilvl w:val="0"/>
-          <w:numId w:val="1012"/>
+          <w:numId w:val="1013"/>
         </w:numPr>
         <w:pStyle w:val="Compact"/>
       </w:pPr>
@@ -854,7 +954,7 @@
       <w:pPr>
         <w:numPr>
           <w:ilvl w:val="0"/>
-          <w:numId w:val="1012"/>
+          <w:numId w:val="1013"/>
         </w:numPr>
         <w:pStyle w:val="Compact"/>
       </w:pPr>
@@ -866,7 +966,7 @@
       <w:pPr>
         <w:numPr>
           <w:ilvl w:val="0"/>
-          <w:numId w:val="1012"/>
+          <w:numId w:val="1013"/>
         </w:numPr>
         <w:pStyle w:val="Compact"/>
       </w:pPr>
@@ -878,7 +978,7 @@
       <w:pPr>
         <w:numPr>
           <w:ilvl w:val="0"/>
-          <w:numId w:val="1012"/>
+          <w:numId w:val="1013"/>
         </w:numPr>
         <w:pStyle w:val="Compact"/>
       </w:pPr>
@@ -890,7 +990,7 @@
       <w:pPr>
         <w:numPr>
           <w:ilvl w:val="0"/>
-          <w:numId w:val="1012"/>
+          <w:numId w:val="1013"/>
         </w:numPr>
         <w:pStyle w:val="Compact"/>
       </w:pPr>
@@ -898,8 +998,8 @@
         <w:t xml:space="preserve">[완료]</w:t>
       </w:r>
     </w:p>
-    <w:bookmarkEnd w:id="31"/>
-    <w:bookmarkStart w:id="32" w:name="일러스트-개선-잘림-해결-갤러리-실제화면-교체-ccg-b안"/>
+    <w:bookmarkEnd w:id="32"/>
+    <w:bookmarkStart w:id="33" w:name="일러스트-개선-잘림-해결-갤러리-실제화면-교체-ccg-b안"/>
     <w:p>
       <w:pPr>
         <w:pStyle w:val="Heading3"/>
@@ -912,7 +1012,7 @@
       <w:pPr>
         <w:numPr>
           <w:ilvl w:val="0"/>
-          <w:numId w:val="1013"/>
+          <w:numId w:val="1014"/>
         </w:numPr>
         <w:pStyle w:val="Compact"/>
       </w:pPr>
@@ -924,7 +1024,7 @@
       <w:pPr>
         <w:numPr>
           <w:ilvl w:val="0"/>
-          <w:numId w:val="1013"/>
+          <w:numId w:val="1014"/>
         </w:numPr>
         <w:pStyle w:val="Compact"/>
       </w:pPr>
@@ -936,7 +1036,7 @@
       <w:pPr>
         <w:numPr>
           <w:ilvl w:val="0"/>
-          <w:numId w:val="1013"/>
+          <w:numId w:val="1014"/>
         </w:numPr>
         <w:pStyle w:val="Compact"/>
       </w:pPr>
@@ -960,7 +1060,7 @@
       <w:pPr>
         <w:numPr>
           <w:ilvl w:val="0"/>
-          <w:numId w:val="1013"/>
+          <w:numId w:val="1014"/>
         </w:numPr>
         <w:pStyle w:val="Compact"/>
       </w:pPr>
@@ -968,8 +1068,8 @@
         <w:t xml:space="preserve">[완료]</w:t>
       </w:r>
     </w:p>
-    <w:bookmarkEnd w:id="32"/>
-    <w:bookmarkStart w:id="33" w:name="도입효과-중복-정리-색감-통일-ccg-b안-마무리"/>
+    <w:bookmarkEnd w:id="33"/>
+    <w:bookmarkStart w:id="34" w:name="도입효과-중복-정리-색감-통일-ccg-b안-마무리"/>
     <w:p>
       <w:pPr>
         <w:pStyle w:val="Heading3"/>
@@ -982,7 +1082,7 @@
       <w:pPr>
         <w:numPr>
           <w:ilvl w:val="0"/>
-          <w:numId w:val="1014"/>
+          <w:numId w:val="1015"/>
         </w:numPr>
         <w:pStyle w:val="Compact"/>
       </w:pPr>
@@ -994,7 +1094,7 @@
       <w:pPr>
         <w:numPr>
           <w:ilvl w:val="0"/>
-          <w:numId w:val="1014"/>
+          <w:numId w:val="1015"/>
         </w:numPr>
         <w:pStyle w:val="Compact"/>
       </w:pPr>
@@ -1006,7 +1106,7 @@
       <w:pPr>
         <w:numPr>
           <w:ilvl w:val="0"/>
-          <w:numId w:val="1014"/>
+          <w:numId w:val="1015"/>
         </w:numPr>
         <w:pStyle w:val="Compact"/>
       </w:pPr>
@@ -1018,7 +1118,7 @@
       <w:pPr>
         <w:numPr>
           <w:ilvl w:val="0"/>
-          <w:numId w:val="1014"/>
+          <w:numId w:val="1015"/>
         </w:numPr>
         <w:pStyle w:val="Compact"/>
       </w:pPr>
@@ -1030,7 +1130,7 @@
       <w:pPr>
         <w:numPr>
           <w:ilvl w:val="0"/>
-          <w:numId w:val="1014"/>
+          <w:numId w:val="1015"/>
         </w:numPr>
         <w:pStyle w:val="Compact"/>
       </w:pPr>
@@ -1038,8 +1138,8 @@
         <w:t xml:space="preserve">[완료]</w:t>
       </w:r>
     </w:p>
-    <w:bookmarkEnd w:id="33"/>
-    <w:bookmarkStart w:id="34" w:name="solution-섹션-좌우-균형-반응형-개선-ccg"/>
+    <w:bookmarkEnd w:id="34"/>
+    <w:bookmarkStart w:id="35" w:name="solution-섹션-좌우-균형-반응형-개선-ccg"/>
     <w:p>
       <w:pPr>
         <w:pStyle w:val="Heading3"/>
@@ -1052,7 +1152,7 @@
       <w:pPr>
         <w:numPr>
           <w:ilvl w:val="0"/>
-          <w:numId w:val="1015"/>
+          <w:numId w:val="1016"/>
         </w:numPr>
         <w:pStyle w:val="Compact"/>
       </w:pPr>
@@ -1064,7 +1164,7 @@
       <w:pPr>
         <w:numPr>
           <w:ilvl w:val="0"/>
-          <w:numId w:val="1015"/>
+          <w:numId w:val="1016"/>
         </w:numPr>
         <w:pStyle w:val="Compact"/>
       </w:pPr>
@@ -1076,7 +1176,7 @@
       <w:pPr>
         <w:numPr>
           <w:ilvl w:val="0"/>
-          <w:numId w:val="1015"/>
+          <w:numId w:val="1016"/>
         </w:numPr>
         <w:pStyle w:val="Compact"/>
       </w:pPr>
@@ -1088,7 +1188,7 @@
       <w:pPr>
         <w:numPr>
           <w:ilvl w:val="0"/>
-          <w:numId w:val="1015"/>
+          <w:numId w:val="1016"/>
         </w:numPr>
         <w:pStyle w:val="Compact"/>
       </w:pPr>
@@ -1100,7 +1200,7 @@
       <w:pPr>
         <w:numPr>
           <w:ilvl w:val="0"/>
-          <w:numId w:val="1015"/>
+          <w:numId w:val="1016"/>
         </w:numPr>
         <w:pStyle w:val="Compact"/>
       </w:pPr>
@@ -1112,7 +1212,7 @@
       <w:pPr>
         <w:numPr>
           <w:ilvl w:val="0"/>
-          <w:numId w:val="1015"/>
+          <w:numId w:val="1016"/>
         </w:numPr>
         <w:pStyle w:val="Compact"/>
       </w:pPr>
@@ -1124,7 +1224,7 @@
       <w:pPr>
         <w:numPr>
           <w:ilvl w:val="0"/>
-          <w:numId w:val="1015"/>
+          <w:numId w:val="1016"/>
         </w:numPr>
         <w:pStyle w:val="Compact"/>
       </w:pPr>
@@ -1132,8 +1232,8 @@
         <w:t xml:space="preserve">[완료]</w:t>
       </w:r>
     </w:p>
-    <w:bookmarkEnd w:id="34"/>
-    <w:bookmarkStart w:id="35" w:name="초기-배포-완료"/>
+    <w:bookmarkEnd w:id="35"/>
+    <w:bookmarkStart w:id="36" w:name="초기-배포-완료"/>
     <w:p>
       <w:pPr>
         <w:pStyle w:val="Heading3"/>
@@ -1146,7 +1246,7 @@
       <w:pPr>
         <w:numPr>
           <w:ilvl w:val="0"/>
-          <w:numId w:val="1016"/>
+          <w:numId w:val="1017"/>
         </w:numPr>
         <w:pStyle w:val="Compact"/>
       </w:pPr>
@@ -1158,7 +1258,7 @@
       <w:pPr>
         <w:numPr>
           <w:ilvl w:val="0"/>
-          <w:numId w:val="1016"/>
+          <w:numId w:val="1017"/>
         </w:numPr>
         <w:pStyle w:val="Compact"/>
       </w:pPr>
@@ -1170,7 +1270,7 @@
       <w:pPr>
         <w:numPr>
           <w:ilvl w:val="0"/>
-          <w:numId w:val="1016"/>
+          <w:numId w:val="1017"/>
         </w:numPr>
         <w:pStyle w:val="Compact"/>
       </w:pPr>
@@ -1182,7 +1282,7 @@
       <w:pPr>
         <w:numPr>
           <w:ilvl w:val="0"/>
-          <w:numId w:val="1016"/>
+          <w:numId w:val="1017"/>
         </w:numPr>
         <w:pStyle w:val="Compact"/>
       </w:pPr>
@@ -1194,7 +1294,7 @@
       <w:pPr>
         <w:numPr>
           <w:ilvl w:val="0"/>
-          <w:numId w:val="1016"/>
+          <w:numId w:val="1017"/>
         </w:numPr>
         <w:pStyle w:val="Compact"/>
       </w:pPr>
@@ -1206,7 +1306,7 @@
       <w:pPr>
         <w:numPr>
           <w:ilvl w:val="0"/>
-          <w:numId w:val="1016"/>
+          <w:numId w:val="1017"/>
         </w:numPr>
         <w:pStyle w:val="Compact"/>
       </w:pPr>
@@ -1214,8 +1314,8 @@
         <w:t xml:space="preserve">[완료]</w:t>
       </w:r>
     </w:p>
-    <w:bookmarkEnd w:id="35"/>
     <w:bookmarkEnd w:id="36"/>
+    <w:bookmarkEnd w:id="37"/>
     <w:sectPr/>
   </w:body>
 </w:document>
@@ -1447,6 +1547,9 @@
     <w:abstractNumId w:val="991"/>
   </w:num>
   <w:num w:numId="1016">
+    <w:abstractNumId w:val="991"/>
+  </w:num>
+  <w:num w:numId="1017">
     <w:abstractNumId w:val="991"/>
   </w:num>
 </w:numbering>

--- a/docs/exports/DEV_LOG.docx
+++ b/docs/exports/DEV_LOG.docx
@@ -2,7 +2,65 @@
 <file path=word/document.xml><?xml version="1.0" encoding="utf-8"?>
 <w:document xmlns:w="http://schemas.openxmlformats.org/wordprocessingml/2006/main" xmlns:m="http://schemas.openxmlformats.org/officeDocument/2006/math" xmlns:r="http://schemas.openxmlformats.org/officeDocument/2006/relationships" xmlns:o="urn:schemas-microsoft-com:office:office" xmlns:v="urn:schemas-microsoft-com:vml" xmlns:w10="urn:schemas-microsoft-com:office:word" xmlns:a="http://schemas.openxmlformats.org/drawingml/2006/main" xmlns:pic="http://schemas.openxmlformats.org/drawingml/2006/picture" xmlns:wp="http://schemas.openxmlformats.org/drawingml/2006/wordprocessingDrawing">
   <w:body>
-    <w:bookmarkStart w:id="37" w:name="dev_log-마이피드-b2b-랜딩페이지-abl_landing"/>
+    <w:bookmarkStart w:id="20" w:name="가지-핵심-기능-32-어색한-배치-1열-가로형-슬림-카드"/>
+    <w:p>
+      <w:pPr>
+        <w:pStyle w:val="Heading3"/>
+      </w:pPr>
+      <w:r>
+        <w:t xml:space="preserve">[2026-06-21 14:30] 5가지 핵심 기능 — 3+2 어색한 배치 → 1열 가로형 슬림 카드</w:t>
+      </w:r>
+    </w:p>
+    <w:p>
+      <w:pPr>
+        <w:numPr>
+          <w:ilvl w:val="0"/>
+          <w:numId w:val="1001"/>
+        </w:numPr>
+        <w:pStyle w:val="Compact"/>
+      </w:pPr>
+      <w:r>
+        <w:t xml:space="preserve">마케터 불만: 핵심 기능 5장이 한 줄에 다 안 들어가 3+2로 놓여 어색함</w:t>
+      </w:r>
+    </w:p>
+    <w:p>
+      <w:pPr>
+        <w:numPr>
+          <w:ilvl w:val="0"/>
+          <w:numId w:val="1001"/>
+        </w:numPr>
+        <w:pStyle w:val="Compact"/>
+      </w:pPr>
+      <w:r>
+        <w:t xml:space="preserve">flex(3+2 가운데정렬) → 1열 그리드로 변경, 카드를 가로형(이미지 왼쪽 320px + 텍스트 오른쪽)으로 바꿔 두께(높이)를 얇게(이미지 300→180px)</w:t>
+      </w:r>
+    </w:p>
+    <w:p>
+      <w:pPr>
+        <w:numPr>
+          <w:ilvl w:val="0"/>
+          <w:numId w:val="1001"/>
+        </w:numPr>
+        <w:pStyle w:val="Compact"/>
+      </w:pPr>
+      <w:r>
+        <w:t xml:space="preserve">태블릿은 이미지 240px, 모바일은 이미지 위·텍스트 아래로 세로 전환(가로스크롤 없음)</w:t>
+      </w:r>
+    </w:p>
+    <w:p>
+      <w:pPr>
+        <w:numPr>
+          <w:ilvl w:val="0"/>
+          <w:numId w:val="1001"/>
+        </w:numPr>
+        <w:pStyle w:val="Compact"/>
+      </w:pPr>
+      <w:r>
+        <w:t xml:space="preserve">[완료]</w:t>
+      </w:r>
+    </w:p>
+    <w:bookmarkEnd w:id="20"/>
+    <w:bookmarkStart w:id="38" w:name="dev_log-마이피드-b2b-랜딩페이지-abl_landing"/>
     <w:p>
       <w:pPr>
         <w:pStyle w:val="Heading1"/>
@@ -11,7 +69,7 @@
         <w:t xml:space="preserve">DEV_LOG — 마이피드 B2B 랜딩페이지 (abl_landing)</w:t>
       </w:r>
     </w:p>
-    <w:bookmarkStart w:id="20" w:name="X79e90aa534b0a41ca5aec1930c74c0755625a6e"/>
+    <w:bookmarkStart w:id="21" w:name="X79e90aa534b0a41ca5aec1930c74c0755625a6e"/>
     <w:p>
       <w:pPr>
         <w:pStyle w:val="Heading3"/>
@@ -24,7 +82,7 @@
       <w:pPr>
         <w:numPr>
           <w:ilvl w:val="0"/>
-          <w:numId w:val="1001"/>
+          <w:numId w:val="1002"/>
         </w:numPr>
         <w:pStyle w:val="Compact"/>
       </w:pPr>
@@ -36,7 +94,7 @@
       <w:pPr>
         <w:numPr>
           <w:ilvl w:val="0"/>
-          <w:numId w:val="1001"/>
+          <w:numId w:val="1002"/>
         </w:numPr>
         <w:pStyle w:val="Compact"/>
       </w:pPr>
@@ -78,7 +136,7 @@
       <w:pPr>
         <w:numPr>
           <w:ilvl w:val="0"/>
-          <w:numId w:val="1001"/>
+          <w:numId w:val="1002"/>
         </w:numPr>
         <w:pStyle w:val="Compact"/>
       </w:pPr>
@@ -90,7 +148,7 @@
       <w:pPr>
         <w:numPr>
           <w:ilvl w:val="0"/>
-          <w:numId w:val="1001"/>
+          <w:numId w:val="1002"/>
         </w:numPr>
         <w:pStyle w:val="Compact"/>
       </w:pPr>
@@ -102,7 +160,7 @@
       <w:pPr>
         <w:numPr>
           <w:ilvl w:val="0"/>
-          <w:numId w:val="1001"/>
+          <w:numId w:val="1002"/>
         </w:numPr>
         <w:pStyle w:val="Compact"/>
       </w:pPr>
@@ -110,8 +168,8 @@
         <w:t xml:space="preserve">[완료]</w:t>
       </w:r>
     </w:p>
-    <w:bookmarkEnd w:id="20"/>
-    <w:bookmarkStart w:id="21" w:name="파일럿-5단계-카드-높이-슬림화"/>
+    <w:bookmarkEnd w:id="21"/>
+    <w:bookmarkStart w:id="22" w:name="파일럿-5단계-카드-높이-슬림화"/>
     <w:p>
       <w:pPr>
         <w:pStyle w:val="Heading3"/>
@@ -124,7 +182,7 @@
       <w:pPr>
         <w:numPr>
           <w:ilvl w:val="0"/>
-          <w:numId w:val="1002"/>
+          <w:numId w:val="1003"/>
         </w:numPr>
         <w:pStyle w:val="Compact"/>
       </w:pPr>
@@ -136,7 +194,7 @@
       <w:pPr>
         <w:numPr>
           <w:ilvl w:val="0"/>
-          <w:numId w:val="1002"/>
+          <w:numId w:val="1003"/>
         </w:numPr>
         <w:pStyle w:val="Compact"/>
       </w:pPr>
@@ -148,7 +206,7 @@
       <w:pPr>
         <w:numPr>
           <w:ilvl w:val="0"/>
-          <w:numId w:val="1002"/>
+          <w:numId w:val="1003"/>
         </w:numPr>
         <w:pStyle w:val="Compact"/>
       </w:pPr>
@@ -156,8 +214,8 @@
         <w:t xml:space="preserve">[완료]</w:t>
       </w:r>
     </w:p>
-    <w:bookmarkEnd w:id="21"/>
-    <w:bookmarkStart w:id="22" w:name="파일럿-5단계-1열-큰-카드로-변경"/>
+    <w:bookmarkEnd w:id="22"/>
+    <w:bookmarkStart w:id="23" w:name="파일럿-5단계-1열-큰-카드로-변경"/>
     <w:p>
       <w:pPr>
         <w:pStyle w:val="Heading3"/>
@@ -170,7 +228,7 @@
       <w:pPr>
         <w:numPr>
           <w:ilvl w:val="0"/>
-          <w:numId w:val="1003"/>
+          <w:numId w:val="1004"/>
         </w:numPr>
         <w:pStyle w:val="Compact"/>
       </w:pPr>
@@ -182,7 +240,7 @@
       <w:pPr>
         <w:numPr>
           <w:ilvl w:val="0"/>
-          <w:numId w:val="1003"/>
+          <w:numId w:val="1004"/>
         </w:numPr>
         <w:pStyle w:val="Compact"/>
       </w:pPr>
@@ -194,7 +252,7 @@
       <w:pPr>
         <w:numPr>
           <w:ilvl w:val="0"/>
-          <w:numId w:val="1003"/>
+          <w:numId w:val="1004"/>
         </w:numPr>
         <w:pStyle w:val="Compact"/>
       </w:pPr>
@@ -206,7 +264,7 @@
       <w:pPr>
         <w:numPr>
           <w:ilvl w:val="0"/>
-          <w:numId w:val="1003"/>
+          <w:numId w:val="1004"/>
         </w:numPr>
         <w:pStyle w:val="Compact"/>
       </w:pPr>
@@ -214,8 +272,8 @@
         <w:t xml:space="preserve">[완료]</w:t>
       </w:r>
     </w:p>
-    <w:bookmarkEnd w:id="22"/>
-    <w:bookmarkStart w:id="23" w:name="파일럿-5단계-빈-칸-제거-5열-가로-타임라인-ccg"/>
+    <w:bookmarkEnd w:id="23"/>
+    <w:bookmarkStart w:id="24" w:name="파일럿-5단계-빈-칸-제거-5열-가로-타임라인-ccg"/>
     <w:p>
       <w:pPr>
         <w:pStyle w:val="Heading3"/>
@@ -228,7 +286,7 @@
       <w:pPr>
         <w:numPr>
           <w:ilvl w:val="0"/>
-          <w:numId w:val="1004"/>
+          <w:numId w:val="1005"/>
         </w:numPr>
         <w:pStyle w:val="Compact"/>
       </w:pPr>
@@ -240,7 +298,7 @@
       <w:pPr>
         <w:numPr>
           <w:ilvl w:val="0"/>
-          <w:numId w:val="1004"/>
+          <w:numId w:val="1005"/>
         </w:numPr>
         <w:pStyle w:val="Compact"/>
       </w:pPr>
@@ -270,7 +328,7 @@
       <w:pPr>
         <w:numPr>
           <w:ilvl w:val="0"/>
-          <w:numId w:val="1004"/>
+          <w:numId w:val="1005"/>
         </w:numPr>
         <w:pStyle w:val="Compact"/>
       </w:pPr>
@@ -282,7 +340,7 @@
       <w:pPr>
         <w:numPr>
           <w:ilvl w:val="0"/>
-          <w:numId w:val="1004"/>
+          <w:numId w:val="1005"/>
         </w:numPr>
         <w:pStyle w:val="Compact"/>
       </w:pPr>
@@ -294,7 +352,7 @@
       <w:pPr>
         <w:numPr>
           <w:ilvl w:val="0"/>
-          <w:numId w:val="1004"/>
+          <w:numId w:val="1005"/>
         </w:numPr>
         <w:pStyle w:val="Compact"/>
       </w:pPr>
@@ -302,8 +360,8 @@
         <w:t xml:space="preserve">[완료]</w:t>
       </w:r>
     </w:p>
-    <w:bookmarkEnd w:id="23"/>
-    <w:bookmarkStart w:id="24" w:name="핵심-기능-섹션-좌우-균형-녹색-카드-하단-전체폭-배너-ccg"/>
+    <w:bookmarkEnd w:id="24"/>
+    <w:bookmarkStart w:id="25" w:name="핵심-기능-섹션-좌우-균형-녹색-카드-하단-전체폭-배너-ccg"/>
     <w:p>
       <w:pPr>
         <w:pStyle w:val="Heading3"/>
@@ -316,7 +374,7 @@
       <w:pPr>
         <w:numPr>
           <w:ilvl w:val="0"/>
-          <w:numId w:val="1005"/>
+          <w:numId w:val="1006"/>
         </w:numPr>
         <w:pStyle w:val="Compact"/>
       </w:pPr>
@@ -328,7 +386,7 @@
       <w:pPr>
         <w:numPr>
           <w:ilvl w:val="0"/>
-          <w:numId w:val="1005"/>
+          <w:numId w:val="1006"/>
         </w:numPr>
         <w:pStyle w:val="Compact"/>
       </w:pPr>
@@ -358,7 +416,7 @@
       <w:pPr>
         <w:numPr>
           <w:ilvl w:val="0"/>
-          <w:numId w:val="1005"/>
+          <w:numId w:val="1006"/>
         </w:numPr>
         <w:pStyle w:val="Compact"/>
       </w:pPr>
@@ -370,7 +428,7 @@
       <w:pPr>
         <w:numPr>
           <w:ilvl w:val="0"/>
-          <w:numId w:val="1005"/>
+          <w:numId w:val="1006"/>
         </w:numPr>
         <w:pStyle w:val="Compact"/>
       </w:pPr>
@@ -382,7 +440,7 @@
       <w:pPr>
         <w:numPr>
           <w:ilvl w:val="0"/>
-          <w:numId w:val="1005"/>
+          <w:numId w:val="1006"/>
         </w:numPr>
         <w:pStyle w:val="Compact"/>
       </w:pPr>
@@ -390,8 +448,8 @@
         <w:t xml:space="preserve">[완료]</w:t>
       </w:r>
     </w:p>
-    <w:bookmarkEnd w:id="24"/>
-    <w:bookmarkStart w:id="25" w:name="신청-섹션-가로폭을-사이트-표준1120px에-맞춤"/>
+    <w:bookmarkEnd w:id="25"/>
+    <w:bookmarkStart w:id="26" w:name="신청-섹션-가로폭을-사이트-표준1120px에-맞춤"/>
     <w:p>
       <w:pPr>
         <w:pStyle w:val="Heading3"/>
@@ -404,7 +462,7 @@
       <w:pPr>
         <w:numPr>
           <w:ilvl w:val="0"/>
-          <w:numId w:val="1006"/>
+          <w:numId w:val="1007"/>
         </w:numPr>
         <w:pStyle w:val="Compact"/>
       </w:pPr>
@@ -416,7 +474,7 @@
       <w:pPr>
         <w:numPr>
           <w:ilvl w:val="0"/>
-          <w:numId w:val="1006"/>
+          <w:numId w:val="1007"/>
         </w:numPr>
         <w:pStyle w:val="Compact"/>
       </w:pPr>
@@ -428,7 +486,7 @@
       <w:pPr>
         <w:numPr>
           <w:ilvl w:val="0"/>
-          <w:numId w:val="1006"/>
+          <w:numId w:val="1007"/>
         </w:numPr>
         <w:pStyle w:val="Compact"/>
       </w:pPr>
@@ -440,7 +498,7 @@
       <w:pPr>
         <w:numPr>
           <w:ilvl w:val="0"/>
-          <w:numId w:val="1006"/>
+          <w:numId w:val="1007"/>
         </w:numPr>
         <w:pStyle w:val="Compact"/>
       </w:pPr>
@@ -448,8 +506,8 @@
         <w:t xml:space="preserve">[완료]</w:t>
       </w:r>
     </w:p>
-    <w:bookmarkEnd w:id="25"/>
-    <w:bookmarkStart w:id="26" w:name="신청-섹션-가치-타일-사진-위-글씨-이미지-위텍스트-아래-카드-ccg"/>
+    <w:bookmarkEnd w:id="26"/>
+    <w:bookmarkStart w:id="27" w:name="신청-섹션-가치-타일-사진-위-글씨-이미지-위텍스트-아래-카드-ccg"/>
     <w:p>
       <w:pPr>
         <w:pStyle w:val="Heading3"/>
@@ -462,7 +520,7 @@
       <w:pPr>
         <w:numPr>
           <w:ilvl w:val="0"/>
-          <w:numId w:val="1007"/>
+          <w:numId w:val="1008"/>
         </w:numPr>
         <w:pStyle w:val="Compact"/>
       </w:pPr>
@@ -474,7 +532,7 @@
       <w:pPr>
         <w:numPr>
           <w:ilvl w:val="0"/>
-          <w:numId w:val="1007"/>
+          <w:numId w:val="1008"/>
         </w:numPr>
         <w:pStyle w:val="Compact"/>
       </w:pPr>
@@ -504,7 +562,7 @@
       <w:pPr>
         <w:numPr>
           <w:ilvl w:val="0"/>
-          <w:numId w:val="1007"/>
+          <w:numId w:val="1008"/>
         </w:numPr>
         <w:pStyle w:val="Compact"/>
       </w:pPr>
@@ -516,7 +574,7 @@
       <w:pPr>
         <w:numPr>
           <w:ilvl w:val="0"/>
-          <w:numId w:val="1007"/>
+          <w:numId w:val="1008"/>
         </w:numPr>
         <w:pStyle w:val="Compact"/>
       </w:pPr>
@@ -528,7 +586,7 @@
       <w:pPr>
         <w:numPr>
           <w:ilvl w:val="0"/>
-          <w:numId w:val="1007"/>
+          <w:numId w:val="1008"/>
         </w:numPr>
         <w:pStyle w:val="Compact"/>
       </w:pPr>
@@ -536,8 +594,8 @@
         <w:t xml:space="preserve">[완료]</w:t>
       </w:r>
     </w:p>
-    <w:bookmarkEnd w:id="26"/>
-    <w:bookmarkStart w:id="27" w:name="솔루션-5단계-이미지-크게-지그재그-레이아웃-ccg"/>
+    <w:bookmarkEnd w:id="27"/>
+    <w:bookmarkStart w:id="28" w:name="솔루션-5단계-이미지-크게-지그재그-레이아웃-ccg"/>
     <w:p>
       <w:pPr>
         <w:pStyle w:val="Heading3"/>
@@ -550,7 +608,7 @@
       <w:pPr>
         <w:numPr>
           <w:ilvl w:val="0"/>
-          <w:numId w:val="1008"/>
+          <w:numId w:val="1009"/>
         </w:numPr>
         <w:pStyle w:val="Compact"/>
       </w:pPr>
@@ -562,7 +620,7 @@
       <w:pPr>
         <w:numPr>
           <w:ilvl w:val="0"/>
-          <w:numId w:val="1008"/>
+          <w:numId w:val="1009"/>
         </w:numPr>
         <w:pStyle w:val="Compact"/>
       </w:pPr>
@@ -574,7 +632,7 @@
       <w:pPr>
         <w:numPr>
           <w:ilvl w:val="0"/>
-          <w:numId w:val="1008"/>
+          <w:numId w:val="1009"/>
         </w:numPr>
         <w:pStyle w:val="Compact"/>
       </w:pPr>
@@ -586,7 +644,7 @@
       <w:pPr>
         <w:numPr>
           <w:ilvl w:val="0"/>
-          <w:numId w:val="1008"/>
+          <w:numId w:val="1009"/>
         </w:numPr>
         <w:pStyle w:val="Compact"/>
       </w:pPr>
@@ -598,7 +656,7 @@
       <w:pPr>
         <w:numPr>
           <w:ilvl w:val="0"/>
-          <w:numId w:val="1008"/>
+          <w:numId w:val="1009"/>
         </w:numPr>
         <w:pStyle w:val="Compact"/>
       </w:pPr>
@@ -610,7 +668,7 @@
       <w:pPr>
         <w:numPr>
           <w:ilvl w:val="0"/>
-          <w:numId w:val="1008"/>
+          <w:numId w:val="1009"/>
         </w:numPr>
         <w:pStyle w:val="Compact"/>
       </w:pPr>
@@ -618,8 +676,8 @@
         <w:t xml:space="preserve">[완료]</w:t>
       </w:r>
     </w:p>
-    <w:bookmarkEnd w:id="27"/>
-    <w:bookmarkStart w:id="28" w:name="신청-섹션-가치-타일-실사-사진-카드로-교체-ccg"/>
+    <w:bookmarkEnd w:id="28"/>
+    <w:bookmarkStart w:id="29" w:name="신청-섹션-가치-타일-실사-사진-카드로-교체-ccg"/>
     <w:p>
       <w:pPr>
         <w:pStyle w:val="Heading3"/>
@@ -632,7 +690,7 @@
       <w:pPr>
         <w:numPr>
           <w:ilvl w:val="0"/>
-          <w:numId w:val="1009"/>
+          <w:numId w:val="1010"/>
         </w:numPr>
         <w:pStyle w:val="Compact"/>
       </w:pPr>
@@ -644,7 +702,7 @@
       <w:pPr>
         <w:numPr>
           <w:ilvl w:val="0"/>
-          <w:numId w:val="1009"/>
+          <w:numId w:val="1010"/>
         </w:numPr>
         <w:pStyle w:val="Compact"/>
       </w:pPr>
@@ -656,7 +714,7 @@
       <w:pPr>
         <w:numPr>
           <w:ilvl w:val="0"/>
-          <w:numId w:val="1009"/>
+          <w:numId w:val="1010"/>
         </w:numPr>
         <w:pStyle w:val="Compact"/>
       </w:pPr>
@@ -674,7 +732,7 @@
       <w:pPr>
         <w:numPr>
           <w:ilvl w:val="0"/>
-          <w:numId w:val="1009"/>
+          <w:numId w:val="1010"/>
         </w:numPr>
         <w:pStyle w:val="Compact"/>
       </w:pPr>
@@ -686,7 +744,7 @@
       <w:pPr>
         <w:numPr>
           <w:ilvl w:val="0"/>
-          <w:numId w:val="1009"/>
+          <w:numId w:val="1010"/>
         </w:numPr>
         <w:pStyle w:val="Compact"/>
       </w:pPr>
@@ -694,8 +752,8 @@
         <w:t xml:space="preserve">[완료]</w:t>
       </w:r>
     </w:p>
-    <w:bookmarkEnd w:id="28"/>
-    <w:bookmarkStart w:id="29" w:name="신청-섹션-가치-타일에-상징-아이콘-추가-ccg"/>
+    <w:bookmarkEnd w:id="29"/>
+    <w:bookmarkStart w:id="30" w:name="신청-섹션-가치-타일에-상징-아이콘-추가-ccg"/>
     <w:p>
       <w:pPr>
         <w:pStyle w:val="Heading3"/>
@@ -708,7 +766,7 @@
       <w:pPr>
         <w:numPr>
           <w:ilvl w:val="0"/>
-          <w:numId w:val="1010"/>
+          <w:numId w:val="1011"/>
         </w:numPr>
         <w:pStyle w:val="Compact"/>
       </w:pPr>
@@ -738,7 +796,7 @@
       <w:pPr>
         <w:numPr>
           <w:ilvl w:val="0"/>
-          <w:numId w:val="1010"/>
+          <w:numId w:val="1011"/>
         </w:numPr>
         <w:pStyle w:val="Compact"/>
       </w:pPr>
@@ -750,7 +808,7 @@
       <w:pPr>
         <w:numPr>
           <w:ilvl w:val="0"/>
-          <w:numId w:val="1010"/>
+          <w:numId w:val="1011"/>
         </w:numPr>
         <w:pStyle w:val="Compact"/>
       </w:pPr>
@@ -762,7 +820,7 @@
       <w:pPr>
         <w:numPr>
           <w:ilvl w:val="0"/>
-          <w:numId w:val="1010"/>
+          <w:numId w:val="1011"/>
         </w:numPr>
         <w:pStyle w:val="Compact"/>
       </w:pPr>
@@ -770,8 +828,8 @@
         <w:t xml:space="preserve">[완료]</w:t>
       </w:r>
     </w:p>
-    <w:bookmarkEnd w:id="29"/>
-    <w:bookmarkStart w:id="30" w:name="하단-띠배너-가운데-정렬"/>
+    <w:bookmarkEnd w:id="30"/>
+    <w:bookmarkStart w:id="31" w:name="하단-띠배너-가운데-정렬"/>
     <w:p>
       <w:pPr>
         <w:pStyle w:val="Heading3"/>
@@ -784,7 +842,7 @@
       <w:pPr>
         <w:numPr>
           <w:ilvl w:val="0"/>
-          <w:numId w:val="1011"/>
+          <w:numId w:val="1012"/>
         </w:numPr>
         <w:pStyle w:val="Compact"/>
       </w:pPr>
@@ -796,7 +854,7 @@
       <w:pPr>
         <w:numPr>
           <w:ilvl w:val="0"/>
-          <w:numId w:val="1011"/>
+          <w:numId w:val="1012"/>
         </w:numPr>
         <w:pStyle w:val="Compact"/>
       </w:pPr>
@@ -808,7 +866,7 @@
       <w:pPr>
         <w:numPr>
           <w:ilvl w:val="0"/>
-          <w:numId w:val="1011"/>
+          <w:numId w:val="1012"/>
         </w:numPr>
         <w:pStyle w:val="Compact"/>
       </w:pPr>
@@ -816,8 +874,8 @@
         <w:t xml:space="preserve">[완료]</w:t>
       </w:r>
     </w:p>
-    <w:bookmarkEnd w:id="30"/>
-    <w:bookmarkStart w:id="31" w:name="파일럿-5단계-ai-느낌-svg-실사-사진-교체-ccg"/>
+    <w:bookmarkEnd w:id="31"/>
+    <w:bookmarkStart w:id="32" w:name="파일럿-5단계-ai-느낌-svg-실사-사진-교체-ccg"/>
     <w:p>
       <w:pPr>
         <w:pStyle w:val="Heading3"/>
@@ -830,7 +888,7 @@
       <w:pPr>
         <w:numPr>
           <w:ilvl w:val="0"/>
-          <w:numId w:val="1012"/>
+          <w:numId w:val="1013"/>
         </w:numPr>
         <w:pStyle w:val="Compact"/>
       </w:pPr>
@@ -842,7 +900,7 @@
       <w:pPr>
         <w:numPr>
           <w:ilvl w:val="0"/>
-          <w:numId w:val="1012"/>
+          <w:numId w:val="1013"/>
         </w:numPr>
         <w:pStyle w:val="Compact"/>
       </w:pPr>
@@ -854,7 +912,7 @@
       <w:pPr>
         <w:numPr>
           <w:ilvl w:val="0"/>
-          <w:numId w:val="1012"/>
+          <w:numId w:val="1013"/>
         </w:numPr>
         <w:pStyle w:val="Compact"/>
       </w:pPr>
@@ -866,7 +924,7 @@
       <w:pPr>
         <w:numPr>
           <w:ilvl w:val="0"/>
-          <w:numId w:val="1012"/>
+          <w:numId w:val="1013"/>
         </w:numPr>
         <w:pStyle w:val="Compact"/>
       </w:pPr>
@@ -878,7 +936,7 @@
       <w:pPr>
         <w:numPr>
           <w:ilvl w:val="0"/>
-          <w:numId w:val="1012"/>
+          <w:numId w:val="1013"/>
         </w:numPr>
         <w:pStyle w:val="Compact"/>
       </w:pPr>
@@ -886,8 +944,8 @@
         <w:t xml:space="preserve">[완료]</w:t>
       </w:r>
     </w:p>
-    <w:bookmarkEnd w:id="31"/>
-    <w:bookmarkStart w:id="32" w:name="희미함작은이미지-해결-실사-11장-생성-대형-사진-레이아웃-ccg"/>
+    <w:bookmarkEnd w:id="32"/>
+    <w:bookmarkStart w:id="33" w:name="희미함작은이미지-해결-실사-11장-생성-대형-사진-레이아웃-ccg"/>
     <w:p>
       <w:pPr>
         <w:pStyle w:val="Heading3"/>
@@ -900,7 +958,7 @@
       <w:pPr>
         <w:numPr>
           <w:ilvl w:val="0"/>
-          <w:numId w:val="1013"/>
+          <w:numId w:val="1014"/>
         </w:numPr>
         <w:pStyle w:val="Compact"/>
       </w:pPr>
@@ -912,7 +970,7 @@
       <w:pPr>
         <w:numPr>
           <w:ilvl w:val="0"/>
-          <w:numId w:val="1013"/>
+          <w:numId w:val="1014"/>
         </w:numPr>
         <w:pStyle w:val="Compact"/>
       </w:pPr>
@@ -942,7 +1000,7 @@
       <w:pPr>
         <w:numPr>
           <w:ilvl w:val="0"/>
-          <w:numId w:val="1013"/>
+          <w:numId w:val="1014"/>
         </w:numPr>
         <w:pStyle w:val="Compact"/>
       </w:pPr>
@@ -954,7 +1012,7 @@
       <w:pPr>
         <w:numPr>
           <w:ilvl w:val="0"/>
-          <w:numId w:val="1013"/>
+          <w:numId w:val="1014"/>
         </w:numPr>
         <w:pStyle w:val="Compact"/>
       </w:pPr>
@@ -966,7 +1024,7 @@
       <w:pPr>
         <w:numPr>
           <w:ilvl w:val="0"/>
-          <w:numId w:val="1013"/>
+          <w:numId w:val="1014"/>
         </w:numPr>
         <w:pStyle w:val="Compact"/>
       </w:pPr>
@@ -978,7 +1036,7 @@
       <w:pPr>
         <w:numPr>
           <w:ilvl w:val="0"/>
-          <w:numId w:val="1013"/>
+          <w:numId w:val="1014"/>
         </w:numPr>
         <w:pStyle w:val="Compact"/>
       </w:pPr>
@@ -990,7 +1048,7 @@
       <w:pPr>
         <w:numPr>
           <w:ilvl w:val="0"/>
-          <w:numId w:val="1013"/>
+          <w:numId w:val="1014"/>
         </w:numPr>
         <w:pStyle w:val="Compact"/>
       </w:pPr>
@@ -998,8 +1056,8 @@
         <w:t xml:space="preserve">[완료]</w:t>
       </w:r>
     </w:p>
-    <w:bookmarkEnd w:id="32"/>
-    <w:bookmarkStart w:id="33" w:name="일러스트-개선-잘림-해결-갤러리-실제화면-교체-ccg-b안"/>
+    <w:bookmarkEnd w:id="33"/>
+    <w:bookmarkStart w:id="34" w:name="일러스트-개선-잘림-해결-갤러리-실제화면-교체-ccg-b안"/>
     <w:p>
       <w:pPr>
         <w:pStyle w:val="Heading3"/>
@@ -1012,7 +1070,7 @@
       <w:pPr>
         <w:numPr>
           <w:ilvl w:val="0"/>
-          <w:numId w:val="1014"/>
+          <w:numId w:val="1015"/>
         </w:numPr>
         <w:pStyle w:val="Compact"/>
       </w:pPr>
@@ -1024,7 +1082,7 @@
       <w:pPr>
         <w:numPr>
           <w:ilvl w:val="0"/>
-          <w:numId w:val="1014"/>
+          <w:numId w:val="1015"/>
         </w:numPr>
         <w:pStyle w:val="Compact"/>
       </w:pPr>
@@ -1036,7 +1094,7 @@
       <w:pPr>
         <w:numPr>
           <w:ilvl w:val="0"/>
-          <w:numId w:val="1014"/>
+          <w:numId w:val="1015"/>
         </w:numPr>
         <w:pStyle w:val="Compact"/>
       </w:pPr>
@@ -1060,7 +1118,7 @@
       <w:pPr>
         <w:numPr>
           <w:ilvl w:val="0"/>
-          <w:numId w:val="1014"/>
+          <w:numId w:val="1015"/>
         </w:numPr>
         <w:pStyle w:val="Compact"/>
       </w:pPr>
@@ -1068,8 +1126,8 @@
         <w:t xml:space="preserve">[완료]</w:t>
       </w:r>
     </w:p>
-    <w:bookmarkEnd w:id="33"/>
-    <w:bookmarkStart w:id="34" w:name="도입효과-중복-정리-색감-통일-ccg-b안-마무리"/>
+    <w:bookmarkEnd w:id="34"/>
+    <w:bookmarkStart w:id="35" w:name="도입효과-중복-정리-색감-통일-ccg-b안-마무리"/>
     <w:p>
       <w:pPr>
         <w:pStyle w:val="Heading3"/>
@@ -1082,7 +1140,7 @@
       <w:pPr>
         <w:numPr>
           <w:ilvl w:val="0"/>
-          <w:numId w:val="1015"/>
+          <w:numId w:val="1016"/>
         </w:numPr>
         <w:pStyle w:val="Compact"/>
       </w:pPr>
@@ -1094,7 +1152,7 @@
       <w:pPr>
         <w:numPr>
           <w:ilvl w:val="0"/>
-          <w:numId w:val="1015"/>
+          <w:numId w:val="1016"/>
         </w:numPr>
         <w:pStyle w:val="Compact"/>
       </w:pPr>
@@ -1106,7 +1164,7 @@
       <w:pPr>
         <w:numPr>
           <w:ilvl w:val="0"/>
-          <w:numId w:val="1015"/>
+          <w:numId w:val="1016"/>
         </w:numPr>
         <w:pStyle w:val="Compact"/>
       </w:pPr>
@@ -1118,7 +1176,7 @@
       <w:pPr>
         <w:numPr>
           <w:ilvl w:val="0"/>
-          <w:numId w:val="1015"/>
+          <w:numId w:val="1016"/>
         </w:numPr>
         <w:pStyle w:val="Compact"/>
       </w:pPr>
@@ -1130,7 +1188,7 @@
       <w:pPr>
         <w:numPr>
           <w:ilvl w:val="0"/>
-          <w:numId w:val="1015"/>
+          <w:numId w:val="1016"/>
         </w:numPr>
         <w:pStyle w:val="Compact"/>
       </w:pPr>
@@ -1138,8 +1196,8 @@
         <w:t xml:space="preserve">[완료]</w:t>
       </w:r>
     </w:p>
-    <w:bookmarkEnd w:id="34"/>
-    <w:bookmarkStart w:id="35" w:name="solution-섹션-좌우-균형-반응형-개선-ccg"/>
+    <w:bookmarkEnd w:id="35"/>
+    <w:bookmarkStart w:id="36" w:name="solution-섹션-좌우-균형-반응형-개선-ccg"/>
     <w:p>
       <w:pPr>
         <w:pStyle w:val="Heading3"/>
@@ -1152,7 +1210,7 @@
       <w:pPr>
         <w:numPr>
           <w:ilvl w:val="0"/>
-          <w:numId w:val="1016"/>
+          <w:numId w:val="1017"/>
         </w:numPr>
         <w:pStyle w:val="Compact"/>
       </w:pPr>
@@ -1164,7 +1222,7 @@
       <w:pPr>
         <w:numPr>
           <w:ilvl w:val="0"/>
-          <w:numId w:val="1016"/>
+          <w:numId w:val="1017"/>
         </w:numPr>
         <w:pStyle w:val="Compact"/>
       </w:pPr>
@@ -1176,7 +1234,7 @@
       <w:pPr>
         <w:numPr>
           <w:ilvl w:val="0"/>
-          <w:numId w:val="1016"/>
+          <w:numId w:val="1017"/>
         </w:numPr>
         <w:pStyle w:val="Compact"/>
       </w:pPr>
@@ -1188,7 +1246,7 @@
       <w:pPr>
         <w:numPr>
           <w:ilvl w:val="0"/>
-          <w:numId w:val="1016"/>
+          <w:numId w:val="1017"/>
         </w:numPr>
         <w:pStyle w:val="Compact"/>
       </w:pPr>
@@ -1200,7 +1258,7 @@
       <w:pPr>
         <w:numPr>
           <w:ilvl w:val="0"/>
-          <w:numId w:val="1016"/>
+          <w:numId w:val="1017"/>
         </w:numPr>
         <w:pStyle w:val="Compact"/>
       </w:pPr>
@@ -1212,7 +1270,7 @@
       <w:pPr>
         <w:numPr>
           <w:ilvl w:val="0"/>
-          <w:numId w:val="1016"/>
+          <w:numId w:val="1017"/>
         </w:numPr>
         <w:pStyle w:val="Compact"/>
       </w:pPr>
@@ -1224,7 +1282,7 @@
       <w:pPr>
         <w:numPr>
           <w:ilvl w:val="0"/>
-          <w:numId w:val="1016"/>
+          <w:numId w:val="1017"/>
         </w:numPr>
         <w:pStyle w:val="Compact"/>
       </w:pPr>
@@ -1232,8 +1290,8 @@
         <w:t xml:space="preserve">[완료]</w:t>
       </w:r>
     </w:p>
-    <w:bookmarkEnd w:id="35"/>
-    <w:bookmarkStart w:id="36" w:name="초기-배포-완료"/>
+    <w:bookmarkEnd w:id="36"/>
+    <w:bookmarkStart w:id="37" w:name="초기-배포-완료"/>
     <w:p>
       <w:pPr>
         <w:pStyle w:val="Heading3"/>
@@ -1246,7 +1304,7 @@
       <w:pPr>
         <w:numPr>
           <w:ilvl w:val="0"/>
-          <w:numId w:val="1017"/>
+          <w:numId w:val="1018"/>
         </w:numPr>
         <w:pStyle w:val="Compact"/>
       </w:pPr>
@@ -1258,7 +1316,7 @@
       <w:pPr>
         <w:numPr>
           <w:ilvl w:val="0"/>
-          <w:numId w:val="1017"/>
+          <w:numId w:val="1018"/>
         </w:numPr>
         <w:pStyle w:val="Compact"/>
       </w:pPr>
@@ -1270,7 +1328,7 @@
       <w:pPr>
         <w:numPr>
           <w:ilvl w:val="0"/>
-          <w:numId w:val="1017"/>
+          <w:numId w:val="1018"/>
         </w:numPr>
         <w:pStyle w:val="Compact"/>
       </w:pPr>
@@ -1282,7 +1340,7 @@
       <w:pPr>
         <w:numPr>
           <w:ilvl w:val="0"/>
-          <w:numId w:val="1017"/>
+          <w:numId w:val="1018"/>
         </w:numPr>
         <w:pStyle w:val="Compact"/>
       </w:pPr>
@@ -1294,7 +1352,7 @@
       <w:pPr>
         <w:numPr>
           <w:ilvl w:val="0"/>
-          <w:numId w:val="1017"/>
+          <w:numId w:val="1018"/>
         </w:numPr>
         <w:pStyle w:val="Compact"/>
       </w:pPr>
@@ -1306,7 +1364,7 @@
       <w:pPr>
         <w:numPr>
           <w:ilvl w:val="0"/>
-          <w:numId w:val="1017"/>
+          <w:numId w:val="1018"/>
         </w:numPr>
         <w:pStyle w:val="Compact"/>
       </w:pPr>
@@ -1314,8 +1372,8 @@
         <w:t xml:space="preserve">[완료]</w:t>
       </w:r>
     </w:p>
-    <w:bookmarkEnd w:id="36"/>
     <w:bookmarkEnd w:id="37"/>
+    <w:bookmarkEnd w:id="38"/>
     <w:sectPr/>
   </w:body>
 </w:document>
@@ -1550,6 +1608,9 @@
     <w:abstractNumId w:val="991"/>
   </w:num>
   <w:num w:numId="1017">
+    <w:abstractNumId w:val="991"/>
+  </w:num>
+  <w:num w:numId="1018">
     <w:abstractNumId w:val="991"/>
   </w:num>
 </w:numbering>

--- a/docs/exports/DEV_LOG.docx
+++ b/docs/exports/DEV_LOG.docx
@@ -2,12 +2,118 @@
 <file path=word/document.xml><?xml version="1.0" encoding="utf-8"?>
 <w:document xmlns:w="http://schemas.openxmlformats.org/wordprocessingml/2006/main" xmlns:m="http://schemas.openxmlformats.org/officeDocument/2006/math" xmlns:r="http://schemas.openxmlformats.org/officeDocument/2006/relationships" xmlns:o="urn:schemas-microsoft-com:office:office" xmlns:v="urn:schemas-microsoft-com:vml" xmlns:w10="urn:schemas-microsoft-com:office:word" xmlns:a="http://schemas.openxmlformats.org/drawingml/2006/main" xmlns:pic="http://schemas.openxmlformats.org/drawingml/2006/picture" xmlns:wp="http://schemas.openxmlformats.org/drawingml/2006/wordprocessingDrawing">
   <w:body>
-    <w:bookmarkStart w:id="20" w:name="가지-핵심-기능-32-어색한-배치-1열-가로형-슬림-카드"/>
+    <w:bookmarkStart w:id="20" w:name="오픈그래프공유-썸네일-이미지-흐릿한-대시보드-나열-상징-그래픽-ccg"/>
     <w:p>
       <w:pPr>
         <w:pStyle w:val="Heading3"/>
       </w:pPr>
       <w:r>
+        <w:t xml:space="preserve">[2026-06-21 14:45] 오픈그래프(공유 썸네일) 이미지 — 흐릿한 대시보드 나열 → 상징 그래픽 (CCG)</w:t>
+      </w:r>
+    </w:p>
+    <w:p>
+      <w:pPr>
+        <w:numPr>
+          <w:ilvl w:val="0"/>
+          <w:numId w:val="1001"/>
+        </w:numPr>
+        <w:pStyle w:val="Compact"/>
+      </w:pPr>
+      <w:r>
+        <w:t xml:space="preserve">마케터 불만: 카톡/SNS 공유 시 뜨는 OG 이미지가 흐릿한 대시보드 캡처라 상징성이 없음</w:t>
+      </w:r>
+    </w:p>
+    <w:p>
+      <w:pPr>
+        <w:numPr>
+          <w:ilvl w:val="0"/>
+          <w:numId w:val="1001"/>
+        </w:numPr>
+        <w:pStyle w:val="Compact"/>
+      </w:pPr>
+      <w:r>
+        <w:t xml:space="preserve">CCG(Codex·Gemini) 모두</w:t>
+      </w:r>
+      <w:r>
+        <w:t xml:space="preserve"> </w:t>
+      </w:r>
+      <w:r>
+        <w:t xml:space="preserve">“</w:t>
+      </w:r>
+      <w:r>
+        <w:t xml:space="preserve">사료빈 + 배터리형 잔량 게이지</w:t>
+      </w:r>
+      <w:r>
+        <w:t xml:space="preserve">”</w:t>
+      </w:r>
+      <w:r>
+        <w:t xml:space="preserve"> </w:t>
+      </w:r>
+      <w:r>
+        <w:t xml:space="preserve">추천 → gpt-image-1로 상징 그래픽 생성</w:t>
+      </w:r>
+      <w:r>
+        <w:t xml:space="preserve"> </w:t>
+      </w:r>
+      <w:r>
+        <w:t xml:space="preserve">· 사료빈 단면에 70% 차오른 초록 잔량 게이지(배터리 메타포) + 상단 IoT 센서 신호 파동 + 초록 알림 배지</w:t>
+      </w:r>
+    </w:p>
+    <w:p>
+      <w:pPr>
+        <w:numPr>
+          <w:ilvl w:val="0"/>
+          <w:numId w:val="1001"/>
+        </w:numPr>
+        <w:pStyle w:val="Compact"/>
+      </w:pPr>
+      <w:r>
+        <w:t xml:space="preserve">왼쪽 여백에 또렷한 한글 문구 합성(Pretendard):</w:t>
+      </w:r>
+      <w:r>
+        <w:t xml:space="preserve"> </w:t>
+      </w:r>
+      <w:r>
+        <w:t xml:space="preserve">“</w:t>
+      </w:r>
+      <w:r>
+        <w:t xml:space="preserve">마이피드 / 바닥나기 전, 데이터로 미리 / IoT 사료빈 잔량 관리 솔루션 / 에임비랩</w:t>
+      </w:r>
+      <w:r>
+        <w:t xml:space="preserve">”</w:t>
+      </w:r>
+    </w:p>
+    <w:p>
+      <w:pPr>
+        <w:numPr>
+          <w:ilvl w:val="0"/>
+          <w:numId w:val="1001"/>
+        </w:numPr>
+        <w:pStyle w:val="Compact"/>
+      </w:pPr>
+      <w:r>
+        <w:t xml:space="preserve">1200x630 유지, assets/og_image.jpg 교체</w:t>
+      </w:r>
+    </w:p>
+    <w:p>
+      <w:pPr>
+        <w:numPr>
+          <w:ilvl w:val="0"/>
+          <w:numId w:val="1001"/>
+        </w:numPr>
+        <w:pStyle w:val="Compact"/>
+      </w:pPr>
+      <w:r>
+        <w:t xml:space="preserve">[완료]</w:t>
+      </w:r>
+    </w:p>
+    <w:bookmarkEnd w:id="20"/>
+    <w:bookmarkStart w:id="21" w:name="가지-핵심-기능-32-어색한-배치-1열-가로형-슬림-카드"/>
+    <w:p>
+      <w:pPr>
+        <w:pStyle w:val="Heading3"/>
+      </w:pPr>
+      <w:r>
         <w:t xml:space="preserve">[2026-06-21 14:30] 5가지 핵심 기능 — 3+2 어색한 배치 → 1열 가로형 슬림 카드</w:t>
       </w:r>
     </w:p>
@@ -15,7 +121,7 @@
       <w:pPr>
         <w:numPr>
           <w:ilvl w:val="0"/>
-          <w:numId w:val="1001"/>
+          <w:numId w:val="1002"/>
         </w:numPr>
         <w:pStyle w:val="Compact"/>
       </w:pPr>
@@ -27,7 +133,7 @@
       <w:pPr>
         <w:numPr>
           <w:ilvl w:val="0"/>
-          <w:numId w:val="1001"/>
+          <w:numId w:val="1002"/>
         </w:numPr>
         <w:pStyle w:val="Compact"/>
       </w:pPr>
@@ -39,7 +145,7 @@
       <w:pPr>
         <w:numPr>
           <w:ilvl w:val="0"/>
-          <w:numId w:val="1001"/>
+          <w:numId w:val="1002"/>
         </w:numPr>
         <w:pStyle w:val="Compact"/>
       </w:pPr>
@@ -51,7 +157,7 @@
       <w:pPr>
         <w:numPr>
           <w:ilvl w:val="0"/>
-          <w:numId w:val="1001"/>
+          <w:numId w:val="1002"/>
         </w:numPr>
         <w:pStyle w:val="Compact"/>
       </w:pPr>
@@ -59,8 +165,8 @@
         <w:t xml:space="preserve">[완료]</w:t>
       </w:r>
     </w:p>
-    <w:bookmarkEnd w:id="20"/>
-    <w:bookmarkStart w:id="38" w:name="dev_log-마이피드-b2b-랜딩페이지-abl_landing"/>
+    <w:bookmarkEnd w:id="21"/>
+    <w:bookmarkStart w:id="39" w:name="dev_log-마이피드-b2b-랜딩페이지-abl_landing"/>
     <w:p>
       <w:pPr>
         <w:pStyle w:val="Heading1"/>
@@ -69,7 +175,7 @@
         <w:t xml:space="preserve">DEV_LOG — 마이피드 B2B 랜딩페이지 (abl_landing)</w:t>
       </w:r>
     </w:p>
-    <w:bookmarkStart w:id="21" w:name="X79e90aa534b0a41ca5aec1930c74c0755625a6e"/>
+    <w:bookmarkStart w:id="22" w:name="X79e90aa534b0a41ca5aec1930c74c0755625a6e"/>
     <w:p>
       <w:pPr>
         <w:pStyle w:val="Heading3"/>
@@ -82,7 +188,7 @@
       <w:pPr>
         <w:numPr>
           <w:ilvl w:val="0"/>
-          <w:numId w:val="1002"/>
+          <w:numId w:val="1003"/>
         </w:numPr>
         <w:pStyle w:val="Compact"/>
       </w:pPr>
@@ -94,7 +200,7 @@
       <w:pPr>
         <w:numPr>
           <w:ilvl w:val="0"/>
-          <w:numId w:val="1002"/>
+          <w:numId w:val="1003"/>
         </w:numPr>
         <w:pStyle w:val="Compact"/>
       </w:pPr>
@@ -136,7 +242,7 @@
       <w:pPr>
         <w:numPr>
           <w:ilvl w:val="0"/>
-          <w:numId w:val="1002"/>
+          <w:numId w:val="1003"/>
         </w:numPr>
         <w:pStyle w:val="Compact"/>
       </w:pPr>
@@ -148,7 +254,7 @@
       <w:pPr>
         <w:numPr>
           <w:ilvl w:val="0"/>
-          <w:numId w:val="1002"/>
+          <w:numId w:val="1003"/>
         </w:numPr>
         <w:pStyle w:val="Compact"/>
       </w:pPr>
@@ -160,7 +266,7 @@
       <w:pPr>
         <w:numPr>
           <w:ilvl w:val="0"/>
-          <w:numId w:val="1002"/>
+          <w:numId w:val="1003"/>
         </w:numPr>
         <w:pStyle w:val="Compact"/>
       </w:pPr>
@@ -168,8 +274,8 @@
         <w:t xml:space="preserve">[완료]</w:t>
       </w:r>
     </w:p>
-    <w:bookmarkEnd w:id="21"/>
-    <w:bookmarkStart w:id="22" w:name="파일럿-5단계-카드-높이-슬림화"/>
+    <w:bookmarkEnd w:id="22"/>
+    <w:bookmarkStart w:id="23" w:name="파일럿-5단계-카드-높이-슬림화"/>
     <w:p>
       <w:pPr>
         <w:pStyle w:val="Heading3"/>
@@ -182,7 +288,7 @@
       <w:pPr>
         <w:numPr>
           <w:ilvl w:val="0"/>
-          <w:numId w:val="1003"/>
+          <w:numId w:val="1004"/>
         </w:numPr>
         <w:pStyle w:val="Compact"/>
       </w:pPr>
@@ -194,7 +300,7 @@
       <w:pPr>
         <w:numPr>
           <w:ilvl w:val="0"/>
-          <w:numId w:val="1003"/>
+          <w:numId w:val="1004"/>
         </w:numPr>
         <w:pStyle w:val="Compact"/>
       </w:pPr>
@@ -206,7 +312,7 @@
       <w:pPr>
         <w:numPr>
           <w:ilvl w:val="0"/>
-          <w:numId w:val="1003"/>
+          <w:numId w:val="1004"/>
         </w:numPr>
         <w:pStyle w:val="Compact"/>
       </w:pPr>
@@ -214,8 +320,8 @@
         <w:t xml:space="preserve">[완료]</w:t>
       </w:r>
     </w:p>
-    <w:bookmarkEnd w:id="22"/>
-    <w:bookmarkStart w:id="23" w:name="파일럿-5단계-1열-큰-카드로-변경"/>
+    <w:bookmarkEnd w:id="23"/>
+    <w:bookmarkStart w:id="24" w:name="파일럿-5단계-1열-큰-카드로-변경"/>
     <w:p>
       <w:pPr>
         <w:pStyle w:val="Heading3"/>
@@ -228,7 +334,7 @@
       <w:pPr>
         <w:numPr>
           <w:ilvl w:val="0"/>
-          <w:numId w:val="1004"/>
+          <w:numId w:val="1005"/>
         </w:numPr>
         <w:pStyle w:val="Compact"/>
       </w:pPr>
@@ -240,7 +346,7 @@
       <w:pPr>
         <w:numPr>
           <w:ilvl w:val="0"/>
-          <w:numId w:val="1004"/>
+          <w:numId w:val="1005"/>
         </w:numPr>
         <w:pStyle w:val="Compact"/>
       </w:pPr>
@@ -252,7 +358,7 @@
       <w:pPr>
         <w:numPr>
           <w:ilvl w:val="0"/>
-          <w:numId w:val="1004"/>
+          <w:numId w:val="1005"/>
         </w:numPr>
         <w:pStyle w:val="Compact"/>
       </w:pPr>
@@ -264,7 +370,7 @@
       <w:pPr>
         <w:numPr>
           <w:ilvl w:val="0"/>
-          <w:numId w:val="1004"/>
+          <w:numId w:val="1005"/>
         </w:numPr>
         <w:pStyle w:val="Compact"/>
       </w:pPr>
@@ -272,8 +378,8 @@
         <w:t xml:space="preserve">[완료]</w:t>
       </w:r>
     </w:p>
-    <w:bookmarkEnd w:id="23"/>
-    <w:bookmarkStart w:id="24" w:name="파일럿-5단계-빈-칸-제거-5열-가로-타임라인-ccg"/>
+    <w:bookmarkEnd w:id="24"/>
+    <w:bookmarkStart w:id="25" w:name="파일럿-5단계-빈-칸-제거-5열-가로-타임라인-ccg"/>
     <w:p>
       <w:pPr>
         <w:pStyle w:val="Heading3"/>
@@ -286,7 +392,7 @@
       <w:pPr>
         <w:numPr>
           <w:ilvl w:val="0"/>
-          <w:numId w:val="1005"/>
+          <w:numId w:val="1006"/>
         </w:numPr>
         <w:pStyle w:val="Compact"/>
       </w:pPr>
@@ -298,7 +404,7 @@
       <w:pPr>
         <w:numPr>
           <w:ilvl w:val="0"/>
-          <w:numId w:val="1005"/>
+          <w:numId w:val="1006"/>
         </w:numPr>
         <w:pStyle w:val="Compact"/>
       </w:pPr>
@@ -328,7 +434,7 @@
       <w:pPr>
         <w:numPr>
           <w:ilvl w:val="0"/>
-          <w:numId w:val="1005"/>
+          <w:numId w:val="1006"/>
         </w:numPr>
         <w:pStyle w:val="Compact"/>
       </w:pPr>
@@ -340,7 +446,7 @@
       <w:pPr>
         <w:numPr>
           <w:ilvl w:val="0"/>
-          <w:numId w:val="1005"/>
+          <w:numId w:val="1006"/>
         </w:numPr>
         <w:pStyle w:val="Compact"/>
       </w:pPr>
@@ -352,7 +458,7 @@
       <w:pPr>
         <w:numPr>
           <w:ilvl w:val="0"/>
-          <w:numId w:val="1005"/>
+          <w:numId w:val="1006"/>
         </w:numPr>
         <w:pStyle w:val="Compact"/>
       </w:pPr>
@@ -360,8 +466,8 @@
         <w:t xml:space="preserve">[완료]</w:t>
       </w:r>
     </w:p>
-    <w:bookmarkEnd w:id="24"/>
-    <w:bookmarkStart w:id="25" w:name="핵심-기능-섹션-좌우-균형-녹색-카드-하단-전체폭-배너-ccg"/>
+    <w:bookmarkEnd w:id="25"/>
+    <w:bookmarkStart w:id="26" w:name="핵심-기능-섹션-좌우-균형-녹색-카드-하단-전체폭-배너-ccg"/>
     <w:p>
       <w:pPr>
         <w:pStyle w:val="Heading3"/>
@@ -374,7 +480,7 @@
       <w:pPr>
         <w:numPr>
           <w:ilvl w:val="0"/>
-          <w:numId w:val="1006"/>
+          <w:numId w:val="1007"/>
         </w:numPr>
         <w:pStyle w:val="Compact"/>
       </w:pPr>
@@ -386,7 +492,7 @@
       <w:pPr>
         <w:numPr>
           <w:ilvl w:val="0"/>
-          <w:numId w:val="1006"/>
+          <w:numId w:val="1007"/>
         </w:numPr>
         <w:pStyle w:val="Compact"/>
       </w:pPr>
@@ -416,7 +522,7 @@
       <w:pPr>
         <w:numPr>
           <w:ilvl w:val="0"/>
-          <w:numId w:val="1006"/>
+          <w:numId w:val="1007"/>
         </w:numPr>
         <w:pStyle w:val="Compact"/>
       </w:pPr>
@@ -428,7 +534,7 @@
       <w:pPr>
         <w:numPr>
           <w:ilvl w:val="0"/>
-          <w:numId w:val="1006"/>
+          <w:numId w:val="1007"/>
         </w:numPr>
         <w:pStyle w:val="Compact"/>
       </w:pPr>
@@ -440,7 +546,7 @@
       <w:pPr>
         <w:numPr>
           <w:ilvl w:val="0"/>
-          <w:numId w:val="1006"/>
+          <w:numId w:val="1007"/>
         </w:numPr>
         <w:pStyle w:val="Compact"/>
       </w:pPr>
@@ -448,8 +554,8 @@
         <w:t xml:space="preserve">[완료]</w:t>
       </w:r>
     </w:p>
-    <w:bookmarkEnd w:id="25"/>
-    <w:bookmarkStart w:id="26" w:name="신청-섹션-가로폭을-사이트-표준1120px에-맞춤"/>
+    <w:bookmarkEnd w:id="26"/>
+    <w:bookmarkStart w:id="27" w:name="신청-섹션-가로폭을-사이트-표준1120px에-맞춤"/>
     <w:p>
       <w:pPr>
         <w:pStyle w:val="Heading3"/>
@@ -462,7 +568,7 @@
       <w:pPr>
         <w:numPr>
           <w:ilvl w:val="0"/>
-          <w:numId w:val="1007"/>
+          <w:numId w:val="1008"/>
         </w:numPr>
         <w:pStyle w:val="Compact"/>
       </w:pPr>
@@ -474,7 +580,7 @@
       <w:pPr>
         <w:numPr>
           <w:ilvl w:val="0"/>
-          <w:numId w:val="1007"/>
+          <w:numId w:val="1008"/>
         </w:numPr>
         <w:pStyle w:val="Compact"/>
       </w:pPr>
@@ -486,7 +592,7 @@
       <w:pPr>
         <w:numPr>
           <w:ilvl w:val="0"/>
-          <w:numId w:val="1007"/>
+          <w:numId w:val="1008"/>
         </w:numPr>
         <w:pStyle w:val="Compact"/>
       </w:pPr>
@@ -498,7 +604,7 @@
       <w:pPr>
         <w:numPr>
           <w:ilvl w:val="0"/>
-          <w:numId w:val="1007"/>
+          <w:numId w:val="1008"/>
         </w:numPr>
         <w:pStyle w:val="Compact"/>
       </w:pPr>
@@ -506,8 +612,8 @@
         <w:t xml:space="preserve">[완료]</w:t>
       </w:r>
     </w:p>
-    <w:bookmarkEnd w:id="26"/>
-    <w:bookmarkStart w:id="27" w:name="신청-섹션-가치-타일-사진-위-글씨-이미지-위텍스트-아래-카드-ccg"/>
+    <w:bookmarkEnd w:id="27"/>
+    <w:bookmarkStart w:id="28" w:name="신청-섹션-가치-타일-사진-위-글씨-이미지-위텍스트-아래-카드-ccg"/>
     <w:p>
       <w:pPr>
         <w:pStyle w:val="Heading3"/>
@@ -520,7 +626,7 @@
       <w:pPr>
         <w:numPr>
           <w:ilvl w:val="0"/>
-          <w:numId w:val="1008"/>
+          <w:numId w:val="1009"/>
         </w:numPr>
         <w:pStyle w:val="Compact"/>
       </w:pPr>
@@ -532,7 +638,7 @@
       <w:pPr>
         <w:numPr>
           <w:ilvl w:val="0"/>
-          <w:numId w:val="1008"/>
+          <w:numId w:val="1009"/>
         </w:numPr>
         <w:pStyle w:val="Compact"/>
       </w:pPr>
@@ -562,7 +668,7 @@
       <w:pPr>
         <w:numPr>
           <w:ilvl w:val="0"/>
-          <w:numId w:val="1008"/>
+          <w:numId w:val="1009"/>
         </w:numPr>
         <w:pStyle w:val="Compact"/>
       </w:pPr>
@@ -574,7 +680,7 @@
       <w:pPr>
         <w:numPr>
           <w:ilvl w:val="0"/>
-          <w:numId w:val="1008"/>
+          <w:numId w:val="1009"/>
         </w:numPr>
         <w:pStyle w:val="Compact"/>
       </w:pPr>
@@ -586,7 +692,7 @@
       <w:pPr>
         <w:numPr>
           <w:ilvl w:val="0"/>
-          <w:numId w:val="1008"/>
+          <w:numId w:val="1009"/>
         </w:numPr>
         <w:pStyle w:val="Compact"/>
       </w:pPr>
@@ -594,8 +700,8 @@
         <w:t xml:space="preserve">[완료]</w:t>
       </w:r>
     </w:p>
-    <w:bookmarkEnd w:id="27"/>
-    <w:bookmarkStart w:id="28" w:name="솔루션-5단계-이미지-크게-지그재그-레이아웃-ccg"/>
+    <w:bookmarkEnd w:id="28"/>
+    <w:bookmarkStart w:id="29" w:name="솔루션-5단계-이미지-크게-지그재그-레이아웃-ccg"/>
     <w:p>
       <w:pPr>
         <w:pStyle w:val="Heading3"/>
@@ -608,7 +714,7 @@
       <w:pPr>
         <w:numPr>
           <w:ilvl w:val="0"/>
-          <w:numId w:val="1009"/>
+          <w:numId w:val="1010"/>
         </w:numPr>
         <w:pStyle w:val="Compact"/>
       </w:pPr>
@@ -620,7 +726,7 @@
       <w:pPr>
         <w:numPr>
           <w:ilvl w:val="0"/>
-          <w:numId w:val="1009"/>
+          <w:numId w:val="1010"/>
         </w:numPr>
         <w:pStyle w:val="Compact"/>
       </w:pPr>
@@ -632,7 +738,7 @@
       <w:pPr>
         <w:numPr>
           <w:ilvl w:val="0"/>
-          <w:numId w:val="1009"/>
+          <w:numId w:val="1010"/>
         </w:numPr>
         <w:pStyle w:val="Compact"/>
       </w:pPr>
@@ -644,7 +750,7 @@
       <w:pPr>
         <w:numPr>
           <w:ilvl w:val="0"/>
-          <w:numId w:val="1009"/>
+          <w:numId w:val="1010"/>
         </w:numPr>
         <w:pStyle w:val="Compact"/>
       </w:pPr>
@@ -656,7 +762,7 @@
       <w:pPr>
         <w:numPr>
           <w:ilvl w:val="0"/>
-          <w:numId w:val="1009"/>
+          <w:numId w:val="1010"/>
         </w:numPr>
         <w:pStyle w:val="Compact"/>
       </w:pPr>
@@ -668,7 +774,7 @@
       <w:pPr>
         <w:numPr>
           <w:ilvl w:val="0"/>
-          <w:numId w:val="1009"/>
+          <w:numId w:val="1010"/>
         </w:numPr>
         <w:pStyle w:val="Compact"/>
       </w:pPr>
@@ -676,8 +782,8 @@
         <w:t xml:space="preserve">[완료]</w:t>
       </w:r>
     </w:p>
-    <w:bookmarkEnd w:id="28"/>
-    <w:bookmarkStart w:id="29" w:name="신청-섹션-가치-타일-실사-사진-카드로-교체-ccg"/>
+    <w:bookmarkEnd w:id="29"/>
+    <w:bookmarkStart w:id="30" w:name="신청-섹션-가치-타일-실사-사진-카드로-교체-ccg"/>
     <w:p>
       <w:pPr>
         <w:pStyle w:val="Heading3"/>
@@ -690,7 +796,7 @@
       <w:pPr>
         <w:numPr>
           <w:ilvl w:val="0"/>
-          <w:numId w:val="1010"/>
+          <w:numId w:val="1011"/>
         </w:numPr>
         <w:pStyle w:val="Compact"/>
       </w:pPr>
@@ -702,7 +808,7 @@
       <w:pPr>
         <w:numPr>
           <w:ilvl w:val="0"/>
-          <w:numId w:val="1010"/>
+          <w:numId w:val="1011"/>
         </w:numPr>
         <w:pStyle w:val="Compact"/>
       </w:pPr>
@@ -714,7 +820,7 @@
       <w:pPr>
         <w:numPr>
           <w:ilvl w:val="0"/>
-          <w:numId w:val="1010"/>
+          <w:numId w:val="1011"/>
         </w:numPr>
         <w:pStyle w:val="Compact"/>
       </w:pPr>
@@ -732,7 +838,7 @@
       <w:pPr>
         <w:numPr>
           <w:ilvl w:val="0"/>
-          <w:numId w:val="1010"/>
+          <w:numId w:val="1011"/>
         </w:numPr>
         <w:pStyle w:val="Compact"/>
       </w:pPr>
@@ -744,7 +850,7 @@
       <w:pPr>
         <w:numPr>
           <w:ilvl w:val="0"/>
-          <w:numId w:val="1010"/>
+          <w:numId w:val="1011"/>
         </w:numPr>
         <w:pStyle w:val="Compact"/>
       </w:pPr>
@@ -752,8 +858,8 @@
         <w:t xml:space="preserve">[완료]</w:t>
       </w:r>
     </w:p>
-    <w:bookmarkEnd w:id="29"/>
-    <w:bookmarkStart w:id="30" w:name="신청-섹션-가치-타일에-상징-아이콘-추가-ccg"/>
+    <w:bookmarkEnd w:id="30"/>
+    <w:bookmarkStart w:id="31" w:name="신청-섹션-가치-타일에-상징-아이콘-추가-ccg"/>
     <w:p>
       <w:pPr>
         <w:pStyle w:val="Heading3"/>
@@ -766,7 +872,7 @@
       <w:pPr>
         <w:numPr>
           <w:ilvl w:val="0"/>
-          <w:numId w:val="1011"/>
+          <w:numId w:val="1012"/>
         </w:numPr>
         <w:pStyle w:val="Compact"/>
       </w:pPr>
@@ -796,7 +902,7 @@
       <w:pPr>
         <w:numPr>
           <w:ilvl w:val="0"/>
-          <w:numId w:val="1011"/>
+          <w:numId w:val="1012"/>
         </w:numPr>
         <w:pStyle w:val="Compact"/>
       </w:pPr>
@@ -808,7 +914,7 @@
       <w:pPr>
         <w:numPr>
           <w:ilvl w:val="0"/>
-          <w:numId w:val="1011"/>
+          <w:numId w:val="1012"/>
         </w:numPr>
         <w:pStyle w:val="Compact"/>
       </w:pPr>
@@ -820,7 +926,7 @@
       <w:pPr>
         <w:numPr>
           <w:ilvl w:val="0"/>
-          <w:numId w:val="1011"/>
+          <w:numId w:val="1012"/>
         </w:numPr>
         <w:pStyle w:val="Compact"/>
       </w:pPr>
@@ -828,8 +934,8 @@
         <w:t xml:space="preserve">[완료]</w:t>
       </w:r>
     </w:p>
-    <w:bookmarkEnd w:id="30"/>
-    <w:bookmarkStart w:id="31" w:name="하단-띠배너-가운데-정렬"/>
+    <w:bookmarkEnd w:id="31"/>
+    <w:bookmarkStart w:id="32" w:name="하단-띠배너-가운데-정렬"/>
     <w:p>
       <w:pPr>
         <w:pStyle w:val="Heading3"/>
@@ -842,7 +948,7 @@
       <w:pPr>
         <w:numPr>
           <w:ilvl w:val="0"/>
-          <w:numId w:val="1012"/>
+          <w:numId w:val="1013"/>
         </w:numPr>
         <w:pStyle w:val="Compact"/>
       </w:pPr>
@@ -854,7 +960,7 @@
       <w:pPr>
         <w:numPr>
           <w:ilvl w:val="0"/>
-          <w:numId w:val="1012"/>
+          <w:numId w:val="1013"/>
         </w:numPr>
         <w:pStyle w:val="Compact"/>
       </w:pPr>
@@ -866,7 +972,7 @@
       <w:pPr>
         <w:numPr>
           <w:ilvl w:val="0"/>
-          <w:numId w:val="1012"/>
+          <w:numId w:val="1013"/>
         </w:numPr>
         <w:pStyle w:val="Compact"/>
       </w:pPr>
@@ -874,8 +980,8 @@
         <w:t xml:space="preserve">[완료]</w:t>
       </w:r>
     </w:p>
-    <w:bookmarkEnd w:id="31"/>
-    <w:bookmarkStart w:id="32" w:name="파일럿-5단계-ai-느낌-svg-실사-사진-교체-ccg"/>
+    <w:bookmarkEnd w:id="32"/>
+    <w:bookmarkStart w:id="33" w:name="파일럿-5단계-ai-느낌-svg-실사-사진-교체-ccg"/>
     <w:p>
       <w:pPr>
         <w:pStyle w:val="Heading3"/>
@@ -888,7 +994,7 @@
       <w:pPr>
         <w:numPr>
           <w:ilvl w:val="0"/>
-          <w:numId w:val="1013"/>
+          <w:numId w:val="1014"/>
         </w:numPr>
         <w:pStyle w:val="Compact"/>
       </w:pPr>
@@ -900,7 +1006,7 @@
       <w:pPr>
         <w:numPr>
           <w:ilvl w:val="0"/>
-          <w:numId w:val="1013"/>
+          <w:numId w:val="1014"/>
         </w:numPr>
         <w:pStyle w:val="Compact"/>
       </w:pPr>
@@ -912,7 +1018,7 @@
       <w:pPr>
         <w:numPr>
           <w:ilvl w:val="0"/>
-          <w:numId w:val="1013"/>
+          <w:numId w:val="1014"/>
         </w:numPr>
         <w:pStyle w:val="Compact"/>
       </w:pPr>
@@ -924,7 +1030,7 @@
       <w:pPr>
         <w:numPr>
           <w:ilvl w:val="0"/>
-          <w:numId w:val="1013"/>
+          <w:numId w:val="1014"/>
         </w:numPr>
         <w:pStyle w:val="Compact"/>
       </w:pPr>
@@ -936,7 +1042,7 @@
       <w:pPr>
         <w:numPr>
           <w:ilvl w:val="0"/>
-          <w:numId w:val="1013"/>
+          <w:numId w:val="1014"/>
         </w:numPr>
         <w:pStyle w:val="Compact"/>
       </w:pPr>
@@ -944,8 +1050,8 @@
         <w:t xml:space="preserve">[완료]</w:t>
       </w:r>
     </w:p>
-    <w:bookmarkEnd w:id="32"/>
-    <w:bookmarkStart w:id="33" w:name="희미함작은이미지-해결-실사-11장-생성-대형-사진-레이아웃-ccg"/>
+    <w:bookmarkEnd w:id="33"/>
+    <w:bookmarkStart w:id="34" w:name="희미함작은이미지-해결-실사-11장-생성-대형-사진-레이아웃-ccg"/>
     <w:p>
       <w:pPr>
         <w:pStyle w:val="Heading3"/>
@@ -958,7 +1064,7 @@
       <w:pPr>
         <w:numPr>
           <w:ilvl w:val="0"/>
-          <w:numId w:val="1014"/>
+          <w:numId w:val="1015"/>
         </w:numPr>
         <w:pStyle w:val="Compact"/>
       </w:pPr>
@@ -970,7 +1076,7 @@
       <w:pPr>
         <w:numPr>
           <w:ilvl w:val="0"/>
-          <w:numId w:val="1014"/>
+          <w:numId w:val="1015"/>
         </w:numPr>
         <w:pStyle w:val="Compact"/>
       </w:pPr>
@@ -1000,7 +1106,7 @@
       <w:pPr>
         <w:numPr>
           <w:ilvl w:val="0"/>
-          <w:numId w:val="1014"/>
+          <w:numId w:val="1015"/>
         </w:numPr>
         <w:pStyle w:val="Compact"/>
       </w:pPr>
@@ -1012,7 +1118,7 @@
       <w:pPr>
         <w:numPr>
           <w:ilvl w:val="0"/>
-          <w:numId w:val="1014"/>
+          <w:numId w:val="1015"/>
         </w:numPr>
         <w:pStyle w:val="Compact"/>
       </w:pPr>
@@ -1024,7 +1130,7 @@
       <w:pPr>
         <w:numPr>
           <w:ilvl w:val="0"/>
-          <w:numId w:val="1014"/>
+          <w:numId w:val="1015"/>
         </w:numPr>
         <w:pStyle w:val="Compact"/>
       </w:pPr>
@@ -1036,7 +1142,7 @@
       <w:pPr>
         <w:numPr>
           <w:ilvl w:val="0"/>
-          <w:numId w:val="1014"/>
+          <w:numId w:val="1015"/>
         </w:numPr>
         <w:pStyle w:val="Compact"/>
       </w:pPr>
@@ -1048,7 +1154,7 @@
       <w:pPr>
         <w:numPr>
           <w:ilvl w:val="0"/>
-          <w:numId w:val="1014"/>
+          <w:numId w:val="1015"/>
         </w:numPr>
         <w:pStyle w:val="Compact"/>
       </w:pPr>
@@ -1056,8 +1162,8 @@
         <w:t xml:space="preserve">[완료]</w:t>
       </w:r>
     </w:p>
-    <w:bookmarkEnd w:id="33"/>
-    <w:bookmarkStart w:id="34" w:name="일러스트-개선-잘림-해결-갤러리-실제화면-교체-ccg-b안"/>
+    <w:bookmarkEnd w:id="34"/>
+    <w:bookmarkStart w:id="35" w:name="일러스트-개선-잘림-해결-갤러리-실제화면-교체-ccg-b안"/>
     <w:p>
       <w:pPr>
         <w:pStyle w:val="Heading3"/>
@@ -1070,7 +1176,7 @@
       <w:pPr>
         <w:numPr>
           <w:ilvl w:val="0"/>
-          <w:numId w:val="1015"/>
+          <w:numId w:val="1016"/>
         </w:numPr>
         <w:pStyle w:val="Compact"/>
       </w:pPr>
@@ -1082,7 +1188,7 @@
       <w:pPr>
         <w:numPr>
           <w:ilvl w:val="0"/>
-          <w:numId w:val="1015"/>
+          <w:numId w:val="1016"/>
         </w:numPr>
         <w:pStyle w:val="Compact"/>
       </w:pPr>
@@ -1094,7 +1200,7 @@
       <w:pPr>
         <w:numPr>
           <w:ilvl w:val="0"/>
-          <w:numId w:val="1015"/>
+          <w:numId w:val="1016"/>
         </w:numPr>
         <w:pStyle w:val="Compact"/>
       </w:pPr>
@@ -1118,7 +1224,7 @@
       <w:pPr>
         <w:numPr>
           <w:ilvl w:val="0"/>
-          <w:numId w:val="1015"/>
+          <w:numId w:val="1016"/>
         </w:numPr>
         <w:pStyle w:val="Compact"/>
       </w:pPr>
@@ -1126,8 +1232,8 @@
         <w:t xml:space="preserve">[완료]</w:t>
       </w:r>
     </w:p>
-    <w:bookmarkEnd w:id="34"/>
-    <w:bookmarkStart w:id="35" w:name="도입효과-중복-정리-색감-통일-ccg-b안-마무리"/>
+    <w:bookmarkEnd w:id="35"/>
+    <w:bookmarkStart w:id="36" w:name="도입효과-중복-정리-색감-통일-ccg-b안-마무리"/>
     <w:p>
       <w:pPr>
         <w:pStyle w:val="Heading3"/>
@@ -1140,7 +1246,7 @@
       <w:pPr>
         <w:numPr>
           <w:ilvl w:val="0"/>
-          <w:numId w:val="1016"/>
+          <w:numId w:val="1017"/>
         </w:numPr>
         <w:pStyle w:val="Compact"/>
       </w:pPr>
@@ -1152,7 +1258,7 @@
       <w:pPr>
         <w:numPr>
           <w:ilvl w:val="0"/>
-          <w:numId w:val="1016"/>
+          <w:numId w:val="1017"/>
         </w:numPr>
         <w:pStyle w:val="Compact"/>
       </w:pPr>
@@ -1164,7 +1270,7 @@
       <w:pPr>
         <w:numPr>
           <w:ilvl w:val="0"/>
-          <w:numId w:val="1016"/>
+          <w:numId w:val="1017"/>
         </w:numPr>
         <w:pStyle w:val="Compact"/>
       </w:pPr>
@@ -1176,7 +1282,7 @@
       <w:pPr>
         <w:numPr>
           <w:ilvl w:val="0"/>
-          <w:numId w:val="1016"/>
+          <w:numId w:val="1017"/>
         </w:numPr>
         <w:pStyle w:val="Compact"/>
       </w:pPr>
@@ -1188,7 +1294,7 @@
       <w:pPr>
         <w:numPr>
           <w:ilvl w:val="0"/>
-          <w:numId w:val="1016"/>
+          <w:numId w:val="1017"/>
         </w:numPr>
         <w:pStyle w:val="Compact"/>
       </w:pPr>
@@ -1196,8 +1302,8 @@
         <w:t xml:space="preserve">[완료]</w:t>
       </w:r>
     </w:p>
-    <w:bookmarkEnd w:id="35"/>
-    <w:bookmarkStart w:id="36" w:name="solution-섹션-좌우-균형-반응형-개선-ccg"/>
+    <w:bookmarkEnd w:id="36"/>
+    <w:bookmarkStart w:id="37" w:name="solution-섹션-좌우-균형-반응형-개선-ccg"/>
     <w:p>
       <w:pPr>
         <w:pStyle w:val="Heading3"/>
@@ -1210,7 +1316,7 @@
       <w:pPr>
         <w:numPr>
           <w:ilvl w:val="0"/>
-          <w:numId w:val="1017"/>
+          <w:numId w:val="1018"/>
         </w:numPr>
         <w:pStyle w:val="Compact"/>
       </w:pPr>
@@ -1222,7 +1328,7 @@
       <w:pPr>
         <w:numPr>
           <w:ilvl w:val="0"/>
-          <w:numId w:val="1017"/>
+          <w:numId w:val="1018"/>
         </w:numPr>
         <w:pStyle w:val="Compact"/>
       </w:pPr>
@@ -1234,7 +1340,7 @@
       <w:pPr>
         <w:numPr>
           <w:ilvl w:val="0"/>
-          <w:numId w:val="1017"/>
+          <w:numId w:val="1018"/>
         </w:numPr>
         <w:pStyle w:val="Compact"/>
       </w:pPr>
@@ -1246,7 +1352,7 @@
       <w:pPr>
         <w:numPr>
           <w:ilvl w:val="0"/>
-          <w:numId w:val="1017"/>
+          <w:numId w:val="1018"/>
         </w:numPr>
         <w:pStyle w:val="Compact"/>
       </w:pPr>
@@ -1258,7 +1364,7 @@
       <w:pPr>
         <w:numPr>
           <w:ilvl w:val="0"/>
-          <w:numId w:val="1017"/>
+          <w:numId w:val="1018"/>
         </w:numPr>
         <w:pStyle w:val="Compact"/>
       </w:pPr>
@@ -1270,7 +1376,7 @@
       <w:pPr>
         <w:numPr>
           <w:ilvl w:val="0"/>
-          <w:numId w:val="1017"/>
+          <w:numId w:val="1018"/>
         </w:numPr>
         <w:pStyle w:val="Compact"/>
       </w:pPr>
@@ -1282,7 +1388,7 @@
       <w:pPr>
         <w:numPr>
           <w:ilvl w:val="0"/>
-          <w:numId w:val="1017"/>
+          <w:numId w:val="1018"/>
         </w:numPr>
         <w:pStyle w:val="Compact"/>
       </w:pPr>
@@ -1290,8 +1396,8 @@
         <w:t xml:space="preserve">[완료]</w:t>
       </w:r>
     </w:p>
-    <w:bookmarkEnd w:id="36"/>
-    <w:bookmarkStart w:id="37" w:name="초기-배포-완료"/>
+    <w:bookmarkEnd w:id="37"/>
+    <w:bookmarkStart w:id="38" w:name="초기-배포-완료"/>
     <w:p>
       <w:pPr>
         <w:pStyle w:val="Heading3"/>
@@ -1304,7 +1410,7 @@
       <w:pPr>
         <w:numPr>
           <w:ilvl w:val="0"/>
-          <w:numId w:val="1018"/>
+          <w:numId w:val="1019"/>
         </w:numPr>
         <w:pStyle w:val="Compact"/>
       </w:pPr>
@@ -1316,7 +1422,7 @@
       <w:pPr>
         <w:numPr>
           <w:ilvl w:val="0"/>
-          <w:numId w:val="1018"/>
+          <w:numId w:val="1019"/>
         </w:numPr>
         <w:pStyle w:val="Compact"/>
       </w:pPr>
@@ -1328,7 +1434,7 @@
       <w:pPr>
         <w:numPr>
           <w:ilvl w:val="0"/>
-          <w:numId w:val="1018"/>
+          <w:numId w:val="1019"/>
         </w:numPr>
         <w:pStyle w:val="Compact"/>
       </w:pPr>
@@ -1340,7 +1446,7 @@
       <w:pPr>
         <w:numPr>
           <w:ilvl w:val="0"/>
-          <w:numId w:val="1018"/>
+          <w:numId w:val="1019"/>
         </w:numPr>
         <w:pStyle w:val="Compact"/>
       </w:pPr>
@@ -1352,7 +1458,7 @@
       <w:pPr>
         <w:numPr>
           <w:ilvl w:val="0"/>
-          <w:numId w:val="1018"/>
+          <w:numId w:val="1019"/>
         </w:numPr>
         <w:pStyle w:val="Compact"/>
       </w:pPr>
@@ -1364,7 +1470,7 @@
       <w:pPr>
         <w:numPr>
           <w:ilvl w:val="0"/>
-          <w:numId w:val="1018"/>
+          <w:numId w:val="1019"/>
         </w:numPr>
         <w:pStyle w:val="Compact"/>
       </w:pPr>
@@ -1372,8 +1478,8 @@
         <w:t xml:space="preserve">[완료]</w:t>
       </w:r>
     </w:p>
-    <w:bookmarkEnd w:id="37"/>
     <w:bookmarkEnd w:id="38"/>
+    <w:bookmarkEnd w:id="39"/>
     <w:sectPr/>
   </w:body>
 </w:document>
@@ -1611,6 +1717,9 @@
     <w:abstractNumId w:val="991"/>
   </w:num>
   <w:num w:numId="1018">
+    <w:abstractNumId w:val="991"/>
+  </w:num>
+  <w:num w:numId="1019">
     <w:abstractNumId w:val="991"/>
   </w:num>
 </w:numbering>

--- a/docs/exports/DEV_LOG.docx
+++ b/docs/exports/DEV_LOG.docx
@@ -2,12 +2,109 @@
 <file path=word/document.xml><?xml version="1.0" encoding="utf-8"?>
 <w:document xmlns:w="http://schemas.openxmlformats.org/wordprocessingml/2006/main" xmlns:m="http://schemas.openxmlformats.org/officeDocument/2006/math" xmlns:r="http://schemas.openxmlformats.org/officeDocument/2006/relationships" xmlns:o="urn:schemas-microsoft-com:office:office" xmlns:v="urn:schemas-microsoft-com:vml" xmlns:w10="urn:schemas-microsoft-com:office:word" xmlns:a="http://schemas.openxmlformats.org/drawingml/2006/main" xmlns:pic="http://schemas.openxmlformats.org/drawingml/2006/picture" xmlns:wp="http://schemas.openxmlformats.org/drawingml/2006/wordprocessingDrawing">
   <w:body>
-    <w:bookmarkStart w:id="20" w:name="오픈그래프공유-썸네일-이미지-흐릿한-대시보드-나열-상징-그래픽-ccg"/>
+    <w:bookmarkStart w:id="20" w:name="전체-디자인-감각-패스-taste-스킬-배치사진내용사이즈-그대로"/>
     <w:p>
       <w:pPr>
         <w:pStyle w:val="Heading3"/>
       </w:pPr>
       <w:r>
+        <w:t xml:space="preserve">[2026-06-21 15:05] 전체 디자인 감각 패스 (taste 스킬) — 배치·사진·내용·사이즈 그대로</w:t>
+      </w:r>
+    </w:p>
+    <w:p>
+      <w:pPr>
+        <w:numPr>
+          <w:ilvl w:val="0"/>
+          <w:numId w:val="1001"/>
+        </w:numPr>
+        <w:pStyle w:val="Compact"/>
+      </w:pPr>
+      <w:r>
+        <w:t xml:space="preserve">마케터 요청: taste 스킬로 디자인 감각을 살리되 배치/사진/내용/사이즈는 변경 금지</w:t>
+      </w:r>
+    </w:p>
+    <w:p>
+      <w:pPr>
+        <w:numPr>
+          <w:ilvl w:val="0"/>
+          <w:numId w:val="1001"/>
+        </w:numPr>
+        <w:pStyle w:val="Compact"/>
+      </w:pPr>
+      <w:r>
+        <w:t xml:space="preserve">구조는 손대지 않고</w:t>
+      </w:r>
+      <w:r>
+        <w:t xml:space="preserve"> </w:t>
+      </w:r>
+      <w:r>
+        <w:t xml:space="preserve">“</w:t>
+      </w:r>
+      <w:r>
+        <w:t xml:space="preserve">마감 품질</w:t>
+      </w:r>
+      <w:r>
+        <w:t xml:space="preserve">”</w:t>
+      </w:r>
+      <w:r>
+        <w:t xml:space="preserve">만 정제:</w:t>
+      </w:r>
+      <w:r>
+        <w:t xml:space="preserve"> </w:t>
+      </w:r>
+      <w:r>
+        <w:t xml:space="preserve">· 그림자를 2단 레이어로 고급화(은은한 근접 그림자 + 깊은 확산 그림자)</w:t>
+      </w:r>
+      <w:r>
+        <w:t xml:space="preserve"> </w:t>
+      </w:r>
+      <w:r>
+        <w:t xml:space="preserve">· 버튼에 미세 그라데이션·정제된 그림자·부드러운 이징, 눌림(active) 반응 추가</w:t>
+      </w:r>
+      <w:r>
+        <w:t xml:space="preserve"> </w:t>
+      </w:r>
+      <w:r>
+        <w:t xml:space="preserve">· 카드/사진 카드에 절제된 호버 리프트(살짝 떠오름)와 사진 줌(IoT 신뢰감)</w:t>
+      </w:r>
+      <w:r>
+        <w:t xml:space="preserve"> </w:t>
+      </w:r>
+      <w:r>
+        <w:t xml:space="preserve">· 본문 타이포 정밀도(글자 렌더링·자간 미세 조정), 키보드 포커스 표시(접근성)</w:t>
+      </w:r>
+      <w:r>
+        <w:t xml:space="preserve"> </w:t>
+      </w:r>
+      <w:r>
+        <w:t xml:space="preserve">· 딥그린 배너(핵심 메시지·효과·신뢰 띠)에 대각 그라데이션으로 깊이감</w:t>
+      </w:r>
+      <w:r>
+        <w:t xml:space="preserve"> </w:t>
+      </w:r>
+      <w:r>
+        <w:t xml:space="preserve">· 모션 줄이기 선호 사용자(prefers-reduced-motion) 자동 대응</w:t>
+      </w:r>
+    </w:p>
+    <w:p>
+      <w:pPr>
+        <w:numPr>
+          <w:ilvl w:val="0"/>
+          <w:numId w:val="1001"/>
+        </w:numPr>
+        <w:pStyle w:val="Compact"/>
+      </w:pPr>
+      <w:r>
+        <w:t xml:space="preserve">[완료]</w:t>
+      </w:r>
+    </w:p>
+    <w:bookmarkEnd w:id="20"/>
+    <w:bookmarkStart w:id="21" w:name="오픈그래프공유-썸네일-이미지-흐릿한-대시보드-나열-상징-그래픽-ccg"/>
+    <w:p>
+      <w:pPr>
+        <w:pStyle w:val="Heading3"/>
+      </w:pPr>
+      <w:r>
         <w:t xml:space="preserve">[2026-06-21 14:45] 오픈그래프(공유 썸네일) 이미지 — 흐릿한 대시보드 나열 → 상징 그래픽 (CCG)</w:t>
       </w:r>
     </w:p>
@@ -15,7 +112,7 @@
       <w:pPr>
         <w:numPr>
           <w:ilvl w:val="0"/>
-          <w:numId w:val="1001"/>
+          <w:numId w:val="1002"/>
         </w:numPr>
         <w:pStyle w:val="Compact"/>
       </w:pPr>
@@ -27,7 +124,7 @@
       <w:pPr>
         <w:numPr>
           <w:ilvl w:val="0"/>
-          <w:numId w:val="1001"/>
+          <w:numId w:val="1002"/>
         </w:numPr>
         <w:pStyle w:val="Compact"/>
       </w:pPr>
@@ -63,7 +160,7 @@
       <w:pPr>
         <w:numPr>
           <w:ilvl w:val="0"/>
-          <w:numId w:val="1001"/>
+          <w:numId w:val="1002"/>
         </w:numPr>
         <w:pStyle w:val="Compact"/>
       </w:pPr>
@@ -87,7 +184,7 @@
       <w:pPr>
         <w:numPr>
           <w:ilvl w:val="0"/>
-          <w:numId w:val="1001"/>
+          <w:numId w:val="1002"/>
         </w:numPr>
         <w:pStyle w:val="Compact"/>
       </w:pPr>
@@ -99,7 +196,7 @@
       <w:pPr>
         <w:numPr>
           <w:ilvl w:val="0"/>
-          <w:numId w:val="1001"/>
+          <w:numId w:val="1002"/>
         </w:numPr>
         <w:pStyle w:val="Compact"/>
       </w:pPr>
@@ -107,8 +204,8 @@
         <w:t xml:space="preserve">[완료]</w:t>
       </w:r>
     </w:p>
-    <w:bookmarkEnd w:id="20"/>
-    <w:bookmarkStart w:id="21" w:name="가지-핵심-기능-32-어색한-배치-1열-가로형-슬림-카드"/>
+    <w:bookmarkEnd w:id="21"/>
+    <w:bookmarkStart w:id="22" w:name="가지-핵심-기능-32-어색한-배치-1열-가로형-슬림-카드"/>
     <w:p>
       <w:pPr>
         <w:pStyle w:val="Heading3"/>
@@ -121,7 +218,7 @@
       <w:pPr>
         <w:numPr>
           <w:ilvl w:val="0"/>
-          <w:numId w:val="1002"/>
+          <w:numId w:val="1003"/>
         </w:numPr>
         <w:pStyle w:val="Compact"/>
       </w:pPr>
@@ -133,7 +230,7 @@
       <w:pPr>
         <w:numPr>
           <w:ilvl w:val="0"/>
-          <w:numId w:val="1002"/>
+          <w:numId w:val="1003"/>
         </w:numPr>
         <w:pStyle w:val="Compact"/>
       </w:pPr>
@@ -145,7 +242,7 @@
       <w:pPr>
         <w:numPr>
           <w:ilvl w:val="0"/>
-          <w:numId w:val="1002"/>
+          <w:numId w:val="1003"/>
         </w:numPr>
         <w:pStyle w:val="Compact"/>
       </w:pPr>
@@ -157,7 +254,7 @@
       <w:pPr>
         <w:numPr>
           <w:ilvl w:val="0"/>
-          <w:numId w:val="1002"/>
+          <w:numId w:val="1003"/>
         </w:numPr>
         <w:pStyle w:val="Compact"/>
       </w:pPr>
@@ -165,8 +262,8 @@
         <w:t xml:space="preserve">[완료]</w:t>
       </w:r>
     </w:p>
-    <w:bookmarkEnd w:id="21"/>
-    <w:bookmarkStart w:id="39" w:name="dev_log-마이피드-b2b-랜딩페이지-abl_landing"/>
+    <w:bookmarkEnd w:id="22"/>
+    <w:bookmarkStart w:id="40" w:name="dev_log-마이피드-b2b-랜딩페이지-abl_landing"/>
     <w:p>
       <w:pPr>
         <w:pStyle w:val="Heading1"/>
@@ -175,7 +272,7 @@
         <w:t xml:space="preserve">DEV_LOG — 마이피드 B2B 랜딩페이지 (abl_landing)</w:t>
       </w:r>
     </w:p>
-    <w:bookmarkStart w:id="22" w:name="X79e90aa534b0a41ca5aec1930c74c0755625a6e"/>
+    <w:bookmarkStart w:id="23" w:name="X79e90aa534b0a41ca5aec1930c74c0755625a6e"/>
     <w:p>
       <w:pPr>
         <w:pStyle w:val="Heading3"/>
@@ -188,7 +285,7 @@
       <w:pPr>
         <w:numPr>
           <w:ilvl w:val="0"/>
-          <w:numId w:val="1003"/>
+          <w:numId w:val="1004"/>
         </w:numPr>
         <w:pStyle w:val="Compact"/>
       </w:pPr>
@@ -200,7 +297,7 @@
       <w:pPr>
         <w:numPr>
           <w:ilvl w:val="0"/>
-          <w:numId w:val="1003"/>
+          <w:numId w:val="1004"/>
         </w:numPr>
         <w:pStyle w:val="Compact"/>
       </w:pPr>
@@ -242,7 +339,7 @@
       <w:pPr>
         <w:numPr>
           <w:ilvl w:val="0"/>
-          <w:numId w:val="1003"/>
+          <w:numId w:val="1004"/>
         </w:numPr>
         <w:pStyle w:val="Compact"/>
       </w:pPr>
@@ -254,7 +351,7 @@
       <w:pPr>
         <w:numPr>
           <w:ilvl w:val="0"/>
-          <w:numId w:val="1003"/>
+          <w:numId w:val="1004"/>
         </w:numPr>
         <w:pStyle w:val="Compact"/>
       </w:pPr>
@@ -266,7 +363,7 @@
       <w:pPr>
         <w:numPr>
           <w:ilvl w:val="0"/>
-          <w:numId w:val="1003"/>
+          <w:numId w:val="1004"/>
         </w:numPr>
         <w:pStyle w:val="Compact"/>
       </w:pPr>
@@ -274,8 +371,8 @@
         <w:t xml:space="preserve">[완료]</w:t>
       </w:r>
     </w:p>
-    <w:bookmarkEnd w:id="22"/>
-    <w:bookmarkStart w:id="23" w:name="파일럿-5단계-카드-높이-슬림화"/>
+    <w:bookmarkEnd w:id="23"/>
+    <w:bookmarkStart w:id="24" w:name="파일럿-5단계-카드-높이-슬림화"/>
     <w:p>
       <w:pPr>
         <w:pStyle w:val="Heading3"/>
@@ -288,7 +385,7 @@
       <w:pPr>
         <w:numPr>
           <w:ilvl w:val="0"/>
-          <w:numId w:val="1004"/>
+          <w:numId w:val="1005"/>
         </w:numPr>
         <w:pStyle w:val="Compact"/>
       </w:pPr>
@@ -300,7 +397,7 @@
       <w:pPr>
         <w:numPr>
           <w:ilvl w:val="0"/>
-          <w:numId w:val="1004"/>
+          <w:numId w:val="1005"/>
         </w:numPr>
         <w:pStyle w:val="Compact"/>
       </w:pPr>
@@ -312,7 +409,7 @@
       <w:pPr>
         <w:numPr>
           <w:ilvl w:val="0"/>
-          <w:numId w:val="1004"/>
+          <w:numId w:val="1005"/>
         </w:numPr>
         <w:pStyle w:val="Compact"/>
       </w:pPr>
@@ -320,8 +417,8 @@
         <w:t xml:space="preserve">[완료]</w:t>
       </w:r>
     </w:p>
-    <w:bookmarkEnd w:id="23"/>
-    <w:bookmarkStart w:id="24" w:name="파일럿-5단계-1열-큰-카드로-변경"/>
+    <w:bookmarkEnd w:id="24"/>
+    <w:bookmarkStart w:id="25" w:name="파일럿-5단계-1열-큰-카드로-변경"/>
     <w:p>
       <w:pPr>
         <w:pStyle w:val="Heading3"/>
@@ -334,7 +431,7 @@
       <w:pPr>
         <w:numPr>
           <w:ilvl w:val="0"/>
-          <w:numId w:val="1005"/>
+          <w:numId w:val="1006"/>
         </w:numPr>
         <w:pStyle w:val="Compact"/>
       </w:pPr>
@@ -346,7 +443,7 @@
       <w:pPr>
         <w:numPr>
           <w:ilvl w:val="0"/>
-          <w:numId w:val="1005"/>
+          <w:numId w:val="1006"/>
         </w:numPr>
         <w:pStyle w:val="Compact"/>
       </w:pPr>
@@ -358,7 +455,7 @@
       <w:pPr>
         <w:numPr>
           <w:ilvl w:val="0"/>
-          <w:numId w:val="1005"/>
+          <w:numId w:val="1006"/>
         </w:numPr>
         <w:pStyle w:val="Compact"/>
       </w:pPr>
@@ -370,7 +467,7 @@
       <w:pPr>
         <w:numPr>
           <w:ilvl w:val="0"/>
-          <w:numId w:val="1005"/>
+          <w:numId w:val="1006"/>
         </w:numPr>
         <w:pStyle w:val="Compact"/>
       </w:pPr>
@@ -378,8 +475,8 @@
         <w:t xml:space="preserve">[완료]</w:t>
       </w:r>
     </w:p>
-    <w:bookmarkEnd w:id="24"/>
-    <w:bookmarkStart w:id="25" w:name="파일럿-5단계-빈-칸-제거-5열-가로-타임라인-ccg"/>
+    <w:bookmarkEnd w:id="25"/>
+    <w:bookmarkStart w:id="26" w:name="파일럿-5단계-빈-칸-제거-5열-가로-타임라인-ccg"/>
     <w:p>
       <w:pPr>
         <w:pStyle w:val="Heading3"/>
@@ -392,7 +489,7 @@
       <w:pPr>
         <w:numPr>
           <w:ilvl w:val="0"/>
-          <w:numId w:val="1006"/>
+          <w:numId w:val="1007"/>
         </w:numPr>
         <w:pStyle w:val="Compact"/>
       </w:pPr>
@@ -404,7 +501,7 @@
       <w:pPr>
         <w:numPr>
           <w:ilvl w:val="0"/>
-          <w:numId w:val="1006"/>
+          <w:numId w:val="1007"/>
         </w:numPr>
         <w:pStyle w:val="Compact"/>
       </w:pPr>
@@ -434,7 +531,7 @@
       <w:pPr>
         <w:numPr>
           <w:ilvl w:val="0"/>
-          <w:numId w:val="1006"/>
+          <w:numId w:val="1007"/>
         </w:numPr>
         <w:pStyle w:val="Compact"/>
       </w:pPr>
@@ -446,7 +543,7 @@
       <w:pPr>
         <w:numPr>
           <w:ilvl w:val="0"/>
-          <w:numId w:val="1006"/>
+          <w:numId w:val="1007"/>
         </w:numPr>
         <w:pStyle w:val="Compact"/>
       </w:pPr>
@@ -458,7 +555,7 @@
       <w:pPr>
         <w:numPr>
           <w:ilvl w:val="0"/>
-          <w:numId w:val="1006"/>
+          <w:numId w:val="1007"/>
         </w:numPr>
         <w:pStyle w:val="Compact"/>
       </w:pPr>
@@ -466,8 +563,8 @@
         <w:t xml:space="preserve">[완료]</w:t>
       </w:r>
     </w:p>
-    <w:bookmarkEnd w:id="25"/>
-    <w:bookmarkStart w:id="26" w:name="핵심-기능-섹션-좌우-균형-녹색-카드-하단-전체폭-배너-ccg"/>
+    <w:bookmarkEnd w:id="26"/>
+    <w:bookmarkStart w:id="27" w:name="핵심-기능-섹션-좌우-균형-녹색-카드-하단-전체폭-배너-ccg"/>
     <w:p>
       <w:pPr>
         <w:pStyle w:val="Heading3"/>
@@ -480,7 +577,7 @@
       <w:pPr>
         <w:numPr>
           <w:ilvl w:val="0"/>
-          <w:numId w:val="1007"/>
+          <w:numId w:val="1008"/>
         </w:numPr>
         <w:pStyle w:val="Compact"/>
       </w:pPr>
@@ -492,7 +589,7 @@
       <w:pPr>
         <w:numPr>
           <w:ilvl w:val="0"/>
-          <w:numId w:val="1007"/>
+          <w:numId w:val="1008"/>
         </w:numPr>
         <w:pStyle w:val="Compact"/>
       </w:pPr>
@@ -522,7 +619,7 @@
       <w:pPr>
         <w:numPr>
           <w:ilvl w:val="0"/>
-          <w:numId w:val="1007"/>
+          <w:numId w:val="1008"/>
         </w:numPr>
         <w:pStyle w:val="Compact"/>
       </w:pPr>
@@ -534,7 +631,7 @@
       <w:pPr>
         <w:numPr>
           <w:ilvl w:val="0"/>
-          <w:numId w:val="1007"/>
+          <w:numId w:val="1008"/>
         </w:numPr>
         <w:pStyle w:val="Compact"/>
       </w:pPr>
@@ -546,7 +643,7 @@
       <w:pPr>
         <w:numPr>
           <w:ilvl w:val="0"/>
-          <w:numId w:val="1007"/>
+          <w:numId w:val="1008"/>
         </w:numPr>
         <w:pStyle w:val="Compact"/>
       </w:pPr>
@@ -554,8 +651,8 @@
         <w:t xml:space="preserve">[완료]</w:t>
       </w:r>
     </w:p>
-    <w:bookmarkEnd w:id="26"/>
-    <w:bookmarkStart w:id="27" w:name="신청-섹션-가로폭을-사이트-표준1120px에-맞춤"/>
+    <w:bookmarkEnd w:id="27"/>
+    <w:bookmarkStart w:id="28" w:name="신청-섹션-가로폭을-사이트-표준1120px에-맞춤"/>
     <w:p>
       <w:pPr>
         <w:pStyle w:val="Heading3"/>
@@ -568,7 +665,7 @@
       <w:pPr>
         <w:numPr>
           <w:ilvl w:val="0"/>
-          <w:numId w:val="1008"/>
+          <w:numId w:val="1009"/>
         </w:numPr>
         <w:pStyle w:val="Compact"/>
       </w:pPr>
@@ -580,7 +677,7 @@
       <w:pPr>
         <w:numPr>
           <w:ilvl w:val="0"/>
-          <w:numId w:val="1008"/>
+          <w:numId w:val="1009"/>
         </w:numPr>
         <w:pStyle w:val="Compact"/>
       </w:pPr>
@@ -592,7 +689,7 @@
       <w:pPr>
         <w:numPr>
           <w:ilvl w:val="0"/>
-          <w:numId w:val="1008"/>
+          <w:numId w:val="1009"/>
         </w:numPr>
         <w:pStyle w:val="Compact"/>
       </w:pPr>
@@ -604,7 +701,7 @@
       <w:pPr>
         <w:numPr>
           <w:ilvl w:val="0"/>
-          <w:numId w:val="1008"/>
+          <w:numId w:val="1009"/>
         </w:numPr>
         <w:pStyle w:val="Compact"/>
       </w:pPr>
@@ -612,8 +709,8 @@
         <w:t xml:space="preserve">[완료]</w:t>
       </w:r>
     </w:p>
-    <w:bookmarkEnd w:id="27"/>
-    <w:bookmarkStart w:id="28" w:name="신청-섹션-가치-타일-사진-위-글씨-이미지-위텍스트-아래-카드-ccg"/>
+    <w:bookmarkEnd w:id="28"/>
+    <w:bookmarkStart w:id="29" w:name="신청-섹션-가치-타일-사진-위-글씨-이미지-위텍스트-아래-카드-ccg"/>
     <w:p>
       <w:pPr>
         <w:pStyle w:val="Heading3"/>
@@ -626,7 +723,7 @@
       <w:pPr>
         <w:numPr>
           <w:ilvl w:val="0"/>
-          <w:numId w:val="1009"/>
+          <w:numId w:val="1010"/>
         </w:numPr>
         <w:pStyle w:val="Compact"/>
       </w:pPr>
@@ -638,7 +735,7 @@
       <w:pPr>
         <w:numPr>
           <w:ilvl w:val="0"/>
-          <w:numId w:val="1009"/>
+          <w:numId w:val="1010"/>
         </w:numPr>
         <w:pStyle w:val="Compact"/>
       </w:pPr>
@@ -668,7 +765,7 @@
       <w:pPr>
         <w:numPr>
           <w:ilvl w:val="0"/>
-          <w:numId w:val="1009"/>
+          <w:numId w:val="1010"/>
         </w:numPr>
         <w:pStyle w:val="Compact"/>
       </w:pPr>
@@ -680,7 +777,7 @@
       <w:pPr>
         <w:numPr>
           <w:ilvl w:val="0"/>
-          <w:numId w:val="1009"/>
+          <w:numId w:val="1010"/>
         </w:numPr>
         <w:pStyle w:val="Compact"/>
       </w:pPr>
@@ -692,7 +789,7 @@
       <w:pPr>
         <w:numPr>
           <w:ilvl w:val="0"/>
-          <w:numId w:val="1009"/>
+          <w:numId w:val="1010"/>
         </w:numPr>
         <w:pStyle w:val="Compact"/>
       </w:pPr>
@@ -700,8 +797,8 @@
         <w:t xml:space="preserve">[완료]</w:t>
       </w:r>
     </w:p>
-    <w:bookmarkEnd w:id="28"/>
-    <w:bookmarkStart w:id="29" w:name="솔루션-5단계-이미지-크게-지그재그-레이아웃-ccg"/>
+    <w:bookmarkEnd w:id="29"/>
+    <w:bookmarkStart w:id="30" w:name="솔루션-5단계-이미지-크게-지그재그-레이아웃-ccg"/>
     <w:p>
       <w:pPr>
         <w:pStyle w:val="Heading3"/>
@@ -714,7 +811,7 @@
       <w:pPr>
         <w:numPr>
           <w:ilvl w:val="0"/>
-          <w:numId w:val="1010"/>
+          <w:numId w:val="1011"/>
         </w:numPr>
         <w:pStyle w:val="Compact"/>
       </w:pPr>
@@ -726,7 +823,7 @@
       <w:pPr>
         <w:numPr>
           <w:ilvl w:val="0"/>
-          <w:numId w:val="1010"/>
+          <w:numId w:val="1011"/>
         </w:numPr>
         <w:pStyle w:val="Compact"/>
       </w:pPr>
@@ -738,7 +835,7 @@
       <w:pPr>
         <w:numPr>
           <w:ilvl w:val="0"/>
-          <w:numId w:val="1010"/>
+          <w:numId w:val="1011"/>
         </w:numPr>
         <w:pStyle w:val="Compact"/>
       </w:pPr>
@@ -750,7 +847,7 @@
       <w:pPr>
         <w:numPr>
           <w:ilvl w:val="0"/>
-          <w:numId w:val="1010"/>
+          <w:numId w:val="1011"/>
         </w:numPr>
         <w:pStyle w:val="Compact"/>
       </w:pPr>
@@ -762,7 +859,7 @@
       <w:pPr>
         <w:numPr>
           <w:ilvl w:val="0"/>
-          <w:numId w:val="1010"/>
+          <w:numId w:val="1011"/>
         </w:numPr>
         <w:pStyle w:val="Compact"/>
       </w:pPr>
@@ -774,7 +871,7 @@
       <w:pPr>
         <w:numPr>
           <w:ilvl w:val="0"/>
-          <w:numId w:val="1010"/>
+          <w:numId w:val="1011"/>
         </w:numPr>
         <w:pStyle w:val="Compact"/>
       </w:pPr>
@@ -782,8 +879,8 @@
         <w:t xml:space="preserve">[완료]</w:t>
       </w:r>
     </w:p>
-    <w:bookmarkEnd w:id="29"/>
-    <w:bookmarkStart w:id="30" w:name="신청-섹션-가치-타일-실사-사진-카드로-교체-ccg"/>
+    <w:bookmarkEnd w:id="30"/>
+    <w:bookmarkStart w:id="31" w:name="신청-섹션-가치-타일-실사-사진-카드로-교체-ccg"/>
     <w:p>
       <w:pPr>
         <w:pStyle w:val="Heading3"/>
@@ -796,7 +893,7 @@
       <w:pPr>
         <w:numPr>
           <w:ilvl w:val="0"/>
-          <w:numId w:val="1011"/>
+          <w:numId w:val="1012"/>
         </w:numPr>
         <w:pStyle w:val="Compact"/>
       </w:pPr>
@@ -808,7 +905,7 @@
       <w:pPr>
         <w:numPr>
           <w:ilvl w:val="0"/>
-          <w:numId w:val="1011"/>
+          <w:numId w:val="1012"/>
         </w:numPr>
         <w:pStyle w:val="Compact"/>
       </w:pPr>
@@ -820,7 +917,7 @@
       <w:pPr>
         <w:numPr>
           <w:ilvl w:val="0"/>
-          <w:numId w:val="1011"/>
+          <w:numId w:val="1012"/>
         </w:numPr>
         <w:pStyle w:val="Compact"/>
       </w:pPr>
@@ -838,7 +935,7 @@
       <w:pPr>
         <w:numPr>
           <w:ilvl w:val="0"/>
-          <w:numId w:val="1011"/>
+          <w:numId w:val="1012"/>
         </w:numPr>
         <w:pStyle w:val="Compact"/>
       </w:pPr>
@@ -850,7 +947,7 @@
       <w:pPr>
         <w:numPr>
           <w:ilvl w:val="0"/>
-          <w:numId w:val="1011"/>
+          <w:numId w:val="1012"/>
         </w:numPr>
         <w:pStyle w:val="Compact"/>
       </w:pPr>
@@ -858,8 +955,8 @@
         <w:t xml:space="preserve">[완료]</w:t>
       </w:r>
     </w:p>
-    <w:bookmarkEnd w:id="30"/>
-    <w:bookmarkStart w:id="31" w:name="신청-섹션-가치-타일에-상징-아이콘-추가-ccg"/>
+    <w:bookmarkEnd w:id="31"/>
+    <w:bookmarkStart w:id="32" w:name="신청-섹션-가치-타일에-상징-아이콘-추가-ccg"/>
     <w:p>
       <w:pPr>
         <w:pStyle w:val="Heading3"/>
@@ -872,7 +969,7 @@
       <w:pPr>
         <w:numPr>
           <w:ilvl w:val="0"/>
-          <w:numId w:val="1012"/>
+          <w:numId w:val="1013"/>
         </w:numPr>
         <w:pStyle w:val="Compact"/>
       </w:pPr>
@@ -902,7 +999,7 @@
       <w:pPr>
         <w:numPr>
           <w:ilvl w:val="0"/>
-          <w:numId w:val="1012"/>
+          <w:numId w:val="1013"/>
         </w:numPr>
         <w:pStyle w:val="Compact"/>
       </w:pPr>
@@ -914,7 +1011,7 @@
       <w:pPr>
         <w:numPr>
           <w:ilvl w:val="0"/>
-          <w:numId w:val="1012"/>
+          <w:numId w:val="1013"/>
         </w:numPr>
         <w:pStyle w:val="Compact"/>
       </w:pPr>
@@ -926,7 +1023,7 @@
       <w:pPr>
         <w:numPr>
           <w:ilvl w:val="0"/>
-          <w:numId w:val="1012"/>
+          <w:numId w:val="1013"/>
         </w:numPr>
         <w:pStyle w:val="Compact"/>
       </w:pPr>
@@ -934,8 +1031,8 @@
         <w:t xml:space="preserve">[완료]</w:t>
       </w:r>
     </w:p>
-    <w:bookmarkEnd w:id="31"/>
-    <w:bookmarkStart w:id="32" w:name="하단-띠배너-가운데-정렬"/>
+    <w:bookmarkEnd w:id="32"/>
+    <w:bookmarkStart w:id="33" w:name="하단-띠배너-가운데-정렬"/>
     <w:p>
       <w:pPr>
         <w:pStyle w:val="Heading3"/>
@@ -948,7 +1045,7 @@
       <w:pPr>
         <w:numPr>
           <w:ilvl w:val="0"/>
-          <w:numId w:val="1013"/>
+          <w:numId w:val="1014"/>
         </w:numPr>
         <w:pStyle w:val="Compact"/>
       </w:pPr>
@@ -960,7 +1057,7 @@
       <w:pPr>
         <w:numPr>
           <w:ilvl w:val="0"/>
-          <w:numId w:val="1013"/>
+          <w:numId w:val="1014"/>
         </w:numPr>
         <w:pStyle w:val="Compact"/>
       </w:pPr>
@@ -972,7 +1069,7 @@
       <w:pPr>
         <w:numPr>
           <w:ilvl w:val="0"/>
-          <w:numId w:val="1013"/>
+          <w:numId w:val="1014"/>
         </w:numPr>
         <w:pStyle w:val="Compact"/>
       </w:pPr>
@@ -980,8 +1077,8 @@
         <w:t xml:space="preserve">[완료]</w:t>
       </w:r>
     </w:p>
-    <w:bookmarkEnd w:id="32"/>
-    <w:bookmarkStart w:id="33" w:name="파일럿-5단계-ai-느낌-svg-실사-사진-교체-ccg"/>
+    <w:bookmarkEnd w:id="33"/>
+    <w:bookmarkStart w:id="34" w:name="파일럿-5단계-ai-느낌-svg-실사-사진-교체-ccg"/>
     <w:p>
       <w:pPr>
         <w:pStyle w:val="Heading3"/>
@@ -994,7 +1091,7 @@
       <w:pPr>
         <w:numPr>
           <w:ilvl w:val="0"/>
-          <w:numId w:val="1014"/>
+          <w:numId w:val="1015"/>
         </w:numPr>
         <w:pStyle w:val="Compact"/>
       </w:pPr>
@@ -1006,7 +1103,7 @@
       <w:pPr>
         <w:numPr>
           <w:ilvl w:val="0"/>
-          <w:numId w:val="1014"/>
+          <w:numId w:val="1015"/>
         </w:numPr>
         <w:pStyle w:val="Compact"/>
       </w:pPr>
@@ -1018,7 +1115,7 @@
       <w:pPr>
         <w:numPr>
           <w:ilvl w:val="0"/>
-          <w:numId w:val="1014"/>
+          <w:numId w:val="1015"/>
         </w:numPr>
         <w:pStyle w:val="Compact"/>
       </w:pPr>
@@ -1030,7 +1127,7 @@
       <w:pPr>
         <w:numPr>
           <w:ilvl w:val="0"/>
-          <w:numId w:val="1014"/>
+          <w:numId w:val="1015"/>
         </w:numPr>
         <w:pStyle w:val="Compact"/>
       </w:pPr>
@@ -1042,7 +1139,7 @@
       <w:pPr>
         <w:numPr>
           <w:ilvl w:val="0"/>
-          <w:numId w:val="1014"/>
+          <w:numId w:val="1015"/>
         </w:numPr>
         <w:pStyle w:val="Compact"/>
       </w:pPr>
@@ -1050,8 +1147,8 @@
         <w:t xml:space="preserve">[완료]</w:t>
       </w:r>
     </w:p>
-    <w:bookmarkEnd w:id="33"/>
-    <w:bookmarkStart w:id="34" w:name="희미함작은이미지-해결-실사-11장-생성-대형-사진-레이아웃-ccg"/>
+    <w:bookmarkEnd w:id="34"/>
+    <w:bookmarkStart w:id="35" w:name="희미함작은이미지-해결-실사-11장-생성-대형-사진-레이아웃-ccg"/>
     <w:p>
       <w:pPr>
         <w:pStyle w:val="Heading3"/>
@@ -1064,7 +1161,7 @@
       <w:pPr>
         <w:numPr>
           <w:ilvl w:val="0"/>
-          <w:numId w:val="1015"/>
+          <w:numId w:val="1016"/>
         </w:numPr>
         <w:pStyle w:val="Compact"/>
       </w:pPr>
@@ -1076,7 +1173,7 @@
       <w:pPr>
         <w:numPr>
           <w:ilvl w:val="0"/>
-          <w:numId w:val="1015"/>
+          <w:numId w:val="1016"/>
         </w:numPr>
         <w:pStyle w:val="Compact"/>
       </w:pPr>
@@ -1106,7 +1203,7 @@
       <w:pPr>
         <w:numPr>
           <w:ilvl w:val="0"/>
-          <w:numId w:val="1015"/>
+          <w:numId w:val="1016"/>
         </w:numPr>
         <w:pStyle w:val="Compact"/>
       </w:pPr>
@@ -1118,7 +1215,7 @@
       <w:pPr>
         <w:numPr>
           <w:ilvl w:val="0"/>
-          <w:numId w:val="1015"/>
+          <w:numId w:val="1016"/>
         </w:numPr>
         <w:pStyle w:val="Compact"/>
       </w:pPr>
@@ -1130,7 +1227,7 @@
       <w:pPr>
         <w:numPr>
           <w:ilvl w:val="0"/>
-          <w:numId w:val="1015"/>
+          <w:numId w:val="1016"/>
         </w:numPr>
         <w:pStyle w:val="Compact"/>
       </w:pPr>
@@ -1142,7 +1239,7 @@
       <w:pPr>
         <w:numPr>
           <w:ilvl w:val="0"/>
-          <w:numId w:val="1015"/>
+          <w:numId w:val="1016"/>
         </w:numPr>
         <w:pStyle w:val="Compact"/>
       </w:pPr>
@@ -1154,7 +1251,7 @@
       <w:pPr>
         <w:numPr>
           <w:ilvl w:val="0"/>
-          <w:numId w:val="1015"/>
+          <w:numId w:val="1016"/>
         </w:numPr>
         <w:pStyle w:val="Compact"/>
       </w:pPr>
@@ -1162,8 +1259,8 @@
         <w:t xml:space="preserve">[완료]</w:t>
       </w:r>
     </w:p>
-    <w:bookmarkEnd w:id="34"/>
-    <w:bookmarkStart w:id="35" w:name="일러스트-개선-잘림-해결-갤러리-실제화면-교체-ccg-b안"/>
+    <w:bookmarkEnd w:id="35"/>
+    <w:bookmarkStart w:id="36" w:name="일러스트-개선-잘림-해결-갤러리-실제화면-교체-ccg-b안"/>
     <w:p>
       <w:pPr>
         <w:pStyle w:val="Heading3"/>
@@ -1176,7 +1273,7 @@
       <w:pPr>
         <w:numPr>
           <w:ilvl w:val="0"/>
-          <w:numId w:val="1016"/>
+          <w:numId w:val="1017"/>
         </w:numPr>
         <w:pStyle w:val="Compact"/>
       </w:pPr>
@@ -1188,7 +1285,7 @@
       <w:pPr>
         <w:numPr>
           <w:ilvl w:val="0"/>
-          <w:numId w:val="1016"/>
+          <w:numId w:val="1017"/>
         </w:numPr>
         <w:pStyle w:val="Compact"/>
       </w:pPr>
@@ -1200,7 +1297,7 @@
       <w:pPr>
         <w:numPr>
           <w:ilvl w:val="0"/>
-          <w:numId w:val="1016"/>
+          <w:numId w:val="1017"/>
         </w:numPr>
         <w:pStyle w:val="Compact"/>
       </w:pPr>
@@ -1224,7 +1321,7 @@
       <w:pPr>
         <w:numPr>
           <w:ilvl w:val="0"/>
-          <w:numId w:val="1016"/>
+          <w:numId w:val="1017"/>
         </w:numPr>
         <w:pStyle w:val="Compact"/>
       </w:pPr>
@@ -1232,8 +1329,8 @@
         <w:t xml:space="preserve">[완료]</w:t>
       </w:r>
     </w:p>
-    <w:bookmarkEnd w:id="35"/>
-    <w:bookmarkStart w:id="36" w:name="도입효과-중복-정리-색감-통일-ccg-b안-마무리"/>
+    <w:bookmarkEnd w:id="36"/>
+    <w:bookmarkStart w:id="37" w:name="도입효과-중복-정리-색감-통일-ccg-b안-마무리"/>
     <w:p>
       <w:pPr>
         <w:pStyle w:val="Heading3"/>
@@ -1246,7 +1343,7 @@
       <w:pPr>
         <w:numPr>
           <w:ilvl w:val="0"/>
-          <w:numId w:val="1017"/>
+          <w:numId w:val="1018"/>
         </w:numPr>
         <w:pStyle w:val="Compact"/>
       </w:pPr>
@@ -1258,7 +1355,7 @@
       <w:pPr>
         <w:numPr>
           <w:ilvl w:val="0"/>
-          <w:numId w:val="1017"/>
+          <w:numId w:val="1018"/>
         </w:numPr>
         <w:pStyle w:val="Compact"/>
       </w:pPr>
@@ -1270,7 +1367,7 @@
       <w:pPr>
         <w:numPr>
           <w:ilvl w:val="0"/>
-          <w:numId w:val="1017"/>
+          <w:numId w:val="1018"/>
         </w:numPr>
         <w:pStyle w:val="Compact"/>
       </w:pPr>
@@ -1282,7 +1379,7 @@
       <w:pPr>
         <w:numPr>
           <w:ilvl w:val="0"/>
-          <w:numId w:val="1017"/>
+          <w:numId w:val="1018"/>
         </w:numPr>
         <w:pStyle w:val="Compact"/>
       </w:pPr>
@@ -1294,7 +1391,7 @@
       <w:pPr>
         <w:numPr>
           <w:ilvl w:val="0"/>
-          <w:numId w:val="1017"/>
+          <w:numId w:val="1018"/>
         </w:numPr>
         <w:pStyle w:val="Compact"/>
       </w:pPr>
@@ -1302,8 +1399,8 @@
         <w:t xml:space="preserve">[완료]</w:t>
       </w:r>
     </w:p>
-    <w:bookmarkEnd w:id="36"/>
-    <w:bookmarkStart w:id="37" w:name="solution-섹션-좌우-균형-반응형-개선-ccg"/>
+    <w:bookmarkEnd w:id="37"/>
+    <w:bookmarkStart w:id="38" w:name="solution-섹션-좌우-균형-반응형-개선-ccg"/>
     <w:p>
       <w:pPr>
         <w:pStyle w:val="Heading3"/>
@@ -1316,7 +1413,7 @@
       <w:pPr>
         <w:numPr>
           <w:ilvl w:val="0"/>
-          <w:numId w:val="1018"/>
+          <w:numId w:val="1019"/>
         </w:numPr>
         <w:pStyle w:val="Compact"/>
       </w:pPr>
@@ -1328,7 +1425,7 @@
       <w:pPr>
         <w:numPr>
           <w:ilvl w:val="0"/>
-          <w:numId w:val="1018"/>
+          <w:numId w:val="1019"/>
         </w:numPr>
         <w:pStyle w:val="Compact"/>
       </w:pPr>
@@ -1340,7 +1437,7 @@
       <w:pPr>
         <w:numPr>
           <w:ilvl w:val="0"/>
-          <w:numId w:val="1018"/>
+          <w:numId w:val="1019"/>
         </w:numPr>
         <w:pStyle w:val="Compact"/>
       </w:pPr>
@@ -1352,7 +1449,7 @@
       <w:pPr>
         <w:numPr>
           <w:ilvl w:val="0"/>
-          <w:numId w:val="1018"/>
+          <w:numId w:val="1019"/>
         </w:numPr>
         <w:pStyle w:val="Compact"/>
       </w:pPr>
@@ -1364,7 +1461,7 @@
       <w:pPr>
         <w:numPr>
           <w:ilvl w:val="0"/>
-          <w:numId w:val="1018"/>
+          <w:numId w:val="1019"/>
         </w:numPr>
         <w:pStyle w:val="Compact"/>
       </w:pPr>
@@ -1376,7 +1473,7 @@
       <w:pPr>
         <w:numPr>
           <w:ilvl w:val="0"/>
-          <w:numId w:val="1018"/>
+          <w:numId w:val="1019"/>
         </w:numPr>
         <w:pStyle w:val="Compact"/>
       </w:pPr>
@@ -1388,7 +1485,7 @@
       <w:pPr>
         <w:numPr>
           <w:ilvl w:val="0"/>
-          <w:numId w:val="1018"/>
+          <w:numId w:val="1019"/>
         </w:numPr>
         <w:pStyle w:val="Compact"/>
       </w:pPr>
@@ -1396,8 +1493,8 @@
         <w:t xml:space="preserve">[완료]</w:t>
       </w:r>
     </w:p>
-    <w:bookmarkEnd w:id="37"/>
-    <w:bookmarkStart w:id="38" w:name="초기-배포-완료"/>
+    <w:bookmarkEnd w:id="38"/>
+    <w:bookmarkStart w:id="39" w:name="초기-배포-완료"/>
     <w:p>
       <w:pPr>
         <w:pStyle w:val="Heading3"/>
@@ -1410,7 +1507,7 @@
       <w:pPr>
         <w:numPr>
           <w:ilvl w:val="0"/>
-          <w:numId w:val="1019"/>
+          <w:numId w:val="1020"/>
         </w:numPr>
         <w:pStyle w:val="Compact"/>
       </w:pPr>
@@ -1422,7 +1519,7 @@
       <w:pPr>
         <w:numPr>
           <w:ilvl w:val="0"/>
-          <w:numId w:val="1019"/>
+          <w:numId w:val="1020"/>
         </w:numPr>
         <w:pStyle w:val="Compact"/>
       </w:pPr>
@@ -1434,7 +1531,7 @@
       <w:pPr>
         <w:numPr>
           <w:ilvl w:val="0"/>
-          <w:numId w:val="1019"/>
+          <w:numId w:val="1020"/>
         </w:numPr>
         <w:pStyle w:val="Compact"/>
       </w:pPr>
@@ -1446,7 +1543,7 @@
       <w:pPr>
         <w:numPr>
           <w:ilvl w:val="0"/>
-          <w:numId w:val="1019"/>
+          <w:numId w:val="1020"/>
         </w:numPr>
         <w:pStyle w:val="Compact"/>
       </w:pPr>
@@ -1458,7 +1555,7 @@
       <w:pPr>
         <w:numPr>
           <w:ilvl w:val="0"/>
-          <w:numId w:val="1019"/>
+          <w:numId w:val="1020"/>
         </w:numPr>
         <w:pStyle w:val="Compact"/>
       </w:pPr>
@@ -1470,7 +1567,7 @@
       <w:pPr>
         <w:numPr>
           <w:ilvl w:val="0"/>
-          <w:numId w:val="1019"/>
+          <w:numId w:val="1020"/>
         </w:numPr>
         <w:pStyle w:val="Compact"/>
       </w:pPr>
@@ -1478,8 +1575,8 @@
         <w:t xml:space="preserve">[완료]</w:t>
       </w:r>
     </w:p>
-    <w:bookmarkEnd w:id="38"/>
     <w:bookmarkEnd w:id="39"/>
+    <w:bookmarkEnd w:id="40"/>
     <w:sectPr/>
   </w:body>
 </w:document>
@@ -1720,6 +1817,9 @@
     <w:abstractNumId w:val="991"/>
   </w:num>
   <w:num w:numId="1019">
+    <w:abstractNumId w:val="991"/>
+  </w:num>
+  <w:num w:numId="1020">
     <w:abstractNumId w:val="991"/>
   </w:num>
 </w:numbering>

--- a/docs/exports/DEV_LOG.docx
+++ b/docs/exports/DEV_LOG.docx
@@ -2,12 +2,184 @@
 <file path=word/document.xml><?xml version="1.0" encoding="utf-8"?>
 <w:document xmlns:w="http://schemas.openxmlformats.org/wordprocessingml/2006/main" xmlns:m="http://schemas.openxmlformats.org/officeDocument/2006/math" xmlns:r="http://schemas.openxmlformats.org/officeDocument/2006/relationships" xmlns:o="urn:schemas-microsoft-com:office:office" xmlns:v="urn:schemas-microsoft-com:vml" xmlns:w10="urn:schemas-microsoft-com:office:word" xmlns:a="http://schemas.openxmlformats.org/drawingml/2006/main" xmlns:pic="http://schemas.openxmlformats.org/drawingml/2006/picture" xmlns:wp="http://schemas.openxmlformats.org/drawingml/2006/wordprocessingDrawing">
   <w:body>
-    <w:bookmarkStart w:id="20" w:name="전체-디자인-감각-패스-taste-스킬-배치사진내용사이즈-그대로"/>
+    <w:bookmarkStart w:id="20" w:name="사이트-전체-사람차량자연-배경을-한국식으로-교체-외국중국-느낌-제거"/>
     <w:p>
       <w:pPr>
         <w:pStyle w:val="Heading3"/>
       </w:pPr>
       <w:r>
+        <w:t xml:space="preserve">[2026-06-21 15:20] 사이트 전체 사람·차량·자연 배경을 한국식으로 교체 (외국/중국 느낌 제거)</w:t>
+      </w:r>
+    </w:p>
+    <w:p>
+      <w:pPr>
+        <w:numPr>
+          <w:ilvl w:val="0"/>
+          <w:numId w:val="1001"/>
+        </w:numPr>
+        <w:pStyle w:val="Compact"/>
+      </w:pPr>
+      <w:r>
+        <w:t xml:space="preserve">마케터 요청: 사람·자동차·자연 배경을 모두 한국 사람/차량/배경으로, 외국·중국 느낌 금지</w:t>
+      </w:r>
+    </w:p>
+    <w:p>
+      <w:pPr>
+        <w:numPr>
+          <w:ilvl w:val="0"/>
+          <w:numId w:val="1001"/>
+        </w:numPr>
+        <w:pStyle w:val="Compact"/>
+      </w:pPr>
+      <w:r>
+        <w:t xml:space="preserve">전체 사진 점검 후, 한국 표식이 없거나 외국 느낌인 6장만 골라 gpt-image-1로 한국식 재생성:</w:t>
+      </w:r>
+      <w:r>
+        <w:t xml:space="preserve"> </w:t>
+      </w:r>
+      <w:r>
+        <w:t xml:space="preserve">· eff1(배송 트럭)·eff2(트럭 편대): 현대 엑시언트형 트럭 + 노란 영업용 번호판 +</w:t>
+      </w:r>
+      <w:r>
+        <w:t xml:space="preserve"> </w:t>
+      </w:r>
+      <w:r>
+        <w:t xml:space="preserve">“</w:t>
+      </w:r>
+      <w:r>
+        <w:t xml:space="preserve">사료</w:t>
+      </w:r>
+      <w:r>
+        <w:t xml:space="preserve">”</w:t>
+      </w:r>
+      <w:r>
+        <w:t xml:space="preserve"> </w:t>
+      </w:r>
+      <w:r>
+        <w:t xml:space="preserve">한글</w:t>
+      </w:r>
+      <w:r>
+        <w:t xml:space="preserve"> </w:t>
+      </w:r>
+      <w:r>
+        <w:t xml:space="preserve">· eff3(사무실): 한국인 담당자 +</w:t>
+      </w:r>
+      <w:r>
+        <w:t xml:space="preserve"> </w:t>
+      </w:r>
+      <w:r>
+        <w:t xml:space="preserve">“</w:t>
+      </w:r>
+      <w:r>
+        <w:t xml:space="preserve">사료 잔량 관리</w:t>
+      </w:r>
+      <w:r>
+        <w:t xml:space="preserve">”</w:t>
+      </w:r>
+      <w:r>
+        <w:t xml:space="preserve"> </w:t>
+      </w:r>
+      <w:r>
+        <w:t xml:space="preserve">한글 대시보드</w:t>
+      </w:r>
+      <w:r>
+        <w:t xml:space="preserve"> </w:t>
+      </w:r>
+      <w:r>
+        <w:t xml:space="preserve">· sol_step1(센서 설치): 한국인 작업자 +</w:t>
+      </w:r>
+      <w:r>
+        <w:t xml:space="preserve"> </w:t>
+      </w:r>
+      <w:r>
+        <w:t xml:space="preserve">“</w:t>
+      </w:r>
+      <w:r>
+        <w:t xml:space="preserve">사료탱크</w:t>
+      </w:r>
+      <w:r>
+        <w:t xml:space="preserve">”</w:t>
+      </w:r>
+      <w:r>
+        <w:t xml:space="preserve"> </w:t>
+      </w:r>
+      <w:r>
+        <w:t xml:space="preserve">한글 사일로</w:t>
+      </w:r>
+      <w:r>
+        <w:t xml:space="preserve"> </w:t>
+      </w:r>
+      <w:r>
+        <w:t xml:space="preserve">· pilot2(현장 점검): 한국인 점검자 +</w:t>
+      </w:r>
+      <w:r>
+        <w:t xml:space="preserve"> </w:t>
+      </w:r>
+      <w:r>
+        <w:t xml:space="preserve">“</w:t>
+      </w:r>
+      <w:r>
+        <w:t xml:space="preserve">성진사료</w:t>
+      </w:r>
+      <w:r>
+        <w:t xml:space="preserve">”</w:t>
+      </w:r>
+      <w:r>
+        <w:t xml:space="preserve"> </w:t>
+      </w:r>
+      <w:r>
+        <w:t xml:space="preserve">한글 간판</w:t>
+      </w:r>
+      <w:r>
+        <w:t xml:space="preserve"> </w:t>
+      </w:r>
+      <w:r>
+        <w:t xml:space="preserve">· trust_flex(자유 타일): 서양식 평원·나무울타리 → 한국 산세·금속 게이트 농장</w:t>
+      </w:r>
+    </w:p>
+    <w:p>
+      <w:pPr>
+        <w:numPr>
+          <w:ilvl w:val="0"/>
+          <w:numId w:val="1001"/>
+        </w:numPr>
+        <w:pStyle w:val="Compact"/>
+      </w:pPr>
+      <w:r>
+        <w:t xml:space="preserve">이미 한국/중립인 사진(한우 우사, 실제 한국농장, 손 클로즈업, 기계)은 유지</w:t>
+      </w:r>
+    </w:p>
+    <w:p>
+      <w:pPr>
+        <w:numPr>
+          <w:ilvl w:val="0"/>
+          <w:numId w:val="1001"/>
+        </w:numPr>
+        <w:pStyle w:val="Compact"/>
+      </w:pPr>
+      <w:r>
+        <w:t xml:space="preserve">용량도 평균 90% 절감(장당 2.7MB → 약 240KB)</w:t>
+      </w:r>
+    </w:p>
+    <w:p>
+      <w:pPr>
+        <w:numPr>
+          <w:ilvl w:val="0"/>
+          <w:numId w:val="1001"/>
+        </w:numPr>
+        <w:pStyle w:val="Compact"/>
+      </w:pPr>
+      <w:r>
+        <w:t xml:space="preserve">[완료]</w:t>
+      </w:r>
+    </w:p>
+    <w:bookmarkEnd w:id="20"/>
+    <w:bookmarkStart w:id="21" w:name="전체-디자인-감각-패스-taste-스킬-배치사진내용사이즈-그대로"/>
+    <w:p>
+      <w:pPr>
+        <w:pStyle w:val="Heading3"/>
+      </w:pPr>
+      <w:r>
         <w:t xml:space="preserve">[2026-06-21 15:05] 전체 디자인 감각 패스 (taste 스킬) — 배치·사진·내용·사이즈 그대로</w:t>
       </w:r>
     </w:p>
@@ -15,7 +187,7 @@
       <w:pPr>
         <w:numPr>
           <w:ilvl w:val="0"/>
-          <w:numId w:val="1001"/>
+          <w:numId w:val="1002"/>
         </w:numPr>
         <w:pStyle w:val="Compact"/>
       </w:pPr>
@@ -27,7 +199,7 @@
       <w:pPr>
         <w:numPr>
           <w:ilvl w:val="0"/>
-          <w:numId w:val="1001"/>
+          <w:numId w:val="1002"/>
         </w:numPr>
         <w:pStyle w:val="Compact"/>
       </w:pPr>
@@ -90,7 +262,7 @@
       <w:pPr>
         <w:numPr>
           <w:ilvl w:val="0"/>
-          <w:numId w:val="1001"/>
+          <w:numId w:val="1002"/>
         </w:numPr>
         <w:pStyle w:val="Compact"/>
       </w:pPr>
@@ -98,8 +270,8 @@
         <w:t xml:space="preserve">[완료]</w:t>
       </w:r>
     </w:p>
-    <w:bookmarkEnd w:id="20"/>
-    <w:bookmarkStart w:id="21" w:name="오픈그래프공유-썸네일-이미지-흐릿한-대시보드-나열-상징-그래픽-ccg"/>
+    <w:bookmarkEnd w:id="21"/>
+    <w:bookmarkStart w:id="22" w:name="오픈그래프공유-썸네일-이미지-흐릿한-대시보드-나열-상징-그래픽-ccg"/>
     <w:p>
       <w:pPr>
         <w:pStyle w:val="Heading3"/>
@@ -112,7 +284,7 @@
       <w:pPr>
         <w:numPr>
           <w:ilvl w:val="0"/>
-          <w:numId w:val="1002"/>
+          <w:numId w:val="1003"/>
         </w:numPr>
         <w:pStyle w:val="Compact"/>
       </w:pPr>
@@ -124,7 +296,7 @@
       <w:pPr>
         <w:numPr>
           <w:ilvl w:val="0"/>
-          <w:numId w:val="1002"/>
+          <w:numId w:val="1003"/>
         </w:numPr>
         <w:pStyle w:val="Compact"/>
       </w:pPr>
@@ -160,7 +332,7 @@
       <w:pPr>
         <w:numPr>
           <w:ilvl w:val="0"/>
-          <w:numId w:val="1002"/>
+          <w:numId w:val="1003"/>
         </w:numPr>
         <w:pStyle w:val="Compact"/>
       </w:pPr>
@@ -184,7 +356,7 @@
       <w:pPr>
         <w:numPr>
           <w:ilvl w:val="0"/>
-          <w:numId w:val="1002"/>
+          <w:numId w:val="1003"/>
         </w:numPr>
         <w:pStyle w:val="Compact"/>
       </w:pPr>
@@ -196,7 +368,7 @@
       <w:pPr>
         <w:numPr>
           <w:ilvl w:val="0"/>
-          <w:numId w:val="1002"/>
+          <w:numId w:val="1003"/>
         </w:numPr>
         <w:pStyle w:val="Compact"/>
       </w:pPr>
@@ -204,8 +376,8 @@
         <w:t xml:space="preserve">[완료]</w:t>
       </w:r>
     </w:p>
-    <w:bookmarkEnd w:id="21"/>
-    <w:bookmarkStart w:id="22" w:name="가지-핵심-기능-32-어색한-배치-1열-가로형-슬림-카드"/>
+    <w:bookmarkEnd w:id="22"/>
+    <w:bookmarkStart w:id="23" w:name="가지-핵심-기능-32-어색한-배치-1열-가로형-슬림-카드"/>
     <w:p>
       <w:pPr>
         <w:pStyle w:val="Heading3"/>
@@ -218,7 +390,7 @@
       <w:pPr>
         <w:numPr>
           <w:ilvl w:val="0"/>
-          <w:numId w:val="1003"/>
+          <w:numId w:val="1004"/>
         </w:numPr>
         <w:pStyle w:val="Compact"/>
       </w:pPr>
@@ -230,7 +402,7 @@
       <w:pPr>
         <w:numPr>
           <w:ilvl w:val="0"/>
-          <w:numId w:val="1003"/>
+          <w:numId w:val="1004"/>
         </w:numPr>
         <w:pStyle w:val="Compact"/>
       </w:pPr>
@@ -242,7 +414,7 @@
       <w:pPr>
         <w:numPr>
           <w:ilvl w:val="0"/>
-          <w:numId w:val="1003"/>
+          <w:numId w:val="1004"/>
         </w:numPr>
         <w:pStyle w:val="Compact"/>
       </w:pPr>
@@ -254,7 +426,7 @@
       <w:pPr>
         <w:numPr>
           <w:ilvl w:val="0"/>
-          <w:numId w:val="1003"/>
+          <w:numId w:val="1004"/>
         </w:numPr>
         <w:pStyle w:val="Compact"/>
       </w:pPr>
@@ -262,8 +434,8 @@
         <w:t xml:space="preserve">[완료]</w:t>
       </w:r>
     </w:p>
-    <w:bookmarkEnd w:id="22"/>
-    <w:bookmarkStart w:id="40" w:name="dev_log-마이피드-b2b-랜딩페이지-abl_landing"/>
+    <w:bookmarkEnd w:id="23"/>
+    <w:bookmarkStart w:id="41" w:name="dev_log-마이피드-b2b-랜딩페이지-abl_landing"/>
     <w:p>
       <w:pPr>
         <w:pStyle w:val="Heading1"/>
@@ -272,7 +444,7 @@
         <w:t xml:space="preserve">DEV_LOG — 마이피드 B2B 랜딩페이지 (abl_landing)</w:t>
       </w:r>
     </w:p>
-    <w:bookmarkStart w:id="23" w:name="X79e90aa534b0a41ca5aec1930c74c0755625a6e"/>
+    <w:bookmarkStart w:id="24" w:name="X79e90aa534b0a41ca5aec1930c74c0755625a6e"/>
     <w:p>
       <w:pPr>
         <w:pStyle w:val="Heading3"/>
@@ -285,7 +457,7 @@
       <w:pPr>
         <w:numPr>
           <w:ilvl w:val="0"/>
-          <w:numId w:val="1004"/>
+          <w:numId w:val="1005"/>
         </w:numPr>
         <w:pStyle w:val="Compact"/>
       </w:pPr>
@@ -297,7 +469,7 @@
       <w:pPr>
         <w:numPr>
           <w:ilvl w:val="0"/>
-          <w:numId w:val="1004"/>
+          <w:numId w:val="1005"/>
         </w:numPr>
         <w:pStyle w:val="Compact"/>
       </w:pPr>
@@ -339,7 +511,7 @@
       <w:pPr>
         <w:numPr>
           <w:ilvl w:val="0"/>
-          <w:numId w:val="1004"/>
+          <w:numId w:val="1005"/>
         </w:numPr>
         <w:pStyle w:val="Compact"/>
       </w:pPr>
@@ -351,7 +523,7 @@
       <w:pPr>
         <w:numPr>
           <w:ilvl w:val="0"/>
-          <w:numId w:val="1004"/>
+          <w:numId w:val="1005"/>
         </w:numPr>
         <w:pStyle w:val="Compact"/>
       </w:pPr>
@@ -363,7 +535,7 @@
       <w:pPr>
         <w:numPr>
           <w:ilvl w:val="0"/>
-          <w:numId w:val="1004"/>
+          <w:numId w:val="1005"/>
         </w:numPr>
         <w:pStyle w:val="Compact"/>
       </w:pPr>
@@ -371,8 +543,8 @@
         <w:t xml:space="preserve">[완료]</w:t>
       </w:r>
     </w:p>
-    <w:bookmarkEnd w:id="23"/>
-    <w:bookmarkStart w:id="24" w:name="파일럿-5단계-카드-높이-슬림화"/>
+    <w:bookmarkEnd w:id="24"/>
+    <w:bookmarkStart w:id="25" w:name="파일럿-5단계-카드-높이-슬림화"/>
     <w:p>
       <w:pPr>
         <w:pStyle w:val="Heading3"/>
@@ -385,7 +557,7 @@
       <w:pPr>
         <w:numPr>
           <w:ilvl w:val="0"/>
-          <w:numId w:val="1005"/>
+          <w:numId w:val="1006"/>
         </w:numPr>
         <w:pStyle w:val="Compact"/>
       </w:pPr>
@@ -397,7 +569,7 @@
       <w:pPr>
         <w:numPr>
           <w:ilvl w:val="0"/>
-          <w:numId w:val="1005"/>
+          <w:numId w:val="1006"/>
         </w:numPr>
         <w:pStyle w:val="Compact"/>
       </w:pPr>
@@ -409,7 +581,7 @@
       <w:pPr>
         <w:numPr>
           <w:ilvl w:val="0"/>
-          <w:numId w:val="1005"/>
+          <w:numId w:val="1006"/>
         </w:numPr>
         <w:pStyle w:val="Compact"/>
       </w:pPr>
@@ -417,8 +589,8 @@
         <w:t xml:space="preserve">[완료]</w:t>
       </w:r>
     </w:p>
-    <w:bookmarkEnd w:id="24"/>
-    <w:bookmarkStart w:id="25" w:name="파일럿-5단계-1열-큰-카드로-변경"/>
+    <w:bookmarkEnd w:id="25"/>
+    <w:bookmarkStart w:id="26" w:name="파일럿-5단계-1열-큰-카드로-변경"/>
     <w:p>
       <w:pPr>
         <w:pStyle w:val="Heading3"/>
@@ -431,7 +603,7 @@
       <w:pPr>
         <w:numPr>
           <w:ilvl w:val="0"/>
-          <w:numId w:val="1006"/>
+          <w:numId w:val="1007"/>
         </w:numPr>
         <w:pStyle w:val="Compact"/>
       </w:pPr>
@@ -443,7 +615,7 @@
       <w:pPr>
         <w:numPr>
           <w:ilvl w:val="0"/>
-          <w:numId w:val="1006"/>
+          <w:numId w:val="1007"/>
         </w:numPr>
         <w:pStyle w:val="Compact"/>
       </w:pPr>
@@ -455,7 +627,7 @@
       <w:pPr>
         <w:numPr>
           <w:ilvl w:val="0"/>
-          <w:numId w:val="1006"/>
+          <w:numId w:val="1007"/>
         </w:numPr>
         <w:pStyle w:val="Compact"/>
       </w:pPr>
@@ -467,7 +639,7 @@
       <w:pPr>
         <w:numPr>
           <w:ilvl w:val="0"/>
-          <w:numId w:val="1006"/>
+          <w:numId w:val="1007"/>
         </w:numPr>
         <w:pStyle w:val="Compact"/>
       </w:pPr>
@@ -475,8 +647,8 @@
         <w:t xml:space="preserve">[완료]</w:t>
       </w:r>
     </w:p>
-    <w:bookmarkEnd w:id="25"/>
-    <w:bookmarkStart w:id="26" w:name="파일럿-5단계-빈-칸-제거-5열-가로-타임라인-ccg"/>
+    <w:bookmarkEnd w:id="26"/>
+    <w:bookmarkStart w:id="27" w:name="파일럿-5단계-빈-칸-제거-5열-가로-타임라인-ccg"/>
     <w:p>
       <w:pPr>
         <w:pStyle w:val="Heading3"/>
@@ -489,7 +661,7 @@
       <w:pPr>
         <w:numPr>
           <w:ilvl w:val="0"/>
-          <w:numId w:val="1007"/>
+          <w:numId w:val="1008"/>
         </w:numPr>
         <w:pStyle w:val="Compact"/>
       </w:pPr>
@@ -501,7 +673,7 @@
       <w:pPr>
         <w:numPr>
           <w:ilvl w:val="0"/>
-          <w:numId w:val="1007"/>
+          <w:numId w:val="1008"/>
         </w:numPr>
         <w:pStyle w:val="Compact"/>
       </w:pPr>
@@ -531,7 +703,7 @@
       <w:pPr>
         <w:numPr>
           <w:ilvl w:val="0"/>
-          <w:numId w:val="1007"/>
+          <w:numId w:val="1008"/>
         </w:numPr>
         <w:pStyle w:val="Compact"/>
       </w:pPr>
@@ -543,7 +715,7 @@
       <w:pPr>
         <w:numPr>
           <w:ilvl w:val="0"/>
-          <w:numId w:val="1007"/>
+          <w:numId w:val="1008"/>
         </w:numPr>
         <w:pStyle w:val="Compact"/>
       </w:pPr>
@@ -555,7 +727,7 @@
       <w:pPr>
         <w:numPr>
           <w:ilvl w:val="0"/>
-          <w:numId w:val="1007"/>
+          <w:numId w:val="1008"/>
         </w:numPr>
         <w:pStyle w:val="Compact"/>
       </w:pPr>
@@ -563,8 +735,8 @@
         <w:t xml:space="preserve">[완료]</w:t>
       </w:r>
     </w:p>
-    <w:bookmarkEnd w:id="26"/>
-    <w:bookmarkStart w:id="27" w:name="핵심-기능-섹션-좌우-균형-녹색-카드-하단-전체폭-배너-ccg"/>
+    <w:bookmarkEnd w:id="27"/>
+    <w:bookmarkStart w:id="28" w:name="핵심-기능-섹션-좌우-균형-녹색-카드-하단-전체폭-배너-ccg"/>
     <w:p>
       <w:pPr>
         <w:pStyle w:val="Heading3"/>
@@ -577,7 +749,7 @@
       <w:pPr>
         <w:numPr>
           <w:ilvl w:val="0"/>
-          <w:numId w:val="1008"/>
+          <w:numId w:val="1009"/>
         </w:numPr>
         <w:pStyle w:val="Compact"/>
       </w:pPr>
@@ -589,7 +761,7 @@
       <w:pPr>
         <w:numPr>
           <w:ilvl w:val="0"/>
-          <w:numId w:val="1008"/>
+          <w:numId w:val="1009"/>
         </w:numPr>
         <w:pStyle w:val="Compact"/>
       </w:pPr>
@@ -619,7 +791,7 @@
       <w:pPr>
         <w:numPr>
           <w:ilvl w:val="0"/>
-          <w:numId w:val="1008"/>
+          <w:numId w:val="1009"/>
         </w:numPr>
         <w:pStyle w:val="Compact"/>
       </w:pPr>
@@ -631,7 +803,7 @@
       <w:pPr>
         <w:numPr>
           <w:ilvl w:val="0"/>
-          <w:numId w:val="1008"/>
+          <w:numId w:val="1009"/>
         </w:numPr>
         <w:pStyle w:val="Compact"/>
       </w:pPr>
@@ -643,7 +815,7 @@
       <w:pPr>
         <w:numPr>
           <w:ilvl w:val="0"/>
-          <w:numId w:val="1008"/>
+          <w:numId w:val="1009"/>
         </w:numPr>
         <w:pStyle w:val="Compact"/>
       </w:pPr>
@@ -651,8 +823,8 @@
         <w:t xml:space="preserve">[완료]</w:t>
       </w:r>
     </w:p>
-    <w:bookmarkEnd w:id="27"/>
-    <w:bookmarkStart w:id="28" w:name="신청-섹션-가로폭을-사이트-표준1120px에-맞춤"/>
+    <w:bookmarkEnd w:id="28"/>
+    <w:bookmarkStart w:id="29" w:name="신청-섹션-가로폭을-사이트-표준1120px에-맞춤"/>
     <w:p>
       <w:pPr>
         <w:pStyle w:val="Heading3"/>
@@ -665,7 +837,7 @@
       <w:pPr>
         <w:numPr>
           <w:ilvl w:val="0"/>
-          <w:numId w:val="1009"/>
+          <w:numId w:val="1010"/>
         </w:numPr>
         <w:pStyle w:val="Compact"/>
       </w:pPr>
@@ -677,7 +849,7 @@
       <w:pPr>
         <w:numPr>
           <w:ilvl w:val="0"/>
-          <w:numId w:val="1009"/>
+          <w:numId w:val="1010"/>
         </w:numPr>
         <w:pStyle w:val="Compact"/>
       </w:pPr>
@@ -689,7 +861,7 @@
       <w:pPr>
         <w:numPr>
           <w:ilvl w:val="0"/>
-          <w:numId w:val="1009"/>
+          <w:numId w:val="1010"/>
         </w:numPr>
         <w:pStyle w:val="Compact"/>
       </w:pPr>
@@ -701,7 +873,7 @@
       <w:pPr>
         <w:numPr>
           <w:ilvl w:val="0"/>
-          <w:numId w:val="1009"/>
+          <w:numId w:val="1010"/>
         </w:numPr>
         <w:pStyle w:val="Compact"/>
       </w:pPr>
@@ -709,8 +881,8 @@
         <w:t xml:space="preserve">[완료]</w:t>
       </w:r>
     </w:p>
-    <w:bookmarkEnd w:id="28"/>
-    <w:bookmarkStart w:id="29" w:name="신청-섹션-가치-타일-사진-위-글씨-이미지-위텍스트-아래-카드-ccg"/>
+    <w:bookmarkEnd w:id="29"/>
+    <w:bookmarkStart w:id="30" w:name="신청-섹션-가치-타일-사진-위-글씨-이미지-위텍스트-아래-카드-ccg"/>
     <w:p>
       <w:pPr>
         <w:pStyle w:val="Heading3"/>
@@ -723,7 +895,7 @@
       <w:pPr>
         <w:numPr>
           <w:ilvl w:val="0"/>
-          <w:numId w:val="1010"/>
+          <w:numId w:val="1011"/>
         </w:numPr>
         <w:pStyle w:val="Compact"/>
       </w:pPr>
@@ -735,7 +907,7 @@
       <w:pPr>
         <w:numPr>
           <w:ilvl w:val="0"/>
-          <w:numId w:val="1010"/>
+          <w:numId w:val="1011"/>
         </w:numPr>
         <w:pStyle w:val="Compact"/>
       </w:pPr>
@@ -765,7 +937,7 @@
       <w:pPr>
         <w:numPr>
           <w:ilvl w:val="0"/>
-          <w:numId w:val="1010"/>
+          <w:numId w:val="1011"/>
         </w:numPr>
         <w:pStyle w:val="Compact"/>
       </w:pPr>
@@ -777,7 +949,7 @@
       <w:pPr>
         <w:numPr>
           <w:ilvl w:val="0"/>
-          <w:numId w:val="1010"/>
+          <w:numId w:val="1011"/>
         </w:numPr>
         <w:pStyle w:val="Compact"/>
       </w:pPr>
@@ -789,7 +961,7 @@
       <w:pPr>
         <w:numPr>
           <w:ilvl w:val="0"/>
-          <w:numId w:val="1010"/>
+          <w:numId w:val="1011"/>
         </w:numPr>
         <w:pStyle w:val="Compact"/>
       </w:pPr>
@@ -797,8 +969,8 @@
         <w:t xml:space="preserve">[완료]</w:t>
       </w:r>
     </w:p>
-    <w:bookmarkEnd w:id="29"/>
-    <w:bookmarkStart w:id="30" w:name="솔루션-5단계-이미지-크게-지그재그-레이아웃-ccg"/>
+    <w:bookmarkEnd w:id="30"/>
+    <w:bookmarkStart w:id="31" w:name="솔루션-5단계-이미지-크게-지그재그-레이아웃-ccg"/>
     <w:p>
       <w:pPr>
         <w:pStyle w:val="Heading3"/>
@@ -811,7 +983,7 @@
       <w:pPr>
         <w:numPr>
           <w:ilvl w:val="0"/>
-          <w:numId w:val="1011"/>
+          <w:numId w:val="1012"/>
         </w:numPr>
         <w:pStyle w:val="Compact"/>
       </w:pPr>
@@ -823,7 +995,7 @@
       <w:pPr>
         <w:numPr>
           <w:ilvl w:val="0"/>
-          <w:numId w:val="1011"/>
+          <w:numId w:val="1012"/>
         </w:numPr>
         <w:pStyle w:val="Compact"/>
       </w:pPr>
@@ -835,7 +1007,7 @@
       <w:pPr>
         <w:numPr>
           <w:ilvl w:val="0"/>
-          <w:numId w:val="1011"/>
+          <w:numId w:val="1012"/>
         </w:numPr>
         <w:pStyle w:val="Compact"/>
       </w:pPr>
@@ -847,7 +1019,7 @@
       <w:pPr>
         <w:numPr>
           <w:ilvl w:val="0"/>
-          <w:numId w:val="1011"/>
+          <w:numId w:val="1012"/>
         </w:numPr>
         <w:pStyle w:val="Compact"/>
       </w:pPr>
@@ -859,7 +1031,7 @@
       <w:pPr>
         <w:numPr>
           <w:ilvl w:val="0"/>
-          <w:numId w:val="1011"/>
+          <w:numId w:val="1012"/>
         </w:numPr>
         <w:pStyle w:val="Compact"/>
       </w:pPr>
@@ -871,7 +1043,7 @@
       <w:pPr>
         <w:numPr>
           <w:ilvl w:val="0"/>
-          <w:numId w:val="1011"/>
+          <w:numId w:val="1012"/>
         </w:numPr>
         <w:pStyle w:val="Compact"/>
       </w:pPr>
@@ -879,8 +1051,8 @@
         <w:t xml:space="preserve">[완료]</w:t>
       </w:r>
     </w:p>
-    <w:bookmarkEnd w:id="30"/>
-    <w:bookmarkStart w:id="31" w:name="신청-섹션-가치-타일-실사-사진-카드로-교체-ccg"/>
+    <w:bookmarkEnd w:id="31"/>
+    <w:bookmarkStart w:id="32" w:name="신청-섹션-가치-타일-실사-사진-카드로-교체-ccg"/>
     <w:p>
       <w:pPr>
         <w:pStyle w:val="Heading3"/>
@@ -893,7 +1065,7 @@
       <w:pPr>
         <w:numPr>
           <w:ilvl w:val="0"/>
-          <w:numId w:val="1012"/>
+          <w:numId w:val="1013"/>
         </w:numPr>
         <w:pStyle w:val="Compact"/>
       </w:pPr>
@@ -905,7 +1077,7 @@
       <w:pPr>
         <w:numPr>
           <w:ilvl w:val="0"/>
-          <w:numId w:val="1012"/>
+          <w:numId w:val="1013"/>
         </w:numPr>
         <w:pStyle w:val="Compact"/>
       </w:pPr>
@@ -917,7 +1089,7 @@
       <w:pPr>
         <w:numPr>
           <w:ilvl w:val="0"/>
-          <w:numId w:val="1012"/>
+          <w:numId w:val="1013"/>
         </w:numPr>
         <w:pStyle w:val="Compact"/>
       </w:pPr>
@@ -935,7 +1107,7 @@
       <w:pPr>
         <w:numPr>
           <w:ilvl w:val="0"/>
-          <w:numId w:val="1012"/>
+          <w:numId w:val="1013"/>
         </w:numPr>
         <w:pStyle w:val="Compact"/>
       </w:pPr>
@@ -947,7 +1119,7 @@
       <w:pPr>
         <w:numPr>
           <w:ilvl w:val="0"/>
-          <w:numId w:val="1012"/>
+          <w:numId w:val="1013"/>
         </w:numPr>
         <w:pStyle w:val="Compact"/>
       </w:pPr>
@@ -955,8 +1127,8 @@
         <w:t xml:space="preserve">[완료]</w:t>
       </w:r>
     </w:p>
-    <w:bookmarkEnd w:id="31"/>
-    <w:bookmarkStart w:id="32" w:name="신청-섹션-가치-타일에-상징-아이콘-추가-ccg"/>
+    <w:bookmarkEnd w:id="32"/>
+    <w:bookmarkStart w:id="33" w:name="신청-섹션-가치-타일에-상징-아이콘-추가-ccg"/>
     <w:p>
       <w:pPr>
         <w:pStyle w:val="Heading3"/>
@@ -969,7 +1141,7 @@
       <w:pPr>
         <w:numPr>
           <w:ilvl w:val="0"/>
-          <w:numId w:val="1013"/>
+          <w:numId w:val="1014"/>
         </w:numPr>
         <w:pStyle w:val="Compact"/>
       </w:pPr>
@@ -999,7 +1171,7 @@
       <w:pPr>
         <w:numPr>
           <w:ilvl w:val="0"/>
-          <w:numId w:val="1013"/>
+          <w:numId w:val="1014"/>
         </w:numPr>
         <w:pStyle w:val="Compact"/>
       </w:pPr>
@@ -1011,7 +1183,7 @@
       <w:pPr>
         <w:numPr>
           <w:ilvl w:val="0"/>
-          <w:numId w:val="1013"/>
+          <w:numId w:val="1014"/>
         </w:numPr>
         <w:pStyle w:val="Compact"/>
       </w:pPr>
@@ -1023,7 +1195,7 @@
       <w:pPr>
         <w:numPr>
           <w:ilvl w:val="0"/>
-          <w:numId w:val="1013"/>
+          <w:numId w:val="1014"/>
         </w:numPr>
         <w:pStyle w:val="Compact"/>
       </w:pPr>
@@ -1031,8 +1203,8 @@
         <w:t xml:space="preserve">[완료]</w:t>
       </w:r>
     </w:p>
-    <w:bookmarkEnd w:id="32"/>
-    <w:bookmarkStart w:id="33" w:name="하단-띠배너-가운데-정렬"/>
+    <w:bookmarkEnd w:id="33"/>
+    <w:bookmarkStart w:id="34" w:name="하단-띠배너-가운데-정렬"/>
     <w:p>
       <w:pPr>
         <w:pStyle w:val="Heading3"/>
@@ -1045,7 +1217,7 @@
       <w:pPr>
         <w:numPr>
           <w:ilvl w:val="0"/>
-          <w:numId w:val="1014"/>
+          <w:numId w:val="1015"/>
         </w:numPr>
         <w:pStyle w:val="Compact"/>
       </w:pPr>
@@ -1057,7 +1229,7 @@
       <w:pPr>
         <w:numPr>
           <w:ilvl w:val="0"/>
-          <w:numId w:val="1014"/>
+          <w:numId w:val="1015"/>
         </w:numPr>
         <w:pStyle w:val="Compact"/>
       </w:pPr>
@@ -1069,7 +1241,7 @@
       <w:pPr>
         <w:numPr>
           <w:ilvl w:val="0"/>
-          <w:numId w:val="1014"/>
+          <w:numId w:val="1015"/>
         </w:numPr>
         <w:pStyle w:val="Compact"/>
       </w:pPr>
@@ -1077,8 +1249,8 @@
         <w:t xml:space="preserve">[완료]</w:t>
       </w:r>
     </w:p>
-    <w:bookmarkEnd w:id="33"/>
-    <w:bookmarkStart w:id="34" w:name="파일럿-5단계-ai-느낌-svg-실사-사진-교체-ccg"/>
+    <w:bookmarkEnd w:id="34"/>
+    <w:bookmarkStart w:id="35" w:name="파일럿-5단계-ai-느낌-svg-실사-사진-교체-ccg"/>
     <w:p>
       <w:pPr>
         <w:pStyle w:val="Heading3"/>
@@ -1091,7 +1263,7 @@
       <w:pPr>
         <w:numPr>
           <w:ilvl w:val="0"/>
-          <w:numId w:val="1015"/>
+          <w:numId w:val="1016"/>
         </w:numPr>
         <w:pStyle w:val="Compact"/>
       </w:pPr>
@@ -1103,7 +1275,7 @@
       <w:pPr>
         <w:numPr>
           <w:ilvl w:val="0"/>
-          <w:numId w:val="1015"/>
+          <w:numId w:val="1016"/>
         </w:numPr>
         <w:pStyle w:val="Compact"/>
       </w:pPr>
@@ -1115,7 +1287,7 @@
       <w:pPr>
         <w:numPr>
           <w:ilvl w:val="0"/>
-          <w:numId w:val="1015"/>
+          <w:numId w:val="1016"/>
         </w:numPr>
         <w:pStyle w:val="Compact"/>
       </w:pPr>
@@ -1127,7 +1299,7 @@
       <w:pPr>
         <w:numPr>
           <w:ilvl w:val="0"/>
-          <w:numId w:val="1015"/>
+          <w:numId w:val="1016"/>
         </w:numPr>
         <w:pStyle w:val="Compact"/>
       </w:pPr>
@@ -1139,7 +1311,7 @@
       <w:pPr>
         <w:numPr>
           <w:ilvl w:val="0"/>
-          <w:numId w:val="1015"/>
+          <w:numId w:val="1016"/>
         </w:numPr>
         <w:pStyle w:val="Compact"/>
       </w:pPr>
@@ -1147,8 +1319,8 @@
         <w:t xml:space="preserve">[완료]</w:t>
       </w:r>
     </w:p>
-    <w:bookmarkEnd w:id="34"/>
-    <w:bookmarkStart w:id="35" w:name="희미함작은이미지-해결-실사-11장-생성-대형-사진-레이아웃-ccg"/>
+    <w:bookmarkEnd w:id="35"/>
+    <w:bookmarkStart w:id="36" w:name="희미함작은이미지-해결-실사-11장-생성-대형-사진-레이아웃-ccg"/>
     <w:p>
       <w:pPr>
         <w:pStyle w:val="Heading3"/>
@@ -1161,7 +1333,7 @@
       <w:pPr>
         <w:numPr>
           <w:ilvl w:val="0"/>
-          <w:numId w:val="1016"/>
+          <w:numId w:val="1017"/>
         </w:numPr>
         <w:pStyle w:val="Compact"/>
       </w:pPr>
@@ -1173,7 +1345,7 @@
       <w:pPr>
         <w:numPr>
           <w:ilvl w:val="0"/>
-          <w:numId w:val="1016"/>
+          <w:numId w:val="1017"/>
         </w:numPr>
         <w:pStyle w:val="Compact"/>
       </w:pPr>
@@ -1203,7 +1375,7 @@
       <w:pPr>
         <w:numPr>
           <w:ilvl w:val="0"/>
-          <w:numId w:val="1016"/>
+          <w:numId w:val="1017"/>
         </w:numPr>
         <w:pStyle w:val="Compact"/>
       </w:pPr>
@@ -1215,7 +1387,7 @@
       <w:pPr>
         <w:numPr>
           <w:ilvl w:val="0"/>
-          <w:numId w:val="1016"/>
+          <w:numId w:val="1017"/>
         </w:numPr>
         <w:pStyle w:val="Compact"/>
       </w:pPr>
@@ -1227,7 +1399,7 @@
       <w:pPr>
         <w:numPr>
           <w:ilvl w:val="0"/>
-          <w:numId w:val="1016"/>
+          <w:numId w:val="1017"/>
         </w:numPr>
         <w:pStyle w:val="Compact"/>
       </w:pPr>
@@ -1239,7 +1411,7 @@
       <w:pPr>
         <w:numPr>
           <w:ilvl w:val="0"/>
-          <w:numId w:val="1016"/>
+          <w:numId w:val="1017"/>
         </w:numPr>
         <w:pStyle w:val="Compact"/>
       </w:pPr>
@@ -1251,7 +1423,7 @@
       <w:pPr>
         <w:numPr>
           <w:ilvl w:val="0"/>
-          <w:numId w:val="1016"/>
+          <w:numId w:val="1017"/>
         </w:numPr>
         <w:pStyle w:val="Compact"/>
       </w:pPr>
@@ -1259,8 +1431,8 @@
         <w:t xml:space="preserve">[완료]</w:t>
       </w:r>
     </w:p>
-    <w:bookmarkEnd w:id="35"/>
-    <w:bookmarkStart w:id="36" w:name="일러스트-개선-잘림-해결-갤러리-실제화면-교체-ccg-b안"/>
+    <w:bookmarkEnd w:id="36"/>
+    <w:bookmarkStart w:id="37" w:name="일러스트-개선-잘림-해결-갤러리-실제화면-교체-ccg-b안"/>
     <w:p>
       <w:pPr>
         <w:pStyle w:val="Heading3"/>
@@ -1273,7 +1445,7 @@
       <w:pPr>
         <w:numPr>
           <w:ilvl w:val="0"/>
-          <w:numId w:val="1017"/>
+          <w:numId w:val="1018"/>
         </w:numPr>
         <w:pStyle w:val="Compact"/>
       </w:pPr>
@@ -1285,7 +1457,7 @@
       <w:pPr>
         <w:numPr>
           <w:ilvl w:val="0"/>
-          <w:numId w:val="1017"/>
+          <w:numId w:val="1018"/>
         </w:numPr>
         <w:pStyle w:val="Compact"/>
       </w:pPr>
@@ -1297,7 +1469,7 @@
       <w:pPr>
         <w:numPr>
           <w:ilvl w:val="0"/>
-          <w:numId w:val="1017"/>
+          <w:numId w:val="1018"/>
         </w:numPr>
         <w:pStyle w:val="Compact"/>
       </w:pPr>
@@ -1321,7 +1493,7 @@
       <w:pPr>
         <w:numPr>
           <w:ilvl w:val="0"/>
-          <w:numId w:val="1017"/>
+          <w:numId w:val="1018"/>
         </w:numPr>
         <w:pStyle w:val="Compact"/>
       </w:pPr>
@@ -1329,8 +1501,8 @@
         <w:t xml:space="preserve">[완료]</w:t>
       </w:r>
     </w:p>
-    <w:bookmarkEnd w:id="36"/>
-    <w:bookmarkStart w:id="37" w:name="도입효과-중복-정리-색감-통일-ccg-b안-마무리"/>
+    <w:bookmarkEnd w:id="37"/>
+    <w:bookmarkStart w:id="38" w:name="도입효과-중복-정리-색감-통일-ccg-b안-마무리"/>
     <w:p>
       <w:pPr>
         <w:pStyle w:val="Heading3"/>
@@ -1343,7 +1515,7 @@
       <w:pPr>
         <w:numPr>
           <w:ilvl w:val="0"/>
-          <w:numId w:val="1018"/>
+          <w:numId w:val="1019"/>
         </w:numPr>
         <w:pStyle w:val="Compact"/>
       </w:pPr>
@@ -1355,7 +1527,7 @@
       <w:pPr>
         <w:numPr>
           <w:ilvl w:val="0"/>
-          <w:numId w:val="1018"/>
+          <w:numId w:val="1019"/>
         </w:numPr>
         <w:pStyle w:val="Compact"/>
       </w:pPr>
@@ -1367,7 +1539,7 @@
       <w:pPr>
         <w:numPr>
           <w:ilvl w:val="0"/>
-          <w:numId w:val="1018"/>
+          <w:numId w:val="1019"/>
         </w:numPr>
         <w:pStyle w:val="Compact"/>
       </w:pPr>
@@ -1379,7 +1551,7 @@
       <w:pPr>
         <w:numPr>
           <w:ilvl w:val="0"/>
-          <w:numId w:val="1018"/>
+          <w:numId w:val="1019"/>
         </w:numPr>
         <w:pStyle w:val="Compact"/>
       </w:pPr>
@@ -1391,7 +1563,7 @@
       <w:pPr>
         <w:numPr>
           <w:ilvl w:val="0"/>
-          <w:numId w:val="1018"/>
+          <w:numId w:val="1019"/>
         </w:numPr>
         <w:pStyle w:val="Compact"/>
       </w:pPr>
@@ -1399,8 +1571,8 @@
         <w:t xml:space="preserve">[완료]</w:t>
       </w:r>
     </w:p>
-    <w:bookmarkEnd w:id="37"/>
-    <w:bookmarkStart w:id="38" w:name="solution-섹션-좌우-균형-반응형-개선-ccg"/>
+    <w:bookmarkEnd w:id="38"/>
+    <w:bookmarkStart w:id="39" w:name="solution-섹션-좌우-균형-반응형-개선-ccg"/>
     <w:p>
       <w:pPr>
         <w:pStyle w:val="Heading3"/>
@@ -1413,7 +1585,7 @@
       <w:pPr>
         <w:numPr>
           <w:ilvl w:val="0"/>
-          <w:numId w:val="1019"/>
+          <w:numId w:val="1020"/>
         </w:numPr>
         <w:pStyle w:val="Compact"/>
       </w:pPr>
@@ -1425,7 +1597,7 @@
       <w:pPr>
         <w:numPr>
           <w:ilvl w:val="0"/>
-          <w:numId w:val="1019"/>
+          <w:numId w:val="1020"/>
         </w:numPr>
         <w:pStyle w:val="Compact"/>
       </w:pPr>
@@ -1437,7 +1609,7 @@
       <w:pPr>
         <w:numPr>
           <w:ilvl w:val="0"/>
-          <w:numId w:val="1019"/>
+          <w:numId w:val="1020"/>
         </w:numPr>
         <w:pStyle w:val="Compact"/>
       </w:pPr>
@@ -1449,7 +1621,7 @@
       <w:pPr>
         <w:numPr>
           <w:ilvl w:val="0"/>
-          <w:numId w:val="1019"/>
+          <w:numId w:val="1020"/>
         </w:numPr>
         <w:pStyle w:val="Compact"/>
       </w:pPr>
@@ -1461,7 +1633,7 @@
       <w:pPr>
         <w:numPr>
           <w:ilvl w:val="0"/>
-          <w:numId w:val="1019"/>
+          <w:numId w:val="1020"/>
         </w:numPr>
         <w:pStyle w:val="Compact"/>
       </w:pPr>
@@ -1473,7 +1645,7 @@
       <w:pPr>
         <w:numPr>
           <w:ilvl w:val="0"/>
-          <w:numId w:val="1019"/>
+          <w:numId w:val="1020"/>
         </w:numPr>
         <w:pStyle w:val="Compact"/>
       </w:pPr>
@@ -1485,7 +1657,7 @@
       <w:pPr>
         <w:numPr>
           <w:ilvl w:val="0"/>
-          <w:numId w:val="1019"/>
+          <w:numId w:val="1020"/>
         </w:numPr>
         <w:pStyle w:val="Compact"/>
       </w:pPr>
@@ -1493,8 +1665,8 @@
         <w:t xml:space="preserve">[완료]</w:t>
       </w:r>
     </w:p>
-    <w:bookmarkEnd w:id="38"/>
-    <w:bookmarkStart w:id="39" w:name="초기-배포-완료"/>
+    <w:bookmarkEnd w:id="39"/>
+    <w:bookmarkStart w:id="40" w:name="초기-배포-완료"/>
     <w:p>
       <w:pPr>
         <w:pStyle w:val="Heading3"/>
@@ -1507,7 +1679,7 @@
       <w:pPr>
         <w:numPr>
           <w:ilvl w:val="0"/>
-          <w:numId w:val="1020"/>
+          <w:numId w:val="1021"/>
         </w:numPr>
         <w:pStyle w:val="Compact"/>
       </w:pPr>
@@ -1519,7 +1691,7 @@
       <w:pPr>
         <w:numPr>
           <w:ilvl w:val="0"/>
-          <w:numId w:val="1020"/>
+          <w:numId w:val="1021"/>
         </w:numPr>
         <w:pStyle w:val="Compact"/>
       </w:pPr>
@@ -1531,7 +1703,7 @@
       <w:pPr>
         <w:numPr>
           <w:ilvl w:val="0"/>
-          <w:numId w:val="1020"/>
+          <w:numId w:val="1021"/>
         </w:numPr>
         <w:pStyle w:val="Compact"/>
       </w:pPr>
@@ -1543,7 +1715,7 @@
       <w:pPr>
         <w:numPr>
           <w:ilvl w:val="0"/>
-          <w:numId w:val="1020"/>
+          <w:numId w:val="1021"/>
         </w:numPr>
         <w:pStyle w:val="Compact"/>
       </w:pPr>
@@ -1555,7 +1727,7 @@
       <w:pPr>
         <w:numPr>
           <w:ilvl w:val="0"/>
-          <w:numId w:val="1020"/>
+          <w:numId w:val="1021"/>
         </w:numPr>
         <w:pStyle w:val="Compact"/>
       </w:pPr>
@@ -1567,7 +1739,7 @@
       <w:pPr>
         <w:numPr>
           <w:ilvl w:val="0"/>
-          <w:numId w:val="1020"/>
+          <w:numId w:val="1021"/>
         </w:numPr>
         <w:pStyle w:val="Compact"/>
       </w:pPr>
@@ -1575,8 +1747,8 @@
         <w:t xml:space="preserve">[완료]</w:t>
       </w:r>
     </w:p>
-    <w:bookmarkEnd w:id="39"/>
     <w:bookmarkEnd w:id="40"/>
+    <w:bookmarkEnd w:id="41"/>
     <w:sectPr/>
   </w:body>
 </w:document>
@@ -1820,6 +1992,9 @@
     <w:abstractNumId w:val="991"/>
   </w:num>
   <w:num w:numId="1020">
+    <w:abstractNumId w:val="991"/>
+  </w:num>
+  <w:num w:numId="1021">
     <w:abstractNumId w:val="991"/>
   </w:num>
 </w:numbering>

--- a/docs/exports/DEV_LOG.docx
+++ b/docs/exports/DEV_LOG.docx
@@ -2,12 +2,217 @@
 <file path=word/document.xml><?xml version="1.0" encoding="utf-8"?>
 <w:document xmlns:w="http://schemas.openxmlformats.org/wordprocessingml/2006/main" xmlns:m="http://schemas.openxmlformats.org/officeDocument/2006/math" xmlns:r="http://schemas.openxmlformats.org/officeDocument/2006/relationships" xmlns:o="urn:schemas-microsoft-com:office:office" xmlns:v="urn:schemas-microsoft-com:vml" xmlns:w10="urn:schemas-microsoft-com:office:word" xmlns:a="http://schemas.openxmlformats.org/drawingml/2006/main" xmlns:pic="http://schemas.openxmlformats.org/drawingml/2006/picture" xmlns:wp="http://schemas.openxmlformats.org/drawingml/2006/wordprocessingDrawing">
   <w:body>
-    <w:bookmarkStart w:id="20" w:name="사이트-전체-사람차량자연-배경을-한국식으로-교체-외국중국-느낌-제거"/>
+    <w:bookmarkStart w:id="20" w:name="가지-핵심기능-이미지-교체-이모지배지문안-정리-실제-앱-홈-화면-추가"/>
     <w:p>
       <w:pPr>
         <w:pStyle w:val="Heading3"/>
       </w:pPr>
       <w:r>
+        <w:t xml:space="preserve">[2026-06-21 16:10] 5가지 핵심기능 이미지 교체 + 이모지/배지/문안 정리 + 실제 앱 홈 화면 추가</w:t>
+      </w:r>
+    </w:p>
+    <w:p>
+      <w:pPr>
+        <w:numPr>
+          <w:ilvl w:val="0"/>
+          <w:numId w:val="1001"/>
+        </w:numPr>
+        <w:pStyle w:val="Compact"/>
+      </w:pPr>
+      <w:r>
+        <w:t xml:space="preserve">마케터가 화면을 직접 보며 연속 요청한 6건을 처리:</w:t>
+      </w:r>
+    </w:p>
+    <w:p>
+      <w:pPr>
+        <w:numPr>
+          <w:ilvl w:val="0"/>
+          <w:numId w:val="1001"/>
+        </w:numPr>
+        <w:pStyle w:val="Compact"/>
+      </w:pPr>
+      <w:r>
+        <w:t xml:space="preserve">①</w:t>
+      </w:r>
+      <w:r>
+        <w:t xml:space="preserve"> </w:t>
+      </w:r>
+      <w:r>
+        <w:t xml:space="preserve">‘</w:t>
+      </w:r>
+      <w:r>
+        <w:t xml:space="preserve">5가지 핵심 기능</w:t>
+      </w:r>
+      <w:r>
+        <w:t xml:space="preserve">’</w:t>
+      </w:r>
+      <w:r>
+        <w:t xml:space="preserve"> </w:t>
+      </w:r>
+      <w:r>
+        <w:t xml:space="preserve">카드 이미지가 비어 보이던 문제 해결: 세로로 긴 폰 캡처·지저분한 사진격자를 가로형 한국 현장 사진으로 교체 (②대시보드 모니터, ③사료빈 점검, ④사료탱크로리 편대, ⑤센서 설치). 실제 앱 화면은 아래 갤러리에 그대로 유지</w:t>
+      </w:r>
+    </w:p>
+    <w:p>
+      <w:pPr>
+        <w:numPr>
+          <w:ilvl w:val="0"/>
+          <w:numId w:val="1001"/>
+        </w:numPr>
+        <w:pStyle w:val="Compact"/>
+      </w:pPr>
+      <w:r>
+        <w:t xml:space="preserve">② 신청 버튼 문구</w:t>
+      </w:r>
+      <w:r>
+        <w:t xml:space="preserve"> </w:t>
+      </w:r>
+      <w:r>
+        <w:t xml:space="preserve">‘</w:t>
+      </w:r>
+      <w:r>
+        <w:t xml:space="preserve">파일럿 신청 완료하기 →</w:t>
+      </w:r>
+      <w:r>
+        <w:t xml:space="preserve">’</w:t>
+      </w:r>
+      <w:r>
+        <w:t xml:space="preserve"> </w:t>
+      </w:r>
+      <w:r>
+        <w:t xml:space="preserve">→ ’파일럿 신청하기’로 변경</w:t>
+      </w:r>
+    </w:p>
+    <w:p>
+      <w:pPr>
+        <w:numPr>
+          <w:ilvl w:val="0"/>
+          <w:numId w:val="1001"/>
+        </w:numPr>
+        <w:pStyle w:val="Compact"/>
+      </w:pPr>
+      <w:r>
+        <w:t xml:space="preserve">③ 홈페이지 QR코드를 www.aimbelab.com 도메인으로 재생성</w:t>
+      </w:r>
+    </w:p>
+    <w:p>
+      <w:pPr>
+        <w:numPr>
+          <w:ilvl w:val="0"/>
+          <w:numId w:val="1001"/>
+        </w:numPr>
+        <w:pStyle w:val="Compact"/>
+      </w:pPr>
+      <w:r>
+        <w:t xml:space="preserve">④ 개인정보 안내 문구가 두 곳에 중복돼 2개 정리(체크박스 뒷문장 + 버튼 아래 안내문 삭제)</w:t>
+      </w:r>
+    </w:p>
+    <w:p>
+      <w:pPr>
+        <w:numPr>
+          <w:ilvl w:val="0"/>
+          <w:numId w:val="1001"/>
+        </w:numPr>
+        <w:pStyle w:val="Compact"/>
+      </w:pPr>
+      <w:r>
+        <w:t xml:space="preserve">⑤</w:t>
+      </w:r>
+      <w:r>
+        <w:t xml:space="preserve"> </w:t>
+      </w:r>
+      <w:r>
+        <w:t xml:space="preserve">‘</w:t>
+      </w:r>
+      <w:r>
+        <w:t xml:space="preserve">문제</w:t>
+      </w:r>
+      <w:r>
+        <w:t xml:space="preserve">’</w:t>
+      </w:r>
+      <w:r>
+        <w:t xml:space="preserve"> </w:t>
+      </w:r>
+      <w:r>
+        <w:t xml:space="preserve">섹션 카드의 이모지 4개(🏭🚚💸📞)가 촌스러워, CCG 점검 후 통일된 녹색 라인 아이콘(SVG)으로 교체</w:t>
+      </w:r>
+    </w:p>
+    <w:p>
+      <w:pPr>
+        <w:numPr>
+          <w:ilvl w:val="0"/>
+          <w:numId w:val="1001"/>
+        </w:numPr>
+        <w:pStyle w:val="Compact"/>
+      </w:pPr>
+      <w:r>
+        <w:t xml:space="preserve">⑥</w:t>
+      </w:r>
+      <w:r>
+        <w:t xml:space="preserve"> </w:t>
+      </w:r>
+      <w:r>
+        <w:t xml:space="preserve">‘</w:t>
+      </w:r>
+      <w:r>
+        <w:t xml:space="preserve">파일럿 신청</w:t>
+      </w:r>
+      <w:r>
+        <w:t xml:space="preserve">’</w:t>
+      </w:r>
+      <w:r>
+        <w:t xml:space="preserve"> </w:t>
+      </w:r>
+      <w:r>
+        <w:t xml:space="preserve">4개 혜택 배지(₩0/1일/자유/보안): 사진 위에 글자 얹은 촌스러운 구조 제거, 아이콘+숫자+라벨 미니멀 카드로 재디자인 (CCG 협업)</w:t>
+      </w:r>
+    </w:p>
+    <w:p>
+      <w:pPr>
+        <w:numPr>
+          <w:ilvl w:val="0"/>
+          <w:numId w:val="1001"/>
+        </w:numPr>
+        <w:pStyle w:val="Compact"/>
+      </w:pPr>
+      <w:r>
+        <w:t xml:space="preserve">추가: 고객이 보내준 실제 앱 홈 대시보드 캡처를 갤러리에 배치(</w:t>
+      </w:r>
+      <w:r>
+        <w:t xml:space="preserve">‘</w:t>
+      </w:r>
+      <w:r>
+        <w:t xml:space="preserve">전체 현황→상세→예측→실행</w:t>
+      </w:r>
+      <w:r>
+        <w:t xml:space="preserve">’</w:t>
+      </w:r>
+      <w:r>
+        <w:t xml:space="preserve"> </w:t>
+      </w:r>
+      <w:r>
+        <w:t xml:space="preserve">흐름 완성, 기존 지저분한 이미지 대체)</w:t>
+      </w:r>
+    </w:p>
+    <w:p>
+      <w:pPr>
+        <w:numPr>
+          <w:ilvl w:val="0"/>
+          <w:numId w:val="1001"/>
+        </w:numPr>
+        <w:pStyle w:val="Compact"/>
+      </w:pPr>
+      <w:r>
+        <w:t xml:space="preserve">[완료]</w:t>
+      </w:r>
+    </w:p>
+    <w:bookmarkEnd w:id="20"/>
+    <w:bookmarkStart w:id="21" w:name="사이트-전체-사람차량자연-배경을-한국식으로-교체-외국중국-느낌-제거"/>
+    <w:p>
+      <w:pPr>
+        <w:pStyle w:val="Heading3"/>
+      </w:pPr>
+      <w:r>
         <w:t xml:space="preserve">[2026-06-21 15:20] 사이트 전체 사람·차량·자연 배경을 한국식으로 교체 (외국/중국 느낌 제거)</w:t>
       </w:r>
     </w:p>
@@ -15,7 +220,7 @@
       <w:pPr>
         <w:numPr>
           <w:ilvl w:val="0"/>
-          <w:numId w:val="1001"/>
+          <w:numId w:val="1002"/>
         </w:numPr>
         <w:pStyle w:val="Compact"/>
       </w:pPr>
@@ -27,7 +232,7 @@
       <w:pPr>
         <w:numPr>
           <w:ilvl w:val="0"/>
-          <w:numId w:val="1001"/>
+          <w:numId w:val="1002"/>
         </w:numPr>
         <w:pStyle w:val="Compact"/>
       </w:pPr>
@@ -141,7 +346,7 @@
       <w:pPr>
         <w:numPr>
           <w:ilvl w:val="0"/>
-          <w:numId w:val="1001"/>
+          <w:numId w:val="1002"/>
         </w:numPr>
         <w:pStyle w:val="Compact"/>
       </w:pPr>
@@ -153,7 +358,7 @@
       <w:pPr>
         <w:numPr>
           <w:ilvl w:val="0"/>
-          <w:numId w:val="1001"/>
+          <w:numId w:val="1002"/>
         </w:numPr>
         <w:pStyle w:val="Compact"/>
       </w:pPr>
@@ -165,7 +370,7 @@
       <w:pPr>
         <w:numPr>
           <w:ilvl w:val="0"/>
-          <w:numId w:val="1001"/>
+          <w:numId w:val="1002"/>
         </w:numPr>
         <w:pStyle w:val="Compact"/>
       </w:pPr>
@@ -173,8 +378,8 @@
         <w:t xml:space="preserve">[완료]</w:t>
       </w:r>
     </w:p>
-    <w:bookmarkEnd w:id="20"/>
-    <w:bookmarkStart w:id="21" w:name="전체-디자인-감각-패스-taste-스킬-배치사진내용사이즈-그대로"/>
+    <w:bookmarkEnd w:id="21"/>
+    <w:bookmarkStart w:id="22" w:name="전체-디자인-감각-패스-taste-스킬-배치사진내용사이즈-그대로"/>
     <w:p>
       <w:pPr>
         <w:pStyle w:val="Heading3"/>
@@ -187,7 +392,7 @@
       <w:pPr>
         <w:numPr>
           <w:ilvl w:val="0"/>
-          <w:numId w:val="1002"/>
+          <w:numId w:val="1003"/>
         </w:numPr>
         <w:pStyle w:val="Compact"/>
       </w:pPr>
@@ -199,7 +404,7 @@
       <w:pPr>
         <w:numPr>
           <w:ilvl w:val="0"/>
-          <w:numId w:val="1002"/>
+          <w:numId w:val="1003"/>
         </w:numPr>
         <w:pStyle w:val="Compact"/>
       </w:pPr>
@@ -262,7 +467,7 @@
       <w:pPr>
         <w:numPr>
           <w:ilvl w:val="0"/>
-          <w:numId w:val="1002"/>
+          <w:numId w:val="1003"/>
         </w:numPr>
         <w:pStyle w:val="Compact"/>
       </w:pPr>
@@ -270,8 +475,8 @@
         <w:t xml:space="preserve">[완료]</w:t>
       </w:r>
     </w:p>
-    <w:bookmarkEnd w:id="21"/>
-    <w:bookmarkStart w:id="22" w:name="오픈그래프공유-썸네일-이미지-흐릿한-대시보드-나열-상징-그래픽-ccg"/>
+    <w:bookmarkEnd w:id="22"/>
+    <w:bookmarkStart w:id="23" w:name="오픈그래프공유-썸네일-이미지-흐릿한-대시보드-나열-상징-그래픽-ccg"/>
     <w:p>
       <w:pPr>
         <w:pStyle w:val="Heading3"/>
@@ -284,7 +489,7 @@
       <w:pPr>
         <w:numPr>
           <w:ilvl w:val="0"/>
-          <w:numId w:val="1003"/>
+          <w:numId w:val="1004"/>
         </w:numPr>
         <w:pStyle w:val="Compact"/>
       </w:pPr>
@@ -296,7 +501,7 @@
       <w:pPr>
         <w:numPr>
           <w:ilvl w:val="0"/>
-          <w:numId w:val="1003"/>
+          <w:numId w:val="1004"/>
         </w:numPr>
         <w:pStyle w:val="Compact"/>
       </w:pPr>
@@ -332,7 +537,7 @@
       <w:pPr>
         <w:numPr>
           <w:ilvl w:val="0"/>
-          <w:numId w:val="1003"/>
+          <w:numId w:val="1004"/>
         </w:numPr>
         <w:pStyle w:val="Compact"/>
       </w:pPr>
@@ -356,7 +561,7 @@
       <w:pPr>
         <w:numPr>
           <w:ilvl w:val="0"/>
-          <w:numId w:val="1003"/>
+          <w:numId w:val="1004"/>
         </w:numPr>
         <w:pStyle w:val="Compact"/>
       </w:pPr>
@@ -368,7 +573,7 @@
       <w:pPr>
         <w:numPr>
           <w:ilvl w:val="0"/>
-          <w:numId w:val="1003"/>
+          <w:numId w:val="1004"/>
         </w:numPr>
         <w:pStyle w:val="Compact"/>
       </w:pPr>
@@ -376,8 +581,8 @@
         <w:t xml:space="preserve">[완료]</w:t>
       </w:r>
     </w:p>
-    <w:bookmarkEnd w:id="22"/>
-    <w:bookmarkStart w:id="23" w:name="가지-핵심-기능-32-어색한-배치-1열-가로형-슬림-카드"/>
+    <w:bookmarkEnd w:id="23"/>
+    <w:bookmarkStart w:id="24" w:name="가지-핵심-기능-32-어색한-배치-1열-가로형-슬림-카드"/>
     <w:p>
       <w:pPr>
         <w:pStyle w:val="Heading3"/>
@@ -390,7 +595,7 @@
       <w:pPr>
         <w:numPr>
           <w:ilvl w:val="0"/>
-          <w:numId w:val="1004"/>
+          <w:numId w:val="1005"/>
         </w:numPr>
         <w:pStyle w:val="Compact"/>
       </w:pPr>
@@ -402,7 +607,7 @@
       <w:pPr>
         <w:numPr>
           <w:ilvl w:val="0"/>
-          <w:numId w:val="1004"/>
+          <w:numId w:val="1005"/>
         </w:numPr>
         <w:pStyle w:val="Compact"/>
       </w:pPr>
@@ -414,7 +619,7 @@
       <w:pPr>
         <w:numPr>
           <w:ilvl w:val="0"/>
-          <w:numId w:val="1004"/>
+          <w:numId w:val="1005"/>
         </w:numPr>
         <w:pStyle w:val="Compact"/>
       </w:pPr>
@@ -426,7 +631,7 @@
       <w:pPr>
         <w:numPr>
           <w:ilvl w:val="0"/>
-          <w:numId w:val="1004"/>
+          <w:numId w:val="1005"/>
         </w:numPr>
         <w:pStyle w:val="Compact"/>
       </w:pPr>
@@ -434,8 +639,8 @@
         <w:t xml:space="preserve">[완료]</w:t>
       </w:r>
     </w:p>
-    <w:bookmarkEnd w:id="23"/>
-    <w:bookmarkStart w:id="41" w:name="dev_log-마이피드-b2b-랜딩페이지-abl_landing"/>
+    <w:bookmarkEnd w:id="24"/>
+    <w:bookmarkStart w:id="42" w:name="dev_log-마이피드-b2b-랜딩페이지-abl_landing"/>
     <w:p>
       <w:pPr>
         <w:pStyle w:val="Heading1"/>
@@ -444,7 +649,7 @@
         <w:t xml:space="preserve">DEV_LOG — 마이피드 B2B 랜딩페이지 (abl_landing)</w:t>
       </w:r>
     </w:p>
-    <w:bookmarkStart w:id="24" w:name="X79e90aa534b0a41ca5aec1930c74c0755625a6e"/>
+    <w:bookmarkStart w:id="25" w:name="X79e90aa534b0a41ca5aec1930c74c0755625a6e"/>
     <w:p>
       <w:pPr>
         <w:pStyle w:val="Heading3"/>
@@ -457,7 +662,7 @@
       <w:pPr>
         <w:numPr>
           <w:ilvl w:val="0"/>
-          <w:numId w:val="1005"/>
+          <w:numId w:val="1006"/>
         </w:numPr>
         <w:pStyle w:val="Compact"/>
       </w:pPr>
@@ -469,7 +674,7 @@
       <w:pPr>
         <w:numPr>
           <w:ilvl w:val="0"/>
-          <w:numId w:val="1005"/>
+          <w:numId w:val="1006"/>
         </w:numPr>
         <w:pStyle w:val="Compact"/>
       </w:pPr>
@@ -511,7 +716,7 @@
       <w:pPr>
         <w:numPr>
           <w:ilvl w:val="0"/>
-          <w:numId w:val="1005"/>
+          <w:numId w:val="1006"/>
         </w:numPr>
         <w:pStyle w:val="Compact"/>
       </w:pPr>
@@ -523,7 +728,7 @@
       <w:pPr>
         <w:numPr>
           <w:ilvl w:val="0"/>
-          <w:numId w:val="1005"/>
+          <w:numId w:val="1006"/>
         </w:numPr>
         <w:pStyle w:val="Compact"/>
       </w:pPr>
@@ -535,7 +740,7 @@
       <w:pPr>
         <w:numPr>
           <w:ilvl w:val="0"/>
-          <w:numId w:val="1005"/>
+          <w:numId w:val="1006"/>
         </w:numPr>
         <w:pStyle w:val="Compact"/>
       </w:pPr>
@@ -543,8 +748,8 @@
         <w:t xml:space="preserve">[완료]</w:t>
       </w:r>
     </w:p>
-    <w:bookmarkEnd w:id="24"/>
-    <w:bookmarkStart w:id="25" w:name="파일럿-5단계-카드-높이-슬림화"/>
+    <w:bookmarkEnd w:id="25"/>
+    <w:bookmarkStart w:id="26" w:name="파일럿-5단계-카드-높이-슬림화"/>
     <w:p>
       <w:pPr>
         <w:pStyle w:val="Heading3"/>
@@ -557,7 +762,7 @@
       <w:pPr>
         <w:numPr>
           <w:ilvl w:val="0"/>
-          <w:numId w:val="1006"/>
+          <w:numId w:val="1007"/>
         </w:numPr>
         <w:pStyle w:val="Compact"/>
       </w:pPr>
@@ -569,7 +774,7 @@
       <w:pPr>
         <w:numPr>
           <w:ilvl w:val="0"/>
-          <w:numId w:val="1006"/>
+          <w:numId w:val="1007"/>
         </w:numPr>
         <w:pStyle w:val="Compact"/>
       </w:pPr>
@@ -581,7 +786,7 @@
       <w:pPr>
         <w:numPr>
           <w:ilvl w:val="0"/>
-          <w:numId w:val="1006"/>
+          <w:numId w:val="1007"/>
         </w:numPr>
         <w:pStyle w:val="Compact"/>
       </w:pPr>
@@ -589,8 +794,8 @@
         <w:t xml:space="preserve">[완료]</w:t>
       </w:r>
     </w:p>
-    <w:bookmarkEnd w:id="25"/>
-    <w:bookmarkStart w:id="26" w:name="파일럿-5단계-1열-큰-카드로-변경"/>
+    <w:bookmarkEnd w:id="26"/>
+    <w:bookmarkStart w:id="27" w:name="파일럿-5단계-1열-큰-카드로-변경"/>
     <w:p>
       <w:pPr>
         <w:pStyle w:val="Heading3"/>
@@ -603,7 +808,7 @@
       <w:pPr>
         <w:numPr>
           <w:ilvl w:val="0"/>
-          <w:numId w:val="1007"/>
+          <w:numId w:val="1008"/>
         </w:numPr>
         <w:pStyle w:val="Compact"/>
       </w:pPr>
@@ -615,7 +820,7 @@
       <w:pPr>
         <w:numPr>
           <w:ilvl w:val="0"/>
-          <w:numId w:val="1007"/>
+          <w:numId w:val="1008"/>
         </w:numPr>
         <w:pStyle w:val="Compact"/>
       </w:pPr>
@@ -627,7 +832,7 @@
       <w:pPr>
         <w:numPr>
           <w:ilvl w:val="0"/>
-          <w:numId w:val="1007"/>
+          <w:numId w:val="1008"/>
         </w:numPr>
         <w:pStyle w:val="Compact"/>
       </w:pPr>
@@ -639,7 +844,7 @@
       <w:pPr>
         <w:numPr>
           <w:ilvl w:val="0"/>
-          <w:numId w:val="1007"/>
+          <w:numId w:val="1008"/>
         </w:numPr>
         <w:pStyle w:val="Compact"/>
       </w:pPr>
@@ -647,8 +852,8 @@
         <w:t xml:space="preserve">[완료]</w:t>
       </w:r>
     </w:p>
-    <w:bookmarkEnd w:id="26"/>
-    <w:bookmarkStart w:id="27" w:name="파일럿-5단계-빈-칸-제거-5열-가로-타임라인-ccg"/>
+    <w:bookmarkEnd w:id="27"/>
+    <w:bookmarkStart w:id="28" w:name="파일럿-5단계-빈-칸-제거-5열-가로-타임라인-ccg"/>
     <w:p>
       <w:pPr>
         <w:pStyle w:val="Heading3"/>
@@ -661,7 +866,7 @@
       <w:pPr>
         <w:numPr>
           <w:ilvl w:val="0"/>
-          <w:numId w:val="1008"/>
+          <w:numId w:val="1009"/>
         </w:numPr>
         <w:pStyle w:val="Compact"/>
       </w:pPr>
@@ -673,7 +878,7 @@
       <w:pPr>
         <w:numPr>
           <w:ilvl w:val="0"/>
-          <w:numId w:val="1008"/>
+          <w:numId w:val="1009"/>
         </w:numPr>
         <w:pStyle w:val="Compact"/>
       </w:pPr>
@@ -703,7 +908,7 @@
       <w:pPr>
         <w:numPr>
           <w:ilvl w:val="0"/>
-          <w:numId w:val="1008"/>
+          <w:numId w:val="1009"/>
         </w:numPr>
         <w:pStyle w:val="Compact"/>
       </w:pPr>
@@ -715,7 +920,7 @@
       <w:pPr>
         <w:numPr>
           <w:ilvl w:val="0"/>
-          <w:numId w:val="1008"/>
+          <w:numId w:val="1009"/>
         </w:numPr>
         <w:pStyle w:val="Compact"/>
       </w:pPr>
@@ -727,7 +932,7 @@
       <w:pPr>
         <w:numPr>
           <w:ilvl w:val="0"/>
-          <w:numId w:val="1008"/>
+          <w:numId w:val="1009"/>
         </w:numPr>
         <w:pStyle w:val="Compact"/>
       </w:pPr>
@@ -735,8 +940,8 @@
         <w:t xml:space="preserve">[완료]</w:t>
       </w:r>
     </w:p>
-    <w:bookmarkEnd w:id="27"/>
-    <w:bookmarkStart w:id="28" w:name="핵심-기능-섹션-좌우-균형-녹색-카드-하단-전체폭-배너-ccg"/>
+    <w:bookmarkEnd w:id="28"/>
+    <w:bookmarkStart w:id="29" w:name="핵심-기능-섹션-좌우-균형-녹색-카드-하단-전체폭-배너-ccg"/>
     <w:p>
       <w:pPr>
         <w:pStyle w:val="Heading3"/>
@@ -749,7 +954,7 @@
       <w:pPr>
         <w:numPr>
           <w:ilvl w:val="0"/>
-          <w:numId w:val="1009"/>
+          <w:numId w:val="1010"/>
         </w:numPr>
         <w:pStyle w:val="Compact"/>
       </w:pPr>
@@ -761,7 +966,7 @@
       <w:pPr>
         <w:numPr>
           <w:ilvl w:val="0"/>
-          <w:numId w:val="1009"/>
+          <w:numId w:val="1010"/>
         </w:numPr>
         <w:pStyle w:val="Compact"/>
       </w:pPr>
@@ -791,7 +996,7 @@
       <w:pPr>
         <w:numPr>
           <w:ilvl w:val="0"/>
-          <w:numId w:val="1009"/>
+          <w:numId w:val="1010"/>
         </w:numPr>
         <w:pStyle w:val="Compact"/>
       </w:pPr>
@@ -803,7 +1008,7 @@
       <w:pPr>
         <w:numPr>
           <w:ilvl w:val="0"/>
-          <w:numId w:val="1009"/>
+          <w:numId w:val="1010"/>
         </w:numPr>
         <w:pStyle w:val="Compact"/>
       </w:pPr>
@@ -815,7 +1020,7 @@
       <w:pPr>
         <w:numPr>
           <w:ilvl w:val="0"/>
-          <w:numId w:val="1009"/>
+          <w:numId w:val="1010"/>
         </w:numPr>
         <w:pStyle w:val="Compact"/>
       </w:pPr>
@@ -823,8 +1028,8 @@
         <w:t xml:space="preserve">[완료]</w:t>
       </w:r>
     </w:p>
-    <w:bookmarkEnd w:id="28"/>
-    <w:bookmarkStart w:id="29" w:name="신청-섹션-가로폭을-사이트-표준1120px에-맞춤"/>
+    <w:bookmarkEnd w:id="29"/>
+    <w:bookmarkStart w:id="30" w:name="신청-섹션-가로폭을-사이트-표준1120px에-맞춤"/>
     <w:p>
       <w:pPr>
         <w:pStyle w:val="Heading3"/>
@@ -837,7 +1042,7 @@
       <w:pPr>
         <w:numPr>
           <w:ilvl w:val="0"/>
-          <w:numId w:val="1010"/>
+          <w:numId w:val="1011"/>
         </w:numPr>
         <w:pStyle w:val="Compact"/>
       </w:pPr>
@@ -849,7 +1054,7 @@
       <w:pPr>
         <w:numPr>
           <w:ilvl w:val="0"/>
-          <w:numId w:val="1010"/>
+          <w:numId w:val="1011"/>
         </w:numPr>
         <w:pStyle w:val="Compact"/>
       </w:pPr>
@@ -861,7 +1066,7 @@
       <w:pPr>
         <w:numPr>
           <w:ilvl w:val="0"/>
-          <w:numId w:val="1010"/>
+          <w:numId w:val="1011"/>
         </w:numPr>
         <w:pStyle w:val="Compact"/>
       </w:pPr>
@@ -873,7 +1078,7 @@
       <w:pPr>
         <w:numPr>
           <w:ilvl w:val="0"/>
-          <w:numId w:val="1010"/>
+          <w:numId w:val="1011"/>
         </w:numPr>
         <w:pStyle w:val="Compact"/>
       </w:pPr>
@@ -881,8 +1086,8 @@
         <w:t xml:space="preserve">[완료]</w:t>
       </w:r>
     </w:p>
-    <w:bookmarkEnd w:id="29"/>
-    <w:bookmarkStart w:id="30" w:name="신청-섹션-가치-타일-사진-위-글씨-이미지-위텍스트-아래-카드-ccg"/>
+    <w:bookmarkEnd w:id="30"/>
+    <w:bookmarkStart w:id="31" w:name="신청-섹션-가치-타일-사진-위-글씨-이미지-위텍스트-아래-카드-ccg"/>
     <w:p>
       <w:pPr>
         <w:pStyle w:val="Heading3"/>
@@ -895,7 +1100,7 @@
       <w:pPr>
         <w:numPr>
           <w:ilvl w:val="0"/>
-          <w:numId w:val="1011"/>
+          <w:numId w:val="1012"/>
         </w:numPr>
         <w:pStyle w:val="Compact"/>
       </w:pPr>
@@ -907,7 +1112,7 @@
       <w:pPr>
         <w:numPr>
           <w:ilvl w:val="0"/>
-          <w:numId w:val="1011"/>
+          <w:numId w:val="1012"/>
         </w:numPr>
         <w:pStyle w:val="Compact"/>
       </w:pPr>
@@ -937,7 +1142,7 @@
       <w:pPr>
         <w:numPr>
           <w:ilvl w:val="0"/>
-          <w:numId w:val="1011"/>
+          <w:numId w:val="1012"/>
         </w:numPr>
         <w:pStyle w:val="Compact"/>
       </w:pPr>
@@ -949,7 +1154,7 @@
       <w:pPr>
         <w:numPr>
           <w:ilvl w:val="0"/>
-          <w:numId w:val="1011"/>
+          <w:numId w:val="1012"/>
         </w:numPr>
         <w:pStyle w:val="Compact"/>
       </w:pPr>
@@ -961,7 +1166,7 @@
       <w:pPr>
         <w:numPr>
           <w:ilvl w:val="0"/>
-          <w:numId w:val="1011"/>
+          <w:numId w:val="1012"/>
         </w:numPr>
         <w:pStyle w:val="Compact"/>
       </w:pPr>
@@ -969,8 +1174,8 @@
         <w:t xml:space="preserve">[완료]</w:t>
       </w:r>
     </w:p>
-    <w:bookmarkEnd w:id="30"/>
-    <w:bookmarkStart w:id="31" w:name="솔루션-5단계-이미지-크게-지그재그-레이아웃-ccg"/>
+    <w:bookmarkEnd w:id="31"/>
+    <w:bookmarkStart w:id="32" w:name="솔루션-5단계-이미지-크게-지그재그-레이아웃-ccg"/>
     <w:p>
       <w:pPr>
         <w:pStyle w:val="Heading3"/>
@@ -983,7 +1188,7 @@
       <w:pPr>
         <w:numPr>
           <w:ilvl w:val="0"/>
-          <w:numId w:val="1012"/>
+          <w:numId w:val="1013"/>
         </w:numPr>
         <w:pStyle w:val="Compact"/>
       </w:pPr>
@@ -995,7 +1200,7 @@
       <w:pPr>
         <w:numPr>
           <w:ilvl w:val="0"/>
-          <w:numId w:val="1012"/>
+          <w:numId w:val="1013"/>
         </w:numPr>
         <w:pStyle w:val="Compact"/>
       </w:pPr>
@@ -1007,7 +1212,7 @@
       <w:pPr>
         <w:numPr>
           <w:ilvl w:val="0"/>
-          <w:numId w:val="1012"/>
+          <w:numId w:val="1013"/>
         </w:numPr>
         <w:pStyle w:val="Compact"/>
       </w:pPr>
@@ -1019,7 +1224,7 @@
       <w:pPr>
         <w:numPr>
           <w:ilvl w:val="0"/>
-          <w:numId w:val="1012"/>
+          <w:numId w:val="1013"/>
         </w:numPr>
         <w:pStyle w:val="Compact"/>
       </w:pPr>
@@ -1031,7 +1236,7 @@
       <w:pPr>
         <w:numPr>
           <w:ilvl w:val="0"/>
-          <w:numId w:val="1012"/>
+          <w:numId w:val="1013"/>
         </w:numPr>
         <w:pStyle w:val="Compact"/>
       </w:pPr>
@@ -1043,7 +1248,7 @@
       <w:pPr>
         <w:numPr>
           <w:ilvl w:val="0"/>
-          <w:numId w:val="1012"/>
+          <w:numId w:val="1013"/>
         </w:numPr>
         <w:pStyle w:val="Compact"/>
       </w:pPr>
@@ -1051,8 +1256,8 @@
         <w:t xml:space="preserve">[완료]</w:t>
       </w:r>
     </w:p>
-    <w:bookmarkEnd w:id="31"/>
-    <w:bookmarkStart w:id="32" w:name="신청-섹션-가치-타일-실사-사진-카드로-교체-ccg"/>
+    <w:bookmarkEnd w:id="32"/>
+    <w:bookmarkStart w:id="33" w:name="신청-섹션-가치-타일-실사-사진-카드로-교체-ccg"/>
     <w:p>
       <w:pPr>
         <w:pStyle w:val="Heading3"/>
@@ -1065,7 +1270,7 @@
       <w:pPr>
         <w:numPr>
           <w:ilvl w:val="0"/>
-          <w:numId w:val="1013"/>
+          <w:numId w:val="1014"/>
         </w:numPr>
         <w:pStyle w:val="Compact"/>
       </w:pPr>
@@ -1077,7 +1282,7 @@
       <w:pPr>
         <w:numPr>
           <w:ilvl w:val="0"/>
-          <w:numId w:val="1013"/>
+          <w:numId w:val="1014"/>
         </w:numPr>
         <w:pStyle w:val="Compact"/>
       </w:pPr>
@@ -1089,7 +1294,7 @@
       <w:pPr>
         <w:numPr>
           <w:ilvl w:val="0"/>
-          <w:numId w:val="1013"/>
+          <w:numId w:val="1014"/>
         </w:numPr>
         <w:pStyle w:val="Compact"/>
       </w:pPr>
@@ -1107,7 +1312,7 @@
       <w:pPr>
         <w:numPr>
           <w:ilvl w:val="0"/>
-          <w:numId w:val="1013"/>
+          <w:numId w:val="1014"/>
         </w:numPr>
         <w:pStyle w:val="Compact"/>
       </w:pPr>
@@ -1119,7 +1324,7 @@
       <w:pPr>
         <w:numPr>
           <w:ilvl w:val="0"/>
-          <w:numId w:val="1013"/>
+          <w:numId w:val="1014"/>
         </w:numPr>
         <w:pStyle w:val="Compact"/>
       </w:pPr>
@@ -1127,8 +1332,8 @@
         <w:t xml:space="preserve">[완료]</w:t>
       </w:r>
     </w:p>
-    <w:bookmarkEnd w:id="32"/>
-    <w:bookmarkStart w:id="33" w:name="신청-섹션-가치-타일에-상징-아이콘-추가-ccg"/>
+    <w:bookmarkEnd w:id="33"/>
+    <w:bookmarkStart w:id="34" w:name="신청-섹션-가치-타일에-상징-아이콘-추가-ccg"/>
     <w:p>
       <w:pPr>
         <w:pStyle w:val="Heading3"/>
@@ -1141,7 +1346,7 @@
       <w:pPr>
         <w:numPr>
           <w:ilvl w:val="0"/>
-          <w:numId w:val="1014"/>
+          <w:numId w:val="1015"/>
         </w:numPr>
         <w:pStyle w:val="Compact"/>
       </w:pPr>
@@ -1171,7 +1376,7 @@
       <w:pPr>
         <w:numPr>
           <w:ilvl w:val="0"/>
-          <w:numId w:val="1014"/>
+          <w:numId w:val="1015"/>
         </w:numPr>
         <w:pStyle w:val="Compact"/>
       </w:pPr>
@@ -1183,7 +1388,7 @@
       <w:pPr>
         <w:numPr>
           <w:ilvl w:val="0"/>
-          <w:numId w:val="1014"/>
+          <w:numId w:val="1015"/>
         </w:numPr>
         <w:pStyle w:val="Compact"/>
       </w:pPr>
@@ -1195,7 +1400,7 @@
       <w:pPr>
         <w:numPr>
           <w:ilvl w:val="0"/>
-          <w:numId w:val="1014"/>
+          <w:numId w:val="1015"/>
         </w:numPr>
         <w:pStyle w:val="Compact"/>
       </w:pPr>
@@ -1203,8 +1408,8 @@
         <w:t xml:space="preserve">[완료]</w:t>
       </w:r>
     </w:p>
-    <w:bookmarkEnd w:id="33"/>
-    <w:bookmarkStart w:id="34" w:name="하단-띠배너-가운데-정렬"/>
+    <w:bookmarkEnd w:id="34"/>
+    <w:bookmarkStart w:id="35" w:name="하단-띠배너-가운데-정렬"/>
     <w:p>
       <w:pPr>
         <w:pStyle w:val="Heading3"/>
@@ -1217,7 +1422,7 @@
       <w:pPr>
         <w:numPr>
           <w:ilvl w:val="0"/>
-          <w:numId w:val="1015"/>
+          <w:numId w:val="1016"/>
         </w:numPr>
         <w:pStyle w:val="Compact"/>
       </w:pPr>
@@ -1229,7 +1434,7 @@
       <w:pPr>
         <w:numPr>
           <w:ilvl w:val="0"/>
-          <w:numId w:val="1015"/>
+          <w:numId w:val="1016"/>
         </w:numPr>
         <w:pStyle w:val="Compact"/>
       </w:pPr>
@@ -1241,7 +1446,7 @@
       <w:pPr>
         <w:numPr>
           <w:ilvl w:val="0"/>
-          <w:numId w:val="1015"/>
+          <w:numId w:val="1016"/>
         </w:numPr>
         <w:pStyle w:val="Compact"/>
       </w:pPr>
@@ -1249,8 +1454,8 @@
         <w:t xml:space="preserve">[완료]</w:t>
       </w:r>
     </w:p>
-    <w:bookmarkEnd w:id="34"/>
-    <w:bookmarkStart w:id="35" w:name="파일럿-5단계-ai-느낌-svg-실사-사진-교체-ccg"/>
+    <w:bookmarkEnd w:id="35"/>
+    <w:bookmarkStart w:id="36" w:name="파일럿-5단계-ai-느낌-svg-실사-사진-교체-ccg"/>
     <w:p>
       <w:pPr>
         <w:pStyle w:val="Heading3"/>
@@ -1263,7 +1468,7 @@
       <w:pPr>
         <w:numPr>
           <w:ilvl w:val="0"/>
-          <w:numId w:val="1016"/>
+          <w:numId w:val="1017"/>
         </w:numPr>
         <w:pStyle w:val="Compact"/>
       </w:pPr>
@@ -1275,7 +1480,7 @@
       <w:pPr>
         <w:numPr>
           <w:ilvl w:val="0"/>
-          <w:numId w:val="1016"/>
+          <w:numId w:val="1017"/>
         </w:numPr>
         <w:pStyle w:val="Compact"/>
       </w:pPr>
@@ -1287,7 +1492,7 @@
       <w:pPr>
         <w:numPr>
           <w:ilvl w:val="0"/>
-          <w:numId w:val="1016"/>
+          <w:numId w:val="1017"/>
         </w:numPr>
         <w:pStyle w:val="Compact"/>
       </w:pPr>
@@ -1299,7 +1504,7 @@
       <w:pPr>
         <w:numPr>
           <w:ilvl w:val="0"/>
-          <w:numId w:val="1016"/>
+          <w:numId w:val="1017"/>
         </w:numPr>
         <w:pStyle w:val="Compact"/>
       </w:pPr>
@@ -1311,7 +1516,7 @@
       <w:pPr>
         <w:numPr>
           <w:ilvl w:val="0"/>
-          <w:numId w:val="1016"/>
+          <w:numId w:val="1017"/>
         </w:numPr>
         <w:pStyle w:val="Compact"/>
       </w:pPr>
@@ -1319,8 +1524,8 @@
         <w:t xml:space="preserve">[완료]</w:t>
       </w:r>
     </w:p>
-    <w:bookmarkEnd w:id="35"/>
-    <w:bookmarkStart w:id="36" w:name="희미함작은이미지-해결-실사-11장-생성-대형-사진-레이아웃-ccg"/>
+    <w:bookmarkEnd w:id="36"/>
+    <w:bookmarkStart w:id="37" w:name="희미함작은이미지-해결-실사-11장-생성-대형-사진-레이아웃-ccg"/>
     <w:p>
       <w:pPr>
         <w:pStyle w:val="Heading3"/>
@@ -1333,7 +1538,7 @@
       <w:pPr>
         <w:numPr>
           <w:ilvl w:val="0"/>
-          <w:numId w:val="1017"/>
+          <w:numId w:val="1018"/>
         </w:numPr>
         <w:pStyle w:val="Compact"/>
       </w:pPr>
@@ -1345,7 +1550,7 @@
       <w:pPr>
         <w:numPr>
           <w:ilvl w:val="0"/>
-          <w:numId w:val="1017"/>
+          <w:numId w:val="1018"/>
         </w:numPr>
         <w:pStyle w:val="Compact"/>
       </w:pPr>
@@ -1375,7 +1580,7 @@
       <w:pPr>
         <w:numPr>
           <w:ilvl w:val="0"/>
-          <w:numId w:val="1017"/>
+          <w:numId w:val="1018"/>
         </w:numPr>
         <w:pStyle w:val="Compact"/>
       </w:pPr>
@@ -1387,7 +1592,7 @@
       <w:pPr>
         <w:numPr>
           <w:ilvl w:val="0"/>
-          <w:numId w:val="1017"/>
+          <w:numId w:val="1018"/>
         </w:numPr>
         <w:pStyle w:val="Compact"/>
       </w:pPr>
@@ -1399,7 +1604,7 @@
       <w:pPr>
         <w:numPr>
           <w:ilvl w:val="0"/>
-          <w:numId w:val="1017"/>
+          <w:numId w:val="1018"/>
         </w:numPr>
         <w:pStyle w:val="Compact"/>
       </w:pPr>
@@ -1411,7 +1616,7 @@
       <w:pPr>
         <w:numPr>
           <w:ilvl w:val="0"/>
-          <w:numId w:val="1017"/>
+          <w:numId w:val="1018"/>
         </w:numPr>
         <w:pStyle w:val="Compact"/>
       </w:pPr>
@@ -1423,7 +1628,7 @@
       <w:pPr>
         <w:numPr>
           <w:ilvl w:val="0"/>
-          <w:numId w:val="1017"/>
+          <w:numId w:val="1018"/>
         </w:numPr>
         <w:pStyle w:val="Compact"/>
       </w:pPr>
@@ -1431,8 +1636,8 @@
         <w:t xml:space="preserve">[완료]</w:t>
       </w:r>
     </w:p>
-    <w:bookmarkEnd w:id="36"/>
-    <w:bookmarkStart w:id="37" w:name="일러스트-개선-잘림-해결-갤러리-실제화면-교체-ccg-b안"/>
+    <w:bookmarkEnd w:id="37"/>
+    <w:bookmarkStart w:id="38" w:name="일러스트-개선-잘림-해결-갤러리-실제화면-교체-ccg-b안"/>
     <w:p>
       <w:pPr>
         <w:pStyle w:val="Heading3"/>
@@ -1445,7 +1650,7 @@
       <w:pPr>
         <w:numPr>
           <w:ilvl w:val="0"/>
-          <w:numId w:val="1018"/>
+          <w:numId w:val="1019"/>
         </w:numPr>
         <w:pStyle w:val="Compact"/>
       </w:pPr>
@@ -1457,7 +1662,7 @@
       <w:pPr>
         <w:numPr>
           <w:ilvl w:val="0"/>
-          <w:numId w:val="1018"/>
+          <w:numId w:val="1019"/>
         </w:numPr>
         <w:pStyle w:val="Compact"/>
       </w:pPr>
@@ -1469,7 +1674,7 @@
       <w:pPr>
         <w:numPr>
           <w:ilvl w:val="0"/>
-          <w:numId w:val="1018"/>
+          <w:numId w:val="1019"/>
         </w:numPr>
         <w:pStyle w:val="Compact"/>
       </w:pPr>
@@ -1493,7 +1698,7 @@
       <w:pPr>
         <w:numPr>
           <w:ilvl w:val="0"/>
-          <w:numId w:val="1018"/>
+          <w:numId w:val="1019"/>
         </w:numPr>
         <w:pStyle w:val="Compact"/>
       </w:pPr>
@@ -1501,8 +1706,8 @@
         <w:t xml:space="preserve">[완료]</w:t>
       </w:r>
     </w:p>
-    <w:bookmarkEnd w:id="37"/>
-    <w:bookmarkStart w:id="38" w:name="도입효과-중복-정리-색감-통일-ccg-b안-마무리"/>
+    <w:bookmarkEnd w:id="38"/>
+    <w:bookmarkStart w:id="39" w:name="도입효과-중복-정리-색감-통일-ccg-b안-마무리"/>
     <w:p>
       <w:pPr>
         <w:pStyle w:val="Heading3"/>
@@ -1515,7 +1720,7 @@
       <w:pPr>
         <w:numPr>
           <w:ilvl w:val="0"/>
-          <w:numId w:val="1019"/>
+          <w:numId w:val="1020"/>
         </w:numPr>
         <w:pStyle w:val="Compact"/>
       </w:pPr>
@@ -1527,7 +1732,7 @@
       <w:pPr>
         <w:numPr>
           <w:ilvl w:val="0"/>
-          <w:numId w:val="1019"/>
+          <w:numId w:val="1020"/>
         </w:numPr>
         <w:pStyle w:val="Compact"/>
       </w:pPr>
@@ -1539,7 +1744,7 @@
       <w:pPr>
         <w:numPr>
           <w:ilvl w:val="0"/>
-          <w:numId w:val="1019"/>
+          <w:numId w:val="1020"/>
         </w:numPr>
         <w:pStyle w:val="Compact"/>
       </w:pPr>
@@ -1551,7 +1756,7 @@
       <w:pPr>
         <w:numPr>
           <w:ilvl w:val="0"/>
-          <w:numId w:val="1019"/>
+          <w:numId w:val="1020"/>
         </w:numPr>
         <w:pStyle w:val="Compact"/>
       </w:pPr>
@@ -1563,7 +1768,7 @@
       <w:pPr>
         <w:numPr>
           <w:ilvl w:val="0"/>
-          <w:numId w:val="1019"/>
+          <w:numId w:val="1020"/>
         </w:numPr>
         <w:pStyle w:val="Compact"/>
       </w:pPr>
@@ -1571,8 +1776,8 @@
         <w:t xml:space="preserve">[완료]</w:t>
       </w:r>
     </w:p>
-    <w:bookmarkEnd w:id="38"/>
-    <w:bookmarkStart w:id="39" w:name="solution-섹션-좌우-균형-반응형-개선-ccg"/>
+    <w:bookmarkEnd w:id="39"/>
+    <w:bookmarkStart w:id="40" w:name="solution-섹션-좌우-균형-반응형-개선-ccg"/>
     <w:p>
       <w:pPr>
         <w:pStyle w:val="Heading3"/>
@@ -1585,7 +1790,7 @@
       <w:pPr>
         <w:numPr>
           <w:ilvl w:val="0"/>
-          <w:numId w:val="1020"/>
+          <w:numId w:val="1021"/>
         </w:numPr>
         <w:pStyle w:val="Compact"/>
       </w:pPr>
@@ -1597,7 +1802,7 @@
       <w:pPr>
         <w:numPr>
           <w:ilvl w:val="0"/>
-          <w:numId w:val="1020"/>
+          <w:numId w:val="1021"/>
         </w:numPr>
         <w:pStyle w:val="Compact"/>
       </w:pPr>
@@ -1609,7 +1814,7 @@
       <w:pPr>
         <w:numPr>
           <w:ilvl w:val="0"/>
-          <w:numId w:val="1020"/>
+          <w:numId w:val="1021"/>
         </w:numPr>
         <w:pStyle w:val="Compact"/>
       </w:pPr>
@@ -1621,7 +1826,7 @@
       <w:pPr>
         <w:numPr>
           <w:ilvl w:val="0"/>
-          <w:numId w:val="1020"/>
+          <w:numId w:val="1021"/>
         </w:numPr>
         <w:pStyle w:val="Compact"/>
       </w:pPr>
@@ -1633,7 +1838,7 @@
       <w:pPr>
         <w:numPr>
           <w:ilvl w:val="0"/>
-          <w:numId w:val="1020"/>
+          <w:numId w:val="1021"/>
         </w:numPr>
         <w:pStyle w:val="Compact"/>
       </w:pPr>
@@ -1645,7 +1850,7 @@
       <w:pPr>
         <w:numPr>
           <w:ilvl w:val="0"/>
-          <w:numId w:val="1020"/>
+          <w:numId w:val="1021"/>
         </w:numPr>
         <w:pStyle w:val="Compact"/>
       </w:pPr>
@@ -1657,7 +1862,7 @@
       <w:pPr>
         <w:numPr>
           <w:ilvl w:val="0"/>
-          <w:numId w:val="1020"/>
+          <w:numId w:val="1021"/>
         </w:numPr>
         <w:pStyle w:val="Compact"/>
       </w:pPr>
@@ -1665,8 +1870,8 @@
         <w:t xml:space="preserve">[완료]</w:t>
       </w:r>
     </w:p>
-    <w:bookmarkEnd w:id="39"/>
-    <w:bookmarkStart w:id="40" w:name="초기-배포-완료"/>
+    <w:bookmarkEnd w:id="40"/>
+    <w:bookmarkStart w:id="41" w:name="초기-배포-완료"/>
     <w:p>
       <w:pPr>
         <w:pStyle w:val="Heading3"/>
@@ -1679,7 +1884,7 @@
       <w:pPr>
         <w:numPr>
           <w:ilvl w:val="0"/>
-          <w:numId w:val="1021"/>
+          <w:numId w:val="1022"/>
         </w:numPr>
         <w:pStyle w:val="Compact"/>
       </w:pPr>
@@ -1691,7 +1896,7 @@
       <w:pPr>
         <w:numPr>
           <w:ilvl w:val="0"/>
-          <w:numId w:val="1021"/>
+          <w:numId w:val="1022"/>
         </w:numPr>
         <w:pStyle w:val="Compact"/>
       </w:pPr>
@@ -1703,7 +1908,7 @@
       <w:pPr>
         <w:numPr>
           <w:ilvl w:val="0"/>
-          <w:numId w:val="1021"/>
+          <w:numId w:val="1022"/>
         </w:numPr>
         <w:pStyle w:val="Compact"/>
       </w:pPr>
@@ -1715,7 +1920,7 @@
       <w:pPr>
         <w:numPr>
           <w:ilvl w:val="0"/>
-          <w:numId w:val="1021"/>
+          <w:numId w:val="1022"/>
         </w:numPr>
         <w:pStyle w:val="Compact"/>
       </w:pPr>
@@ -1727,7 +1932,7 @@
       <w:pPr>
         <w:numPr>
           <w:ilvl w:val="0"/>
-          <w:numId w:val="1021"/>
+          <w:numId w:val="1022"/>
         </w:numPr>
         <w:pStyle w:val="Compact"/>
       </w:pPr>
@@ -1739,7 +1944,7 @@
       <w:pPr>
         <w:numPr>
           <w:ilvl w:val="0"/>
-          <w:numId w:val="1021"/>
+          <w:numId w:val="1022"/>
         </w:numPr>
         <w:pStyle w:val="Compact"/>
       </w:pPr>
@@ -1747,8 +1952,8 @@
         <w:t xml:space="preserve">[완료]</w:t>
       </w:r>
     </w:p>
-    <w:bookmarkEnd w:id="40"/>
     <w:bookmarkEnd w:id="41"/>
+    <w:bookmarkEnd w:id="42"/>
     <w:sectPr/>
   </w:body>
 </w:document>
@@ -1995,6 +2200,9 @@
     <w:abstractNumId w:val="991"/>
   </w:num>
   <w:num w:numId="1021">
+    <w:abstractNumId w:val="991"/>
+  </w:num>
+  <w:num w:numId="1022">
     <w:abstractNumId w:val="991"/>
   </w:num>
 </w:numbering>

--- a/docs/exports/DEV_LOG.docx
+++ b/docs/exports/DEV_LOG.docx
@@ -2,12 +2,106 @@
 <file path=word/document.xml><?xml version="1.0" encoding="utf-8"?>
 <w:document xmlns:w="http://schemas.openxmlformats.org/wordprocessingml/2006/main" xmlns:m="http://schemas.openxmlformats.org/officeDocument/2006/math" xmlns:r="http://schemas.openxmlformats.org/officeDocument/2006/relationships" xmlns:o="urn:schemas-microsoft-com:office:office" xmlns:v="urn:schemas-microsoft-com:vml" xmlns:w10="urn:schemas-microsoft-com:office:word" xmlns:a="http://schemas.openxmlformats.org/drawingml/2006/main" xmlns:pic="http://schemas.openxmlformats.org/drawingml/2006/picture" xmlns:wp="http://schemas.openxmlformats.org/drawingml/2006/wordprocessingDrawing">
   <w:body>
-    <w:bookmarkStart w:id="20" w:name="가지-핵심기능-이미지-교체-이모지배지문안-정리-실제-앱-홈-화면-추가"/>
+    <w:bookmarkStart w:id="20" w:name="가지-핵심기능-오른쪽-빈칸-해결-파일럿-4배지-사진-오버레이-재작업"/>
     <w:p>
       <w:pPr>
         <w:pStyle w:val="Heading3"/>
       </w:pPr>
       <w:r>
+        <w:t xml:space="preserve">[2026-06-21 16:35] 5가지 핵심기능 오른쪽 빈칸 해결 + 파일럿 4배지 사진 오버레이 재작업</w:t>
+      </w:r>
+    </w:p>
+    <w:p>
+      <w:pPr>
+        <w:numPr>
+          <w:ilvl w:val="0"/>
+          <w:numId w:val="1001"/>
+        </w:numPr>
+        <w:pStyle w:val="Compact"/>
+      </w:pPr>
+      <w:r>
+        <w:t xml:space="preserve">마케터가 화면을 보며 추가 지적한 2건을 처리:</w:t>
+      </w:r>
+    </w:p>
+    <w:p>
+      <w:pPr>
+        <w:numPr>
+          <w:ilvl w:val="0"/>
+          <w:numId w:val="1001"/>
+        </w:numPr>
+        <w:pStyle w:val="Compact"/>
+      </w:pPr>
+      <w:r>
+        <w:t xml:space="preserve">①</w:t>
+      </w:r>
+      <w:r>
+        <w:t xml:space="preserve"> </w:t>
+      </w:r>
+      <w:r>
+        <w:t xml:space="preserve">‘</w:t>
+      </w:r>
+      <w:r>
+        <w:t xml:space="preserve">5가지 핵심 기능</w:t>
+      </w:r>
+      <w:r>
+        <w:t xml:space="preserve">’</w:t>
+      </w:r>
+      <w:r>
+        <w:t xml:space="preserve"> </w:t>
+      </w:r>
+      <w:r>
+        <w:t xml:space="preserve">카드의 오른쪽(글자 영역)이 비어 보이던 문제 최종 해결: 카드 안에서 제목·설명 글을 하나의 박스(div)로 묶어 [사진][글] 두 칸이 가지런히 채워지도록 구조를 정리 (CCG로 원인 확인 — 글이 여러 조각으로 흩어져 빈칸이 생기던 문제)</w:t>
+      </w:r>
+    </w:p>
+    <w:p>
+      <w:pPr>
+        <w:numPr>
+          <w:ilvl w:val="0"/>
+          <w:numId w:val="1001"/>
+        </w:numPr>
+        <w:pStyle w:val="Compact"/>
+      </w:pPr>
+      <w:r>
+        <w:t xml:space="preserve">②</w:t>
+      </w:r>
+      <w:r>
+        <w:t xml:space="preserve"> </w:t>
+      </w:r>
+      <w:r>
+        <w:t xml:space="preserve">‘</w:t>
+      </w:r>
+      <w:r>
+        <w:t xml:space="preserve">파일럿 신청</w:t>
+      </w:r>
+      <w:r>
+        <w:t xml:space="preserve">’</w:t>
+      </w:r>
+      <w:r>
+        <w:t xml:space="preserve"> </w:t>
+      </w:r>
+      <w:r>
+        <w:t xml:space="preserve">4개 혜택 배지(₩0/1일/자유/보안): 사진 아래 흰 박스에 글을 쓰던 촌스러운 구조를 없애고, 사이트 다른 사진들처럼 사진 위에 글자를 얹는(어두운 그라데이션 오버레이) 방식으로 다시 디자인 — 사진 4장 복원</w:t>
+      </w:r>
+    </w:p>
+    <w:p>
+      <w:pPr>
+        <w:numPr>
+          <w:ilvl w:val="0"/>
+          <w:numId w:val="1001"/>
+        </w:numPr>
+        <w:pStyle w:val="Compact"/>
+      </w:pPr>
+      <w:r>
+        <w:t xml:space="preserve">[완료]</w:t>
+      </w:r>
+    </w:p>
+    <w:bookmarkEnd w:id="20"/>
+    <w:bookmarkStart w:id="21" w:name="가지-핵심기능-이미지-교체-이모지배지문안-정리-실제-앱-홈-화면-추가"/>
+    <w:p>
+      <w:pPr>
+        <w:pStyle w:val="Heading3"/>
+      </w:pPr>
+      <w:r>
         <w:t xml:space="preserve">[2026-06-21 16:10] 5가지 핵심기능 이미지 교체 + 이모지/배지/문안 정리 + 실제 앱 홈 화면 추가</w:t>
       </w:r>
     </w:p>
@@ -15,7 +109,7 @@
       <w:pPr>
         <w:numPr>
           <w:ilvl w:val="0"/>
-          <w:numId w:val="1001"/>
+          <w:numId w:val="1002"/>
         </w:numPr>
         <w:pStyle w:val="Compact"/>
       </w:pPr>
@@ -27,7 +121,7 @@
       <w:pPr>
         <w:numPr>
           <w:ilvl w:val="0"/>
-          <w:numId w:val="1001"/>
+          <w:numId w:val="1002"/>
         </w:numPr>
         <w:pStyle w:val="Compact"/>
       </w:pPr>
@@ -57,7 +151,7 @@
       <w:pPr>
         <w:numPr>
           <w:ilvl w:val="0"/>
-          <w:numId w:val="1001"/>
+          <w:numId w:val="1002"/>
         </w:numPr>
         <w:pStyle w:val="Compact"/>
       </w:pPr>
@@ -87,7 +181,7 @@
       <w:pPr>
         <w:numPr>
           <w:ilvl w:val="0"/>
-          <w:numId w:val="1001"/>
+          <w:numId w:val="1002"/>
         </w:numPr>
         <w:pStyle w:val="Compact"/>
       </w:pPr>
@@ -99,7 +193,7 @@
       <w:pPr>
         <w:numPr>
           <w:ilvl w:val="0"/>
-          <w:numId w:val="1001"/>
+          <w:numId w:val="1002"/>
         </w:numPr>
         <w:pStyle w:val="Compact"/>
       </w:pPr>
@@ -111,7 +205,7 @@
       <w:pPr>
         <w:numPr>
           <w:ilvl w:val="0"/>
-          <w:numId w:val="1001"/>
+          <w:numId w:val="1002"/>
         </w:numPr>
         <w:pStyle w:val="Compact"/>
       </w:pPr>
@@ -141,7 +235,7 @@
       <w:pPr>
         <w:numPr>
           <w:ilvl w:val="0"/>
-          <w:numId w:val="1001"/>
+          <w:numId w:val="1002"/>
         </w:numPr>
         <w:pStyle w:val="Compact"/>
       </w:pPr>
@@ -171,7 +265,7 @@
       <w:pPr>
         <w:numPr>
           <w:ilvl w:val="0"/>
-          <w:numId w:val="1001"/>
+          <w:numId w:val="1002"/>
         </w:numPr>
         <w:pStyle w:val="Compact"/>
       </w:pPr>
@@ -198,7 +292,7 @@
       <w:pPr>
         <w:numPr>
           <w:ilvl w:val="0"/>
-          <w:numId w:val="1001"/>
+          <w:numId w:val="1002"/>
         </w:numPr>
         <w:pStyle w:val="Compact"/>
       </w:pPr>
@@ -206,8 +300,8 @@
         <w:t xml:space="preserve">[완료]</w:t>
       </w:r>
     </w:p>
-    <w:bookmarkEnd w:id="20"/>
-    <w:bookmarkStart w:id="21" w:name="사이트-전체-사람차량자연-배경을-한국식으로-교체-외국중국-느낌-제거"/>
+    <w:bookmarkEnd w:id="21"/>
+    <w:bookmarkStart w:id="22" w:name="사이트-전체-사람차량자연-배경을-한국식으로-교체-외국중국-느낌-제거"/>
     <w:p>
       <w:pPr>
         <w:pStyle w:val="Heading3"/>
@@ -220,7 +314,7 @@
       <w:pPr>
         <w:numPr>
           <w:ilvl w:val="0"/>
-          <w:numId w:val="1002"/>
+          <w:numId w:val="1003"/>
         </w:numPr>
         <w:pStyle w:val="Compact"/>
       </w:pPr>
@@ -232,7 +326,7 @@
       <w:pPr>
         <w:numPr>
           <w:ilvl w:val="0"/>
-          <w:numId w:val="1002"/>
+          <w:numId w:val="1003"/>
         </w:numPr>
         <w:pStyle w:val="Compact"/>
       </w:pPr>
@@ -346,7 +440,7 @@
       <w:pPr>
         <w:numPr>
           <w:ilvl w:val="0"/>
-          <w:numId w:val="1002"/>
+          <w:numId w:val="1003"/>
         </w:numPr>
         <w:pStyle w:val="Compact"/>
       </w:pPr>
@@ -358,7 +452,7 @@
       <w:pPr>
         <w:numPr>
           <w:ilvl w:val="0"/>
-          <w:numId w:val="1002"/>
+          <w:numId w:val="1003"/>
         </w:numPr>
         <w:pStyle w:val="Compact"/>
       </w:pPr>
@@ -370,7 +464,7 @@
       <w:pPr>
         <w:numPr>
           <w:ilvl w:val="0"/>
-          <w:numId w:val="1002"/>
+          <w:numId w:val="1003"/>
         </w:numPr>
         <w:pStyle w:val="Compact"/>
       </w:pPr>
@@ -378,8 +472,8 @@
         <w:t xml:space="preserve">[완료]</w:t>
       </w:r>
     </w:p>
-    <w:bookmarkEnd w:id="21"/>
-    <w:bookmarkStart w:id="22" w:name="전체-디자인-감각-패스-taste-스킬-배치사진내용사이즈-그대로"/>
+    <w:bookmarkEnd w:id="22"/>
+    <w:bookmarkStart w:id="23" w:name="전체-디자인-감각-패스-taste-스킬-배치사진내용사이즈-그대로"/>
     <w:p>
       <w:pPr>
         <w:pStyle w:val="Heading3"/>
@@ -392,7 +486,7 @@
       <w:pPr>
         <w:numPr>
           <w:ilvl w:val="0"/>
-          <w:numId w:val="1003"/>
+          <w:numId w:val="1004"/>
         </w:numPr>
         <w:pStyle w:val="Compact"/>
       </w:pPr>
@@ -404,7 +498,7 @@
       <w:pPr>
         <w:numPr>
           <w:ilvl w:val="0"/>
-          <w:numId w:val="1003"/>
+          <w:numId w:val="1004"/>
         </w:numPr>
         <w:pStyle w:val="Compact"/>
       </w:pPr>
@@ -467,7 +561,7 @@
       <w:pPr>
         <w:numPr>
           <w:ilvl w:val="0"/>
-          <w:numId w:val="1003"/>
+          <w:numId w:val="1004"/>
         </w:numPr>
         <w:pStyle w:val="Compact"/>
       </w:pPr>
@@ -475,8 +569,8 @@
         <w:t xml:space="preserve">[완료]</w:t>
       </w:r>
     </w:p>
-    <w:bookmarkEnd w:id="22"/>
-    <w:bookmarkStart w:id="23" w:name="오픈그래프공유-썸네일-이미지-흐릿한-대시보드-나열-상징-그래픽-ccg"/>
+    <w:bookmarkEnd w:id="23"/>
+    <w:bookmarkStart w:id="24" w:name="오픈그래프공유-썸네일-이미지-흐릿한-대시보드-나열-상징-그래픽-ccg"/>
     <w:p>
       <w:pPr>
         <w:pStyle w:val="Heading3"/>
@@ -489,7 +583,7 @@
       <w:pPr>
         <w:numPr>
           <w:ilvl w:val="0"/>
-          <w:numId w:val="1004"/>
+          <w:numId w:val="1005"/>
         </w:numPr>
         <w:pStyle w:val="Compact"/>
       </w:pPr>
@@ -501,7 +595,7 @@
       <w:pPr>
         <w:numPr>
           <w:ilvl w:val="0"/>
-          <w:numId w:val="1004"/>
+          <w:numId w:val="1005"/>
         </w:numPr>
         <w:pStyle w:val="Compact"/>
       </w:pPr>
@@ -537,7 +631,7 @@
       <w:pPr>
         <w:numPr>
           <w:ilvl w:val="0"/>
-          <w:numId w:val="1004"/>
+          <w:numId w:val="1005"/>
         </w:numPr>
         <w:pStyle w:val="Compact"/>
       </w:pPr>
@@ -561,7 +655,7 @@
       <w:pPr>
         <w:numPr>
           <w:ilvl w:val="0"/>
-          <w:numId w:val="1004"/>
+          <w:numId w:val="1005"/>
         </w:numPr>
         <w:pStyle w:val="Compact"/>
       </w:pPr>
@@ -573,7 +667,7 @@
       <w:pPr>
         <w:numPr>
           <w:ilvl w:val="0"/>
-          <w:numId w:val="1004"/>
+          <w:numId w:val="1005"/>
         </w:numPr>
         <w:pStyle w:val="Compact"/>
       </w:pPr>
@@ -581,8 +675,8 @@
         <w:t xml:space="preserve">[완료]</w:t>
       </w:r>
     </w:p>
-    <w:bookmarkEnd w:id="23"/>
-    <w:bookmarkStart w:id="24" w:name="가지-핵심-기능-32-어색한-배치-1열-가로형-슬림-카드"/>
+    <w:bookmarkEnd w:id="24"/>
+    <w:bookmarkStart w:id="25" w:name="가지-핵심-기능-32-어색한-배치-1열-가로형-슬림-카드"/>
     <w:p>
       <w:pPr>
         <w:pStyle w:val="Heading3"/>
@@ -595,7 +689,7 @@
       <w:pPr>
         <w:numPr>
           <w:ilvl w:val="0"/>
-          <w:numId w:val="1005"/>
+          <w:numId w:val="1006"/>
         </w:numPr>
         <w:pStyle w:val="Compact"/>
       </w:pPr>
@@ -607,7 +701,7 @@
       <w:pPr>
         <w:numPr>
           <w:ilvl w:val="0"/>
-          <w:numId w:val="1005"/>
+          <w:numId w:val="1006"/>
         </w:numPr>
         <w:pStyle w:val="Compact"/>
       </w:pPr>
@@ -619,7 +713,7 @@
       <w:pPr>
         <w:numPr>
           <w:ilvl w:val="0"/>
-          <w:numId w:val="1005"/>
+          <w:numId w:val="1006"/>
         </w:numPr>
         <w:pStyle w:val="Compact"/>
       </w:pPr>
@@ -631,7 +725,7 @@
       <w:pPr>
         <w:numPr>
           <w:ilvl w:val="0"/>
-          <w:numId w:val="1005"/>
+          <w:numId w:val="1006"/>
         </w:numPr>
         <w:pStyle w:val="Compact"/>
       </w:pPr>
@@ -639,8 +733,8 @@
         <w:t xml:space="preserve">[완료]</w:t>
       </w:r>
     </w:p>
-    <w:bookmarkEnd w:id="24"/>
-    <w:bookmarkStart w:id="42" w:name="dev_log-마이피드-b2b-랜딩페이지-abl_landing"/>
+    <w:bookmarkEnd w:id="25"/>
+    <w:bookmarkStart w:id="43" w:name="dev_log-마이피드-b2b-랜딩페이지-abl_landing"/>
     <w:p>
       <w:pPr>
         <w:pStyle w:val="Heading1"/>
@@ -649,7 +743,7 @@
         <w:t xml:space="preserve">DEV_LOG — 마이피드 B2B 랜딩페이지 (abl_landing)</w:t>
       </w:r>
     </w:p>
-    <w:bookmarkStart w:id="25" w:name="X79e90aa534b0a41ca5aec1930c74c0755625a6e"/>
+    <w:bookmarkStart w:id="26" w:name="X79e90aa534b0a41ca5aec1930c74c0755625a6e"/>
     <w:p>
       <w:pPr>
         <w:pStyle w:val="Heading3"/>
@@ -662,7 +756,7 @@
       <w:pPr>
         <w:numPr>
           <w:ilvl w:val="0"/>
-          <w:numId w:val="1006"/>
+          <w:numId w:val="1007"/>
         </w:numPr>
         <w:pStyle w:val="Compact"/>
       </w:pPr>
@@ -674,7 +768,7 @@
       <w:pPr>
         <w:numPr>
           <w:ilvl w:val="0"/>
-          <w:numId w:val="1006"/>
+          <w:numId w:val="1007"/>
         </w:numPr>
         <w:pStyle w:val="Compact"/>
       </w:pPr>
@@ -716,7 +810,7 @@
       <w:pPr>
         <w:numPr>
           <w:ilvl w:val="0"/>
-          <w:numId w:val="1006"/>
+          <w:numId w:val="1007"/>
         </w:numPr>
         <w:pStyle w:val="Compact"/>
       </w:pPr>
@@ -728,7 +822,7 @@
       <w:pPr>
         <w:numPr>
           <w:ilvl w:val="0"/>
-          <w:numId w:val="1006"/>
+          <w:numId w:val="1007"/>
         </w:numPr>
         <w:pStyle w:val="Compact"/>
       </w:pPr>
@@ -740,7 +834,7 @@
       <w:pPr>
         <w:numPr>
           <w:ilvl w:val="0"/>
-          <w:numId w:val="1006"/>
+          <w:numId w:val="1007"/>
         </w:numPr>
         <w:pStyle w:val="Compact"/>
       </w:pPr>
@@ -748,8 +842,8 @@
         <w:t xml:space="preserve">[완료]</w:t>
       </w:r>
     </w:p>
-    <w:bookmarkEnd w:id="25"/>
-    <w:bookmarkStart w:id="26" w:name="파일럿-5단계-카드-높이-슬림화"/>
+    <w:bookmarkEnd w:id="26"/>
+    <w:bookmarkStart w:id="27" w:name="파일럿-5단계-카드-높이-슬림화"/>
     <w:p>
       <w:pPr>
         <w:pStyle w:val="Heading3"/>
@@ -762,7 +856,7 @@
       <w:pPr>
         <w:numPr>
           <w:ilvl w:val="0"/>
-          <w:numId w:val="1007"/>
+          <w:numId w:val="1008"/>
         </w:numPr>
         <w:pStyle w:val="Compact"/>
       </w:pPr>
@@ -774,7 +868,7 @@
       <w:pPr>
         <w:numPr>
           <w:ilvl w:val="0"/>
-          <w:numId w:val="1007"/>
+          <w:numId w:val="1008"/>
         </w:numPr>
         <w:pStyle w:val="Compact"/>
       </w:pPr>
@@ -786,7 +880,7 @@
       <w:pPr>
         <w:numPr>
           <w:ilvl w:val="0"/>
-          <w:numId w:val="1007"/>
+          <w:numId w:val="1008"/>
         </w:numPr>
         <w:pStyle w:val="Compact"/>
       </w:pPr>
@@ -794,8 +888,8 @@
         <w:t xml:space="preserve">[완료]</w:t>
       </w:r>
     </w:p>
-    <w:bookmarkEnd w:id="26"/>
-    <w:bookmarkStart w:id="27" w:name="파일럿-5단계-1열-큰-카드로-변경"/>
+    <w:bookmarkEnd w:id="27"/>
+    <w:bookmarkStart w:id="28" w:name="파일럿-5단계-1열-큰-카드로-변경"/>
     <w:p>
       <w:pPr>
         <w:pStyle w:val="Heading3"/>
@@ -808,7 +902,7 @@
       <w:pPr>
         <w:numPr>
           <w:ilvl w:val="0"/>
-          <w:numId w:val="1008"/>
+          <w:numId w:val="1009"/>
         </w:numPr>
         <w:pStyle w:val="Compact"/>
       </w:pPr>
@@ -820,7 +914,7 @@
       <w:pPr>
         <w:numPr>
           <w:ilvl w:val="0"/>
-          <w:numId w:val="1008"/>
+          <w:numId w:val="1009"/>
         </w:numPr>
         <w:pStyle w:val="Compact"/>
       </w:pPr>
@@ -832,7 +926,7 @@
       <w:pPr>
         <w:numPr>
           <w:ilvl w:val="0"/>
-          <w:numId w:val="1008"/>
+          <w:numId w:val="1009"/>
         </w:numPr>
         <w:pStyle w:val="Compact"/>
       </w:pPr>
@@ -844,7 +938,7 @@
       <w:pPr>
         <w:numPr>
           <w:ilvl w:val="0"/>
-          <w:numId w:val="1008"/>
+          <w:numId w:val="1009"/>
         </w:numPr>
         <w:pStyle w:val="Compact"/>
       </w:pPr>
@@ -852,8 +946,8 @@
         <w:t xml:space="preserve">[완료]</w:t>
       </w:r>
     </w:p>
-    <w:bookmarkEnd w:id="27"/>
-    <w:bookmarkStart w:id="28" w:name="파일럿-5단계-빈-칸-제거-5열-가로-타임라인-ccg"/>
+    <w:bookmarkEnd w:id="28"/>
+    <w:bookmarkStart w:id="29" w:name="파일럿-5단계-빈-칸-제거-5열-가로-타임라인-ccg"/>
     <w:p>
       <w:pPr>
         <w:pStyle w:val="Heading3"/>
@@ -866,7 +960,7 @@
       <w:pPr>
         <w:numPr>
           <w:ilvl w:val="0"/>
-          <w:numId w:val="1009"/>
+          <w:numId w:val="1010"/>
         </w:numPr>
         <w:pStyle w:val="Compact"/>
       </w:pPr>
@@ -878,7 +972,7 @@
       <w:pPr>
         <w:numPr>
           <w:ilvl w:val="0"/>
-          <w:numId w:val="1009"/>
+          <w:numId w:val="1010"/>
         </w:numPr>
         <w:pStyle w:val="Compact"/>
       </w:pPr>
@@ -908,7 +1002,7 @@
       <w:pPr>
         <w:numPr>
           <w:ilvl w:val="0"/>
-          <w:numId w:val="1009"/>
+          <w:numId w:val="1010"/>
         </w:numPr>
         <w:pStyle w:val="Compact"/>
       </w:pPr>
@@ -920,7 +1014,7 @@
       <w:pPr>
         <w:numPr>
           <w:ilvl w:val="0"/>
-          <w:numId w:val="1009"/>
+          <w:numId w:val="1010"/>
         </w:numPr>
         <w:pStyle w:val="Compact"/>
       </w:pPr>
@@ -932,7 +1026,7 @@
       <w:pPr>
         <w:numPr>
           <w:ilvl w:val="0"/>
-          <w:numId w:val="1009"/>
+          <w:numId w:val="1010"/>
         </w:numPr>
         <w:pStyle w:val="Compact"/>
       </w:pPr>
@@ -940,8 +1034,8 @@
         <w:t xml:space="preserve">[완료]</w:t>
       </w:r>
     </w:p>
-    <w:bookmarkEnd w:id="28"/>
-    <w:bookmarkStart w:id="29" w:name="핵심-기능-섹션-좌우-균형-녹색-카드-하단-전체폭-배너-ccg"/>
+    <w:bookmarkEnd w:id="29"/>
+    <w:bookmarkStart w:id="30" w:name="핵심-기능-섹션-좌우-균형-녹색-카드-하단-전체폭-배너-ccg"/>
     <w:p>
       <w:pPr>
         <w:pStyle w:val="Heading3"/>
@@ -954,7 +1048,7 @@
       <w:pPr>
         <w:numPr>
           <w:ilvl w:val="0"/>
-          <w:numId w:val="1010"/>
+          <w:numId w:val="1011"/>
         </w:numPr>
         <w:pStyle w:val="Compact"/>
       </w:pPr>
@@ -966,7 +1060,7 @@
       <w:pPr>
         <w:numPr>
           <w:ilvl w:val="0"/>
-          <w:numId w:val="1010"/>
+          <w:numId w:val="1011"/>
         </w:numPr>
         <w:pStyle w:val="Compact"/>
       </w:pPr>
@@ -996,7 +1090,7 @@
       <w:pPr>
         <w:numPr>
           <w:ilvl w:val="0"/>
-          <w:numId w:val="1010"/>
+          <w:numId w:val="1011"/>
         </w:numPr>
         <w:pStyle w:val="Compact"/>
       </w:pPr>
@@ -1008,7 +1102,7 @@
       <w:pPr>
         <w:numPr>
           <w:ilvl w:val="0"/>
-          <w:numId w:val="1010"/>
+          <w:numId w:val="1011"/>
         </w:numPr>
         <w:pStyle w:val="Compact"/>
       </w:pPr>
@@ -1020,7 +1114,7 @@
       <w:pPr>
         <w:numPr>
           <w:ilvl w:val="0"/>
-          <w:numId w:val="1010"/>
+          <w:numId w:val="1011"/>
         </w:numPr>
         <w:pStyle w:val="Compact"/>
       </w:pPr>
@@ -1028,8 +1122,8 @@
         <w:t xml:space="preserve">[완료]</w:t>
       </w:r>
     </w:p>
-    <w:bookmarkEnd w:id="29"/>
-    <w:bookmarkStart w:id="30" w:name="신청-섹션-가로폭을-사이트-표준1120px에-맞춤"/>
+    <w:bookmarkEnd w:id="30"/>
+    <w:bookmarkStart w:id="31" w:name="신청-섹션-가로폭을-사이트-표준1120px에-맞춤"/>
     <w:p>
       <w:pPr>
         <w:pStyle w:val="Heading3"/>
@@ -1042,7 +1136,7 @@
       <w:pPr>
         <w:numPr>
           <w:ilvl w:val="0"/>
-          <w:numId w:val="1011"/>
+          <w:numId w:val="1012"/>
         </w:numPr>
         <w:pStyle w:val="Compact"/>
       </w:pPr>
@@ -1054,7 +1148,7 @@
       <w:pPr>
         <w:numPr>
           <w:ilvl w:val="0"/>
-          <w:numId w:val="1011"/>
+          <w:numId w:val="1012"/>
         </w:numPr>
         <w:pStyle w:val="Compact"/>
       </w:pPr>
@@ -1066,7 +1160,7 @@
       <w:pPr>
         <w:numPr>
           <w:ilvl w:val="0"/>
-          <w:numId w:val="1011"/>
+          <w:numId w:val="1012"/>
         </w:numPr>
         <w:pStyle w:val="Compact"/>
       </w:pPr>
@@ -1078,7 +1172,7 @@
       <w:pPr>
         <w:numPr>
           <w:ilvl w:val="0"/>
-          <w:numId w:val="1011"/>
+          <w:numId w:val="1012"/>
         </w:numPr>
         <w:pStyle w:val="Compact"/>
       </w:pPr>
@@ -1086,8 +1180,8 @@
         <w:t xml:space="preserve">[완료]</w:t>
       </w:r>
     </w:p>
-    <w:bookmarkEnd w:id="30"/>
-    <w:bookmarkStart w:id="31" w:name="신청-섹션-가치-타일-사진-위-글씨-이미지-위텍스트-아래-카드-ccg"/>
+    <w:bookmarkEnd w:id="31"/>
+    <w:bookmarkStart w:id="32" w:name="신청-섹션-가치-타일-사진-위-글씨-이미지-위텍스트-아래-카드-ccg"/>
     <w:p>
       <w:pPr>
         <w:pStyle w:val="Heading3"/>
@@ -1100,7 +1194,7 @@
       <w:pPr>
         <w:numPr>
           <w:ilvl w:val="0"/>
-          <w:numId w:val="1012"/>
+          <w:numId w:val="1013"/>
         </w:numPr>
         <w:pStyle w:val="Compact"/>
       </w:pPr>
@@ -1112,7 +1206,7 @@
       <w:pPr>
         <w:numPr>
           <w:ilvl w:val="0"/>
-          <w:numId w:val="1012"/>
+          <w:numId w:val="1013"/>
         </w:numPr>
         <w:pStyle w:val="Compact"/>
       </w:pPr>
@@ -1142,7 +1236,7 @@
       <w:pPr>
         <w:numPr>
           <w:ilvl w:val="0"/>
-          <w:numId w:val="1012"/>
+          <w:numId w:val="1013"/>
         </w:numPr>
         <w:pStyle w:val="Compact"/>
       </w:pPr>
@@ -1154,7 +1248,7 @@
       <w:pPr>
         <w:numPr>
           <w:ilvl w:val="0"/>
-          <w:numId w:val="1012"/>
+          <w:numId w:val="1013"/>
         </w:numPr>
         <w:pStyle w:val="Compact"/>
       </w:pPr>
@@ -1166,7 +1260,7 @@
       <w:pPr>
         <w:numPr>
           <w:ilvl w:val="0"/>
-          <w:numId w:val="1012"/>
+          <w:numId w:val="1013"/>
         </w:numPr>
         <w:pStyle w:val="Compact"/>
       </w:pPr>
@@ -1174,8 +1268,8 @@
         <w:t xml:space="preserve">[완료]</w:t>
       </w:r>
     </w:p>
-    <w:bookmarkEnd w:id="31"/>
-    <w:bookmarkStart w:id="32" w:name="솔루션-5단계-이미지-크게-지그재그-레이아웃-ccg"/>
+    <w:bookmarkEnd w:id="32"/>
+    <w:bookmarkStart w:id="33" w:name="솔루션-5단계-이미지-크게-지그재그-레이아웃-ccg"/>
     <w:p>
       <w:pPr>
         <w:pStyle w:val="Heading3"/>
@@ -1188,7 +1282,7 @@
       <w:pPr>
         <w:numPr>
           <w:ilvl w:val="0"/>
-          <w:numId w:val="1013"/>
+          <w:numId w:val="1014"/>
         </w:numPr>
         <w:pStyle w:val="Compact"/>
       </w:pPr>
@@ -1200,7 +1294,7 @@
       <w:pPr>
         <w:numPr>
           <w:ilvl w:val="0"/>
-          <w:numId w:val="1013"/>
+          <w:numId w:val="1014"/>
         </w:numPr>
         <w:pStyle w:val="Compact"/>
       </w:pPr>
@@ -1212,7 +1306,7 @@
       <w:pPr>
         <w:numPr>
           <w:ilvl w:val="0"/>
-          <w:numId w:val="1013"/>
+          <w:numId w:val="1014"/>
         </w:numPr>
         <w:pStyle w:val="Compact"/>
       </w:pPr>
@@ -1224,7 +1318,7 @@
       <w:pPr>
         <w:numPr>
           <w:ilvl w:val="0"/>
-          <w:numId w:val="1013"/>
+          <w:numId w:val="1014"/>
         </w:numPr>
         <w:pStyle w:val="Compact"/>
       </w:pPr>
@@ -1236,7 +1330,7 @@
       <w:pPr>
         <w:numPr>
           <w:ilvl w:val="0"/>
-          <w:numId w:val="1013"/>
+          <w:numId w:val="1014"/>
         </w:numPr>
         <w:pStyle w:val="Compact"/>
       </w:pPr>
@@ -1248,7 +1342,7 @@
       <w:pPr>
         <w:numPr>
           <w:ilvl w:val="0"/>
-          <w:numId w:val="1013"/>
+          <w:numId w:val="1014"/>
         </w:numPr>
         <w:pStyle w:val="Compact"/>
       </w:pPr>
@@ -1256,8 +1350,8 @@
         <w:t xml:space="preserve">[완료]</w:t>
       </w:r>
     </w:p>
-    <w:bookmarkEnd w:id="32"/>
-    <w:bookmarkStart w:id="33" w:name="신청-섹션-가치-타일-실사-사진-카드로-교체-ccg"/>
+    <w:bookmarkEnd w:id="33"/>
+    <w:bookmarkStart w:id="34" w:name="신청-섹션-가치-타일-실사-사진-카드로-교체-ccg"/>
     <w:p>
       <w:pPr>
         <w:pStyle w:val="Heading3"/>
@@ -1270,7 +1364,7 @@
       <w:pPr>
         <w:numPr>
           <w:ilvl w:val="0"/>
-          <w:numId w:val="1014"/>
+          <w:numId w:val="1015"/>
         </w:numPr>
         <w:pStyle w:val="Compact"/>
       </w:pPr>
@@ -1282,7 +1376,7 @@
       <w:pPr>
         <w:numPr>
           <w:ilvl w:val="0"/>
-          <w:numId w:val="1014"/>
+          <w:numId w:val="1015"/>
         </w:numPr>
         <w:pStyle w:val="Compact"/>
       </w:pPr>
@@ -1294,7 +1388,7 @@
       <w:pPr>
         <w:numPr>
           <w:ilvl w:val="0"/>
-          <w:numId w:val="1014"/>
+          <w:numId w:val="1015"/>
         </w:numPr>
         <w:pStyle w:val="Compact"/>
       </w:pPr>
@@ -1312,7 +1406,7 @@
       <w:pPr>
         <w:numPr>
           <w:ilvl w:val="0"/>
-          <w:numId w:val="1014"/>
+          <w:numId w:val="1015"/>
         </w:numPr>
         <w:pStyle w:val="Compact"/>
       </w:pPr>
@@ -1324,7 +1418,7 @@
       <w:pPr>
         <w:numPr>
           <w:ilvl w:val="0"/>
-          <w:numId w:val="1014"/>
+          <w:numId w:val="1015"/>
         </w:numPr>
         <w:pStyle w:val="Compact"/>
       </w:pPr>
@@ -1332,8 +1426,8 @@
         <w:t xml:space="preserve">[완료]</w:t>
       </w:r>
     </w:p>
-    <w:bookmarkEnd w:id="33"/>
-    <w:bookmarkStart w:id="34" w:name="신청-섹션-가치-타일에-상징-아이콘-추가-ccg"/>
+    <w:bookmarkEnd w:id="34"/>
+    <w:bookmarkStart w:id="35" w:name="신청-섹션-가치-타일에-상징-아이콘-추가-ccg"/>
     <w:p>
       <w:pPr>
         <w:pStyle w:val="Heading3"/>
@@ -1346,7 +1440,7 @@
       <w:pPr>
         <w:numPr>
           <w:ilvl w:val="0"/>
-          <w:numId w:val="1015"/>
+          <w:numId w:val="1016"/>
         </w:numPr>
         <w:pStyle w:val="Compact"/>
       </w:pPr>
@@ -1376,7 +1470,7 @@
       <w:pPr>
         <w:numPr>
           <w:ilvl w:val="0"/>
-          <w:numId w:val="1015"/>
+          <w:numId w:val="1016"/>
         </w:numPr>
         <w:pStyle w:val="Compact"/>
       </w:pPr>
@@ -1388,7 +1482,7 @@
       <w:pPr>
         <w:numPr>
           <w:ilvl w:val="0"/>
-          <w:numId w:val="1015"/>
+          <w:numId w:val="1016"/>
         </w:numPr>
         <w:pStyle w:val="Compact"/>
       </w:pPr>
@@ -1400,7 +1494,7 @@
       <w:pPr>
         <w:numPr>
           <w:ilvl w:val="0"/>
-          <w:numId w:val="1015"/>
+          <w:numId w:val="1016"/>
         </w:numPr>
         <w:pStyle w:val="Compact"/>
       </w:pPr>
@@ -1408,8 +1502,8 @@
         <w:t xml:space="preserve">[완료]</w:t>
       </w:r>
     </w:p>
-    <w:bookmarkEnd w:id="34"/>
-    <w:bookmarkStart w:id="35" w:name="하단-띠배너-가운데-정렬"/>
+    <w:bookmarkEnd w:id="35"/>
+    <w:bookmarkStart w:id="36" w:name="하단-띠배너-가운데-정렬"/>
     <w:p>
       <w:pPr>
         <w:pStyle w:val="Heading3"/>
@@ -1422,7 +1516,7 @@
       <w:pPr>
         <w:numPr>
           <w:ilvl w:val="0"/>
-          <w:numId w:val="1016"/>
+          <w:numId w:val="1017"/>
         </w:numPr>
         <w:pStyle w:val="Compact"/>
       </w:pPr>
@@ -1434,7 +1528,7 @@
       <w:pPr>
         <w:numPr>
           <w:ilvl w:val="0"/>
-          <w:numId w:val="1016"/>
+          <w:numId w:val="1017"/>
         </w:numPr>
         <w:pStyle w:val="Compact"/>
       </w:pPr>
@@ -1446,7 +1540,7 @@
       <w:pPr>
         <w:numPr>
           <w:ilvl w:val="0"/>
-          <w:numId w:val="1016"/>
+          <w:numId w:val="1017"/>
         </w:numPr>
         <w:pStyle w:val="Compact"/>
       </w:pPr>
@@ -1454,8 +1548,8 @@
         <w:t xml:space="preserve">[완료]</w:t>
       </w:r>
     </w:p>
-    <w:bookmarkEnd w:id="35"/>
-    <w:bookmarkStart w:id="36" w:name="파일럿-5단계-ai-느낌-svg-실사-사진-교체-ccg"/>
+    <w:bookmarkEnd w:id="36"/>
+    <w:bookmarkStart w:id="37" w:name="파일럿-5단계-ai-느낌-svg-실사-사진-교체-ccg"/>
     <w:p>
       <w:pPr>
         <w:pStyle w:val="Heading3"/>
@@ -1468,7 +1562,7 @@
       <w:pPr>
         <w:numPr>
           <w:ilvl w:val="0"/>
-          <w:numId w:val="1017"/>
+          <w:numId w:val="1018"/>
         </w:numPr>
         <w:pStyle w:val="Compact"/>
       </w:pPr>
@@ -1480,7 +1574,7 @@
       <w:pPr>
         <w:numPr>
           <w:ilvl w:val="0"/>
-          <w:numId w:val="1017"/>
+          <w:numId w:val="1018"/>
         </w:numPr>
         <w:pStyle w:val="Compact"/>
       </w:pPr>
@@ -1492,7 +1586,7 @@
       <w:pPr>
         <w:numPr>
           <w:ilvl w:val="0"/>
-          <w:numId w:val="1017"/>
+          <w:numId w:val="1018"/>
         </w:numPr>
         <w:pStyle w:val="Compact"/>
       </w:pPr>
@@ -1504,7 +1598,7 @@
       <w:pPr>
         <w:numPr>
           <w:ilvl w:val="0"/>
-          <w:numId w:val="1017"/>
+          <w:numId w:val="1018"/>
         </w:numPr>
         <w:pStyle w:val="Compact"/>
       </w:pPr>
@@ -1516,7 +1610,7 @@
       <w:pPr>
         <w:numPr>
           <w:ilvl w:val="0"/>
-          <w:numId w:val="1017"/>
+          <w:numId w:val="1018"/>
         </w:numPr>
         <w:pStyle w:val="Compact"/>
       </w:pPr>
@@ -1524,8 +1618,8 @@
         <w:t xml:space="preserve">[완료]</w:t>
       </w:r>
     </w:p>
-    <w:bookmarkEnd w:id="36"/>
-    <w:bookmarkStart w:id="37" w:name="희미함작은이미지-해결-실사-11장-생성-대형-사진-레이아웃-ccg"/>
+    <w:bookmarkEnd w:id="37"/>
+    <w:bookmarkStart w:id="38" w:name="희미함작은이미지-해결-실사-11장-생성-대형-사진-레이아웃-ccg"/>
     <w:p>
       <w:pPr>
         <w:pStyle w:val="Heading3"/>
@@ -1538,7 +1632,7 @@
       <w:pPr>
         <w:numPr>
           <w:ilvl w:val="0"/>
-          <w:numId w:val="1018"/>
+          <w:numId w:val="1019"/>
         </w:numPr>
         <w:pStyle w:val="Compact"/>
       </w:pPr>
@@ -1550,7 +1644,7 @@
       <w:pPr>
         <w:numPr>
           <w:ilvl w:val="0"/>
-          <w:numId w:val="1018"/>
+          <w:numId w:val="1019"/>
         </w:numPr>
         <w:pStyle w:val="Compact"/>
       </w:pPr>
@@ -1580,7 +1674,7 @@
       <w:pPr>
         <w:numPr>
           <w:ilvl w:val="0"/>
-          <w:numId w:val="1018"/>
+          <w:numId w:val="1019"/>
         </w:numPr>
         <w:pStyle w:val="Compact"/>
       </w:pPr>
@@ -1592,7 +1686,7 @@
       <w:pPr>
         <w:numPr>
           <w:ilvl w:val="0"/>
-          <w:numId w:val="1018"/>
+          <w:numId w:val="1019"/>
         </w:numPr>
         <w:pStyle w:val="Compact"/>
       </w:pPr>
@@ -1604,7 +1698,7 @@
       <w:pPr>
         <w:numPr>
           <w:ilvl w:val="0"/>
-          <w:numId w:val="1018"/>
+          <w:numId w:val="1019"/>
         </w:numPr>
         <w:pStyle w:val="Compact"/>
       </w:pPr>
@@ -1616,7 +1710,7 @@
       <w:pPr>
         <w:numPr>
           <w:ilvl w:val="0"/>
-          <w:numId w:val="1018"/>
+          <w:numId w:val="1019"/>
         </w:numPr>
         <w:pStyle w:val="Compact"/>
       </w:pPr>
@@ -1628,7 +1722,7 @@
       <w:pPr>
         <w:numPr>
           <w:ilvl w:val="0"/>
-          <w:numId w:val="1018"/>
+          <w:numId w:val="1019"/>
         </w:numPr>
         <w:pStyle w:val="Compact"/>
       </w:pPr>
@@ -1636,8 +1730,8 @@
         <w:t xml:space="preserve">[완료]</w:t>
       </w:r>
     </w:p>
-    <w:bookmarkEnd w:id="37"/>
-    <w:bookmarkStart w:id="38" w:name="일러스트-개선-잘림-해결-갤러리-실제화면-교체-ccg-b안"/>
+    <w:bookmarkEnd w:id="38"/>
+    <w:bookmarkStart w:id="39" w:name="일러스트-개선-잘림-해결-갤러리-실제화면-교체-ccg-b안"/>
     <w:p>
       <w:pPr>
         <w:pStyle w:val="Heading3"/>
@@ -1650,7 +1744,7 @@
       <w:pPr>
         <w:numPr>
           <w:ilvl w:val="0"/>
-          <w:numId w:val="1019"/>
+          <w:numId w:val="1020"/>
         </w:numPr>
         <w:pStyle w:val="Compact"/>
       </w:pPr>
@@ -1662,7 +1756,7 @@
       <w:pPr>
         <w:numPr>
           <w:ilvl w:val="0"/>
-          <w:numId w:val="1019"/>
+          <w:numId w:val="1020"/>
         </w:numPr>
         <w:pStyle w:val="Compact"/>
       </w:pPr>
@@ -1674,7 +1768,7 @@
       <w:pPr>
         <w:numPr>
           <w:ilvl w:val="0"/>
-          <w:numId w:val="1019"/>
+          <w:numId w:val="1020"/>
         </w:numPr>
         <w:pStyle w:val="Compact"/>
       </w:pPr>
@@ -1698,7 +1792,7 @@
       <w:pPr>
         <w:numPr>
           <w:ilvl w:val="0"/>
-          <w:numId w:val="1019"/>
+          <w:numId w:val="1020"/>
         </w:numPr>
         <w:pStyle w:val="Compact"/>
       </w:pPr>
@@ -1706,8 +1800,8 @@
         <w:t xml:space="preserve">[완료]</w:t>
       </w:r>
     </w:p>
-    <w:bookmarkEnd w:id="38"/>
-    <w:bookmarkStart w:id="39" w:name="도입효과-중복-정리-색감-통일-ccg-b안-마무리"/>
+    <w:bookmarkEnd w:id="39"/>
+    <w:bookmarkStart w:id="40" w:name="도입효과-중복-정리-색감-통일-ccg-b안-마무리"/>
     <w:p>
       <w:pPr>
         <w:pStyle w:val="Heading3"/>
@@ -1720,7 +1814,7 @@
       <w:pPr>
         <w:numPr>
           <w:ilvl w:val="0"/>
-          <w:numId w:val="1020"/>
+          <w:numId w:val="1021"/>
         </w:numPr>
         <w:pStyle w:val="Compact"/>
       </w:pPr>
@@ -1732,7 +1826,7 @@
       <w:pPr>
         <w:numPr>
           <w:ilvl w:val="0"/>
-          <w:numId w:val="1020"/>
+          <w:numId w:val="1021"/>
         </w:numPr>
         <w:pStyle w:val="Compact"/>
       </w:pPr>
@@ -1744,7 +1838,7 @@
       <w:pPr>
         <w:numPr>
           <w:ilvl w:val="0"/>
-          <w:numId w:val="1020"/>
+          <w:numId w:val="1021"/>
         </w:numPr>
         <w:pStyle w:val="Compact"/>
       </w:pPr>
@@ -1756,7 +1850,7 @@
       <w:pPr>
         <w:numPr>
           <w:ilvl w:val="0"/>
-          <w:numId w:val="1020"/>
+          <w:numId w:val="1021"/>
         </w:numPr>
         <w:pStyle w:val="Compact"/>
       </w:pPr>
@@ -1768,7 +1862,7 @@
       <w:pPr>
         <w:numPr>
           <w:ilvl w:val="0"/>
-          <w:numId w:val="1020"/>
+          <w:numId w:val="1021"/>
         </w:numPr>
         <w:pStyle w:val="Compact"/>
       </w:pPr>
@@ -1776,8 +1870,8 @@
         <w:t xml:space="preserve">[완료]</w:t>
       </w:r>
     </w:p>
-    <w:bookmarkEnd w:id="39"/>
-    <w:bookmarkStart w:id="40" w:name="solution-섹션-좌우-균형-반응형-개선-ccg"/>
+    <w:bookmarkEnd w:id="40"/>
+    <w:bookmarkStart w:id="41" w:name="solution-섹션-좌우-균형-반응형-개선-ccg"/>
     <w:p>
       <w:pPr>
         <w:pStyle w:val="Heading3"/>
@@ -1790,7 +1884,7 @@
       <w:pPr>
         <w:numPr>
           <w:ilvl w:val="0"/>
-          <w:numId w:val="1021"/>
+          <w:numId w:val="1022"/>
         </w:numPr>
         <w:pStyle w:val="Compact"/>
       </w:pPr>
@@ -1802,7 +1896,7 @@
       <w:pPr>
         <w:numPr>
           <w:ilvl w:val="0"/>
-          <w:numId w:val="1021"/>
+          <w:numId w:val="1022"/>
         </w:numPr>
         <w:pStyle w:val="Compact"/>
       </w:pPr>
@@ -1814,7 +1908,7 @@
       <w:pPr>
         <w:numPr>
           <w:ilvl w:val="0"/>
-          <w:numId w:val="1021"/>
+          <w:numId w:val="1022"/>
         </w:numPr>
         <w:pStyle w:val="Compact"/>
       </w:pPr>
@@ -1826,7 +1920,7 @@
       <w:pPr>
         <w:numPr>
           <w:ilvl w:val="0"/>
-          <w:numId w:val="1021"/>
+          <w:numId w:val="1022"/>
         </w:numPr>
         <w:pStyle w:val="Compact"/>
       </w:pPr>
@@ -1838,7 +1932,7 @@
       <w:pPr>
         <w:numPr>
           <w:ilvl w:val="0"/>
-          <w:numId w:val="1021"/>
+          <w:numId w:val="1022"/>
         </w:numPr>
         <w:pStyle w:val="Compact"/>
       </w:pPr>
@@ -1850,7 +1944,7 @@
       <w:pPr>
         <w:numPr>
           <w:ilvl w:val="0"/>
-          <w:numId w:val="1021"/>
+          <w:numId w:val="1022"/>
         </w:numPr>
         <w:pStyle w:val="Compact"/>
       </w:pPr>
@@ -1862,7 +1956,7 @@
       <w:pPr>
         <w:numPr>
           <w:ilvl w:val="0"/>
-          <w:numId w:val="1021"/>
+          <w:numId w:val="1022"/>
         </w:numPr>
         <w:pStyle w:val="Compact"/>
       </w:pPr>
@@ -1870,8 +1964,8 @@
         <w:t xml:space="preserve">[완료]</w:t>
       </w:r>
     </w:p>
-    <w:bookmarkEnd w:id="40"/>
-    <w:bookmarkStart w:id="41" w:name="초기-배포-완료"/>
+    <w:bookmarkEnd w:id="41"/>
+    <w:bookmarkStart w:id="42" w:name="초기-배포-완료"/>
     <w:p>
       <w:pPr>
         <w:pStyle w:val="Heading3"/>
@@ -1884,7 +1978,7 @@
       <w:pPr>
         <w:numPr>
           <w:ilvl w:val="0"/>
-          <w:numId w:val="1022"/>
+          <w:numId w:val="1023"/>
         </w:numPr>
         <w:pStyle w:val="Compact"/>
       </w:pPr>
@@ -1896,7 +1990,7 @@
       <w:pPr>
         <w:numPr>
           <w:ilvl w:val="0"/>
-          <w:numId w:val="1022"/>
+          <w:numId w:val="1023"/>
         </w:numPr>
         <w:pStyle w:val="Compact"/>
       </w:pPr>
@@ -1908,7 +2002,7 @@
       <w:pPr>
         <w:numPr>
           <w:ilvl w:val="0"/>
-          <w:numId w:val="1022"/>
+          <w:numId w:val="1023"/>
         </w:numPr>
         <w:pStyle w:val="Compact"/>
       </w:pPr>
@@ -1920,7 +2014,7 @@
       <w:pPr>
         <w:numPr>
           <w:ilvl w:val="0"/>
-          <w:numId w:val="1022"/>
+          <w:numId w:val="1023"/>
         </w:numPr>
         <w:pStyle w:val="Compact"/>
       </w:pPr>
@@ -1932,7 +2026,7 @@
       <w:pPr>
         <w:numPr>
           <w:ilvl w:val="0"/>
-          <w:numId w:val="1022"/>
+          <w:numId w:val="1023"/>
         </w:numPr>
         <w:pStyle w:val="Compact"/>
       </w:pPr>
@@ -1944,7 +2038,7 @@
       <w:pPr>
         <w:numPr>
           <w:ilvl w:val="0"/>
-          <w:numId w:val="1022"/>
+          <w:numId w:val="1023"/>
         </w:numPr>
         <w:pStyle w:val="Compact"/>
       </w:pPr>
@@ -1952,8 +2046,8 @@
         <w:t xml:space="preserve">[완료]</w:t>
       </w:r>
     </w:p>
-    <w:bookmarkEnd w:id="41"/>
     <w:bookmarkEnd w:id="42"/>
+    <w:bookmarkEnd w:id="43"/>
     <w:sectPr/>
   </w:body>
 </w:document>
@@ -2203,6 +2297,9 @@
     <w:abstractNumId w:val="991"/>
   </w:num>
   <w:num w:numId="1022">
+    <w:abstractNumId w:val="991"/>
+  </w:num>
+  <w:num w:numId="1023">
     <w:abstractNumId w:val="991"/>
   </w:num>
 </w:numbering>

--- a/docs/exports/DEV_LOG.docx
+++ b/docs/exports/DEV_LOG.docx
@@ -2,12 +2,76 @@
 <file path=word/document.xml><?xml version="1.0" encoding="utf-8"?>
 <w:document xmlns:w="http://schemas.openxmlformats.org/wordprocessingml/2006/main" xmlns:m="http://schemas.openxmlformats.org/officeDocument/2006/math" xmlns:r="http://schemas.openxmlformats.org/officeDocument/2006/relationships" xmlns:o="urn:schemas-microsoft-com:office:office" xmlns:v="urn:schemas-microsoft-com:vml" xmlns:w10="urn:schemas-microsoft-com:office:word" xmlns:a="http://schemas.openxmlformats.org/drawingml/2006/main" xmlns:pic="http://schemas.openxmlformats.org/drawingml/2006/picture" xmlns:wp="http://schemas.openxmlformats.org/drawingml/2006/wordprocessingDrawing">
   <w:body>
-    <w:bookmarkStart w:id="20" w:name="가지-핵심기능-오른쪽-빈칸-해결-파일럿-4배지-사진-오버레이-재작업"/>
+    <w:bookmarkStart w:id="20" w:name="신청-폼-개인정보-동의-체크박스-삭제"/>
     <w:p>
       <w:pPr>
         <w:pStyle w:val="Heading3"/>
       </w:pPr>
       <w:r>
+        <w:t xml:space="preserve">[2026-06-21 16:45] 신청 폼 개인정보 동의 체크박스 삭제</w:t>
+      </w:r>
+    </w:p>
+    <w:p>
+      <w:pPr>
+        <w:numPr>
+          <w:ilvl w:val="0"/>
+          <w:numId w:val="1001"/>
+        </w:numPr>
+        <w:pStyle w:val="Compact"/>
+      </w:pPr>
+      <w:r>
+        <w:t xml:space="preserve">마케터 요청으로 파일럿 신청 폼의</w:t>
+      </w:r>
+      <w:r>
+        <w:t xml:space="preserve"> </w:t>
+      </w:r>
+      <w:r>
+        <w:t xml:space="preserve">‘</w:t>
+      </w:r>
+      <w:r>
+        <w:t xml:space="preserve">(필수) 개인정보 수집·이용 동의</w:t>
+      </w:r>
+      <w:r>
+        <w:t xml:space="preserve">’</w:t>
+      </w:r>
+      <w:r>
+        <w:t xml:space="preserve"> </w:t>
+      </w:r>
+      <w:r>
+        <w:t xml:space="preserve">체크박스를 제거</w:t>
+      </w:r>
+    </w:p>
+    <w:p>
+      <w:pPr>
+        <w:numPr>
+          <w:ilvl w:val="0"/>
+          <w:numId w:val="1001"/>
+        </w:numPr>
+        <w:pStyle w:val="Compact"/>
+      </w:pPr>
+      <w:r>
+        <w:t xml:space="preserve">체크박스와 연결된 검증 로직·오류 안내·이벤트 처리까지 함께 정리해 오류 없이 동작하도록 함</w:t>
+      </w:r>
+    </w:p>
+    <w:p>
+      <w:pPr>
+        <w:numPr>
+          <w:ilvl w:val="0"/>
+          <w:numId w:val="1001"/>
+        </w:numPr>
+        <w:pStyle w:val="Compact"/>
+      </w:pPr>
+      <w:r>
+        <w:t xml:space="preserve">[완료]</w:t>
+      </w:r>
+    </w:p>
+    <w:bookmarkEnd w:id="20"/>
+    <w:bookmarkStart w:id="21" w:name="가지-핵심기능-오른쪽-빈칸-해결-파일럿-4배지-사진-오버레이-재작업"/>
+    <w:p>
+      <w:pPr>
+        <w:pStyle w:val="Heading3"/>
+      </w:pPr>
+      <w:r>
         <w:t xml:space="preserve">[2026-06-21 16:35] 5가지 핵심기능 오른쪽 빈칸 해결 + 파일럿 4배지 사진 오버레이 재작업</w:t>
       </w:r>
     </w:p>
@@ -15,7 +79,7 @@
       <w:pPr>
         <w:numPr>
           <w:ilvl w:val="0"/>
-          <w:numId w:val="1001"/>
+          <w:numId w:val="1002"/>
         </w:numPr>
         <w:pStyle w:val="Compact"/>
       </w:pPr>
@@ -27,7 +91,7 @@
       <w:pPr>
         <w:numPr>
           <w:ilvl w:val="0"/>
-          <w:numId w:val="1001"/>
+          <w:numId w:val="1002"/>
         </w:numPr>
         <w:pStyle w:val="Compact"/>
       </w:pPr>
@@ -57,7 +121,7 @@
       <w:pPr>
         <w:numPr>
           <w:ilvl w:val="0"/>
-          <w:numId w:val="1001"/>
+          <w:numId w:val="1002"/>
         </w:numPr>
         <w:pStyle w:val="Compact"/>
       </w:pPr>
@@ -87,7 +151,7 @@
       <w:pPr>
         <w:numPr>
           <w:ilvl w:val="0"/>
-          <w:numId w:val="1001"/>
+          <w:numId w:val="1002"/>
         </w:numPr>
         <w:pStyle w:val="Compact"/>
       </w:pPr>
@@ -95,8 +159,8 @@
         <w:t xml:space="preserve">[완료]</w:t>
       </w:r>
     </w:p>
-    <w:bookmarkEnd w:id="20"/>
-    <w:bookmarkStart w:id="21" w:name="가지-핵심기능-이미지-교체-이모지배지문안-정리-실제-앱-홈-화면-추가"/>
+    <w:bookmarkEnd w:id="21"/>
+    <w:bookmarkStart w:id="22" w:name="가지-핵심기능-이미지-교체-이모지배지문안-정리-실제-앱-홈-화면-추가"/>
     <w:p>
       <w:pPr>
         <w:pStyle w:val="Heading3"/>
@@ -109,7 +173,7 @@
       <w:pPr>
         <w:numPr>
           <w:ilvl w:val="0"/>
-          <w:numId w:val="1002"/>
+          <w:numId w:val="1003"/>
         </w:numPr>
         <w:pStyle w:val="Compact"/>
       </w:pPr>
@@ -121,7 +185,7 @@
       <w:pPr>
         <w:numPr>
           <w:ilvl w:val="0"/>
-          <w:numId w:val="1002"/>
+          <w:numId w:val="1003"/>
         </w:numPr>
         <w:pStyle w:val="Compact"/>
       </w:pPr>
@@ -151,7 +215,7 @@
       <w:pPr>
         <w:numPr>
           <w:ilvl w:val="0"/>
-          <w:numId w:val="1002"/>
+          <w:numId w:val="1003"/>
         </w:numPr>
         <w:pStyle w:val="Compact"/>
       </w:pPr>
@@ -181,7 +245,7 @@
       <w:pPr>
         <w:numPr>
           <w:ilvl w:val="0"/>
-          <w:numId w:val="1002"/>
+          <w:numId w:val="1003"/>
         </w:numPr>
         <w:pStyle w:val="Compact"/>
       </w:pPr>
@@ -193,7 +257,7 @@
       <w:pPr>
         <w:numPr>
           <w:ilvl w:val="0"/>
-          <w:numId w:val="1002"/>
+          <w:numId w:val="1003"/>
         </w:numPr>
         <w:pStyle w:val="Compact"/>
       </w:pPr>
@@ -205,7 +269,7 @@
       <w:pPr>
         <w:numPr>
           <w:ilvl w:val="0"/>
-          <w:numId w:val="1002"/>
+          <w:numId w:val="1003"/>
         </w:numPr>
         <w:pStyle w:val="Compact"/>
       </w:pPr>
@@ -235,7 +299,7 @@
       <w:pPr>
         <w:numPr>
           <w:ilvl w:val="0"/>
-          <w:numId w:val="1002"/>
+          <w:numId w:val="1003"/>
         </w:numPr>
         <w:pStyle w:val="Compact"/>
       </w:pPr>
@@ -265,7 +329,7 @@
       <w:pPr>
         <w:numPr>
           <w:ilvl w:val="0"/>
-          <w:numId w:val="1002"/>
+          <w:numId w:val="1003"/>
         </w:numPr>
         <w:pStyle w:val="Compact"/>
       </w:pPr>
@@ -292,7 +356,7 @@
       <w:pPr>
         <w:numPr>
           <w:ilvl w:val="0"/>
-          <w:numId w:val="1002"/>
+          <w:numId w:val="1003"/>
         </w:numPr>
         <w:pStyle w:val="Compact"/>
       </w:pPr>
@@ -300,8 +364,8 @@
         <w:t xml:space="preserve">[완료]</w:t>
       </w:r>
     </w:p>
-    <w:bookmarkEnd w:id="21"/>
-    <w:bookmarkStart w:id="22" w:name="사이트-전체-사람차량자연-배경을-한국식으로-교체-외국중국-느낌-제거"/>
+    <w:bookmarkEnd w:id="22"/>
+    <w:bookmarkStart w:id="23" w:name="사이트-전체-사람차량자연-배경을-한국식으로-교체-외국중국-느낌-제거"/>
     <w:p>
       <w:pPr>
         <w:pStyle w:val="Heading3"/>
@@ -314,7 +378,7 @@
       <w:pPr>
         <w:numPr>
           <w:ilvl w:val="0"/>
-          <w:numId w:val="1003"/>
+          <w:numId w:val="1004"/>
         </w:numPr>
         <w:pStyle w:val="Compact"/>
       </w:pPr>
@@ -326,7 +390,7 @@
       <w:pPr>
         <w:numPr>
           <w:ilvl w:val="0"/>
-          <w:numId w:val="1003"/>
+          <w:numId w:val="1004"/>
         </w:numPr>
         <w:pStyle w:val="Compact"/>
       </w:pPr>
@@ -440,7 +504,7 @@
       <w:pPr>
         <w:numPr>
           <w:ilvl w:val="0"/>
-          <w:numId w:val="1003"/>
+          <w:numId w:val="1004"/>
         </w:numPr>
         <w:pStyle w:val="Compact"/>
       </w:pPr>
@@ -452,7 +516,7 @@
       <w:pPr>
         <w:numPr>
           <w:ilvl w:val="0"/>
-          <w:numId w:val="1003"/>
+          <w:numId w:val="1004"/>
         </w:numPr>
         <w:pStyle w:val="Compact"/>
       </w:pPr>
@@ -464,7 +528,7 @@
       <w:pPr>
         <w:numPr>
           <w:ilvl w:val="0"/>
-          <w:numId w:val="1003"/>
+          <w:numId w:val="1004"/>
         </w:numPr>
         <w:pStyle w:val="Compact"/>
       </w:pPr>
@@ -472,8 +536,8 @@
         <w:t xml:space="preserve">[완료]</w:t>
       </w:r>
     </w:p>
-    <w:bookmarkEnd w:id="22"/>
-    <w:bookmarkStart w:id="23" w:name="전체-디자인-감각-패스-taste-스킬-배치사진내용사이즈-그대로"/>
+    <w:bookmarkEnd w:id="23"/>
+    <w:bookmarkStart w:id="24" w:name="전체-디자인-감각-패스-taste-스킬-배치사진내용사이즈-그대로"/>
     <w:p>
       <w:pPr>
         <w:pStyle w:val="Heading3"/>
@@ -486,7 +550,7 @@
       <w:pPr>
         <w:numPr>
           <w:ilvl w:val="0"/>
-          <w:numId w:val="1004"/>
+          <w:numId w:val="1005"/>
         </w:numPr>
         <w:pStyle w:val="Compact"/>
       </w:pPr>
@@ -498,7 +562,7 @@
       <w:pPr>
         <w:numPr>
           <w:ilvl w:val="0"/>
-          <w:numId w:val="1004"/>
+          <w:numId w:val="1005"/>
         </w:numPr>
         <w:pStyle w:val="Compact"/>
       </w:pPr>
@@ -561,7 +625,7 @@
       <w:pPr>
         <w:numPr>
           <w:ilvl w:val="0"/>
-          <w:numId w:val="1004"/>
+          <w:numId w:val="1005"/>
         </w:numPr>
         <w:pStyle w:val="Compact"/>
       </w:pPr>
@@ -569,8 +633,8 @@
         <w:t xml:space="preserve">[완료]</w:t>
       </w:r>
     </w:p>
-    <w:bookmarkEnd w:id="23"/>
-    <w:bookmarkStart w:id="24" w:name="오픈그래프공유-썸네일-이미지-흐릿한-대시보드-나열-상징-그래픽-ccg"/>
+    <w:bookmarkEnd w:id="24"/>
+    <w:bookmarkStart w:id="25" w:name="오픈그래프공유-썸네일-이미지-흐릿한-대시보드-나열-상징-그래픽-ccg"/>
     <w:p>
       <w:pPr>
         <w:pStyle w:val="Heading3"/>
@@ -583,7 +647,7 @@
       <w:pPr>
         <w:numPr>
           <w:ilvl w:val="0"/>
-          <w:numId w:val="1005"/>
+          <w:numId w:val="1006"/>
         </w:numPr>
         <w:pStyle w:val="Compact"/>
       </w:pPr>
@@ -595,7 +659,7 @@
       <w:pPr>
         <w:numPr>
           <w:ilvl w:val="0"/>
-          <w:numId w:val="1005"/>
+          <w:numId w:val="1006"/>
         </w:numPr>
         <w:pStyle w:val="Compact"/>
       </w:pPr>
@@ -631,7 +695,7 @@
       <w:pPr>
         <w:numPr>
           <w:ilvl w:val="0"/>
-          <w:numId w:val="1005"/>
+          <w:numId w:val="1006"/>
         </w:numPr>
         <w:pStyle w:val="Compact"/>
       </w:pPr>
@@ -655,7 +719,7 @@
       <w:pPr>
         <w:numPr>
           <w:ilvl w:val="0"/>
-          <w:numId w:val="1005"/>
+          <w:numId w:val="1006"/>
         </w:numPr>
         <w:pStyle w:val="Compact"/>
       </w:pPr>
@@ -667,7 +731,7 @@
       <w:pPr>
         <w:numPr>
           <w:ilvl w:val="0"/>
-          <w:numId w:val="1005"/>
+          <w:numId w:val="1006"/>
         </w:numPr>
         <w:pStyle w:val="Compact"/>
       </w:pPr>
@@ -675,8 +739,8 @@
         <w:t xml:space="preserve">[완료]</w:t>
       </w:r>
     </w:p>
-    <w:bookmarkEnd w:id="24"/>
-    <w:bookmarkStart w:id="25" w:name="가지-핵심-기능-32-어색한-배치-1열-가로형-슬림-카드"/>
+    <w:bookmarkEnd w:id="25"/>
+    <w:bookmarkStart w:id="26" w:name="가지-핵심-기능-32-어색한-배치-1열-가로형-슬림-카드"/>
     <w:p>
       <w:pPr>
         <w:pStyle w:val="Heading3"/>
@@ -689,7 +753,7 @@
       <w:pPr>
         <w:numPr>
           <w:ilvl w:val="0"/>
-          <w:numId w:val="1006"/>
+          <w:numId w:val="1007"/>
         </w:numPr>
         <w:pStyle w:val="Compact"/>
       </w:pPr>
@@ -701,7 +765,7 @@
       <w:pPr>
         <w:numPr>
           <w:ilvl w:val="0"/>
-          <w:numId w:val="1006"/>
+          <w:numId w:val="1007"/>
         </w:numPr>
         <w:pStyle w:val="Compact"/>
       </w:pPr>
@@ -713,7 +777,7 @@
       <w:pPr>
         <w:numPr>
           <w:ilvl w:val="0"/>
-          <w:numId w:val="1006"/>
+          <w:numId w:val="1007"/>
         </w:numPr>
         <w:pStyle w:val="Compact"/>
       </w:pPr>
@@ -725,7 +789,7 @@
       <w:pPr>
         <w:numPr>
           <w:ilvl w:val="0"/>
-          <w:numId w:val="1006"/>
+          <w:numId w:val="1007"/>
         </w:numPr>
         <w:pStyle w:val="Compact"/>
       </w:pPr>
@@ -733,8 +797,8 @@
         <w:t xml:space="preserve">[완료]</w:t>
       </w:r>
     </w:p>
-    <w:bookmarkEnd w:id="25"/>
-    <w:bookmarkStart w:id="43" w:name="dev_log-마이피드-b2b-랜딩페이지-abl_landing"/>
+    <w:bookmarkEnd w:id="26"/>
+    <w:bookmarkStart w:id="44" w:name="dev_log-마이피드-b2b-랜딩페이지-abl_landing"/>
     <w:p>
       <w:pPr>
         <w:pStyle w:val="Heading1"/>
@@ -743,7 +807,7 @@
         <w:t xml:space="preserve">DEV_LOG — 마이피드 B2B 랜딩페이지 (abl_landing)</w:t>
       </w:r>
     </w:p>
-    <w:bookmarkStart w:id="26" w:name="X79e90aa534b0a41ca5aec1930c74c0755625a6e"/>
+    <w:bookmarkStart w:id="27" w:name="X79e90aa534b0a41ca5aec1930c74c0755625a6e"/>
     <w:p>
       <w:pPr>
         <w:pStyle w:val="Heading3"/>
@@ -756,7 +820,7 @@
       <w:pPr>
         <w:numPr>
           <w:ilvl w:val="0"/>
-          <w:numId w:val="1007"/>
+          <w:numId w:val="1008"/>
         </w:numPr>
         <w:pStyle w:val="Compact"/>
       </w:pPr>
@@ -768,7 +832,7 @@
       <w:pPr>
         <w:numPr>
           <w:ilvl w:val="0"/>
-          <w:numId w:val="1007"/>
+          <w:numId w:val="1008"/>
         </w:numPr>
         <w:pStyle w:val="Compact"/>
       </w:pPr>
@@ -810,7 +874,7 @@
       <w:pPr>
         <w:numPr>
           <w:ilvl w:val="0"/>
-          <w:numId w:val="1007"/>
+          <w:numId w:val="1008"/>
         </w:numPr>
         <w:pStyle w:val="Compact"/>
       </w:pPr>
@@ -822,7 +886,7 @@
       <w:pPr>
         <w:numPr>
           <w:ilvl w:val="0"/>
-          <w:numId w:val="1007"/>
+          <w:numId w:val="1008"/>
         </w:numPr>
         <w:pStyle w:val="Compact"/>
       </w:pPr>
@@ -834,7 +898,7 @@
       <w:pPr>
         <w:numPr>
           <w:ilvl w:val="0"/>
-          <w:numId w:val="1007"/>
+          <w:numId w:val="1008"/>
         </w:numPr>
         <w:pStyle w:val="Compact"/>
       </w:pPr>
@@ -842,8 +906,8 @@
         <w:t xml:space="preserve">[완료]</w:t>
       </w:r>
     </w:p>
-    <w:bookmarkEnd w:id="26"/>
-    <w:bookmarkStart w:id="27" w:name="파일럿-5단계-카드-높이-슬림화"/>
+    <w:bookmarkEnd w:id="27"/>
+    <w:bookmarkStart w:id="28" w:name="파일럿-5단계-카드-높이-슬림화"/>
     <w:p>
       <w:pPr>
         <w:pStyle w:val="Heading3"/>
@@ -856,7 +920,7 @@
       <w:pPr>
         <w:numPr>
           <w:ilvl w:val="0"/>
-          <w:numId w:val="1008"/>
+          <w:numId w:val="1009"/>
         </w:numPr>
         <w:pStyle w:val="Compact"/>
       </w:pPr>
@@ -868,7 +932,7 @@
       <w:pPr>
         <w:numPr>
           <w:ilvl w:val="0"/>
-          <w:numId w:val="1008"/>
+          <w:numId w:val="1009"/>
         </w:numPr>
         <w:pStyle w:val="Compact"/>
       </w:pPr>
@@ -880,7 +944,7 @@
       <w:pPr>
         <w:numPr>
           <w:ilvl w:val="0"/>
-          <w:numId w:val="1008"/>
+          <w:numId w:val="1009"/>
         </w:numPr>
         <w:pStyle w:val="Compact"/>
       </w:pPr>
@@ -888,8 +952,8 @@
         <w:t xml:space="preserve">[완료]</w:t>
       </w:r>
     </w:p>
-    <w:bookmarkEnd w:id="27"/>
-    <w:bookmarkStart w:id="28" w:name="파일럿-5단계-1열-큰-카드로-변경"/>
+    <w:bookmarkEnd w:id="28"/>
+    <w:bookmarkStart w:id="29" w:name="파일럿-5단계-1열-큰-카드로-변경"/>
     <w:p>
       <w:pPr>
         <w:pStyle w:val="Heading3"/>
@@ -902,7 +966,7 @@
       <w:pPr>
         <w:numPr>
           <w:ilvl w:val="0"/>
-          <w:numId w:val="1009"/>
+          <w:numId w:val="1010"/>
         </w:numPr>
         <w:pStyle w:val="Compact"/>
       </w:pPr>
@@ -914,7 +978,7 @@
       <w:pPr>
         <w:numPr>
           <w:ilvl w:val="0"/>
-          <w:numId w:val="1009"/>
+          <w:numId w:val="1010"/>
         </w:numPr>
         <w:pStyle w:val="Compact"/>
       </w:pPr>
@@ -926,7 +990,7 @@
       <w:pPr>
         <w:numPr>
           <w:ilvl w:val="0"/>
-          <w:numId w:val="1009"/>
+          <w:numId w:val="1010"/>
         </w:numPr>
         <w:pStyle w:val="Compact"/>
       </w:pPr>
@@ -938,7 +1002,7 @@
       <w:pPr>
         <w:numPr>
           <w:ilvl w:val="0"/>
-          <w:numId w:val="1009"/>
+          <w:numId w:val="1010"/>
         </w:numPr>
         <w:pStyle w:val="Compact"/>
       </w:pPr>
@@ -946,8 +1010,8 @@
         <w:t xml:space="preserve">[완료]</w:t>
       </w:r>
     </w:p>
-    <w:bookmarkEnd w:id="28"/>
-    <w:bookmarkStart w:id="29" w:name="파일럿-5단계-빈-칸-제거-5열-가로-타임라인-ccg"/>
+    <w:bookmarkEnd w:id="29"/>
+    <w:bookmarkStart w:id="30" w:name="파일럿-5단계-빈-칸-제거-5열-가로-타임라인-ccg"/>
     <w:p>
       <w:pPr>
         <w:pStyle w:val="Heading3"/>
@@ -960,7 +1024,7 @@
       <w:pPr>
         <w:numPr>
           <w:ilvl w:val="0"/>
-          <w:numId w:val="1010"/>
+          <w:numId w:val="1011"/>
         </w:numPr>
         <w:pStyle w:val="Compact"/>
       </w:pPr>
@@ -972,7 +1036,7 @@
       <w:pPr>
         <w:numPr>
           <w:ilvl w:val="0"/>
-          <w:numId w:val="1010"/>
+          <w:numId w:val="1011"/>
         </w:numPr>
         <w:pStyle w:val="Compact"/>
       </w:pPr>
@@ -1002,7 +1066,7 @@
       <w:pPr>
         <w:numPr>
           <w:ilvl w:val="0"/>
-          <w:numId w:val="1010"/>
+          <w:numId w:val="1011"/>
         </w:numPr>
         <w:pStyle w:val="Compact"/>
       </w:pPr>
@@ -1014,7 +1078,7 @@
       <w:pPr>
         <w:numPr>
           <w:ilvl w:val="0"/>
-          <w:numId w:val="1010"/>
+          <w:numId w:val="1011"/>
         </w:numPr>
         <w:pStyle w:val="Compact"/>
       </w:pPr>
@@ -1026,7 +1090,7 @@
       <w:pPr>
         <w:numPr>
           <w:ilvl w:val="0"/>
-          <w:numId w:val="1010"/>
+          <w:numId w:val="1011"/>
         </w:numPr>
         <w:pStyle w:val="Compact"/>
       </w:pPr>
@@ -1034,8 +1098,8 @@
         <w:t xml:space="preserve">[완료]</w:t>
       </w:r>
     </w:p>
-    <w:bookmarkEnd w:id="29"/>
-    <w:bookmarkStart w:id="30" w:name="핵심-기능-섹션-좌우-균형-녹색-카드-하단-전체폭-배너-ccg"/>
+    <w:bookmarkEnd w:id="30"/>
+    <w:bookmarkStart w:id="31" w:name="핵심-기능-섹션-좌우-균형-녹색-카드-하단-전체폭-배너-ccg"/>
     <w:p>
       <w:pPr>
         <w:pStyle w:val="Heading3"/>
@@ -1048,7 +1112,7 @@
       <w:pPr>
         <w:numPr>
           <w:ilvl w:val="0"/>
-          <w:numId w:val="1011"/>
+          <w:numId w:val="1012"/>
         </w:numPr>
         <w:pStyle w:val="Compact"/>
       </w:pPr>
@@ -1060,7 +1124,7 @@
       <w:pPr>
         <w:numPr>
           <w:ilvl w:val="0"/>
-          <w:numId w:val="1011"/>
+          <w:numId w:val="1012"/>
         </w:numPr>
         <w:pStyle w:val="Compact"/>
       </w:pPr>
@@ -1090,7 +1154,7 @@
       <w:pPr>
         <w:numPr>
           <w:ilvl w:val="0"/>
-          <w:numId w:val="1011"/>
+          <w:numId w:val="1012"/>
         </w:numPr>
         <w:pStyle w:val="Compact"/>
       </w:pPr>
@@ -1102,7 +1166,7 @@
       <w:pPr>
         <w:numPr>
           <w:ilvl w:val="0"/>
-          <w:numId w:val="1011"/>
+          <w:numId w:val="1012"/>
         </w:numPr>
         <w:pStyle w:val="Compact"/>
       </w:pPr>
@@ -1114,7 +1178,7 @@
       <w:pPr>
         <w:numPr>
           <w:ilvl w:val="0"/>
-          <w:numId w:val="1011"/>
+          <w:numId w:val="1012"/>
         </w:numPr>
         <w:pStyle w:val="Compact"/>
       </w:pPr>
@@ -1122,8 +1186,8 @@
         <w:t xml:space="preserve">[완료]</w:t>
       </w:r>
     </w:p>
-    <w:bookmarkEnd w:id="30"/>
-    <w:bookmarkStart w:id="31" w:name="신청-섹션-가로폭을-사이트-표준1120px에-맞춤"/>
+    <w:bookmarkEnd w:id="31"/>
+    <w:bookmarkStart w:id="32" w:name="신청-섹션-가로폭을-사이트-표준1120px에-맞춤"/>
     <w:p>
       <w:pPr>
         <w:pStyle w:val="Heading3"/>
@@ -1136,7 +1200,7 @@
       <w:pPr>
         <w:numPr>
           <w:ilvl w:val="0"/>
-          <w:numId w:val="1012"/>
+          <w:numId w:val="1013"/>
         </w:numPr>
         <w:pStyle w:val="Compact"/>
       </w:pPr>
@@ -1148,7 +1212,7 @@
       <w:pPr>
         <w:numPr>
           <w:ilvl w:val="0"/>
-          <w:numId w:val="1012"/>
+          <w:numId w:val="1013"/>
         </w:numPr>
         <w:pStyle w:val="Compact"/>
       </w:pPr>
@@ -1160,7 +1224,7 @@
       <w:pPr>
         <w:numPr>
           <w:ilvl w:val="0"/>
-          <w:numId w:val="1012"/>
+          <w:numId w:val="1013"/>
         </w:numPr>
         <w:pStyle w:val="Compact"/>
       </w:pPr>
@@ -1172,7 +1236,7 @@
       <w:pPr>
         <w:numPr>
           <w:ilvl w:val="0"/>
-          <w:numId w:val="1012"/>
+          <w:numId w:val="1013"/>
         </w:numPr>
         <w:pStyle w:val="Compact"/>
       </w:pPr>
@@ -1180,8 +1244,8 @@
         <w:t xml:space="preserve">[완료]</w:t>
       </w:r>
     </w:p>
-    <w:bookmarkEnd w:id="31"/>
-    <w:bookmarkStart w:id="32" w:name="신청-섹션-가치-타일-사진-위-글씨-이미지-위텍스트-아래-카드-ccg"/>
+    <w:bookmarkEnd w:id="32"/>
+    <w:bookmarkStart w:id="33" w:name="신청-섹션-가치-타일-사진-위-글씨-이미지-위텍스트-아래-카드-ccg"/>
     <w:p>
       <w:pPr>
         <w:pStyle w:val="Heading3"/>
@@ -1194,7 +1258,7 @@
       <w:pPr>
         <w:numPr>
           <w:ilvl w:val="0"/>
-          <w:numId w:val="1013"/>
+          <w:numId w:val="1014"/>
         </w:numPr>
         <w:pStyle w:val="Compact"/>
       </w:pPr>
@@ -1206,7 +1270,7 @@
       <w:pPr>
         <w:numPr>
           <w:ilvl w:val="0"/>
-          <w:numId w:val="1013"/>
+          <w:numId w:val="1014"/>
         </w:numPr>
         <w:pStyle w:val="Compact"/>
       </w:pPr>
@@ -1236,7 +1300,7 @@
       <w:pPr>
         <w:numPr>
           <w:ilvl w:val="0"/>
-          <w:numId w:val="1013"/>
+          <w:numId w:val="1014"/>
         </w:numPr>
         <w:pStyle w:val="Compact"/>
       </w:pPr>
@@ -1248,7 +1312,7 @@
       <w:pPr>
         <w:numPr>
           <w:ilvl w:val="0"/>
-          <w:numId w:val="1013"/>
+          <w:numId w:val="1014"/>
         </w:numPr>
         <w:pStyle w:val="Compact"/>
       </w:pPr>
@@ -1260,7 +1324,7 @@
       <w:pPr>
         <w:numPr>
           <w:ilvl w:val="0"/>
-          <w:numId w:val="1013"/>
+          <w:numId w:val="1014"/>
         </w:numPr>
         <w:pStyle w:val="Compact"/>
       </w:pPr>
@@ -1268,8 +1332,8 @@
         <w:t xml:space="preserve">[완료]</w:t>
       </w:r>
     </w:p>
-    <w:bookmarkEnd w:id="32"/>
-    <w:bookmarkStart w:id="33" w:name="솔루션-5단계-이미지-크게-지그재그-레이아웃-ccg"/>
+    <w:bookmarkEnd w:id="33"/>
+    <w:bookmarkStart w:id="34" w:name="솔루션-5단계-이미지-크게-지그재그-레이아웃-ccg"/>
     <w:p>
       <w:pPr>
         <w:pStyle w:val="Heading3"/>
@@ -1282,7 +1346,7 @@
       <w:pPr>
         <w:numPr>
           <w:ilvl w:val="0"/>
-          <w:numId w:val="1014"/>
+          <w:numId w:val="1015"/>
         </w:numPr>
         <w:pStyle w:val="Compact"/>
       </w:pPr>
@@ -1294,7 +1358,7 @@
       <w:pPr>
         <w:numPr>
           <w:ilvl w:val="0"/>
-          <w:numId w:val="1014"/>
+          <w:numId w:val="1015"/>
         </w:numPr>
         <w:pStyle w:val="Compact"/>
       </w:pPr>
@@ -1306,7 +1370,7 @@
       <w:pPr>
         <w:numPr>
           <w:ilvl w:val="0"/>
-          <w:numId w:val="1014"/>
+          <w:numId w:val="1015"/>
         </w:numPr>
         <w:pStyle w:val="Compact"/>
       </w:pPr>
@@ -1318,7 +1382,7 @@
       <w:pPr>
         <w:numPr>
           <w:ilvl w:val="0"/>
-          <w:numId w:val="1014"/>
+          <w:numId w:val="1015"/>
         </w:numPr>
         <w:pStyle w:val="Compact"/>
       </w:pPr>
@@ -1330,7 +1394,7 @@
       <w:pPr>
         <w:numPr>
           <w:ilvl w:val="0"/>
-          <w:numId w:val="1014"/>
+          <w:numId w:val="1015"/>
         </w:numPr>
         <w:pStyle w:val="Compact"/>
       </w:pPr>
@@ -1342,7 +1406,7 @@
       <w:pPr>
         <w:numPr>
           <w:ilvl w:val="0"/>
-          <w:numId w:val="1014"/>
+          <w:numId w:val="1015"/>
         </w:numPr>
         <w:pStyle w:val="Compact"/>
       </w:pPr>
@@ -1350,8 +1414,8 @@
         <w:t xml:space="preserve">[완료]</w:t>
       </w:r>
     </w:p>
-    <w:bookmarkEnd w:id="33"/>
-    <w:bookmarkStart w:id="34" w:name="신청-섹션-가치-타일-실사-사진-카드로-교체-ccg"/>
+    <w:bookmarkEnd w:id="34"/>
+    <w:bookmarkStart w:id="35" w:name="신청-섹션-가치-타일-실사-사진-카드로-교체-ccg"/>
     <w:p>
       <w:pPr>
         <w:pStyle w:val="Heading3"/>
@@ -1364,7 +1428,7 @@
       <w:pPr>
         <w:numPr>
           <w:ilvl w:val="0"/>
-          <w:numId w:val="1015"/>
+          <w:numId w:val="1016"/>
         </w:numPr>
         <w:pStyle w:val="Compact"/>
       </w:pPr>
@@ -1376,7 +1440,7 @@
       <w:pPr>
         <w:numPr>
           <w:ilvl w:val="0"/>
-          <w:numId w:val="1015"/>
+          <w:numId w:val="1016"/>
         </w:numPr>
         <w:pStyle w:val="Compact"/>
       </w:pPr>
@@ -1388,7 +1452,7 @@
       <w:pPr>
         <w:numPr>
           <w:ilvl w:val="0"/>
-          <w:numId w:val="1015"/>
+          <w:numId w:val="1016"/>
         </w:numPr>
         <w:pStyle w:val="Compact"/>
       </w:pPr>
@@ -1406,7 +1470,7 @@
       <w:pPr>
         <w:numPr>
           <w:ilvl w:val="0"/>
-          <w:numId w:val="1015"/>
+          <w:numId w:val="1016"/>
         </w:numPr>
         <w:pStyle w:val="Compact"/>
       </w:pPr>
@@ -1418,7 +1482,7 @@
       <w:pPr>
         <w:numPr>
           <w:ilvl w:val="0"/>
-          <w:numId w:val="1015"/>
+          <w:numId w:val="1016"/>
         </w:numPr>
         <w:pStyle w:val="Compact"/>
       </w:pPr>
@@ -1426,8 +1490,8 @@
         <w:t xml:space="preserve">[완료]</w:t>
       </w:r>
     </w:p>
-    <w:bookmarkEnd w:id="34"/>
-    <w:bookmarkStart w:id="35" w:name="신청-섹션-가치-타일에-상징-아이콘-추가-ccg"/>
+    <w:bookmarkEnd w:id="35"/>
+    <w:bookmarkStart w:id="36" w:name="신청-섹션-가치-타일에-상징-아이콘-추가-ccg"/>
     <w:p>
       <w:pPr>
         <w:pStyle w:val="Heading3"/>
@@ -1440,7 +1504,7 @@
       <w:pPr>
         <w:numPr>
           <w:ilvl w:val="0"/>
-          <w:numId w:val="1016"/>
+          <w:numId w:val="1017"/>
         </w:numPr>
         <w:pStyle w:val="Compact"/>
       </w:pPr>
@@ -1470,7 +1534,7 @@
       <w:pPr>
         <w:numPr>
           <w:ilvl w:val="0"/>
-          <w:numId w:val="1016"/>
+          <w:numId w:val="1017"/>
         </w:numPr>
         <w:pStyle w:val="Compact"/>
       </w:pPr>
@@ -1482,7 +1546,7 @@
       <w:pPr>
         <w:numPr>
           <w:ilvl w:val="0"/>
-          <w:numId w:val="1016"/>
+          <w:numId w:val="1017"/>
         </w:numPr>
         <w:pStyle w:val="Compact"/>
       </w:pPr>
@@ -1494,7 +1558,7 @@
       <w:pPr>
         <w:numPr>
           <w:ilvl w:val="0"/>
-          <w:numId w:val="1016"/>
+          <w:numId w:val="1017"/>
         </w:numPr>
         <w:pStyle w:val="Compact"/>
       </w:pPr>
@@ -1502,8 +1566,8 @@
         <w:t xml:space="preserve">[완료]</w:t>
       </w:r>
     </w:p>
-    <w:bookmarkEnd w:id="35"/>
-    <w:bookmarkStart w:id="36" w:name="하단-띠배너-가운데-정렬"/>
+    <w:bookmarkEnd w:id="36"/>
+    <w:bookmarkStart w:id="37" w:name="하단-띠배너-가운데-정렬"/>
     <w:p>
       <w:pPr>
         <w:pStyle w:val="Heading3"/>
@@ -1516,7 +1580,7 @@
       <w:pPr>
         <w:numPr>
           <w:ilvl w:val="0"/>
-          <w:numId w:val="1017"/>
+          <w:numId w:val="1018"/>
         </w:numPr>
         <w:pStyle w:val="Compact"/>
       </w:pPr>
@@ -1528,7 +1592,7 @@
       <w:pPr>
         <w:numPr>
           <w:ilvl w:val="0"/>
-          <w:numId w:val="1017"/>
+          <w:numId w:val="1018"/>
         </w:numPr>
         <w:pStyle w:val="Compact"/>
       </w:pPr>
@@ -1540,7 +1604,7 @@
       <w:pPr>
         <w:numPr>
           <w:ilvl w:val="0"/>
-          <w:numId w:val="1017"/>
+          <w:numId w:val="1018"/>
         </w:numPr>
         <w:pStyle w:val="Compact"/>
       </w:pPr>
@@ -1548,8 +1612,8 @@
         <w:t xml:space="preserve">[완료]</w:t>
       </w:r>
     </w:p>
-    <w:bookmarkEnd w:id="36"/>
-    <w:bookmarkStart w:id="37" w:name="파일럿-5단계-ai-느낌-svg-실사-사진-교체-ccg"/>
+    <w:bookmarkEnd w:id="37"/>
+    <w:bookmarkStart w:id="38" w:name="파일럿-5단계-ai-느낌-svg-실사-사진-교체-ccg"/>
     <w:p>
       <w:pPr>
         <w:pStyle w:val="Heading3"/>
@@ -1562,7 +1626,7 @@
       <w:pPr>
         <w:numPr>
           <w:ilvl w:val="0"/>
-          <w:numId w:val="1018"/>
+          <w:numId w:val="1019"/>
         </w:numPr>
         <w:pStyle w:val="Compact"/>
       </w:pPr>
@@ -1574,7 +1638,7 @@
       <w:pPr>
         <w:numPr>
           <w:ilvl w:val="0"/>
-          <w:numId w:val="1018"/>
+          <w:numId w:val="1019"/>
         </w:numPr>
         <w:pStyle w:val="Compact"/>
       </w:pPr>
@@ -1586,7 +1650,7 @@
       <w:pPr>
         <w:numPr>
           <w:ilvl w:val="0"/>
-          <w:numId w:val="1018"/>
+          <w:numId w:val="1019"/>
         </w:numPr>
         <w:pStyle w:val="Compact"/>
       </w:pPr>
@@ -1598,7 +1662,7 @@
       <w:pPr>
         <w:numPr>
           <w:ilvl w:val="0"/>
-          <w:numId w:val="1018"/>
+          <w:numId w:val="1019"/>
         </w:numPr>
         <w:pStyle w:val="Compact"/>
       </w:pPr>
@@ -1610,7 +1674,7 @@
       <w:pPr>
         <w:numPr>
           <w:ilvl w:val="0"/>
-          <w:numId w:val="1018"/>
+          <w:numId w:val="1019"/>
         </w:numPr>
         <w:pStyle w:val="Compact"/>
       </w:pPr>
@@ -1618,8 +1682,8 @@
         <w:t xml:space="preserve">[완료]</w:t>
       </w:r>
     </w:p>
-    <w:bookmarkEnd w:id="37"/>
-    <w:bookmarkStart w:id="38" w:name="희미함작은이미지-해결-실사-11장-생성-대형-사진-레이아웃-ccg"/>
+    <w:bookmarkEnd w:id="38"/>
+    <w:bookmarkStart w:id="39" w:name="희미함작은이미지-해결-실사-11장-생성-대형-사진-레이아웃-ccg"/>
     <w:p>
       <w:pPr>
         <w:pStyle w:val="Heading3"/>
@@ -1632,7 +1696,7 @@
       <w:pPr>
         <w:numPr>
           <w:ilvl w:val="0"/>
-          <w:numId w:val="1019"/>
+          <w:numId w:val="1020"/>
         </w:numPr>
         <w:pStyle w:val="Compact"/>
       </w:pPr>
@@ -1644,7 +1708,7 @@
       <w:pPr>
         <w:numPr>
           <w:ilvl w:val="0"/>
-          <w:numId w:val="1019"/>
+          <w:numId w:val="1020"/>
         </w:numPr>
         <w:pStyle w:val="Compact"/>
       </w:pPr>
@@ -1674,7 +1738,7 @@
       <w:pPr>
         <w:numPr>
           <w:ilvl w:val="0"/>
-          <w:numId w:val="1019"/>
+          <w:numId w:val="1020"/>
         </w:numPr>
         <w:pStyle w:val="Compact"/>
       </w:pPr>
@@ -1686,7 +1750,7 @@
       <w:pPr>
         <w:numPr>
           <w:ilvl w:val="0"/>
-          <w:numId w:val="1019"/>
+          <w:numId w:val="1020"/>
         </w:numPr>
         <w:pStyle w:val="Compact"/>
       </w:pPr>
@@ -1698,7 +1762,7 @@
       <w:pPr>
         <w:numPr>
           <w:ilvl w:val="0"/>
-          <w:numId w:val="1019"/>
+          <w:numId w:val="1020"/>
         </w:numPr>
         <w:pStyle w:val="Compact"/>
       </w:pPr>
@@ -1710,7 +1774,7 @@
       <w:pPr>
         <w:numPr>
           <w:ilvl w:val="0"/>
-          <w:numId w:val="1019"/>
+          <w:numId w:val="1020"/>
         </w:numPr>
         <w:pStyle w:val="Compact"/>
       </w:pPr>
@@ -1722,7 +1786,7 @@
       <w:pPr>
         <w:numPr>
           <w:ilvl w:val="0"/>
-          <w:numId w:val="1019"/>
+          <w:numId w:val="1020"/>
         </w:numPr>
         <w:pStyle w:val="Compact"/>
       </w:pPr>
@@ -1730,8 +1794,8 @@
         <w:t xml:space="preserve">[완료]</w:t>
       </w:r>
     </w:p>
-    <w:bookmarkEnd w:id="38"/>
-    <w:bookmarkStart w:id="39" w:name="일러스트-개선-잘림-해결-갤러리-실제화면-교체-ccg-b안"/>
+    <w:bookmarkEnd w:id="39"/>
+    <w:bookmarkStart w:id="40" w:name="일러스트-개선-잘림-해결-갤러리-실제화면-교체-ccg-b안"/>
     <w:p>
       <w:pPr>
         <w:pStyle w:val="Heading3"/>
@@ -1744,7 +1808,7 @@
       <w:pPr>
         <w:numPr>
           <w:ilvl w:val="0"/>
-          <w:numId w:val="1020"/>
+          <w:numId w:val="1021"/>
         </w:numPr>
         <w:pStyle w:val="Compact"/>
       </w:pPr>
@@ -1756,7 +1820,7 @@
       <w:pPr>
         <w:numPr>
           <w:ilvl w:val="0"/>
-          <w:numId w:val="1020"/>
+          <w:numId w:val="1021"/>
         </w:numPr>
         <w:pStyle w:val="Compact"/>
       </w:pPr>
@@ -1768,7 +1832,7 @@
       <w:pPr>
         <w:numPr>
           <w:ilvl w:val="0"/>
-          <w:numId w:val="1020"/>
+          <w:numId w:val="1021"/>
         </w:numPr>
         <w:pStyle w:val="Compact"/>
       </w:pPr>
@@ -1792,7 +1856,7 @@
       <w:pPr>
         <w:numPr>
           <w:ilvl w:val="0"/>
-          <w:numId w:val="1020"/>
+          <w:numId w:val="1021"/>
         </w:numPr>
         <w:pStyle w:val="Compact"/>
       </w:pPr>
@@ -1800,8 +1864,8 @@
         <w:t xml:space="preserve">[완료]</w:t>
       </w:r>
     </w:p>
-    <w:bookmarkEnd w:id="39"/>
-    <w:bookmarkStart w:id="40" w:name="도입효과-중복-정리-색감-통일-ccg-b안-마무리"/>
+    <w:bookmarkEnd w:id="40"/>
+    <w:bookmarkStart w:id="41" w:name="도입효과-중복-정리-색감-통일-ccg-b안-마무리"/>
     <w:p>
       <w:pPr>
         <w:pStyle w:val="Heading3"/>
@@ -1814,7 +1878,7 @@
       <w:pPr>
         <w:numPr>
           <w:ilvl w:val="0"/>
-          <w:numId w:val="1021"/>
+          <w:numId w:val="1022"/>
         </w:numPr>
         <w:pStyle w:val="Compact"/>
       </w:pPr>
@@ -1826,7 +1890,7 @@
       <w:pPr>
         <w:numPr>
           <w:ilvl w:val="0"/>
-          <w:numId w:val="1021"/>
+          <w:numId w:val="1022"/>
         </w:numPr>
         <w:pStyle w:val="Compact"/>
       </w:pPr>
@@ -1838,7 +1902,7 @@
       <w:pPr>
         <w:numPr>
           <w:ilvl w:val="0"/>
-          <w:numId w:val="1021"/>
+          <w:numId w:val="1022"/>
         </w:numPr>
         <w:pStyle w:val="Compact"/>
       </w:pPr>
@@ -1850,7 +1914,7 @@
       <w:pPr>
         <w:numPr>
           <w:ilvl w:val="0"/>
-          <w:numId w:val="1021"/>
+          <w:numId w:val="1022"/>
         </w:numPr>
         <w:pStyle w:val="Compact"/>
       </w:pPr>
@@ -1862,7 +1926,7 @@
       <w:pPr>
         <w:numPr>
           <w:ilvl w:val="0"/>
-          <w:numId w:val="1021"/>
+          <w:numId w:val="1022"/>
         </w:numPr>
         <w:pStyle w:val="Compact"/>
       </w:pPr>
@@ -1870,8 +1934,8 @@
         <w:t xml:space="preserve">[완료]</w:t>
       </w:r>
     </w:p>
-    <w:bookmarkEnd w:id="40"/>
-    <w:bookmarkStart w:id="41" w:name="solution-섹션-좌우-균형-반응형-개선-ccg"/>
+    <w:bookmarkEnd w:id="41"/>
+    <w:bookmarkStart w:id="42" w:name="solution-섹션-좌우-균형-반응형-개선-ccg"/>
     <w:p>
       <w:pPr>
         <w:pStyle w:val="Heading3"/>
@@ -1884,7 +1948,7 @@
       <w:pPr>
         <w:numPr>
           <w:ilvl w:val="0"/>
-          <w:numId w:val="1022"/>
+          <w:numId w:val="1023"/>
         </w:numPr>
         <w:pStyle w:val="Compact"/>
       </w:pPr>
@@ -1896,7 +1960,7 @@
       <w:pPr>
         <w:numPr>
           <w:ilvl w:val="0"/>
-          <w:numId w:val="1022"/>
+          <w:numId w:val="1023"/>
         </w:numPr>
         <w:pStyle w:val="Compact"/>
       </w:pPr>
@@ -1908,7 +1972,7 @@
       <w:pPr>
         <w:numPr>
           <w:ilvl w:val="0"/>
-          <w:numId w:val="1022"/>
+          <w:numId w:val="1023"/>
         </w:numPr>
         <w:pStyle w:val="Compact"/>
       </w:pPr>
@@ -1920,7 +1984,7 @@
       <w:pPr>
         <w:numPr>
           <w:ilvl w:val="0"/>
-          <w:numId w:val="1022"/>
+          <w:numId w:val="1023"/>
         </w:numPr>
         <w:pStyle w:val="Compact"/>
       </w:pPr>
@@ -1932,7 +1996,7 @@
       <w:pPr>
         <w:numPr>
           <w:ilvl w:val="0"/>
-          <w:numId w:val="1022"/>
+          <w:numId w:val="1023"/>
         </w:numPr>
         <w:pStyle w:val="Compact"/>
       </w:pPr>
@@ -1944,7 +2008,7 @@
       <w:pPr>
         <w:numPr>
           <w:ilvl w:val="0"/>
-          <w:numId w:val="1022"/>
+          <w:numId w:val="1023"/>
         </w:numPr>
         <w:pStyle w:val="Compact"/>
       </w:pPr>
@@ -1956,7 +2020,7 @@
       <w:pPr>
         <w:numPr>
           <w:ilvl w:val="0"/>
-          <w:numId w:val="1022"/>
+          <w:numId w:val="1023"/>
         </w:numPr>
         <w:pStyle w:val="Compact"/>
       </w:pPr>
@@ -1964,8 +2028,8 @@
         <w:t xml:space="preserve">[완료]</w:t>
       </w:r>
     </w:p>
-    <w:bookmarkEnd w:id="41"/>
-    <w:bookmarkStart w:id="42" w:name="초기-배포-완료"/>
+    <w:bookmarkEnd w:id="42"/>
+    <w:bookmarkStart w:id="43" w:name="초기-배포-완료"/>
     <w:p>
       <w:pPr>
         <w:pStyle w:val="Heading3"/>
@@ -1978,7 +2042,7 @@
       <w:pPr>
         <w:numPr>
           <w:ilvl w:val="0"/>
-          <w:numId w:val="1023"/>
+          <w:numId w:val="1024"/>
         </w:numPr>
         <w:pStyle w:val="Compact"/>
       </w:pPr>
@@ -1990,7 +2054,7 @@
       <w:pPr>
         <w:numPr>
           <w:ilvl w:val="0"/>
-          <w:numId w:val="1023"/>
+          <w:numId w:val="1024"/>
         </w:numPr>
         <w:pStyle w:val="Compact"/>
       </w:pPr>
@@ -2002,7 +2066,7 @@
       <w:pPr>
         <w:numPr>
           <w:ilvl w:val="0"/>
-          <w:numId w:val="1023"/>
+          <w:numId w:val="1024"/>
         </w:numPr>
         <w:pStyle w:val="Compact"/>
       </w:pPr>
@@ -2014,7 +2078,7 @@
       <w:pPr>
         <w:numPr>
           <w:ilvl w:val="0"/>
-          <w:numId w:val="1023"/>
+          <w:numId w:val="1024"/>
         </w:numPr>
         <w:pStyle w:val="Compact"/>
       </w:pPr>
@@ -2026,7 +2090,7 @@
       <w:pPr>
         <w:numPr>
           <w:ilvl w:val="0"/>
-          <w:numId w:val="1023"/>
+          <w:numId w:val="1024"/>
         </w:numPr>
         <w:pStyle w:val="Compact"/>
       </w:pPr>
@@ -2038,7 +2102,7 @@
       <w:pPr>
         <w:numPr>
           <w:ilvl w:val="0"/>
-          <w:numId w:val="1023"/>
+          <w:numId w:val="1024"/>
         </w:numPr>
         <w:pStyle w:val="Compact"/>
       </w:pPr>
@@ -2046,8 +2110,8 @@
         <w:t xml:space="preserve">[완료]</w:t>
       </w:r>
     </w:p>
-    <w:bookmarkEnd w:id="42"/>
     <w:bookmarkEnd w:id="43"/>
+    <w:bookmarkEnd w:id="44"/>
     <w:sectPr/>
   </w:body>
 </w:document>
@@ -2300,6 +2364,9 @@
     <w:abstractNumId w:val="991"/>
   </w:num>
   <w:num w:numId="1023">
+    <w:abstractNumId w:val="991"/>
+  </w:num>
+  <w:num w:numId="1024">
     <w:abstractNumId w:val="991"/>
   </w:num>
 </w:numbering>

--- a/docs/exports/DEV_LOG.docx
+++ b/docs/exports/DEV_LOG.docx
@@ -2,12 +2,88 @@
 <file path=word/document.xml><?xml version="1.0" encoding="utf-8"?>
 <w:document xmlns:w="http://schemas.openxmlformats.org/wordprocessingml/2006/main" xmlns:m="http://schemas.openxmlformats.org/officeDocument/2006/math" xmlns:r="http://schemas.openxmlformats.org/officeDocument/2006/relationships" xmlns:o="urn:schemas-microsoft-com:office:office" xmlns:v="urn:schemas-microsoft-com:vml" xmlns:w10="urn:schemas-microsoft-com:office:word" xmlns:a="http://schemas.openxmlformats.org/drawingml/2006/main" xmlns:pic="http://schemas.openxmlformats.org/drawingml/2006/picture" xmlns:wp="http://schemas.openxmlformats.org/drawingml/2006/wordprocessingDrawing">
   <w:body>
-    <w:bookmarkStart w:id="20" w:name="신청-폼-개인정보-동의-체크박스-삭제"/>
+    <w:bookmarkStart w:id="20" w:name="파일럿-단계-사진-얼굴손-잘림-수정23단계-재생성"/>
     <w:p>
       <w:pPr>
         <w:pStyle w:val="Heading3"/>
       </w:pPr>
       <w:r>
+        <w:t xml:space="preserve">[2026-06-21 17:00] 파일럿 단계 사진 얼굴·손 잘림 수정(2·3단계 재생성)</w:t>
+      </w:r>
+    </w:p>
+    <w:p>
+      <w:pPr>
+        <w:numPr>
+          <w:ilvl w:val="0"/>
+          <w:numId w:val="1001"/>
+        </w:numPr>
+        <w:pStyle w:val="Compact"/>
+      </w:pPr>
+      <w:r>
+        <w:t xml:space="preserve">마케터 지적:</w:t>
+      </w:r>
+      <w:r>
+        <w:t xml:space="preserve"> </w:t>
+      </w:r>
+      <w:r>
+        <w:t xml:space="preserve">‘</w:t>
+      </w:r>
+      <w:r>
+        <w:t xml:space="preserve">파일럿 단계</w:t>
+      </w:r>
+      <w:r>
+        <w:t xml:space="preserve">’</w:t>
+      </w:r>
+      <w:r>
+        <w:t xml:space="preserve"> </w:t>
+      </w:r>
+      <w:r>
+        <w:t xml:space="preserve">가로 띠 카드에서 사람 얼굴(2단계 현장 상담)과 손(3단계 설치)이 잘려 보임</w:t>
+      </w:r>
+    </w:p>
+    <w:p>
+      <w:pPr>
+        <w:numPr>
+          <w:ilvl w:val="0"/>
+          <w:numId w:val="1001"/>
+        </w:numPr>
+        <w:pStyle w:val="Compact"/>
+      </w:pPr>
+      <w:r>
+        <w:t xml:space="preserve">원인: 가로로 길고 높이가 낮은 띠 카드에 3:2 사진을 넣으면 위아래가 잘려 머리·손이 화면 밖으로 나감</w:t>
+      </w:r>
+    </w:p>
+    <w:p>
+      <w:pPr>
+        <w:numPr>
+          <w:ilvl w:val="0"/>
+          <w:numId w:val="1001"/>
+        </w:numPr>
+        <w:pStyle w:val="Compact"/>
+      </w:pPr>
+      <w:r>
+        <w:t xml:space="preserve">해결: 두 사진을 ’얼굴과 손이 화면 세로 중앙에 오고 위아래 여백이 넉넉한 가로 띠 구도’로 새로 생성해 교체. 실제 잘리는 영역으로 미리 잘라보며 얼굴·손이 모두 살아있는지 확인</w:t>
+      </w:r>
+    </w:p>
+    <w:p>
+      <w:pPr>
+        <w:numPr>
+          <w:ilvl w:val="0"/>
+          <w:numId w:val="1001"/>
+        </w:numPr>
+        <w:pStyle w:val="Compact"/>
+      </w:pPr>
+      <w:r>
+        <w:t xml:space="preserve">[완료]</w:t>
+      </w:r>
+    </w:p>
+    <w:bookmarkEnd w:id="20"/>
+    <w:bookmarkStart w:id="21" w:name="신청-폼-개인정보-동의-체크박스-삭제"/>
+    <w:p>
+      <w:pPr>
+        <w:pStyle w:val="Heading3"/>
+      </w:pPr>
+      <w:r>
         <w:t xml:space="preserve">[2026-06-21 16:45] 신청 폼 개인정보 동의 체크박스 삭제</w:t>
       </w:r>
     </w:p>
@@ -15,7 +91,7 @@
       <w:pPr>
         <w:numPr>
           <w:ilvl w:val="0"/>
-          <w:numId w:val="1001"/>
+          <w:numId w:val="1002"/>
         </w:numPr>
         <w:pStyle w:val="Compact"/>
       </w:pPr>
@@ -45,7 +121,7 @@
       <w:pPr>
         <w:numPr>
           <w:ilvl w:val="0"/>
-          <w:numId w:val="1001"/>
+          <w:numId w:val="1002"/>
         </w:numPr>
         <w:pStyle w:val="Compact"/>
       </w:pPr>
@@ -57,7 +133,7 @@
       <w:pPr>
         <w:numPr>
           <w:ilvl w:val="0"/>
-          <w:numId w:val="1001"/>
+          <w:numId w:val="1002"/>
         </w:numPr>
         <w:pStyle w:val="Compact"/>
       </w:pPr>
@@ -65,8 +141,8 @@
         <w:t xml:space="preserve">[완료]</w:t>
       </w:r>
     </w:p>
-    <w:bookmarkEnd w:id="20"/>
-    <w:bookmarkStart w:id="21" w:name="가지-핵심기능-오른쪽-빈칸-해결-파일럿-4배지-사진-오버레이-재작업"/>
+    <w:bookmarkEnd w:id="21"/>
+    <w:bookmarkStart w:id="22" w:name="가지-핵심기능-오른쪽-빈칸-해결-파일럿-4배지-사진-오버레이-재작업"/>
     <w:p>
       <w:pPr>
         <w:pStyle w:val="Heading3"/>
@@ -79,7 +155,7 @@
       <w:pPr>
         <w:numPr>
           <w:ilvl w:val="0"/>
-          <w:numId w:val="1002"/>
+          <w:numId w:val="1003"/>
         </w:numPr>
         <w:pStyle w:val="Compact"/>
       </w:pPr>
@@ -91,7 +167,7 @@
       <w:pPr>
         <w:numPr>
           <w:ilvl w:val="0"/>
-          <w:numId w:val="1002"/>
+          <w:numId w:val="1003"/>
         </w:numPr>
         <w:pStyle w:val="Compact"/>
       </w:pPr>
@@ -121,7 +197,7 @@
       <w:pPr>
         <w:numPr>
           <w:ilvl w:val="0"/>
-          <w:numId w:val="1002"/>
+          <w:numId w:val="1003"/>
         </w:numPr>
         <w:pStyle w:val="Compact"/>
       </w:pPr>
@@ -151,7 +227,7 @@
       <w:pPr>
         <w:numPr>
           <w:ilvl w:val="0"/>
-          <w:numId w:val="1002"/>
+          <w:numId w:val="1003"/>
         </w:numPr>
         <w:pStyle w:val="Compact"/>
       </w:pPr>
@@ -159,8 +235,8 @@
         <w:t xml:space="preserve">[완료]</w:t>
       </w:r>
     </w:p>
-    <w:bookmarkEnd w:id="21"/>
-    <w:bookmarkStart w:id="22" w:name="가지-핵심기능-이미지-교체-이모지배지문안-정리-실제-앱-홈-화면-추가"/>
+    <w:bookmarkEnd w:id="22"/>
+    <w:bookmarkStart w:id="23" w:name="가지-핵심기능-이미지-교체-이모지배지문안-정리-실제-앱-홈-화면-추가"/>
     <w:p>
       <w:pPr>
         <w:pStyle w:val="Heading3"/>
@@ -173,7 +249,7 @@
       <w:pPr>
         <w:numPr>
           <w:ilvl w:val="0"/>
-          <w:numId w:val="1003"/>
+          <w:numId w:val="1004"/>
         </w:numPr>
         <w:pStyle w:val="Compact"/>
       </w:pPr>
@@ -185,7 +261,7 @@
       <w:pPr>
         <w:numPr>
           <w:ilvl w:val="0"/>
-          <w:numId w:val="1003"/>
+          <w:numId w:val="1004"/>
         </w:numPr>
         <w:pStyle w:val="Compact"/>
       </w:pPr>
@@ -215,7 +291,7 @@
       <w:pPr>
         <w:numPr>
           <w:ilvl w:val="0"/>
-          <w:numId w:val="1003"/>
+          <w:numId w:val="1004"/>
         </w:numPr>
         <w:pStyle w:val="Compact"/>
       </w:pPr>
@@ -245,7 +321,7 @@
       <w:pPr>
         <w:numPr>
           <w:ilvl w:val="0"/>
-          <w:numId w:val="1003"/>
+          <w:numId w:val="1004"/>
         </w:numPr>
         <w:pStyle w:val="Compact"/>
       </w:pPr>
@@ -257,7 +333,7 @@
       <w:pPr>
         <w:numPr>
           <w:ilvl w:val="0"/>
-          <w:numId w:val="1003"/>
+          <w:numId w:val="1004"/>
         </w:numPr>
         <w:pStyle w:val="Compact"/>
       </w:pPr>
@@ -269,7 +345,7 @@
       <w:pPr>
         <w:numPr>
           <w:ilvl w:val="0"/>
-          <w:numId w:val="1003"/>
+          <w:numId w:val="1004"/>
         </w:numPr>
         <w:pStyle w:val="Compact"/>
       </w:pPr>
@@ -299,7 +375,7 @@
       <w:pPr>
         <w:numPr>
           <w:ilvl w:val="0"/>
-          <w:numId w:val="1003"/>
+          <w:numId w:val="1004"/>
         </w:numPr>
         <w:pStyle w:val="Compact"/>
       </w:pPr>
@@ -329,7 +405,7 @@
       <w:pPr>
         <w:numPr>
           <w:ilvl w:val="0"/>
-          <w:numId w:val="1003"/>
+          <w:numId w:val="1004"/>
         </w:numPr>
         <w:pStyle w:val="Compact"/>
       </w:pPr>
@@ -356,7 +432,7 @@
       <w:pPr>
         <w:numPr>
           <w:ilvl w:val="0"/>
-          <w:numId w:val="1003"/>
+          <w:numId w:val="1004"/>
         </w:numPr>
         <w:pStyle w:val="Compact"/>
       </w:pPr>
@@ -364,8 +440,8 @@
         <w:t xml:space="preserve">[완료]</w:t>
       </w:r>
     </w:p>
-    <w:bookmarkEnd w:id="22"/>
-    <w:bookmarkStart w:id="23" w:name="사이트-전체-사람차량자연-배경을-한국식으로-교체-외국중국-느낌-제거"/>
+    <w:bookmarkEnd w:id="23"/>
+    <w:bookmarkStart w:id="24" w:name="사이트-전체-사람차량자연-배경을-한국식으로-교체-외국중국-느낌-제거"/>
     <w:p>
       <w:pPr>
         <w:pStyle w:val="Heading3"/>
@@ -378,7 +454,7 @@
       <w:pPr>
         <w:numPr>
           <w:ilvl w:val="0"/>
-          <w:numId w:val="1004"/>
+          <w:numId w:val="1005"/>
         </w:numPr>
         <w:pStyle w:val="Compact"/>
       </w:pPr>
@@ -390,7 +466,7 @@
       <w:pPr>
         <w:numPr>
           <w:ilvl w:val="0"/>
-          <w:numId w:val="1004"/>
+          <w:numId w:val="1005"/>
         </w:numPr>
         <w:pStyle w:val="Compact"/>
       </w:pPr>
@@ -504,7 +580,7 @@
       <w:pPr>
         <w:numPr>
           <w:ilvl w:val="0"/>
-          <w:numId w:val="1004"/>
+          <w:numId w:val="1005"/>
         </w:numPr>
         <w:pStyle w:val="Compact"/>
       </w:pPr>
@@ -516,7 +592,7 @@
       <w:pPr>
         <w:numPr>
           <w:ilvl w:val="0"/>
-          <w:numId w:val="1004"/>
+          <w:numId w:val="1005"/>
         </w:numPr>
         <w:pStyle w:val="Compact"/>
       </w:pPr>
@@ -528,7 +604,7 @@
       <w:pPr>
         <w:numPr>
           <w:ilvl w:val="0"/>
-          <w:numId w:val="1004"/>
+          <w:numId w:val="1005"/>
         </w:numPr>
         <w:pStyle w:val="Compact"/>
       </w:pPr>
@@ -536,8 +612,8 @@
         <w:t xml:space="preserve">[완료]</w:t>
       </w:r>
     </w:p>
-    <w:bookmarkEnd w:id="23"/>
-    <w:bookmarkStart w:id="24" w:name="전체-디자인-감각-패스-taste-스킬-배치사진내용사이즈-그대로"/>
+    <w:bookmarkEnd w:id="24"/>
+    <w:bookmarkStart w:id="25" w:name="전체-디자인-감각-패스-taste-스킬-배치사진내용사이즈-그대로"/>
     <w:p>
       <w:pPr>
         <w:pStyle w:val="Heading3"/>
@@ -550,7 +626,7 @@
       <w:pPr>
         <w:numPr>
           <w:ilvl w:val="0"/>
-          <w:numId w:val="1005"/>
+          <w:numId w:val="1006"/>
         </w:numPr>
         <w:pStyle w:val="Compact"/>
       </w:pPr>
@@ -562,7 +638,7 @@
       <w:pPr>
         <w:numPr>
           <w:ilvl w:val="0"/>
-          <w:numId w:val="1005"/>
+          <w:numId w:val="1006"/>
         </w:numPr>
         <w:pStyle w:val="Compact"/>
       </w:pPr>
@@ -625,7 +701,7 @@
       <w:pPr>
         <w:numPr>
           <w:ilvl w:val="0"/>
-          <w:numId w:val="1005"/>
+          <w:numId w:val="1006"/>
         </w:numPr>
         <w:pStyle w:val="Compact"/>
       </w:pPr>
@@ -633,8 +709,8 @@
         <w:t xml:space="preserve">[완료]</w:t>
       </w:r>
     </w:p>
-    <w:bookmarkEnd w:id="24"/>
-    <w:bookmarkStart w:id="25" w:name="오픈그래프공유-썸네일-이미지-흐릿한-대시보드-나열-상징-그래픽-ccg"/>
+    <w:bookmarkEnd w:id="25"/>
+    <w:bookmarkStart w:id="26" w:name="오픈그래프공유-썸네일-이미지-흐릿한-대시보드-나열-상징-그래픽-ccg"/>
     <w:p>
       <w:pPr>
         <w:pStyle w:val="Heading3"/>
@@ -647,7 +723,7 @@
       <w:pPr>
         <w:numPr>
           <w:ilvl w:val="0"/>
-          <w:numId w:val="1006"/>
+          <w:numId w:val="1007"/>
         </w:numPr>
         <w:pStyle w:val="Compact"/>
       </w:pPr>
@@ -659,7 +735,7 @@
       <w:pPr>
         <w:numPr>
           <w:ilvl w:val="0"/>
-          <w:numId w:val="1006"/>
+          <w:numId w:val="1007"/>
         </w:numPr>
         <w:pStyle w:val="Compact"/>
       </w:pPr>
@@ -695,7 +771,7 @@
       <w:pPr>
         <w:numPr>
           <w:ilvl w:val="0"/>
-          <w:numId w:val="1006"/>
+          <w:numId w:val="1007"/>
         </w:numPr>
         <w:pStyle w:val="Compact"/>
       </w:pPr>
@@ -719,7 +795,7 @@
       <w:pPr>
         <w:numPr>
           <w:ilvl w:val="0"/>
-          <w:numId w:val="1006"/>
+          <w:numId w:val="1007"/>
         </w:numPr>
         <w:pStyle w:val="Compact"/>
       </w:pPr>
@@ -731,7 +807,7 @@
       <w:pPr>
         <w:numPr>
           <w:ilvl w:val="0"/>
-          <w:numId w:val="1006"/>
+          <w:numId w:val="1007"/>
         </w:numPr>
         <w:pStyle w:val="Compact"/>
       </w:pPr>
@@ -739,8 +815,8 @@
         <w:t xml:space="preserve">[완료]</w:t>
       </w:r>
     </w:p>
-    <w:bookmarkEnd w:id="25"/>
-    <w:bookmarkStart w:id="26" w:name="가지-핵심-기능-32-어색한-배치-1열-가로형-슬림-카드"/>
+    <w:bookmarkEnd w:id="26"/>
+    <w:bookmarkStart w:id="27" w:name="가지-핵심-기능-32-어색한-배치-1열-가로형-슬림-카드"/>
     <w:p>
       <w:pPr>
         <w:pStyle w:val="Heading3"/>
@@ -753,7 +829,7 @@
       <w:pPr>
         <w:numPr>
           <w:ilvl w:val="0"/>
-          <w:numId w:val="1007"/>
+          <w:numId w:val="1008"/>
         </w:numPr>
         <w:pStyle w:val="Compact"/>
       </w:pPr>
@@ -765,7 +841,7 @@
       <w:pPr>
         <w:numPr>
           <w:ilvl w:val="0"/>
-          <w:numId w:val="1007"/>
+          <w:numId w:val="1008"/>
         </w:numPr>
         <w:pStyle w:val="Compact"/>
       </w:pPr>
@@ -777,7 +853,7 @@
       <w:pPr>
         <w:numPr>
           <w:ilvl w:val="0"/>
-          <w:numId w:val="1007"/>
+          <w:numId w:val="1008"/>
         </w:numPr>
         <w:pStyle w:val="Compact"/>
       </w:pPr>
@@ -789,7 +865,7 @@
       <w:pPr>
         <w:numPr>
           <w:ilvl w:val="0"/>
-          <w:numId w:val="1007"/>
+          <w:numId w:val="1008"/>
         </w:numPr>
         <w:pStyle w:val="Compact"/>
       </w:pPr>
@@ -797,8 +873,8 @@
         <w:t xml:space="preserve">[완료]</w:t>
       </w:r>
     </w:p>
-    <w:bookmarkEnd w:id="26"/>
-    <w:bookmarkStart w:id="44" w:name="dev_log-마이피드-b2b-랜딩페이지-abl_landing"/>
+    <w:bookmarkEnd w:id="27"/>
+    <w:bookmarkStart w:id="45" w:name="dev_log-마이피드-b2b-랜딩페이지-abl_landing"/>
     <w:p>
       <w:pPr>
         <w:pStyle w:val="Heading1"/>
@@ -807,7 +883,7 @@
         <w:t xml:space="preserve">DEV_LOG — 마이피드 B2B 랜딩페이지 (abl_landing)</w:t>
       </w:r>
     </w:p>
-    <w:bookmarkStart w:id="27" w:name="X79e90aa534b0a41ca5aec1930c74c0755625a6e"/>
+    <w:bookmarkStart w:id="28" w:name="X79e90aa534b0a41ca5aec1930c74c0755625a6e"/>
     <w:p>
       <w:pPr>
         <w:pStyle w:val="Heading3"/>
@@ -820,7 +896,7 @@
       <w:pPr>
         <w:numPr>
           <w:ilvl w:val="0"/>
-          <w:numId w:val="1008"/>
+          <w:numId w:val="1009"/>
         </w:numPr>
         <w:pStyle w:val="Compact"/>
       </w:pPr>
@@ -832,7 +908,7 @@
       <w:pPr>
         <w:numPr>
           <w:ilvl w:val="0"/>
-          <w:numId w:val="1008"/>
+          <w:numId w:val="1009"/>
         </w:numPr>
         <w:pStyle w:val="Compact"/>
       </w:pPr>
@@ -874,7 +950,7 @@
       <w:pPr>
         <w:numPr>
           <w:ilvl w:val="0"/>
-          <w:numId w:val="1008"/>
+          <w:numId w:val="1009"/>
         </w:numPr>
         <w:pStyle w:val="Compact"/>
       </w:pPr>
@@ -886,7 +962,7 @@
       <w:pPr>
         <w:numPr>
           <w:ilvl w:val="0"/>
-          <w:numId w:val="1008"/>
+          <w:numId w:val="1009"/>
         </w:numPr>
         <w:pStyle w:val="Compact"/>
       </w:pPr>
@@ -898,7 +974,7 @@
       <w:pPr>
         <w:numPr>
           <w:ilvl w:val="0"/>
-          <w:numId w:val="1008"/>
+          <w:numId w:val="1009"/>
         </w:numPr>
         <w:pStyle w:val="Compact"/>
       </w:pPr>
@@ -906,8 +982,8 @@
         <w:t xml:space="preserve">[완료]</w:t>
       </w:r>
     </w:p>
-    <w:bookmarkEnd w:id="27"/>
-    <w:bookmarkStart w:id="28" w:name="파일럿-5단계-카드-높이-슬림화"/>
+    <w:bookmarkEnd w:id="28"/>
+    <w:bookmarkStart w:id="29" w:name="파일럿-5단계-카드-높이-슬림화"/>
     <w:p>
       <w:pPr>
         <w:pStyle w:val="Heading3"/>
@@ -920,7 +996,7 @@
       <w:pPr>
         <w:numPr>
           <w:ilvl w:val="0"/>
-          <w:numId w:val="1009"/>
+          <w:numId w:val="1010"/>
         </w:numPr>
         <w:pStyle w:val="Compact"/>
       </w:pPr>
@@ -932,7 +1008,7 @@
       <w:pPr>
         <w:numPr>
           <w:ilvl w:val="0"/>
-          <w:numId w:val="1009"/>
+          <w:numId w:val="1010"/>
         </w:numPr>
         <w:pStyle w:val="Compact"/>
       </w:pPr>
@@ -944,7 +1020,7 @@
       <w:pPr>
         <w:numPr>
           <w:ilvl w:val="0"/>
-          <w:numId w:val="1009"/>
+          <w:numId w:val="1010"/>
         </w:numPr>
         <w:pStyle w:val="Compact"/>
       </w:pPr>
@@ -952,8 +1028,8 @@
         <w:t xml:space="preserve">[완료]</w:t>
       </w:r>
     </w:p>
-    <w:bookmarkEnd w:id="28"/>
-    <w:bookmarkStart w:id="29" w:name="파일럿-5단계-1열-큰-카드로-변경"/>
+    <w:bookmarkEnd w:id="29"/>
+    <w:bookmarkStart w:id="30" w:name="파일럿-5단계-1열-큰-카드로-변경"/>
     <w:p>
       <w:pPr>
         <w:pStyle w:val="Heading3"/>
@@ -966,7 +1042,7 @@
       <w:pPr>
         <w:numPr>
           <w:ilvl w:val="0"/>
-          <w:numId w:val="1010"/>
+          <w:numId w:val="1011"/>
         </w:numPr>
         <w:pStyle w:val="Compact"/>
       </w:pPr>
@@ -978,7 +1054,7 @@
       <w:pPr>
         <w:numPr>
           <w:ilvl w:val="0"/>
-          <w:numId w:val="1010"/>
+          <w:numId w:val="1011"/>
         </w:numPr>
         <w:pStyle w:val="Compact"/>
       </w:pPr>
@@ -990,7 +1066,7 @@
       <w:pPr>
         <w:numPr>
           <w:ilvl w:val="0"/>
-          <w:numId w:val="1010"/>
+          <w:numId w:val="1011"/>
         </w:numPr>
         <w:pStyle w:val="Compact"/>
       </w:pPr>
@@ -1002,7 +1078,7 @@
       <w:pPr>
         <w:numPr>
           <w:ilvl w:val="0"/>
-          <w:numId w:val="1010"/>
+          <w:numId w:val="1011"/>
         </w:numPr>
         <w:pStyle w:val="Compact"/>
       </w:pPr>
@@ -1010,8 +1086,8 @@
         <w:t xml:space="preserve">[완료]</w:t>
       </w:r>
     </w:p>
-    <w:bookmarkEnd w:id="29"/>
-    <w:bookmarkStart w:id="30" w:name="파일럿-5단계-빈-칸-제거-5열-가로-타임라인-ccg"/>
+    <w:bookmarkEnd w:id="30"/>
+    <w:bookmarkStart w:id="31" w:name="파일럿-5단계-빈-칸-제거-5열-가로-타임라인-ccg"/>
     <w:p>
       <w:pPr>
         <w:pStyle w:val="Heading3"/>
@@ -1024,7 +1100,7 @@
       <w:pPr>
         <w:numPr>
           <w:ilvl w:val="0"/>
-          <w:numId w:val="1011"/>
+          <w:numId w:val="1012"/>
         </w:numPr>
         <w:pStyle w:val="Compact"/>
       </w:pPr>
@@ -1036,7 +1112,7 @@
       <w:pPr>
         <w:numPr>
           <w:ilvl w:val="0"/>
-          <w:numId w:val="1011"/>
+          <w:numId w:val="1012"/>
         </w:numPr>
         <w:pStyle w:val="Compact"/>
       </w:pPr>
@@ -1066,7 +1142,7 @@
       <w:pPr>
         <w:numPr>
           <w:ilvl w:val="0"/>
-          <w:numId w:val="1011"/>
+          <w:numId w:val="1012"/>
         </w:numPr>
         <w:pStyle w:val="Compact"/>
       </w:pPr>
@@ -1078,7 +1154,7 @@
       <w:pPr>
         <w:numPr>
           <w:ilvl w:val="0"/>
-          <w:numId w:val="1011"/>
+          <w:numId w:val="1012"/>
         </w:numPr>
         <w:pStyle w:val="Compact"/>
       </w:pPr>
@@ -1090,7 +1166,7 @@
       <w:pPr>
         <w:numPr>
           <w:ilvl w:val="0"/>
-          <w:numId w:val="1011"/>
+          <w:numId w:val="1012"/>
         </w:numPr>
         <w:pStyle w:val="Compact"/>
       </w:pPr>
@@ -1098,8 +1174,8 @@
         <w:t xml:space="preserve">[완료]</w:t>
       </w:r>
     </w:p>
-    <w:bookmarkEnd w:id="30"/>
-    <w:bookmarkStart w:id="31" w:name="핵심-기능-섹션-좌우-균형-녹색-카드-하단-전체폭-배너-ccg"/>
+    <w:bookmarkEnd w:id="31"/>
+    <w:bookmarkStart w:id="32" w:name="핵심-기능-섹션-좌우-균형-녹색-카드-하단-전체폭-배너-ccg"/>
     <w:p>
       <w:pPr>
         <w:pStyle w:val="Heading3"/>
@@ -1112,7 +1188,7 @@
       <w:pPr>
         <w:numPr>
           <w:ilvl w:val="0"/>
-          <w:numId w:val="1012"/>
+          <w:numId w:val="1013"/>
         </w:numPr>
         <w:pStyle w:val="Compact"/>
       </w:pPr>
@@ -1124,7 +1200,7 @@
       <w:pPr>
         <w:numPr>
           <w:ilvl w:val="0"/>
-          <w:numId w:val="1012"/>
+          <w:numId w:val="1013"/>
         </w:numPr>
         <w:pStyle w:val="Compact"/>
       </w:pPr>
@@ -1154,7 +1230,7 @@
       <w:pPr>
         <w:numPr>
           <w:ilvl w:val="0"/>
-          <w:numId w:val="1012"/>
+          <w:numId w:val="1013"/>
         </w:numPr>
         <w:pStyle w:val="Compact"/>
       </w:pPr>
@@ -1166,7 +1242,7 @@
       <w:pPr>
         <w:numPr>
           <w:ilvl w:val="0"/>
-          <w:numId w:val="1012"/>
+          <w:numId w:val="1013"/>
         </w:numPr>
         <w:pStyle w:val="Compact"/>
       </w:pPr>
@@ -1178,7 +1254,7 @@
       <w:pPr>
         <w:numPr>
           <w:ilvl w:val="0"/>
-          <w:numId w:val="1012"/>
+          <w:numId w:val="1013"/>
         </w:numPr>
         <w:pStyle w:val="Compact"/>
       </w:pPr>
@@ -1186,8 +1262,8 @@
         <w:t xml:space="preserve">[완료]</w:t>
       </w:r>
     </w:p>
-    <w:bookmarkEnd w:id="31"/>
-    <w:bookmarkStart w:id="32" w:name="신청-섹션-가로폭을-사이트-표준1120px에-맞춤"/>
+    <w:bookmarkEnd w:id="32"/>
+    <w:bookmarkStart w:id="33" w:name="신청-섹션-가로폭을-사이트-표준1120px에-맞춤"/>
     <w:p>
       <w:pPr>
         <w:pStyle w:val="Heading3"/>
@@ -1200,7 +1276,7 @@
       <w:pPr>
         <w:numPr>
           <w:ilvl w:val="0"/>
-          <w:numId w:val="1013"/>
+          <w:numId w:val="1014"/>
         </w:numPr>
         <w:pStyle w:val="Compact"/>
       </w:pPr>
@@ -1212,7 +1288,7 @@
       <w:pPr>
         <w:numPr>
           <w:ilvl w:val="0"/>
-          <w:numId w:val="1013"/>
+          <w:numId w:val="1014"/>
         </w:numPr>
         <w:pStyle w:val="Compact"/>
       </w:pPr>
@@ -1224,7 +1300,7 @@
       <w:pPr>
         <w:numPr>
           <w:ilvl w:val="0"/>
-          <w:numId w:val="1013"/>
+          <w:numId w:val="1014"/>
         </w:numPr>
         <w:pStyle w:val="Compact"/>
       </w:pPr>
@@ -1236,7 +1312,7 @@
       <w:pPr>
         <w:numPr>
           <w:ilvl w:val="0"/>
-          <w:numId w:val="1013"/>
+          <w:numId w:val="1014"/>
         </w:numPr>
         <w:pStyle w:val="Compact"/>
       </w:pPr>
@@ -1244,8 +1320,8 @@
         <w:t xml:space="preserve">[완료]</w:t>
       </w:r>
     </w:p>
-    <w:bookmarkEnd w:id="32"/>
-    <w:bookmarkStart w:id="33" w:name="신청-섹션-가치-타일-사진-위-글씨-이미지-위텍스트-아래-카드-ccg"/>
+    <w:bookmarkEnd w:id="33"/>
+    <w:bookmarkStart w:id="34" w:name="신청-섹션-가치-타일-사진-위-글씨-이미지-위텍스트-아래-카드-ccg"/>
     <w:p>
       <w:pPr>
         <w:pStyle w:val="Heading3"/>
@@ -1258,7 +1334,7 @@
       <w:pPr>
         <w:numPr>
           <w:ilvl w:val="0"/>
-          <w:numId w:val="1014"/>
+          <w:numId w:val="1015"/>
         </w:numPr>
         <w:pStyle w:val="Compact"/>
       </w:pPr>
@@ -1270,7 +1346,7 @@
       <w:pPr>
         <w:numPr>
           <w:ilvl w:val="0"/>
-          <w:numId w:val="1014"/>
+          <w:numId w:val="1015"/>
         </w:numPr>
         <w:pStyle w:val="Compact"/>
       </w:pPr>
@@ -1300,7 +1376,7 @@
       <w:pPr>
         <w:numPr>
           <w:ilvl w:val="0"/>
-          <w:numId w:val="1014"/>
+          <w:numId w:val="1015"/>
         </w:numPr>
         <w:pStyle w:val="Compact"/>
       </w:pPr>
@@ -1312,7 +1388,7 @@
       <w:pPr>
         <w:numPr>
           <w:ilvl w:val="0"/>
-          <w:numId w:val="1014"/>
+          <w:numId w:val="1015"/>
         </w:numPr>
         <w:pStyle w:val="Compact"/>
       </w:pPr>
@@ -1324,7 +1400,7 @@
       <w:pPr>
         <w:numPr>
           <w:ilvl w:val="0"/>
-          <w:numId w:val="1014"/>
+          <w:numId w:val="1015"/>
         </w:numPr>
         <w:pStyle w:val="Compact"/>
       </w:pPr>
@@ -1332,8 +1408,8 @@
         <w:t xml:space="preserve">[완료]</w:t>
       </w:r>
     </w:p>
-    <w:bookmarkEnd w:id="33"/>
-    <w:bookmarkStart w:id="34" w:name="솔루션-5단계-이미지-크게-지그재그-레이아웃-ccg"/>
+    <w:bookmarkEnd w:id="34"/>
+    <w:bookmarkStart w:id="35" w:name="솔루션-5단계-이미지-크게-지그재그-레이아웃-ccg"/>
     <w:p>
       <w:pPr>
         <w:pStyle w:val="Heading3"/>
@@ -1346,7 +1422,7 @@
       <w:pPr>
         <w:numPr>
           <w:ilvl w:val="0"/>
-          <w:numId w:val="1015"/>
+          <w:numId w:val="1016"/>
         </w:numPr>
         <w:pStyle w:val="Compact"/>
       </w:pPr>
@@ -1358,7 +1434,7 @@
       <w:pPr>
         <w:numPr>
           <w:ilvl w:val="0"/>
-          <w:numId w:val="1015"/>
+          <w:numId w:val="1016"/>
         </w:numPr>
         <w:pStyle w:val="Compact"/>
       </w:pPr>
@@ -1370,7 +1446,7 @@
       <w:pPr>
         <w:numPr>
           <w:ilvl w:val="0"/>
-          <w:numId w:val="1015"/>
+          <w:numId w:val="1016"/>
         </w:numPr>
         <w:pStyle w:val="Compact"/>
       </w:pPr>
@@ -1382,7 +1458,7 @@
       <w:pPr>
         <w:numPr>
           <w:ilvl w:val="0"/>
-          <w:numId w:val="1015"/>
+          <w:numId w:val="1016"/>
         </w:numPr>
         <w:pStyle w:val="Compact"/>
       </w:pPr>
@@ -1394,7 +1470,7 @@
       <w:pPr>
         <w:numPr>
           <w:ilvl w:val="0"/>
-          <w:numId w:val="1015"/>
+          <w:numId w:val="1016"/>
         </w:numPr>
         <w:pStyle w:val="Compact"/>
       </w:pPr>
@@ -1406,7 +1482,7 @@
       <w:pPr>
         <w:numPr>
           <w:ilvl w:val="0"/>
-          <w:numId w:val="1015"/>
+          <w:numId w:val="1016"/>
         </w:numPr>
         <w:pStyle w:val="Compact"/>
       </w:pPr>
@@ -1414,8 +1490,8 @@
         <w:t xml:space="preserve">[완료]</w:t>
       </w:r>
     </w:p>
-    <w:bookmarkEnd w:id="34"/>
-    <w:bookmarkStart w:id="35" w:name="신청-섹션-가치-타일-실사-사진-카드로-교체-ccg"/>
+    <w:bookmarkEnd w:id="35"/>
+    <w:bookmarkStart w:id="36" w:name="신청-섹션-가치-타일-실사-사진-카드로-교체-ccg"/>
     <w:p>
       <w:pPr>
         <w:pStyle w:val="Heading3"/>
@@ -1428,7 +1504,7 @@
       <w:pPr>
         <w:numPr>
           <w:ilvl w:val="0"/>
-          <w:numId w:val="1016"/>
+          <w:numId w:val="1017"/>
         </w:numPr>
         <w:pStyle w:val="Compact"/>
       </w:pPr>
@@ -1440,7 +1516,7 @@
       <w:pPr>
         <w:numPr>
           <w:ilvl w:val="0"/>
-          <w:numId w:val="1016"/>
+          <w:numId w:val="1017"/>
         </w:numPr>
         <w:pStyle w:val="Compact"/>
       </w:pPr>
@@ -1452,7 +1528,7 @@
       <w:pPr>
         <w:numPr>
           <w:ilvl w:val="0"/>
-          <w:numId w:val="1016"/>
+          <w:numId w:val="1017"/>
         </w:numPr>
         <w:pStyle w:val="Compact"/>
       </w:pPr>
@@ -1470,7 +1546,7 @@
       <w:pPr>
         <w:numPr>
           <w:ilvl w:val="0"/>
-          <w:numId w:val="1016"/>
+          <w:numId w:val="1017"/>
         </w:numPr>
         <w:pStyle w:val="Compact"/>
       </w:pPr>
@@ -1482,7 +1558,7 @@
       <w:pPr>
         <w:numPr>
           <w:ilvl w:val="0"/>
-          <w:numId w:val="1016"/>
+          <w:numId w:val="1017"/>
         </w:numPr>
         <w:pStyle w:val="Compact"/>
       </w:pPr>
@@ -1490,8 +1566,8 @@
         <w:t xml:space="preserve">[완료]</w:t>
       </w:r>
     </w:p>
-    <w:bookmarkEnd w:id="35"/>
-    <w:bookmarkStart w:id="36" w:name="신청-섹션-가치-타일에-상징-아이콘-추가-ccg"/>
+    <w:bookmarkEnd w:id="36"/>
+    <w:bookmarkStart w:id="37" w:name="신청-섹션-가치-타일에-상징-아이콘-추가-ccg"/>
     <w:p>
       <w:pPr>
         <w:pStyle w:val="Heading3"/>
@@ -1504,7 +1580,7 @@
       <w:pPr>
         <w:numPr>
           <w:ilvl w:val="0"/>
-          <w:numId w:val="1017"/>
+          <w:numId w:val="1018"/>
         </w:numPr>
         <w:pStyle w:val="Compact"/>
       </w:pPr>
@@ -1534,7 +1610,7 @@
       <w:pPr>
         <w:numPr>
           <w:ilvl w:val="0"/>
-          <w:numId w:val="1017"/>
+          <w:numId w:val="1018"/>
         </w:numPr>
         <w:pStyle w:val="Compact"/>
       </w:pPr>
@@ -1546,7 +1622,7 @@
       <w:pPr>
         <w:numPr>
           <w:ilvl w:val="0"/>
-          <w:numId w:val="1017"/>
+          <w:numId w:val="1018"/>
         </w:numPr>
         <w:pStyle w:val="Compact"/>
       </w:pPr>
@@ -1558,7 +1634,7 @@
       <w:pPr>
         <w:numPr>
           <w:ilvl w:val="0"/>
-          <w:numId w:val="1017"/>
+          <w:numId w:val="1018"/>
         </w:numPr>
         <w:pStyle w:val="Compact"/>
       </w:pPr>
@@ -1566,8 +1642,8 @@
         <w:t xml:space="preserve">[완료]</w:t>
       </w:r>
     </w:p>
-    <w:bookmarkEnd w:id="36"/>
-    <w:bookmarkStart w:id="37" w:name="하단-띠배너-가운데-정렬"/>
+    <w:bookmarkEnd w:id="37"/>
+    <w:bookmarkStart w:id="38" w:name="하단-띠배너-가운데-정렬"/>
     <w:p>
       <w:pPr>
         <w:pStyle w:val="Heading3"/>
@@ -1580,7 +1656,7 @@
       <w:pPr>
         <w:numPr>
           <w:ilvl w:val="0"/>
-          <w:numId w:val="1018"/>
+          <w:numId w:val="1019"/>
         </w:numPr>
         <w:pStyle w:val="Compact"/>
       </w:pPr>
@@ -1592,7 +1668,7 @@
       <w:pPr>
         <w:numPr>
           <w:ilvl w:val="0"/>
-          <w:numId w:val="1018"/>
+          <w:numId w:val="1019"/>
         </w:numPr>
         <w:pStyle w:val="Compact"/>
       </w:pPr>
@@ -1604,7 +1680,7 @@
       <w:pPr>
         <w:numPr>
           <w:ilvl w:val="0"/>
-          <w:numId w:val="1018"/>
+          <w:numId w:val="1019"/>
         </w:numPr>
         <w:pStyle w:val="Compact"/>
       </w:pPr>
@@ -1612,8 +1688,8 @@
         <w:t xml:space="preserve">[완료]</w:t>
       </w:r>
     </w:p>
-    <w:bookmarkEnd w:id="37"/>
-    <w:bookmarkStart w:id="38" w:name="파일럿-5단계-ai-느낌-svg-실사-사진-교체-ccg"/>
+    <w:bookmarkEnd w:id="38"/>
+    <w:bookmarkStart w:id="39" w:name="파일럿-5단계-ai-느낌-svg-실사-사진-교체-ccg"/>
     <w:p>
       <w:pPr>
         <w:pStyle w:val="Heading3"/>
@@ -1626,7 +1702,7 @@
       <w:pPr>
         <w:numPr>
           <w:ilvl w:val="0"/>
-          <w:numId w:val="1019"/>
+          <w:numId w:val="1020"/>
         </w:numPr>
         <w:pStyle w:val="Compact"/>
       </w:pPr>
@@ -1638,7 +1714,7 @@
       <w:pPr>
         <w:numPr>
           <w:ilvl w:val="0"/>
-          <w:numId w:val="1019"/>
+          <w:numId w:val="1020"/>
         </w:numPr>
         <w:pStyle w:val="Compact"/>
       </w:pPr>
@@ -1650,7 +1726,7 @@
       <w:pPr>
         <w:numPr>
           <w:ilvl w:val="0"/>
-          <w:numId w:val="1019"/>
+          <w:numId w:val="1020"/>
         </w:numPr>
         <w:pStyle w:val="Compact"/>
       </w:pPr>
@@ -1662,7 +1738,7 @@
       <w:pPr>
         <w:numPr>
           <w:ilvl w:val="0"/>
-          <w:numId w:val="1019"/>
+          <w:numId w:val="1020"/>
         </w:numPr>
         <w:pStyle w:val="Compact"/>
       </w:pPr>
@@ -1674,7 +1750,7 @@
       <w:pPr>
         <w:numPr>
           <w:ilvl w:val="0"/>
-          <w:numId w:val="1019"/>
+          <w:numId w:val="1020"/>
         </w:numPr>
         <w:pStyle w:val="Compact"/>
       </w:pPr>
@@ -1682,8 +1758,8 @@
         <w:t xml:space="preserve">[완료]</w:t>
       </w:r>
     </w:p>
-    <w:bookmarkEnd w:id="38"/>
-    <w:bookmarkStart w:id="39" w:name="희미함작은이미지-해결-실사-11장-생성-대형-사진-레이아웃-ccg"/>
+    <w:bookmarkEnd w:id="39"/>
+    <w:bookmarkStart w:id="40" w:name="희미함작은이미지-해결-실사-11장-생성-대형-사진-레이아웃-ccg"/>
     <w:p>
       <w:pPr>
         <w:pStyle w:val="Heading3"/>
@@ -1696,7 +1772,7 @@
       <w:pPr>
         <w:numPr>
           <w:ilvl w:val="0"/>
-          <w:numId w:val="1020"/>
+          <w:numId w:val="1021"/>
         </w:numPr>
         <w:pStyle w:val="Compact"/>
       </w:pPr>
@@ -1708,7 +1784,7 @@
       <w:pPr>
         <w:numPr>
           <w:ilvl w:val="0"/>
-          <w:numId w:val="1020"/>
+          <w:numId w:val="1021"/>
         </w:numPr>
         <w:pStyle w:val="Compact"/>
       </w:pPr>
@@ -1738,7 +1814,7 @@
       <w:pPr>
         <w:numPr>
           <w:ilvl w:val="0"/>
-          <w:numId w:val="1020"/>
+          <w:numId w:val="1021"/>
         </w:numPr>
         <w:pStyle w:val="Compact"/>
       </w:pPr>
@@ -1750,7 +1826,7 @@
       <w:pPr>
         <w:numPr>
           <w:ilvl w:val="0"/>
-          <w:numId w:val="1020"/>
+          <w:numId w:val="1021"/>
         </w:numPr>
         <w:pStyle w:val="Compact"/>
       </w:pPr>
@@ -1762,7 +1838,7 @@
       <w:pPr>
         <w:numPr>
           <w:ilvl w:val="0"/>
-          <w:numId w:val="1020"/>
+          <w:numId w:val="1021"/>
         </w:numPr>
         <w:pStyle w:val="Compact"/>
       </w:pPr>
@@ -1774,7 +1850,7 @@
       <w:pPr>
         <w:numPr>
           <w:ilvl w:val="0"/>
-          <w:numId w:val="1020"/>
+          <w:numId w:val="1021"/>
         </w:numPr>
         <w:pStyle w:val="Compact"/>
       </w:pPr>
@@ -1786,7 +1862,7 @@
       <w:pPr>
         <w:numPr>
           <w:ilvl w:val="0"/>
-          <w:numId w:val="1020"/>
+          <w:numId w:val="1021"/>
         </w:numPr>
         <w:pStyle w:val="Compact"/>
       </w:pPr>
@@ -1794,8 +1870,8 @@
         <w:t xml:space="preserve">[완료]</w:t>
       </w:r>
     </w:p>
-    <w:bookmarkEnd w:id="39"/>
-    <w:bookmarkStart w:id="40" w:name="일러스트-개선-잘림-해결-갤러리-실제화면-교체-ccg-b안"/>
+    <w:bookmarkEnd w:id="40"/>
+    <w:bookmarkStart w:id="41" w:name="일러스트-개선-잘림-해결-갤러리-실제화면-교체-ccg-b안"/>
     <w:p>
       <w:pPr>
         <w:pStyle w:val="Heading3"/>
@@ -1808,7 +1884,7 @@
       <w:pPr>
         <w:numPr>
           <w:ilvl w:val="0"/>
-          <w:numId w:val="1021"/>
+          <w:numId w:val="1022"/>
         </w:numPr>
         <w:pStyle w:val="Compact"/>
       </w:pPr>
@@ -1820,7 +1896,7 @@
       <w:pPr>
         <w:numPr>
           <w:ilvl w:val="0"/>
-          <w:numId w:val="1021"/>
+          <w:numId w:val="1022"/>
         </w:numPr>
         <w:pStyle w:val="Compact"/>
       </w:pPr>
@@ -1832,7 +1908,7 @@
       <w:pPr>
         <w:numPr>
           <w:ilvl w:val="0"/>
-          <w:numId w:val="1021"/>
+          <w:numId w:val="1022"/>
         </w:numPr>
         <w:pStyle w:val="Compact"/>
       </w:pPr>
@@ -1856,7 +1932,7 @@
       <w:pPr>
         <w:numPr>
           <w:ilvl w:val="0"/>
-          <w:numId w:val="1021"/>
+          <w:numId w:val="1022"/>
         </w:numPr>
         <w:pStyle w:val="Compact"/>
       </w:pPr>
@@ -1864,8 +1940,8 @@
         <w:t xml:space="preserve">[완료]</w:t>
       </w:r>
     </w:p>
-    <w:bookmarkEnd w:id="40"/>
-    <w:bookmarkStart w:id="41" w:name="도입효과-중복-정리-색감-통일-ccg-b안-마무리"/>
+    <w:bookmarkEnd w:id="41"/>
+    <w:bookmarkStart w:id="42" w:name="도입효과-중복-정리-색감-통일-ccg-b안-마무리"/>
     <w:p>
       <w:pPr>
         <w:pStyle w:val="Heading3"/>
@@ -1878,7 +1954,7 @@
       <w:pPr>
         <w:numPr>
           <w:ilvl w:val="0"/>
-          <w:numId w:val="1022"/>
+          <w:numId w:val="1023"/>
         </w:numPr>
         <w:pStyle w:val="Compact"/>
       </w:pPr>
@@ -1890,7 +1966,7 @@
       <w:pPr>
         <w:numPr>
           <w:ilvl w:val="0"/>
-          <w:numId w:val="1022"/>
+          <w:numId w:val="1023"/>
         </w:numPr>
         <w:pStyle w:val="Compact"/>
       </w:pPr>
@@ -1902,7 +1978,7 @@
       <w:pPr>
         <w:numPr>
           <w:ilvl w:val="0"/>
-          <w:numId w:val="1022"/>
+          <w:numId w:val="1023"/>
         </w:numPr>
         <w:pStyle w:val="Compact"/>
       </w:pPr>
@@ -1914,7 +1990,7 @@
       <w:pPr>
         <w:numPr>
           <w:ilvl w:val="0"/>
-          <w:numId w:val="1022"/>
+          <w:numId w:val="1023"/>
         </w:numPr>
         <w:pStyle w:val="Compact"/>
       </w:pPr>
@@ -1926,7 +2002,7 @@
       <w:pPr>
         <w:numPr>
           <w:ilvl w:val="0"/>
-          <w:numId w:val="1022"/>
+          <w:numId w:val="1023"/>
         </w:numPr>
         <w:pStyle w:val="Compact"/>
       </w:pPr>
@@ -1934,8 +2010,8 @@
         <w:t xml:space="preserve">[완료]</w:t>
       </w:r>
     </w:p>
-    <w:bookmarkEnd w:id="41"/>
-    <w:bookmarkStart w:id="42" w:name="solution-섹션-좌우-균형-반응형-개선-ccg"/>
+    <w:bookmarkEnd w:id="42"/>
+    <w:bookmarkStart w:id="43" w:name="solution-섹션-좌우-균형-반응형-개선-ccg"/>
     <w:p>
       <w:pPr>
         <w:pStyle w:val="Heading3"/>
@@ -1948,7 +2024,7 @@
       <w:pPr>
         <w:numPr>
           <w:ilvl w:val="0"/>
-          <w:numId w:val="1023"/>
+          <w:numId w:val="1024"/>
         </w:numPr>
         <w:pStyle w:val="Compact"/>
       </w:pPr>
@@ -1960,7 +2036,7 @@
       <w:pPr>
         <w:numPr>
           <w:ilvl w:val="0"/>
-          <w:numId w:val="1023"/>
+          <w:numId w:val="1024"/>
         </w:numPr>
         <w:pStyle w:val="Compact"/>
       </w:pPr>
@@ -1972,7 +2048,7 @@
       <w:pPr>
         <w:numPr>
           <w:ilvl w:val="0"/>
-          <w:numId w:val="1023"/>
+          <w:numId w:val="1024"/>
         </w:numPr>
         <w:pStyle w:val="Compact"/>
       </w:pPr>
@@ -1984,7 +2060,7 @@
       <w:pPr>
         <w:numPr>
           <w:ilvl w:val="0"/>
-          <w:numId w:val="1023"/>
+          <w:numId w:val="1024"/>
         </w:numPr>
         <w:pStyle w:val="Compact"/>
       </w:pPr>
@@ -1996,7 +2072,7 @@
       <w:pPr>
         <w:numPr>
           <w:ilvl w:val="0"/>
-          <w:numId w:val="1023"/>
+          <w:numId w:val="1024"/>
         </w:numPr>
         <w:pStyle w:val="Compact"/>
       </w:pPr>
@@ -2008,7 +2084,7 @@
       <w:pPr>
         <w:numPr>
           <w:ilvl w:val="0"/>
-          <w:numId w:val="1023"/>
+          <w:numId w:val="1024"/>
         </w:numPr>
         <w:pStyle w:val="Compact"/>
       </w:pPr>
@@ -2020,7 +2096,7 @@
       <w:pPr>
         <w:numPr>
           <w:ilvl w:val="0"/>
-          <w:numId w:val="1023"/>
+          <w:numId w:val="1024"/>
         </w:numPr>
         <w:pStyle w:val="Compact"/>
       </w:pPr>
@@ -2028,8 +2104,8 @@
         <w:t xml:space="preserve">[완료]</w:t>
       </w:r>
     </w:p>
-    <w:bookmarkEnd w:id="42"/>
-    <w:bookmarkStart w:id="43" w:name="초기-배포-완료"/>
+    <w:bookmarkEnd w:id="43"/>
+    <w:bookmarkStart w:id="44" w:name="초기-배포-완료"/>
     <w:p>
       <w:pPr>
         <w:pStyle w:val="Heading3"/>
@@ -2042,7 +2118,7 @@
       <w:pPr>
         <w:numPr>
           <w:ilvl w:val="0"/>
-          <w:numId w:val="1024"/>
+          <w:numId w:val="1025"/>
         </w:numPr>
         <w:pStyle w:val="Compact"/>
       </w:pPr>
@@ -2054,7 +2130,7 @@
       <w:pPr>
         <w:numPr>
           <w:ilvl w:val="0"/>
-          <w:numId w:val="1024"/>
+          <w:numId w:val="1025"/>
         </w:numPr>
         <w:pStyle w:val="Compact"/>
       </w:pPr>
@@ -2066,7 +2142,7 @@
       <w:pPr>
         <w:numPr>
           <w:ilvl w:val="0"/>
-          <w:numId w:val="1024"/>
+          <w:numId w:val="1025"/>
         </w:numPr>
         <w:pStyle w:val="Compact"/>
       </w:pPr>
@@ -2078,7 +2154,7 @@
       <w:pPr>
         <w:numPr>
           <w:ilvl w:val="0"/>
-          <w:numId w:val="1024"/>
+          <w:numId w:val="1025"/>
         </w:numPr>
         <w:pStyle w:val="Compact"/>
       </w:pPr>
@@ -2090,7 +2166,7 @@
       <w:pPr>
         <w:numPr>
           <w:ilvl w:val="0"/>
-          <w:numId w:val="1024"/>
+          <w:numId w:val="1025"/>
         </w:numPr>
         <w:pStyle w:val="Compact"/>
       </w:pPr>
@@ -2102,7 +2178,7 @@
       <w:pPr>
         <w:numPr>
           <w:ilvl w:val="0"/>
-          <w:numId w:val="1024"/>
+          <w:numId w:val="1025"/>
         </w:numPr>
         <w:pStyle w:val="Compact"/>
       </w:pPr>
@@ -2110,8 +2186,8 @@
         <w:t xml:space="preserve">[완료]</w:t>
       </w:r>
     </w:p>
-    <w:bookmarkEnd w:id="43"/>
     <w:bookmarkEnd w:id="44"/>
+    <w:bookmarkEnd w:id="45"/>
     <w:sectPr/>
   </w:body>
 </w:document>
@@ -2367,6 +2443,9 @@
     <w:abstractNumId w:val="991"/>
   </w:num>
   <w:num w:numId="1024">
+    <w:abstractNumId w:val="991"/>
+  </w:num>
+  <w:num w:numId="1025">
     <w:abstractNumId w:val="991"/>
   </w:num>
 </w:numbering>

--- a/docs/exports/DEV_LOG.docx
+++ b/docs/exports/DEV_LOG.docx
@@ -2,12 +2,85 @@
 <file path=word/document.xml><?xml version="1.0" encoding="utf-8"?>
 <w:document xmlns:w="http://schemas.openxmlformats.org/wordprocessingml/2006/main" xmlns:m="http://schemas.openxmlformats.org/officeDocument/2006/math" xmlns:r="http://schemas.openxmlformats.org/officeDocument/2006/relationships" xmlns:o="urn:schemas-microsoft-com:office:office" xmlns:v="urn:schemas-microsoft-com:vml" xmlns:w10="urn:schemas-microsoft-com:office:word" xmlns:a="http://schemas.openxmlformats.org/drawingml/2006/main" xmlns:pic="http://schemas.openxmlformats.org/drawingml/2006/picture" xmlns:wp="http://schemas.openxmlformats.org/drawingml/2006/wordprocessingDrawing">
   <w:body>
-    <w:bookmarkStart w:id="20" w:name="파일럿-단계-사진-얼굴손-잘림-수정23단계-재생성"/>
+    <w:bookmarkStart w:id="20" w:name="파일럿-23단계-사진-재보정자연스러움손-노출"/>
     <w:p>
       <w:pPr>
         <w:pStyle w:val="Heading3"/>
       </w:pPr>
       <w:r>
+        <w:t xml:space="preserve">[2026-06-21 17:20] 파일럿 2·3단계 사진 재보정(자연스러움·손 노출)</w:t>
+      </w:r>
+    </w:p>
+    <w:p>
+      <w:pPr>
+        <w:numPr>
+          <w:ilvl w:val="0"/>
+          <w:numId w:val="1001"/>
+        </w:numPr>
+        <w:pStyle w:val="Compact"/>
+      </w:pPr>
+      <w:r>
+        <w:t xml:space="preserve">마케터 추가 지적: 2단계 사진의 왼쪽 사람이 너무</w:t>
+      </w:r>
+      <w:r>
+        <w:t xml:space="preserve"> </w:t>
+      </w:r>
+      <w:r>
+        <w:t xml:space="preserve">‘</w:t>
+      </w:r>
+      <w:r>
+        <w:t xml:space="preserve">AI 같다</w:t>
+      </w:r>
+      <w:r>
+        <w:t xml:space="preserve">’</w:t>
+      </w:r>
+      <w:r>
+        <w:t xml:space="preserve">, 3단계는 사람과 손이 다 나오게</w:t>
+      </w:r>
+    </w:p>
+    <w:p>
+      <w:pPr>
+        <w:numPr>
+          <w:ilvl w:val="0"/>
+          <w:numId w:val="1001"/>
+        </w:numPr>
+        <w:pStyle w:val="Compact"/>
+      </w:pPr>
+      <w:r>
+        <w:t xml:space="preserve">2단계: 왼쪽 상담자를 더 자연스러운 평범한 한국 사람 얼굴로 다시 생성(상대는 농가주)</w:t>
+      </w:r>
+    </w:p>
+    <w:p>
+      <w:pPr>
+        <w:numPr>
+          <w:ilvl w:val="0"/>
+          <w:numId w:val="1001"/>
+        </w:numPr>
+        <w:pStyle w:val="Compact"/>
+      </w:pPr>
+      <w:r>
+        <w:t xml:space="preserve">3단계: 작업자의 얼굴과 두 손이 화면 안에 모두 들어오도록 정면 중간 샷으로 재생성. 배너 잘림 영역으로 미리 확인 완료</w:t>
+      </w:r>
+    </w:p>
+    <w:p>
+      <w:pPr>
+        <w:numPr>
+          <w:ilvl w:val="0"/>
+          <w:numId w:val="1001"/>
+        </w:numPr>
+        <w:pStyle w:val="Compact"/>
+      </w:pPr>
+      <w:r>
+        <w:t xml:space="preserve">[완료]</w:t>
+      </w:r>
+    </w:p>
+    <w:bookmarkEnd w:id="20"/>
+    <w:bookmarkStart w:id="21" w:name="파일럿-단계-사진-얼굴손-잘림-수정23단계-재생성"/>
+    <w:p>
+      <w:pPr>
+        <w:pStyle w:val="Heading3"/>
+      </w:pPr>
+      <w:r>
         <w:t xml:space="preserve">[2026-06-21 17:00] 파일럿 단계 사진 얼굴·손 잘림 수정(2·3단계 재생성)</w:t>
       </w:r>
     </w:p>
@@ -15,7 +88,7 @@
       <w:pPr>
         <w:numPr>
           <w:ilvl w:val="0"/>
-          <w:numId w:val="1001"/>
+          <w:numId w:val="1002"/>
         </w:numPr>
         <w:pStyle w:val="Compact"/>
       </w:pPr>
@@ -45,7 +118,7 @@
       <w:pPr>
         <w:numPr>
           <w:ilvl w:val="0"/>
-          <w:numId w:val="1001"/>
+          <w:numId w:val="1002"/>
         </w:numPr>
         <w:pStyle w:val="Compact"/>
       </w:pPr>
@@ -57,7 +130,7 @@
       <w:pPr>
         <w:numPr>
           <w:ilvl w:val="0"/>
-          <w:numId w:val="1001"/>
+          <w:numId w:val="1002"/>
         </w:numPr>
         <w:pStyle w:val="Compact"/>
       </w:pPr>
@@ -69,7 +142,7 @@
       <w:pPr>
         <w:numPr>
           <w:ilvl w:val="0"/>
-          <w:numId w:val="1001"/>
+          <w:numId w:val="1002"/>
         </w:numPr>
         <w:pStyle w:val="Compact"/>
       </w:pPr>
@@ -77,8 +150,8 @@
         <w:t xml:space="preserve">[완료]</w:t>
       </w:r>
     </w:p>
-    <w:bookmarkEnd w:id="20"/>
-    <w:bookmarkStart w:id="21" w:name="신청-폼-개인정보-동의-체크박스-삭제"/>
+    <w:bookmarkEnd w:id="21"/>
+    <w:bookmarkStart w:id="22" w:name="신청-폼-개인정보-동의-체크박스-삭제"/>
     <w:p>
       <w:pPr>
         <w:pStyle w:val="Heading3"/>
@@ -91,7 +164,7 @@
       <w:pPr>
         <w:numPr>
           <w:ilvl w:val="0"/>
-          <w:numId w:val="1002"/>
+          <w:numId w:val="1003"/>
         </w:numPr>
         <w:pStyle w:val="Compact"/>
       </w:pPr>
@@ -121,7 +194,7 @@
       <w:pPr>
         <w:numPr>
           <w:ilvl w:val="0"/>
-          <w:numId w:val="1002"/>
+          <w:numId w:val="1003"/>
         </w:numPr>
         <w:pStyle w:val="Compact"/>
       </w:pPr>
@@ -133,7 +206,7 @@
       <w:pPr>
         <w:numPr>
           <w:ilvl w:val="0"/>
-          <w:numId w:val="1002"/>
+          <w:numId w:val="1003"/>
         </w:numPr>
         <w:pStyle w:val="Compact"/>
       </w:pPr>
@@ -141,8 +214,8 @@
         <w:t xml:space="preserve">[완료]</w:t>
       </w:r>
     </w:p>
-    <w:bookmarkEnd w:id="21"/>
-    <w:bookmarkStart w:id="22" w:name="가지-핵심기능-오른쪽-빈칸-해결-파일럿-4배지-사진-오버레이-재작업"/>
+    <w:bookmarkEnd w:id="22"/>
+    <w:bookmarkStart w:id="23" w:name="가지-핵심기능-오른쪽-빈칸-해결-파일럿-4배지-사진-오버레이-재작업"/>
     <w:p>
       <w:pPr>
         <w:pStyle w:val="Heading3"/>
@@ -155,7 +228,7 @@
       <w:pPr>
         <w:numPr>
           <w:ilvl w:val="0"/>
-          <w:numId w:val="1003"/>
+          <w:numId w:val="1004"/>
         </w:numPr>
         <w:pStyle w:val="Compact"/>
       </w:pPr>
@@ -167,7 +240,7 @@
       <w:pPr>
         <w:numPr>
           <w:ilvl w:val="0"/>
-          <w:numId w:val="1003"/>
+          <w:numId w:val="1004"/>
         </w:numPr>
         <w:pStyle w:val="Compact"/>
       </w:pPr>
@@ -197,7 +270,7 @@
       <w:pPr>
         <w:numPr>
           <w:ilvl w:val="0"/>
-          <w:numId w:val="1003"/>
+          <w:numId w:val="1004"/>
         </w:numPr>
         <w:pStyle w:val="Compact"/>
       </w:pPr>
@@ -227,7 +300,7 @@
       <w:pPr>
         <w:numPr>
           <w:ilvl w:val="0"/>
-          <w:numId w:val="1003"/>
+          <w:numId w:val="1004"/>
         </w:numPr>
         <w:pStyle w:val="Compact"/>
       </w:pPr>
@@ -235,8 +308,8 @@
         <w:t xml:space="preserve">[완료]</w:t>
       </w:r>
     </w:p>
-    <w:bookmarkEnd w:id="22"/>
-    <w:bookmarkStart w:id="23" w:name="가지-핵심기능-이미지-교체-이모지배지문안-정리-실제-앱-홈-화면-추가"/>
+    <w:bookmarkEnd w:id="23"/>
+    <w:bookmarkStart w:id="24" w:name="가지-핵심기능-이미지-교체-이모지배지문안-정리-실제-앱-홈-화면-추가"/>
     <w:p>
       <w:pPr>
         <w:pStyle w:val="Heading3"/>
@@ -249,7 +322,7 @@
       <w:pPr>
         <w:numPr>
           <w:ilvl w:val="0"/>
-          <w:numId w:val="1004"/>
+          <w:numId w:val="1005"/>
         </w:numPr>
         <w:pStyle w:val="Compact"/>
       </w:pPr>
@@ -261,7 +334,7 @@
       <w:pPr>
         <w:numPr>
           <w:ilvl w:val="0"/>
-          <w:numId w:val="1004"/>
+          <w:numId w:val="1005"/>
         </w:numPr>
         <w:pStyle w:val="Compact"/>
       </w:pPr>
@@ -291,7 +364,7 @@
       <w:pPr>
         <w:numPr>
           <w:ilvl w:val="0"/>
-          <w:numId w:val="1004"/>
+          <w:numId w:val="1005"/>
         </w:numPr>
         <w:pStyle w:val="Compact"/>
       </w:pPr>
@@ -321,7 +394,7 @@
       <w:pPr>
         <w:numPr>
           <w:ilvl w:val="0"/>
-          <w:numId w:val="1004"/>
+          <w:numId w:val="1005"/>
         </w:numPr>
         <w:pStyle w:val="Compact"/>
       </w:pPr>
@@ -333,7 +406,7 @@
       <w:pPr>
         <w:numPr>
           <w:ilvl w:val="0"/>
-          <w:numId w:val="1004"/>
+          <w:numId w:val="1005"/>
         </w:numPr>
         <w:pStyle w:val="Compact"/>
       </w:pPr>
@@ -345,7 +418,7 @@
       <w:pPr>
         <w:numPr>
           <w:ilvl w:val="0"/>
-          <w:numId w:val="1004"/>
+          <w:numId w:val="1005"/>
         </w:numPr>
         <w:pStyle w:val="Compact"/>
       </w:pPr>
@@ -375,7 +448,7 @@
       <w:pPr>
         <w:numPr>
           <w:ilvl w:val="0"/>
-          <w:numId w:val="1004"/>
+          <w:numId w:val="1005"/>
         </w:numPr>
         <w:pStyle w:val="Compact"/>
       </w:pPr>
@@ -405,7 +478,7 @@
       <w:pPr>
         <w:numPr>
           <w:ilvl w:val="0"/>
-          <w:numId w:val="1004"/>
+          <w:numId w:val="1005"/>
         </w:numPr>
         <w:pStyle w:val="Compact"/>
       </w:pPr>
@@ -432,7 +505,7 @@
       <w:pPr>
         <w:numPr>
           <w:ilvl w:val="0"/>
-          <w:numId w:val="1004"/>
+          <w:numId w:val="1005"/>
         </w:numPr>
         <w:pStyle w:val="Compact"/>
       </w:pPr>
@@ -440,8 +513,8 @@
         <w:t xml:space="preserve">[완료]</w:t>
       </w:r>
     </w:p>
-    <w:bookmarkEnd w:id="23"/>
-    <w:bookmarkStart w:id="24" w:name="사이트-전체-사람차량자연-배경을-한국식으로-교체-외국중국-느낌-제거"/>
+    <w:bookmarkEnd w:id="24"/>
+    <w:bookmarkStart w:id="25" w:name="사이트-전체-사람차량자연-배경을-한국식으로-교체-외국중국-느낌-제거"/>
     <w:p>
       <w:pPr>
         <w:pStyle w:val="Heading3"/>
@@ -454,7 +527,7 @@
       <w:pPr>
         <w:numPr>
           <w:ilvl w:val="0"/>
-          <w:numId w:val="1005"/>
+          <w:numId w:val="1006"/>
         </w:numPr>
         <w:pStyle w:val="Compact"/>
       </w:pPr>
@@ -466,7 +539,7 @@
       <w:pPr>
         <w:numPr>
           <w:ilvl w:val="0"/>
-          <w:numId w:val="1005"/>
+          <w:numId w:val="1006"/>
         </w:numPr>
         <w:pStyle w:val="Compact"/>
       </w:pPr>
@@ -580,7 +653,7 @@
       <w:pPr>
         <w:numPr>
           <w:ilvl w:val="0"/>
-          <w:numId w:val="1005"/>
+          <w:numId w:val="1006"/>
         </w:numPr>
         <w:pStyle w:val="Compact"/>
       </w:pPr>
@@ -592,7 +665,7 @@
       <w:pPr>
         <w:numPr>
           <w:ilvl w:val="0"/>
-          <w:numId w:val="1005"/>
+          <w:numId w:val="1006"/>
         </w:numPr>
         <w:pStyle w:val="Compact"/>
       </w:pPr>
@@ -604,7 +677,7 @@
       <w:pPr>
         <w:numPr>
           <w:ilvl w:val="0"/>
-          <w:numId w:val="1005"/>
+          <w:numId w:val="1006"/>
         </w:numPr>
         <w:pStyle w:val="Compact"/>
       </w:pPr>
@@ -612,8 +685,8 @@
         <w:t xml:space="preserve">[완료]</w:t>
       </w:r>
     </w:p>
-    <w:bookmarkEnd w:id="24"/>
-    <w:bookmarkStart w:id="25" w:name="전체-디자인-감각-패스-taste-스킬-배치사진내용사이즈-그대로"/>
+    <w:bookmarkEnd w:id="25"/>
+    <w:bookmarkStart w:id="26" w:name="전체-디자인-감각-패스-taste-스킬-배치사진내용사이즈-그대로"/>
     <w:p>
       <w:pPr>
         <w:pStyle w:val="Heading3"/>
@@ -626,7 +699,7 @@
       <w:pPr>
         <w:numPr>
           <w:ilvl w:val="0"/>
-          <w:numId w:val="1006"/>
+          <w:numId w:val="1007"/>
         </w:numPr>
         <w:pStyle w:val="Compact"/>
       </w:pPr>
@@ -638,7 +711,7 @@
       <w:pPr>
         <w:numPr>
           <w:ilvl w:val="0"/>
-          <w:numId w:val="1006"/>
+          <w:numId w:val="1007"/>
         </w:numPr>
         <w:pStyle w:val="Compact"/>
       </w:pPr>
@@ -701,7 +774,7 @@
       <w:pPr>
         <w:numPr>
           <w:ilvl w:val="0"/>
-          <w:numId w:val="1006"/>
+          <w:numId w:val="1007"/>
         </w:numPr>
         <w:pStyle w:val="Compact"/>
       </w:pPr>
@@ -709,8 +782,8 @@
         <w:t xml:space="preserve">[완료]</w:t>
       </w:r>
     </w:p>
-    <w:bookmarkEnd w:id="25"/>
-    <w:bookmarkStart w:id="26" w:name="오픈그래프공유-썸네일-이미지-흐릿한-대시보드-나열-상징-그래픽-ccg"/>
+    <w:bookmarkEnd w:id="26"/>
+    <w:bookmarkStart w:id="27" w:name="오픈그래프공유-썸네일-이미지-흐릿한-대시보드-나열-상징-그래픽-ccg"/>
     <w:p>
       <w:pPr>
         <w:pStyle w:val="Heading3"/>
@@ -723,7 +796,7 @@
       <w:pPr>
         <w:numPr>
           <w:ilvl w:val="0"/>
-          <w:numId w:val="1007"/>
+          <w:numId w:val="1008"/>
         </w:numPr>
         <w:pStyle w:val="Compact"/>
       </w:pPr>
@@ -735,7 +808,7 @@
       <w:pPr>
         <w:numPr>
           <w:ilvl w:val="0"/>
-          <w:numId w:val="1007"/>
+          <w:numId w:val="1008"/>
         </w:numPr>
         <w:pStyle w:val="Compact"/>
       </w:pPr>
@@ -771,7 +844,7 @@
       <w:pPr>
         <w:numPr>
           <w:ilvl w:val="0"/>
-          <w:numId w:val="1007"/>
+          <w:numId w:val="1008"/>
         </w:numPr>
         <w:pStyle w:val="Compact"/>
       </w:pPr>
@@ -795,7 +868,7 @@
       <w:pPr>
         <w:numPr>
           <w:ilvl w:val="0"/>
-          <w:numId w:val="1007"/>
+          <w:numId w:val="1008"/>
         </w:numPr>
         <w:pStyle w:val="Compact"/>
       </w:pPr>
@@ -807,7 +880,7 @@
       <w:pPr>
         <w:numPr>
           <w:ilvl w:val="0"/>
-          <w:numId w:val="1007"/>
+          <w:numId w:val="1008"/>
         </w:numPr>
         <w:pStyle w:val="Compact"/>
       </w:pPr>
@@ -815,8 +888,8 @@
         <w:t xml:space="preserve">[완료]</w:t>
       </w:r>
     </w:p>
-    <w:bookmarkEnd w:id="26"/>
-    <w:bookmarkStart w:id="27" w:name="가지-핵심-기능-32-어색한-배치-1열-가로형-슬림-카드"/>
+    <w:bookmarkEnd w:id="27"/>
+    <w:bookmarkStart w:id="28" w:name="가지-핵심-기능-32-어색한-배치-1열-가로형-슬림-카드"/>
     <w:p>
       <w:pPr>
         <w:pStyle w:val="Heading3"/>
@@ -829,7 +902,7 @@
       <w:pPr>
         <w:numPr>
           <w:ilvl w:val="0"/>
-          <w:numId w:val="1008"/>
+          <w:numId w:val="1009"/>
         </w:numPr>
         <w:pStyle w:val="Compact"/>
       </w:pPr>
@@ -841,7 +914,7 @@
       <w:pPr>
         <w:numPr>
           <w:ilvl w:val="0"/>
-          <w:numId w:val="1008"/>
+          <w:numId w:val="1009"/>
         </w:numPr>
         <w:pStyle w:val="Compact"/>
       </w:pPr>
@@ -853,7 +926,7 @@
       <w:pPr>
         <w:numPr>
           <w:ilvl w:val="0"/>
-          <w:numId w:val="1008"/>
+          <w:numId w:val="1009"/>
         </w:numPr>
         <w:pStyle w:val="Compact"/>
       </w:pPr>
@@ -865,7 +938,7 @@
       <w:pPr>
         <w:numPr>
           <w:ilvl w:val="0"/>
-          <w:numId w:val="1008"/>
+          <w:numId w:val="1009"/>
         </w:numPr>
         <w:pStyle w:val="Compact"/>
       </w:pPr>
@@ -873,8 +946,8 @@
         <w:t xml:space="preserve">[완료]</w:t>
       </w:r>
     </w:p>
-    <w:bookmarkEnd w:id="27"/>
-    <w:bookmarkStart w:id="45" w:name="dev_log-마이피드-b2b-랜딩페이지-abl_landing"/>
+    <w:bookmarkEnd w:id="28"/>
+    <w:bookmarkStart w:id="46" w:name="dev_log-마이피드-b2b-랜딩페이지-abl_landing"/>
     <w:p>
       <w:pPr>
         <w:pStyle w:val="Heading1"/>
@@ -883,7 +956,7 @@
         <w:t xml:space="preserve">DEV_LOG — 마이피드 B2B 랜딩페이지 (abl_landing)</w:t>
       </w:r>
     </w:p>
-    <w:bookmarkStart w:id="28" w:name="X79e90aa534b0a41ca5aec1930c74c0755625a6e"/>
+    <w:bookmarkStart w:id="29" w:name="X79e90aa534b0a41ca5aec1930c74c0755625a6e"/>
     <w:p>
       <w:pPr>
         <w:pStyle w:val="Heading3"/>
@@ -896,7 +969,7 @@
       <w:pPr>
         <w:numPr>
           <w:ilvl w:val="0"/>
-          <w:numId w:val="1009"/>
+          <w:numId w:val="1010"/>
         </w:numPr>
         <w:pStyle w:val="Compact"/>
       </w:pPr>
@@ -908,7 +981,7 @@
       <w:pPr>
         <w:numPr>
           <w:ilvl w:val="0"/>
-          <w:numId w:val="1009"/>
+          <w:numId w:val="1010"/>
         </w:numPr>
         <w:pStyle w:val="Compact"/>
       </w:pPr>
@@ -950,7 +1023,7 @@
       <w:pPr>
         <w:numPr>
           <w:ilvl w:val="0"/>
-          <w:numId w:val="1009"/>
+          <w:numId w:val="1010"/>
         </w:numPr>
         <w:pStyle w:val="Compact"/>
       </w:pPr>
@@ -962,7 +1035,7 @@
       <w:pPr>
         <w:numPr>
           <w:ilvl w:val="0"/>
-          <w:numId w:val="1009"/>
+          <w:numId w:val="1010"/>
         </w:numPr>
         <w:pStyle w:val="Compact"/>
       </w:pPr>
@@ -974,7 +1047,7 @@
       <w:pPr>
         <w:numPr>
           <w:ilvl w:val="0"/>
-          <w:numId w:val="1009"/>
+          <w:numId w:val="1010"/>
         </w:numPr>
         <w:pStyle w:val="Compact"/>
       </w:pPr>
@@ -982,8 +1055,8 @@
         <w:t xml:space="preserve">[완료]</w:t>
       </w:r>
     </w:p>
-    <w:bookmarkEnd w:id="28"/>
-    <w:bookmarkStart w:id="29" w:name="파일럿-5단계-카드-높이-슬림화"/>
+    <w:bookmarkEnd w:id="29"/>
+    <w:bookmarkStart w:id="30" w:name="파일럿-5단계-카드-높이-슬림화"/>
     <w:p>
       <w:pPr>
         <w:pStyle w:val="Heading3"/>
@@ -996,7 +1069,7 @@
       <w:pPr>
         <w:numPr>
           <w:ilvl w:val="0"/>
-          <w:numId w:val="1010"/>
+          <w:numId w:val="1011"/>
         </w:numPr>
         <w:pStyle w:val="Compact"/>
       </w:pPr>
@@ -1008,7 +1081,7 @@
       <w:pPr>
         <w:numPr>
           <w:ilvl w:val="0"/>
-          <w:numId w:val="1010"/>
+          <w:numId w:val="1011"/>
         </w:numPr>
         <w:pStyle w:val="Compact"/>
       </w:pPr>
@@ -1020,7 +1093,7 @@
       <w:pPr>
         <w:numPr>
           <w:ilvl w:val="0"/>
-          <w:numId w:val="1010"/>
+          <w:numId w:val="1011"/>
         </w:numPr>
         <w:pStyle w:val="Compact"/>
       </w:pPr>
@@ -1028,8 +1101,8 @@
         <w:t xml:space="preserve">[완료]</w:t>
       </w:r>
     </w:p>
-    <w:bookmarkEnd w:id="29"/>
-    <w:bookmarkStart w:id="30" w:name="파일럿-5단계-1열-큰-카드로-변경"/>
+    <w:bookmarkEnd w:id="30"/>
+    <w:bookmarkStart w:id="31" w:name="파일럿-5단계-1열-큰-카드로-변경"/>
     <w:p>
       <w:pPr>
         <w:pStyle w:val="Heading3"/>
@@ -1042,7 +1115,7 @@
       <w:pPr>
         <w:numPr>
           <w:ilvl w:val="0"/>
-          <w:numId w:val="1011"/>
+          <w:numId w:val="1012"/>
         </w:numPr>
         <w:pStyle w:val="Compact"/>
       </w:pPr>
@@ -1054,7 +1127,7 @@
       <w:pPr>
         <w:numPr>
           <w:ilvl w:val="0"/>
-          <w:numId w:val="1011"/>
+          <w:numId w:val="1012"/>
         </w:numPr>
         <w:pStyle w:val="Compact"/>
       </w:pPr>
@@ -1066,7 +1139,7 @@
       <w:pPr>
         <w:numPr>
           <w:ilvl w:val="0"/>
-          <w:numId w:val="1011"/>
+          <w:numId w:val="1012"/>
         </w:numPr>
         <w:pStyle w:val="Compact"/>
       </w:pPr>
@@ -1078,7 +1151,7 @@
       <w:pPr>
         <w:numPr>
           <w:ilvl w:val="0"/>
-          <w:numId w:val="1011"/>
+          <w:numId w:val="1012"/>
         </w:numPr>
         <w:pStyle w:val="Compact"/>
       </w:pPr>
@@ -1086,8 +1159,8 @@
         <w:t xml:space="preserve">[완료]</w:t>
       </w:r>
     </w:p>
-    <w:bookmarkEnd w:id="30"/>
-    <w:bookmarkStart w:id="31" w:name="파일럿-5단계-빈-칸-제거-5열-가로-타임라인-ccg"/>
+    <w:bookmarkEnd w:id="31"/>
+    <w:bookmarkStart w:id="32" w:name="파일럿-5단계-빈-칸-제거-5열-가로-타임라인-ccg"/>
     <w:p>
       <w:pPr>
         <w:pStyle w:val="Heading3"/>
@@ -1100,7 +1173,7 @@
       <w:pPr>
         <w:numPr>
           <w:ilvl w:val="0"/>
-          <w:numId w:val="1012"/>
+          <w:numId w:val="1013"/>
         </w:numPr>
         <w:pStyle w:val="Compact"/>
       </w:pPr>
@@ -1112,7 +1185,7 @@
       <w:pPr>
         <w:numPr>
           <w:ilvl w:val="0"/>
-          <w:numId w:val="1012"/>
+          <w:numId w:val="1013"/>
         </w:numPr>
         <w:pStyle w:val="Compact"/>
       </w:pPr>
@@ -1142,7 +1215,7 @@
       <w:pPr>
         <w:numPr>
           <w:ilvl w:val="0"/>
-          <w:numId w:val="1012"/>
+          <w:numId w:val="1013"/>
         </w:numPr>
         <w:pStyle w:val="Compact"/>
       </w:pPr>
@@ -1154,7 +1227,7 @@
       <w:pPr>
         <w:numPr>
           <w:ilvl w:val="0"/>
-          <w:numId w:val="1012"/>
+          <w:numId w:val="1013"/>
         </w:numPr>
         <w:pStyle w:val="Compact"/>
       </w:pPr>
@@ -1166,7 +1239,7 @@
       <w:pPr>
         <w:numPr>
           <w:ilvl w:val="0"/>
-          <w:numId w:val="1012"/>
+          <w:numId w:val="1013"/>
         </w:numPr>
         <w:pStyle w:val="Compact"/>
       </w:pPr>
@@ -1174,8 +1247,8 @@
         <w:t xml:space="preserve">[완료]</w:t>
       </w:r>
     </w:p>
-    <w:bookmarkEnd w:id="31"/>
-    <w:bookmarkStart w:id="32" w:name="핵심-기능-섹션-좌우-균형-녹색-카드-하단-전체폭-배너-ccg"/>
+    <w:bookmarkEnd w:id="32"/>
+    <w:bookmarkStart w:id="33" w:name="핵심-기능-섹션-좌우-균형-녹색-카드-하단-전체폭-배너-ccg"/>
     <w:p>
       <w:pPr>
         <w:pStyle w:val="Heading3"/>
@@ -1188,7 +1261,7 @@
       <w:pPr>
         <w:numPr>
           <w:ilvl w:val="0"/>
-          <w:numId w:val="1013"/>
+          <w:numId w:val="1014"/>
         </w:numPr>
         <w:pStyle w:val="Compact"/>
       </w:pPr>
@@ -1200,7 +1273,7 @@
       <w:pPr>
         <w:numPr>
           <w:ilvl w:val="0"/>
-          <w:numId w:val="1013"/>
+          <w:numId w:val="1014"/>
         </w:numPr>
         <w:pStyle w:val="Compact"/>
       </w:pPr>
@@ -1230,7 +1303,7 @@
       <w:pPr>
         <w:numPr>
           <w:ilvl w:val="0"/>
-          <w:numId w:val="1013"/>
+          <w:numId w:val="1014"/>
         </w:numPr>
         <w:pStyle w:val="Compact"/>
       </w:pPr>
@@ -1242,7 +1315,7 @@
       <w:pPr>
         <w:numPr>
           <w:ilvl w:val="0"/>
-          <w:numId w:val="1013"/>
+          <w:numId w:val="1014"/>
         </w:numPr>
         <w:pStyle w:val="Compact"/>
       </w:pPr>
@@ -1254,7 +1327,7 @@
       <w:pPr>
         <w:numPr>
           <w:ilvl w:val="0"/>
-          <w:numId w:val="1013"/>
+          <w:numId w:val="1014"/>
         </w:numPr>
         <w:pStyle w:val="Compact"/>
       </w:pPr>
@@ -1262,8 +1335,8 @@
         <w:t xml:space="preserve">[완료]</w:t>
       </w:r>
     </w:p>
-    <w:bookmarkEnd w:id="32"/>
-    <w:bookmarkStart w:id="33" w:name="신청-섹션-가로폭을-사이트-표준1120px에-맞춤"/>
+    <w:bookmarkEnd w:id="33"/>
+    <w:bookmarkStart w:id="34" w:name="신청-섹션-가로폭을-사이트-표준1120px에-맞춤"/>
     <w:p>
       <w:pPr>
         <w:pStyle w:val="Heading3"/>
@@ -1276,7 +1349,7 @@
       <w:pPr>
         <w:numPr>
           <w:ilvl w:val="0"/>
-          <w:numId w:val="1014"/>
+          <w:numId w:val="1015"/>
         </w:numPr>
         <w:pStyle w:val="Compact"/>
       </w:pPr>
@@ -1288,7 +1361,7 @@
       <w:pPr>
         <w:numPr>
           <w:ilvl w:val="0"/>
-          <w:numId w:val="1014"/>
+          <w:numId w:val="1015"/>
         </w:numPr>
         <w:pStyle w:val="Compact"/>
       </w:pPr>
@@ -1300,7 +1373,7 @@
       <w:pPr>
         <w:numPr>
           <w:ilvl w:val="0"/>
-          <w:numId w:val="1014"/>
+          <w:numId w:val="1015"/>
         </w:numPr>
         <w:pStyle w:val="Compact"/>
       </w:pPr>
@@ -1312,7 +1385,7 @@
       <w:pPr>
         <w:numPr>
           <w:ilvl w:val="0"/>
-          <w:numId w:val="1014"/>
+          <w:numId w:val="1015"/>
         </w:numPr>
         <w:pStyle w:val="Compact"/>
       </w:pPr>
@@ -1320,8 +1393,8 @@
         <w:t xml:space="preserve">[완료]</w:t>
       </w:r>
     </w:p>
-    <w:bookmarkEnd w:id="33"/>
-    <w:bookmarkStart w:id="34" w:name="신청-섹션-가치-타일-사진-위-글씨-이미지-위텍스트-아래-카드-ccg"/>
+    <w:bookmarkEnd w:id="34"/>
+    <w:bookmarkStart w:id="35" w:name="신청-섹션-가치-타일-사진-위-글씨-이미지-위텍스트-아래-카드-ccg"/>
     <w:p>
       <w:pPr>
         <w:pStyle w:val="Heading3"/>
@@ -1334,7 +1407,7 @@
       <w:pPr>
         <w:numPr>
           <w:ilvl w:val="0"/>
-          <w:numId w:val="1015"/>
+          <w:numId w:val="1016"/>
         </w:numPr>
         <w:pStyle w:val="Compact"/>
       </w:pPr>
@@ -1346,7 +1419,7 @@
       <w:pPr>
         <w:numPr>
           <w:ilvl w:val="0"/>
-          <w:numId w:val="1015"/>
+          <w:numId w:val="1016"/>
         </w:numPr>
         <w:pStyle w:val="Compact"/>
       </w:pPr>
@@ -1376,7 +1449,7 @@
       <w:pPr>
         <w:numPr>
           <w:ilvl w:val="0"/>
-          <w:numId w:val="1015"/>
+          <w:numId w:val="1016"/>
         </w:numPr>
         <w:pStyle w:val="Compact"/>
       </w:pPr>
@@ -1388,7 +1461,7 @@
       <w:pPr>
         <w:numPr>
           <w:ilvl w:val="0"/>
-          <w:numId w:val="1015"/>
+          <w:numId w:val="1016"/>
         </w:numPr>
         <w:pStyle w:val="Compact"/>
       </w:pPr>
@@ -1400,7 +1473,7 @@
       <w:pPr>
         <w:numPr>
           <w:ilvl w:val="0"/>
-          <w:numId w:val="1015"/>
+          <w:numId w:val="1016"/>
         </w:numPr>
         <w:pStyle w:val="Compact"/>
       </w:pPr>
@@ -1408,8 +1481,8 @@
         <w:t xml:space="preserve">[완료]</w:t>
       </w:r>
     </w:p>
-    <w:bookmarkEnd w:id="34"/>
-    <w:bookmarkStart w:id="35" w:name="솔루션-5단계-이미지-크게-지그재그-레이아웃-ccg"/>
+    <w:bookmarkEnd w:id="35"/>
+    <w:bookmarkStart w:id="36" w:name="솔루션-5단계-이미지-크게-지그재그-레이아웃-ccg"/>
     <w:p>
       <w:pPr>
         <w:pStyle w:val="Heading3"/>
@@ -1422,7 +1495,7 @@
       <w:pPr>
         <w:numPr>
           <w:ilvl w:val="0"/>
-          <w:numId w:val="1016"/>
+          <w:numId w:val="1017"/>
         </w:numPr>
         <w:pStyle w:val="Compact"/>
       </w:pPr>
@@ -1434,7 +1507,7 @@
       <w:pPr>
         <w:numPr>
           <w:ilvl w:val="0"/>
-          <w:numId w:val="1016"/>
+          <w:numId w:val="1017"/>
         </w:numPr>
         <w:pStyle w:val="Compact"/>
       </w:pPr>
@@ -1446,7 +1519,7 @@
       <w:pPr>
         <w:numPr>
           <w:ilvl w:val="0"/>
-          <w:numId w:val="1016"/>
+          <w:numId w:val="1017"/>
         </w:numPr>
         <w:pStyle w:val="Compact"/>
       </w:pPr>
@@ -1458,7 +1531,7 @@
       <w:pPr>
         <w:numPr>
           <w:ilvl w:val="0"/>
-          <w:numId w:val="1016"/>
+          <w:numId w:val="1017"/>
         </w:numPr>
         <w:pStyle w:val="Compact"/>
       </w:pPr>
@@ -1470,7 +1543,7 @@
       <w:pPr>
         <w:numPr>
           <w:ilvl w:val="0"/>
-          <w:numId w:val="1016"/>
+          <w:numId w:val="1017"/>
         </w:numPr>
         <w:pStyle w:val="Compact"/>
       </w:pPr>
@@ -1482,7 +1555,7 @@
       <w:pPr>
         <w:numPr>
           <w:ilvl w:val="0"/>
-          <w:numId w:val="1016"/>
+          <w:numId w:val="1017"/>
         </w:numPr>
         <w:pStyle w:val="Compact"/>
       </w:pPr>
@@ -1490,8 +1563,8 @@
         <w:t xml:space="preserve">[완료]</w:t>
       </w:r>
     </w:p>
-    <w:bookmarkEnd w:id="35"/>
-    <w:bookmarkStart w:id="36" w:name="신청-섹션-가치-타일-실사-사진-카드로-교체-ccg"/>
+    <w:bookmarkEnd w:id="36"/>
+    <w:bookmarkStart w:id="37" w:name="신청-섹션-가치-타일-실사-사진-카드로-교체-ccg"/>
     <w:p>
       <w:pPr>
         <w:pStyle w:val="Heading3"/>
@@ -1504,7 +1577,7 @@
       <w:pPr>
         <w:numPr>
           <w:ilvl w:val="0"/>
-          <w:numId w:val="1017"/>
+          <w:numId w:val="1018"/>
         </w:numPr>
         <w:pStyle w:val="Compact"/>
       </w:pPr>
@@ -1516,7 +1589,7 @@
       <w:pPr>
         <w:numPr>
           <w:ilvl w:val="0"/>
-          <w:numId w:val="1017"/>
+          <w:numId w:val="1018"/>
         </w:numPr>
         <w:pStyle w:val="Compact"/>
       </w:pPr>
@@ -1528,7 +1601,7 @@
       <w:pPr>
         <w:numPr>
           <w:ilvl w:val="0"/>
-          <w:numId w:val="1017"/>
+          <w:numId w:val="1018"/>
         </w:numPr>
         <w:pStyle w:val="Compact"/>
       </w:pPr>
@@ -1546,7 +1619,7 @@
       <w:pPr>
         <w:numPr>
           <w:ilvl w:val="0"/>
-          <w:numId w:val="1017"/>
+          <w:numId w:val="1018"/>
         </w:numPr>
         <w:pStyle w:val="Compact"/>
       </w:pPr>
@@ -1558,7 +1631,7 @@
       <w:pPr>
         <w:numPr>
           <w:ilvl w:val="0"/>
-          <w:numId w:val="1017"/>
+          <w:numId w:val="1018"/>
         </w:numPr>
         <w:pStyle w:val="Compact"/>
       </w:pPr>
@@ -1566,8 +1639,8 @@
         <w:t xml:space="preserve">[완료]</w:t>
       </w:r>
     </w:p>
-    <w:bookmarkEnd w:id="36"/>
-    <w:bookmarkStart w:id="37" w:name="신청-섹션-가치-타일에-상징-아이콘-추가-ccg"/>
+    <w:bookmarkEnd w:id="37"/>
+    <w:bookmarkStart w:id="38" w:name="신청-섹션-가치-타일에-상징-아이콘-추가-ccg"/>
     <w:p>
       <w:pPr>
         <w:pStyle w:val="Heading3"/>
@@ -1580,7 +1653,7 @@
       <w:pPr>
         <w:numPr>
           <w:ilvl w:val="0"/>
-          <w:numId w:val="1018"/>
+          <w:numId w:val="1019"/>
         </w:numPr>
         <w:pStyle w:val="Compact"/>
       </w:pPr>
@@ -1610,7 +1683,7 @@
       <w:pPr>
         <w:numPr>
           <w:ilvl w:val="0"/>
-          <w:numId w:val="1018"/>
+          <w:numId w:val="1019"/>
         </w:numPr>
         <w:pStyle w:val="Compact"/>
       </w:pPr>
@@ -1622,7 +1695,7 @@
       <w:pPr>
         <w:numPr>
           <w:ilvl w:val="0"/>
-          <w:numId w:val="1018"/>
+          <w:numId w:val="1019"/>
         </w:numPr>
         <w:pStyle w:val="Compact"/>
       </w:pPr>
@@ -1634,7 +1707,7 @@
       <w:pPr>
         <w:numPr>
           <w:ilvl w:val="0"/>
-          <w:numId w:val="1018"/>
+          <w:numId w:val="1019"/>
         </w:numPr>
         <w:pStyle w:val="Compact"/>
       </w:pPr>
@@ -1642,8 +1715,8 @@
         <w:t xml:space="preserve">[완료]</w:t>
       </w:r>
     </w:p>
-    <w:bookmarkEnd w:id="37"/>
-    <w:bookmarkStart w:id="38" w:name="하단-띠배너-가운데-정렬"/>
+    <w:bookmarkEnd w:id="38"/>
+    <w:bookmarkStart w:id="39" w:name="하단-띠배너-가운데-정렬"/>
     <w:p>
       <w:pPr>
         <w:pStyle w:val="Heading3"/>
@@ -1656,7 +1729,7 @@
       <w:pPr>
         <w:numPr>
           <w:ilvl w:val="0"/>
-          <w:numId w:val="1019"/>
+          <w:numId w:val="1020"/>
         </w:numPr>
         <w:pStyle w:val="Compact"/>
       </w:pPr>
@@ -1668,7 +1741,7 @@
       <w:pPr>
         <w:numPr>
           <w:ilvl w:val="0"/>
-          <w:numId w:val="1019"/>
+          <w:numId w:val="1020"/>
         </w:numPr>
         <w:pStyle w:val="Compact"/>
       </w:pPr>
@@ -1680,7 +1753,7 @@
       <w:pPr>
         <w:numPr>
           <w:ilvl w:val="0"/>
-          <w:numId w:val="1019"/>
+          <w:numId w:val="1020"/>
         </w:numPr>
         <w:pStyle w:val="Compact"/>
       </w:pPr>
@@ -1688,8 +1761,8 @@
         <w:t xml:space="preserve">[완료]</w:t>
       </w:r>
     </w:p>
-    <w:bookmarkEnd w:id="38"/>
-    <w:bookmarkStart w:id="39" w:name="파일럿-5단계-ai-느낌-svg-실사-사진-교체-ccg"/>
+    <w:bookmarkEnd w:id="39"/>
+    <w:bookmarkStart w:id="40" w:name="파일럿-5단계-ai-느낌-svg-실사-사진-교체-ccg"/>
     <w:p>
       <w:pPr>
         <w:pStyle w:val="Heading3"/>
@@ -1702,7 +1775,7 @@
       <w:pPr>
         <w:numPr>
           <w:ilvl w:val="0"/>
-          <w:numId w:val="1020"/>
+          <w:numId w:val="1021"/>
         </w:numPr>
         <w:pStyle w:val="Compact"/>
       </w:pPr>
@@ -1714,7 +1787,7 @@
       <w:pPr>
         <w:numPr>
           <w:ilvl w:val="0"/>
-          <w:numId w:val="1020"/>
+          <w:numId w:val="1021"/>
         </w:numPr>
         <w:pStyle w:val="Compact"/>
       </w:pPr>
@@ -1726,7 +1799,7 @@
       <w:pPr>
         <w:numPr>
           <w:ilvl w:val="0"/>
-          <w:numId w:val="1020"/>
+          <w:numId w:val="1021"/>
         </w:numPr>
         <w:pStyle w:val="Compact"/>
       </w:pPr>
@@ -1738,7 +1811,7 @@
       <w:pPr>
         <w:numPr>
           <w:ilvl w:val="0"/>
-          <w:numId w:val="1020"/>
+          <w:numId w:val="1021"/>
         </w:numPr>
         <w:pStyle w:val="Compact"/>
       </w:pPr>
@@ -1750,7 +1823,7 @@
       <w:pPr>
         <w:numPr>
           <w:ilvl w:val="0"/>
-          <w:numId w:val="1020"/>
+          <w:numId w:val="1021"/>
         </w:numPr>
         <w:pStyle w:val="Compact"/>
       </w:pPr>
@@ -1758,8 +1831,8 @@
         <w:t xml:space="preserve">[완료]</w:t>
       </w:r>
     </w:p>
-    <w:bookmarkEnd w:id="39"/>
-    <w:bookmarkStart w:id="40" w:name="희미함작은이미지-해결-실사-11장-생성-대형-사진-레이아웃-ccg"/>
+    <w:bookmarkEnd w:id="40"/>
+    <w:bookmarkStart w:id="41" w:name="희미함작은이미지-해결-실사-11장-생성-대형-사진-레이아웃-ccg"/>
     <w:p>
       <w:pPr>
         <w:pStyle w:val="Heading3"/>
@@ -1772,7 +1845,7 @@
       <w:pPr>
         <w:numPr>
           <w:ilvl w:val="0"/>
-          <w:numId w:val="1021"/>
+          <w:numId w:val="1022"/>
         </w:numPr>
         <w:pStyle w:val="Compact"/>
       </w:pPr>
@@ -1784,7 +1857,7 @@
       <w:pPr>
         <w:numPr>
           <w:ilvl w:val="0"/>
-          <w:numId w:val="1021"/>
+          <w:numId w:val="1022"/>
         </w:numPr>
         <w:pStyle w:val="Compact"/>
       </w:pPr>
@@ -1814,7 +1887,7 @@
       <w:pPr>
         <w:numPr>
           <w:ilvl w:val="0"/>
-          <w:numId w:val="1021"/>
+          <w:numId w:val="1022"/>
         </w:numPr>
         <w:pStyle w:val="Compact"/>
       </w:pPr>
@@ -1826,7 +1899,7 @@
       <w:pPr>
         <w:numPr>
           <w:ilvl w:val="0"/>
-          <w:numId w:val="1021"/>
+          <w:numId w:val="1022"/>
         </w:numPr>
         <w:pStyle w:val="Compact"/>
       </w:pPr>
@@ -1838,7 +1911,7 @@
       <w:pPr>
         <w:numPr>
           <w:ilvl w:val="0"/>
-          <w:numId w:val="1021"/>
+          <w:numId w:val="1022"/>
         </w:numPr>
         <w:pStyle w:val="Compact"/>
       </w:pPr>
@@ -1850,7 +1923,7 @@
       <w:pPr>
         <w:numPr>
           <w:ilvl w:val="0"/>
-          <w:numId w:val="1021"/>
+          <w:numId w:val="1022"/>
         </w:numPr>
         <w:pStyle w:val="Compact"/>
       </w:pPr>
@@ -1862,7 +1935,7 @@
       <w:pPr>
         <w:numPr>
           <w:ilvl w:val="0"/>
-          <w:numId w:val="1021"/>
+          <w:numId w:val="1022"/>
         </w:numPr>
         <w:pStyle w:val="Compact"/>
       </w:pPr>
@@ -1870,8 +1943,8 @@
         <w:t xml:space="preserve">[완료]</w:t>
       </w:r>
     </w:p>
-    <w:bookmarkEnd w:id="40"/>
-    <w:bookmarkStart w:id="41" w:name="일러스트-개선-잘림-해결-갤러리-실제화면-교체-ccg-b안"/>
+    <w:bookmarkEnd w:id="41"/>
+    <w:bookmarkStart w:id="42" w:name="일러스트-개선-잘림-해결-갤러리-실제화면-교체-ccg-b안"/>
     <w:p>
       <w:pPr>
         <w:pStyle w:val="Heading3"/>
@@ -1884,7 +1957,7 @@
       <w:pPr>
         <w:numPr>
           <w:ilvl w:val="0"/>
-          <w:numId w:val="1022"/>
+          <w:numId w:val="1023"/>
         </w:numPr>
         <w:pStyle w:val="Compact"/>
       </w:pPr>
@@ -1896,7 +1969,7 @@
       <w:pPr>
         <w:numPr>
           <w:ilvl w:val="0"/>
-          <w:numId w:val="1022"/>
+          <w:numId w:val="1023"/>
         </w:numPr>
         <w:pStyle w:val="Compact"/>
       </w:pPr>
@@ -1908,7 +1981,7 @@
       <w:pPr>
         <w:numPr>
           <w:ilvl w:val="0"/>
-          <w:numId w:val="1022"/>
+          <w:numId w:val="1023"/>
         </w:numPr>
         <w:pStyle w:val="Compact"/>
       </w:pPr>
@@ -1932,7 +2005,7 @@
       <w:pPr>
         <w:numPr>
           <w:ilvl w:val="0"/>
-          <w:numId w:val="1022"/>
+          <w:numId w:val="1023"/>
         </w:numPr>
         <w:pStyle w:val="Compact"/>
       </w:pPr>
@@ -1940,8 +2013,8 @@
         <w:t xml:space="preserve">[완료]</w:t>
       </w:r>
     </w:p>
-    <w:bookmarkEnd w:id="41"/>
-    <w:bookmarkStart w:id="42" w:name="도입효과-중복-정리-색감-통일-ccg-b안-마무리"/>
+    <w:bookmarkEnd w:id="42"/>
+    <w:bookmarkStart w:id="43" w:name="도입효과-중복-정리-색감-통일-ccg-b안-마무리"/>
     <w:p>
       <w:pPr>
         <w:pStyle w:val="Heading3"/>
@@ -1954,7 +2027,7 @@
       <w:pPr>
         <w:numPr>
           <w:ilvl w:val="0"/>
-          <w:numId w:val="1023"/>
+          <w:numId w:val="1024"/>
         </w:numPr>
         <w:pStyle w:val="Compact"/>
       </w:pPr>
@@ -1966,7 +2039,7 @@
       <w:pPr>
         <w:numPr>
           <w:ilvl w:val="0"/>
-          <w:numId w:val="1023"/>
+          <w:numId w:val="1024"/>
         </w:numPr>
         <w:pStyle w:val="Compact"/>
       </w:pPr>
@@ -1978,7 +2051,7 @@
       <w:pPr>
         <w:numPr>
           <w:ilvl w:val="0"/>
-          <w:numId w:val="1023"/>
+          <w:numId w:val="1024"/>
         </w:numPr>
         <w:pStyle w:val="Compact"/>
       </w:pPr>
@@ -1990,7 +2063,7 @@
       <w:pPr>
         <w:numPr>
           <w:ilvl w:val="0"/>
-          <w:numId w:val="1023"/>
+          <w:numId w:val="1024"/>
         </w:numPr>
         <w:pStyle w:val="Compact"/>
       </w:pPr>
@@ -2002,7 +2075,7 @@
       <w:pPr>
         <w:numPr>
           <w:ilvl w:val="0"/>
-          <w:numId w:val="1023"/>
+          <w:numId w:val="1024"/>
         </w:numPr>
         <w:pStyle w:val="Compact"/>
       </w:pPr>
@@ -2010,8 +2083,8 @@
         <w:t xml:space="preserve">[완료]</w:t>
       </w:r>
     </w:p>
-    <w:bookmarkEnd w:id="42"/>
-    <w:bookmarkStart w:id="43" w:name="solution-섹션-좌우-균형-반응형-개선-ccg"/>
+    <w:bookmarkEnd w:id="43"/>
+    <w:bookmarkStart w:id="44" w:name="solution-섹션-좌우-균형-반응형-개선-ccg"/>
     <w:p>
       <w:pPr>
         <w:pStyle w:val="Heading3"/>
@@ -2024,7 +2097,7 @@
       <w:pPr>
         <w:numPr>
           <w:ilvl w:val="0"/>
-          <w:numId w:val="1024"/>
+          <w:numId w:val="1025"/>
         </w:numPr>
         <w:pStyle w:val="Compact"/>
       </w:pPr>
@@ -2036,7 +2109,7 @@
       <w:pPr>
         <w:numPr>
           <w:ilvl w:val="0"/>
-          <w:numId w:val="1024"/>
+          <w:numId w:val="1025"/>
         </w:numPr>
         <w:pStyle w:val="Compact"/>
       </w:pPr>
@@ -2048,7 +2121,7 @@
       <w:pPr>
         <w:numPr>
           <w:ilvl w:val="0"/>
-          <w:numId w:val="1024"/>
+          <w:numId w:val="1025"/>
         </w:numPr>
         <w:pStyle w:val="Compact"/>
       </w:pPr>
@@ -2060,7 +2133,7 @@
       <w:pPr>
         <w:numPr>
           <w:ilvl w:val="0"/>
-          <w:numId w:val="1024"/>
+          <w:numId w:val="1025"/>
         </w:numPr>
         <w:pStyle w:val="Compact"/>
       </w:pPr>
@@ -2072,7 +2145,7 @@
       <w:pPr>
         <w:numPr>
           <w:ilvl w:val="0"/>
-          <w:numId w:val="1024"/>
+          <w:numId w:val="1025"/>
         </w:numPr>
         <w:pStyle w:val="Compact"/>
       </w:pPr>
@@ -2084,7 +2157,7 @@
       <w:pPr>
         <w:numPr>
           <w:ilvl w:val="0"/>
-          <w:numId w:val="1024"/>
+          <w:numId w:val="1025"/>
         </w:numPr>
         <w:pStyle w:val="Compact"/>
       </w:pPr>
@@ -2096,7 +2169,7 @@
       <w:pPr>
         <w:numPr>
           <w:ilvl w:val="0"/>
-          <w:numId w:val="1024"/>
+          <w:numId w:val="1025"/>
         </w:numPr>
         <w:pStyle w:val="Compact"/>
       </w:pPr>
@@ -2104,8 +2177,8 @@
         <w:t xml:space="preserve">[완료]</w:t>
       </w:r>
     </w:p>
-    <w:bookmarkEnd w:id="43"/>
-    <w:bookmarkStart w:id="44" w:name="초기-배포-완료"/>
+    <w:bookmarkEnd w:id="44"/>
+    <w:bookmarkStart w:id="45" w:name="초기-배포-완료"/>
     <w:p>
       <w:pPr>
         <w:pStyle w:val="Heading3"/>
@@ -2118,7 +2191,7 @@
       <w:pPr>
         <w:numPr>
           <w:ilvl w:val="0"/>
-          <w:numId w:val="1025"/>
+          <w:numId w:val="1026"/>
         </w:numPr>
         <w:pStyle w:val="Compact"/>
       </w:pPr>
@@ -2130,7 +2203,7 @@
       <w:pPr>
         <w:numPr>
           <w:ilvl w:val="0"/>
-          <w:numId w:val="1025"/>
+          <w:numId w:val="1026"/>
         </w:numPr>
         <w:pStyle w:val="Compact"/>
       </w:pPr>
@@ -2142,7 +2215,7 @@
       <w:pPr>
         <w:numPr>
           <w:ilvl w:val="0"/>
-          <w:numId w:val="1025"/>
+          <w:numId w:val="1026"/>
         </w:numPr>
         <w:pStyle w:val="Compact"/>
       </w:pPr>
@@ -2154,7 +2227,7 @@
       <w:pPr>
         <w:numPr>
           <w:ilvl w:val="0"/>
-          <w:numId w:val="1025"/>
+          <w:numId w:val="1026"/>
         </w:numPr>
         <w:pStyle w:val="Compact"/>
       </w:pPr>
@@ -2166,7 +2239,7 @@
       <w:pPr>
         <w:numPr>
           <w:ilvl w:val="0"/>
-          <w:numId w:val="1025"/>
+          <w:numId w:val="1026"/>
         </w:numPr>
         <w:pStyle w:val="Compact"/>
       </w:pPr>
@@ -2178,7 +2251,7 @@
       <w:pPr>
         <w:numPr>
           <w:ilvl w:val="0"/>
-          <w:numId w:val="1025"/>
+          <w:numId w:val="1026"/>
         </w:numPr>
         <w:pStyle w:val="Compact"/>
       </w:pPr>
@@ -2186,8 +2259,8 @@
         <w:t xml:space="preserve">[완료]</w:t>
       </w:r>
     </w:p>
-    <w:bookmarkEnd w:id="44"/>
     <w:bookmarkEnd w:id="45"/>
+    <w:bookmarkEnd w:id="46"/>
     <w:sectPr/>
   </w:body>
 </w:document>
@@ -2446,6 +2519,9 @@
     <w:abstractNumId w:val="991"/>
   </w:num>
   <w:num w:numId="1025">
+    <w:abstractNumId w:val="991"/>
+  </w:num>
+  <w:num w:numId="1026">
     <w:abstractNumId w:val="991"/>
   </w:num>
 </w:numbering>

--- a/docs/exports/DEV_LOG.docx
+++ b/docs/exports/DEV_LOG.docx
@@ -2,12 +2,70 @@
 <file path=word/document.xml><?xml version="1.0" encoding="utf-8"?>
 <w:document xmlns:w="http://schemas.openxmlformats.org/wordprocessingml/2006/main" xmlns:m="http://schemas.openxmlformats.org/officeDocument/2006/math" xmlns:r="http://schemas.openxmlformats.org/officeDocument/2006/relationships" xmlns:o="urn:schemas-microsoft-com:office:office" xmlns:v="urn:schemas-microsoft-com:vml" xmlns:w10="urn:schemas-microsoft-com:office:word" xmlns:a="http://schemas.openxmlformats.org/drawingml/2006/main" xmlns:pic="http://schemas.openxmlformats.org/drawingml/2006/picture" xmlns:wp="http://schemas.openxmlformats.org/drawingml/2006/wordprocessingDrawing">
   <w:body>
-    <w:bookmarkStart w:id="20" w:name="파일럿-23단계-사진-재보정자연스러움손-노출"/>
+    <w:bookmarkStart w:id="20" w:name="파일럿-23단계-사진-얼굴-잘림-최종-해결보이는-위치-조정"/>
     <w:p>
       <w:pPr>
         <w:pStyle w:val="Heading3"/>
       </w:pPr>
       <w:r>
+        <w:t xml:space="preserve">[2026-06-21 17:40] 파일럿 2·3단계 사진 얼굴 잘림 최종 해결(보이는 위치 조정)</w:t>
+      </w:r>
+    </w:p>
+    <w:p>
+      <w:pPr>
+        <w:numPr>
+          <w:ilvl w:val="0"/>
+          <w:numId w:val="1001"/>
+        </w:numPr>
+        <w:pStyle w:val="Compact"/>
+      </w:pPr>
+      <w:r>
+        <w:t xml:space="preserve">배포 화면 확인 결과 두 카드 모두 머리 윗부분이 잘려 있었음</w:t>
+      </w:r>
+    </w:p>
+    <w:p>
+      <w:pPr>
+        <w:numPr>
+          <w:ilvl w:val="0"/>
+          <w:numId w:val="1001"/>
+        </w:numPr>
+        <w:pStyle w:val="Compact"/>
+      </w:pPr>
+      <w:r>
+        <w:t xml:space="preserve">원인: 사진 속 얼굴이 위쪽에 있는데 가로 띠 카드가 ’가운데’를 잘라 머리 위가 잘림</w:t>
+      </w:r>
+    </w:p>
+    <w:p>
+      <w:pPr>
+        <w:numPr>
+          <w:ilvl w:val="0"/>
+          <w:numId w:val="1001"/>
+        </w:numPr>
+        <w:pStyle w:val="Compact"/>
+      </w:pPr>
+      <w:r>
+        <w:t xml:space="preserve">해결: 사진을 새로 만들지 않고, 카드가 ’얼굴 쪽(위)’을 보여주도록 보이는 기준점을 위로 올림(2단계·3단계 각각 조정). 실제 카드의 가장 짧은 높이로 시뮬레이션해 얼굴이 다 보이는지 확인</w:t>
+      </w:r>
+    </w:p>
+    <w:p>
+      <w:pPr>
+        <w:numPr>
+          <w:ilvl w:val="0"/>
+          <w:numId w:val="1001"/>
+        </w:numPr>
+        <w:pStyle w:val="Compact"/>
+      </w:pPr>
+      <w:r>
+        <w:t xml:space="preserve">[완료]</w:t>
+      </w:r>
+    </w:p>
+    <w:bookmarkEnd w:id="20"/>
+    <w:bookmarkStart w:id="21" w:name="파일럿-23단계-사진-재보정자연스러움손-노출"/>
+    <w:p>
+      <w:pPr>
+        <w:pStyle w:val="Heading3"/>
+      </w:pPr>
+      <w:r>
         <w:t xml:space="preserve">[2026-06-21 17:20] 파일럿 2·3단계 사진 재보정(자연스러움·손 노출)</w:t>
       </w:r>
     </w:p>
@@ -15,7 +73,7 @@
       <w:pPr>
         <w:numPr>
           <w:ilvl w:val="0"/>
-          <w:numId w:val="1001"/>
+          <w:numId w:val="1002"/>
         </w:numPr>
         <w:pStyle w:val="Compact"/>
       </w:pPr>
@@ -42,7 +100,7 @@
       <w:pPr>
         <w:numPr>
           <w:ilvl w:val="0"/>
-          <w:numId w:val="1001"/>
+          <w:numId w:val="1002"/>
         </w:numPr>
         <w:pStyle w:val="Compact"/>
       </w:pPr>
@@ -54,7 +112,7 @@
       <w:pPr>
         <w:numPr>
           <w:ilvl w:val="0"/>
-          <w:numId w:val="1001"/>
+          <w:numId w:val="1002"/>
         </w:numPr>
         <w:pStyle w:val="Compact"/>
       </w:pPr>
@@ -66,7 +124,7 @@
       <w:pPr>
         <w:numPr>
           <w:ilvl w:val="0"/>
-          <w:numId w:val="1001"/>
+          <w:numId w:val="1002"/>
         </w:numPr>
         <w:pStyle w:val="Compact"/>
       </w:pPr>
@@ -74,8 +132,8 @@
         <w:t xml:space="preserve">[완료]</w:t>
       </w:r>
     </w:p>
-    <w:bookmarkEnd w:id="20"/>
-    <w:bookmarkStart w:id="21" w:name="파일럿-단계-사진-얼굴손-잘림-수정23단계-재생성"/>
+    <w:bookmarkEnd w:id="21"/>
+    <w:bookmarkStart w:id="22" w:name="파일럿-단계-사진-얼굴손-잘림-수정23단계-재생성"/>
     <w:p>
       <w:pPr>
         <w:pStyle w:val="Heading3"/>
@@ -88,7 +146,7 @@
       <w:pPr>
         <w:numPr>
           <w:ilvl w:val="0"/>
-          <w:numId w:val="1002"/>
+          <w:numId w:val="1003"/>
         </w:numPr>
         <w:pStyle w:val="Compact"/>
       </w:pPr>
@@ -118,7 +176,7 @@
       <w:pPr>
         <w:numPr>
           <w:ilvl w:val="0"/>
-          <w:numId w:val="1002"/>
+          <w:numId w:val="1003"/>
         </w:numPr>
         <w:pStyle w:val="Compact"/>
       </w:pPr>
@@ -130,7 +188,7 @@
       <w:pPr>
         <w:numPr>
           <w:ilvl w:val="0"/>
-          <w:numId w:val="1002"/>
+          <w:numId w:val="1003"/>
         </w:numPr>
         <w:pStyle w:val="Compact"/>
       </w:pPr>
@@ -142,7 +200,7 @@
       <w:pPr>
         <w:numPr>
           <w:ilvl w:val="0"/>
-          <w:numId w:val="1002"/>
+          <w:numId w:val="1003"/>
         </w:numPr>
         <w:pStyle w:val="Compact"/>
       </w:pPr>
@@ -150,8 +208,8 @@
         <w:t xml:space="preserve">[완료]</w:t>
       </w:r>
     </w:p>
-    <w:bookmarkEnd w:id="21"/>
-    <w:bookmarkStart w:id="22" w:name="신청-폼-개인정보-동의-체크박스-삭제"/>
+    <w:bookmarkEnd w:id="22"/>
+    <w:bookmarkStart w:id="23" w:name="신청-폼-개인정보-동의-체크박스-삭제"/>
     <w:p>
       <w:pPr>
         <w:pStyle w:val="Heading3"/>
@@ -164,7 +222,7 @@
       <w:pPr>
         <w:numPr>
           <w:ilvl w:val="0"/>
-          <w:numId w:val="1003"/>
+          <w:numId w:val="1004"/>
         </w:numPr>
         <w:pStyle w:val="Compact"/>
       </w:pPr>
@@ -194,7 +252,7 @@
       <w:pPr>
         <w:numPr>
           <w:ilvl w:val="0"/>
-          <w:numId w:val="1003"/>
+          <w:numId w:val="1004"/>
         </w:numPr>
         <w:pStyle w:val="Compact"/>
       </w:pPr>
@@ -206,7 +264,7 @@
       <w:pPr>
         <w:numPr>
           <w:ilvl w:val="0"/>
-          <w:numId w:val="1003"/>
+          <w:numId w:val="1004"/>
         </w:numPr>
         <w:pStyle w:val="Compact"/>
       </w:pPr>
@@ -214,8 +272,8 @@
         <w:t xml:space="preserve">[완료]</w:t>
       </w:r>
     </w:p>
-    <w:bookmarkEnd w:id="22"/>
-    <w:bookmarkStart w:id="23" w:name="가지-핵심기능-오른쪽-빈칸-해결-파일럿-4배지-사진-오버레이-재작업"/>
+    <w:bookmarkEnd w:id="23"/>
+    <w:bookmarkStart w:id="24" w:name="가지-핵심기능-오른쪽-빈칸-해결-파일럿-4배지-사진-오버레이-재작업"/>
     <w:p>
       <w:pPr>
         <w:pStyle w:val="Heading3"/>
@@ -228,7 +286,7 @@
       <w:pPr>
         <w:numPr>
           <w:ilvl w:val="0"/>
-          <w:numId w:val="1004"/>
+          <w:numId w:val="1005"/>
         </w:numPr>
         <w:pStyle w:val="Compact"/>
       </w:pPr>
@@ -240,7 +298,7 @@
       <w:pPr>
         <w:numPr>
           <w:ilvl w:val="0"/>
-          <w:numId w:val="1004"/>
+          <w:numId w:val="1005"/>
         </w:numPr>
         <w:pStyle w:val="Compact"/>
       </w:pPr>
@@ -270,7 +328,7 @@
       <w:pPr>
         <w:numPr>
           <w:ilvl w:val="0"/>
-          <w:numId w:val="1004"/>
+          <w:numId w:val="1005"/>
         </w:numPr>
         <w:pStyle w:val="Compact"/>
       </w:pPr>
@@ -300,7 +358,7 @@
       <w:pPr>
         <w:numPr>
           <w:ilvl w:val="0"/>
-          <w:numId w:val="1004"/>
+          <w:numId w:val="1005"/>
         </w:numPr>
         <w:pStyle w:val="Compact"/>
       </w:pPr>
@@ -308,8 +366,8 @@
         <w:t xml:space="preserve">[완료]</w:t>
       </w:r>
     </w:p>
-    <w:bookmarkEnd w:id="23"/>
-    <w:bookmarkStart w:id="24" w:name="가지-핵심기능-이미지-교체-이모지배지문안-정리-실제-앱-홈-화면-추가"/>
+    <w:bookmarkEnd w:id="24"/>
+    <w:bookmarkStart w:id="25" w:name="가지-핵심기능-이미지-교체-이모지배지문안-정리-실제-앱-홈-화면-추가"/>
     <w:p>
       <w:pPr>
         <w:pStyle w:val="Heading3"/>
@@ -322,7 +380,7 @@
       <w:pPr>
         <w:numPr>
           <w:ilvl w:val="0"/>
-          <w:numId w:val="1005"/>
+          <w:numId w:val="1006"/>
         </w:numPr>
         <w:pStyle w:val="Compact"/>
       </w:pPr>
@@ -334,7 +392,7 @@
       <w:pPr>
         <w:numPr>
           <w:ilvl w:val="0"/>
-          <w:numId w:val="1005"/>
+          <w:numId w:val="1006"/>
         </w:numPr>
         <w:pStyle w:val="Compact"/>
       </w:pPr>
@@ -364,7 +422,7 @@
       <w:pPr>
         <w:numPr>
           <w:ilvl w:val="0"/>
-          <w:numId w:val="1005"/>
+          <w:numId w:val="1006"/>
         </w:numPr>
         <w:pStyle w:val="Compact"/>
       </w:pPr>
@@ -394,7 +452,7 @@
       <w:pPr>
         <w:numPr>
           <w:ilvl w:val="0"/>
-          <w:numId w:val="1005"/>
+          <w:numId w:val="1006"/>
         </w:numPr>
         <w:pStyle w:val="Compact"/>
       </w:pPr>
@@ -406,7 +464,7 @@
       <w:pPr>
         <w:numPr>
           <w:ilvl w:val="0"/>
-          <w:numId w:val="1005"/>
+          <w:numId w:val="1006"/>
         </w:numPr>
         <w:pStyle w:val="Compact"/>
       </w:pPr>
@@ -418,7 +476,7 @@
       <w:pPr>
         <w:numPr>
           <w:ilvl w:val="0"/>
-          <w:numId w:val="1005"/>
+          <w:numId w:val="1006"/>
         </w:numPr>
         <w:pStyle w:val="Compact"/>
       </w:pPr>
@@ -448,7 +506,7 @@
       <w:pPr>
         <w:numPr>
           <w:ilvl w:val="0"/>
-          <w:numId w:val="1005"/>
+          <w:numId w:val="1006"/>
         </w:numPr>
         <w:pStyle w:val="Compact"/>
       </w:pPr>
@@ -478,7 +536,7 @@
       <w:pPr>
         <w:numPr>
           <w:ilvl w:val="0"/>
-          <w:numId w:val="1005"/>
+          <w:numId w:val="1006"/>
         </w:numPr>
         <w:pStyle w:val="Compact"/>
       </w:pPr>
@@ -505,7 +563,7 @@
       <w:pPr>
         <w:numPr>
           <w:ilvl w:val="0"/>
-          <w:numId w:val="1005"/>
+          <w:numId w:val="1006"/>
         </w:numPr>
         <w:pStyle w:val="Compact"/>
       </w:pPr>
@@ -513,8 +571,8 @@
         <w:t xml:space="preserve">[완료]</w:t>
       </w:r>
     </w:p>
-    <w:bookmarkEnd w:id="24"/>
-    <w:bookmarkStart w:id="25" w:name="사이트-전체-사람차량자연-배경을-한국식으로-교체-외국중국-느낌-제거"/>
+    <w:bookmarkEnd w:id="25"/>
+    <w:bookmarkStart w:id="26" w:name="사이트-전체-사람차량자연-배경을-한국식으로-교체-외국중국-느낌-제거"/>
     <w:p>
       <w:pPr>
         <w:pStyle w:val="Heading3"/>
@@ -527,7 +585,7 @@
       <w:pPr>
         <w:numPr>
           <w:ilvl w:val="0"/>
-          <w:numId w:val="1006"/>
+          <w:numId w:val="1007"/>
         </w:numPr>
         <w:pStyle w:val="Compact"/>
       </w:pPr>
@@ -539,7 +597,7 @@
       <w:pPr>
         <w:numPr>
           <w:ilvl w:val="0"/>
-          <w:numId w:val="1006"/>
+          <w:numId w:val="1007"/>
         </w:numPr>
         <w:pStyle w:val="Compact"/>
       </w:pPr>
@@ -653,7 +711,7 @@
       <w:pPr>
         <w:numPr>
           <w:ilvl w:val="0"/>
-          <w:numId w:val="1006"/>
+          <w:numId w:val="1007"/>
         </w:numPr>
         <w:pStyle w:val="Compact"/>
       </w:pPr>
@@ -665,7 +723,7 @@
       <w:pPr>
         <w:numPr>
           <w:ilvl w:val="0"/>
-          <w:numId w:val="1006"/>
+          <w:numId w:val="1007"/>
         </w:numPr>
         <w:pStyle w:val="Compact"/>
       </w:pPr>
@@ -677,7 +735,7 @@
       <w:pPr>
         <w:numPr>
           <w:ilvl w:val="0"/>
-          <w:numId w:val="1006"/>
+          <w:numId w:val="1007"/>
         </w:numPr>
         <w:pStyle w:val="Compact"/>
       </w:pPr>
@@ -685,8 +743,8 @@
         <w:t xml:space="preserve">[완료]</w:t>
       </w:r>
     </w:p>
-    <w:bookmarkEnd w:id="25"/>
-    <w:bookmarkStart w:id="26" w:name="전체-디자인-감각-패스-taste-스킬-배치사진내용사이즈-그대로"/>
+    <w:bookmarkEnd w:id="26"/>
+    <w:bookmarkStart w:id="27" w:name="전체-디자인-감각-패스-taste-스킬-배치사진내용사이즈-그대로"/>
     <w:p>
       <w:pPr>
         <w:pStyle w:val="Heading3"/>
@@ -699,7 +757,7 @@
       <w:pPr>
         <w:numPr>
           <w:ilvl w:val="0"/>
-          <w:numId w:val="1007"/>
+          <w:numId w:val="1008"/>
         </w:numPr>
         <w:pStyle w:val="Compact"/>
       </w:pPr>
@@ -711,7 +769,7 @@
       <w:pPr>
         <w:numPr>
           <w:ilvl w:val="0"/>
-          <w:numId w:val="1007"/>
+          <w:numId w:val="1008"/>
         </w:numPr>
         <w:pStyle w:val="Compact"/>
       </w:pPr>
@@ -774,7 +832,7 @@
       <w:pPr>
         <w:numPr>
           <w:ilvl w:val="0"/>
-          <w:numId w:val="1007"/>
+          <w:numId w:val="1008"/>
         </w:numPr>
         <w:pStyle w:val="Compact"/>
       </w:pPr>
@@ -782,8 +840,8 @@
         <w:t xml:space="preserve">[완료]</w:t>
       </w:r>
     </w:p>
-    <w:bookmarkEnd w:id="26"/>
-    <w:bookmarkStart w:id="27" w:name="오픈그래프공유-썸네일-이미지-흐릿한-대시보드-나열-상징-그래픽-ccg"/>
+    <w:bookmarkEnd w:id="27"/>
+    <w:bookmarkStart w:id="28" w:name="오픈그래프공유-썸네일-이미지-흐릿한-대시보드-나열-상징-그래픽-ccg"/>
     <w:p>
       <w:pPr>
         <w:pStyle w:val="Heading3"/>
@@ -796,7 +854,7 @@
       <w:pPr>
         <w:numPr>
           <w:ilvl w:val="0"/>
-          <w:numId w:val="1008"/>
+          <w:numId w:val="1009"/>
         </w:numPr>
         <w:pStyle w:val="Compact"/>
       </w:pPr>
@@ -808,7 +866,7 @@
       <w:pPr>
         <w:numPr>
           <w:ilvl w:val="0"/>
-          <w:numId w:val="1008"/>
+          <w:numId w:val="1009"/>
         </w:numPr>
         <w:pStyle w:val="Compact"/>
       </w:pPr>
@@ -844,7 +902,7 @@
       <w:pPr>
         <w:numPr>
           <w:ilvl w:val="0"/>
-          <w:numId w:val="1008"/>
+          <w:numId w:val="1009"/>
         </w:numPr>
         <w:pStyle w:val="Compact"/>
       </w:pPr>
@@ -868,7 +926,7 @@
       <w:pPr>
         <w:numPr>
           <w:ilvl w:val="0"/>
-          <w:numId w:val="1008"/>
+          <w:numId w:val="1009"/>
         </w:numPr>
         <w:pStyle w:val="Compact"/>
       </w:pPr>
@@ -880,7 +938,7 @@
       <w:pPr>
         <w:numPr>
           <w:ilvl w:val="0"/>
-          <w:numId w:val="1008"/>
+          <w:numId w:val="1009"/>
         </w:numPr>
         <w:pStyle w:val="Compact"/>
       </w:pPr>
@@ -888,8 +946,8 @@
         <w:t xml:space="preserve">[완료]</w:t>
       </w:r>
     </w:p>
-    <w:bookmarkEnd w:id="27"/>
-    <w:bookmarkStart w:id="28" w:name="가지-핵심-기능-32-어색한-배치-1열-가로형-슬림-카드"/>
+    <w:bookmarkEnd w:id="28"/>
+    <w:bookmarkStart w:id="29" w:name="가지-핵심-기능-32-어색한-배치-1열-가로형-슬림-카드"/>
     <w:p>
       <w:pPr>
         <w:pStyle w:val="Heading3"/>
@@ -902,7 +960,7 @@
       <w:pPr>
         <w:numPr>
           <w:ilvl w:val="0"/>
-          <w:numId w:val="1009"/>
+          <w:numId w:val="1010"/>
         </w:numPr>
         <w:pStyle w:val="Compact"/>
       </w:pPr>
@@ -914,7 +972,7 @@
       <w:pPr>
         <w:numPr>
           <w:ilvl w:val="0"/>
-          <w:numId w:val="1009"/>
+          <w:numId w:val="1010"/>
         </w:numPr>
         <w:pStyle w:val="Compact"/>
       </w:pPr>
@@ -926,7 +984,7 @@
       <w:pPr>
         <w:numPr>
           <w:ilvl w:val="0"/>
-          <w:numId w:val="1009"/>
+          <w:numId w:val="1010"/>
         </w:numPr>
         <w:pStyle w:val="Compact"/>
       </w:pPr>
@@ -938,7 +996,7 @@
       <w:pPr>
         <w:numPr>
           <w:ilvl w:val="0"/>
-          <w:numId w:val="1009"/>
+          <w:numId w:val="1010"/>
         </w:numPr>
         <w:pStyle w:val="Compact"/>
       </w:pPr>
@@ -946,8 +1004,8 @@
         <w:t xml:space="preserve">[완료]</w:t>
       </w:r>
     </w:p>
-    <w:bookmarkEnd w:id="28"/>
-    <w:bookmarkStart w:id="46" w:name="dev_log-마이피드-b2b-랜딩페이지-abl_landing"/>
+    <w:bookmarkEnd w:id="29"/>
+    <w:bookmarkStart w:id="47" w:name="dev_log-마이피드-b2b-랜딩페이지-abl_landing"/>
     <w:p>
       <w:pPr>
         <w:pStyle w:val="Heading1"/>
@@ -956,7 +1014,7 @@
         <w:t xml:space="preserve">DEV_LOG — 마이피드 B2B 랜딩페이지 (abl_landing)</w:t>
       </w:r>
     </w:p>
-    <w:bookmarkStart w:id="29" w:name="X79e90aa534b0a41ca5aec1930c74c0755625a6e"/>
+    <w:bookmarkStart w:id="30" w:name="X79e90aa534b0a41ca5aec1930c74c0755625a6e"/>
     <w:p>
       <w:pPr>
         <w:pStyle w:val="Heading3"/>
@@ -969,7 +1027,7 @@
       <w:pPr>
         <w:numPr>
           <w:ilvl w:val="0"/>
-          <w:numId w:val="1010"/>
+          <w:numId w:val="1011"/>
         </w:numPr>
         <w:pStyle w:val="Compact"/>
       </w:pPr>
@@ -981,7 +1039,7 @@
       <w:pPr>
         <w:numPr>
           <w:ilvl w:val="0"/>
-          <w:numId w:val="1010"/>
+          <w:numId w:val="1011"/>
         </w:numPr>
         <w:pStyle w:val="Compact"/>
       </w:pPr>
@@ -1023,7 +1081,7 @@
       <w:pPr>
         <w:numPr>
           <w:ilvl w:val="0"/>
-          <w:numId w:val="1010"/>
+          <w:numId w:val="1011"/>
         </w:numPr>
         <w:pStyle w:val="Compact"/>
       </w:pPr>
@@ -1035,7 +1093,7 @@
       <w:pPr>
         <w:numPr>
           <w:ilvl w:val="0"/>
-          <w:numId w:val="1010"/>
+          <w:numId w:val="1011"/>
         </w:numPr>
         <w:pStyle w:val="Compact"/>
       </w:pPr>
@@ -1047,7 +1105,7 @@
       <w:pPr>
         <w:numPr>
           <w:ilvl w:val="0"/>
-          <w:numId w:val="1010"/>
+          <w:numId w:val="1011"/>
         </w:numPr>
         <w:pStyle w:val="Compact"/>
       </w:pPr>
@@ -1055,8 +1113,8 @@
         <w:t xml:space="preserve">[완료]</w:t>
       </w:r>
     </w:p>
-    <w:bookmarkEnd w:id="29"/>
-    <w:bookmarkStart w:id="30" w:name="파일럿-5단계-카드-높이-슬림화"/>
+    <w:bookmarkEnd w:id="30"/>
+    <w:bookmarkStart w:id="31" w:name="파일럿-5단계-카드-높이-슬림화"/>
     <w:p>
       <w:pPr>
         <w:pStyle w:val="Heading3"/>
@@ -1069,7 +1127,7 @@
       <w:pPr>
         <w:numPr>
           <w:ilvl w:val="0"/>
-          <w:numId w:val="1011"/>
+          <w:numId w:val="1012"/>
         </w:numPr>
         <w:pStyle w:val="Compact"/>
       </w:pPr>
@@ -1081,7 +1139,7 @@
       <w:pPr>
         <w:numPr>
           <w:ilvl w:val="0"/>
-          <w:numId w:val="1011"/>
+          <w:numId w:val="1012"/>
         </w:numPr>
         <w:pStyle w:val="Compact"/>
       </w:pPr>
@@ -1093,7 +1151,7 @@
       <w:pPr>
         <w:numPr>
           <w:ilvl w:val="0"/>
-          <w:numId w:val="1011"/>
+          <w:numId w:val="1012"/>
         </w:numPr>
         <w:pStyle w:val="Compact"/>
       </w:pPr>
@@ -1101,8 +1159,8 @@
         <w:t xml:space="preserve">[완료]</w:t>
       </w:r>
     </w:p>
-    <w:bookmarkEnd w:id="30"/>
-    <w:bookmarkStart w:id="31" w:name="파일럿-5단계-1열-큰-카드로-변경"/>
+    <w:bookmarkEnd w:id="31"/>
+    <w:bookmarkStart w:id="32" w:name="파일럿-5단계-1열-큰-카드로-변경"/>
     <w:p>
       <w:pPr>
         <w:pStyle w:val="Heading3"/>
@@ -1115,7 +1173,7 @@
       <w:pPr>
         <w:numPr>
           <w:ilvl w:val="0"/>
-          <w:numId w:val="1012"/>
+          <w:numId w:val="1013"/>
         </w:numPr>
         <w:pStyle w:val="Compact"/>
       </w:pPr>
@@ -1127,7 +1185,7 @@
       <w:pPr>
         <w:numPr>
           <w:ilvl w:val="0"/>
-          <w:numId w:val="1012"/>
+          <w:numId w:val="1013"/>
         </w:numPr>
         <w:pStyle w:val="Compact"/>
       </w:pPr>
@@ -1139,7 +1197,7 @@
       <w:pPr>
         <w:numPr>
           <w:ilvl w:val="0"/>
-          <w:numId w:val="1012"/>
+          <w:numId w:val="1013"/>
         </w:numPr>
         <w:pStyle w:val="Compact"/>
       </w:pPr>
@@ -1151,7 +1209,7 @@
       <w:pPr>
         <w:numPr>
           <w:ilvl w:val="0"/>
-          <w:numId w:val="1012"/>
+          <w:numId w:val="1013"/>
         </w:numPr>
         <w:pStyle w:val="Compact"/>
       </w:pPr>
@@ -1159,8 +1217,8 @@
         <w:t xml:space="preserve">[완료]</w:t>
       </w:r>
     </w:p>
-    <w:bookmarkEnd w:id="31"/>
-    <w:bookmarkStart w:id="32" w:name="파일럿-5단계-빈-칸-제거-5열-가로-타임라인-ccg"/>
+    <w:bookmarkEnd w:id="32"/>
+    <w:bookmarkStart w:id="33" w:name="파일럿-5단계-빈-칸-제거-5열-가로-타임라인-ccg"/>
     <w:p>
       <w:pPr>
         <w:pStyle w:val="Heading3"/>
@@ -1173,7 +1231,7 @@
       <w:pPr>
         <w:numPr>
           <w:ilvl w:val="0"/>
-          <w:numId w:val="1013"/>
+          <w:numId w:val="1014"/>
         </w:numPr>
         <w:pStyle w:val="Compact"/>
       </w:pPr>
@@ -1185,7 +1243,7 @@
       <w:pPr>
         <w:numPr>
           <w:ilvl w:val="0"/>
-          <w:numId w:val="1013"/>
+          <w:numId w:val="1014"/>
         </w:numPr>
         <w:pStyle w:val="Compact"/>
       </w:pPr>
@@ -1215,7 +1273,7 @@
       <w:pPr>
         <w:numPr>
           <w:ilvl w:val="0"/>
-          <w:numId w:val="1013"/>
+          <w:numId w:val="1014"/>
         </w:numPr>
         <w:pStyle w:val="Compact"/>
       </w:pPr>
@@ -1227,7 +1285,7 @@
       <w:pPr>
         <w:numPr>
           <w:ilvl w:val="0"/>
-          <w:numId w:val="1013"/>
+          <w:numId w:val="1014"/>
         </w:numPr>
         <w:pStyle w:val="Compact"/>
       </w:pPr>
@@ -1239,7 +1297,7 @@
       <w:pPr>
         <w:numPr>
           <w:ilvl w:val="0"/>
-          <w:numId w:val="1013"/>
+          <w:numId w:val="1014"/>
         </w:numPr>
         <w:pStyle w:val="Compact"/>
       </w:pPr>
@@ -1247,8 +1305,8 @@
         <w:t xml:space="preserve">[완료]</w:t>
       </w:r>
     </w:p>
-    <w:bookmarkEnd w:id="32"/>
-    <w:bookmarkStart w:id="33" w:name="핵심-기능-섹션-좌우-균형-녹색-카드-하단-전체폭-배너-ccg"/>
+    <w:bookmarkEnd w:id="33"/>
+    <w:bookmarkStart w:id="34" w:name="핵심-기능-섹션-좌우-균형-녹색-카드-하단-전체폭-배너-ccg"/>
     <w:p>
       <w:pPr>
         <w:pStyle w:val="Heading3"/>
@@ -1261,7 +1319,7 @@
       <w:pPr>
         <w:numPr>
           <w:ilvl w:val="0"/>
-          <w:numId w:val="1014"/>
+          <w:numId w:val="1015"/>
         </w:numPr>
         <w:pStyle w:val="Compact"/>
       </w:pPr>
@@ -1273,7 +1331,7 @@
       <w:pPr>
         <w:numPr>
           <w:ilvl w:val="0"/>
-          <w:numId w:val="1014"/>
+          <w:numId w:val="1015"/>
         </w:numPr>
         <w:pStyle w:val="Compact"/>
       </w:pPr>
@@ -1303,7 +1361,7 @@
       <w:pPr>
         <w:numPr>
           <w:ilvl w:val="0"/>
-          <w:numId w:val="1014"/>
+          <w:numId w:val="1015"/>
         </w:numPr>
         <w:pStyle w:val="Compact"/>
       </w:pPr>
@@ -1315,7 +1373,7 @@
       <w:pPr>
         <w:numPr>
           <w:ilvl w:val="0"/>
-          <w:numId w:val="1014"/>
+          <w:numId w:val="1015"/>
         </w:numPr>
         <w:pStyle w:val="Compact"/>
       </w:pPr>
@@ -1327,7 +1385,7 @@
       <w:pPr>
         <w:numPr>
           <w:ilvl w:val="0"/>
-          <w:numId w:val="1014"/>
+          <w:numId w:val="1015"/>
         </w:numPr>
         <w:pStyle w:val="Compact"/>
       </w:pPr>
@@ -1335,8 +1393,8 @@
         <w:t xml:space="preserve">[완료]</w:t>
       </w:r>
     </w:p>
-    <w:bookmarkEnd w:id="33"/>
-    <w:bookmarkStart w:id="34" w:name="신청-섹션-가로폭을-사이트-표준1120px에-맞춤"/>
+    <w:bookmarkEnd w:id="34"/>
+    <w:bookmarkStart w:id="35" w:name="신청-섹션-가로폭을-사이트-표준1120px에-맞춤"/>
     <w:p>
       <w:pPr>
         <w:pStyle w:val="Heading3"/>
@@ -1349,7 +1407,7 @@
       <w:pPr>
         <w:numPr>
           <w:ilvl w:val="0"/>
-          <w:numId w:val="1015"/>
+          <w:numId w:val="1016"/>
         </w:numPr>
         <w:pStyle w:val="Compact"/>
       </w:pPr>
@@ -1361,7 +1419,7 @@
       <w:pPr>
         <w:numPr>
           <w:ilvl w:val="0"/>
-          <w:numId w:val="1015"/>
+          <w:numId w:val="1016"/>
         </w:numPr>
         <w:pStyle w:val="Compact"/>
       </w:pPr>
@@ -1373,7 +1431,7 @@
       <w:pPr>
         <w:numPr>
           <w:ilvl w:val="0"/>
-          <w:numId w:val="1015"/>
+          <w:numId w:val="1016"/>
         </w:numPr>
         <w:pStyle w:val="Compact"/>
       </w:pPr>
@@ -1385,7 +1443,7 @@
       <w:pPr>
         <w:numPr>
           <w:ilvl w:val="0"/>
-          <w:numId w:val="1015"/>
+          <w:numId w:val="1016"/>
         </w:numPr>
         <w:pStyle w:val="Compact"/>
       </w:pPr>
@@ -1393,8 +1451,8 @@
         <w:t xml:space="preserve">[완료]</w:t>
       </w:r>
     </w:p>
-    <w:bookmarkEnd w:id="34"/>
-    <w:bookmarkStart w:id="35" w:name="신청-섹션-가치-타일-사진-위-글씨-이미지-위텍스트-아래-카드-ccg"/>
+    <w:bookmarkEnd w:id="35"/>
+    <w:bookmarkStart w:id="36" w:name="신청-섹션-가치-타일-사진-위-글씨-이미지-위텍스트-아래-카드-ccg"/>
     <w:p>
       <w:pPr>
         <w:pStyle w:val="Heading3"/>
@@ -1407,7 +1465,7 @@
       <w:pPr>
         <w:numPr>
           <w:ilvl w:val="0"/>
-          <w:numId w:val="1016"/>
+          <w:numId w:val="1017"/>
         </w:numPr>
         <w:pStyle w:val="Compact"/>
       </w:pPr>
@@ -1419,7 +1477,7 @@
       <w:pPr>
         <w:numPr>
           <w:ilvl w:val="0"/>
-          <w:numId w:val="1016"/>
+          <w:numId w:val="1017"/>
         </w:numPr>
         <w:pStyle w:val="Compact"/>
       </w:pPr>
@@ -1449,7 +1507,7 @@
       <w:pPr>
         <w:numPr>
           <w:ilvl w:val="0"/>
-          <w:numId w:val="1016"/>
+          <w:numId w:val="1017"/>
         </w:numPr>
         <w:pStyle w:val="Compact"/>
       </w:pPr>
@@ -1461,7 +1519,7 @@
       <w:pPr>
         <w:numPr>
           <w:ilvl w:val="0"/>
-          <w:numId w:val="1016"/>
+          <w:numId w:val="1017"/>
         </w:numPr>
         <w:pStyle w:val="Compact"/>
       </w:pPr>
@@ -1473,7 +1531,7 @@
       <w:pPr>
         <w:numPr>
           <w:ilvl w:val="0"/>
-          <w:numId w:val="1016"/>
+          <w:numId w:val="1017"/>
         </w:numPr>
         <w:pStyle w:val="Compact"/>
       </w:pPr>
@@ -1481,8 +1539,8 @@
         <w:t xml:space="preserve">[완료]</w:t>
       </w:r>
     </w:p>
-    <w:bookmarkEnd w:id="35"/>
-    <w:bookmarkStart w:id="36" w:name="솔루션-5단계-이미지-크게-지그재그-레이아웃-ccg"/>
+    <w:bookmarkEnd w:id="36"/>
+    <w:bookmarkStart w:id="37" w:name="솔루션-5단계-이미지-크게-지그재그-레이아웃-ccg"/>
     <w:p>
       <w:pPr>
         <w:pStyle w:val="Heading3"/>
@@ -1495,7 +1553,7 @@
       <w:pPr>
         <w:numPr>
           <w:ilvl w:val="0"/>
-          <w:numId w:val="1017"/>
+          <w:numId w:val="1018"/>
         </w:numPr>
         <w:pStyle w:val="Compact"/>
       </w:pPr>
@@ -1507,7 +1565,7 @@
       <w:pPr>
         <w:numPr>
           <w:ilvl w:val="0"/>
-          <w:numId w:val="1017"/>
+          <w:numId w:val="1018"/>
         </w:numPr>
         <w:pStyle w:val="Compact"/>
       </w:pPr>
@@ -1519,7 +1577,7 @@
       <w:pPr>
         <w:numPr>
           <w:ilvl w:val="0"/>
-          <w:numId w:val="1017"/>
+          <w:numId w:val="1018"/>
         </w:numPr>
         <w:pStyle w:val="Compact"/>
       </w:pPr>
@@ -1531,7 +1589,7 @@
       <w:pPr>
         <w:numPr>
           <w:ilvl w:val="0"/>
-          <w:numId w:val="1017"/>
+          <w:numId w:val="1018"/>
         </w:numPr>
         <w:pStyle w:val="Compact"/>
       </w:pPr>
@@ -1543,7 +1601,7 @@
       <w:pPr>
         <w:numPr>
           <w:ilvl w:val="0"/>
-          <w:numId w:val="1017"/>
+          <w:numId w:val="1018"/>
         </w:numPr>
         <w:pStyle w:val="Compact"/>
       </w:pPr>
@@ -1555,7 +1613,7 @@
       <w:pPr>
         <w:numPr>
           <w:ilvl w:val="0"/>
-          <w:numId w:val="1017"/>
+          <w:numId w:val="1018"/>
         </w:numPr>
         <w:pStyle w:val="Compact"/>
       </w:pPr>
@@ -1563,8 +1621,8 @@
         <w:t xml:space="preserve">[완료]</w:t>
       </w:r>
     </w:p>
-    <w:bookmarkEnd w:id="36"/>
-    <w:bookmarkStart w:id="37" w:name="신청-섹션-가치-타일-실사-사진-카드로-교체-ccg"/>
+    <w:bookmarkEnd w:id="37"/>
+    <w:bookmarkStart w:id="38" w:name="신청-섹션-가치-타일-실사-사진-카드로-교체-ccg"/>
     <w:p>
       <w:pPr>
         <w:pStyle w:val="Heading3"/>
@@ -1577,7 +1635,7 @@
       <w:pPr>
         <w:numPr>
           <w:ilvl w:val="0"/>
-          <w:numId w:val="1018"/>
+          <w:numId w:val="1019"/>
         </w:numPr>
         <w:pStyle w:val="Compact"/>
       </w:pPr>
@@ -1589,7 +1647,7 @@
       <w:pPr>
         <w:numPr>
           <w:ilvl w:val="0"/>
-          <w:numId w:val="1018"/>
+          <w:numId w:val="1019"/>
         </w:numPr>
         <w:pStyle w:val="Compact"/>
       </w:pPr>
@@ -1601,7 +1659,7 @@
       <w:pPr>
         <w:numPr>
           <w:ilvl w:val="0"/>
-          <w:numId w:val="1018"/>
+          <w:numId w:val="1019"/>
         </w:numPr>
         <w:pStyle w:val="Compact"/>
       </w:pPr>
@@ -1619,7 +1677,7 @@
       <w:pPr>
         <w:numPr>
           <w:ilvl w:val="0"/>
-          <w:numId w:val="1018"/>
+          <w:numId w:val="1019"/>
         </w:numPr>
         <w:pStyle w:val="Compact"/>
       </w:pPr>
@@ -1631,7 +1689,7 @@
       <w:pPr>
         <w:numPr>
           <w:ilvl w:val="0"/>
-          <w:numId w:val="1018"/>
+          <w:numId w:val="1019"/>
         </w:numPr>
         <w:pStyle w:val="Compact"/>
       </w:pPr>
@@ -1639,8 +1697,8 @@
         <w:t xml:space="preserve">[완료]</w:t>
       </w:r>
     </w:p>
-    <w:bookmarkEnd w:id="37"/>
-    <w:bookmarkStart w:id="38" w:name="신청-섹션-가치-타일에-상징-아이콘-추가-ccg"/>
+    <w:bookmarkEnd w:id="38"/>
+    <w:bookmarkStart w:id="39" w:name="신청-섹션-가치-타일에-상징-아이콘-추가-ccg"/>
     <w:p>
       <w:pPr>
         <w:pStyle w:val="Heading3"/>
@@ -1653,7 +1711,7 @@
       <w:pPr>
         <w:numPr>
           <w:ilvl w:val="0"/>
-          <w:numId w:val="1019"/>
+          <w:numId w:val="1020"/>
         </w:numPr>
         <w:pStyle w:val="Compact"/>
       </w:pPr>
@@ -1683,7 +1741,7 @@
       <w:pPr>
         <w:numPr>
           <w:ilvl w:val="0"/>
-          <w:numId w:val="1019"/>
+          <w:numId w:val="1020"/>
         </w:numPr>
         <w:pStyle w:val="Compact"/>
       </w:pPr>
@@ -1695,7 +1753,7 @@
       <w:pPr>
         <w:numPr>
           <w:ilvl w:val="0"/>
-          <w:numId w:val="1019"/>
+          <w:numId w:val="1020"/>
         </w:numPr>
         <w:pStyle w:val="Compact"/>
       </w:pPr>
@@ -1707,7 +1765,7 @@
       <w:pPr>
         <w:numPr>
           <w:ilvl w:val="0"/>
-          <w:numId w:val="1019"/>
+          <w:numId w:val="1020"/>
         </w:numPr>
         <w:pStyle w:val="Compact"/>
       </w:pPr>
@@ -1715,8 +1773,8 @@
         <w:t xml:space="preserve">[완료]</w:t>
       </w:r>
     </w:p>
-    <w:bookmarkEnd w:id="38"/>
-    <w:bookmarkStart w:id="39" w:name="하단-띠배너-가운데-정렬"/>
+    <w:bookmarkEnd w:id="39"/>
+    <w:bookmarkStart w:id="40" w:name="하단-띠배너-가운데-정렬"/>
     <w:p>
       <w:pPr>
         <w:pStyle w:val="Heading3"/>
@@ -1729,7 +1787,7 @@
       <w:pPr>
         <w:numPr>
           <w:ilvl w:val="0"/>
-          <w:numId w:val="1020"/>
+          <w:numId w:val="1021"/>
         </w:numPr>
         <w:pStyle w:val="Compact"/>
       </w:pPr>
@@ -1741,7 +1799,7 @@
       <w:pPr>
         <w:numPr>
           <w:ilvl w:val="0"/>
-          <w:numId w:val="1020"/>
+          <w:numId w:val="1021"/>
         </w:numPr>
         <w:pStyle w:val="Compact"/>
       </w:pPr>
@@ -1753,7 +1811,7 @@
       <w:pPr>
         <w:numPr>
           <w:ilvl w:val="0"/>
-          <w:numId w:val="1020"/>
+          <w:numId w:val="1021"/>
         </w:numPr>
         <w:pStyle w:val="Compact"/>
       </w:pPr>
@@ -1761,8 +1819,8 @@
         <w:t xml:space="preserve">[완료]</w:t>
       </w:r>
     </w:p>
-    <w:bookmarkEnd w:id="39"/>
-    <w:bookmarkStart w:id="40" w:name="파일럿-5단계-ai-느낌-svg-실사-사진-교체-ccg"/>
+    <w:bookmarkEnd w:id="40"/>
+    <w:bookmarkStart w:id="41" w:name="파일럿-5단계-ai-느낌-svg-실사-사진-교체-ccg"/>
     <w:p>
       <w:pPr>
         <w:pStyle w:val="Heading3"/>
@@ -1775,7 +1833,7 @@
       <w:pPr>
         <w:numPr>
           <w:ilvl w:val="0"/>
-          <w:numId w:val="1021"/>
+          <w:numId w:val="1022"/>
         </w:numPr>
         <w:pStyle w:val="Compact"/>
       </w:pPr>
@@ -1787,7 +1845,7 @@
       <w:pPr>
         <w:numPr>
           <w:ilvl w:val="0"/>
-          <w:numId w:val="1021"/>
+          <w:numId w:val="1022"/>
         </w:numPr>
         <w:pStyle w:val="Compact"/>
       </w:pPr>
@@ -1799,7 +1857,7 @@
       <w:pPr>
         <w:numPr>
           <w:ilvl w:val="0"/>
-          <w:numId w:val="1021"/>
+          <w:numId w:val="1022"/>
         </w:numPr>
         <w:pStyle w:val="Compact"/>
       </w:pPr>
@@ -1811,7 +1869,7 @@
       <w:pPr>
         <w:numPr>
           <w:ilvl w:val="0"/>
-          <w:numId w:val="1021"/>
+          <w:numId w:val="1022"/>
         </w:numPr>
         <w:pStyle w:val="Compact"/>
       </w:pPr>
@@ -1823,7 +1881,7 @@
       <w:pPr>
         <w:numPr>
           <w:ilvl w:val="0"/>
-          <w:numId w:val="1021"/>
+          <w:numId w:val="1022"/>
         </w:numPr>
         <w:pStyle w:val="Compact"/>
       </w:pPr>
@@ -1831,8 +1889,8 @@
         <w:t xml:space="preserve">[완료]</w:t>
       </w:r>
     </w:p>
-    <w:bookmarkEnd w:id="40"/>
-    <w:bookmarkStart w:id="41" w:name="희미함작은이미지-해결-실사-11장-생성-대형-사진-레이아웃-ccg"/>
+    <w:bookmarkEnd w:id="41"/>
+    <w:bookmarkStart w:id="42" w:name="희미함작은이미지-해결-실사-11장-생성-대형-사진-레이아웃-ccg"/>
     <w:p>
       <w:pPr>
         <w:pStyle w:val="Heading3"/>
@@ -1845,7 +1903,7 @@
       <w:pPr>
         <w:numPr>
           <w:ilvl w:val="0"/>
-          <w:numId w:val="1022"/>
+          <w:numId w:val="1023"/>
         </w:numPr>
         <w:pStyle w:val="Compact"/>
       </w:pPr>
@@ -1857,7 +1915,7 @@
       <w:pPr>
         <w:numPr>
           <w:ilvl w:val="0"/>
-          <w:numId w:val="1022"/>
+          <w:numId w:val="1023"/>
         </w:numPr>
         <w:pStyle w:val="Compact"/>
       </w:pPr>
@@ -1887,7 +1945,7 @@
       <w:pPr>
         <w:numPr>
           <w:ilvl w:val="0"/>
-          <w:numId w:val="1022"/>
+          <w:numId w:val="1023"/>
         </w:numPr>
         <w:pStyle w:val="Compact"/>
       </w:pPr>
@@ -1899,7 +1957,7 @@
       <w:pPr>
         <w:numPr>
           <w:ilvl w:val="0"/>
-          <w:numId w:val="1022"/>
+          <w:numId w:val="1023"/>
         </w:numPr>
         <w:pStyle w:val="Compact"/>
       </w:pPr>
@@ -1911,7 +1969,7 @@
       <w:pPr>
         <w:numPr>
           <w:ilvl w:val="0"/>
-          <w:numId w:val="1022"/>
+          <w:numId w:val="1023"/>
         </w:numPr>
         <w:pStyle w:val="Compact"/>
       </w:pPr>
@@ -1923,7 +1981,7 @@
       <w:pPr>
         <w:numPr>
           <w:ilvl w:val="0"/>
-          <w:numId w:val="1022"/>
+          <w:numId w:val="1023"/>
         </w:numPr>
         <w:pStyle w:val="Compact"/>
       </w:pPr>
@@ -1935,7 +1993,7 @@
       <w:pPr>
         <w:numPr>
           <w:ilvl w:val="0"/>
-          <w:numId w:val="1022"/>
+          <w:numId w:val="1023"/>
         </w:numPr>
         <w:pStyle w:val="Compact"/>
       </w:pPr>
@@ -1943,8 +2001,8 @@
         <w:t xml:space="preserve">[완료]</w:t>
       </w:r>
     </w:p>
-    <w:bookmarkEnd w:id="41"/>
-    <w:bookmarkStart w:id="42" w:name="일러스트-개선-잘림-해결-갤러리-실제화면-교체-ccg-b안"/>
+    <w:bookmarkEnd w:id="42"/>
+    <w:bookmarkStart w:id="43" w:name="일러스트-개선-잘림-해결-갤러리-실제화면-교체-ccg-b안"/>
     <w:p>
       <w:pPr>
         <w:pStyle w:val="Heading3"/>
@@ -1957,7 +2015,7 @@
       <w:pPr>
         <w:numPr>
           <w:ilvl w:val="0"/>
-          <w:numId w:val="1023"/>
+          <w:numId w:val="1024"/>
         </w:numPr>
         <w:pStyle w:val="Compact"/>
       </w:pPr>
@@ -1969,7 +2027,7 @@
       <w:pPr>
         <w:numPr>
           <w:ilvl w:val="0"/>
-          <w:numId w:val="1023"/>
+          <w:numId w:val="1024"/>
         </w:numPr>
         <w:pStyle w:val="Compact"/>
       </w:pPr>
@@ -1981,7 +2039,7 @@
       <w:pPr>
         <w:numPr>
           <w:ilvl w:val="0"/>
-          <w:numId w:val="1023"/>
+          <w:numId w:val="1024"/>
         </w:numPr>
         <w:pStyle w:val="Compact"/>
       </w:pPr>
@@ -2005,7 +2063,7 @@
       <w:pPr>
         <w:numPr>
           <w:ilvl w:val="0"/>
-          <w:numId w:val="1023"/>
+          <w:numId w:val="1024"/>
         </w:numPr>
         <w:pStyle w:val="Compact"/>
       </w:pPr>
@@ -2013,8 +2071,8 @@
         <w:t xml:space="preserve">[완료]</w:t>
       </w:r>
     </w:p>
-    <w:bookmarkEnd w:id="42"/>
-    <w:bookmarkStart w:id="43" w:name="도입효과-중복-정리-색감-통일-ccg-b안-마무리"/>
+    <w:bookmarkEnd w:id="43"/>
+    <w:bookmarkStart w:id="44" w:name="도입효과-중복-정리-색감-통일-ccg-b안-마무리"/>
     <w:p>
       <w:pPr>
         <w:pStyle w:val="Heading3"/>
@@ -2027,7 +2085,7 @@
       <w:pPr>
         <w:numPr>
           <w:ilvl w:val="0"/>
-          <w:numId w:val="1024"/>
+          <w:numId w:val="1025"/>
         </w:numPr>
         <w:pStyle w:val="Compact"/>
       </w:pPr>
@@ -2039,7 +2097,7 @@
       <w:pPr>
         <w:numPr>
           <w:ilvl w:val="0"/>
-          <w:numId w:val="1024"/>
+          <w:numId w:val="1025"/>
         </w:numPr>
         <w:pStyle w:val="Compact"/>
       </w:pPr>
@@ -2051,7 +2109,7 @@
       <w:pPr>
         <w:numPr>
           <w:ilvl w:val="0"/>
-          <w:numId w:val="1024"/>
+          <w:numId w:val="1025"/>
         </w:numPr>
         <w:pStyle w:val="Compact"/>
       </w:pPr>
@@ -2063,7 +2121,7 @@
       <w:pPr>
         <w:numPr>
           <w:ilvl w:val="0"/>
-          <w:numId w:val="1024"/>
+          <w:numId w:val="1025"/>
         </w:numPr>
         <w:pStyle w:val="Compact"/>
       </w:pPr>
@@ -2075,7 +2133,7 @@
       <w:pPr>
         <w:numPr>
           <w:ilvl w:val="0"/>
-          <w:numId w:val="1024"/>
+          <w:numId w:val="1025"/>
         </w:numPr>
         <w:pStyle w:val="Compact"/>
       </w:pPr>
@@ -2083,8 +2141,8 @@
         <w:t xml:space="preserve">[완료]</w:t>
       </w:r>
     </w:p>
-    <w:bookmarkEnd w:id="43"/>
-    <w:bookmarkStart w:id="44" w:name="solution-섹션-좌우-균형-반응형-개선-ccg"/>
+    <w:bookmarkEnd w:id="44"/>
+    <w:bookmarkStart w:id="45" w:name="solution-섹션-좌우-균형-반응형-개선-ccg"/>
     <w:p>
       <w:pPr>
         <w:pStyle w:val="Heading3"/>
@@ -2097,7 +2155,7 @@
       <w:pPr>
         <w:numPr>
           <w:ilvl w:val="0"/>
-          <w:numId w:val="1025"/>
+          <w:numId w:val="1026"/>
         </w:numPr>
         <w:pStyle w:val="Compact"/>
       </w:pPr>
@@ -2109,7 +2167,7 @@
       <w:pPr>
         <w:numPr>
           <w:ilvl w:val="0"/>
-          <w:numId w:val="1025"/>
+          <w:numId w:val="1026"/>
         </w:numPr>
         <w:pStyle w:val="Compact"/>
       </w:pPr>
@@ -2121,7 +2179,7 @@
       <w:pPr>
         <w:numPr>
           <w:ilvl w:val="0"/>
-          <w:numId w:val="1025"/>
+          <w:numId w:val="1026"/>
         </w:numPr>
         <w:pStyle w:val="Compact"/>
       </w:pPr>
@@ -2133,7 +2191,7 @@
       <w:pPr>
         <w:numPr>
           <w:ilvl w:val="0"/>
-          <w:numId w:val="1025"/>
+          <w:numId w:val="1026"/>
         </w:numPr>
         <w:pStyle w:val="Compact"/>
       </w:pPr>
@@ -2145,7 +2203,7 @@
       <w:pPr>
         <w:numPr>
           <w:ilvl w:val="0"/>
-          <w:numId w:val="1025"/>
+          <w:numId w:val="1026"/>
         </w:numPr>
         <w:pStyle w:val="Compact"/>
       </w:pPr>
@@ -2157,7 +2215,7 @@
       <w:pPr>
         <w:numPr>
           <w:ilvl w:val="0"/>
-          <w:numId w:val="1025"/>
+          <w:numId w:val="1026"/>
         </w:numPr>
         <w:pStyle w:val="Compact"/>
       </w:pPr>
@@ -2169,7 +2227,7 @@
       <w:pPr>
         <w:numPr>
           <w:ilvl w:val="0"/>
-          <w:numId w:val="1025"/>
+          <w:numId w:val="1026"/>
         </w:numPr>
         <w:pStyle w:val="Compact"/>
       </w:pPr>
@@ -2177,8 +2235,8 @@
         <w:t xml:space="preserve">[완료]</w:t>
       </w:r>
     </w:p>
-    <w:bookmarkEnd w:id="44"/>
-    <w:bookmarkStart w:id="45" w:name="초기-배포-완료"/>
+    <w:bookmarkEnd w:id="45"/>
+    <w:bookmarkStart w:id="46" w:name="초기-배포-완료"/>
     <w:p>
       <w:pPr>
         <w:pStyle w:val="Heading3"/>
@@ -2191,7 +2249,7 @@
       <w:pPr>
         <w:numPr>
           <w:ilvl w:val="0"/>
-          <w:numId w:val="1026"/>
+          <w:numId w:val="1027"/>
         </w:numPr>
         <w:pStyle w:val="Compact"/>
       </w:pPr>
@@ -2203,7 +2261,7 @@
       <w:pPr>
         <w:numPr>
           <w:ilvl w:val="0"/>
-          <w:numId w:val="1026"/>
+          <w:numId w:val="1027"/>
         </w:numPr>
         <w:pStyle w:val="Compact"/>
       </w:pPr>
@@ -2215,7 +2273,7 @@
       <w:pPr>
         <w:numPr>
           <w:ilvl w:val="0"/>
-          <w:numId w:val="1026"/>
+          <w:numId w:val="1027"/>
         </w:numPr>
         <w:pStyle w:val="Compact"/>
       </w:pPr>
@@ -2227,7 +2285,7 @@
       <w:pPr>
         <w:numPr>
           <w:ilvl w:val="0"/>
-          <w:numId w:val="1026"/>
+          <w:numId w:val="1027"/>
         </w:numPr>
         <w:pStyle w:val="Compact"/>
       </w:pPr>
@@ -2239,7 +2297,7 @@
       <w:pPr>
         <w:numPr>
           <w:ilvl w:val="0"/>
-          <w:numId w:val="1026"/>
+          <w:numId w:val="1027"/>
         </w:numPr>
         <w:pStyle w:val="Compact"/>
       </w:pPr>
@@ -2251,7 +2309,7 @@
       <w:pPr>
         <w:numPr>
           <w:ilvl w:val="0"/>
-          <w:numId w:val="1026"/>
+          <w:numId w:val="1027"/>
         </w:numPr>
         <w:pStyle w:val="Compact"/>
       </w:pPr>
@@ -2259,8 +2317,8 @@
         <w:t xml:space="preserve">[완료]</w:t>
       </w:r>
     </w:p>
-    <w:bookmarkEnd w:id="45"/>
     <w:bookmarkEnd w:id="46"/>
+    <w:bookmarkEnd w:id="47"/>
     <w:sectPr/>
   </w:body>
 </w:document>
@@ -2522,6 +2580,9 @@
     <w:abstractNumId w:val="991"/>
   </w:num>
   <w:num w:numId="1026">
+    <w:abstractNumId w:val="991"/>
+  </w:num>
+  <w:num w:numId="1027">
     <w:abstractNumId w:val="991"/>
   </w:num>
 </w:numbering>

--- a/docs/exports/DEV_LOG.docx
+++ b/docs/exports/DEV_LOG.docx
@@ -2,12 +2,155 @@
 <file path=word/document.xml><?xml version="1.0" encoding="utf-8"?>
 <w:document xmlns:w="http://schemas.openxmlformats.org/wordprocessingml/2006/main" xmlns:m="http://schemas.openxmlformats.org/officeDocument/2006/math" xmlns:r="http://schemas.openxmlformats.org/officeDocument/2006/relationships" xmlns:o="urn:schemas-microsoft-com:office:office" xmlns:v="urn:schemas-microsoft-com:vml" xmlns:w10="urn:schemas-microsoft-com:office:word" xmlns:a="http://schemas.openxmlformats.org/drawingml/2006/main" xmlns:pic="http://schemas.openxmlformats.org/drawingml/2006/picture" xmlns:wp="http://schemas.openxmlformats.org/drawingml/2006/wordprocessingDrawing">
   <w:body>
-    <w:bookmarkStart w:id="20" w:name="파일럿-23단계-사진-얼굴-잘림-최종-해결보이는-위치-조정"/>
+    <w:bookmarkStart w:id="20" w:name="반응형크로스브라우징-점검ccg-후-결함-수정"/>
     <w:p>
       <w:pPr>
         <w:pStyle w:val="Heading3"/>
       </w:pPr>
       <w:r>
+        <w:t xml:space="preserve">[2026-06-21 18:10] 반응형·크로스브라우징 점검(CCG) 후 결함 수정</w:t>
+      </w:r>
+    </w:p>
+    <w:p>
+      <w:pPr>
+        <w:numPr>
+          <w:ilvl w:val="0"/>
+          <w:numId w:val="1001"/>
+        </w:numPr>
+        <w:pStyle w:val="Compact"/>
+      </w:pPr>
+      <w:r>
+        <w:t xml:space="preserve">CCG(Codex+Gemini)로 모바일/태블릿/데스크톱·사파리 호환성을 점검하고, 실제 깨질 수 있는 부분만 수정:</w:t>
+      </w:r>
+    </w:p>
+    <w:p>
+      <w:pPr>
+        <w:numPr>
+          <w:ilvl w:val="0"/>
+          <w:numId w:val="1001"/>
+        </w:numPr>
+        <w:pStyle w:val="Compact"/>
+      </w:pPr>
+      <w:r>
+        <w:t xml:space="preserve">① 사파리에서 상단 메뉴 반투명 흐림 효과가 안 먹던 문제:</w:t>
+      </w:r>
+      <w:r>
+        <w:t xml:space="preserve"> </w:t>
+      </w:r>
+      <w:r>
+        <w:rPr>
+          <w:rStyle w:val="VerbatimChar"/>
+        </w:rPr>
+        <w:t xml:space="preserve">-webkit-backdrop-filter</w:t>
+      </w:r>
+      <w:r>
+        <w:t xml:space="preserve"> </w:t>
+      </w:r>
+      <w:r>
+        <w:t xml:space="preserve">접두사 추가</w:t>
+      </w:r>
+    </w:p>
+    <w:p>
+      <w:pPr>
+        <w:numPr>
+          <w:ilvl w:val="0"/>
+          <w:numId w:val="1001"/>
+        </w:numPr>
+        <w:pStyle w:val="Compact"/>
+      </w:pPr>
+      <w:r>
+        <w:t xml:space="preserve">② 모바일 화면 맨 아래에 생기던 빈 공간 제거: 안 쓰는 하단 고정 버튼(mobile-cta)이 숨겨져 있는데도 74px 여백이 남아 있어, 죽은 코드와 여백을 함께 정리(모바일 CTA는 떠있는 띠 배너가 담당)</w:t>
+      </w:r>
+    </w:p>
+    <w:p>
+      <w:pPr>
+        <w:numPr>
+          <w:ilvl w:val="0"/>
+          <w:numId w:val="1001"/>
+        </w:numPr>
+        <w:pStyle w:val="Compact"/>
+      </w:pPr>
+      <w:r>
+        <w:t xml:space="preserve">③ 한글이 모바일에서 단어 중간에 줄바꿈되던 문제: 제목·본문에 단어 단위 줄바꿈(keep-all) 전역 적용</w:t>
+      </w:r>
+    </w:p>
+    <w:p>
+      <w:pPr>
+        <w:numPr>
+          <w:ilvl w:val="0"/>
+          <w:numId w:val="1001"/>
+        </w:numPr>
+        <w:pStyle w:val="Compact"/>
+      </w:pPr>
+      <w:r>
+        <w:t xml:space="preserve">④ 삭제한 동의 체크박스의 남은 스타일 코드 정리</w:t>
+      </w:r>
+    </w:p>
+    <w:p>
+      <w:pPr>
+        <w:numPr>
+          <w:ilvl w:val="0"/>
+          <w:numId w:val="1001"/>
+        </w:numPr>
+        <w:pStyle w:val="Compact"/>
+      </w:pPr>
+      <w:r>
+        <w:t xml:space="preserve">입력칸 글자 크기는 16px이라 아이폰 자동 확대(줌인) 문제 없음 확인</w:t>
+      </w:r>
+    </w:p>
+    <w:p>
+      <w:pPr>
+        <w:numPr>
+          <w:ilvl w:val="0"/>
+          <w:numId w:val="1001"/>
+        </w:numPr>
+        <w:pStyle w:val="Compact"/>
+      </w:pPr>
+      <w:r>
+        <w:t xml:space="preserve">[완료]</w:t>
+      </w:r>
+    </w:p>
+    <w:bookmarkEnd w:id="20"/>
+    <w:bookmarkStart w:id="21" w:name="파일럿-3단계-사진-얼굴손-동시-노출"/>
+    <w:p>
+      <w:pPr>
+        <w:pStyle w:val="Heading3"/>
+      </w:pPr>
+      <w:r>
+        <w:t xml:space="preserve">[2026-06-21 17:50] 파일럿 3단계 사진 얼굴+손 동시 노출</w:t>
+      </w:r>
+    </w:p>
+    <w:p>
+      <w:pPr>
+        <w:numPr>
+          <w:ilvl w:val="0"/>
+          <w:numId w:val="1002"/>
+        </w:numPr>
+        <w:pStyle w:val="Compact"/>
+      </w:pPr>
+      <w:r>
+        <w:t xml:space="preserve">3단계 사진에서 손이 안 보인다는 지적 반영: 작업자가 고개를 숙여 얼굴과 두 손이 한 띠에 모이는 구도로 사진을 새로 생성하고 보이는 위치(40%)를 맞춰, 얼굴과 센서를 잡은 손이 함께 보이도록 함</w:t>
+      </w:r>
+    </w:p>
+    <w:p>
+      <w:pPr>
+        <w:numPr>
+          <w:ilvl w:val="0"/>
+          <w:numId w:val="1002"/>
+        </w:numPr>
+        <w:pStyle w:val="Compact"/>
+      </w:pPr>
+      <w:r>
+        <w:t xml:space="preserve">[완료]</w:t>
+      </w:r>
+    </w:p>
+    <w:bookmarkEnd w:id="21"/>
+    <w:bookmarkStart w:id="22" w:name="파일럿-23단계-사진-얼굴-잘림-최종-해결보이는-위치-조정"/>
+    <w:p>
+      <w:pPr>
+        <w:pStyle w:val="Heading3"/>
+      </w:pPr>
+      <w:r>
         <w:t xml:space="preserve">[2026-06-21 17:40] 파일럿 2·3단계 사진 얼굴 잘림 최종 해결(보이는 위치 조정)</w:t>
       </w:r>
     </w:p>
@@ -15,7 +158,7 @@
       <w:pPr>
         <w:numPr>
           <w:ilvl w:val="0"/>
-          <w:numId w:val="1001"/>
+          <w:numId w:val="1003"/>
         </w:numPr>
         <w:pStyle w:val="Compact"/>
       </w:pPr>
@@ -27,7 +170,7 @@
       <w:pPr>
         <w:numPr>
           <w:ilvl w:val="0"/>
-          <w:numId w:val="1001"/>
+          <w:numId w:val="1003"/>
         </w:numPr>
         <w:pStyle w:val="Compact"/>
       </w:pPr>
@@ -39,7 +182,7 @@
       <w:pPr>
         <w:numPr>
           <w:ilvl w:val="0"/>
-          <w:numId w:val="1001"/>
+          <w:numId w:val="1003"/>
         </w:numPr>
         <w:pStyle w:val="Compact"/>
       </w:pPr>
@@ -51,7 +194,7 @@
       <w:pPr>
         <w:numPr>
           <w:ilvl w:val="0"/>
-          <w:numId w:val="1001"/>
+          <w:numId w:val="1003"/>
         </w:numPr>
         <w:pStyle w:val="Compact"/>
       </w:pPr>
@@ -59,8 +202,8 @@
         <w:t xml:space="preserve">[완료]</w:t>
       </w:r>
     </w:p>
-    <w:bookmarkEnd w:id="20"/>
-    <w:bookmarkStart w:id="21" w:name="파일럿-23단계-사진-재보정자연스러움손-노출"/>
+    <w:bookmarkEnd w:id="22"/>
+    <w:bookmarkStart w:id="23" w:name="파일럿-23단계-사진-재보정자연스러움손-노출"/>
     <w:p>
       <w:pPr>
         <w:pStyle w:val="Heading3"/>
@@ -73,7 +216,7 @@
       <w:pPr>
         <w:numPr>
           <w:ilvl w:val="0"/>
-          <w:numId w:val="1002"/>
+          <w:numId w:val="1004"/>
         </w:numPr>
         <w:pStyle w:val="Compact"/>
       </w:pPr>
@@ -100,7 +243,7 @@
       <w:pPr>
         <w:numPr>
           <w:ilvl w:val="0"/>
-          <w:numId w:val="1002"/>
+          <w:numId w:val="1004"/>
         </w:numPr>
         <w:pStyle w:val="Compact"/>
       </w:pPr>
@@ -112,7 +255,7 @@
       <w:pPr>
         <w:numPr>
           <w:ilvl w:val="0"/>
-          <w:numId w:val="1002"/>
+          <w:numId w:val="1004"/>
         </w:numPr>
         <w:pStyle w:val="Compact"/>
       </w:pPr>
@@ -124,7 +267,7 @@
       <w:pPr>
         <w:numPr>
           <w:ilvl w:val="0"/>
-          <w:numId w:val="1002"/>
+          <w:numId w:val="1004"/>
         </w:numPr>
         <w:pStyle w:val="Compact"/>
       </w:pPr>
@@ -132,8 +275,8 @@
         <w:t xml:space="preserve">[완료]</w:t>
       </w:r>
     </w:p>
-    <w:bookmarkEnd w:id="21"/>
-    <w:bookmarkStart w:id="22" w:name="파일럿-단계-사진-얼굴손-잘림-수정23단계-재생성"/>
+    <w:bookmarkEnd w:id="23"/>
+    <w:bookmarkStart w:id="24" w:name="파일럿-단계-사진-얼굴손-잘림-수정23단계-재생성"/>
     <w:p>
       <w:pPr>
         <w:pStyle w:val="Heading3"/>
@@ -146,7 +289,7 @@
       <w:pPr>
         <w:numPr>
           <w:ilvl w:val="0"/>
-          <w:numId w:val="1003"/>
+          <w:numId w:val="1005"/>
         </w:numPr>
         <w:pStyle w:val="Compact"/>
       </w:pPr>
@@ -176,7 +319,7 @@
       <w:pPr>
         <w:numPr>
           <w:ilvl w:val="0"/>
-          <w:numId w:val="1003"/>
+          <w:numId w:val="1005"/>
         </w:numPr>
         <w:pStyle w:val="Compact"/>
       </w:pPr>
@@ -188,7 +331,7 @@
       <w:pPr>
         <w:numPr>
           <w:ilvl w:val="0"/>
-          <w:numId w:val="1003"/>
+          <w:numId w:val="1005"/>
         </w:numPr>
         <w:pStyle w:val="Compact"/>
       </w:pPr>
@@ -200,7 +343,7 @@
       <w:pPr>
         <w:numPr>
           <w:ilvl w:val="0"/>
-          <w:numId w:val="1003"/>
+          <w:numId w:val="1005"/>
         </w:numPr>
         <w:pStyle w:val="Compact"/>
       </w:pPr>
@@ -208,8 +351,8 @@
         <w:t xml:space="preserve">[완료]</w:t>
       </w:r>
     </w:p>
-    <w:bookmarkEnd w:id="22"/>
-    <w:bookmarkStart w:id="23" w:name="신청-폼-개인정보-동의-체크박스-삭제"/>
+    <w:bookmarkEnd w:id="24"/>
+    <w:bookmarkStart w:id="25" w:name="신청-폼-개인정보-동의-체크박스-삭제"/>
     <w:p>
       <w:pPr>
         <w:pStyle w:val="Heading3"/>
@@ -222,7 +365,7 @@
       <w:pPr>
         <w:numPr>
           <w:ilvl w:val="0"/>
-          <w:numId w:val="1004"/>
+          <w:numId w:val="1006"/>
         </w:numPr>
         <w:pStyle w:val="Compact"/>
       </w:pPr>
@@ -252,7 +395,7 @@
       <w:pPr>
         <w:numPr>
           <w:ilvl w:val="0"/>
-          <w:numId w:val="1004"/>
+          <w:numId w:val="1006"/>
         </w:numPr>
         <w:pStyle w:val="Compact"/>
       </w:pPr>
@@ -264,7 +407,7 @@
       <w:pPr>
         <w:numPr>
           <w:ilvl w:val="0"/>
-          <w:numId w:val="1004"/>
+          <w:numId w:val="1006"/>
         </w:numPr>
         <w:pStyle w:val="Compact"/>
       </w:pPr>
@@ -272,8 +415,8 @@
         <w:t xml:space="preserve">[완료]</w:t>
       </w:r>
     </w:p>
-    <w:bookmarkEnd w:id="23"/>
-    <w:bookmarkStart w:id="24" w:name="가지-핵심기능-오른쪽-빈칸-해결-파일럿-4배지-사진-오버레이-재작업"/>
+    <w:bookmarkEnd w:id="25"/>
+    <w:bookmarkStart w:id="26" w:name="가지-핵심기능-오른쪽-빈칸-해결-파일럿-4배지-사진-오버레이-재작업"/>
     <w:p>
       <w:pPr>
         <w:pStyle w:val="Heading3"/>
@@ -286,7 +429,7 @@
       <w:pPr>
         <w:numPr>
           <w:ilvl w:val="0"/>
-          <w:numId w:val="1005"/>
+          <w:numId w:val="1007"/>
         </w:numPr>
         <w:pStyle w:val="Compact"/>
       </w:pPr>
@@ -298,7 +441,7 @@
       <w:pPr>
         <w:numPr>
           <w:ilvl w:val="0"/>
-          <w:numId w:val="1005"/>
+          <w:numId w:val="1007"/>
         </w:numPr>
         <w:pStyle w:val="Compact"/>
       </w:pPr>
@@ -328,7 +471,7 @@
       <w:pPr>
         <w:numPr>
           <w:ilvl w:val="0"/>
-          <w:numId w:val="1005"/>
+          <w:numId w:val="1007"/>
         </w:numPr>
         <w:pStyle w:val="Compact"/>
       </w:pPr>
@@ -358,7 +501,7 @@
       <w:pPr>
         <w:numPr>
           <w:ilvl w:val="0"/>
-          <w:numId w:val="1005"/>
+          <w:numId w:val="1007"/>
         </w:numPr>
         <w:pStyle w:val="Compact"/>
       </w:pPr>
@@ -366,8 +509,8 @@
         <w:t xml:space="preserve">[완료]</w:t>
       </w:r>
     </w:p>
-    <w:bookmarkEnd w:id="24"/>
-    <w:bookmarkStart w:id="25" w:name="가지-핵심기능-이미지-교체-이모지배지문안-정리-실제-앱-홈-화면-추가"/>
+    <w:bookmarkEnd w:id="26"/>
+    <w:bookmarkStart w:id="27" w:name="가지-핵심기능-이미지-교체-이모지배지문안-정리-실제-앱-홈-화면-추가"/>
     <w:p>
       <w:pPr>
         <w:pStyle w:val="Heading3"/>
@@ -380,7 +523,7 @@
       <w:pPr>
         <w:numPr>
           <w:ilvl w:val="0"/>
-          <w:numId w:val="1006"/>
+          <w:numId w:val="1008"/>
         </w:numPr>
         <w:pStyle w:val="Compact"/>
       </w:pPr>
@@ -392,7 +535,7 @@
       <w:pPr>
         <w:numPr>
           <w:ilvl w:val="0"/>
-          <w:numId w:val="1006"/>
+          <w:numId w:val="1008"/>
         </w:numPr>
         <w:pStyle w:val="Compact"/>
       </w:pPr>
@@ -422,7 +565,7 @@
       <w:pPr>
         <w:numPr>
           <w:ilvl w:val="0"/>
-          <w:numId w:val="1006"/>
+          <w:numId w:val="1008"/>
         </w:numPr>
         <w:pStyle w:val="Compact"/>
       </w:pPr>
@@ -452,7 +595,7 @@
       <w:pPr>
         <w:numPr>
           <w:ilvl w:val="0"/>
-          <w:numId w:val="1006"/>
+          <w:numId w:val="1008"/>
         </w:numPr>
         <w:pStyle w:val="Compact"/>
       </w:pPr>
@@ -464,7 +607,7 @@
       <w:pPr>
         <w:numPr>
           <w:ilvl w:val="0"/>
-          <w:numId w:val="1006"/>
+          <w:numId w:val="1008"/>
         </w:numPr>
         <w:pStyle w:val="Compact"/>
       </w:pPr>
@@ -476,7 +619,7 @@
       <w:pPr>
         <w:numPr>
           <w:ilvl w:val="0"/>
-          <w:numId w:val="1006"/>
+          <w:numId w:val="1008"/>
         </w:numPr>
         <w:pStyle w:val="Compact"/>
       </w:pPr>
@@ -506,7 +649,7 @@
       <w:pPr>
         <w:numPr>
           <w:ilvl w:val="0"/>
-          <w:numId w:val="1006"/>
+          <w:numId w:val="1008"/>
         </w:numPr>
         <w:pStyle w:val="Compact"/>
       </w:pPr>
@@ -536,7 +679,7 @@
       <w:pPr>
         <w:numPr>
           <w:ilvl w:val="0"/>
-          <w:numId w:val="1006"/>
+          <w:numId w:val="1008"/>
         </w:numPr>
         <w:pStyle w:val="Compact"/>
       </w:pPr>
@@ -563,7 +706,7 @@
       <w:pPr>
         <w:numPr>
           <w:ilvl w:val="0"/>
-          <w:numId w:val="1006"/>
+          <w:numId w:val="1008"/>
         </w:numPr>
         <w:pStyle w:val="Compact"/>
       </w:pPr>
@@ -571,8 +714,8 @@
         <w:t xml:space="preserve">[완료]</w:t>
       </w:r>
     </w:p>
-    <w:bookmarkEnd w:id="25"/>
-    <w:bookmarkStart w:id="26" w:name="사이트-전체-사람차량자연-배경을-한국식으로-교체-외국중국-느낌-제거"/>
+    <w:bookmarkEnd w:id="27"/>
+    <w:bookmarkStart w:id="28" w:name="사이트-전체-사람차량자연-배경을-한국식으로-교체-외국중국-느낌-제거"/>
     <w:p>
       <w:pPr>
         <w:pStyle w:val="Heading3"/>
@@ -585,7 +728,7 @@
       <w:pPr>
         <w:numPr>
           <w:ilvl w:val="0"/>
-          <w:numId w:val="1007"/>
+          <w:numId w:val="1009"/>
         </w:numPr>
         <w:pStyle w:val="Compact"/>
       </w:pPr>
@@ -597,7 +740,7 @@
       <w:pPr>
         <w:numPr>
           <w:ilvl w:val="0"/>
-          <w:numId w:val="1007"/>
+          <w:numId w:val="1009"/>
         </w:numPr>
         <w:pStyle w:val="Compact"/>
       </w:pPr>
@@ -711,7 +854,7 @@
       <w:pPr>
         <w:numPr>
           <w:ilvl w:val="0"/>
-          <w:numId w:val="1007"/>
+          <w:numId w:val="1009"/>
         </w:numPr>
         <w:pStyle w:val="Compact"/>
       </w:pPr>
@@ -723,7 +866,7 @@
       <w:pPr>
         <w:numPr>
           <w:ilvl w:val="0"/>
-          <w:numId w:val="1007"/>
+          <w:numId w:val="1009"/>
         </w:numPr>
         <w:pStyle w:val="Compact"/>
       </w:pPr>
@@ -735,7 +878,7 @@
       <w:pPr>
         <w:numPr>
           <w:ilvl w:val="0"/>
-          <w:numId w:val="1007"/>
+          <w:numId w:val="1009"/>
         </w:numPr>
         <w:pStyle w:val="Compact"/>
       </w:pPr>
@@ -743,8 +886,8 @@
         <w:t xml:space="preserve">[완료]</w:t>
       </w:r>
     </w:p>
-    <w:bookmarkEnd w:id="26"/>
-    <w:bookmarkStart w:id="27" w:name="전체-디자인-감각-패스-taste-스킬-배치사진내용사이즈-그대로"/>
+    <w:bookmarkEnd w:id="28"/>
+    <w:bookmarkStart w:id="29" w:name="전체-디자인-감각-패스-taste-스킬-배치사진내용사이즈-그대로"/>
     <w:p>
       <w:pPr>
         <w:pStyle w:val="Heading3"/>
@@ -757,7 +900,7 @@
       <w:pPr>
         <w:numPr>
           <w:ilvl w:val="0"/>
-          <w:numId w:val="1008"/>
+          <w:numId w:val="1010"/>
         </w:numPr>
         <w:pStyle w:val="Compact"/>
       </w:pPr>
@@ -769,7 +912,7 @@
       <w:pPr>
         <w:numPr>
           <w:ilvl w:val="0"/>
-          <w:numId w:val="1008"/>
+          <w:numId w:val="1010"/>
         </w:numPr>
         <w:pStyle w:val="Compact"/>
       </w:pPr>
@@ -832,7 +975,7 @@
       <w:pPr>
         <w:numPr>
           <w:ilvl w:val="0"/>
-          <w:numId w:val="1008"/>
+          <w:numId w:val="1010"/>
         </w:numPr>
         <w:pStyle w:val="Compact"/>
       </w:pPr>
@@ -840,8 +983,8 @@
         <w:t xml:space="preserve">[완료]</w:t>
       </w:r>
     </w:p>
-    <w:bookmarkEnd w:id="27"/>
-    <w:bookmarkStart w:id="28" w:name="오픈그래프공유-썸네일-이미지-흐릿한-대시보드-나열-상징-그래픽-ccg"/>
+    <w:bookmarkEnd w:id="29"/>
+    <w:bookmarkStart w:id="30" w:name="오픈그래프공유-썸네일-이미지-흐릿한-대시보드-나열-상징-그래픽-ccg"/>
     <w:p>
       <w:pPr>
         <w:pStyle w:val="Heading3"/>
@@ -854,7 +997,7 @@
       <w:pPr>
         <w:numPr>
           <w:ilvl w:val="0"/>
-          <w:numId w:val="1009"/>
+          <w:numId w:val="1011"/>
         </w:numPr>
         <w:pStyle w:val="Compact"/>
       </w:pPr>
@@ -866,7 +1009,7 @@
       <w:pPr>
         <w:numPr>
           <w:ilvl w:val="0"/>
-          <w:numId w:val="1009"/>
+          <w:numId w:val="1011"/>
         </w:numPr>
         <w:pStyle w:val="Compact"/>
       </w:pPr>
@@ -902,7 +1045,7 @@
       <w:pPr>
         <w:numPr>
           <w:ilvl w:val="0"/>
-          <w:numId w:val="1009"/>
+          <w:numId w:val="1011"/>
         </w:numPr>
         <w:pStyle w:val="Compact"/>
       </w:pPr>
@@ -926,7 +1069,7 @@
       <w:pPr>
         <w:numPr>
           <w:ilvl w:val="0"/>
-          <w:numId w:val="1009"/>
+          <w:numId w:val="1011"/>
         </w:numPr>
         <w:pStyle w:val="Compact"/>
       </w:pPr>
@@ -938,7 +1081,7 @@
       <w:pPr>
         <w:numPr>
           <w:ilvl w:val="0"/>
-          <w:numId w:val="1009"/>
+          <w:numId w:val="1011"/>
         </w:numPr>
         <w:pStyle w:val="Compact"/>
       </w:pPr>
@@ -946,8 +1089,8 @@
         <w:t xml:space="preserve">[완료]</w:t>
       </w:r>
     </w:p>
-    <w:bookmarkEnd w:id="28"/>
-    <w:bookmarkStart w:id="29" w:name="가지-핵심-기능-32-어색한-배치-1열-가로형-슬림-카드"/>
+    <w:bookmarkEnd w:id="30"/>
+    <w:bookmarkStart w:id="31" w:name="가지-핵심-기능-32-어색한-배치-1열-가로형-슬림-카드"/>
     <w:p>
       <w:pPr>
         <w:pStyle w:val="Heading3"/>
@@ -960,7 +1103,7 @@
       <w:pPr>
         <w:numPr>
           <w:ilvl w:val="0"/>
-          <w:numId w:val="1010"/>
+          <w:numId w:val="1012"/>
         </w:numPr>
         <w:pStyle w:val="Compact"/>
       </w:pPr>
@@ -972,7 +1115,7 @@
       <w:pPr>
         <w:numPr>
           <w:ilvl w:val="0"/>
-          <w:numId w:val="1010"/>
+          <w:numId w:val="1012"/>
         </w:numPr>
         <w:pStyle w:val="Compact"/>
       </w:pPr>
@@ -984,7 +1127,7 @@
       <w:pPr>
         <w:numPr>
           <w:ilvl w:val="0"/>
-          <w:numId w:val="1010"/>
+          <w:numId w:val="1012"/>
         </w:numPr>
         <w:pStyle w:val="Compact"/>
       </w:pPr>
@@ -996,7 +1139,7 @@
       <w:pPr>
         <w:numPr>
           <w:ilvl w:val="0"/>
-          <w:numId w:val="1010"/>
+          <w:numId w:val="1012"/>
         </w:numPr>
         <w:pStyle w:val="Compact"/>
       </w:pPr>
@@ -1004,8 +1147,8 @@
         <w:t xml:space="preserve">[완료]</w:t>
       </w:r>
     </w:p>
-    <w:bookmarkEnd w:id="29"/>
-    <w:bookmarkStart w:id="47" w:name="dev_log-마이피드-b2b-랜딩페이지-abl_landing"/>
+    <w:bookmarkEnd w:id="31"/>
+    <w:bookmarkStart w:id="49" w:name="dev_log-마이피드-b2b-랜딩페이지-abl_landing"/>
     <w:p>
       <w:pPr>
         <w:pStyle w:val="Heading1"/>
@@ -1014,7 +1157,7 @@
         <w:t xml:space="preserve">DEV_LOG — 마이피드 B2B 랜딩페이지 (abl_landing)</w:t>
       </w:r>
     </w:p>
-    <w:bookmarkStart w:id="30" w:name="X79e90aa534b0a41ca5aec1930c74c0755625a6e"/>
+    <w:bookmarkStart w:id="32" w:name="X79e90aa534b0a41ca5aec1930c74c0755625a6e"/>
     <w:p>
       <w:pPr>
         <w:pStyle w:val="Heading3"/>
@@ -1027,7 +1170,7 @@
       <w:pPr>
         <w:numPr>
           <w:ilvl w:val="0"/>
-          <w:numId w:val="1011"/>
+          <w:numId w:val="1013"/>
         </w:numPr>
         <w:pStyle w:val="Compact"/>
       </w:pPr>
@@ -1039,7 +1182,7 @@
       <w:pPr>
         <w:numPr>
           <w:ilvl w:val="0"/>
-          <w:numId w:val="1011"/>
+          <w:numId w:val="1013"/>
         </w:numPr>
         <w:pStyle w:val="Compact"/>
       </w:pPr>
@@ -1081,7 +1224,7 @@
       <w:pPr>
         <w:numPr>
           <w:ilvl w:val="0"/>
-          <w:numId w:val="1011"/>
+          <w:numId w:val="1013"/>
         </w:numPr>
         <w:pStyle w:val="Compact"/>
       </w:pPr>
@@ -1093,7 +1236,7 @@
       <w:pPr>
         <w:numPr>
           <w:ilvl w:val="0"/>
-          <w:numId w:val="1011"/>
+          <w:numId w:val="1013"/>
         </w:numPr>
         <w:pStyle w:val="Compact"/>
       </w:pPr>
@@ -1105,7 +1248,7 @@
       <w:pPr>
         <w:numPr>
           <w:ilvl w:val="0"/>
-          <w:numId w:val="1011"/>
+          <w:numId w:val="1013"/>
         </w:numPr>
         <w:pStyle w:val="Compact"/>
       </w:pPr>
@@ -1113,8 +1256,8 @@
         <w:t xml:space="preserve">[완료]</w:t>
       </w:r>
     </w:p>
-    <w:bookmarkEnd w:id="30"/>
-    <w:bookmarkStart w:id="31" w:name="파일럿-5단계-카드-높이-슬림화"/>
+    <w:bookmarkEnd w:id="32"/>
+    <w:bookmarkStart w:id="33" w:name="파일럿-5단계-카드-높이-슬림화"/>
     <w:p>
       <w:pPr>
         <w:pStyle w:val="Heading3"/>
@@ -1127,7 +1270,7 @@
       <w:pPr>
         <w:numPr>
           <w:ilvl w:val="0"/>
-          <w:numId w:val="1012"/>
+          <w:numId w:val="1014"/>
         </w:numPr>
         <w:pStyle w:val="Compact"/>
       </w:pPr>
@@ -1139,7 +1282,7 @@
       <w:pPr>
         <w:numPr>
           <w:ilvl w:val="0"/>
-          <w:numId w:val="1012"/>
+          <w:numId w:val="1014"/>
         </w:numPr>
         <w:pStyle w:val="Compact"/>
       </w:pPr>
@@ -1151,7 +1294,7 @@
       <w:pPr>
         <w:numPr>
           <w:ilvl w:val="0"/>
-          <w:numId w:val="1012"/>
+          <w:numId w:val="1014"/>
         </w:numPr>
         <w:pStyle w:val="Compact"/>
       </w:pPr>
@@ -1159,8 +1302,8 @@
         <w:t xml:space="preserve">[완료]</w:t>
       </w:r>
     </w:p>
-    <w:bookmarkEnd w:id="31"/>
-    <w:bookmarkStart w:id="32" w:name="파일럿-5단계-1열-큰-카드로-변경"/>
+    <w:bookmarkEnd w:id="33"/>
+    <w:bookmarkStart w:id="34" w:name="파일럿-5단계-1열-큰-카드로-변경"/>
     <w:p>
       <w:pPr>
         <w:pStyle w:val="Heading3"/>
@@ -1173,7 +1316,7 @@
       <w:pPr>
         <w:numPr>
           <w:ilvl w:val="0"/>
-          <w:numId w:val="1013"/>
+          <w:numId w:val="1015"/>
         </w:numPr>
         <w:pStyle w:val="Compact"/>
       </w:pPr>
@@ -1185,7 +1328,7 @@
       <w:pPr>
         <w:numPr>
           <w:ilvl w:val="0"/>
-          <w:numId w:val="1013"/>
+          <w:numId w:val="1015"/>
         </w:numPr>
         <w:pStyle w:val="Compact"/>
       </w:pPr>
@@ -1197,7 +1340,7 @@
       <w:pPr>
         <w:numPr>
           <w:ilvl w:val="0"/>
-          <w:numId w:val="1013"/>
+          <w:numId w:val="1015"/>
         </w:numPr>
         <w:pStyle w:val="Compact"/>
       </w:pPr>
@@ -1209,7 +1352,7 @@
       <w:pPr>
         <w:numPr>
           <w:ilvl w:val="0"/>
-          <w:numId w:val="1013"/>
+          <w:numId w:val="1015"/>
         </w:numPr>
         <w:pStyle w:val="Compact"/>
       </w:pPr>
@@ -1217,8 +1360,8 @@
         <w:t xml:space="preserve">[완료]</w:t>
       </w:r>
     </w:p>
-    <w:bookmarkEnd w:id="32"/>
-    <w:bookmarkStart w:id="33" w:name="파일럿-5단계-빈-칸-제거-5열-가로-타임라인-ccg"/>
+    <w:bookmarkEnd w:id="34"/>
+    <w:bookmarkStart w:id="35" w:name="파일럿-5단계-빈-칸-제거-5열-가로-타임라인-ccg"/>
     <w:p>
       <w:pPr>
         <w:pStyle w:val="Heading3"/>
@@ -1231,7 +1374,7 @@
       <w:pPr>
         <w:numPr>
           <w:ilvl w:val="0"/>
-          <w:numId w:val="1014"/>
+          <w:numId w:val="1016"/>
         </w:numPr>
         <w:pStyle w:val="Compact"/>
       </w:pPr>
@@ -1243,7 +1386,7 @@
       <w:pPr>
         <w:numPr>
           <w:ilvl w:val="0"/>
-          <w:numId w:val="1014"/>
+          <w:numId w:val="1016"/>
         </w:numPr>
         <w:pStyle w:val="Compact"/>
       </w:pPr>
@@ -1273,7 +1416,7 @@
       <w:pPr>
         <w:numPr>
           <w:ilvl w:val="0"/>
-          <w:numId w:val="1014"/>
+          <w:numId w:val="1016"/>
         </w:numPr>
         <w:pStyle w:val="Compact"/>
       </w:pPr>
@@ -1285,7 +1428,7 @@
       <w:pPr>
         <w:numPr>
           <w:ilvl w:val="0"/>
-          <w:numId w:val="1014"/>
+          <w:numId w:val="1016"/>
         </w:numPr>
         <w:pStyle w:val="Compact"/>
       </w:pPr>
@@ -1297,7 +1440,7 @@
       <w:pPr>
         <w:numPr>
           <w:ilvl w:val="0"/>
-          <w:numId w:val="1014"/>
+          <w:numId w:val="1016"/>
         </w:numPr>
         <w:pStyle w:val="Compact"/>
       </w:pPr>
@@ -1305,8 +1448,8 @@
         <w:t xml:space="preserve">[완료]</w:t>
       </w:r>
     </w:p>
-    <w:bookmarkEnd w:id="33"/>
-    <w:bookmarkStart w:id="34" w:name="핵심-기능-섹션-좌우-균형-녹색-카드-하단-전체폭-배너-ccg"/>
+    <w:bookmarkEnd w:id="35"/>
+    <w:bookmarkStart w:id="36" w:name="핵심-기능-섹션-좌우-균형-녹색-카드-하단-전체폭-배너-ccg"/>
     <w:p>
       <w:pPr>
         <w:pStyle w:val="Heading3"/>
@@ -1319,7 +1462,7 @@
       <w:pPr>
         <w:numPr>
           <w:ilvl w:val="0"/>
-          <w:numId w:val="1015"/>
+          <w:numId w:val="1017"/>
         </w:numPr>
         <w:pStyle w:val="Compact"/>
       </w:pPr>
@@ -1331,7 +1474,7 @@
       <w:pPr>
         <w:numPr>
           <w:ilvl w:val="0"/>
-          <w:numId w:val="1015"/>
+          <w:numId w:val="1017"/>
         </w:numPr>
         <w:pStyle w:val="Compact"/>
       </w:pPr>
@@ -1361,7 +1504,7 @@
       <w:pPr>
         <w:numPr>
           <w:ilvl w:val="0"/>
-          <w:numId w:val="1015"/>
+          <w:numId w:val="1017"/>
         </w:numPr>
         <w:pStyle w:val="Compact"/>
       </w:pPr>
@@ -1373,7 +1516,7 @@
       <w:pPr>
         <w:numPr>
           <w:ilvl w:val="0"/>
-          <w:numId w:val="1015"/>
+          <w:numId w:val="1017"/>
         </w:numPr>
         <w:pStyle w:val="Compact"/>
       </w:pPr>
@@ -1385,7 +1528,7 @@
       <w:pPr>
         <w:numPr>
           <w:ilvl w:val="0"/>
-          <w:numId w:val="1015"/>
+          <w:numId w:val="1017"/>
         </w:numPr>
         <w:pStyle w:val="Compact"/>
       </w:pPr>
@@ -1393,8 +1536,8 @@
         <w:t xml:space="preserve">[완료]</w:t>
       </w:r>
     </w:p>
-    <w:bookmarkEnd w:id="34"/>
-    <w:bookmarkStart w:id="35" w:name="신청-섹션-가로폭을-사이트-표준1120px에-맞춤"/>
+    <w:bookmarkEnd w:id="36"/>
+    <w:bookmarkStart w:id="37" w:name="신청-섹션-가로폭을-사이트-표준1120px에-맞춤"/>
     <w:p>
       <w:pPr>
         <w:pStyle w:val="Heading3"/>
@@ -1407,7 +1550,7 @@
       <w:pPr>
         <w:numPr>
           <w:ilvl w:val="0"/>
-          <w:numId w:val="1016"/>
+          <w:numId w:val="1018"/>
         </w:numPr>
         <w:pStyle w:val="Compact"/>
       </w:pPr>
@@ -1419,7 +1562,7 @@
       <w:pPr>
         <w:numPr>
           <w:ilvl w:val="0"/>
-          <w:numId w:val="1016"/>
+          <w:numId w:val="1018"/>
         </w:numPr>
         <w:pStyle w:val="Compact"/>
       </w:pPr>
@@ -1431,7 +1574,7 @@
       <w:pPr>
         <w:numPr>
           <w:ilvl w:val="0"/>
-          <w:numId w:val="1016"/>
+          <w:numId w:val="1018"/>
         </w:numPr>
         <w:pStyle w:val="Compact"/>
       </w:pPr>
@@ -1443,7 +1586,7 @@
       <w:pPr>
         <w:numPr>
           <w:ilvl w:val="0"/>
-          <w:numId w:val="1016"/>
+          <w:numId w:val="1018"/>
         </w:numPr>
         <w:pStyle w:val="Compact"/>
       </w:pPr>
@@ -1451,8 +1594,8 @@
         <w:t xml:space="preserve">[완료]</w:t>
       </w:r>
     </w:p>
-    <w:bookmarkEnd w:id="35"/>
-    <w:bookmarkStart w:id="36" w:name="신청-섹션-가치-타일-사진-위-글씨-이미지-위텍스트-아래-카드-ccg"/>
+    <w:bookmarkEnd w:id="37"/>
+    <w:bookmarkStart w:id="38" w:name="신청-섹션-가치-타일-사진-위-글씨-이미지-위텍스트-아래-카드-ccg"/>
     <w:p>
       <w:pPr>
         <w:pStyle w:val="Heading3"/>
@@ -1465,7 +1608,7 @@
       <w:pPr>
         <w:numPr>
           <w:ilvl w:val="0"/>
-          <w:numId w:val="1017"/>
+          <w:numId w:val="1019"/>
         </w:numPr>
         <w:pStyle w:val="Compact"/>
       </w:pPr>
@@ -1477,7 +1620,7 @@
       <w:pPr>
         <w:numPr>
           <w:ilvl w:val="0"/>
-          <w:numId w:val="1017"/>
+          <w:numId w:val="1019"/>
         </w:numPr>
         <w:pStyle w:val="Compact"/>
       </w:pPr>
@@ -1507,7 +1650,7 @@
       <w:pPr>
         <w:numPr>
           <w:ilvl w:val="0"/>
-          <w:numId w:val="1017"/>
+          <w:numId w:val="1019"/>
         </w:numPr>
         <w:pStyle w:val="Compact"/>
       </w:pPr>
@@ -1519,7 +1662,7 @@
       <w:pPr>
         <w:numPr>
           <w:ilvl w:val="0"/>
-          <w:numId w:val="1017"/>
+          <w:numId w:val="1019"/>
         </w:numPr>
         <w:pStyle w:val="Compact"/>
       </w:pPr>
@@ -1531,7 +1674,7 @@
       <w:pPr>
         <w:numPr>
           <w:ilvl w:val="0"/>
-          <w:numId w:val="1017"/>
+          <w:numId w:val="1019"/>
         </w:numPr>
         <w:pStyle w:val="Compact"/>
       </w:pPr>
@@ -1539,8 +1682,8 @@
         <w:t xml:space="preserve">[완료]</w:t>
       </w:r>
     </w:p>
-    <w:bookmarkEnd w:id="36"/>
-    <w:bookmarkStart w:id="37" w:name="솔루션-5단계-이미지-크게-지그재그-레이아웃-ccg"/>
+    <w:bookmarkEnd w:id="38"/>
+    <w:bookmarkStart w:id="39" w:name="솔루션-5단계-이미지-크게-지그재그-레이아웃-ccg"/>
     <w:p>
       <w:pPr>
         <w:pStyle w:val="Heading3"/>
@@ -1553,7 +1696,7 @@
       <w:pPr>
         <w:numPr>
           <w:ilvl w:val="0"/>
-          <w:numId w:val="1018"/>
+          <w:numId w:val="1020"/>
         </w:numPr>
         <w:pStyle w:val="Compact"/>
       </w:pPr>
@@ -1565,7 +1708,7 @@
       <w:pPr>
         <w:numPr>
           <w:ilvl w:val="0"/>
-          <w:numId w:val="1018"/>
+          <w:numId w:val="1020"/>
         </w:numPr>
         <w:pStyle w:val="Compact"/>
       </w:pPr>
@@ -1577,7 +1720,7 @@
       <w:pPr>
         <w:numPr>
           <w:ilvl w:val="0"/>
-          <w:numId w:val="1018"/>
+          <w:numId w:val="1020"/>
         </w:numPr>
         <w:pStyle w:val="Compact"/>
       </w:pPr>
@@ -1589,7 +1732,7 @@
       <w:pPr>
         <w:numPr>
           <w:ilvl w:val="0"/>
-          <w:numId w:val="1018"/>
+          <w:numId w:val="1020"/>
         </w:numPr>
         <w:pStyle w:val="Compact"/>
       </w:pPr>
@@ -1601,7 +1744,7 @@
       <w:pPr>
         <w:numPr>
           <w:ilvl w:val="0"/>
-          <w:numId w:val="1018"/>
+          <w:numId w:val="1020"/>
         </w:numPr>
         <w:pStyle w:val="Compact"/>
       </w:pPr>
@@ -1613,7 +1756,7 @@
       <w:pPr>
         <w:numPr>
           <w:ilvl w:val="0"/>
-          <w:numId w:val="1018"/>
+          <w:numId w:val="1020"/>
         </w:numPr>
         <w:pStyle w:val="Compact"/>
       </w:pPr>
@@ -1621,8 +1764,8 @@
         <w:t xml:space="preserve">[완료]</w:t>
       </w:r>
     </w:p>
-    <w:bookmarkEnd w:id="37"/>
-    <w:bookmarkStart w:id="38" w:name="신청-섹션-가치-타일-실사-사진-카드로-교체-ccg"/>
+    <w:bookmarkEnd w:id="39"/>
+    <w:bookmarkStart w:id="40" w:name="신청-섹션-가치-타일-실사-사진-카드로-교체-ccg"/>
     <w:p>
       <w:pPr>
         <w:pStyle w:val="Heading3"/>
@@ -1635,7 +1778,7 @@
       <w:pPr>
         <w:numPr>
           <w:ilvl w:val="0"/>
-          <w:numId w:val="1019"/>
+          <w:numId w:val="1021"/>
         </w:numPr>
         <w:pStyle w:val="Compact"/>
       </w:pPr>
@@ -1647,7 +1790,7 @@
       <w:pPr>
         <w:numPr>
           <w:ilvl w:val="0"/>
-          <w:numId w:val="1019"/>
+          <w:numId w:val="1021"/>
         </w:numPr>
         <w:pStyle w:val="Compact"/>
       </w:pPr>
@@ -1659,7 +1802,7 @@
       <w:pPr>
         <w:numPr>
           <w:ilvl w:val="0"/>
-          <w:numId w:val="1019"/>
+          <w:numId w:val="1021"/>
         </w:numPr>
         <w:pStyle w:val="Compact"/>
       </w:pPr>
@@ -1677,7 +1820,7 @@
       <w:pPr>
         <w:numPr>
           <w:ilvl w:val="0"/>
-          <w:numId w:val="1019"/>
+          <w:numId w:val="1021"/>
         </w:numPr>
         <w:pStyle w:val="Compact"/>
       </w:pPr>
@@ -1689,7 +1832,7 @@
       <w:pPr>
         <w:numPr>
           <w:ilvl w:val="0"/>
-          <w:numId w:val="1019"/>
+          <w:numId w:val="1021"/>
         </w:numPr>
         <w:pStyle w:val="Compact"/>
       </w:pPr>
@@ -1697,8 +1840,8 @@
         <w:t xml:space="preserve">[완료]</w:t>
       </w:r>
     </w:p>
-    <w:bookmarkEnd w:id="38"/>
-    <w:bookmarkStart w:id="39" w:name="신청-섹션-가치-타일에-상징-아이콘-추가-ccg"/>
+    <w:bookmarkEnd w:id="40"/>
+    <w:bookmarkStart w:id="41" w:name="신청-섹션-가치-타일에-상징-아이콘-추가-ccg"/>
     <w:p>
       <w:pPr>
         <w:pStyle w:val="Heading3"/>
@@ -1711,7 +1854,7 @@
       <w:pPr>
         <w:numPr>
           <w:ilvl w:val="0"/>
-          <w:numId w:val="1020"/>
+          <w:numId w:val="1022"/>
         </w:numPr>
         <w:pStyle w:val="Compact"/>
       </w:pPr>
@@ -1741,7 +1884,7 @@
       <w:pPr>
         <w:numPr>
           <w:ilvl w:val="0"/>
-          <w:numId w:val="1020"/>
+          <w:numId w:val="1022"/>
         </w:numPr>
         <w:pStyle w:val="Compact"/>
       </w:pPr>
@@ -1753,7 +1896,7 @@
       <w:pPr>
         <w:numPr>
           <w:ilvl w:val="0"/>
-          <w:numId w:val="1020"/>
+          <w:numId w:val="1022"/>
         </w:numPr>
         <w:pStyle w:val="Compact"/>
       </w:pPr>
@@ -1765,7 +1908,7 @@
       <w:pPr>
         <w:numPr>
           <w:ilvl w:val="0"/>
-          <w:numId w:val="1020"/>
+          <w:numId w:val="1022"/>
         </w:numPr>
         <w:pStyle w:val="Compact"/>
       </w:pPr>
@@ -1773,8 +1916,8 @@
         <w:t xml:space="preserve">[완료]</w:t>
       </w:r>
     </w:p>
-    <w:bookmarkEnd w:id="39"/>
-    <w:bookmarkStart w:id="40" w:name="하단-띠배너-가운데-정렬"/>
+    <w:bookmarkEnd w:id="41"/>
+    <w:bookmarkStart w:id="42" w:name="하단-띠배너-가운데-정렬"/>
     <w:p>
       <w:pPr>
         <w:pStyle w:val="Heading3"/>
@@ -1787,7 +1930,7 @@
       <w:pPr>
         <w:numPr>
           <w:ilvl w:val="0"/>
-          <w:numId w:val="1021"/>
+          <w:numId w:val="1023"/>
         </w:numPr>
         <w:pStyle w:val="Compact"/>
       </w:pPr>
@@ -1799,7 +1942,7 @@
       <w:pPr>
         <w:numPr>
           <w:ilvl w:val="0"/>
-          <w:numId w:val="1021"/>
+          <w:numId w:val="1023"/>
         </w:numPr>
         <w:pStyle w:val="Compact"/>
       </w:pPr>
@@ -1811,7 +1954,7 @@
       <w:pPr>
         <w:numPr>
           <w:ilvl w:val="0"/>
-          <w:numId w:val="1021"/>
+          <w:numId w:val="1023"/>
         </w:numPr>
         <w:pStyle w:val="Compact"/>
       </w:pPr>
@@ -1819,8 +1962,8 @@
         <w:t xml:space="preserve">[완료]</w:t>
       </w:r>
     </w:p>
-    <w:bookmarkEnd w:id="40"/>
-    <w:bookmarkStart w:id="41" w:name="파일럿-5단계-ai-느낌-svg-실사-사진-교체-ccg"/>
+    <w:bookmarkEnd w:id="42"/>
+    <w:bookmarkStart w:id="43" w:name="파일럿-5단계-ai-느낌-svg-실사-사진-교체-ccg"/>
     <w:p>
       <w:pPr>
         <w:pStyle w:val="Heading3"/>
@@ -1833,7 +1976,7 @@
       <w:pPr>
         <w:numPr>
           <w:ilvl w:val="0"/>
-          <w:numId w:val="1022"/>
+          <w:numId w:val="1024"/>
         </w:numPr>
         <w:pStyle w:val="Compact"/>
       </w:pPr>
@@ -1845,7 +1988,7 @@
       <w:pPr>
         <w:numPr>
           <w:ilvl w:val="0"/>
-          <w:numId w:val="1022"/>
+          <w:numId w:val="1024"/>
         </w:numPr>
         <w:pStyle w:val="Compact"/>
       </w:pPr>
@@ -1857,7 +2000,7 @@
       <w:pPr>
         <w:numPr>
           <w:ilvl w:val="0"/>
-          <w:numId w:val="1022"/>
+          <w:numId w:val="1024"/>
         </w:numPr>
         <w:pStyle w:val="Compact"/>
       </w:pPr>
@@ -1869,7 +2012,7 @@
       <w:pPr>
         <w:numPr>
           <w:ilvl w:val="0"/>
-          <w:numId w:val="1022"/>
+          <w:numId w:val="1024"/>
         </w:numPr>
         <w:pStyle w:val="Compact"/>
       </w:pPr>
@@ -1881,7 +2024,7 @@
       <w:pPr>
         <w:numPr>
           <w:ilvl w:val="0"/>
-          <w:numId w:val="1022"/>
+          <w:numId w:val="1024"/>
         </w:numPr>
         <w:pStyle w:val="Compact"/>
       </w:pPr>
@@ -1889,8 +2032,8 @@
         <w:t xml:space="preserve">[완료]</w:t>
       </w:r>
     </w:p>
-    <w:bookmarkEnd w:id="41"/>
-    <w:bookmarkStart w:id="42" w:name="희미함작은이미지-해결-실사-11장-생성-대형-사진-레이아웃-ccg"/>
+    <w:bookmarkEnd w:id="43"/>
+    <w:bookmarkStart w:id="44" w:name="희미함작은이미지-해결-실사-11장-생성-대형-사진-레이아웃-ccg"/>
     <w:p>
       <w:pPr>
         <w:pStyle w:val="Heading3"/>
@@ -1903,7 +2046,7 @@
       <w:pPr>
         <w:numPr>
           <w:ilvl w:val="0"/>
-          <w:numId w:val="1023"/>
+          <w:numId w:val="1025"/>
         </w:numPr>
         <w:pStyle w:val="Compact"/>
       </w:pPr>
@@ -1915,7 +2058,7 @@
       <w:pPr>
         <w:numPr>
           <w:ilvl w:val="0"/>
-          <w:numId w:val="1023"/>
+          <w:numId w:val="1025"/>
         </w:numPr>
         <w:pStyle w:val="Compact"/>
       </w:pPr>
@@ -1945,7 +2088,7 @@
       <w:pPr>
         <w:numPr>
           <w:ilvl w:val="0"/>
-          <w:numId w:val="1023"/>
+          <w:numId w:val="1025"/>
         </w:numPr>
         <w:pStyle w:val="Compact"/>
       </w:pPr>
@@ -1957,7 +2100,7 @@
       <w:pPr>
         <w:numPr>
           <w:ilvl w:val="0"/>
-          <w:numId w:val="1023"/>
+          <w:numId w:val="1025"/>
         </w:numPr>
         <w:pStyle w:val="Compact"/>
       </w:pPr>
@@ -1969,7 +2112,7 @@
       <w:pPr>
         <w:numPr>
           <w:ilvl w:val="0"/>
-          <w:numId w:val="1023"/>
+          <w:numId w:val="1025"/>
         </w:numPr>
         <w:pStyle w:val="Compact"/>
       </w:pPr>
@@ -1981,7 +2124,7 @@
       <w:pPr>
         <w:numPr>
           <w:ilvl w:val="0"/>
-          <w:numId w:val="1023"/>
+          <w:numId w:val="1025"/>
         </w:numPr>
         <w:pStyle w:val="Compact"/>
       </w:pPr>
@@ -1993,7 +2136,7 @@
       <w:pPr>
         <w:numPr>
           <w:ilvl w:val="0"/>
-          <w:numId w:val="1023"/>
+          <w:numId w:val="1025"/>
         </w:numPr>
         <w:pStyle w:val="Compact"/>
       </w:pPr>
@@ -2001,8 +2144,8 @@
         <w:t xml:space="preserve">[완료]</w:t>
       </w:r>
     </w:p>
-    <w:bookmarkEnd w:id="42"/>
-    <w:bookmarkStart w:id="43" w:name="일러스트-개선-잘림-해결-갤러리-실제화면-교체-ccg-b안"/>
+    <w:bookmarkEnd w:id="44"/>
+    <w:bookmarkStart w:id="45" w:name="일러스트-개선-잘림-해결-갤러리-실제화면-교체-ccg-b안"/>
     <w:p>
       <w:pPr>
         <w:pStyle w:val="Heading3"/>
@@ -2015,7 +2158,7 @@
       <w:pPr>
         <w:numPr>
           <w:ilvl w:val="0"/>
-          <w:numId w:val="1024"/>
+          <w:numId w:val="1026"/>
         </w:numPr>
         <w:pStyle w:val="Compact"/>
       </w:pPr>
@@ -2027,7 +2170,7 @@
       <w:pPr>
         <w:numPr>
           <w:ilvl w:val="0"/>
-          <w:numId w:val="1024"/>
+          <w:numId w:val="1026"/>
         </w:numPr>
         <w:pStyle w:val="Compact"/>
       </w:pPr>
@@ -2039,7 +2182,7 @@
       <w:pPr>
         <w:numPr>
           <w:ilvl w:val="0"/>
-          <w:numId w:val="1024"/>
+          <w:numId w:val="1026"/>
         </w:numPr>
         <w:pStyle w:val="Compact"/>
       </w:pPr>
@@ -2063,7 +2206,7 @@
       <w:pPr>
         <w:numPr>
           <w:ilvl w:val="0"/>
-          <w:numId w:val="1024"/>
+          <w:numId w:val="1026"/>
         </w:numPr>
         <w:pStyle w:val="Compact"/>
       </w:pPr>
@@ -2071,8 +2214,8 @@
         <w:t xml:space="preserve">[완료]</w:t>
       </w:r>
     </w:p>
-    <w:bookmarkEnd w:id="43"/>
-    <w:bookmarkStart w:id="44" w:name="도입효과-중복-정리-색감-통일-ccg-b안-마무리"/>
+    <w:bookmarkEnd w:id="45"/>
+    <w:bookmarkStart w:id="46" w:name="도입효과-중복-정리-색감-통일-ccg-b안-마무리"/>
     <w:p>
       <w:pPr>
         <w:pStyle w:val="Heading3"/>
@@ -2085,7 +2228,7 @@
       <w:pPr>
         <w:numPr>
           <w:ilvl w:val="0"/>
-          <w:numId w:val="1025"/>
+          <w:numId w:val="1027"/>
         </w:numPr>
         <w:pStyle w:val="Compact"/>
       </w:pPr>
@@ -2097,7 +2240,7 @@
       <w:pPr>
         <w:numPr>
           <w:ilvl w:val="0"/>
-          <w:numId w:val="1025"/>
+          <w:numId w:val="1027"/>
         </w:numPr>
         <w:pStyle w:val="Compact"/>
       </w:pPr>
@@ -2109,7 +2252,7 @@
       <w:pPr>
         <w:numPr>
           <w:ilvl w:val="0"/>
-          <w:numId w:val="1025"/>
+          <w:numId w:val="1027"/>
         </w:numPr>
         <w:pStyle w:val="Compact"/>
       </w:pPr>
@@ -2121,7 +2264,7 @@
       <w:pPr>
         <w:numPr>
           <w:ilvl w:val="0"/>
-          <w:numId w:val="1025"/>
+          <w:numId w:val="1027"/>
         </w:numPr>
         <w:pStyle w:val="Compact"/>
       </w:pPr>
@@ -2133,7 +2276,7 @@
       <w:pPr>
         <w:numPr>
           <w:ilvl w:val="0"/>
-          <w:numId w:val="1025"/>
+          <w:numId w:val="1027"/>
         </w:numPr>
         <w:pStyle w:val="Compact"/>
       </w:pPr>
@@ -2141,8 +2284,8 @@
         <w:t xml:space="preserve">[완료]</w:t>
       </w:r>
     </w:p>
-    <w:bookmarkEnd w:id="44"/>
-    <w:bookmarkStart w:id="45" w:name="solution-섹션-좌우-균형-반응형-개선-ccg"/>
+    <w:bookmarkEnd w:id="46"/>
+    <w:bookmarkStart w:id="47" w:name="solution-섹션-좌우-균형-반응형-개선-ccg"/>
     <w:p>
       <w:pPr>
         <w:pStyle w:val="Heading3"/>
@@ -2155,7 +2298,7 @@
       <w:pPr>
         <w:numPr>
           <w:ilvl w:val="0"/>
-          <w:numId w:val="1026"/>
+          <w:numId w:val="1028"/>
         </w:numPr>
         <w:pStyle w:val="Compact"/>
       </w:pPr>
@@ -2167,7 +2310,7 @@
       <w:pPr>
         <w:numPr>
           <w:ilvl w:val="0"/>
-          <w:numId w:val="1026"/>
+          <w:numId w:val="1028"/>
         </w:numPr>
         <w:pStyle w:val="Compact"/>
       </w:pPr>
@@ -2179,7 +2322,7 @@
       <w:pPr>
         <w:numPr>
           <w:ilvl w:val="0"/>
-          <w:numId w:val="1026"/>
+          <w:numId w:val="1028"/>
         </w:numPr>
         <w:pStyle w:val="Compact"/>
       </w:pPr>
@@ -2191,7 +2334,7 @@
       <w:pPr>
         <w:numPr>
           <w:ilvl w:val="0"/>
-          <w:numId w:val="1026"/>
+          <w:numId w:val="1028"/>
         </w:numPr>
         <w:pStyle w:val="Compact"/>
       </w:pPr>
@@ -2203,7 +2346,7 @@
       <w:pPr>
         <w:numPr>
           <w:ilvl w:val="0"/>
-          <w:numId w:val="1026"/>
+          <w:numId w:val="1028"/>
         </w:numPr>
         <w:pStyle w:val="Compact"/>
       </w:pPr>
@@ -2215,7 +2358,7 @@
       <w:pPr>
         <w:numPr>
           <w:ilvl w:val="0"/>
-          <w:numId w:val="1026"/>
+          <w:numId w:val="1028"/>
         </w:numPr>
         <w:pStyle w:val="Compact"/>
       </w:pPr>
@@ -2227,7 +2370,7 @@
       <w:pPr>
         <w:numPr>
           <w:ilvl w:val="0"/>
-          <w:numId w:val="1026"/>
+          <w:numId w:val="1028"/>
         </w:numPr>
         <w:pStyle w:val="Compact"/>
       </w:pPr>
@@ -2235,8 +2378,8 @@
         <w:t xml:space="preserve">[완료]</w:t>
       </w:r>
     </w:p>
-    <w:bookmarkEnd w:id="45"/>
-    <w:bookmarkStart w:id="46" w:name="초기-배포-완료"/>
+    <w:bookmarkEnd w:id="47"/>
+    <w:bookmarkStart w:id="48" w:name="초기-배포-완료"/>
     <w:p>
       <w:pPr>
         <w:pStyle w:val="Heading3"/>
@@ -2249,7 +2392,7 @@
       <w:pPr>
         <w:numPr>
           <w:ilvl w:val="0"/>
-          <w:numId w:val="1027"/>
+          <w:numId w:val="1029"/>
         </w:numPr>
         <w:pStyle w:val="Compact"/>
       </w:pPr>
@@ -2261,7 +2404,7 @@
       <w:pPr>
         <w:numPr>
           <w:ilvl w:val="0"/>
-          <w:numId w:val="1027"/>
+          <w:numId w:val="1029"/>
         </w:numPr>
         <w:pStyle w:val="Compact"/>
       </w:pPr>
@@ -2273,7 +2416,7 @@
       <w:pPr>
         <w:numPr>
           <w:ilvl w:val="0"/>
-          <w:numId w:val="1027"/>
+          <w:numId w:val="1029"/>
         </w:numPr>
         <w:pStyle w:val="Compact"/>
       </w:pPr>
@@ -2285,7 +2428,7 @@
       <w:pPr>
         <w:numPr>
           <w:ilvl w:val="0"/>
-          <w:numId w:val="1027"/>
+          <w:numId w:val="1029"/>
         </w:numPr>
         <w:pStyle w:val="Compact"/>
       </w:pPr>
@@ -2297,7 +2440,7 @@
       <w:pPr>
         <w:numPr>
           <w:ilvl w:val="0"/>
-          <w:numId w:val="1027"/>
+          <w:numId w:val="1029"/>
         </w:numPr>
         <w:pStyle w:val="Compact"/>
       </w:pPr>
@@ -2309,7 +2452,7 @@
       <w:pPr>
         <w:numPr>
           <w:ilvl w:val="0"/>
-          <w:numId w:val="1027"/>
+          <w:numId w:val="1029"/>
         </w:numPr>
         <w:pStyle w:val="Compact"/>
       </w:pPr>
@@ -2317,8 +2460,8 @@
         <w:t xml:space="preserve">[완료]</w:t>
       </w:r>
     </w:p>
-    <w:bookmarkEnd w:id="46"/>
-    <w:bookmarkEnd w:id="47"/>
+    <w:bookmarkEnd w:id="48"/>
+    <w:bookmarkEnd w:id="49"/>
     <w:sectPr/>
   </w:body>
 </w:document>
@@ -2583,6 +2726,12 @@
     <w:abstractNumId w:val="991"/>
   </w:num>
   <w:num w:numId="1027">
+    <w:abstractNumId w:val="991"/>
+  </w:num>
+  <w:num w:numId="1028">
+    <w:abstractNumId w:val="991"/>
+  </w:num>
+  <w:num w:numId="1029">
     <w:abstractNumId w:val="991"/>
   </w:num>
 </w:numbering>

--- a/docs/exports/DEV_LOG.docx
+++ b/docs/exports/DEV_LOG.docx
@@ -2,12 +2,70 @@
 <file path=word/document.xml><?xml version="1.0" encoding="utf-8"?>
 <w:document xmlns:w="http://schemas.openxmlformats.org/wordprocessingml/2006/main" xmlns:m="http://schemas.openxmlformats.org/officeDocument/2006/math" xmlns:r="http://schemas.openxmlformats.org/officeDocument/2006/relationships" xmlns:o="urn:schemas-microsoft-com:office:office" xmlns:v="urn:schemas-microsoft-com:vml" xmlns:w10="urn:schemas-microsoft-com:office:word" xmlns:a="http://schemas.openxmlformats.org/drawingml/2006/main" xmlns:pic="http://schemas.openxmlformats.org/drawingml/2006/picture" xmlns:wp="http://schemas.openxmlformats.org/drawingml/2006/wordprocessingDrawing">
   <w:body>
-    <w:bookmarkStart w:id="20" w:name="반응형크로스브라우징-점검ccg-후-결함-수정"/>
+    <w:bookmarkStart w:id="20" w:name="구글시트-실시간-db-연동-준비apps-script"/>
     <w:p>
       <w:pPr>
         <w:pStyle w:val="Heading3"/>
       </w:pPr>
       <w:r>
+        <w:t xml:space="preserve">[2026-06-21 18:20] 구글시트 실시간 DB 연동 준비(Apps Script)</w:t>
+      </w:r>
+    </w:p>
+    <w:p>
+      <w:pPr>
+        <w:numPr>
+          <w:ilvl w:val="0"/>
+          <w:numId w:val="1001"/>
+        </w:numPr>
+        <w:pStyle w:val="Compact"/>
+      </w:pPr>
+      <w:r>
+        <w:t xml:space="preserve">파일럿 신청 폼 데이터를 구글시트로 실시간 수집하기 위한 Apps Script 코드 작성(docs/google_sheet_apps_script.gs)</w:t>
+      </w:r>
+    </w:p>
+    <w:p>
+      <w:pPr>
+        <w:numPr>
+          <w:ilvl w:val="0"/>
+          <w:numId w:val="1001"/>
+        </w:numPr>
+        <w:pStyle w:val="Compact"/>
+      </w:pPr>
+      <w:r>
+        <w:t xml:space="preserve">폼은 이미 ENDPOINT 주소만 넣으면 작동하도록 배선돼 있음(필드: 성함·연락처·이메일·회사·직함·문의내용·제출시각)</w:t>
+      </w:r>
+    </w:p>
+    <w:p>
+      <w:pPr>
+        <w:numPr>
+          <w:ilvl w:val="0"/>
+          <w:numId w:val="1001"/>
+        </w:numPr>
+        <w:pStyle w:val="Compact"/>
+      </w:pPr>
+      <w:r>
+        <w:t xml:space="preserve">사용자가 구글시트에서 Apps Script를 배포하고 /exec 주소를 주면 index.html에 삽입 예정</w:t>
+      </w:r>
+    </w:p>
+    <w:p>
+      <w:pPr>
+        <w:numPr>
+          <w:ilvl w:val="0"/>
+          <w:numId w:val="1001"/>
+        </w:numPr>
+        <w:pStyle w:val="Compact"/>
+      </w:pPr>
+      <w:r>
+        <w:t xml:space="preserve">[진행중]</w:t>
+      </w:r>
+    </w:p>
+    <w:bookmarkEnd w:id="20"/>
+    <w:bookmarkStart w:id="21" w:name="반응형크로스브라우징-점검ccg-후-결함-수정"/>
+    <w:p>
+      <w:pPr>
+        <w:pStyle w:val="Heading3"/>
+      </w:pPr>
+      <w:r>
         <w:t xml:space="preserve">[2026-06-21 18:10] 반응형·크로스브라우징 점검(CCG) 후 결함 수정</w:t>
       </w:r>
     </w:p>
@@ -15,7 +73,7 @@
       <w:pPr>
         <w:numPr>
           <w:ilvl w:val="0"/>
-          <w:numId w:val="1001"/>
+          <w:numId w:val="1002"/>
         </w:numPr>
         <w:pStyle w:val="Compact"/>
       </w:pPr>
@@ -27,7 +85,7 @@
       <w:pPr>
         <w:numPr>
           <w:ilvl w:val="0"/>
-          <w:numId w:val="1001"/>
+          <w:numId w:val="1002"/>
         </w:numPr>
         <w:pStyle w:val="Compact"/>
       </w:pPr>
@@ -54,7 +112,7 @@
       <w:pPr>
         <w:numPr>
           <w:ilvl w:val="0"/>
-          <w:numId w:val="1001"/>
+          <w:numId w:val="1002"/>
         </w:numPr>
         <w:pStyle w:val="Compact"/>
       </w:pPr>
@@ -66,7 +124,7 @@
       <w:pPr>
         <w:numPr>
           <w:ilvl w:val="0"/>
-          <w:numId w:val="1001"/>
+          <w:numId w:val="1002"/>
         </w:numPr>
         <w:pStyle w:val="Compact"/>
       </w:pPr>
@@ -78,7 +136,7 @@
       <w:pPr>
         <w:numPr>
           <w:ilvl w:val="0"/>
-          <w:numId w:val="1001"/>
+          <w:numId w:val="1002"/>
         </w:numPr>
         <w:pStyle w:val="Compact"/>
       </w:pPr>
@@ -90,7 +148,7 @@
       <w:pPr>
         <w:numPr>
           <w:ilvl w:val="0"/>
-          <w:numId w:val="1001"/>
+          <w:numId w:val="1002"/>
         </w:numPr>
         <w:pStyle w:val="Compact"/>
       </w:pPr>
@@ -102,7 +160,7 @@
       <w:pPr>
         <w:numPr>
           <w:ilvl w:val="0"/>
-          <w:numId w:val="1001"/>
+          <w:numId w:val="1002"/>
         </w:numPr>
         <w:pStyle w:val="Compact"/>
       </w:pPr>
@@ -110,8 +168,8 @@
         <w:t xml:space="preserve">[완료]</w:t>
       </w:r>
     </w:p>
-    <w:bookmarkEnd w:id="20"/>
-    <w:bookmarkStart w:id="21" w:name="파일럿-3단계-사진-얼굴손-동시-노출"/>
+    <w:bookmarkEnd w:id="21"/>
+    <w:bookmarkStart w:id="22" w:name="파일럿-3단계-사진-얼굴손-동시-노출"/>
     <w:p>
       <w:pPr>
         <w:pStyle w:val="Heading3"/>
@@ -124,7 +182,7 @@
       <w:pPr>
         <w:numPr>
           <w:ilvl w:val="0"/>
-          <w:numId w:val="1002"/>
+          <w:numId w:val="1003"/>
         </w:numPr>
         <w:pStyle w:val="Compact"/>
       </w:pPr>
@@ -136,7 +194,7 @@
       <w:pPr>
         <w:numPr>
           <w:ilvl w:val="0"/>
-          <w:numId w:val="1002"/>
+          <w:numId w:val="1003"/>
         </w:numPr>
         <w:pStyle w:val="Compact"/>
       </w:pPr>
@@ -144,8 +202,8 @@
         <w:t xml:space="preserve">[완료]</w:t>
       </w:r>
     </w:p>
-    <w:bookmarkEnd w:id="21"/>
-    <w:bookmarkStart w:id="22" w:name="파일럿-23단계-사진-얼굴-잘림-최종-해결보이는-위치-조정"/>
+    <w:bookmarkEnd w:id="22"/>
+    <w:bookmarkStart w:id="23" w:name="파일럿-23단계-사진-얼굴-잘림-최종-해결보이는-위치-조정"/>
     <w:p>
       <w:pPr>
         <w:pStyle w:val="Heading3"/>
@@ -158,7 +216,7 @@
       <w:pPr>
         <w:numPr>
           <w:ilvl w:val="0"/>
-          <w:numId w:val="1003"/>
+          <w:numId w:val="1004"/>
         </w:numPr>
         <w:pStyle w:val="Compact"/>
       </w:pPr>
@@ -170,7 +228,7 @@
       <w:pPr>
         <w:numPr>
           <w:ilvl w:val="0"/>
-          <w:numId w:val="1003"/>
+          <w:numId w:val="1004"/>
         </w:numPr>
         <w:pStyle w:val="Compact"/>
       </w:pPr>
@@ -182,7 +240,7 @@
       <w:pPr>
         <w:numPr>
           <w:ilvl w:val="0"/>
-          <w:numId w:val="1003"/>
+          <w:numId w:val="1004"/>
         </w:numPr>
         <w:pStyle w:val="Compact"/>
       </w:pPr>
@@ -194,7 +252,7 @@
       <w:pPr>
         <w:numPr>
           <w:ilvl w:val="0"/>
-          <w:numId w:val="1003"/>
+          <w:numId w:val="1004"/>
         </w:numPr>
         <w:pStyle w:val="Compact"/>
       </w:pPr>
@@ -202,8 +260,8 @@
         <w:t xml:space="preserve">[완료]</w:t>
       </w:r>
     </w:p>
-    <w:bookmarkEnd w:id="22"/>
-    <w:bookmarkStart w:id="23" w:name="파일럿-23단계-사진-재보정자연스러움손-노출"/>
+    <w:bookmarkEnd w:id="23"/>
+    <w:bookmarkStart w:id="24" w:name="파일럿-23단계-사진-재보정자연스러움손-노출"/>
     <w:p>
       <w:pPr>
         <w:pStyle w:val="Heading3"/>
@@ -216,7 +274,7 @@
       <w:pPr>
         <w:numPr>
           <w:ilvl w:val="0"/>
-          <w:numId w:val="1004"/>
+          <w:numId w:val="1005"/>
         </w:numPr>
         <w:pStyle w:val="Compact"/>
       </w:pPr>
@@ -243,7 +301,7 @@
       <w:pPr>
         <w:numPr>
           <w:ilvl w:val="0"/>
-          <w:numId w:val="1004"/>
+          <w:numId w:val="1005"/>
         </w:numPr>
         <w:pStyle w:val="Compact"/>
       </w:pPr>
@@ -255,7 +313,7 @@
       <w:pPr>
         <w:numPr>
           <w:ilvl w:val="0"/>
-          <w:numId w:val="1004"/>
+          <w:numId w:val="1005"/>
         </w:numPr>
         <w:pStyle w:val="Compact"/>
       </w:pPr>
@@ -267,7 +325,7 @@
       <w:pPr>
         <w:numPr>
           <w:ilvl w:val="0"/>
-          <w:numId w:val="1004"/>
+          <w:numId w:val="1005"/>
         </w:numPr>
         <w:pStyle w:val="Compact"/>
       </w:pPr>
@@ -275,8 +333,8 @@
         <w:t xml:space="preserve">[완료]</w:t>
       </w:r>
     </w:p>
-    <w:bookmarkEnd w:id="23"/>
-    <w:bookmarkStart w:id="24" w:name="파일럿-단계-사진-얼굴손-잘림-수정23단계-재생성"/>
+    <w:bookmarkEnd w:id="24"/>
+    <w:bookmarkStart w:id="25" w:name="파일럿-단계-사진-얼굴손-잘림-수정23단계-재생성"/>
     <w:p>
       <w:pPr>
         <w:pStyle w:val="Heading3"/>
@@ -289,7 +347,7 @@
       <w:pPr>
         <w:numPr>
           <w:ilvl w:val="0"/>
-          <w:numId w:val="1005"/>
+          <w:numId w:val="1006"/>
         </w:numPr>
         <w:pStyle w:val="Compact"/>
       </w:pPr>
@@ -319,7 +377,7 @@
       <w:pPr>
         <w:numPr>
           <w:ilvl w:val="0"/>
-          <w:numId w:val="1005"/>
+          <w:numId w:val="1006"/>
         </w:numPr>
         <w:pStyle w:val="Compact"/>
       </w:pPr>
@@ -331,7 +389,7 @@
       <w:pPr>
         <w:numPr>
           <w:ilvl w:val="0"/>
-          <w:numId w:val="1005"/>
+          <w:numId w:val="1006"/>
         </w:numPr>
         <w:pStyle w:val="Compact"/>
       </w:pPr>
@@ -343,7 +401,7 @@
       <w:pPr>
         <w:numPr>
           <w:ilvl w:val="0"/>
-          <w:numId w:val="1005"/>
+          <w:numId w:val="1006"/>
         </w:numPr>
         <w:pStyle w:val="Compact"/>
       </w:pPr>
@@ -351,8 +409,8 @@
         <w:t xml:space="preserve">[완료]</w:t>
       </w:r>
     </w:p>
-    <w:bookmarkEnd w:id="24"/>
-    <w:bookmarkStart w:id="25" w:name="신청-폼-개인정보-동의-체크박스-삭제"/>
+    <w:bookmarkEnd w:id="25"/>
+    <w:bookmarkStart w:id="26" w:name="신청-폼-개인정보-동의-체크박스-삭제"/>
     <w:p>
       <w:pPr>
         <w:pStyle w:val="Heading3"/>
@@ -365,7 +423,7 @@
       <w:pPr>
         <w:numPr>
           <w:ilvl w:val="0"/>
-          <w:numId w:val="1006"/>
+          <w:numId w:val="1007"/>
         </w:numPr>
         <w:pStyle w:val="Compact"/>
       </w:pPr>
@@ -395,7 +453,7 @@
       <w:pPr>
         <w:numPr>
           <w:ilvl w:val="0"/>
-          <w:numId w:val="1006"/>
+          <w:numId w:val="1007"/>
         </w:numPr>
         <w:pStyle w:val="Compact"/>
       </w:pPr>
@@ -407,7 +465,7 @@
       <w:pPr>
         <w:numPr>
           <w:ilvl w:val="0"/>
-          <w:numId w:val="1006"/>
+          <w:numId w:val="1007"/>
         </w:numPr>
         <w:pStyle w:val="Compact"/>
       </w:pPr>
@@ -415,8 +473,8 @@
         <w:t xml:space="preserve">[완료]</w:t>
       </w:r>
     </w:p>
-    <w:bookmarkEnd w:id="25"/>
-    <w:bookmarkStart w:id="26" w:name="가지-핵심기능-오른쪽-빈칸-해결-파일럿-4배지-사진-오버레이-재작업"/>
+    <w:bookmarkEnd w:id="26"/>
+    <w:bookmarkStart w:id="27" w:name="가지-핵심기능-오른쪽-빈칸-해결-파일럿-4배지-사진-오버레이-재작업"/>
     <w:p>
       <w:pPr>
         <w:pStyle w:val="Heading3"/>
@@ -429,7 +487,7 @@
       <w:pPr>
         <w:numPr>
           <w:ilvl w:val="0"/>
-          <w:numId w:val="1007"/>
+          <w:numId w:val="1008"/>
         </w:numPr>
         <w:pStyle w:val="Compact"/>
       </w:pPr>
@@ -441,7 +499,7 @@
       <w:pPr>
         <w:numPr>
           <w:ilvl w:val="0"/>
-          <w:numId w:val="1007"/>
+          <w:numId w:val="1008"/>
         </w:numPr>
         <w:pStyle w:val="Compact"/>
       </w:pPr>
@@ -471,7 +529,7 @@
       <w:pPr>
         <w:numPr>
           <w:ilvl w:val="0"/>
-          <w:numId w:val="1007"/>
+          <w:numId w:val="1008"/>
         </w:numPr>
         <w:pStyle w:val="Compact"/>
       </w:pPr>
@@ -501,7 +559,7 @@
       <w:pPr>
         <w:numPr>
           <w:ilvl w:val="0"/>
-          <w:numId w:val="1007"/>
+          <w:numId w:val="1008"/>
         </w:numPr>
         <w:pStyle w:val="Compact"/>
       </w:pPr>
@@ -509,8 +567,8 @@
         <w:t xml:space="preserve">[완료]</w:t>
       </w:r>
     </w:p>
-    <w:bookmarkEnd w:id="26"/>
-    <w:bookmarkStart w:id="27" w:name="가지-핵심기능-이미지-교체-이모지배지문안-정리-실제-앱-홈-화면-추가"/>
+    <w:bookmarkEnd w:id="27"/>
+    <w:bookmarkStart w:id="28" w:name="가지-핵심기능-이미지-교체-이모지배지문안-정리-실제-앱-홈-화면-추가"/>
     <w:p>
       <w:pPr>
         <w:pStyle w:val="Heading3"/>
@@ -523,7 +581,7 @@
       <w:pPr>
         <w:numPr>
           <w:ilvl w:val="0"/>
-          <w:numId w:val="1008"/>
+          <w:numId w:val="1009"/>
         </w:numPr>
         <w:pStyle w:val="Compact"/>
       </w:pPr>
@@ -535,7 +593,7 @@
       <w:pPr>
         <w:numPr>
           <w:ilvl w:val="0"/>
-          <w:numId w:val="1008"/>
+          <w:numId w:val="1009"/>
         </w:numPr>
         <w:pStyle w:val="Compact"/>
       </w:pPr>
@@ -565,7 +623,7 @@
       <w:pPr>
         <w:numPr>
           <w:ilvl w:val="0"/>
-          <w:numId w:val="1008"/>
+          <w:numId w:val="1009"/>
         </w:numPr>
         <w:pStyle w:val="Compact"/>
       </w:pPr>
@@ -595,7 +653,7 @@
       <w:pPr>
         <w:numPr>
           <w:ilvl w:val="0"/>
-          <w:numId w:val="1008"/>
+          <w:numId w:val="1009"/>
         </w:numPr>
         <w:pStyle w:val="Compact"/>
       </w:pPr>
@@ -607,7 +665,7 @@
       <w:pPr>
         <w:numPr>
           <w:ilvl w:val="0"/>
-          <w:numId w:val="1008"/>
+          <w:numId w:val="1009"/>
         </w:numPr>
         <w:pStyle w:val="Compact"/>
       </w:pPr>
@@ -619,7 +677,7 @@
       <w:pPr>
         <w:numPr>
           <w:ilvl w:val="0"/>
-          <w:numId w:val="1008"/>
+          <w:numId w:val="1009"/>
         </w:numPr>
         <w:pStyle w:val="Compact"/>
       </w:pPr>
@@ -649,7 +707,7 @@
       <w:pPr>
         <w:numPr>
           <w:ilvl w:val="0"/>
-          <w:numId w:val="1008"/>
+          <w:numId w:val="1009"/>
         </w:numPr>
         <w:pStyle w:val="Compact"/>
       </w:pPr>
@@ -679,7 +737,7 @@
       <w:pPr>
         <w:numPr>
           <w:ilvl w:val="0"/>
-          <w:numId w:val="1008"/>
+          <w:numId w:val="1009"/>
         </w:numPr>
         <w:pStyle w:val="Compact"/>
       </w:pPr>
@@ -706,7 +764,7 @@
       <w:pPr>
         <w:numPr>
           <w:ilvl w:val="0"/>
-          <w:numId w:val="1008"/>
+          <w:numId w:val="1009"/>
         </w:numPr>
         <w:pStyle w:val="Compact"/>
       </w:pPr>
@@ -714,8 +772,8 @@
         <w:t xml:space="preserve">[완료]</w:t>
       </w:r>
     </w:p>
-    <w:bookmarkEnd w:id="27"/>
-    <w:bookmarkStart w:id="28" w:name="사이트-전체-사람차량자연-배경을-한국식으로-교체-외국중국-느낌-제거"/>
+    <w:bookmarkEnd w:id="28"/>
+    <w:bookmarkStart w:id="29" w:name="사이트-전체-사람차량자연-배경을-한국식으로-교체-외국중국-느낌-제거"/>
     <w:p>
       <w:pPr>
         <w:pStyle w:val="Heading3"/>
@@ -728,7 +786,7 @@
       <w:pPr>
         <w:numPr>
           <w:ilvl w:val="0"/>
-          <w:numId w:val="1009"/>
+          <w:numId w:val="1010"/>
         </w:numPr>
         <w:pStyle w:val="Compact"/>
       </w:pPr>
@@ -740,7 +798,7 @@
       <w:pPr>
         <w:numPr>
           <w:ilvl w:val="0"/>
-          <w:numId w:val="1009"/>
+          <w:numId w:val="1010"/>
         </w:numPr>
         <w:pStyle w:val="Compact"/>
       </w:pPr>
@@ -854,7 +912,7 @@
       <w:pPr>
         <w:numPr>
           <w:ilvl w:val="0"/>
-          <w:numId w:val="1009"/>
+          <w:numId w:val="1010"/>
         </w:numPr>
         <w:pStyle w:val="Compact"/>
       </w:pPr>
@@ -866,7 +924,7 @@
       <w:pPr>
         <w:numPr>
           <w:ilvl w:val="0"/>
-          <w:numId w:val="1009"/>
+          <w:numId w:val="1010"/>
         </w:numPr>
         <w:pStyle w:val="Compact"/>
       </w:pPr>
@@ -878,7 +936,7 @@
       <w:pPr>
         <w:numPr>
           <w:ilvl w:val="0"/>
-          <w:numId w:val="1009"/>
+          <w:numId w:val="1010"/>
         </w:numPr>
         <w:pStyle w:val="Compact"/>
       </w:pPr>
@@ -886,8 +944,8 @@
         <w:t xml:space="preserve">[완료]</w:t>
       </w:r>
     </w:p>
-    <w:bookmarkEnd w:id="28"/>
-    <w:bookmarkStart w:id="29" w:name="전체-디자인-감각-패스-taste-스킬-배치사진내용사이즈-그대로"/>
+    <w:bookmarkEnd w:id="29"/>
+    <w:bookmarkStart w:id="30" w:name="전체-디자인-감각-패스-taste-스킬-배치사진내용사이즈-그대로"/>
     <w:p>
       <w:pPr>
         <w:pStyle w:val="Heading3"/>
@@ -900,7 +958,7 @@
       <w:pPr>
         <w:numPr>
           <w:ilvl w:val="0"/>
-          <w:numId w:val="1010"/>
+          <w:numId w:val="1011"/>
         </w:numPr>
         <w:pStyle w:val="Compact"/>
       </w:pPr>
@@ -912,7 +970,7 @@
       <w:pPr>
         <w:numPr>
           <w:ilvl w:val="0"/>
-          <w:numId w:val="1010"/>
+          <w:numId w:val="1011"/>
         </w:numPr>
         <w:pStyle w:val="Compact"/>
       </w:pPr>
@@ -975,7 +1033,7 @@
       <w:pPr>
         <w:numPr>
           <w:ilvl w:val="0"/>
-          <w:numId w:val="1010"/>
+          <w:numId w:val="1011"/>
         </w:numPr>
         <w:pStyle w:val="Compact"/>
       </w:pPr>
@@ -983,8 +1041,8 @@
         <w:t xml:space="preserve">[완료]</w:t>
       </w:r>
     </w:p>
-    <w:bookmarkEnd w:id="29"/>
-    <w:bookmarkStart w:id="30" w:name="오픈그래프공유-썸네일-이미지-흐릿한-대시보드-나열-상징-그래픽-ccg"/>
+    <w:bookmarkEnd w:id="30"/>
+    <w:bookmarkStart w:id="31" w:name="오픈그래프공유-썸네일-이미지-흐릿한-대시보드-나열-상징-그래픽-ccg"/>
     <w:p>
       <w:pPr>
         <w:pStyle w:val="Heading3"/>
@@ -997,7 +1055,7 @@
       <w:pPr>
         <w:numPr>
           <w:ilvl w:val="0"/>
-          <w:numId w:val="1011"/>
+          <w:numId w:val="1012"/>
         </w:numPr>
         <w:pStyle w:val="Compact"/>
       </w:pPr>
@@ -1009,7 +1067,7 @@
       <w:pPr>
         <w:numPr>
           <w:ilvl w:val="0"/>
-          <w:numId w:val="1011"/>
+          <w:numId w:val="1012"/>
         </w:numPr>
         <w:pStyle w:val="Compact"/>
       </w:pPr>
@@ -1045,7 +1103,7 @@
       <w:pPr>
         <w:numPr>
           <w:ilvl w:val="0"/>
-          <w:numId w:val="1011"/>
+          <w:numId w:val="1012"/>
         </w:numPr>
         <w:pStyle w:val="Compact"/>
       </w:pPr>
@@ -1069,7 +1127,7 @@
       <w:pPr>
         <w:numPr>
           <w:ilvl w:val="0"/>
-          <w:numId w:val="1011"/>
+          <w:numId w:val="1012"/>
         </w:numPr>
         <w:pStyle w:val="Compact"/>
       </w:pPr>
@@ -1081,7 +1139,7 @@
       <w:pPr>
         <w:numPr>
           <w:ilvl w:val="0"/>
-          <w:numId w:val="1011"/>
+          <w:numId w:val="1012"/>
         </w:numPr>
         <w:pStyle w:val="Compact"/>
       </w:pPr>
@@ -1089,8 +1147,8 @@
         <w:t xml:space="preserve">[완료]</w:t>
       </w:r>
     </w:p>
-    <w:bookmarkEnd w:id="30"/>
-    <w:bookmarkStart w:id="31" w:name="가지-핵심-기능-32-어색한-배치-1열-가로형-슬림-카드"/>
+    <w:bookmarkEnd w:id="31"/>
+    <w:bookmarkStart w:id="32" w:name="가지-핵심-기능-32-어색한-배치-1열-가로형-슬림-카드"/>
     <w:p>
       <w:pPr>
         <w:pStyle w:val="Heading3"/>
@@ -1103,7 +1161,7 @@
       <w:pPr>
         <w:numPr>
           <w:ilvl w:val="0"/>
-          <w:numId w:val="1012"/>
+          <w:numId w:val="1013"/>
         </w:numPr>
         <w:pStyle w:val="Compact"/>
       </w:pPr>
@@ -1115,7 +1173,7 @@
       <w:pPr>
         <w:numPr>
           <w:ilvl w:val="0"/>
-          <w:numId w:val="1012"/>
+          <w:numId w:val="1013"/>
         </w:numPr>
         <w:pStyle w:val="Compact"/>
       </w:pPr>
@@ -1127,7 +1185,7 @@
       <w:pPr>
         <w:numPr>
           <w:ilvl w:val="0"/>
-          <w:numId w:val="1012"/>
+          <w:numId w:val="1013"/>
         </w:numPr>
         <w:pStyle w:val="Compact"/>
       </w:pPr>
@@ -1139,7 +1197,7 @@
       <w:pPr>
         <w:numPr>
           <w:ilvl w:val="0"/>
-          <w:numId w:val="1012"/>
+          <w:numId w:val="1013"/>
         </w:numPr>
         <w:pStyle w:val="Compact"/>
       </w:pPr>
@@ -1147,8 +1205,8 @@
         <w:t xml:space="preserve">[완료]</w:t>
       </w:r>
     </w:p>
-    <w:bookmarkEnd w:id="31"/>
-    <w:bookmarkStart w:id="49" w:name="dev_log-마이피드-b2b-랜딩페이지-abl_landing"/>
+    <w:bookmarkEnd w:id="32"/>
+    <w:bookmarkStart w:id="50" w:name="dev_log-마이피드-b2b-랜딩페이지-abl_landing"/>
     <w:p>
       <w:pPr>
         <w:pStyle w:val="Heading1"/>
@@ -1157,7 +1215,7 @@
         <w:t xml:space="preserve">DEV_LOG — 마이피드 B2B 랜딩페이지 (abl_landing)</w:t>
       </w:r>
     </w:p>
-    <w:bookmarkStart w:id="32" w:name="X79e90aa534b0a41ca5aec1930c74c0755625a6e"/>
+    <w:bookmarkStart w:id="33" w:name="X79e90aa534b0a41ca5aec1930c74c0755625a6e"/>
     <w:p>
       <w:pPr>
         <w:pStyle w:val="Heading3"/>
@@ -1170,7 +1228,7 @@
       <w:pPr>
         <w:numPr>
           <w:ilvl w:val="0"/>
-          <w:numId w:val="1013"/>
+          <w:numId w:val="1014"/>
         </w:numPr>
         <w:pStyle w:val="Compact"/>
       </w:pPr>
@@ -1182,7 +1240,7 @@
       <w:pPr>
         <w:numPr>
           <w:ilvl w:val="0"/>
-          <w:numId w:val="1013"/>
+          <w:numId w:val="1014"/>
         </w:numPr>
         <w:pStyle w:val="Compact"/>
       </w:pPr>
@@ -1224,7 +1282,7 @@
       <w:pPr>
         <w:numPr>
           <w:ilvl w:val="0"/>
-          <w:numId w:val="1013"/>
+          <w:numId w:val="1014"/>
         </w:numPr>
         <w:pStyle w:val="Compact"/>
       </w:pPr>
@@ -1236,7 +1294,7 @@
       <w:pPr>
         <w:numPr>
           <w:ilvl w:val="0"/>
-          <w:numId w:val="1013"/>
+          <w:numId w:val="1014"/>
         </w:numPr>
         <w:pStyle w:val="Compact"/>
       </w:pPr>
@@ -1248,7 +1306,7 @@
       <w:pPr>
         <w:numPr>
           <w:ilvl w:val="0"/>
-          <w:numId w:val="1013"/>
+          <w:numId w:val="1014"/>
         </w:numPr>
         <w:pStyle w:val="Compact"/>
       </w:pPr>
@@ -1256,8 +1314,8 @@
         <w:t xml:space="preserve">[완료]</w:t>
       </w:r>
     </w:p>
-    <w:bookmarkEnd w:id="32"/>
-    <w:bookmarkStart w:id="33" w:name="파일럿-5단계-카드-높이-슬림화"/>
+    <w:bookmarkEnd w:id="33"/>
+    <w:bookmarkStart w:id="34" w:name="파일럿-5단계-카드-높이-슬림화"/>
     <w:p>
       <w:pPr>
         <w:pStyle w:val="Heading3"/>
@@ -1270,7 +1328,7 @@
       <w:pPr>
         <w:numPr>
           <w:ilvl w:val="0"/>
-          <w:numId w:val="1014"/>
+          <w:numId w:val="1015"/>
         </w:numPr>
         <w:pStyle w:val="Compact"/>
       </w:pPr>
@@ -1282,7 +1340,7 @@
       <w:pPr>
         <w:numPr>
           <w:ilvl w:val="0"/>
-          <w:numId w:val="1014"/>
+          <w:numId w:val="1015"/>
         </w:numPr>
         <w:pStyle w:val="Compact"/>
       </w:pPr>
@@ -1294,7 +1352,7 @@
       <w:pPr>
         <w:numPr>
           <w:ilvl w:val="0"/>
-          <w:numId w:val="1014"/>
+          <w:numId w:val="1015"/>
         </w:numPr>
         <w:pStyle w:val="Compact"/>
       </w:pPr>
@@ -1302,8 +1360,8 @@
         <w:t xml:space="preserve">[완료]</w:t>
       </w:r>
     </w:p>
-    <w:bookmarkEnd w:id="33"/>
-    <w:bookmarkStart w:id="34" w:name="파일럿-5단계-1열-큰-카드로-변경"/>
+    <w:bookmarkEnd w:id="34"/>
+    <w:bookmarkStart w:id="35" w:name="파일럿-5단계-1열-큰-카드로-변경"/>
     <w:p>
       <w:pPr>
         <w:pStyle w:val="Heading3"/>
@@ -1316,7 +1374,7 @@
       <w:pPr>
         <w:numPr>
           <w:ilvl w:val="0"/>
-          <w:numId w:val="1015"/>
+          <w:numId w:val="1016"/>
         </w:numPr>
         <w:pStyle w:val="Compact"/>
       </w:pPr>
@@ -1328,7 +1386,7 @@
       <w:pPr>
         <w:numPr>
           <w:ilvl w:val="0"/>
-          <w:numId w:val="1015"/>
+          <w:numId w:val="1016"/>
         </w:numPr>
         <w:pStyle w:val="Compact"/>
       </w:pPr>
@@ -1340,7 +1398,7 @@
       <w:pPr>
         <w:numPr>
           <w:ilvl w:val="0"/>
-          <w:numId w:val="1015"/>
+          <w:numId w:val="1016"/>
         </w:numPr>
         <w:pStyle w:val="Compact"/>
       </w:pPr>
@@ -1352,7 +1410,7 @@
       <w:pPr>
         <w:numPr>
           <w:ilvl w:val="0"/>
-          <w:numId w:val="1015"/>
+          <w:numId w:val="1016"/>
         </w:numPr>
         <w:pStyle w:val="Compact"/>
       </w:pPr>
@@ -1360,8 +1418,8 @@
         <w:t xml:space="preserve">[완료]</w:t>
       </w:r>
     </w:p>
-    <w:bookmarkEnd w:id="34"/>
-    <w:bookmarkStart w:id="35" w:name="파일럿-5단계-빈-칸-제거-5열-가로-타임라인-ccg"/>
+    <w:bookmarkEnd w:id="35"/>
+    <w:bookmarkStart w:id="36" w:name="파일럿-5단계-빈-칸-제거-5열-가로-타임라인-ccg"/>
     <w:p>
       <w:pPr>
         <w:pStyle w:val="Heading3"/>
@@ -1374,7 +1432,7 @@
       <w:pPr>
         <w:numPr>
           <w:ilvl w:val="0"/>
-          <w:numId w:val="1016"/>
+          <w:numId w:val="1017"/>
         </w:numPr>
         <w:pStyle w:val="Compact"/>
       </w:pPr>
@@ -1386,7 +1444,7 @@
       <w:pPr>
         <w:numPr>
           <w:ilvl w:val="0"/>
-          <w:numId w:val="1016"/>
+          <w:numId w:val="1017"/>
         </w:numPr>
         <w:pStyle w:val="Compact"/>
       </w:pPr>
@@ -1416,7 +1474,7 @@
       <w:pPr>
         <w:numPr>
           <w:ilvl w:val="0"/>
-          <w:numId w:val="1016"/>
+          <w:numId w:val="1017"/>
         </w:numPr>
         <w:pStyle w:val="Compact"/>
       </w:pPr>
@@ -1428,7 +1486,7 @@
       <w:pPr>
         <w:numPr>
           <w:ilvl w:val="0"/>
-          <w:numId w:val="1016"/>
+          <w:numId w:val="1017"/>
         </w:numPr>
         <w:pStyle w:val="Compact"/>
       </w:pPr>
@@ -1440,7 +1498,7 @@
       <w:pPr>
         <w:numPr>
           <w:ilvl w:val="0"/>
-          <w:numId w:val="1016"/>
+          <w:numId w:val="1017"/>
         </w:numPr>
         <w:pStyle w:val="Compact"/>
       </w:pPr>
@@ -1448,8 +1506,8 @@
         <w:t xml:space="preserve">[완료]</w:t>
       </w:r>
     </w:p>
-    <w:bookmarkEnd w:id="35"/>
-    <w:bookmarkStart w:id="36" w:name="핵심-기능-섹션-좌우-균형-녹색-카드-하단-전체폭-배너-ccg"/>
+    <w:bookmarkEnd w:id="36"/>
+    <w:bookmarkStart w:id="37" w:name="핵심-기능-섹션-좌우-균형-녹색-카드-하단-전체폭-배너-ccg"/>
     <w:p>
       <w:pPr>
         <w:pStyle w:val="Heading3"/>
@@ -1462,7 +1520,7 @@
       <w:pPr>
         <w:numPr>
           <w:ilvl w:val="0"/>
-          <w:numId w:val="1017"/>
+          <w:numId w:val="1018"/>
         </w:numPr>
         <w:pStyle w:val="Compact"/>
       </w:pPr>
@@ -1474,7 +1532,7 @@
       <w:pPr>
         <w:numPr>
           <w:ilvl w:val="0"/>
-          <w:numId w:val="1017"/>
+          <w:numId w:val="1018"/>
         </w:numPr>
         <w:pStyle w:val="Compact"/>
       </w:pPr>
@@ -1504,7 +1562,7 @@
       <w:pPr>
         <w:numPr>
           <w:ilvl w:val="0"/>
-          <w:numId w:val="1017"/>
+          <w:numId w:val="1018"/>
         </w:numPr>
         <w:pStyle w:val="Compact"/>
       </w:pPr>
@@ -1516,7 +1574,7 @@
       <w:pPr>
         <w:numPr>
           <w:ilvl w:val="0"/>
-          <w:numId w:val="1017"/>
+          <w:numId w:val="1018"/>
         </w:numPr>
         <w:pStyle w:val="Compact"/>
       </w:pPr>
@@ -1528,7 +1586,7 @@
       <w:pPr>
         <w:numPr>
           <w:ilvl w:val="0"/>
-          <w:numId w:val="1017"/>
+          <w:numId w:val="1018"/>
         </w:numPr>
         <w:pStyle w:val="Compact"/>
       </w:pPr>
@@ -1536,8 +1594,8 @@
         <w:t xml:space="preserve">[완료]</w:t>
       </w:r>
     </w:p>
-    <w:bookmarkEnd w:id="36"/>
-    <w:bookmarkStart w:id="37" w:name="신청-섹션-가로폭을-사이트-표준1120px에-맞춤"/>
+    <w:bookmarkEnd w:id="37"/>
+    <w:bookmarkStart w:id="38" w:name="신청-섹션-가로폭을-사이트-표준1120px에-맞춤"/>
     <w:p>
       <w:pPr>
         <w:pStyle w:val="Heading3"/>
@@ -1550,7 +1608,7 @@
       <w:pPr>
         <w:numPr>
           <w:ilvl w:val="0"/>
-          <w:numId w:val="1018"/>
+          <w:numId w:val="1019"/>
         </w:numPr>
         <w:pStyle w:val="Compact"/>
       </w:pPr>
@@ -1562,7 +1620,7 @@
       <w:pPr>
         <w:numPr>
           <w:ilvl w:val="0"/>
-          <w:numId w:val="1018"/>
+          <w:numId w:val="1019"/>
         </w:numPr>
         <w:pStyle w:val="Compact"/>
       </w:pPr>
@@ -1574,7 +1632,7 @@
       <w:pPr>
         <w:numPr>
           <w:ilvl w:val="0"/>
-          <w:numId w:val="1018"/>
+          <w:numId w:val="1019"/>
         </w:numPr>
         <w:pStyle w:val="Compact"/>
       </w:pPr>
@@ -1586,7 +1644,7 @@
       <w:pPr>
         <w:numPr>
           <w:ilvl w:val="0"/>
-          <w:numId w:val="1018"/>
+          <w:numId w:val="1019"/>
         </w:numPr>
         <w:pStyle w:val="Compact"/>
       </w:pPr>
@@ -1594,8 +1652,8 @@
         <w:t xml:space="preserve">[완료]</w:t>
       </w:r>
     </w:p>
-    <w:bookmarkEnd w:id="37"/>
-    <w:bookmarkStart w:id="38" w:name="신청-섹션-가치-타일-사진-위-글씨-이미지-위텍스트-아래-카드-ccg"/>
+    <w:bookmarkEnd w:id="38"/>
+    <w:bookmarkStart w:id="39" w:name="신청-섹션-가치-타일-사진-위-글씨-이미지-위텍스트-아래-카드-ccg"/>
     <w:p>
       <w:pPr>
         <w:pStyle w:val="Heading3"/>
@@ -1608,7 +1666,7 @@
       <w:pPr>
         <w:numPr>
           <w:ilvl w:val="0"/>
-          <w:numId w:val="1019"/>
+          <w:numId w:val="1020"/>
         </w:numPr>
         <w:pStyle w:val="Compact"/>
       </w:pPr>
@@ -1620,7 +1678,7 @@
       <w:pPr>
         <w:numPr>
           <w:ilvl w:val="0"/>
-          <w:numId w:val="1019"/>
+          <w:numId w:val="1020"/>
         </w:numPr>
         <w:pStyle w:val="Compact"/>
       </w:pPr>
@@ -1650,7 +1708,7 @@
       <w:pPr>
         <w:numPr>
           <w:ilvl w:val="0"/>
-          <w:numId w:val="1019"/>
+          <w:numId w:val="1020"/>
         </w:numPr>
         <w:pStyle w:val="Compact"/>
       </w:pPr>
@@ -1662,7 +1720,7 @@
       <w:pPr>
         <w:numPr>
           <w:ilvl w:val="0"/>
-          <w:numId w:val="1019"/>
+          <w:numId w:val="1020"/>
         </w:numPr>
         <w:pStyle w:val="Compact"/>
       </w:pPr>
@@ -1674,7 +1732,7 @@
       <w:pPr>
         <w:numPr>
           <w:ilvl w:val="0"/>
-          <w:numId w:val="1019"/>
+          <w:numId w:val="1020"/>
         </w:numPr>
         <w:pStyle w:val="Compact"/>
       </w:pPr>
@@ -1682,8 +1740,8 @@
         <w:t xml:space="preserve">[완료]</w:t>
       </w:r>
     </w:p>
-    <w:bookmarkEnd w:id="38"/>
-    <w:bookmarkStart w:id="39" w:name="솔루션-5단계-이미지-크게-지그재그-레이아웃-ccg"/>
+    <w:bookmarkEnd w:id="39"/>
+    <w:bookmarkStart w:id="40" w:name="솔루션-5단계-이미지-크게-지그재그-레이아웃-ccg"/>
     <w:p>
       <w:pPr>
         <w:pStyle w:val="Heading3"/>
@@ -1696,7 +1754,7 @@
       <w:pPr>
         <w:numPr>
           <w:ilvl w:val="0"/>
-          <w:numId w:val="1020"/>
+          <w:numId w:val="1021"/>
         </w:numPr>
         <w:pStyle w:val="Compact"/>
       </w:pPr>
@@ -1708,7 +1766,7 @@
       <w:pPr>
         <w:numPr>
           <w:ilvl w:val="0"/>
-          <w:numId w:val="1020"/>
+          <w:numId w:val="1021"/>
         </w:numPr>
         <w:pStyle w:val="Compact"/>
       </w:pPr>
@@ -1720,7 +1778,7 @@
       <w:pPr>
         <w:numPr>
           <w:ilvl w:val="0"/>
-          <w:numId w:val="1020"/>
+          <w:numId w:val="1021"/>
         </w:numPr>
         <w:pStyle w:val="Compact"/>
       </w:pPr>
@@ -1732,7 +1790,7 @@
       <w:pPr>
         <w:numPr>
           <w:ilvl w:val="0"/>
-          <w:numId w:val="1020"/>
+          <w:numId w:val="1021"/>
         </w:numPr>
         <w:pStyle w:val="Compact"/>
       </w:pPr>
@@ -1744,7 +1802,7 @@
       <w:pPr>
         <w:numPr>
           <w:ilvl w:val="0"/>
-          <w:numId w:val="1020"/>
+          <w:numId w:val="1021"/>
         </w:numPr>
         <w:pStyle w:val="Compact"/>
       </w:pPr>
@@ -1756,7 +1814,7 @@
       <w:pPr>
         <w:numPr>
           <w:ilvl w:val="0"/>
-          <w:numId w:val="1020"/>
+          <w:numId w:val="1021"/>
         </w:numPr>
         <w:pStyle w:val="Compact"/>
       </w:pPr>
@@ -1764,8 +1822,8 @@
         <w:t xml:space="preserve">[완료]</w:t>
       </w:r>
     </w:p>
-    <w:bookmarkEnd w:id="39"/>
-    <w:bookmarkStart w:id="40" w:name="신청-섹션-가치-타일-실사-사진-카드로-교체-ccg"/>
+    <w:bookmarkEnd w:id="40"/>
+    <w:bookmarkStart w:id="41" w:name="신청-섹션-가치-타일-실사-사진-카드로-교체-ccg"/>
     <w:p>
       <w:pPr>
         <w:pStyle w:val="Heading3"/>
@@ -1778,7 +1836,7 @@
       <w:pPr>
         <w:numPr>
           <w:ilvl w:val="0"/>
-          <w:numId w:val="1021"/>
+          <w:numId w:val="1022"/>
         </w:numPr>
         <w:pStyle w:val="Compact"/>
       </w:pPr>
@@ -1790,7 +1848,7 @@
       <w:pPr>
         <w:numPr>
           <w:ilvl w:val="0"/>
-          <w:numId w:val="1021"/>
+          <w:numId w:val="1022"/>
         </w:numPr>
         <w:pStyle w:val="Compact"/>
       </w:pPr>
@@ -1802,7 +1860,7 @@
       <w:pPr>
         <w:numPr>
           <w:ilvl w:val="0"/>
-          <w:numId w:val="1021"/>
+          <w:numId w:val="1022"/>
         </w:numPr>
         <w:pStyle w:val="Compact"/>
       </w:pPr>
@@ -1820,7 +1878,7 @@
       <w:pPr>
         <w:numPr>
           <w:ilvl w:val="0"/>
-          <w:numId w:val="1021"/>
+          <w:numId w:val="1022"/>
         </w:numPr>
         <w:pStyle w:val="Compact"/>
       </w:pPr>
@@ -1832,7 +1890,7 @@
       <w:pPr>
         <w:numPr>
           <w:ilvl w:val="0"/>
-          <w:numId w:val="1021"/>
+          <w:numId w:val="1022"/>
         </w:numPr>
         <w:pStyle w:val="Compact"/>
       </w:pPr>
@@ -1840,8 +1898,8 @@
         <w:t xml:space="preserve">[완료]</w:t>
       </w:r>
     </w:p>
-    <w:bookmarkEnd w:id="40"/>
-    <w:bookmarkStart w:id="41" w:name="신청-섹션-가치-타일에-상징-아이콘-추가-ccg"/>
+    <w:bookmarkEnd w:id="41"/>
+    <w:bookmarkStart w:id="42" w:name="신청-섹션-가치-타일에-상징-아이콘-추가-ccg"/>
     <w:p>
       <w:pPr>
         <w:pStyle w:val="Heading3"/>
@@ -1854,7 +1912,7 @@
       <w:pPr>
         <w:numPr>
           <w:ilvl w:val="0"/>
-          <w:numId w:val="1022"/>
+          <w:numId w:val="1023"/>
         </w:numPr>
         <w:pStyle w:val="Compact"/>
       </w:pPr>
@@ -1884,7 +1942,7 @@
       <w:pPr>
         <w:numPr>
           <w:ilvl w:val="0"/>
-          <w:numId w:val="1022"/>
+          <w:numId w:val="1023"/>
         </w:numPr>
         <w:pStyle w:val="Compact"/>
       </w:pPr>
@@ -1896,7 +1954,7 @@
       <w:pPr>
         <w:numPr>
           <w:ilvl w:val="0"/>
-          <w:numId w:val="1022"/>
+          <w:numId w:val="1023"/>
         </w:numPr>
         <w:pStyle w:val="Compact"/>
       </w:pPr>
@@ -1908,7 +1966,7 @@
       <w:pPr>
         <w:numPr>
           <w:ilvl w:val="0"/>
-          <w:numId w:val="1022"/>
+          <w:numId w:val="1023"/>
         </w:numPr>
         <w:pStyle w:val="Compact"/>
       </w:pPr>
@@ -1916,8 +1974,8 @@
         <w:t xml:space="preserve">[완료]</w:t>
       </w:r>
     </w:p>
-    <w:bookmarkEnd w:id="41"/>
-    <w:bookmarkStart w:id="42" w:name="하단-띠배너-가운데-정렬"/>
+    <w:bookmarkEnd w:id="42"/>
+    <w:bookmarkStart w:id="43" w:name="하단-띠배너-가운데-정렬"/>
     <w:p>
       <w:pPr>
         <w:pStyle w:val="Heading3"/>
@@ -1930,7 +1988,7 @@
       <w:pPr>
         <w:numPr>
           <w:ilvl w:val="0"/>
-          <w:numId w:val="1023"/>
+          <w:numId w:val="1024"/>
         </w:numPr>
         <w:pStyle w:val="Compact"/>
       </w:pPr>
@@ -1942,7 +2000,7 @@
       <w:pPr>
         <w:numPr>
           <w:ilvl w:val="0"/>
-          <w:numId w:val="1023"/>
+          <w:numId w:val="1024"/>
         </w:numPr>
         <w:pStyle w:val="Compact"/>
       </w:pPr>
@@ -1954,7 +2012,7 @@
       <w:pPr>
         <w:numPr>
           <w:ilvl w:val="0"/>
-          <w:numId w:val="1023"/>
+          <w:numId w:val="1024"/>
         </w:numPr>
         <w:pStyle w:val="Compact"/>
       </w:pPr>
@@ -1962,8 +2020,8 @@
         <w:t xml:space="preserve">[완료]</w:t>
       </w:r>
     </w:p>
-    <w:bookmarkEnd w:id="42"/>
-    <w:bookmarkStart w:id="43" w:name="파일럿-5단계-ai-느낌-svg-실사-사진-교체-ccg"/>
+    <w:bookmarkEnd w:id="43"/>
+    <w:bookmarkStart w:id="44" w:name="파일럿-5단계-ai-느낌-svg-실사-사진-교체-ccg"/>
     <w:p>
       <w:pPr>
         <w:pStyle w:val="Heading3"/>
@@ -1976,7 +2034,7 @@
       <w:pPr>
         <w:numPr>
           <w:ilvl w:val="0"/>
-          <w:numId w:val="1024"/>
+          <w:numId w:val="1025"/>
         </w:numPr>
         <w:pStyle w:val="Compact"/>
       </w:pPr>
@@ -1988,7 +2046,7 @@
       <w:pPr>
         <w:numPr>
           <w:ilvl w:val="0"/>
-          <w:numId w:val="1024"/>
+          <w:numId w:val="1025"/>
         </w:numPr>
         <w:pStyle w:val="Compact"/>
       </w:pPr>
@@ -2000,7 +2058,7 @@
       <w:pPr>
         <w:numPr>
           <w:ilvl w:val="0"/>
-          <w:numId w:val="1024"/>
+          <w:numId w:val="1025"/>
         </w:numPr>
         <w:pStyle w:val="Compact"/>
       </w:pPr>
@@ -2012,7 +2070,7 @@
       <w:pPr>
         <w:numPr>
           <w:ilvl w:val="0"/>
-          <w:numId w:val="1024"/>
+          <w:numId w:val="1025"/>
         </w:numPr>
         <w:pStyle w:val="Compact"/>
       </w:pPr>
@@ -2024,7 +2082,7 @@
       <w:pPr>
         <w:numPr>
           <w:ilvl w:val="0"/>
-          <w:numId w:val="1024"/>
+          <w:numId w:val="1025"/>
         </w:numPr>
         <w:pStyle w:val="Compact"/>
       </w:pPr>
@@ -2032,8 +2090,8 @@
         <w:t xml:space="preserve">[완료]</w:t>
       </w:r>
     </w:p>
-    <w:bookmarkEnd w:id="43"/>
-    <w:bookmarkStart w:id="44" w:name="희미함작은이미지-해결-실사-11장-생성-대형-사진-레이아웃-ccg"/>
+    <w:bookmarkEnd w:id="44"/>
+    <w:bookmarkStart w:id="45" w:name="희미함작은이미지-해결-실사-11장-생성-대형-사진-레이아웃-ccg"/>
     <w:p>
       <w:pPr>
         <w:pStyle w:val="Heading3"/>
@@ -2046,7 +2104,7 @@
       <w:pPr>
         <w:numPr>
           <w:ilvl w:val="0"/>
-          <w:numId w:val="1025"/>
+          <w:numId w:val="1026"/>
         </w:numPr>
         <w:pStyle w:val="Compact"/>
       </w:pPr>
@@ -2058,7 +2116,7 @@
       <w:pPr>
         <w:numPr>
           <w:ilvl w:val="0"/>
-          <w:numId w:val="1025"/>
+          <w:numId w:val="1026"/>
         </w:numPr>
         <w:pStyle w:val="Compact"/>
       </w:pPr>
@@ -2088,7 +2146,7 @@
       <w:pPr>
         <w:numPr>
           <w:ilvl w:val="0"/>
-          <w:numId w:val="1025"/>
+          <w:numId w:val="1026"/>
         </w:numPr>
         <w:pStyle w:val="Compact"/>
       </w:pPr>
@@ -2100,7 +2158,7 @@
       <w:pPr>
         <w:numPr>
           <w:ilvl w:val="0"/>
-          <w:numId w:val="1025"/>
+          <w:numId w:val="1026"/>
         </w:numPr>
         <w:pStyle w:val="Compact"/>
       </w:pPr>
@@ -2112,7 +2170,7 @@
       <w:pPr>
         <w:numPr>
           <w:ilvl w:val="0"/>
-          <w:numId w:val="1025"/>
+          <w:numId w:val="1026"/>
         </w:numPr>
         <w:pStyle w:val="Compact"/>
       </w:pPr>
@@ -2124,7 +2182,7 @@
       <w:pPr>
         <w:numPr>
           <w:ilvl w:val="0"/>
-          <w:numId w:val="1025"/>
+          <w:numId w:val="1026"/>
         </w:numPr>
         <w:pStyle w:val="Compact"/>
       </w:pPr>
@@ -2136,7 +2194,7 @@
       <w:pPr>
         <w:numPr>
           <w:ilvl w:val="0"/>
-          <w:numId w:val="1025"/>
+          <w:numId w:val="1026"/>
         </w:numPr>
         <w:pStyle w:val="Compact"/>
       </w:pPr>
@@ -2144,8 +2202,8 @@
         <w:t xml:space="preserve">[완료]</w:t>
       </w:r>
     </w:p>
-    <w:bookmarkEnd w:id="44"/>
-    <w:bookmarkStart w:id="45" w:name="일러스트-개선-잘림-해결-갤러리-실제화면-교체-ccg-b안"/>
+    <w:bookmarkEnd w:id="45"/>
+    <w:bookmarkStart w:id="46" w:name="일러스트-개선-잘림-해결-갤러리-실제화면-교체-ccg-b안"/>
     <w:p>
       <w:pPr>
         <w:pStyle w:val="Heading3"/>
@@ -2158,7 +2216,7 @@
       <w:pPr>
         <w:numPr>
           <w:ilvl w:val="0"/>
-          <w:numId w:val="1026"/>
+          <w:numId w:val="1027"/>
         </w:numPr>
         <w:pStyle w:val="Compact"/>
       </w:pPr>
@@ -2170,7 +2228,7 @@
       <w:pPr>
         <w:numPr>
           <w:ilvl w:val="0"/>
-          <w:numId w:val="1026"/>
+          <w:numId w:val="1027"/>
         </w:numPr>
         <w:pStyle w:val="Compact"/>
       </w:pPr>
@@ -2182,7 +2240,7 @@
       <w:pPr>
         <w:numPr>
           <w:ilvl w:val="0"/>
-          <w:numId w:val="1026"/>
+          <w:numId w:val="1027"/>
         </w:numPr>
         <w:pStyle w:val="Compact"/>
       </w:pPr>
@@ -2206,7 +2264,7 @@
       <w:pPr>
         <w:numPr>
           <w:ilvl w:val="0"/>
-          <w:numId w:val="1026"/>
+          <w:numId w:val="1027"/>
         </w:numPr>
         <w:pStyle w:val="Compact"/>
       </w:pPr>
@@ -2214,8 +2272,8 @@
         <w:t xml:space="preserve">[완료]</w:t>
       </w:r>
     </w:p>
-    <w:bookmarkEnd w:id="45"/>
-    <w:bookmarkStart w:id="46" w:name="도입효과-중복-정리-색감-통일-ccg-b안-마무리"/>
+    <w:bookmarkEnd w:id="46"/>
+    <w:bookmarkStart w:id="47" w:name="도입효과-중복-정리-색감-통일-ccg-b안-마무리"/>
     <w:p>
       <w:pPr>
         <w:pStyle w:val="Heading3"/>
@@ -2228,7 +2286,7 @@
       <w:pPr>
         <w:numPr>
           <w:ilvl w:val="0"/>
-          <w:numId w:val="1027"/>
+          <w:numId w:val="1028"/>
         </w:numPr>
         <w:pStyle w:val="Compact"/>
       </w:pPr>
@@ -2240,7 +2298,7 @@
       <w:pPr>
         <w:numPr>
           <w:ilvl w:val="0"/>
-          <w:numId w:val="1027"/>
+          <w:numId w:val="1028"/>
         </w:numPr>
         <w:pStyle w:val="Compact"/>
       </w:pPr>
@@ -2252,7 +2310,7 @@
       <w:pPr>
         <w:numPr>
           <w:ilvl w:val="0"/>
-          <w:numId w:val="1027"/>
+          <w:numId w:val="1028"/>
         </w:numPr>
         <w:pStyle w:val="Compact"/>
       </w:pPr>
@@ -2264,7 +2322,7 @@
       <w:pPr>
         <w:numPr>
           <w:ilvl w:val="0"/>
-          <w:numId w:val="1027"/>
+          <w:numId w:val="1028"/>
         </w:numPr>
         <w:pStyle w:val="Compact"/>
       </w:pPr>
@@ -2276,7 +2334,7 @@
       <w:pPr>
         <w:numPr>
           <w:ilvl w:val="0"/>
-          <w:numId w:val="1027"/>
+          <w:numId w:val="1028"/>
         </w:numPr>
         <w:pStyle w:val="Compact"/>
       </w:pPr>
@@ -2284,8 +2342,8 @@
         <w:t xml:space="preserve">[완료]</w:t>
       </w:r>
     </w:p>
-    <w:bookmarkEnd w:id="46"/>
-    <w:bookmarkStart w:id="47" w:name="solution-섹션-좌우-균형-반응형-개선-ccg"/>
+    <w:bookmarkEnd w:id="47"/>
+    <w:bookmarkStart w:id="48" w:name="solution-섹션-좌우-균형-반응형-개선-ccg"/>
     <w:p>
       <w:pPr>
         <w:pStyle w:val="Heading3"/>
@@ -2298,7 +2356,7 @@
       <w:pPr>
         <w:numPr>
           <w:ilvl w:val="0"/>
-          <w:numId w:val="1028"/>
+          <w:numId w:val="1029"/>
         </w:numPr>
         <w:pStyle w:val="Compact"/>
       </w:pPr>
@@ -2310,7 +2368,7 @@
       <w:pPr>
         <w:numPr>
           <w:ilvl w:val="0"/>
-          <w:numId w:val="1028"/>
+          <w:numId w:val="1029"/>
         </w:numPr>
         <w:pStyle w:val="Compact"/>
       </w:pPr>
@@ -2322,7 +2380,7 @@
       <w:pPr>
         <w:numPr>
           <w:ilvl w:val="0"/>
-          <w:numId w:val="1028"/>
+          <w:numId w:val="1029"/>
         </w:numPr>
         <w:pStyle w:val="Compact"/>
       </w:pPr>
@@ -2334,7 +2392,7 @@
       <w:pPr>
         <w:numPr>
           <w:ilvl w:val="0"/>
-          <w:numId w:val="1028"/>
+          <w:numId w:val="1029"/>
         </w:numPr>
         <w:pStyle w:val="Compact"/>
       </w:pPr>
@@ -2346,7 +2404,7 @@
       <w:pPr>
         <w:numPr>
           <w:ilvl w:val="0"/>
-          <w:numId w:val="1028"/>
+          <w:numId w:val="1029"/>
         </w:numPr>
         <w:pStyle w:val="Compact"/>
       </w:pPr>
@@ -2358,7 +2416,7 @@
       <w:pPr>
         <w:numPr>
           <w:ilvl w:val="0"/>
-          <w:numId w:val="1028"/>
+          <w:numId w:val="1029"/>
         </w:numPr>
         <w:pStyle w:val="Compact"/>
       </w:pPr>
@@ -2370,7 +2428,7 @@
       <w:pPr>
         <w:numPr>
           <w:ilvl w:val="0"/>
-          <w:numId w:val="1028"/>
+          <w:numId w:val="1029"/>
         </w:numPr>
         <w:pStyle w:val="Compact"/>
       </w:pPr>
@@ -2378,8 +2436,8 @@
         <w:t xml:space="preserve">[완료]</w:t>
       </w:r>
     </w:p>
-    <w:bookmarkEnd w:id="47"/>
-    <w:bookmarkStart w:id="48" w:name="초기-배포-완료"/>
+    <w:bookmarkEnd w:id="48"/>
+    <w:bookmarkStart w:id="49" w:name="초기-배포-완료"/>
     <w:p>
       <w:pPr>
         <w:pStyle w:val="Heading3"/>
@@ -2392,7 +2450,7 @@
       <w:pPr>
         <w:numPr>
           <w:ilvl w:val="0"/>
-          <w:numId w:val="1029"/>
+          <w:numId w:val="1030"/>
         </w:numPr>
         <w:pStyle w:val="Compact"/>
       </w:pPr>
@@ -2404,7 +2462,7 @@
       <w:pPr>
         <w:numPr>
           <w:ilvl w:val="0"/>
-          <w:numId w:val="1029"/>
+          <w:numId w:val="1030"/>
         </w:numPr>
         <w:pStyle w:val="Compact"/>
       </w:pPr>
@@ -2416,7 +2474,7 @@
       <w:pPr>
         <w:numPr>
           <w:ilvl w:val="0"/>
-          <w:numId w:val="1029"/>
+          <w:numId w:val="1030"/>
         </w:numPr>
         <w:pStyle w:val="Compact"/>
       </w:pPr>
@@ -2428,7 +2486,7 @@
       <w:pPr>
         <w:numPr>
           <w:ilvl w:val="0"/>
-          <w:numId w:val="1029"/>
+          <w:numId w:val="1030"/>
         </w:numPr>
         <w:pStyle w:val="Compact"/>
       </w:pPr>
@@ -2440,7 +2498,7 @@
       <w:pPr>
         <w:numPr>
           <w:ilvl w:val="0"/>
-          <w:numId w:val="1029"/>
+          <w:numId w:val="1030"/>
         </w:numPr>
         <w:pStyle w:val="Compact"/>
       </w:pPr>
@@ -2452,7 +2510,7 @@
       <w:pPr>
         <w:numPr>
           <w:ilvl w:val="0"/>
-          <w:numId w:val="1029"/>
+          <w:numId w:val="1030"/>
         </w:numPr>
         <w:pStyle w:val="Compact"/>
       </w:pPr>
@@ -2460,8 +2518,8 @@
         <w:t xml:space="preserve">[완료]</w:t>
       </w:r>
     </w:p>
-    <w:bookmarkEnd w:id="48"/>
     <w:bookmarkEnd w:id="49"/>
+    <w:bookmarkEnd w:id="50"/>
     <w:sectPr/>
   </w:body>
 </w:document>
@@ -2732,6 +2790,9 @@
     <w:abstractNumId w:val="991"/>
   </w:num>
   <w:num w:numId="1029">
+    <w:abstractNumId w:val="991"/>
+  </w:num>
+  <w:num w:numId="1030">
     <w:abstractNumId w:val="991"/>
   </w:num>
 </w:numbering>

--- a/docs/exports/DEV_LOG.docx
+++ b/docs/exports/DEV_LOG.docx
@@ -2,12 +2,91 @@
 <file path=word/document.xml><?xml version="1.0" encoding="utf-8"?>
 <w:document xmlns:w="http://schemas.openxmlformats.org/wordprocessingml/2006/main" xmlns:m="http://schemas.openxmlformats.org/officeDocument/2006/math" xmlns:r="http://schemas.openxmlformats.org/officeDocument/2006/relationships" xmlns:o="urn:schemas-microsoft-com:office:office" xmlns:v="urn:schemas-microsoft-com:vml" xmlns:w10="urn:schemas-microsoft-com:office:word" xmlns:a="http://schemas.openxmlformats.org/drawingml/2006/main" xmlns:pic="http://schemas.openxmlformats.org/drawingml/2006/picture" xmlns:wp="http://schemas.openxmlformats.org/drawingml/2006/wordprocessingDrawing">
   <w:body>
-    <w:bookmarkStart w:id="20" w:name="구글시트-실시간-db-연동-준비apps-script"/>
+    <w:bookmarkStart w:id="20" w:name="구글시트-실시간-db-연동-완료"/>
     <w:p>
       <w:pPr>
         <w:pStyle w:val="Heading3"/>
       </w:pPr>
       <w:r>
+        <w:t xml:space="preserve">[2026-06-21 18:35] 구글시트 실시간 DB 연동 완료</w:t>
+      </w:r>
+    </w:p>
+    <w:p>
+      <w:pPr>
+        <w:numPr>
+          <w:ilvl w:val="0"/>
+          <w:numId w:val="1001"/>
+        </w:numPr>
+        <w:pStyle w:val="Compact"/>
+      </w:pPr>
+      <w:r>
+        <w:t xml:space="preserve">사용자가 배포한 Apps Script 웹앱 주소(/exec)를 index.html ENDPOINT에 삽입 → 파일럿 신청 폼 제출이 구글시트에 실시간 기록됨</w:t>
+      </w:r>
+    </w:p>
+    <w:p>
+      <w:pPr>
+        <w:numPr>
+          <w:ilvl w:val="0"/>
+          <w:numId w:val="1001"/>
+        </w:numPr>
+        <w:pStyle w:val="Compact"/>
+      </w:pPr>
+      <w:r>
+        <w:t xml:space="preserve">연결 테스트 전송 2건 성공(POST가 /exec 도달 시 시트 기록 실행 확인). 시트에</w:t>
+      </w:r>
+      <w:r>
+        <w:t xml:space="preserve"> </w:t>
+      </w:r>
+      <w:r>
+        <w:t xml:space="preserve">‘</w:t>
+      </w:r>
+      <w:r>
+        <w:t xml:space="preserve">연결테스트</w:t>
+      </w:r>
+      <w:r>
+        <w:t xml:space="preserve">’</w:t>
+      </w:r>
+      <w:r>
+        <w:t xml:space="preserve">,</w:t>
+      </w:r>
+      <w:r>
+        <w:t xml:space="preserve"> </w:t>
+      </w:r>
+      <w:r>
+        <w:t xml:space="preserve">‘</w:t>
+      </w:r>
+      <w:r>
+        <w:t xml:space="preserve">연결테스트2</w:t>
+      </w:r>
+      <w:r>
+        <w:t xml:space="preserve">’</w:t>
+      </w:r>
+      <w:r>
+        <w:t xml:space="preserve"> </w:t>
+      </w:r>
+      <w:r>
+        <w:t xml:space="preserve">행이 들어왔으면 정상이며 해당 테스트 행은 삭제하면 됨</w:t>
+      </w:r>
+    </w:p>
+    <w:p>
+      <w:pPr>
+        <w:numPr>
+          <w:ilvl w:val="0"/>
+          <w:numId w:val="1001"/>
+        </w:numPr>
+        <w:pStyle w:val="Compact"/>
+      </w:pPr>
+      <w:r>
+        <w:t xml:space="preserve">[완료]</w:t>
+      </w:r>
+    </w:p>
+    <w:bookmarkEnd w:id="20"/>
+    <w:bookmarkStart w:id="21" w:name="구글시트-실시간-db-연동-준비apps-script"/>
+    <w:p>
+      <w:pPr>
+        <w:pStyle w:val="Heading3"/>
+      </w:pPr>
+      <w:r>
         <w:t xml:space="preserve">[2026-06-21 18:20] 구글시트 실시간 DB 연동 준비(Apps Script)</w:t>
       </w:r>
     </w:p>
@@ -15,7 +94,7 @@
       <w:pPr>
         <w:numPr>
           <w:ilvl w:val="0"/>
-          <w:numId w:val="1001"/>
+          <w:numId w:val="1002"/>
         </w:numPr>
         <w:pStyle w:val="Compact"/>
       </w:pPr>
@@ -27,7 +106,7 @@
       <w:pPr>
         <w:numPr>
           <w:ilvl w:val="0"/>
-          <w:numId w:val="1001"/>
+          <w:numId w:val="1002"/>
         </w:numPr>
         <w:pStyle w:val="Compact"/>
       </w:pPr>
@@ -39,7 +118,7 @@
       <w:pPr>
         <w:numPr>
           <w:ilvl w:val="0"/>
-          <w:numId w:val="1001"/>
+          <w:numId w:val="1002"/>
         </w:numPr>
         <w:pStyle w:val="Compact"/>
       </w:pPr>
@@ -51,7 +130,7 @@
       <w:pPr>
         <w:numPr>
           <w:ilvl w:val="0"/>
-          <w:numId w:val="1001"/>
+          <w:numId w:val="1002"/>
         </w:numPr>
         <w:pStyle w:val="Compact"/>
       </w:pPr>
@@ -59,8 +138,8 @@
         <w:t xml:space="preserve">[진행중]</w:t>
       </w:r>
     </w:p>
-    <w:bookmarkEnd w:id="20"/>
-    <w:bookmarkStart w:id="21" w:name="반응형크로스브라우징-점검ccg-후-결함-수정"/>
+    <w:bookmarkEnd w:id="21"/>
+    <w:bookmarkStart w:id="22" w:name="반응형크로스브라우징-점검ccg-후-결함-수정"/>
     <w:p>
       <w:pPr>
         <w:pStyle w:val="Heading3"/>
@@ -73,7 +152,7 @@
       <w:pPr>
         <w:numPr>
           <w:ilvl w:val="0"/>
-          <w:numId w:val="1002"/>
+          <w:numId w:val="1003"/>
         </w:numPr>
         <w:pStyle w:val="Compact"/>
       </w:pPr>
@@ -85,7 +164,7 @@
       <w:pPr>
         <w:numPr>
           <w:ilvl w:val="0"/>
-          <w:numId w:val="1002"/>
+          <w:numId w:val="1003"/>
         </w:numPr>
         <w:pStyle w:val="Compact"/>
       </w:pPr>
@@ -112,7 +191,7 @@
       <w:pPr>
         <w:numPr>
           <w:ilvl w:val="0"/>
-          <w:numId w:val="1002"/>
+          <w:numId w:val="1003"/>
         </w:numPr>
         <w:pStyle w:val="Compact"/>
       </w:pPr>
@@ -124,7 +203,7 @@
       <w:pPr>
         <w:numPr>
           <w:ilvl w:val="0"/>
-          <w:numId w:val="1002"/>
+          <w:numId w:val="1003"/>
         </w:numPr>
         <w:pStyle w:val="Compact"/>
       </w:pPr>
@@ -136,7 +215,7 @@
       <w:pPr>
         <w:numPr>
           <w:ilvl w:val="0"/>
-          <w:numId w:val="1002"/>
+          <w:numId w:val="1003"/>
         </w:numPr>
         <w:pStyle w:val="Compact"/>
       </w:pPr>
@@ -148,7 +227,7 @@
       <w:pPr>
         <w:numPr>
           <w:ilvl w:val="0"/>
-          <w:numId w:val="1002"/>
+          <w:numId w:val="1003"/>
         </w:numPr>
         <w:pStyle w:val="Compact"/>
       </w:pPr>
@@ -160,7 +239,7 @@
       <w:pPr>
         <w:numPr>
           <w:ilvl w:val="0"/>
-          <w:numId w:val="1002"/>
+          <w:numId w:val="1003"/>
         </w:numPr>
         <w:pStyle w:val="Compact"/>
       </w:pPr>
@@ -168,8 +247,8 @@
         <w:t xml:space="preserve">[완료]</w:t>
       </w:r>
     </w:p>
-    <w:bookmarkEnd w:id="21"/>
-    <w:bookmarkStart w:id="22" w:name="파일럿-3단계-사진-얼굴손-동시-노출"/>
+    <w:bookmarkEnd w:id="22"/>
+    <w:bookmarkStart w:id="23" w:name="파일럿-3단계-사진-얼굴손-동시-노출"/>
     <w:p>
       <w:pPr>
         <w:pStyle w:val="Heading3"/>
@@ -182,7 +261,7 @@
       <w:pPr>
         <w:numPr>
           <w:ilvl w:val="0"/>
-          <w:numId w:val="1003"/>
+          <w:numId w:val="1004"/>
         </w:numPr>
         <w:pStyle w:val="Compact"/>
       </w:pPr>
@@ -194,7 +273,7 @@
       <w:pPr>
         <w:numPr>
           <w:ilvl w:val="0"/>
-          <w:numId w:val="1003"/>
+          <w:numId w:val="1004"/>
         </w:numPr>
         <w:pStyle w:val="Compact"/>
       </w:pPr>
@@ -202,8 +281,8 @@
         <w:t xml:space="preserve">[완료]</w:t>
       </w:r>
     </w:p>
-    <w:bookmarkEnd w:id="22"/>
-    <w:bookmarkStart w:id="23" w:name="파일럿-23단계-사진-얼굴-잘림-최종-해결보이는-위치-조정"/>
+    <w:bookmarkEnd w:id="23"/>
+    <w:bookmarkStart w:id="24" w:name="파일럿-23단계-사진-얼굴-잘림-최종-해결보이는-위치-조정"/>
     <w:p>
       <w:pPr>
         <w:pStyle w:val="Heading3"/>
@@ -216,7 +295,7 @@
       <w:pPr>
         <w:numPr>
           <w:ilvl w:val="0"/>
-          <w:numId w:val="1004"/>
+          <w:numId w:val="1005"/>
         </w:numPr>
         <w:pStyle w:val="Compact"/>
       </w:pPr>
@@ -228,7 +307,7 @@
       <w:pPr>
         <w:numPr>
           <w:ilvl w:val="0"/>
-          <w:numId w:val="1004"/>
+          <w:numId w:val="1005"/>
         </w:numPr>
         <w:pStyle w:val="Compact"/>
       </w:pPr>
@@ -240,7 +319,7 @@
       <w:pPr>
         <w:numPr>
           <w:ilvl w:val="0"/>
-          <w:numId w:val="1004"/>
+          <w:numId w:val="1005"/>
         </w:numPr>
         <w:pStyle w:val="Compact"/>
       </w:pPr>
@@ -252,7 +331,7 @@
       <w:pPr>
         <w:numPr>
           <w:ilvl w:val="0"/>
-          <w:numId w:val="1004"/>
+          <w:numId w:val="1005"/>
         </w:numPr>
         <w:pStyle w:val="Compact"/>
       </w:pPr>
@@ -260,8 +339,8 @@
         <w:t xml:space="preserve">[완료]</w:t>
       </w:r>
     </w:p>
-    <w:bookmarkEnd w:id="23"/>
-    <w:bookmarkStart w:id="24" w:name="파일럿-23단계-사진-재보정자연스러움손-노출"/>
+    <w:bookmarkEnd w:id="24"/>
+    <w:bookmarkStart w:id="25" w:name="파일럿-23단계-사진-재보정자연스러움손-노출"/>
     <w:p>
       <w:pPr>
         <w:pStyle w:val="Heading3"/>
@@ -274,7 +353,7 @@
       <w:pPr>
         <w:numPr>
           <w:ilvl w:val="0"/>
-          <w:numId w:val="1005"/>
+          <w:numId w:val="1006"/>
         </w:numPr>
         <w:pStyle w:val="Compact"/>
       </w:pPr>
@@ -301,7 +380,7 @@
       <w:pPr>
         <w:numPr>
           <w:ilvl w:val="0"/>
-          <w:numId w:val="1005"/>
+          <w:numId w:val="1006"/>
         </w:numPr>
         <w:pStyle w:val="Compact"/>
       </w:pPr>
@@ -313,7 +392,7 @@
       <w:pPr>
         <w:numPr>
           <w:ilvl w:val="0"/>
-          <w:numId w:val="1005"/>
+          <w:numId w:val="1006"/>
         </w:numPr>
         <w:pStyle w:val="Compact"/>
       </w:pPr>
@@ -325,7 +404,7 @@
       <w:pPr>
         <w:numPr>
           <w:ilvl w:val="0"/>
-          <w:numId w:val="1005"/>
+          <w:numId w:val="1006"/>
         </w:numPr>
         <w:pStyle w:val="Compact"/>
       </w:pPr>
@@ -333,8 +412,8 @@
         <w:t xml:space="preserve">[완료]</w:t>
       </w:r>
     </w:p>
-    <w:bookmarkEnd w:id="24"/>
-    <w:bookmarkStart w:id="25" w:name="파일럿-단계-사진-얼굴손-잘림-수정23단계-재생성"/>
+    <w:bookmarkEnd w:id="25"/>
+    <w:bookmarkStart w:id="26" w:name="파일럿-단계-사진-얼굴손-잘림-수정23단계-재생성"/>
     <w:p>
       <w:pPr>
         <w:pStyle w:val="Heading3"/>
@@ -347,7 +426,7 @@
       <w:pPr>
         <w:numPr>
           <w:ilvl w:val="0"/>
-          <w:numId w:val="1006"/>
+          <w:numId w:val="1007"/>
         </w:numPr>
         <w:pStyle w:val="Compact"/>
       </w:pPr>
@@ -377,7 +456,7 @@
       <w:pPr>
         <w:numPr>
           <w:ilvl w:val="0"/>
-          <w:numId w:val="1006"/>
+          <w:numId w:val="1007"/>
         </w:numPr>
         <w:pStyle w:val="Compact"/>
       </w:pPr>
@@ -389,7 +468,7 @@
       <w:pPr>
         <w:numPr>
           <w:ilvl w:val="0"/>
-          <w:numId w:val="1006"/>
+          <w:numId w:val="1007"/>
         </w:numPr>
         <w:pStyle w:val="Compact"/>
       </w:pPr>
@@ -401,7 +480,7 @@
       <w:pPr>
         <w:numPr>
           <w:ilvl w:val="0"/>
-          <w:numId w:val="1006"/>
+          <w:numId w:val="1007"/>
         </w:numPr>
         <w:pStyle w:val="Compact"/>
       </w:pPr>
@@ -409,8 +488,8 @@
         <w:t xml:space="preserve">[완료]</w:t>
       </w:r>
     </w:p>
-    <w:bookmarkEnd w:id="25"/>
-    <w:bookmarkStart w:id="26" w:name="신청-폼-개인정보-동의-체크박스-삭제"/>
+    <w:bookmarkEnd w:id="26"/>
+    <w:bookmarkStart w:id="27" w:name="신청-폼-개인정보-동의-체크박스-삭제"/>
     <w:p>
       <w:pPr>
         <w:pStyle w:val="Heading3"/>
@@ -423,7 +502,7 @@
       <w:pPr>
         <w:numPr>
           <w:ilvl w:val="0"/>
-          <w:numId w:val="1007"/>
+          <w:numId w:val="1008"/>
         </w:numPr>
         <w:pStyle w:val="Compact"/>
       </w:pPr>
@@ -453,7 +532,7 @@
       <w:pPr>
         <w:numPr>
           <w:ilvl w:val="0"/>
-          <w:numId w:val="1007"/>
+          <w:numId w:val="1008"/>
         </w:numPr>
         <w:pStyle w:val="Compact"/>
       </w:pPr>
@@ -465,7 +544,7 @@
       <w:pPr>
         <w:numPr>
           <w:ilvl w:val="0"/>
-          <w:numId w:val="1007"/>
+          <w:numId w:val="1008"/>
         </w:numPr>
         <w:pStyle w:val="Compact"/>
       </w:pPr>
@@ -473,8 +552,8 @@
         <w:t xml:space="preserve">[완료]</w:t>
       </w:r>
     </w:p>
-    <w:bookmarkEnd w:id="26"/>
-    <w:bookmarkStart w:id="27" w:name="가지-핵심기능-오른쪽-빈칸-해결-파일럿-4배지-사진-오버레이-재작업"/>
+    <w:bookmarkEnd w:id="27"/>
+    <w:bookmarkStart w:id="28" w:name="가지-핵심기능-오른쪽-빈칸-해결-파일럿-4배지-사진-오버레이-재작업"/>
     <w:p>
       <w:pPr>
         <w:pStyle w:val="Heading3"/>
@@ -487,7 +566,7 @@
       <w:pPr>
         <w:numPr>
           <w:ilvl w:val="0"/>
-          <w:numId w:val="1008"/>
+          <w:numId w:val="1009"/>
         </w:numPr>
         <w:pStyle w:val="Compact"/>
       </w:pPr>
@@ -499,7 +578,7 @@
       <w:pPr>
         <w:numPr>
           <w:ilvl w:val="0"/>
-          <w:numId w:val="1008"/>
+          <w:numId w:val="1009"/>
         </w:numPr>
         <w:pStyle w:val="Compact"/>
       </w:pPr>
@@ -529,7 +608,7 @@
       <w:pPr>
         <w:numPr>
           <w:ilvl w:val="0"/>
-          <w:numId w:val="1008"/>
+          <w:numId w:val="1009"/>
         </w:numPr>
         <w:pStyle w:val="Compact"/>
       </w:pPr>
@@ -559,7 +638,7 @@
       <w:pPr>
         <w:numPr>
           <w:ilvl w:val="0"/>
-          <w:numId w:val="1008"/>
+          <w:numId w:val="1009"/>
         </w:numPr>
         <w:pStyle w:val="Compact"/>
       </w:pPr>
@@ -567,8 +646,8 @@
         <w:t xml:space="preserve">[완료]</w:t>
       </w:r>
     </w:p>
-    <w:bookmarkEnd w:id="27"/>
-    <w:bookmarkStart w:id="28" w:name="가지-핵심기능-이미지-교체-이모지배지문안-정리-실제-앱-홈-화면-추가"/>
+    <w:bookmarkEnd w:id="28"/>
+    <w:bookmarkStart w:id="29" w:name="가지-핵심기능-이미지-교체-이모지배지문안-정리-실제-앱-홈-화면-추가"/>
     <w:p>
       <w:pPr>
         <w:pStyle w:val="Heading3"/>
@@ -581,7 +660,7 @@
       <w:pPr>
         <w:numPr>
           <w:ilvl w:val="0"/>
-          <w:numId w:val="1009"/>
+          <w:numId w:val="1010"/>
         </w:numPr>
         <w:pStyle w:val="Compact"/>
       </w:pPr>
@@ -593,7 +672,7 @@
       <w:pPr>
         <w:numPr>
           <w:ilvl w:val="0"/>
-          <w:numId w:val="1009"/>
+          <w:numId w:val="1010"/>
         </w:numPr>
         <w:pStyle w:val="Compact"/>
       </w:pPr>
@@ -623,7 +702,7 @@
       <w:pPr>
         <w:numPr>
           <w:ilvl w:val="0"/>
-          <w:numId w:val="1009"/>
+          <w:numId w:val="1010"/>
         </w:numPr>
         <w:pStyle w:val="Compact"/>
       </w:pPr>
@@ -653,7 +732,7 @@
       <w:pPr>
         <w:numPr>
           <w:ilvl w:val="0"/>
-          <w:numId w:val="1009"/>
+          <w:numId w:val="1010"/>
         </w:numPr>
         <w:pStyle w:val="Compact"/>
       </w:pPr>
@@ -665,7 +744,7 @@
       <w:pPr>
         <w:numPr>
           <w:ilvl w:val="0"/>
-          <w:numId w:val="1009"/>
+          <w:numId w:val="1010"/>
         </w:numPr>
         <w:pStyle w:val="Compact"/>
       </w:pPr>
@@ -677,7 +756,7 @@
       <w:pPr>
         <w:numPr>
           <w:ilvl w:val="0"/>
-          <w:numId w:val="1009"/>
+          <w:numId w:val="1010"/>
         </w:numPr>
         <w:pStyle w:val="Compact"/>
       </w:pPr>
@@ -707,7 +786,7 @@
       <w:pPr>
         <w:numPr>
           <w:ilvl w:val="0"/>
-          <w:numId w:val="1009"/>
+          <w:numId w:val="1010"/>
         </w:numPr>
         <w:pStyle w:val="Compact"/>
       </w:pPr>
@@ -737,7 +816,7 @@
       <w:pPr>
         <w:numPr>
           <w:ilvl w:val="0"/>
-          <w:numId w:val="1009"/>
+          <w:numId w:val="1010"/>
         </w:numPr>
         <w:pStyle w:val="Compact"/>
       </w:pPr>
@@ -764,7 +843,7 @@
       <w:pPr>
         <w:numPr>
           <w:ilvl w:val="0"/>
-          <w:numId w:val="1009"/>
+          <w:numId w:val="1010"/>
         </w:numPr>
         <w:pStyle w:val="Compact"/>
       </w:pPr>
@@ -772,8 +851,8 @@
         <w:t xml:space="preserve">[완료]</w:t>
       </w:r>
     </w:p>
-    <w:bookmarkEnd w:id="28"/>
-    <w:bookmarkStart w:id="29" w:name="사이트-전체-사람차량자연-배경을-한국식으로-교체-외국중국-느낌-제거"/>
+    <w:bookmarkEnd w:id="29"/>
+    <w:bookmarkStart w:id="30" w:name="사이트-전체-사람차량자연-배경을-한국식으로-교체-외국중국-느낌-제거"/>
     <w:p>
       <w:pPr>
         <w:pStyle w:val="Heading3"/>
@@ -786,7 +865,7 @@
       <w:pPr>
         <w:numPr>
           <w:ilvl w:val="0"/>
-          <w:numId w:val="1010"/>
+          <w:numId w:val="1011"/>
         </w:numPr>
         <w:pStyle w:val="Compact"/>
       </w:pPr>
@@ -798,7 +877,7 @@
       <w:pPr>
         <w:numPr>
           <w:ilvl w:val="0"/>
-          <w:numId w:val="1010"/>
+          <w:numId w:val="1011"/>
         </w:numPr>
         <w:pStyle w:val="Compact"/>
       </w:pPr>
@@ -912,7 +991,7 @@
       <w:pPr>
         <w:numPr>
           <w:ilvl w:val="0"/>
-          <w:numId w:val="1010"/>
+          <w:numId w:val="1011"/>
         </w:numPr>
         <w:pStyle w:val="Compact"/>
       </w:pPr>
@@ -924,7 +1003,7 @@
       <w:pPr>
         <w:numPr>
           <w:ilvl w:val="0"/>
-          <w:numId w:val="1010"/>
+          <w:numId w:val="1011"/>
         </w:numPr>
         <w:pStyle w:val="Compact"/>
       </w:pPr>
@@ -936,7 +1015,7 @@
       <w:pPr>
         <w:numPr>
           <w:ilvl w:val="0"/>
-          <w:numId w:val="1010"/>
+          <w:numId w:val="1011"/>
         </w:numPr>
         <w:pStyle w:val="Compact"/>
       </w:pPr>
@@ -944,8 +1023,8 @@
         <w:t xml:space="preserve">[완료]</w:t>
       </w:r>
     </w:p>
-    <w:bookmarkEnd w:id="29"/>
-    <w:bookmarkStart w:id="30" w:name="전체-디자인-감각-패스-taste-스킬-배치사진내용사이즈-그대로"/>
+    <w:bookmarkEnd w:id="30"/>
+    <w:bookmarkStart w:id="31" w:name="전체-디자인-감각-패스-taste-스킬-배치사진내용사이즈-그대로"/>
     <w:p>
       <w:pPr>
         <w:pStyle w:val="Heading3"/>
@@ -958,7 +1037,7 @@
       <w:pPr>
         <w:numPr>
           <w:ilvl w:val="0"/>
-          <w:numId w:val="1011"/>
+          <w:numId w:val="1012"/>
         </w:numPr>
         <w:pStyle w:val="Compact"/>
       </w:pPr>
@@ -970,7 +1049,7 @@
       <w:pPr>
         <w:numPr>
           <w:ilvl w:val="0"/>
-          <w:numId w:val="1011"/>
+          <w:numId w:val="1012"/>
         </w:numPr>
         <w:pStyle w:val="Compact"/>
       </w:pPr>
@@ -1033,7 +1112,7 @@
       <w:pPr>
         <w:numPr>
           <w:ilvl w:val="0"/>
-          <w:numId w:val="1011"/>
+          <w:numId w:val="1012"/>
         </w:numPr>
         <w:pStyle w:val="Compact"/>
       </w:pPr>
@@ -1041,8 +1120,8 @@
         <w:t xml:space="preserve">[완료]</w:t>
       </w:r>
     </w:p>
-    <w:bookmarkEnd w:id="30"/>
-    <w:bookmarkStart w:id="31" w:name="오픈그래프공유-썸네일-이미지-흐릿한-대시보드-나열-상징-그래픽-ccg"/>
+    <w:bookmarkEnd w:id="31"/>
+    <w:bookmarkStart w:id="32" w:name="오픈그래프공유-썸네일-이미지-흐릿한-대시보드-나열-상징-그래픽-ccg"/>
     <w:p>
       <w:pPr>
         <w:pStyle w:val="Heading3"/>
@@ -1055,7 +1134,7 @@
       <w:pPr>
         <w:numPr>
           <w:ilvl w:val="0"/>
-          <w:numId w:val="1012"/>
+          <w:numId w:val="1013"/>
         </w:numPr>
         <w:pStyle w:val="Compact"/>
       </w:pPr>
@@ -1067,7 +1146,7 @@
       <w:pPr>
         <w:numPr>
           <w:ilvl w:val="0"/>
-          <w:numId w:val="1012"/>
+          <w:numId w:val="1013"/>
         </w:numPr>
         <w:pStyle w:val="Compact"/>
       </w:pPr>
@@ -1103,7 +1182,7 @@
       <w:pPr>
         <w:numPr>
           <w:ilvl w:val="0"/>
-          <w:numId w:val="1012"/>
+          <w:numId w:val="1013"/>
         </w:numPr>
         <w:pStyle w:val="Compact"/>
       </w:pPr>
@@ -1127,7 +1206,7 @@
       <w:pPr>
         <w:numPr>
           <w:ilvl w:val="0"/>
-          <w:numId w:val="1012"/>
+          <w:numId w:val="1013"/>
         </w:numPr>
         <w:pStyle w:val="Compact"/>
       </w:pPr>
@@ -1139,7 +1218,7 @@
       <w:pPr>
         <w:numPr>
           <w:ilvl w:val="0"/>
-          <w:numId w:val="1012"/>
+          <w:numId w:val="1013"/>
         </w:numPr>
         <w:pStyle w:val="Compact"/>
       </w:pPr>
@@ -1147,8 +1226,8 @@
         <w:t xml:space="preserve">[완료]</w:t>
       </w:r>
     </w:p>
-    <w:bookmarkEnd w:id="31"/>
-    <w:bookmarkStart w:id="32" w:name="가지-핵심-기능-32-어색한-배치-1열-가로형-슬림-카드"/>
+    <w:bookmarkEnd w:id="32"/>
+    <w:bookmarkStart w:id="33" w:name="가지-핵심-기능-32-어색한-배치-1열-가로형-슬림-카드"/>
     <w:p>
       <w:pPr>
         <w:pStyle w:val="Heading3"/>
@@ -1161,7 +1240,7 @@
       <w:pPr>
         <w:numPr>
           <w:ilvl w:val="0"/>
-          <w:numId w:val="1013"/>
+          <w:numId w:val="1014"/>
         </w:numPr>
         <w:pStyle w:val="Compact"/>
       </w:pPr>
@@ -1173,7 +1252,7 @@
       <w:pPr>
         <w:numPr>
           <w:ilvl w:val="0"/>
-          <w:numId w:val="1013"/>
+          <w:numId w:val="1014"/>
         </w:numPr>
         <w:pStyle w:val="Compact"/>
       </w:pPr>
@@ -1185,7 +1264,7 @@
       <w:pPr>
         <w:numPr>
           <w:ilvl w:val="0"/>
-          <w:numId w:val="1013"/>
+          <w:numId w:val="1014"/>
         </w:numPr>
         <w:pStyle w:val="Compact"/>
       </w:pPr>
@@ -1197,7 +1276,7 @@
       <w:pPr>
         <w:numPr>
           <w:ilvl w:val="0"/>
-          <w:numId w:val="1013"/>
+          <w:numId w:val="1014"/>
         </w:numPr>
         <w:pStyle w:val="Compact"/>
       </w:pPr>
@@ -1205,8 +1284,8 @@
         <w:t xml:space="preserve">[완료]</w:t>
       </w:r>
     </w:p>
-    <w:bookmarkEnd w:id="32"/>
-    <w:bookmarkStart w:id="50" w:name="dev_log-마이피드-b2b-랜딩페이지-abl_landing"/>
+    <w:bookmarkEnd w:id="33"/>
+    <w:bookmarkStart w:id="51" w:name="dev_log-마이피드-b2b-랜딩페이지-abl_landing"/>
     <w:p>
       <w:pPr>
         <w:pStyle w:val="Heading1"/>
@@ -1215,7 +1294,7 @@
         <w:t xml:space="preserve">DEV_LOG — 마이피드 B2B 랜딩페이지 (abl_landing)</w:t>
       </w:r>
     </w:p>
-    <w:bookmarkStart w:id="33" w:name="X79e90aa534b0a41ca5aec1930c74c0755625a6e"/>
+    <w:bookmarkStart w:id="34" w:name="X79e90aa534b0a41ca5aec1930c74c0755625a6e"/>
     <w:p>
       <w:pPr>
         <w:pStyle w:val="Heading3"/>
@@ -1228,7 +1307,7 @@
       <w:pPr>
         <w:numPr>
           <w:ilvl w:val="0"/>
-          <w:numId w:val="1014"/>
+          <w:numId w:val="1015"/>
         </w:numPr>
         <w:pStyle w:val="Compact"/>
       </w:pPr>
@@ -1240,7 +1319,7 @@
       <w:pPr>
         <w:numPr>
           <w:ilvl w:val="0"/>
-          <w:numId w:val="1014"/>
+          <w:numId w:val="1015"/>
         </w:numPr>
         <w:pStyle w:val="Compact"/>
       </w:pPr>
@@ -1282,7 +1361,7 @@
       <w:pPr>
         <w:numPr>
           <w:ilvl w:val="0"/>
-          <w:numId w:val="1014"/>
+          <w:numId w:val="1015"/>
         </w:numPr>
         <w:pStyle w:val="Compact"/>
       </w:pPr>
@@ -1294,7 +1373,7 @@
       <w:pPr>
         <w:numPr>
           <w:ilvl w:val="0"/>
-          <w:numId w:val="1014"/>
+          <w:numId w:val="1015"/>
         </w:numPr>
         <w:pStyle w:val="Compact"/>
       </w:pPr>
@@ -1306,7 +1385,7 @@
       <w:pPr>
         <w:numPr>
           <w:ilvl w:val="0"/>
-          <w:numId w:val="1014"/>
+          <w:numId w:val="1015"/>
         </w:numPr>
         <w:pStyle w:val="Compact"/>
       </w:pPr>
@@ -1314,8 +1393,8 @@
         <w:t xml:space="preserve">[완료]</w:t>
       </w:r>
     </w:p>
-    <w:bookmarkEnd w:id="33"/>
-    <w:bookmarkStart w:id="34" w:name="파일럿-5단계-카드-높이-슬림화"/>
+    <w:bookmarkEnd w:id="34"/>
+    <w:bookmarkStart w:id="35" w:name="파일럿-5단계-카드-높이-슬림화"/>
     <w:p>
       <w:pPr>
         <w:pStyle w:val="Heading3"/>
@@ -1328,7 +1407,7 @@
       <w:pPr>
         <w:numPr>
           <w:ilvl w:val="0"/>
-          <w:numId w:val="1015"/>
+          <w:numId w:val="1016"/>
         </w:numPr>
         <w:pStyle w:val="Compact"/>
       </w:pPr>
@@ -1340,7 +1419,7 @@
       <w:pPr>
         <w:numPr>
           <w:ilvl w:val="0"/>
-          <w:numId w:val="1015"/>
+          <w:numId w:val="1016"/>
         </w:numPr>
         <w:pStyle w:val="Compact"/>
       </w:pPr>
@@ -1352,7 +1431,7 @@
       <w:pPr>
         <w:numPr>
           <w:ilvl w:val="0"/>
-          <w:numId w:val="1015"/>
+          <w:numId w:val="1016"/>
         </w:numPr>
         <w:pStyle w:val="Compact"/>
       </w:pPr>
@@ -1360,8 +1439,8 @@
         <w:t xml:space="preserve">[완료]</w:t>
       </w:r>
     </w:p>
-    <w:bookmarkEnd w:id="34"/>
-    <w:bookmarkStart w:id="35" w:name="파일럿-5단계-1열-큰-카드로-변경"/>
+    <w:bookmarkEnd w:id="35"/>
+    <w:bookmarkStart w:id="36" w:name="파일럿-5단계-1열-큰-카드로-변경"/>
     <w:p>
       <w:pPr>
         <w:pStyle w:val="Heading3"/>
@@ -1374,7 +1453,7 @@
       <w:pPr>
         <w:numPr>
           <w:ilvl w:val="0"/>
-          <w:numId w:val="1016"/>
+          <w:numId w:val="1017"/>
         </w:numPr>
         <w:pStyle w:val="Compact"/>
       </w:pPr>
@@ -1386,7 +1465,7 @@
       <w:pPr>
         <w:numPr>
           <w:ilvl w:val="0"/>
-          <w:numId w:val="1016"/>
+          <w:numId w:val="1017"/>
         </w:numPr>
         <w:pStyle w:val="Compact"/>
       </w:pPr>
@@ -1398,7 +1477,7 @@
       <w:pPr>
         <w:numPr>
           <w:ilvl w:val="0"/>
-          <w:numId w:val="1016"/>
+          <w:numId w:val="1017"/>
         </w:numPr>
         <w:pStyle w:val="Compact"/>
       </w:pPr>
@@ -1410,7 +1489,7 @@
       <w:pPr>
         <w:numPr>
           <w:ilvl w:val="0"/>
-          <w:numId w:val="1016"/>
+          <w:numId w:val="1017"/>
         </w:numPr>
         <w:pStyle w:val="Compact"/>
       </w:pPr>
@@ -1418,8 +1497,8 @@
         <w:t xml:space="preserve">[완료]</w:t>
       </w:r>
     </w:p>
-    <w:bookmarkEnd w:id="35"/>
-    <w:bookmarkStart w:id="36" w:name="파일럿-5단계-빈-칸-제거-5열-가로-타임라인-ccg"/>
+    <w:bookmarkEnd w:id="36"/>
+    <w:bookmarkStart w:id="37" w:name="파일럿-5단계-빈-칸-제거-5열-가로-타임라인-ccg"/>
     <w:p>
       <w:pPr>
         <w:pStyle w:val="Heading3"/>
@@ -1432,7 +1511,7 @@
       <w:pPr>
         <w:numPr>
           <w:ilvl w:val="0"/>
-          <w:numId w:val="1017"/>
+          <w:numId w:val="1018"/>
         </w:numPr>
         <w:pStyle w:val="Compact"/>
       </w:pPr>
@@ -1444,7 +1523,7 @@
       <w:pPr>
         <w:numPr>
           <w:ilvl w:val="0"/>
-          <w:numId w:val="1017"/>
+          <w:numId w:val="1018"/>
         </w:numPr>
         <w:pStyle w:val="Compact"/>
       </w:pPr>
@@ -1474,7 +1553,7 @@
       <w:pPr>
         <w:numPr>
           <w:ilvl w:val="0"/>
-          <w:numId w:val="1017"/>
+          <w:numId w:val="1018"/>
         </w:numPr>
         <w:pStyle w:val="Compact"/>
       </w:pPr>
@@ -1486,7 +1565,7 @@
       <w:pPr>
         <w:numPr>
           <w:ilvl w:val="0"/>
-          <w:numId w:val="1017"/>
+          <w:numId w:val="1018"/>
         </w:numPr>
         <w:pStyle w:val="Compact"/>
       </w:pPr>
@@ -1498,7 +1577,7 @@
       <w:pPr>
         <w:numPr>
           <w:ilvl w:val="0"/>
-          <w:numId w:val="1017"/>
+          <w:numId w:val="1018"/>
         </w:numPr>
         <w:pStyle w:val="Compact"/>
       </w:pPr>
@@ -1506,8 +1585,8 @@
         <w:t xml:space="preserve">[완료]</w:t>
       </w:r>
     </w:p>
-    <w:bookmarkEnd w:id="36"/>
-    <w:bookmarkStart w:id="37" w:name="핵심-기능-섹션-좌우-균형-녹색-카드-하단-전체폭-배너-ccg"/>
+    <w:bookmarkEnd w:id="37"/>
+    <w:bookmarkStart w:id="38" w:name="핵심-기능-섹션-좌우-균형-녹색-카드-하단-전체폭-배너-ccg"/>
     <w:p>
       <w:pPr>
         <w:pStyle w:val="Heading3"/>
@@ -1520,7 +1599,7 @@
       <w:pPr>
         <w:numPr>
           <w:ilvl w:val="0"/>
-          <w:numId w:val="1018"/>
+          <w:numId w:val="1019"/>
         </w:numPr>
         <w:pStyle w:val="Compact"/>
       </w:pPr>
@@ -1532,7 +1611,7 @@
       <w:pPr>
         <w:numPr>
           <w:ilvl w:val="0"/>
-          <w:numId w:val="1018"/>
+          <w:numId w:val="1019"/>
         </w:numPr>
         <w:pStyle w:val="Compact"/>
       </w:pPr>
@@ -1562,7 +1641,7 @@
       <w:pPr>
         <w:numPr>
           <w:ilvl w:val="0"/>
-          <w:numId w:val="1018"/>
+          <w:numId w:val="1019"/>
         </w:numPr>
         <w:pStyle w:val="Compact"/>
       </w:pPr>
@@ -1574,7 +1653,7 @@
       <w:pPr>
         <w:numPr>
           <w:ilvl w:val="0"/>
-          <w:numId w:val="1018"/>
+          <w:numId w:val="1019"/>
         </w:numPr>
         <w:pStyle w:val="Compact"/>
       </w:pPr>
@@ -1586,7 +1665,7 @@
       <w:pPr>
         <w:numPr>
           <w:ilvl w:val="0"/>
-          <w:numId w:val="1018"/>
+          <w:numId w:val="1019"/>
         </w:numPr>
         <w:pStyle w:val="Compact"/>
       </w:pPr>
@@ -1594,8 +1673,8 @@
         <w:t xml:space="preserve">[완료]</w:t>
       </w:r>
     </w:p>
-    <w:bookmarkEnd w:id="37"/>
-    <w:bookmarkStart w:id="38" w:name="신청-섹션-가로폭을-사이트-표준1120px에-맞춤"/>
+    <w:bookmarkEnd w:id="38"/>
+    <w:bookmarkStart w:id="39" w:name="신청-섹션-가로폭을-사이트-표준1120px에-맞춤"/>
     <w:p>
       <w:pPr>
         <w:pStyle w:val="Heading3"/>
@@ -1608,7 +1687,7 @@
       <w:pPr>
         <w:numPr>
           <w:ilvl w:val="0"/>
-          <w:numId w:val="1019"/>
+          <w:numId w:val="1020"/>
         </w:numPr>
         <w:pStyle w:val="Compact"/>
       </w:pPr>
@@ -1620,7 +1699,7 @@
       <w:pPr>
         <w:numPr>
           <w:ilvl w:val="0"/>
-          <w:numId w:val="1019"/>
+          <w:numId w:val="1020"/>
         </w:numPr>
         <w:pStyle w:val="Compact"/>
       </w:pPr>
@@ -1632,7 +1711,7 @@
       <w:pPr>
         <w:numPr>
           <w:ilvl w:val="0"/>
-          <w:numId w:val="1019"/>
+          <w:numId w:val="1020"/>
         </w:numPr>
         <w:pStyle w:val="Compact"/>
       </w:pPr>
@@ -1644,7 +1723,7 @@
       <w:pPr>
         <w:numPr>
           <w:ilvl w:val="0"/>
-          <w:numId w:val="1019"/>
+          <w:numId w:val="1020"/>
         </w:numPr>
         <w:pStyle w:val="Compact"/>
       </w:pPr>
@@ -1652,8 +1731,8 @@
         <w:t xml:space="preserve">[완료]</w:t>
       </w:r>
     </w:p>
-    <w:bookmarkEnd w:id="38"/>
-    <w:bookmarkStart w:id="39" w:name="신청-섹션-가치-타일-사진-위-글씨-이미지-위텍스트-아래-카드-ccg"/>
+    <w:bookmarkEnd w:id="39"/>
+    <w:bookmarkStart w:id="40" w:name="신청-섹션-가치-타일-사진-위-글씨-이미지-위텍스트-아래-카드-ccg"/>
     <w:p>
       <w:pPr>
         <w:pStyle w:val="Heading3"/>
@@ -1666,7 +1745,7 @@
       <w:pPr>
         <w:numPr>
           <w:ilvl w:val="0"/>
-          <w:numId w:val="1020"/>
+          <w:numId w:val="1021"/>
         </w:numPr>
         <w:pStyle w:val="Compact"/>
       </w:pPr>
@@ -1678,7 +1757,7 @@
       <w:pPr>
         <w:numPr>
           <w:ilvl w:val="0"/>
-          <w:numId w:val="1020"/>
+          <w:numId w:val="1021"/>
         </w:numPr>
         <w:pStyle w:val="Compact"/>
       </w:pPr>
@@ -1708,7 +1787,7 @@
       <w:pPr>
         <w:numPr>
           <w:ilvl w:val="0"/>
-          <w:numId w:val="1020"/>
+          <w:numId w:val="1021"/>
         </w:numPr>
         <w:pStyle w:val="Compact"/>
       </w:pPr>
@@ -1720,7 +1799,7 @@
       <w:pPr>
         <w:numPr>
           <w:ilvl w:val="0"/>
-          <w:numId w:val="1020"/>
+          <w:numId w:val="1021"/>
         </w:numPr>
         <w:pStyle w:val="Compact"/>
       </w:pPr>
@@ -1732,7 +1811,7 @@
       <w:pPr>
         <w:numPr>
           <w:ilvl w:val="0"/>
-          <w:numId w:val="1020"/>
+          <w:numId w:val="1021"/>
         </w:numPr>
         <w:pStyle w:val="Compact"/>
       </w:pPr>
@@ -1740,8 +1819,8 @@
         <w:t xml:space="preserve">[완료]</w:t>
       </w:r>
     </w:p>
-    <w:bookmarkEnd w:id="39"/>
-    <w:bookmarkStart w:id="40" w:name="솔루션-5단계-이미지-크게-지그재그-레이아웃-ccg"/>
+    <w:bookmarkEnd w:id="40"/>
+    <w:bookmarkStart w:id="41" w:name="솔루션-5단계-이미지-크게-지그재그-레이아웃-ccg"/>
     <w:p>
       <w:pPr>
         <w:pStyle w:val="Heading3"/>
@@ -1754,7 +1833,7 @@
       <w:pPr>
         <w:numPr>
           <w:ilvl w:val="0"/>
-          <w:numId w:val="1021"/>
+          <w:numId w:val="1022"/>
         </w:numPr>
         <w:pStyle w:val="Compact"/>
       </w:pPr>
@@ -1766,7 +1845,7 @@
       <w:pPr>
         <w:numPr>
           <w:ilvl w:val="0"/>
-          <w:numId w:val="1021"/>
+          <w:numId w:val="1022"/>
         </w:numPr>
         <w:pStyle w:val="Compact"/>
       </w:pPr>
@@ -1778,7 +1857,7 @@
       <w:pPr>
         <w:numPr>
           <w:ilvl w:val="0"/>
-          <w:numId w:val="1021"/>
+          <w:numId w:val="1022"/>
         </w:numPr>
         <w:pStyle w:val="Compact"/>
       </w:pPr>
@@ -1790,7 +1869,7 @@
       <w:pPr>
         <w:numPr>
           <w:ilvl w:val="0"/>
-          <w:numId w:val="1021"/>
+          <w:numId w:val="1022"/>
         </w:numPr>
         <w:pStyle w:val="Compact"/>
       </w:pPr>
@@ -1802,7 +1881,7 @@
       <w:pPr>
         <w:numPr>
           <w:ilvl w:val="0"/>
-          <w:numId w:val="1021"/>
+          <w:numId w:val="1022"/>
         </w:numPr>
         <w:pStyle w:val="Compact"/>
       </w:pPr>
@@ -1814,7 +1893,7 @@
       <w:pPr>
         <w:numPr>
           <w:ilvl w:val="0"/>
-          <w:numId w:val="1021"/>
+          <w:numId w:val="1022"/>
         </w:numPr>
         <w:pStyle w:val="Compact"/>
       </w:pPr>
@@ -1822,8 +1901,8 @@
         <w:t xml:space="preserve">[완료]</w:t>
       </w:r>
     </w:p>
-    <w:bookmarkEnd w:id="40"/>
-    <w:bookmarkStart w:id="41" w:name="신청-섹션-가치-타일-실사-사진-카드로-교체-ccg"/>
+    <w:bookmarkEnd w:id="41"/>
+    <w:bookmarkStart w:id="42" w:name="신청-섹션-가치-타일-실사-사진-카드로-교체-ccg"/>
     <w:p>
       <w:pPr>
         <w:pStyle w:val="Heading3"/>
@@ -1836,7 +1915,7 @@
       <w:pPr>
         <w:numPr>
           <w:ilvl w:val="0"/>
-          <w:numId w:val="1022"/>
+          <w:numId w:val="1023"/>
         </w:numPr>
         <w:pStyle w:val="Compact"/>
       </w:pPr>
@@ -1848,7 +1927,7 @@
       <w:pPr>
         <w:numPr>
           <w:ilvl w:val="0"/>
-          <w:numId w:val="1022"/>
+          <w:numId w:val="1023"/>
         </w:numPr>
         <w:pStyle w:val="Compact"/>
       </w:pPr>
@@ -1860,7 +1939,7 @@
       <w:pPr>
         <w:numPr>
           <w:ilvl w:val="0"/>
-          <w:numId w:val="1022"/>
+          <w:numId w:val="1023"/>
         </w:numPr>
         <w:pStyle w:val="Compact"/>
       </w:pPr>
@@ -1878,7 +1957,7 @@
       <w:pPr>
         <w:numPr>
           <w:ilvl w:val="0"/>
-          <w:numId w:val="1022"/>
+          <w:numId w:val="1023"/>
         </w:numPr>
         <w:pStyle w:val="Compact"/>
       </w:pPr>
@@ -1890,7 +1969,7 @@
       <w:pPr>
         <w:numPr>
           <w:ilvl w:val="0"/>
-          <w:numId w:val="1022"/>
+          <w:numId w:val="1023"/>
         </w:numPr>
         <w:pStyle w:val="Compact"/>
       </w:pPr>
@@ -1898,8 +1977,8 @@
         <w:t xml:space="preserve">[완료]</w:t>
       </w:r>
     </w:p>
-    <w:bookmarkEnd w:id="41"/>
-    <w:bookmarkStart w:id="42" w:name="신청-섹션-가치-타일에-상징-아이콘-추가-ccg"/>
+    <w:bookmarkEnd w:id="42"/>
+    <w:bookmarkStart w:id="43" w:name="신청-섹션-가치-타일에-상징-아이콘-추가-ccg"/>
     <w:p>
       <w:pPr>
         <w:pStyle w:val="Heading3"/>
@@ -1912,7 +1991,7 @@
       <w:pPr>
         <w:numPr>
           <w:ilvl w:val="0"/>
-          <w:numId w:val="1023"/>
+          <w:numId w:val="1024"/>
         </w:numPr>
         <w:pStyle w:val="Compact"/>
       </w:pPr>
@@ -1942,7 +2021,7 @@
       <w:pPr>
         <w:numPr>
           <w:ilvl w:val="0"/>
-          <w:numId w:val="1023"/>
+          <w:numId w:val="1024"/>
         </w:numPr>
         <w:pStyle w:val="Compact"/>
       </w:pPr>
@@ -1954,7 +2033,7 @@
       <w:pPr>
         <w:numPr>
           <w:ilvl w:val="0"/>
-          <w:numId w:val="1023"/>
+          <w:numId w:val="1024"/>
         </w:numPr>
         <w:pStyle w:val="Compact"/>
       </w:pPr>
@@ -1966,7 +2045,7 @@
       <w:pPr>
         <w:numPr>
           <w:ilvl w:val="0"/>
-          <w:numId w:val="1023"/>
+          <w:numId w:val="1024"/>
         </w:numPr>
         <w:pStyle w:val="Compact"/>
       </w:pPr>
@@ -1974,8 +2053,8 @@
         <w:t xml:space="preserve">[완료]</w:t>
       </w:r>
     </w:p>
-    <w:bookmarkEnd w:id="42"/>
-    <w:bookmarkStart w:id="43" w:name="하단-띠배너-가운데-정렬"/>
+    <w:bookmarkEnd w:id="43"/>
+    <w:bookmarkStart w:id="44" w:name="하단-띠배너-가운데-정렬"/>
     <w:p>
       <w:pPr>
         <w:pStyle w:val="Heading3"/>
@@ -1988,7 +2067,7 @@
       <w:pPr>
         <w:numPr>
           <w:ilvl w:val="0"/>
-          <w:numId w:val="1024"/>
+          <w:numId w:val="1025"/>
         </w:numPr>
         <w:pStyle w:val="Compact"/>
       </w:pPr>
@@ -2000,7 +2079,7 @@
       <w:pPr>
         <w:numPr>
           <w:ilvl w:val="0"/>
-          <w:numId w:val="1024"/>
+          <w:numId w:val="1025"/>
         </w:numPr>
         <w:pStyle w:val="Compact"/>
       </w:pPr>
@@ -2012,7 +2091,7 @@
       <w:pPr>
         <w:numPr>
           <w:ilvl w:val="0"/>
-          <w:numId w:val="1024"/>
+          <w:numId w:val="1025"/>
         </w:numPr>
         <w:pStyle w:val="Compact"/>
       </w:pPr>
@@ -2020,8 +2099,8 @@
         <w:t xml:space="preserve">[완료]</w:t>
       </w:r>
     </w:p>
-    <w:bookmarkEnd w:id="43"/>
-    <w:bookmarkStart w:id="44" w:name="파일럿-5단계-ai-느낌-svg-실사-사진-교체-ccg"/>
+    <w:bookmarkEnd w:id="44"/>
+    <w:bookmarkStart w:id="45" w:name="파일럿-5단계-ai-느낌-svg-실사-사진-교체-ccg"/>
     <w:p>
       <w:pPr>
         <w:pStyle w:val="Heading3"/>
@@ -2034,7 +2113,7 @@
       <w:pPr>
         <w:numPr>
           <w:ilvl w:val="0"/>
-          <w:numId w:val="1025"/>
+          <w:numId w:val="1026"/>
         </w:numPr>
         <w:pStyle w:val="Compact"/>
       </w:pPr>
@@ -2046,7 +2125,7 @@
       <w:pPr>
         <w:numPr>
           <w:ilvl w:val="0"/>
-          <w:numId w:val="1025"/>
+          <w:numId w:val="1026"/>
         </w:numPr>
         <w:pStyle w:val="Compact"/>
       </w:pPr>
@@ -2058,7 +2137,7 @@
       <w:pPr>
         <w:numPr>
           <w:ilvl w:val="0"/>
-          <w:numId w:val="1025"/>
+          <w:numId w:val="1026"/>
         </w:numPr>
         <w:pStyle w:val="Compact"/>
       </w:pPr>
@@ -2070,7 +2149,7 @@
       <w:pPr>
         <w:numPr>
           <w:ilvl w:val="0"/>
-          <w:numId w:val="1025"/>
+          <w:numId w:val="1026"/>
         </w:numPr>
         <w:pStyle w:val="Compact"/>
       </w:pPr>
@@ -2082,7 +2161,7 @@
       <w:pPr>
         <w:numPr>
           <w:ilvl w:val="0"/>
-          <w:numId w:val="1025"/>
+          <w:numId w:val="1026"/>
         </w:numPr>
         <w:pStyle w:val="Compact"/>
       </w:pPr>
@@ -2090,8 +2169,8 @@
         <w:t xml:space="preserve">[완료]</w:t>
       </w:r>
     </w:p>
-    <w:bookmarkEnd w:id="44"/>
-    <w:bookmarkStart w:id="45" w:name="희미함작은이미지-해결-실사-11장-생성-대형-사진-레이아웃-ccg"/>
+    <w:bookmarkEnd w:id="45"/>
+    <w:bookmarkStart w:id="46" w:name="희미함작은이미지-해결-실사-11장-생성-대형-사진-레이아웃-ccg"/>
     <w:p>
       <w:pPr>
         <w:pStyle w:val="Heading3"/>
@@ -2104,7 +2183,7 @@
       <w:pPr>
         <w:numPr>
           <w:ilvl w:val="0"/>
-          <w:numId w:val="1026"/>
+          <w:numId w:val="1027"/>
         </w:numPr>
         <w:pStyle w:val="Compact"/>
       </w:pPr>
@@ -2116,7 +2195,7 @@
       <w:pPr>
         <w:numPr>
           <w:ilvl w:val="0"/>
-          <w:numId w:val="1026"/>
+          <w:numId w:val="1027"/>
         </w:numPr>
         <w:pStyle w:val="Compact"/>
       </w:pPr>
@@ -2146,7 +2225,7 @@
       <w:pPr>
         <w:numPr>
           <w:ilvl w:val="0"/>
-          <w:numId w:val="1026"/>
+          <w:numId w:val="1027"/>
         </w:numPr>
         <w:pStyle w:val="Compact"/>
       </w:pPr>
@@ -2158,7 +2237,7 @@
       <w:pPr>
         <w:numPr>
           <w:ilvl w:val="0"/>
-          <w:numId w:val="1026"/>
+          <w:numId w:val="1027"/>
         </w:numPr>
         <w:pStyle w:val="Compact"/>
       </w:pPr>
@@ -2170,7 +2249,7 @@
       <w:pPr>
         <w:numPr>
           <w:ilvl w:val="0"/>
-          <w:numId w:val="1026"/>
+          <w:numId w:val="1027"/>
         </w:numPr>
         <w:pStyle w:val="Compact"/>
       </w:pPr>
@@ -2182,7 +2261,7 @@
       <w:pPr>
         <w:numPr>
           <w:ilvl w:val="0"/>
-          <w:numId w:val="1026"/>
+          <w:numId w:val="1027"/>
         </w:numPr>
         <w:pStyle w:val="Compact"/>
       </w:pPr>
@@ -2194,7 +2273,7 @@
       <w:pPr>
         <w:numPr>
           <w:ilvl w:val="0"/>
-          <w:numId w:val="1026"/>
+          <w:numId w:val="1027"/>
         </w:numPr>
         <w:pStyle w:val="Compact"/>
       </w:pPr>
@@ -2202,8 +2281,8 @@
         <w:t xml:space="preserve">[완료]</w:t>
       </w:r>
     </w:p>
-    <w:bookmarkEnd w:id="45"/>
-    <w:bookmarkStart w:id="46" w:name="일러스트-개선-잘림-해결-갤러리-실제화면-교체-ccg-b안"/>
+    <w:bookmarkEnd w:id="46"/>
+    <w:bookmarkStart w:id="47" w:name="일러스트-개선-잘림-해결-갤러리-실제화면-교체-ccg-b안"/>
     <w:p>
       <w:pPr>
         <w:pStyle w:val="Heading3"/>
@@ -2216,7 +2295,7 @@
       <w:pPr>
         <w:numPr>
           <w:ilvl w:val="0"/>
-          <w:numId w:val="1027"/>
+          <w:numId w:val="1028"/>
         </w:numPr>
         <w:pStyle w:val="Compact"/>
       </w:pPr>
@@ -2228,7 +2307,7 @@
       <w:pPr>
         <w:numPr>
           <w:ilvl w:val="0"/>
-          <w:numId w:val="1027"/>
+          <w:numId w:val="1028"/>
         </w:numPr>
         <w:pStyle w:val="Compact"/>
       </w:pPr>
@@ -2240,7 +2319,7 @@
       <w:pPr>
         <w:numPr>
           <w:ilvl w:val="0"/>
-          <w:numId w:val="1027"/>
+          <w:numId w:val="1028"/>
         </w:numPr>
         <w:pStyle w:val="Compact"/>
       </w:pPr>
@@ -2264,7 +2343,7 @@
       <w:pPr>
         <w:numPr>
           <w:ilvl w:val="0"/>
-          <w:numId w:val="1027"/>
+          <w:numId w:val="1028"/>
         </w:numPr>
         <w:pStyle w:val="Compact"/>
       </w:pPr>
@@ -2272,8 +2351,8 @@
         <w:t xml:space="preserve">[완료]</w:t>
       </w:r>
     </w:p>
-    <w:bookmarkEnd w:id="46"/>
-    <w:bookmarkStart w:id="47" w:name="도입효과-중복-정리-색감-통일-ccg-b안-마무리"/>
+    <w:bookmarkEnd w:id="47"/>
+    <w:bookmarkStart w:id="48" w:name="도입효과-중복-정리-색감-통일-ccg-b안-마무리"/>
     <w:p>
       <w:pPr>
         <w:pStyle w:val="Heading3"/>
@@ -2286,7 +2365,7 @@
       <w:pPr>
         <w:numPr>
           <w:ilvl w:val="0"/>
-          <w:numId w:val="1028"/>
+          <w:numId w:val="1029"/>
         </w:numPr>
         <w:pStyle w:val="Compact"/>
       </w:pPr>
@@ -2298,7 +2377,7 @@
       <w:pPr>
         <w:numPr>
           <w:ilvl w:val="0"/>
-          <w:numId w:val="1028"/>
+          <w:numId w:val="1029"/>
         </w:numPr>
         <w:pStyle w:val="Compact"/>
       </w:pPr>
@@ -2310,7 +2389,7 @@
       <w:pPr>
         <w:numPr>
           <w:ilvl w:val="0"/>
-          <w:numId w:val="1028"/>
+          <w:numId w:val="1029"/>
         </w:numPr>
         <w:pStyle w:val="Compact"/>
       </w:pPr>
@@ -2322,7 +2401,7 @@
       <w:pPr>
         <w:numPr>
           <w:ilvl w:val="0"/>
-          <w:numId w:val="1028"/>
+          <w:numId w:val="1029"/>
         </w:numPr>
         <w:pStyle w:val="Compact"/>
       </w:pPr>
@@ -2334,7 +2413,7 @@
       <w:pPr>
         <w:numPr>
           <w:ilvl w:val="0"/>
-          <w:numId w:val="1028"/>
+          <w:numId w:val="1029"/>
         </w:numPr>
         <w:pStyle w:val="Compact"/>
       </w:pPr>
@@ -2342,8 +2421,8 @@
         <w:t xml:space="preserve">[완료]</w:t>
       </w:r>
     </w:p>
-    <w:bookmarkEnd w:id="47"/>
-    <w:bookmarkStart w:id="48" w:name="solution-섹션-좌우-균형-반응형-개선-ccg"/>
+    <w:bookmarkEnd w:id="48"/>
+    <w:bookmarkStart w:id="49" w:name="solution-섹션-좌우-균형-반응형-개선-ccg"/>
     <w:p>
       <w:pPr>
         <w:pStyle w:val="Heading3"/>
@@ -2356,7 +2435,7 @@
       <w:pPr>
         <w:numPr>
           <w:ilvl w:val="0"/>
-          <w:numId w:val="1029"/>
+          <w:numId w:val="1030"/>
         </w:numPr>
         <w:pStyle w:val="Compact"/>
       </w:pPr>
@@ -2368,7 +2447,7 @@
       <w:pPr>
         <w:numPr>
           <w:ilvl w:val="0"/>
-          <w:numId w:val="1029"/>
+          <w:numId w:val="1030"/>
         </w:numPr>
         <w:pStyle w:val="Compact"/>
       </w:pPr>
@@ -2380,7 +2459,7 @@
       <w:pPr>
         <w:numPr>
           <w:ilvl w:val="0"/>
-          <w:numId w:val="1029"/>
+          <w:numId w:val="1030"/>
         </w:numPr>
         <w:pStyle w:val="Compact"/>
       </w:pPr>
@@ -2392,7 +2471,7 @@
       <w:pPr>
         <w:numPr>
           <w:ilvl w:val="0"/>
-          <w:numId w:val="1029"/>
+          <w:numId w:val="1030"/>
         </w:numPr>
         <w:pStyle w:val="Compact"/>
       </w:pPr>
@@ -2404,7 +2483,7 @@
       <w:pPr>
         <w:numPr>
           <w:ilvl w:val="0"/>
-          <w:numId w:val="1029"/>
+          <w:numId w:val="1030"/>
         </w:numPr>
         <w:pStyle w:val="Compact"/>
       </w:pPr>
@@ -2416,7 +2495,7 @@
       <w:pPr>
         <w:numPr>
           <w:ilvl w:val="0"/>
-          <w:numId w:val="1029"/>
+          <w:numId w:val="1030"/>
         </w:numPr>
         <w:pStyle w:val="Compact"/>
       </w:pPr>
@@ -2428,7 +2507,7 @@
       <w:pPr>
         <w:numPr>
           <w:ilvl w:val="0"/>
-          <w:numId w:val="1029"/>
+          <w:numId w:val="1030"/>
         </w:numPr>
         <w:pStyle w:val="Compact"/>
       </w:pPr>
@@ -2436,8 +2515,8 @@
         <w:t xml:space="preserve">[완료]</w:t>
       </w:r>
     </w:p>
-    <w:bookmarkEnd w:id="48"/>
-    <w:bookmarkStart w:id="49" w:name="초기-배포-완료"/>
+    <w:bookmarkEnd w:id="49"/>
+    <w:bookmarkStart w:id="50" w:name="초기-배포-완료"/>
     <w:p>
       <w:pPr>
         <w:pStyle w:val="Heading3"/>
@@ -2450,7 +2529,7 @@
       <w:pPr>
         <w:numPr>
           <w:ilvl w:val="0"/>
-          <w:numId w:val="1030"/>
+          <w:numId w:val="1031"/>
         </w:numPr>
         <w:pStyle w:val="Compact"/>
       </w:pPr>
@@ -2462,7 +2541,7 @@
       <w:pPr>
         <w:numPr>
           <w:ilvl w:val="0"/>
-          <w:numId w:val="1030"/>
+          <w:numId w:val="1031"/>
         </w:numPr>
         <w:pStyle w:val="Compact"/>
       </w:pPr>
@@ -2474,7 +2553,7 @@
       <w:pPr>
         <w:numPr>
           <w:ilvl w:val="0"/>
-          <w:numId w:val="1030"/>
+          <w:numId w:val="1031"/>
         </w:numPr>
         <w:pStyle w:val="Compact"/>
       </w:pPr>
@@ -2486,7 +2565,7 @@
       <w:pPr>
         <w:numPr>
           <w:ilvl w:val="0"/>
-          <w:numId w:val="1030"/>
+          <w:numId w:val="1031"/>
         </w:numPr>
         <w:pStyle w:val="Compact"/>
       </w:pPr>
@@ -2498,7 +2577,7 @@
       <w:pPr>
         <w:numPr>
           <w:ilvl w:val="0"/>
-          <w:numId w:val="1030"/>
+          <w:numId w:val="1031"/>
         </w:numPr>
         <w:pStyle w:val="Compact"/>
       </w:pPr>
@@ -2510,7 +2589,7 @@
       <w:pPr>
         <w:numPr>
           <w:ilvl w:val="0"/>
-          <w:numId w:val="1030"/>
+          <w:numId w:val="1031"/>
         </w:numPr>
         <w:pStyle w:val="Compact"/>
       </w:pPr>
@@ -2518,8 +2597,8 @@
         <w:t xml:space="preserve">[완료]</w:t>
       </w:r>
     </w:p>
-    <w:bookmarkEnd w:id="49"/>
     <w:bookmarkEnd w:id="50"/>
+    <w:bookmarkEnd w:id="51"/>
     <w:sectPr/>
   </w:body>
 </w:document>
@@ -2793,6 +2872,9 @@
     <w:abstractNumId w:val="991"/>
   </w:num>
   <w:num w:numId="1030">
+    <w:abstractNumId w:val="991"/>
+  </w:num>
+  <w:num w:numId="1031">
     <w:abstractNumId w:val="991"/>
   </w:num>
 </w:numbering>

--- a/docs/exports/DEV_LOG.docx
+++ b/docs/exports/DEV_LOG.docx
@@ -2,12 +2,70 @@
 <file path=word/document.xml><?xml version="1.0" encoding="utf-8"?>
 <w:document xmlns:w="http://schemas.openxmlformats.org/wordprocessingml/2006/main" xmlns:m="http://schemas.openxmlformats.org/officeDocument/2006/math" xmlns:r="http://schemas.openxmlformats.org/officeDocument/2006/relationships" xmlns:o="urn:schemas-microsoft-com:office:office" xmlns:v="urn:schemas-microsoft-com:vml" xmlns:w10="urn:schemas-microsoft-com:office:word" xmlns:a="http://schemas.openxmlformats.org/drawingml/2006/main" xmlns:pic="http://schemas.openxmlformats.org/drawingml/2006/picture" xmlns:wp="http://schemas.openxmlformats.org/drawingml/2006/wordprocessingDrawing">
   <w:body>
-    <w:bookmarkStart w:id="20" w:name="구글시트-실시간-db-연동-완료"/>
+    <w:bookmarkStart w:id="20" w:name="구글시트-연동-전송-형식-수정formdataurlsearchparams"/>
     <w:p>
       <w:pPr>
         <w:pStyle w:val="Heading3"/>
       </w:pPr>
       <w:r>
+        <w:t xml:space="preserve">[2026-06-21 18:55] 구글시트 연동 전송 형식 수정(FormData→URLSearchParams)</w:t>
+      </w:r>
+    </w:p>
+    <w:p>
+      <w:pPr>
+        <w:numPr>
+          <w:ilvl w:val="0"/>
+          <w:numId w:val="1001"/>
+        </w:numPr>
+        <w:pStyle w:val="Compact"/>
+      </w:pPr>
+      <w:r>
+        <w:t xml:space="preserve">실제 폼 제출이 시트에 기록되지 않던 문제 해결. 원인: 폼이 FormData(multipart) 형식으로 보내면 구글 Apps Script가 값을 못 읽어 빈 줄로 들어감</w:t>
+      </w:r>
+    </w:p>
+    <w:p>
+      <w:pPr>
+        <w:numPr>
+          <w:ilvl w:val="0"/>
+          <w:numId w:val="1001"/>
+        </w:numPr>
+        <w:pStyle w:val="Compact"/>
+      </w:pPr>
+      <w:r>
+        <w:t xml:space="preserve">전송 방식을 URLSearchParams(x-www-form-urlencoded)로 변경 → 성함/연락처/이메일/회사/직함/문의내용이 정상 기록되도록 수정</w:t>
+      </w:r>
+    </w:p>
+    <w:p>
+      <w:pPr>
+        <w:numPr>
+          <w:ilvl w:val="0"/>
+          <w:numId w:val="1001"/>
+        </w:numPr>
+        <w:pStyle w:val="Compact"/>
+      </w:pPr>
+      <w:r>
+        <w:t xml:space="preserve">서버(웹앱)는 정상이며(GET 응답 확인), 코드 형식 문제였음</w:t>
+      </w:r>
+    </w:p>
+    <w:p>
+      <w:pPr>
+        <w:numPr>
+          <w:ilvl w:val="0"/>
+          <w:numId w:val="1001"/>
+        </w:numPr>
+        <w:pStyle w:val="Compact"/>
+      </w:pPr>
+      <w:r>
+        <w:t xml:space="preserve">[완료]</w:t>
+      </w:r>
+    </w:p>
+    <w:bookmarkEnd w:id="20"/>
+    <w:bookmarkStart w:id="21" w:name="구글시트-실시간-db-연동-완료"/>
+    <w:p>
+      <w:pPr>
+        <w:pStyle w:val="Heading3"/>
+      </w:pPr>
+      <w:r>
         <w:t xml:space="preserve">[2026-06-21 18:35] 구글시트 실시간 DB 연동 완료</w:t>
       </w:r>
     </w:p>
@@ -15,7 +73,7 @@
       <w:pPr>
         <w:numPr>
           <w:ilvl w:val="0"/>
-          <w:numId w:val="1001"/>
+          <w:numId w:val="1002"/>
         </w:numPr>
         <w:pStyle w:val="Compact"/>
       </w:pPr>
@@ -27,7 +85,7 @@
       <w:pPr>
         <w:numPr>
           <w:ilvl w:val="0"/>
-          <w:numId w:val="1001"/>
+          <w:numId w:val="1002"/>
         </w:numPr>
         <w:pStyle w:val="Compact"/>
       </w:pPr>
@@ -72,7 +130,7 @@
       <w:pPr>
         <w:numPr>
           <w:ilvl w:val="0"/>
-          <w:numId w:val="1001"/>
+          <w:numId w:val="1002"/>
         </w:numPr>
         <w:pStyle w:val="Compact"/>
       </w:pPr>
@@ -80,8 +138,8 @@
         <w:t xml:space="preserve">[완료]</w:t>
       </w:r>
     </w:p>
-    <w:bookmarkEnd w:id="20"/>
-    <w:bookmarkStart w:id="21" w:name="구글시트-실시간-db-연동-준비apps-script"/>
+    <w:bookmarkEnd w:id="21"/>
+    <w:bookmarkStart w:id="22" w:name="구글시트-실시간-db-연동-준비apps-script"/>
     <w:p>
       <w:pPr>
         <w:pStyle w:val="Heading3"/>
@@ -94,7 +152,7 @@
       <w:pPr>
         <w:numPr>
           <w:ilvl w:val="0"/>
-          <w:numId w:val="1002"/>
+          <w:numId w:val="1003"/>
         </w:numPr>
         <w:pStyle w:val="Compact"/>
       </w:pPr>
@@ -106,7 +164,7 @@
       <w:pPr>
         <w:numPr>
           <w:ilvl w:val="0"/>
-          <w:numId w:val="1002"/>
+          <w:numId w:val="1003"/>
         </w:numPr>
         <w:pStyle w:val="Compact"/>
       </w:pPr>
@@ -118,7 +176,7 @@
       <w:pPr>
         <w:numPr>
           <w:ilvl w:val="0"/>
-          <w:numId w:val="1002"/>
+          <w:numId w:val="1003"/>
         </w:numPr>
         <w:pStyle w:val="Compact"/>
       </w:pPr>
@@ -130,7 +188,7 @@
       <w:pPr>
         <w:numPr>
           <w:ilvl w:val="0"/>
-          <w:numId w:val="1002"/>
+          <w:numId w:val="1003"/>
         </w:numPr>
         <w:pStyle w:val="Compact"/>
       </w:pPr>
@@ -138,8 +196,8 @@
         <w:t xml:space="preserve">[진행중]</w:t>
       </w:r>
     </w:p>
-    <w:bookmarkEnd w:id="21"/>
-    <w:bookmarkStart w:id="22" w:name="반응형크로스브라우징-점검ccg-후-결함-수정"/>
+    <w:bookmarkEnd w:id="22"/>
+    <w:bookmarkStart w:id="23" w:name="반응형크로스브라우징-점검ccg-후-결함-수정"/>
     <w:p>
       <w:pPr>
         <w:pStyle w:val="Heading3"/>
@@ -152,7 +210,7 @@
       <w:pPr>
         <w:numPr>
           <w:ilvl w:val="0"/>
-          <w:numId w:val="1003"/>
+          <w:numId w:val="1004"/>
         </w:numPr>
         <w:pStyle w:val="Compact"/>
       </w:pPr>
@@ -164,7 +222,7 @@
       <w:pPr>
         <w:numPr>
           <w:ilvl w:val="0"/>
-          <w:numId w:val="1003"/>
+          <w:numId w:val="1004"/>
         </w:numPr>
         <w:pStyle w:val="Compact"/>
       </w:pPr>
@@ -191,7 +249,7 @@
       <w:pPr>
         <w:numPr>
           <w:ilvl w:val="0"/>
-          <w:numId w:val="1003"/>
+          <w:numId w:val="1004"/>
         </w:numPr>
         <w:pStyle w:val="Compact"/>
       </w:pPr>
@@ -203,7 +261,7 @@
       <w:pPr>
         <w:numPr>
           <w:ilvl w:val="0"/>
-          <w:numId w:val="1003"/>
+          <w:numId w:val="1004"/>
         </w:numPr>
         <w:pStyle w:val="Compact"/>
       </w:pPr>
@@ -215,7 +273,7 @@
       <w:pPr>
         <w:numPr>
           <w:ilvl w:val="0"/>
-          <w:numId w:val="1003"/>
+          <w:numId w:val="1004"/>
         </w:numPr>
         <w:pStyle w:val="Compact"/>
       </w:pPr>
@@ -227,7 +285,7 @@
       <w:pPr>
         <w:numPr>
           <w:ilvl w:val="0"/>
-          <w:numId w:val="1003"/>
+          <w:numId w:val="1004"/>
         </w:numPr>
         <w:pStyle w:val="Compact"/>
       </w:pPr>
@@ -239,7 +297,7 @@
       <w:pPr>
         <w:numPr>
           <w:ilvl w:val="0"/>
-          <w:numId w:val="1003"/>
+          <w:numId w:val="1004"/>
         </w:numPr>
         <w:pStyle w:val="Compact"/>
       </w:pPr>
@@ -247,8 +305,8 @@
         <w:t xml:space="preserve">[완료]</w:t>
       </w:r>
     </w:p>
-    <w:bookmarkEnd w:id="22"/>
-    <w:bookmarkStart w:id="23" w:name="파일럿-3단계-사진-얼굴손-동시-노출"/>
+    <w:bookmarkEnd w:id="23"/>
+    <w:bookmarkStart w:id="24" w:name="파일럿-3단계-사진-얼굴손-동시-노출"/>
     <w:p>
       <w:pPr>
         <w:pStyle w:val="Heading3"/>
@@ -261,7 +319,7 @@
       <w:pPr>
         <w:numPr>
           <w:ilvl w:val="0"/>
-          <w:numId w:val="1004"/>
+          <w:numId w:val="1005"/>
         </w:numPr>
         <w:pStyle w:val="Compact"/>
       </w:pPr>
@@ -273,7 +331,7 @@
       <w:pPr>
         <w:numPr>
           <w:ilvl w:val="0"/>
-          <w:numId w:val="1004"/>
+          <w:numId w:val="1005"/>
         </w:numPr>
         <w:pStyle w:val="Compact"/>
       </w:pPr>
@@ -281,8 +339,8 @@
         <w:t xml:space="preserve">[완료]</w:t>
       </w:r>
     </w:p>
-    <w:bookmarkEnd w:id="23"/>
-    <w:bookmarkStart w:id="24" w:name="파일럿-23단계-사진-얼굴-잘림-최종-해결보이는-위치-조정"/>
+    <w:bookmarkEnd w:id="24"/>
+    <w:bookmarkStart w:id="25" w:name="파일럿-23단계-사진-얼굴-잘림-최종-해결보이는-위치-조정"/>
     <w:p>
       <w:pPr>
         <w:pStyle w:val="Heading3"/>
@@ -295,7 +353,7 @@
       <w:pPr>
         <w:numPr>
           <w:ilvl w:val="0"/>
-          <w:numId w:val="1005"/>
+          <w:numId w:val="1006"/>
         </w:numPr>
         <w:pStyle w:val="Compact"/>
       </w:pPr>
@@ -307,7 +365,7 @@
       <w:pPr>
         <w:numPr>
           <w:ilvl w:val="0"/>
-          <w:numId w:val="1005"/>
+          <w:numId w:val="1006"/>
         </w:numPr>
         <w:pStyle w:val="Compact"/>
       </w:pPr>
@@ -319,7 +377,7 @@
       <w:pPr>
         <w:numPr>
           <w:ilvl w:val="0"/>
-          <w:numId w:val="1005"/>
+          <w:numId w:val="1006"/>
         </w:numPr>
         <w:pStyle w:val="Compact"/>
       </w:pPr>
@@ -331,7 +389,7 @@
       <w:pPr>
         <w:numPr>
           <w:ilvl w:val="0"/>
-          <w:numId w:val="1005"/>
+          <w:numId w:val="1006"/>
         </w:numPr>
         <w:pStyle w:val="Compact"/>
       </w:pPr>
@@ -339,8 +397,8 @@
         <w:t xml:space="preserve">[완료]</w:t>
       </w:r>
     </w:p>
-    <w:bookmarkEnd w:id="24"/>
-    <w:bookmarkStart w:id="25" w:name="파일럿-23단계-사진-재보정자연스러움손-노출"/>
+    <w:bookmarkEnd w:id="25"/>
+    <w:bookmarkStart w:id="26" w:name="파일럿-23단계-사진-재보정자연스러움손-노출"/>
     <w:p>
       <w:pPr>
         <w:pStyle w:val="Heading3"/>
@@ -353,7 +411,7 @@
       <w:pPr>
         <w:numPr>
           <w:ilvl w:val="0"/>
-          <w:numId w:val="1006"/>
+          <w:numId w:val="1007"/>
         </w:numPr>
         <w:pStyle w:val="Compact"/>
       </w:pPr>
@@ -380,7 +438,7 @@
       <w:pPr>
         <w:numPr>
           <w:ilvl w:val="0"/>
-          <w:numId w:val="1006"/>
+          <w:numId w:val="1007"/>
         </w:numPr>
         <w:pStyle w:val="Compact"/>
       </w:pPr>
@@ -392,7 +450,7 @@
       <w:pPr>
         <w:numPr>
           <w:ilvl w:val="0"/>
-          <w:numId w:val="1006"/>
+          <w:numId w:val="1007"/>
         </w:numPr>
         <w:pStyle w:val="Compact"/>
       </w:pPr>
@@ -404,7 +462,7 @@
       <w:pPr>
         <w:numPr>
           <w:ilvl w:val="0"/>
-          <w:numId w:val="1006"/>
+          <w:numId w:val="1007"/>
         </w:numPr>
         <w:pStyle w:val="Compact"/>
       </w:pPr>
@@ -412,8 +470,8 @@
         <w:t xml:space="preserve">[완료]</w:t>
       </w:r>
     </w:p>
-    <w:bookmarkEnd w:id="25"/>
-    <w:bookmarkStart w:id="26" w:name="파일럿-단계-사진-얼굴손-잘림-수정23단계-재생성"/>
+    <w:bookmarkEnd w:id="26"/>
+    <w:bookmarkStart w:id="27" w:name="파일럿-단계-사진-얼굴손-잘림-수정23단계-재생성"/>
     <w:p>
       <w:pPr>
         <w:pStyle w:val="Heading3"/>
@@ -426,7 +484,7 @@
       <w:pPr>
         <w:numPr>
           <w:ilvl w:val="0"/>
-          <w:numId w:val="1007"/>
+          <w:numId w:val="1008"/>
         </w:numPr>
         <w:pStyle w:val="Compact"/>
       </w:pPr>
@@ -456,7 +514,7 @@
       <w:pPr>
         <w:numPr>
           <w:ilvl w:val="0"/>
-          <w:numId w:val="1007"/>
+          <w:numId w:val="1008"/>
         </w:numPr>
         <w:pStyle w:val="Compact"/>
       </w:pPr>
@@ -468,7 +526,7 @@
       <w:pPr>
         <w:numPr>
           <w:ilvl w:val="0"/>
-          <w:numId w:val="1007"/>
+          <w:numId w:val="1008"/>
         </w:numPr>
         <w:pStyle w:val="Compact"/>
       </w:pPr>
@@ -480,7 +538,7 @@
       <w:pPr>
         <w:numPr>
           <w:ilvl w:val="0"/>
-          <w:numId w:val="1007"/>
+          <w:numId w:val="1008"/>
         </w:numPr>
         <w:pStyle w:val="Compact"/>
       </w:pPr>
@@ -488,8 +546,8 @@
         <w:t xml:space="preserve">[완료]</w:t>
       </w:r>
     </w:p>
-    <w:bookmarkEnd w:id="26"/>
-    <w:bookmarkStart w:id="27" w:name="신청-폼-개인정보-동의-체크박스-삭제"/>
+    <w:bookmarkEnd w:id="27"/>
+    <w:bookmarkStart w:id="28" w:name="신청-폼-개인정보-동의-체크박스-삭제"/>
     <w:p>
       <w:pPr>
         <w:pStyle w:val="Heading3"/>
@@ -502,7 +560,7 @@
       <w:pPr>
         <w:numPr>
           <w:ilvl w:val="0"/>
-          <w:numId w:val="1008"/>
+          <w:numId w:val="1009"/>
         </w:numPr>
         <w:pStyle w:val="Compact"/>
       </w:pPr>
@@ -532,7 +590,7 @@
       <w:pPr>
         <w:numPr>
           <w:ilvl w:val="0"/>
-          <w:numId w:val="1008"/>
+          <w:numId w:val="1009"/>
         </w:numPr>
         <w:pStyle w:val="Compact"/>
       </w:pPr>
@@ -544,7 +602,7 @@
       <w:pPr>
         <w:numPr>
           <w:ilvl w:val="0"/>
-          <w:numId w:val="1008"/>
+          <w:numId w:val="1009"/>
         </w:numPr>
         <w:pStyle w:val="Compact"/>
       </w:pPr>
@@ -552,8 +610,8 @@
         <w:t xml:space="preserve">[완료]</w:t>
       </w:r>
     </w:p>
-    <w:bookmarkEnd w:id="27"/>
-    <w:bookmarkStart w:id="28" w:name="가지-핵심기능-오른쪽-빈칸-해결-파일럿-4배지-사진-오버레이-재작업"/>
+    <w:bookmarkEnd w:id="28"/>
+    <w:bookmarkStart w:id="29" w:name="가지-핵심기능-오른쪽-빈칸-해결-파일럿-4배지-사진-오버레이-재작업"/>
     <w:p>
       <w:pPr>
         <w:pStyle w:val="Heading3"/>
@@ -566,7 +624,7 @@
       <w:pPr>
         <w:numPr>
           <w:ilvl w:val="0"/>
-          <w:numId w:val="1009"/>
+          <w:numId w:val="1010"/>
         </w:numPr>
         <w:pStyle w:val="Compact"/>
       </w:pPr>
@@ -578,7 +636,7 @@
       <w:pPr>
         <w:numPr>
           <w:ilvl w:val="0"/>
-          <w:numId w:val="1009"/>
+          <w:numId w:val="1010"/>
         </w:numPr>
         <w:pStyle w:val="Compact"/>
       </w:pPr>
@@ -608,7 +666,7 @@
       <w:pPr>
         <w:numPr>
           <w:ilvl w:val="0"/>
-          <w:numId w:val="1009"/>
+          <w:numId w:val="1010"/>
         </w:numPr>
         <w:pStyle w:val="Compact"/>
       </w:pPr>
@@ -638,7 +696,7 @@
       <w:pPr>
         <w:numPr>
           <w:ilvl w:val="0"/>
-          <w:numId w:val="1009"/>
+          <w:numId w:val="1010"/>
         </w:numPr>
         <w:pStyle w:val="Compact"/>
       </w:pPr>
@@ -646,8 +704,8 @@
         <w:t xml:space="preserve">[완료]</w:t>
       </w:r>
     </w:p>
-    <w:bookmarkEnd w:id="28"/>
-    <w:bookmarkStart w:id="29" w:name="가지-핵심기능-이미지-교체-이모지배지문안-정리-실제-앱-홈-화면-추가"/>
+    <w:bookmarkEnd w:id="29"/>
+    <w:bookmarkStart w:id="30" w:name="가지-핵심기능-이미지-교체-이모지배지문안-정리-실제-앱-홈-화면-추가"/>
     <w:p>
       <w:pPr>
         <w:pStyle w:val="Heading3"/>
@@ -660,7 +718,7 @@
       <w:pPr>
         <w:numPr>
           <w:ilvl w:val="0"/>
-          <w:numId w:val="1010"/>
+          <w:numId w:val="1011"/>
         </w:numPr>
         <w:pStyle w:val="Compact"/>
       </w:pPr>
@@ -672,7 +730,7 @@
       <w:pPr>
         <w:numPr>
           <w:ilvl w:val="0"/>
-          <w:numId w:val="1010"/>
+          <w:numId w:val="1011"/>
         </w:numPr>
         <w:pStyle w:val="Compact"/>
       </w:pPr>
@@ -702,7 +760,7 @@
       <w:pPr>
         <w:numPr>
           <w:ilvl w:val="0"/>
-          <w:numId w:val="1010"/>
+          <w:numId w:val="1011"/>
         </w:numPr>
         <w:pStyle w:val="Compact"/>
       </w:pPr>
@@ -732,7 +790,7 @@
       <w:pPr>
         <w:numPr>
           <w:ilvl w:val="0"/>
-          <w:numId w:val="1010"/>
+          <w:numId w:val="1011"/>
         </w:numPr>
         <w:pStyle w:val="Compact"/>
       </w:pPr>
@@ -744,7 +802,7 @@
       <w:pPr>
         <w:numPr>
           <w:ilvl w:val="0"/>
-          <w:numId w:val="1010"/>
+          <w:numId w:val="1011"/>
         </w:numPr>
         <w:pStyle w:val="Compact"/>
       </w:pPr>
@@ -756,7 +814,7 @@
       <w:pPr>
         <w:numPr>
           <w:ilvl w:val="0"/>
-          <w:numId w:val="1010"/>
+          <w:numId w:val="1011"/>
         </w:numPr>
         <w:pStyle w:val="Compact"/>
       </w:pPr>
@@ -786,7 +844,7 @@
       <w:pPr>
         <w:numPr>
           <w:ilvl w:val="0"/>
-          <w:numId w:val="1010"/>
+          <w:numId w:val="1011"/>
         </w:numPr>
         <w:pStyle w:val="Compact"/>
       </w:pPr>
@@ -816,7 +874,7 @@
       <w:pPr>
         <w:numPr>
           <w:ilvl w:val="0"/>
-          <w:numId w:val="1010"/>
+          <w:numId w:val="1011"/>
         </w:numPr>
         <w:pStyle w:val="Compact"/>
       </w:pPr>
@@ -843,7 +901,7 @@
       <w:pPr>
         <w:numPr>
           <w:ilvl w:val="0"/>
-          <w:numId w:val="1010"/>
+          <w:numId w:val="1011"/>
         </w:numPr>
         <w:pStyle w:val="Compact"/>
       </w:pPr>
@@ -851,8 +909,8 @@
         <w:t xml:space="preserve">[완료]</w:t>
       </w:r>
     </w:p>
-    <w:bookmarkEnd w:id="29"/>
-    <w:bookmarkStart w:id="30" w:name="사이트-전체-사람차량자연-배경을-한국식으로-교체-외국중국-느낌-제거"/>
+    <w:bookmarkEnd w:id="30"/>
+    <w:bookmarkStart w:id="31" w:name="사이트-전체-사람차량자연-배경을-한국식으로-교체-외국중국-느낌-제거"/>
     <w:p>
       <w:pPr>
         <w:pStyle w:val="Heading3"/>
@@ -865,7 +923,7 @@
       <w:pPr>
         <w:numPr>
           <w:ilvl w:val="0"/>
-          <w:numId w:val="1011"/>
+          <w:numId w:val="1012"/>
         </w:numPr>
         <w:pStyle w:val="Compact"/>
       </w:pPr>
@@ -877,7 +935,7 @@
       <w:pPr>
         <w:numPr>
           <w:ilvl w:val="0"/>
-          <w:numId w:val="1011"/>
+          <w:numId w:val="1012"/>
         </w:numPr>
         <w:pStyle w:val="Compact"/>
       </w:pPr>
@@ -991,7 +1049,7 @@
       <w:pPr>
         <w:numPr>
           <w:ilvl w:val="0"/>
-          <w:numId w:val="1011"/>
+          <w:numId w:val="1012"/>
         </w:numPr>
         <w:pStyle w:val="Compact"/>
       </w:pPr>
@@ -1003,7 +1061,7 @@
       <w:pPr>
         <w:numPr>
           <w:ilvl w:val="0"/>
-          <w:numId w:val="1011"/>
+          <w:numId w:val="1012"/>
         </w:numPr>
         <w:pStyle w:val="Compact"/>
       </w:pPr>
@@ -1015,7 +1073,7 @@
       <w:pPr>
         <w:numPr>
           <w:ilvl w:val="0"/>
-          <w:numId w:val="1011"/>
+          <w:numId w:val="1012"/>
         </w:numPr>
         <w:pStyle w:val="Compact"/>
       </w:pPr>
@@ -1023,8 +1081,8 @@
         <w:t xml:space="preserve">[완료]</w:t>
       </w:r>
     </w:p>
-    <w:bookmarkEnd w:id="30"/>
-    <w:bookmarkStart w:id="31" w:name="전체-디자인-감각-패스-taste-스킬-배치사진내용사이즈-그대로"/>
+    <w:bookmarkEnd w:id="31"/>
+    <w:bookmarkStart w:id="32" w:name="전체-디자인-감각-패스-taste-스킬-배치사진내용사이즈-그대로"/>
     <w:p>
       <w:pPr>
         <w:pStyle w:val="Heading3"/>
@@ -1037,7 +1095,7 @@
       <w:pPr>
         <w:numPr>
           <w:ilvl w:val="0"/>
-          <w:numId w:val="1012"/>
+          <w:numId w:val="1013"/>
         </w:numPr>
         <w:pStyle w:val="Compact"/>
       </w:pPr>
@@ -1049,7 +1107,7 @@
       <w:pPr>
         <w:numPr>
           <w:ilvl w:val="0"/>
-          <w:numId w:val="1012"/>
+          <w:numId w:val="1013"/>
         </w:numPr>
         <w:pStyle w:val="Compact"/>
       </w:pPr>
@@ -1112,7 +1170,7 @@
       <w:pPr>
         <w:numPr>
           <w:ilvl w:val="0"/>
-          <w:numId w:val="1012"/>
+          <w:numId w:val="1013"/>
         </w:numPr>
         <w:pStyle w:val="Compact"/>
       </w:pPr>
@@ -1120,8 +1178,8 @@
         <w:t xml:space="preserve">[완료]</w:t>
       </w:r>
     </w:p>
-    <w:bookmarkEnd w:id="31"/>
-    <w:bookmarkStart w:id="32" w:name="오픈그래프공유-썸네일-이미지-흐릿한-대시보드-나열-상징-그래픽-ccg"/>
+    <w:bookmarkEnd w:id="32"/>
+    <w:bookmarkStart w:id="33" w:name="오픈그래프공유-썸네일-이미지-흐릿한-대시보드-나열-상징-그래픽-ccg"/>
     <w:p>
       <w:pPr>
         <w:pStyle w:val="Heading3"/>
@@ -1134,7 +1192,7 @@
       <w:pPr>
         <w:numPr>
           <w:ilvl w:val="0"/>
-          <w:numId w:val="1013"/>
+          <w:numId w:val="1014"/>
         </w:numPr>
         <w:pStyle w:val="Compact"/>
       </w:pPr>
@@ -1146,7 +1204,7 @@
       <w:pPr>
         <w:numPr>
           <w:ilvl w:val="0"/>
-          <w:numId w:val="1013"/>
+          <w:numId w:val="1014"/>
         </w:numPr>
         <w:pStyle w:val="Compact"/>
       </w:pPr>
@@ -1182,7 +1240,7 @@
       <w:pPr>
         <w:numPr>
           <w:ilvl w:val="0"/>
-          <w:numId w:val="1013"/>
+          <w:numId w:val="1014"/>
         </w:numPr>
         <w:pStyle w:val="Compact"/>
       </w:pPr>
@@ -1206,7 +1264,7 @@
       <w:pPr>
         <w:numPr>
           <w:ilvl w:val="0"/>
-          <w:numId w:val="1013"/>
+          <w:numId w:val="1014"/>
         </w:numPr>
         <w:pStyle w:val="Compact"/>
       </w:pPr>
@@ -1218,7 +1276,7 @@
       <w:pPr>
         <w:numPr>
           <w:ilvl w:val="0"/>
-          <w:numId w:val="1013"/>
+          <w:numId w:val="1014"/>
         </w:numPr>
         <w:pStyle w:val="Compact"/>
       </w:pPr>
@@ -1226,8 +1284,8 @@
         <w:t xml:space="preserve">[완료]</w:t>
       </w:r>
     </w:p>
-    <w:bookmarkEnd w:id="32"/>
-    <w:bookmarkStart w:id="33" w:name="가지-핵심-기능-32-어색한-배치-1열-가로형-슬림-카드"/>
+    <w:bookmarkEnd w:id="33"/>
+    <w:bookmarkStart w:id="34" w:name="가지-핵심-기능-32-어색한-배치-1열-가로형-슬림-카드"/>
     <w:p>
       <w:pPr>
         <w:pStyle w:val="Heading3"/>
@@ -1240,7 +1298,7 @@
       <w:pPr>
         <w:numPr>
           <w:ilvl w:val="0"/>
-          <w:numId w:val="1014"/>
+          <w:numId w:val="1015"/>
         </w:numPr>
         <w:pStyle w:val="Compact"/>
       </w:pPr>
@@ -1252,7 +1310,7 @@
       <w:pPr>
         <w:numPr>
           <w:ilvl w:val="0"/>
-          <w:numId w:val="1014"/>
+          <w:numId w:val="1015"/>
         </w:numPr>
         <w:pStyle w:val="Compact"/>
       </w:pPr>
@@ -1264,7 +1322,7 @@
       <w:pPr>
         <w:numPr>
           <w:ilvl w:val="0"/>
-          <w:numId w:val="1014"/>
+          <w:numId w:val="1015"/>
         </w:numPr>
         <w:pStyle w:val="Compact"/>
       </w:pPr>
@@ -1276,7 +1334,7 @@
       <w:pPr>
         <w:numPr>
           <w:ilvl w:val="0"/>
-          <w:numId w:val="1014"/>
+          <w:numId w:val="1015"/>
         </w:numPr>
         <w:pStyle w:val="Compact"/>
       </w:pPr>
@@ -1284,8 +1342,8 @@
         <w:t xml:space="preserve">[완료]</w:t>
       </w:r>
     </w:p>
-    <w:bookmarkEnd w:id="33"/>
-    <w:bookmarkStart w:id="51" w:name="dev_log-마이피드-b2b-랜딩페이지-abl_landing"/>
+    <w:bookmarkEnd w:id="34"/>
+    <w:bookmarkStart w:id="52" w:name="dev_log-마이피드-b2b-랜딩페이지-abl_landing"/>
     <w:p>
       <w:pPr>
         <w:pStyle w:val="Heading1"/>
@@ -1294,7 +1352,7 @@
         <w:t xml:space="preserve">DEV_LOG — 마이피드 B2B 랜딩페이지 (abl_landing)</w:t>
       </w:r>
     </w:p>
-    <w:bookmarkStart w:id="34" w:name="X79e90aa534b0a41ca5aec1930c74c0755625a6e"/>
+    <w:bookmarkStart w:id="35" w:name="X79e90aa534b0a41ca5aec1930c74c0755625a6e"/>
     <w:p>
       <w:pPr>
         <w:pStyle w:val="Heading3"/>
@@ -1307,7 +1365,7 @@
       <w:pPr>
         <w:numPr>
           <w:ilvl w:val="0"/>
-          <w:numId w:val="1015"/>
+          <w:numId w:val="1016"/>
         </w:numPr>
         <w:pStyle w:val="Compact"/>
       </w:pPr>
@@ -1319,7 +1377,7 @@
       <w:pPr>
         <w:numPr>
           <w:ilvl w:val="0"/>
-          <w:numId w:val="1015"/>
+          <w:numId w:val="1016"/>
         </w:numPr>
         <w:pStyle w:val="Compact"/>
       </w:pPr>
@@ -1361,7 +1419,7 @@
       <w:pPr>
         <w:numPr>
           <w:ilvl w:val="0"/>
-          <w:numId w:val="1015"/>
+          <w:numId w:val="1016"/>
         </w:numPr>
         <w:pStyle w:val="Compact"/>
       </w:pPr>
@@ -1373,7 +1431,7 @@
       <w:pPr>
         <w:numPr>
           <w:ilvl w:val="0"/>
-          <w:numId w:val="1015"/>
+          <w:numId w:val="1016"/>
         </w:numPr>
         <w:pStyle w:val="Compact"/>
       </w:pPr>
@@ -1385,7 +1443,7 @@
       <w:pPr>
         <w:numPr>
           <w:ilvl w:val="0"/>
-          <w:numId w:val="1015"/>
+          <w:numId w:val="1016"/>
         </w:numPr>
         <w:pStyle w:val="Compact"/>
       </w:pPr>
@@ -1393,8 +1451,8 @@
         <w:t xml:space="preserve">[완료]</w:t>
       </w:r>
     </w:p>
-    <w:bookmarkEnd w:id="34"/>
-    <w:bookmarkStart w:id="35" w:name="파일럿-5단계-카드-높이-슬림화"/>
+    <w:bookmarkEnd w:id="35"/>
+    <w:bookmarkStart w:id="36" w:name="파일럿-5단계-카드-높이-슬림화"/>
     <w:p>
       <w:pPr>
         <w:pStyle w:val="Heading3"/>
@@ -1407,7 +1465,7 @@
       <w:pPr>
         <w:numPr>
           <w:ilvl w:val="0"/>
-          <w:numId w:val="1016"/>
+          <w:numId w:val="1017"/>
         </w:numPr>
         <w:pStyle w:val="Compact"/>
       </w:pPr>
@@ -1419,7 +1477,7 @@
       <w:pPr>
         <w:numPr>
           <w:ilvl w:val="0"/>
-          <w:numId w:val="1016"/>
+          <w:numId w:val="1017"/>
         </w:numPr>
         <w:pStyle w:val="Compact"/>
       </w:pPr>
@@ -1431,7 +1489,7 @@
       <w:pPr>
         <w:numPr>
           <w:ilvl w:val="0"/>
-          <w:numId w:val="1016"/>
+          <w:numId w:val="1017"/>
         </w:numPr>
         <w:pStyle w:val="Compact"/>
       </w:pPr>
@@ -1439,8 +1497,8 @@
         <w:t xml:space="preserve">[완료]</w:t>
       </w:r>
     </w:p>
-    <w:bookmarkEnd w:id="35"/>
-    <w:bookmarkStart w:id="36" w:name="파일럿-5단계-1열-큰-카드로-변경"/>
+    <w:bookmarkEnd w:id="36"/>
+    <w:bookmarkStart w:id="37" w:name="파일럿-5단계-1열-큰-카드로-변경"/>
     <w:p>
       <w:pPr>
         <w:pStyle w:val="Heading3"/>
@@ -1453,7 +1511,7 @@
       <w:pPr>
         <w:numPr>
           <w:ilvl w:val="0"/>
-          <w:numId w:val="1017"/>
+          <w:numId w:val="1018"/>
         </w:numPr>
         <w:pStyle w:val="Compact"/>
       </w:pPr>
@@ -1465,7 +1523,7 @@
       <w:pPr>
         <w:numPr>
           <w:ilvl w:val="0"/>
-          <w:numId w:val="1017"/>
+          <w:numId w:val="1018"/>
         </w:numPr>
         <w:pStyle w:val="Compact"/>
       </w:pPr>
@@ -1477,7 +1535,7 @@
       <w:pPr>
         <w:numPr>
           <w:ilvl w:val="0"/>
-          <w:numId w:val="1017"/>
+          <w:numId w:val="1018"/>
         </w:numPr>
         <w:pStyle w:val="Compact"/>
       </w:pPr>
@@ -1489,7 +1547,7 @@
       <w:pPr>
         <w:numPr>
           <w:ilvl w:val="0"/>
-          <w:numId w:val="1017"/>
+          <w:numId w:val="1018"/>
         </w:numPr>
         <w:pStyle w:val="Compact"/>
       </w:pPr>
@@ -1497,8 +1555,8 @@
         <w:t xml:space="preserve">[완료]</w:t>
       </w:r>
     </w:p>
-    <w:bookmarkEnd w:id="36"/>
-    <w:bookmarkStart w:id="37" w:name="파일럿-5단계-빈-칸-제거-5열-가로-타임라인-ccg"/>
+    <w:bookmarkEnd w:id="37"/>
+    <w:bookmarkStart w:id="38" w:name="파일럿-5단계-빈-칸-제거-5열-가로-타임라인-ccg"/>
     <w:p>
       <w:pPr>
         <w:pStyle w:val="Heading3"/>
@@ -1511,7 +1569,7 @@
       <w:pPr>
         <w:numPr>
           <w:ilvl w:val="0"/>
-          <w:numId w:val="1018"/>
+          <w:numId w:val="1019"/>
         </w:numPr>
         <w:pStyle w:val="Compact"/>
       </w:pPr>
@@ -1523,7 +1581,7 @@
       <w:pPr>
         <w:numPr>
           <w:ilvl w:val="0"/>
-          <w:numId w:val="1018"/>
+          <w:numId w:val="1019"/>
         </w:numPr>
         <w:pStyle w:val="Compact"/>
       </w:pPr>
@@ -1553,7 +1611,7 @@
       <w:pPr>
         <w:numPr>
           <w:ilvl w:val="0"/>
-          <w:numId w:val="1018"/>
+          <w:numId w:val="1019"/>
         </w:numPr>
         <w:pStyle w:val="Compact"/>
       </w:pPr>
@@ -1565,7 +1623,7 @@
       <w:pPr>
         <w:numPr>
           <w:ilvl w:val="0"/>
-          <w:numId w:val="1018"/>
+          <w:numId w:val="1019"/>
         </w:numPr>
         <w:pStyle w:val="Compact"/>
       </w:pPr>
@@ -1577,7 +1635,7 @@
       <w:pPr>
         <w:numPr>
           <w:ilvl w:val="0"/>
-          <w:numId w:val="1018"/>
+          <w:numId w:val="1019"/>
         </w:numPr>
         <w:pStyle w:val="Compact"/>
       </w:pPr>
@@ -1585,8 +1643,8 @@
         <w:t xml:space="preserve">[완료]</w:t>
       </w:r>
     </w:p>
-    <w:bookmarkEnd w:id="37"/>
-    <w:bookmarkStart w:id="38" w:name="핵심-기능-섹션-좌우-균형-녹색-카드-하단-전체폭-배너-ccg"/>
+    <w:bookmarkEnd w:id="38"/>
+    <w:bookmarkStart w:id="39" w:name="핵심-기능-섹션-좌우-균형-녹색-카드-하단-전체폭-배너-ccg"/>
     <w:p>
       <w:pPr>
         <w:pStyle w:val="Heading3"/>
@@ -1599,7 +1657,7 @@
       <w:pPr>
         <w:numPr>
           <w:ilvl w:val="0"/>
-          <w:numId w:val="1019"/>
+          <w:numId w:val="1020"/>
         </w:numPr>
         <w:pStyle w:val="Compact"/>
       </w:pPr>
@@ -1611,7 +1669,7 @@
       <w:pPr>
         <w:numPr>
           <w:ilvl w:val="0"/>
-          <w:numId w:val="1019"/>
+          <w:numId w:val="1020"/>
         </w:numPr>
         <w:pStyle w:val="Compact"/>
       </w:pPr>
@@ -1641,7 +1699,7 @@
       <w:pPr>
         <w:numPr>
           <w:ilvl w:val="0"/>
-          <w:numId w:val="1019"/>
+          <w:numId w:val="1020"/>
         </w:numPr>
         <w:pStyle w:val="Compact"/>
       </w:pPr>
@@ -1653,7 +1711,7 @@
       <w:pPr>
         <w:numPr>
           <w:ilvl w:val="0"/>
-          <w:numId w:val="1019"/>
+          <w:numId w:val="1020"/>
         </w:numPr>
         <w:pStyle w:val="Compact"/>
       </w:pPr>
@@ -1665,7 +1723,7 @@
       <w:pPr>
         <w:numPr>
           <w:ilvl w:val="0"/>
-          <w:numId w:val="1019"/>
+          <w:numId w:val="1020"/>
         </w:numPr>
         <w:pStyle w:val="Compact"/>
       </w:pPr>
@@ -1673,8 +1731,8 @@
         <w:t xml:space="preserve">[완료]</w:t>
       </w:r>
     </w:p>
-    <w:bookmarkEnd w:id="38"/>
-    <w:bookmarkStart w:id="39" w:name="신청-섹션-가로폭을-사이트-표준1120px에-맞춤"/>
+    <w:bookmarkEnd w:id="39"/>
+    <w:bookmarkStart w:id="40" w:name="신청-섹션-가로폭을-사이트-표준1120px에-맞춤"/>
     <w:p>
       <w:pPr>
         <w:pStyle w:val="Heading3"/>
@@ -1687,7 +1745,7 @@
       <w:pPr>
         <w:numPr>
           <w:ilvl w:val="0"/>
-          <w:numId w:val="1020"/>
+          <w:numId w:val="1021"/>
         </w:numPr>
         <w:pStyle w:val="Compact"/>
       </w:pPr>
@@ -1699,7 +1757,7 @@
       <w:pPr>
         <w:numPr>
           <w:ilvl w:val="0"/>
-          <w:numId w:val="1020"/>
+          <w:numId w:val="1021"/>
         </w:numPr>
         <w:pStyle w:val="Compact"/>
       </w:pPr>
@@ -1711,7 +1769,7 @@
       <w:pPr>
         <w:numPr>
           <w:ilvl w:val="0"/>
-          <w:numId w:val="1020"/>
+          <w:numId w:val="1021"/>
         </w:numPr>
         <w:pStyle w:val="Compact"/>
       </w:pPr>
@@ -1723,7 +1781,7 @@
       <w:pPr>
         <w:numPr>
           <w:ilvl w:val="0"/>
-          <w:numId w:val="1020"/>
+          <w:numId w:val="1021"/>
         </w:numPr>
         <w:pStyle w:val="Compact"/>
       </w:pPr>
@@ -1731,8 +1789,8 @@
         <w:t xml:space="preserve">[완료]</w:t>
       </w:r>
     </w:p>
-    <w:bookmarkEnd w:id="39"/>
-    <w:bookmarkStart w:id="40" w:name="신청-섹션-가치-타일-사진-위-글씨-이미지-위텍스트-아래-카드-ccg"/>
+    <w:bookmarkEnd w:id="40"/>
+    <w:bookmarkStart w:id="41" w:name="신청-섹션-가치-타일-사진-위-글씨-이미지-위텍스트-아래-카드-ccg"/>
     <w:p>
       <w:pPr>
         <w:pStyle w:val="Heading3"/>
@@ -1745,7 +1803,7 @@
       <w:pPr>
         <w:numPr>
           <w:ilvl w:val="0"/>
-          <w:numId w:val="1021"/>
+          <w:numId w:val="1022"/>
         </w:numPr>
         <w:pStyle w:val="Compact"/>
       </w:pPr>
@@ -1757,7 +1815,7 @@
       <w:pPr>
         <w:numPr>
           <w:ilvl w:val="0"/>
-          <w:numId w:val="1021"/>
+          <w:numId w:val="1022"/>
         </w:numPr>
         <w:pStyle w:val="Compact"/>
       </w:pPr>
@@ -1787,7 +1845,7 @@
       <w:pPr>
         <w:numPr>
           <w:ilvl w:val="0"/>
-          <w:numId w:val="1021"/>
+          <w:numId w:val="1022"/>
         </w:numPr>
         <w:pStyle w:val="Compact"/>
       </w:pPr>
@@ -1799,7 +1857,7 @@
       <w:pPr>
         <w:numPr>
           <w:ilvl w:val="0"/>
-          <w:numId w:val="1021"/>
+          <w:numId w:val="1022"/>
         </w:numPr>
         <w:pStyle w:val="Compact"/>
       </w:pPr>
@@ -1811,7 +1869,7 @@
       <w:pPr>
         <w:numPr>
           <w:ilvl w:val="0"/>
-          <w:numId w:val="1021"/>
+          <w:numId w:val="1022"/>
         </w:numPr>
         <w:pStyle w:val="Compact"/>
       </w:pPr>
@@ -1819,8 +1877,8 @@
         <w:t xml:space="preserve">[완료]</w:t>
       </w:r>
     </w:p>
-    <w:bookmarkEnd w:id="40"/>
-    <w:bookmarkStart w:id="41" w:name="솔루션-5단계-이미지-크게-지그재그-레이아웃-ccg"/>
+    <w:bookmarkEnd w:id="41"/>
+    <w:bookmarkStart w:id="42" w:name="솔루션-5단계-이미지-크게-지그재그-레이아웃-ccg"/>
     <w:p>
       <w:pPr>
         <w:pStyle w:val="Heading3"/>
@@ -1833,7 +1891,7 @@
       <w:pPr>
         <w:numPr>
           <w:ilvl w:val="0"/>
-          <w:numId w:val="1022"/>
+          <w:numId w:val="1023"/>
         </w:numPr>
         <w:pStyle w:val="Compact"/>
       </w:pPr>
@@ -1845,7 +1903,7 @@
       <w:pPr>
         <w:numPr>
           <w:ilvl w:val="0"/>
-          <w:numId w:val="1022"/>
+          <w:numId w:val="1023"/>
         </w:numPr>
         <w:pStyle w:val="Compact"/>
       </w:pPr>
@@ -1857,7 +1915,7 @@
       <w:pPr>
         <w:numPr>
           <w:ilvl w:val="0"/>
-          <w:numId w:val="1022"/>
+          <w:numId w:val="1023"/>
         </w:numPr>
         <w:pStyle w:val="Compact"/>
       </w:pPr>
@@ -1869,7 +1927,7 @@
       <w:pPr>
         <w:numPr>
           <w:ilvl w:val="0"/>
-          <w:numId w:val="1022"/>
+          <w:numId w:val="1023"/>
         </w:numPr>
         <w:pStyle w:val="Compact"/>
       </w:pPr>
@@ -1881,7 +1939,7 @@
       <w:pPr>
         <w:numPr>
           <w:ilvl w:val="0"/>
-          <w:numId w:val="1022"/>
+          <w:numId w:val="1023"/>
         </w:numPr>
         <w:pStyle w:val="Compact"/>
       </w:pPr>
@@ -1893,7 +1951,7 @@
       <w:pPr>
         <w:numPr>
           <w:ilvl w:val="0"/>
-          <w:numId w:val="1022"/>
+          <w:numId w:val="1023"/>
         </w:numPr>
         <w:pStyle w:val="Compact"/>
       </w:pPr>
@@ -1901,8 +1959,8 @@
         <w:t xml:space="preserve">[완료]</w:t>
       </w:r>
     </w:p>
-    <w:bookmarkEnd w:id="41"/>
-    <w:bookmarkStart w:id="42" w:name="신청-섹션-가치-타일-실사-사진-카드로-교체-ccg"/>
+    <w:bookmarkEnd w:id="42"/>
+    <w:bookmarkStart w:id="43" w:name="신청-섹션-가치-타일-실사-사진-카드로-교체-ccg"/>
     <w:p>
       <w:pPr>
         <w:pStyle w:val="Heading3"/>
@@ -1915,7 +1973,7 @@
       <w:pPr>
         <w:numPr>
           <w:ilvl w:val="0"/>
-          <w:numId w:val="1023"/>
+          <w:numId w:val="1024"/>
         </w:numPr>
         <w:pStyle w:val="Compact"/>
       </w:pPr>
@@ -1927,7 +1985,7 @@
       <w:pPr>
         <w:numPr>
           <w:ilvl w:val="0"/>
-          <w:numId w:val="1023"/>
+          <w:numId w:val="1024"/>
         </w:numPr>
         <w:pStyle w:val="Compact"/>
       </w:pPr>
@@ -1939,7 +1997,7 @@
       <w:pPr>
         <w:numPr>
           <w:ilvl w:val="0"/>
-          <w:numId w:val="1023"/>
+          <w:numId w:val="1024"/>
         </w:numPr>
         <w:pStyle w:val="Compact"/>
       </w:pPr>
@@ -1957,7 +2015,7 @@
       <w:pPr>
         <w:numPr>
           <w:ilvl w:val="0"/>
-          <w:numId w:val="1023"/>
+          <w:numId w:val="1024"/>
         </w:numPr>
         <w:pStyle w:val="Compact"/>
       </w:pPr>
@@ -1969,7 +2027,7 @@
       <w:pPr>
         <w:numPr>
           <w:ilvl w:val="0"/>
-          <w:numId w:val="1023"/>
+          <w:numId w:val="1024"/>
         </w:numPr>
         <w:pStyle w:val="Compact"/>
       </w:pPr>
@@ -1977,8 +2035,8 @@
         <w:t xml:space="preserve">[완료]</w:t>
       </w:r>
     </w:p>
-    <w:bookmarkEnd w:id="42"/>
-    <w:bookmarkStart w:id="43" w:name="신청-섹션-가치-타일에-상징-아이콘-추가-ccg"/>
+    <w:bookmarkEnd w:id="43"/>
+    <w:bookmarkStart w:id="44" w:name="신청-섹션-가치-타일에-상징-아이콘-추가-ccg"/>
     <w:p>
       <w:pPr>
         <w:pStyle w:val="Heading3"/>
@@ -1991,7 +2049,7 @@
       <w:pPr>
         <w:numPr>
           <w:ilvl w:val="0"/>
-          <w:numId w:val="1024"/>
+          <w:numId w:val="1025"/>
         </w:numPr>
         <w:pStyle w:val="Compact"/>
       </w:pPr>
@@ -2021,7 +2079,7 @@
       <w:pPr>
         <w:numPr>
           <w:ilvl w:val="0"/>
-          <w:numId w:val="1024"/>
+          <w:numId w:val="1025"/>
         </w:numPr>
         <w:pStyle w:val="Compact"/>
       </w:pPr>
@@ -2033,7 +2091,7 @@
       <w:pPr>
         <w:numPr>
           <w:ilvl w:val="0"/>
-          <w:numId w:val="1024"/>
+          <w:numId w:val="1025"/>
         </w:numPr>
         <w:pStyle w:val="Compact"/>
       </w:pPr>
@@ -2045,7 +2103,7 @@
       <w:pPr>
         <w:numPr>
           <w:ilvl w:val="0"/>
-          <w:numId w:val="1024"/>
+          <w:numId w:val="1025"/>
         </w:numPr>
         <w:pStyle w:val="Compact"/>
       </w:pPr>
@@ -2053,8 +2111,8 @@
         <w:t xml:space="preserve">[완료]</w:t>
       </w:r>
     </w:p>
-    <w:bookmarkEnd w:id="43"/>
-    <w:bookmarkStart w:id="44" w:name="하단-띠배너-가운데-정렬"/>
+    <w:bookmarkEnd w:id="44"/>
+    <w:bookmarkStart w:id="45" w:name="하단-띠배너-가운데-정렬"/>
     <w:p>
       <w:pPr>
         <w:pStyle w:val="Heading3"/>
@@ -2067,7 +2125,7 @@
       <w:pPr>
         <w:numPr>
           <w:ilvl w:val="0"/>
-          <w:numId w:val="1025"/>
+          <w:numId w:val="1026"/>
         </w:numPr>
         <w:pStyle w:val="Compact"/>
       </w:pPr>
@@ -2079,7 +2137,7 @@
       <w:pPr>
         <w:numPr>
           <w:ilvl w:val="0"/>
-          <w:numId w:val="1025"/>
+          <w:numId w:val="1026"/>
         </w:numPr>
         <w:pStyle w:val="Compact"/>
       </w:pPr>
@@ -2091,7 +2149,7 @@
       <w:pPr>
         <w:numPr>
           <w:ilvl w:val="0"/>
-          <w:numId w:val="1025"/>
+          <w:numId w:val="1026"/>
         </w:numPr>
         <w:pStyle w:val="Compact"/>
       </w:pPr>
@@ -2099,8 +2157,8 @@
         <w:t xml:space="preserve">[완료]</w:t>
       </w:r>
     </w:p>
-    <w:bookmarkEnd w:id="44"/>
-    <w:bookmarkStart w:id="45" w:name="파일럿-5단계-ai-느낌-svg-실사-사진-교체-ccg"/>
+    <w:bookmarkEnd w:id="45"/>
+    <w:bookmarkStart w:id="46" w:name="파일럿-5단계-ai-느낌-svg-실사-사진-교체-ccg"/>
     <w:p>
       <w:pPr>
         <w:pStyle w:val="Heading3"/>
@@ -2113,7 +2171,7 @@
       <w:pPr>
         <w:numPr>
           <w:ilvl w:val="0"/>
-          <w:numId w:val="1026"/>
+          <w:numId w:val="1027"/>
         </w:numPr>
         <w:pStyle w:val="Compact"/>
       </w:pPr>
@@ -2125,7 +2183,7 @@
       <w:pPr>
         <w:numPr>
           <w:ilvl w:val="0"/>
-          <w:numId w:val="1026"/>
+          <w:numId w:val="1027"/>
         </w:numPr>
         <w:pStyle w:val="Compact"/>
       </w:pPr>
@@ -2137,7 +2195,7 @@
       <w:pPr>
         <w:numPr>
           <w:ilvl w:val="0"/>
-          <w:numId w:val="1026"/>
+          <w:numId w:val="1027"/>
         </w:numPr>
         <w:pStyle w:val="Compact"/>
       </w:pPr>
@@ -2149,7 +2207,7 @@
       <w:pPr>
         <w:numPr>
           <w:ilvl w:val="0"/>
-          <w:numId w:val="1026"/>
+          <w:numId w:val="1027"/>
         </w:numPr>
         <w:pStyle w:val="Compact"/>
       </w:pPr>
@@ -2161,7 +2219,7 @@
       <w:pPr>
         <w:numPr>
           <w:ilvl w:val="0"/>
-          <w:numId w:val="1026"/>
+          <w:numId w:val="1027"/>
         </w:numPr>
         <w:pStyle w:val="Compact"/>
       </w:pPr>
@@ -2169,8 +2227,8 @@
         <w:t xml:space="preserve">[완료]</w:t>
       </w:r>
     </w:p>
-    <w:bookmarkEnd w:id="45"/>
-    <w:bookmarkStart w:id="46" w:name="희미함작은이미지-해결-실사-11장-생성-대형-사진-레이아웃-ccg"/>
+    <w:bookmarkEnd w:id="46"/>
+    <w:bookmarkStart w:id="47" w:name="희미함작은이미지-해결-실사-11장-생성-대형-사진-레이아웃-ccg"/>
     <w:p>
       <w:pPr>
         <w:pStyle w:val="Heading3"/>
@@ -2183,7 +2241,7 @@
       <w:pPr>
         <w:numPr>
           <w:ilvl w:val="0"/>
-          <w:numId w:val="1027"/>
+          <w:numId w:val="1028"/>
         </w:numPr>
         <w:pStyle w:val="Compact"/>
       </w:pPr>
@@ -2195,7 +2253,7 @@
       <w:pPr>
         <w:numPr>
           <w:ilvl w:val="0"/>
-          <w:numId w:val="1027"/>
+          <w:numId w:val="1028"/>
         </w:numPr>
         <w:pStyle w:val="Compact"/>
       </w:pPr>
@@ -2225,7 +2283,7 @@
       <w:pPr>
         <w:numPr>
           <w:ilvl w:val="0"/>
-          <w:numId w:val="1027"/>
+          <w:numId w:val="1028"/>
         </w:numPr>
         <w:pStyle w:val="Compact"/>
       </w:pPr>
@@ -2237,7 +2295,7 @@
       <w:pPr>
         <w:numPr>
           <w:ilvl w:val="0"/>
-          <w:numId w:val="1027"/>
+          <w:numId w:val="1028"/>
         </w:numPr>
         <w:pStyle w:val="Compact"/>
       </w:pPr>
@@ -2249,7 +2307,7 @@
       <w:pPr>
         <w:numPr>
           <w:ilvl w:val="0"/>
-          <w:numId w:val="1027"/>
+          <w:numId w:val="1028"/>
         </w:numPr>
         <w:pStyle w:val="Compact"/>
       </w:pPr>
@@ -2261,7 +2319,7 @@
       <w:pPr>
         <w:numPr>
           <w:ilvl w:val="0"/>
-          <w:numId w:val="1027"/>
+          <w:numId w:val="1028"/>
         </w:numPr>
         <w:pStyle w:val="Compact"/>
       </w:pPr>
@@ -2273,7 +2331,7 @@
       <w:pPr>
         <w:numPr>
           <w:ilvl w:val="0"/>
-          <w:numId w:val="1027"/>
+          <w:numId w:val="1028"/>
         </w:numPr>
         <w:pStyle w:val="Compact"/>
       </w:pPr>
@@ -2281,8 +2339,8 @@
         <w:t xml:space="preserve">[완료]</w:t>
       </w:r>
     </w:p>
-    <w:bookmarkEnd w:id="46"/>
-    <w:bookmarkStart w:id="47" w:name="일러스트-개선-잘림-해결-갤러리-실제화면-교체-ccg-b안"/>
+    <w:bookmarkEnd w:id="47"/>
+    <w:bookmarkStart w:id="48" w:name="일러스트-개선-잘림-해결-갤러리-실제화면-교체-ccg-b안"/>
     <w:p>
       <w:pPr>
         <w:pStyle w:val="Heading3"/>
@@ -2295,7 +2353,7 @@
       <w:pPr>
         <w:numPr>
           <w:ilvl w:val="0"/>
-          <w:numId w:val="1028"/>
+          <w:numId w:val="1029"/>
         </w:numPr>
         <w:pStyle w:val="Compact"/>
       </w:pPr>
@@ -2307,7 +2365,7 @@
       <w:pPr>
         <w:numPr>
           <w:ilvl w:val="0"/>
-          <w:numId w:val="1028"/>
+          <w:numId w:val="1029"/>
         </w:numPr>
         <w:pStyle w:val="Compact"/>
       </w:pPr>
@@ -2319,7 +2377,7 @@
       <w:pPr>
         <w:numPr>
           <w:ilvl w:val="0"/>
-          <w:numId w:val="1028"/>
+          <w:numId w:val="1029"/>
         </w:numPr>
         <w:pStyle w:val="Compact"/>
       </w:pPr>
@@ -2343,7 +2401,7 @@
       <w:pPr>
         <w:numPr>
           <w:ilvl w:val="0"/>
-          <w:numId w:val="1028"/>
+          <w:numId w:val="1029"/>
         </w:numPr>
         <w:pStyle w:val="Compact"/>
       </w:pPr>
@@ -2351,8 +2409,8 @@
         <w:t xml:space="preserve">[완료]</w:t>
       </w:r>
     </w:p>
-    <w:bookmarkEnd w:id="47"/>
-    <w:bookmarkStart w:id="48" w:name="도입효과-중복-정리-색감-통일-ccg-b안-마무리"/>
+    <w:bookmarkEnd w:id="48"/>
+    <w:bookmarkStart w:id="49" w:name="도입효과-중복-정리-색감-통일-ccg-b안-마무리"/>
     <w:p>
       <w:pPr>
         <w:pStyle w:val="Heading3"/>
@@ -2365,7 +2423,7 @@
       <w:pPr>
         <w:numPr>
           <w:ilvl w:val="0"/>
-          <w:numId w:val="1029"/>
+          <w:numId w:val="1030"/>
         </w:numPr>
         <w:pStyle w:val="Compact"/>
       </w:pPr>
@@ -2377,7 +2435,7 @@
       <w:pPr>
         <w:numPr>
           <w:ilvl w:val="0"/>
-          <w:numId w:val="1029"/>
+          <w:numId w:val="1030"/>
         </w:numPr>
         <w:pStyle w:val="Compact"/>
       </w:pPr>
@@ -2389,7 +2447,7 @@
       <w:pPr>
         <w:numPr>
           <w:ilvl w:val="0"/>
-          <w:numId w:val="1029"/>
+          <w:numId w:val="1030"/>
         </w:numPr>
         <w:pStyle w:val="Compact"/>
       </w:pPr>
@@ -2401,7 +2459,7 @@
       <w:pPr>
         <w:numPr>
           <w:ilvl w:val="0"/>
-          <w:numId w:val="1029"/>
+          <w:numId w:val="1030"/>
         </w:numPr>
         <w:pStyle w:val="Compact"/>
       </w:pPr>
@@ -2413,7 +2471,7 @@
       <w:pPr>
         <w:numPr>
           <w:ilvl w:val="0"/>
-          <w:numId w:val="1029"/>
+          <w:numId w:val="1030"/>
         </w:numPr>
         <w:pStyle w:val="Compact"/>
       </w:pPr>
@@ -2421,8 +2479,8 @@
         <w:t xml:space="preserve">[완료]</w:t>
       </w:r>
     </w:p>
-    <w:bookmarkEnd w:id="48"/>
-    <w:bookmarkStart w:id="49" w:name="solution-섹션-좌우-균형-반응형-개선-ccg"/>
+    <w:bookmarkEnd w:id="49"/>
+    <w:bookmarkStart w:id="50" w:name="solution-섹션-좌우-균형-반응형-개선-ccg"/>
     <w:p>
       <w:pPr>
         <w:pStyle w:val="Heading3"/>
@@ -2435,7 +2493,7 @@
       <w:pPr>
         <w:numPr>
           <w:ilvl w:val="0"/>
-          <w:numId w:val="1030"/>
+          <w:numId w:val="1031"/>
         </w:numPr>
         <w:pStyle w:val="Compact"/>
       </w:pPr>
@@ -2447,7 +2505,7 @@
       <w:pPr>
         <w:numPr>
           <w:ilvl w:val="0"/>
-          <w:numId w:val="1030"/>
+          <w:numId w:val="1031"/>
         </w:numPr>
         <w:pStyle w:val="Compact"/>
       </w:pPr>
@@ -2459,7 +2517,7 @@
       <w:pPr>
         <w:numPr>
           <w:ilvl w:val="0"/>
-          <w:numId w:val="1030"/>
+          <w:numId w:val="1031"/>
         </w:numPr>
         <w:pStyle w:val="Compact"/>
       </w:pPr>
@@ -2471,7 +2529,7 @@
       <w:pPr>
         <w:numPr>
           <w:ilvl w:val="0"/>
-          <w:numId w:val="1030"/>
+          <w:numId w:val="1031"/>
         </w:numPr>
         <w:pStyle w:val="Compact"/>
       </w:pPr>
@@ -2483,7 +2541,7 @@
       <w:pPr>
         <w:numPr>
           <w:ilvl w:val="0"/>
-          <w:numId w:val="1030"/>
+          <w:numId w:val="1031"/>
         </w:numPr>
         <w:pStyle w:val="Compact"/>
       </w:pPr>
@@ -2495,7 +2553,7 @@
       <w:pPr>
         <w:numPr>
           <w:ilvl w:val="0"/>
-          <w:numId w:val="1030"/>
+          <w:numId w:val="1031"/>
         </w:numPr>
         <w:pStyle w:val="Compact"/>
       </w:pPr>
@@ -2507,7 +2565,7 @@
       <w:pPr>
         <w:numPr>
           <w:ilvl w:val="0"/>
-          <w:numId w:val="1030"/>
+          <w:numId w:val="1031"/>
         </w:numPr>
         <w:pStyle w:val="Compact"/>
       </w:pPr>
@@ -2515,8 +2573,8 @@
         <w:t xml:space="preserve">[완료]</w:t>
       </w:r>
     </w:p>
-    <w:bookmarkEnd w:id="49"/>
-    <w:bookmarkStart w:id="50" w:name="초기-배포-완료"/>
+    <w:bookmarkEnd w:id="50"/>
+    <w:bookmarkStart w:id="51" w:name="초기-배포-완료"/>
     <w:p>
       <w:pPr>
         <w:pStyle w:val="Heading3"/>
@@ -2529,7 +2587,7 @@
       <w:pPr>
         <w:numPr>
           <w:ilvl w:val="0"/>
-          <w:numId w:val="1031"/>
+          <w:numId w:val="1032"/>
         </w:numPr>
         <w:pStyle w:val="Compact"/>
       </w:pPr>
@@ -2541,7 +2599,7 @@
       <w:pPr>
         <w:numPr>
           <w:ilvl w:val="0"/>
-          <w:numId w:val="1031"/>
+          <w:numId w:val="1032"/>
         </w:numPr>
         <w:pStyle w:val="Compact"/>
       </w:pPr>
@@ -2553,7 +2611,7 @@
       <w:pPr>
         <w:numPr>
           <w:ilvl w:val="0"/>
-          <w:numId w:val="1031"/>
+          <w:numId w:val="1032"/>
         </w:numPr>
         <w:pStyle w:val="Compact"/>
       </w:pPr>
@@ -2565,7 +2623,7 @@
       <w:pPr>
         <w:numPr>
           <w:ilvl w:val="0"/>
-          <w:numId w:val="1031"/>
+          <w:numId w:val="1032"/>
         </w:numPr>
         <w:pStyle w:val="Compact"/>
       </w:pPr>
@@ -2577,7 +2635,7 @@
       <w:pPr>
         <w:numPr>
           <w:ilvl w:val="0"/>
-          <w:numId w:val="1031"/>
+          <w:numId w:val="1032"/>
         </w:numPr>
         <w:pStyle w:val="Compact"/>
       </w:pPr>
@@ -2589,7 +2647,7 @@
       <w:pPr>
         <w:numPr>
           <w:ilvl w:val="0"/>
-          <w:numId w:val="1031"/>
+          <w:numId w:val="1032"/>
         </w:numPr>
         <w:pStyle w:val="Compact"/>
       </w:pPr>
@@ -2597,8 +2655,8 @@
         <w:t xml:space="preserve">[완료]</w:t>
       </w:r>
     </w:p>
-    <w:bookmarkEnd w:id="50"/>
     <w:bookmarkEnd w:id="51"/>
+    <w:bookmarkEnd w:id="52"/>
     <w:sectPr/>
   </w:body>
 </w:document>
@@ -2875,6 +2933,9 @@
     <w:abstractNumId w:val="991"/>
   </w:num>
   <w:num w:numId="1031">
+    <w:abstractNumId w:val="991"/>
+  </w:num>
+  <w:num w:numId="1032">
     <w:abstractNumId w:val="991"/>
   </w:num>
 </w:numbering>

--- a/docs/exports/DEV_LOG.docx
+++ b/docs/exports/DEV_LOG.docx
@@ -2,12 +2,106 @@
 <file path=word/document.xml><?xml version="1.0" encoding="utf-8"?>
 <w:document xmlns:w="http://schemas.openxmlformats.org/wordprocessingml/2006/main" xmlns:m="http://schemas.openxmlformats.org/officeDocument/2006/math" xmlns:r="http://schemas.openxmlformats.org/officeDocument/2006/relationships" xmlns:o="urn:schemas-microsoft-com:office:office" xmlns:v="urn:schemas-microsoft-com:vml" xmlns:w10="urn:schemas-microsoft-com:office:word" xmlns:a="http://schemas.openxmlformats.org/drawingml/2006/main" xmlns:pic="http://schemas.openxmlformats.org/drawingml/2006/picture" xmlns:wp="http://schemas.openxmlformats.org/drawingml/2006/wordprocessingDrawing">
   <w:body>
-    <w:bookmarkStart w:id="20" w:name="구글시트-연동-전송-형식-수정formdataurlsearchparams"/>
+    <w:bookmarkStart w:id="20" w:name="모바일-지금-상담하기-버튼-스크롤-위치-수정"/>
     <w:p>
       <w:pPr>
         <w:pStyle w:val="Heading3"/>
       </w:pPr>
       <w:r>
+        <w:t xml:space="preserve">[2026-06-21 19:10] 모바일</w:t>
+      </w:r>
+      <w:r>
+        <w:t xml:space="preserve"> </w:t>
+      </w:r>
+      <w:r>
+        <w:t xml:space="preserve">‘</w:t>
+      </w:r>
+      <w:r>
+        <w:t xml:space="preserve">지금 상담하기</w:t>
+      </w:r>
+      <w:r>
+        <w:t xml:space="preserve">’</w:t>
+      </w:r>
+      <w:r>
+        <w:t xml:space="preserve"> </w:t>
+      </w:r>
+      <w:r>
+        <w:t xml:space="preserve">버튼 스크롤 위치 수정</w:t>
+      </w:r>
+    </w:p>
+    <w:p>
+      <w:pPr>
+        <w:numPr>
+          <w:ilvl w:val="0"/>
+          <w:numId w:val="1001"/>
+        </w:numPr>
+        <w:pStyle w:val="Compact"/>
+      </w:pPr>
+      <w:r>
+        <w:t xml:space="preserve">문제: 플로팅</w:t>
+      </w:r>
+      <w:r>
+        <w:t xml:space="preserve"> </w:t>
+      </w:r>
+      <w:r>
+        <w:t xml:space="preserve">‘</w:t>
+      </w:r>
+      <w:r>
+        <w:t xml:space="preserve">지금 상담하기</w:t>
+      </w:r>
+      <w:r>
+        <w:t xml:space="preserve">’</w:t>
+      </w:r>
+      <w:r>
+        <w:t xml:space="preserve"> </w:t>
+      </w:r>
+      <w:r>
+        <w:t xml:space="preserve">버튼을 누르면 신청 섹션 맨 위(제목·신뢰배지)에 멈춰 실제 입력란보다 위에서 멈춤</w:t>
+      </w:r>
+    </w:p>
+    <w:p>
+      <w:pPr>
+        <w:numPr>
+          <w:ilvl w:val="0"/>
+          <w:numId w:val="1001"/>
+        </w:numPr>
+        <w:pStyle w:val="Compact"/>
+      </w:pPr>
+      <w:r>
+        <w:t xml:space="preserve">수정: 버튼이 폼 입력란 첫 줄까지 정확히 내려가도록 변경(고정 헤더 높이 + 24px 여백 계산). 스크롤이 끝나면 첫 칸(성명)에 자동 포커스</w:t>
+      </w:r>
+    </w:p>
+    <w:p>
+      <w:pPr>
+        <w:numPr>
+          <w:ilvl w:val="0"/>
+          <w:numId w:val="1001"/>
+        </w:numPr>
+        <w:pStyle w:val="Compact"/>
+      </w:pPr>
+      <w:r>
+        <w:t xml:space="preserve">CCG 검증: Codex(헤더 높이 동적 계산 방식 권장), Gemini(여백 20~32px·자동 포커스로 전환율↑) 반영</w:t>
+      </w:r>
+    </w:p>
+    <w:p>
+      <w:pPr>
+        <w:numPr>
+          <w:ilvl w:val="0"/>
+          <w:numId w:val="1001"/>
+        </w:numPr>
+        <w:pStyle w:val="Compact"/>
+      </w:pPr>
+      <w:r>
+        <w:t xml:space="preserve">[완료]</w:t>
+      </w:r>
+    </w:p>
+    <w:bookmarkEnd w:id="20"/>
+    <w:bookmarkStart w:id="21" w:name="구글시트-연동-전송-형식-수정formdataurlsearchparams"/>
+    <w:p>
+      <w:pPr>
+        <w:pStyle w:val="Heading3"/>
+      </w:pPr>
+      <w:r>
         <w:t xml:space="preserve">[2026-06-21 18:55] 구글시트 연동 전송 형식 수정(FormData→URLSearchParams)</w:t>
       </w:r>
     </w:p>
@@ -15,7 +109,7 @@
       <w:pPr>
         <w:numPr>
           <w:ilvl w:val="0"/>
-          <w:numId w:val="1001"/>
+          <w:numId w:val="1002"/>
         </w:numPr>
         <w:pStyle w:val="Compact"/>
       </w:pPr>
@@ -27,7 +121,7 @@
       <w:pPr>
         <w:numPr>
           <w:ilvl w:val="0"/>
-          <w:numId w:val="1001"/>
+          <w:numId w:val="1002"/>
         </w:numPr>
         <w:pStyle w:val="Compact"/>
       </w:pPr>
@@ -39,7 +133,7 @@
       <w:pPr>
         <w:numPr>
           <w:ilvl w:val="0"/>
-          <w:numId w:val="1001"/>
+          <w:numId w:val="1002"/>
         </w:numPr>
         <w:pStyle w:val="Compact"/>
       </w:pPr>
@@ -51,7 +145,7 @@
       <w:pPr>
         <w:numPr>
           <w:ilvl w:val="0"/>
-          <w:numId w:val="1001"/>
+          <w:numId w:val="1002"/>
         </w:numPr>
         <w:pStyle w:val="Compact"/>
       </w:pPr>
@@ -59,8 +153,8 @@
         <w:t xml:space="preserve">[완료]</w:t>
       </w:r>
     </w:p>
-    <w:bookmarkEnd w:id="20"/>
-    <w:bookmarkStart w:id="21" w:name="구글시트-실시간-db-연동-완료"/>
+    <w:bookmarkEnd w:id="21"/>
+    <w:bookmarkStart w:id="22" w:name="구글시트-실시간-db-연동-완료"/>
     <w:p>
       <w:pPr>
         <w:pStyle w:val="Heading3"/>
@@ -73,7 +167,7 @@
       <w:pPr>
         <w:numPr>
           <w:ilvl w:val="0"/>
-          <w:numId w:val="1002"/>
+          <w:numId w:val="1003"/>
         </w:numPr>
         <w:pStyle w:val="Compact"/>
       </w:pPr>
@@ -85,7 +179,7 @@
       <w:pPr>
         <w:numPr>
           <w:ilvl w:val="0"/>
-          <w:numId w:val="1002"/>
+          <w:numId w:val="1003"/>
         </w:numPr>
         <w:pStyle w:val="Compact"/>
       </w:pPr>
@@ -130,7 +224,7 @@
       <w:pPr>
         <w:numPr>
           <w:ilvl w:val="0"/>
-          <w:numId w:val="1002"/>
+          <w:numId w:val="1003"/>
         </w:numPr>
         <w:pStyle w:val="Compact"/>
       </w:pPr>
@@ -138,8 +232,8 @@
         <w:t xml:space="preserve">[완료]</w:t>
       </w:r>
     </w:p>
-    <w:bookmarkEnd w:id="21"/>
-    <w:bookmarkStart w:id="22" w:name="구글시트-실시간-db-연동-준비apps-script"/>
+    <w:bookmarkEnd w:id="22"/>
+    <w:bookmarkStart w:id="23" w:name="구글시트-실시간-db-연동-준비apps-script"/>
     <w:p>
       <w:pPr>
         <w:pStyle w:val="Heading3"/>
@@ -152,7 +246,7 @@
       <w:pPr>
         <w:numPr>
           <w:ilvl w:val="0"/>
-          <w:numId w:val="1003"/>
+          <w:numId w:val="1004"/>
         </w:numPr>
         <w:pStyle w:val="Compact"/>
       </w:pPr>
@@ -164,7 +258,7 @@
       <w:pPr>
         <w:numPr>
           <w:ilvl w:val="0"/>
-          <w:numId w:val="1003"/>
+          <w:numId w:val="1004"/>
         </w:numPr>
         <w:pStyle w:val="Compact"/>
       </w:pPr>
@@ -176,7 +270,7 @@
       <w:pPr>
         <w:numPr>
           <w:ilvl w:val="0"/>
-          <w:numId w:val="1003"/>
+          <w:numId w:val="1004"/>
         </w:numPr>
         <w:pStyle w:val="Compact"/>
       </w:pPr>
@@ -188,7 +282,7 @@
       <w:pPr>
         <w:numPr>
           <w:ilvl w:val="0"/>
-          <w:numId w:val="1003"/>
+          <w:numId w:val="1004"/>
         </w:numPr>
         <w:pStyle w:val="Compact"/>
       </w:pPr>
@@ -196,8 +290,8 @@
         <w:t xml:space="preserve">[진행중]</w:t>
       </w:r>
     </w:p>
-    <w:bookmarkEnd w:id="22"/>
-    <w:bookmarkStart w:id="23" w:name="반응형크로스브라우징-점검ccg-후-결함-수정"/>
+    <w:bookmarkEnd w:id="23"/>
+    <w:bookmarkStart w:id="24" w:name="반응형크로스브라우징-점검ccg-후-결함-수정"/>
     <w:p>
       <w:pPr>
         <w:pStyle w:val="Heading3"/>
@@ -210,7 +304,7 @@
       <w:pPr>
         <w:numPr>
           <w:ilvl w:val="0"/>
-          <w:numId w:val="1004"/>
+          <w:numId w:val="1005"/>
         </w:numPr>
         <w:pStyle w:val="Compact"/>
       </w:pPr>
@@ -222,7 +316,7 @@
       <w:pPr>
         <w:numPr>
           <w:ilvl w:val="0"/>
-          <w:numId w:val="1004"/>
+          <w:numId w:val="1005"/>
         </w:numPr>
         <w:pStyle w:val="Compact"/>
       </w:pPr>
@@ -249,7 +343,7 @@
       <w:pPr>
         <w:numPr>
           <w:ilvl w:val="0"/>
-          <w:numId w:val="1004"/>
+          <w:numId w:val="1005"/>
         </w:numPr>
         <w:pStyle w:val="Compact"/>
       </w:pPr>
@@ -261,7 +355,7 @@
       <w:pPr>
         <w:numPr>
           <w:ilvl w:val="0"/>
-          <w:numId w:val="1004"/>
+          <w:numId w:val="1005"/>
         </w:numPr>
         <w:pStyle w:val="Compact"/>
       </w:pPr>
@@ -273,7 +367,7 @@
       <w:pPr>
         <w:numPr>
           <w:ilvl w:val="0"/>
-          <w:numId w:val="1004"/>
+          <w:numId w:val="1005"/>
         </w:numPr>
         <w:pStyle w:val="Compact"/>
       </w:pPr>
@@ -285,7 +379,7 @@
       <w:pPr>
         <w:numPr>
           <w:ilvl w:val="0"/>
-          <w:numId w:val="1004"/>
+          <w:numId w:val="1005"/>
         </w:numPr>
         <w:pStyle w:val="Compact"/>
       </w:pPr>
@@ -297,7 +391,7 @@
       <w:pPr>
         <w:numPr>
           <w:ilvl w:val="0"/>
-          <w:numId w:val="1004"/>
+          <w:numId w:val="1005"/>
         </w:numPr>
         <w:pStyle w:val="Compact"/>
       </w:pPr>
@@ -305,8 +399,8 @@
         <w:t xml:space="preserve">[완료]</w:t>
       </w:r>
     </w:p>
-    <w:bookmarkEnd w:id="23"/>
-    <w:bookmarkStart w:id="24" w:name="파일럿-3단계-사진-얼굴손-동시-노출"/>
+    <w:bookmarkEnd w:id="24"/>
+    <w:bookmarkStart w:id="25" w:name="파일럿-3단계-사진-얼굴손-동시-노출"/>
     <w:p>
       <w:pPr>
         <w:pStyle w:val="Heading3"/>
@@ -319,7 +413,7 @@
       <w:pPr>
         <w:numPr>
           <w:ilvl w:val="0"/>
-          <w:numId w:val="1005"/>
+          <w:numId w:val="1006"/>
         </w:numPr>
         <w:pStyle w:val="Compact"/>
       </w:pPr>
@@ -331,7 +425,7 @@
       <w:pPr>
         <w:numPr>
           <w:ilvl w:val="0"/>
-          <w:numId w:val="1005"/>
+          <w:numId w:val="1006"/>
         </w:numPr>
         <w:pStyle w:val="Compact"/>
       </w:pPr>
@@ -339,8 +433,8 @@
         <w:t xml:space="preserve">[완료]</w:t>
       </w:r>
     </w:p>
-    <w:bookmarkEnd w:id="24"/>
-    <w:bookmarkStart w:id="25" w:name="파일럿-23단계-사진-얼굴-잘림-최종-해결보이는-위치-조정"/>
+    <w:bookmarkEnd w:id="25"/>
+    <w:bookmarkStart w:id="26" w:name="파일럿-23단계-사진-얼굴-잘림-최종-해결보이는-위치-조정"/>
     <w:p>
       <w:pPr>
         <w:pStyle w:val="Heading3"/>
@@ -353,7 +447,7 @@
       <w:pPr>
         <w:numPr>
           <w:ilvl w:val="0"/>
-          <w:numId w:val="1006"/>
+          <w:numId w:val="1007"/>
         </w:numPr>
         <w:pStyle w:val="Compact"/>
       </w:pPr>
@@ -365,7 +459,7 @@
       <w:pPr>
         <w:numPr>
           <w:ilvl w:val="0"/>
-          <w:numId w:val="1006"/>
+          <w:numId w:val="1007"/>
         </w:numPr>
         <w:pStyle w:val="Compact"/>
       </w:pPr>
@@ -377,7 +471,7 @@
       <w:pPr>
         <w:numPr>
           <w:ilvl w:val="0"/>
-          <w:numId w:val="1006"/>
+          <w:numId w:val="1007"/>
         </w:numPr>
         <w:pStyle w:val="Compact"/>
       </w:pPr>
@@ -389,7 +483,7 @@
       <w:pPr>
         <w:numPr>
           <w:ilvl w:val="0"/>
-          <w:numId w:val="1006"/>
+          <w:numId w:val="1007"/>
         </w:numPr>
         <w:pStyle w:val="Compact"/>
       </w:pPr>
@@ -397,8 +491,8 @@
         <w:t xml:space="preserve">[완료]</w:t>
       </w:r>
     </w:p>
-    <w:bookmarkEnd w:id="25"/>
-    <w:bookmarkStart w:id="26" w:name="파일럿-23단계-사진-재보정자연스러움손-노출"/>
+    <w:bookmarkEnd w:id="26"/>
+    <w:bookmarkStart w:id="27" w:name="파일럿-23단계-사진-재보정자연스러움손-노출"/>
     <w:p>
       <w:pPr>
         <w:pStyle w:val="Heading3"/>
@@ -411,7 +505,7 @@
       <w:pPr>
         <w:numPr>
           <w:ilvl w:val="0"/>
-          <w:numId w:val="1007"/>
+          <w:numId w:val="1008"/>
         </w:numPr>
         <w:pStyle w:val="Compact"/>
       </w:pPr>
@@ -438,7 +532,7 @@
       <w:pPr>
         <w:numPr>
           <w:ilvl w:val="0"/>
-          <w:numId w:val="1007"/>
+          <w:numId w:val="1008"/>
         </w:numPr>
         <w:pStyle w:val="Compact"/>
       </w:pPr>
@@ -450,7 +544,7 @@
       <w:pPr>
         <w:numPr>
           <w:ilvl w:val="0"/>
-          <w:numId w:val="1007"/>
+          <w:numId w:val="1008"/>
         </w:numPr>
         <w:pStyle w:val="Compact"/>
       </w:pPr>
@@ -462,7 +556,7 @@
       <w:pPr>
         <w:numPr>
           <w:ilvl w:val="0"/>
-          <w:numId w:val="1007"/>
+          <w:numId w:val="1008"/>
         </w:numPr>
         <w:pStyle w:val="Compact"/>
       </w:pPr>
@@ -470,8 +564,8 @@
         <w:t xml:space="preserve">[완료]</w:t>
       </w:r>
     </w:p>
-    <w:bookmarkEnd w:id="26"/>
-    <w:bookmarkStart w:id="27" w:name="파일럿-단계-사진-얼굴손-잘림-수정23단계-재생성"/>
+    <w:bookmarkEnd w:id="27"/>
+    <w:bookmarkStart w:id="28" w:name="파일럿-단계-사진-얼굴손-잘림-수정23단계-재생성"/>
     <w:p>
       <w:pPr>
         <w:pStyle w:val="Heading3"/>
@@ -484,7 +578,7 @@
       <w:pPr>
         <w:numPr>
           <w:ilvl w:val="0"/>
-          <w:numId w:val="1008"/>
+          <w:numId w:val="1009"/>
         </w:numPr>
         <w:pStyle w:val="Compact"/>
       </w:pPr>
@@ -514,7 +608,7 @@
       <w:pPr>
         <w:numPr>
           <w:ilvl w:val="0"/>
-          <w:numId w:val="1008"/>
+          <w:numId w:val="1009"/>
         </w:numPr>
         <w:pStyle w:val="Compact"/>
       </w:pPr>
@@ -526,7 +620,7 @@
       <w:pPr>
         <w:numPr>
           <w:ilvl w:val="0"/>
-          <w:numId w:val="1008"/>
+          <w:numId w:val="1009"/>
         </w:numPr>
         <w:pStyle w:val="Compact"/>
       </w:pPr>
@@ -538,7 +632,7 @@
       <w:pPr>
         <w:numPr>
           <w:ilvl w:val="0"/>
-          <w:numId w:val="1008"/>
+          <w:numId w:val="1009"/>
         </w:numPr>
         <w:pStyle w:val="Compact"/>
       </w:pPr>
@@ -546,8 +640,8 @@
         <w:t xml:space="preserve">[완료]</w:t>
       </w:r>
     </w:p>
-    <w:bookmarkEnd w:id="27"/>
-    <w:bookmarkStart w:id="28" w:name="신청-폼-개인정보-동의-체크박스-삭제"/>
+    <w:bookmarkEnd w:id="28"/>
+    <w:bookmarkStart w:id="29" w:name="신청-폼-개인정보-동의-체크박스-삭제"/>
     <w:p>
       <w:pPr>
         <w:pStyle w:val="Heading3"/>
@@ -560,7 +654,7 @@
       <w:pPr>
         <w:numPr>
           <w:ilvl w:val="0"/>
-          <w:numId w:val="1009"/>
+          <w:numId w:val="1010"/>
         </w:numPr>
         <w:pStyle w:val="Compact"/>
       </w:pPr>
@@ -590,7 +684,7 @@
       <w:pPr>
         <w:numPr>
           <w:ilvl w:val="0"/>
-          <w:numId w:val="1009"/>
+          <w:numId w:val="1010"/>
         </w:numPr>
         <w:pStyle w:val="Compact"/>
       </w:pPr>
@@ -602,7 +696,7 @@
       <w:pPr>
         <w:numPr>
           <w:ilvl w:val="0"/>
-          <w:numId w:val="1009"/>
+          <w:numId w:val="1010"/>
         </w:numPr>
         <w:pStyle w:val="Compact"/>
       </w:pPr>
@@ -610,8 +704,8 @@
         <w:t xml:space="preserve">[완료]</w:t>
       </w:r>
     </w:p>
-    <w:bookmarkEnd w:id="28"/>
-    <w:bookmarkStart w:id="29" w:name="가지-핵심기능-오른쪽-빈칸-해결-파일럿-4배지-사진-오버레이-재작업"/>
+    <w:bookmarkEnd w:id="29"/>
+    <w:bookmarkStart w:id="30" w:name="가지-핵심기능-오른쪽-빈칸-해결-파일럿-4배지-사진-오버레이-재작업"/>
     <w:p>
       <w:pPr>
         <w:pStyle w:val="Heading3"/>
@@ -624,7 +718,7 @@
       <w:pPr>
         <w:numPr>
           <w:ilvl w:val="0"/>
-          <w:numId w:val="1010"/>
+          <w:numId w:val="1011"/>
         </w:numPr>
         <w:pStyle w:val="Compact"/>
       </w:pPr>
@@ -636,7 +730,7 @@
       <w:pPr>
         <w:numPr>
           <w:ilvl w:val="0"/>
-          <w:numId w:val="1010"/>
+          <w:numId w:val="1011"/>
         </w:numPr>
         <w:pStyle w:val="Compact"/>
       </w:pPr>
@@ -666,7 +760,7 @@
       <w:pPr>
         <w:numPr>
           <w:ilvl w:val="0"/>
-          <w:numId w:val="1010"/>
+          <w:numId w:val="1011"/>
         </w:numPr>
         <w:pStyle w:val="Compact"/>
       </w:pPr>
@@ -696,7 +790,7 @@
       <w:pPr>
         <w:numPr>
           <w:ilvl w:val="0"/>
-          <w:numId w:val="1010"/>
+          <w:numId w:val="1011"/>
         </w:numPr>
         <w:pStyle w:val="Compact"/>
       </w:pPr>
@@ -704,8 +798,8 @@
         <w:t xml:space="preserve">[완료]</w:t>
       </w:r>
     </w:p>
-    <w:bookmarkEnd w:id="29"/>
-    <w:bookmarkStart w:id="30" w:name="가지-핵심기능-이미지-교체-이모지배지문안-정리-실제-앱-홈-화면-추가"/>
+    <w:bookmarkEnd w:id="30"/>
+    <w:bookmarkStart w:id="31" w:name="가지-핵심기능-이미지-교체-이모지배지문안-정리-실제-앱-홈-화면-추가"/>
     <w:p>
       <w:pPr>
         <w:pStyle w:val="Heading3"/>
@@ -718,7 +812,7 @@
       <w:pPr>
         <w:numPr>
           <w:ilvl w:val="0"/>
-          <w:numId w:val="1011"/>
+          <w:numId w:val="1012"/>
         </w:numPr>
         <w:pStyle w:val="Compact"/>
       </w:pPr>
@@ -730,7 +824,7 @@
       <w:pPr>
         <w:numPr>
           <w:ilvl w:val="0"/>
-          <w:numId w:val="1011"/>
+          <w:numId w:val="1012"/>
         </w:numPr>
         <w:pStyle w:val="Compact"/>
       </w:pPr>
@@ -760,7 +854,7 @@
       <w:pPr>
         <w:numPr>
           <w:ilvl w:val="0"/>
-          <w:numId w:val="1011"/>
+          <w:numId w:val="1012"/>
         </w:numPr>
         <w:pStyle w:val="Compact"/>
       </w:pPr>
@@ -790,7 +884,7 @@
       <w:pPr>
         <w:numPr>
           <w:ilvl w:val="0"/>
-          <w:numId w:val="1011"/>
+          <w:numId w:val="1012"/>
         </w:numPr>
         <w:pStyle w:val="Compact"/>
       </w:pPr>
@@ -802,7 +896,7 @@
       <w:pPr>
         <w:numPr>
           <w:ilvl w:val="0"/>
-          <w:numId w:val="1011"/>
+          <w:numId w:val="1012"/>
         </w:numPr>
         <w:pStyle w:val="Compact"/>
       </w:pPr>
@@ -814,7 +908,7 @@
       <w:pPr>
         <w:numPr>
           <w:ilvl w:val="0"/>
-          <w:numId w:val="1011"/>
+          <w:numId w:val="1012"/>
         </w:numPr>
         <w:pStyle w:val="Compact"/>
       </w:pPr>
@@ -844,7 +938,7 @@
       <w:pPr>
         <w:numPr>
           <w:ilvl w:val="0"/>
-          <w:numId w:val="1011"/>
+          <w:numId w:val="1012"/>
         </w:numPr>
         <w:pStyle w:val="Compact"/>
       </w:pPr>
@@ -874,7 +968,7 @@
       <w:pPr>
         <w:numPr>
           <w:ilvl w:val="0"/>
-          <w:numId w:val="1011"/>
+          <w:numId w:val="1012"/>
         </w:numPr>
         <w:pStyle w:val="Compact"/>
       </w:pPr>
@@ -901,7 +995,7 @@
       <w:pPr>
         <w:numPr>
           <w:ilvl w:val="0"/>
-          <w:numId w:val="1011"/>
+          <w:numId w:val="1012"/>
         </w:numPr>
         <w:pStyle w:val="Compact"/>
       </w:pPr>
@@ -909,8 +1003,8 @@
         <w:t xml:space="preserve">[완료]</w:t>
       </w:r>
     </w:p>
-    <w:bookmarkEnd w:id="30"/>
-    <w:bookmarkStart w:id="31" w:name="사이트-전체-사람차량자연-배경을-한국식으로-교체-외국중국-느낌-제거"/>
+    <w:bookmarkEnd w:id="31"/>
+    <w:bookmarkStart w:id="32" w:name="사이트-전체-사람차량자연-배경을-한국식으로-교체-외국중국-느낌-제거"/>
     <w:p>
       <w:pPr>
         <w:pStyle w:val="Heading3"/>
@@ -923,7 +1017,7 @@
       <w:pPr>
         <w:numPr>
           <w:ilvl w:val="0"/>
-          <w:numId w:val="1012"/>
+          <w:numId w:val="1013"/>
         </w:numPr>
         <w:pStyle w:val="Compact"/>
       </w:pPr>
@@ -935,7 +1029,7 @@
       <w:pPr>
         <w:numPr>
           <w:ilvl w:val="0"/>
-          <w:numId w:val="1012"/>
+          <w:numId w:val="1013"/>
         </w:numPr>
         <w:pStyle w:val="Compact"/>
       </w:pPr>
@@ -1049,7 +1143,7 @@
       <w:pPr>
         <w:numPr>
           <w:ilvl w:val="0"/>
-          <w:numId w:val="1012"/>
+          <w:numId w:val="1013"/>
         </w:numPr>
         <w:pStyle w:val="Compact"/>
       </w:pPr>
@@ -1061,7 +1155,7 @@
       <w:pPr>
         <w:numPr>
           <w:ilvl w:val="0"/>
-          <w:numId w:val="1012"/>
+          <w:numId w:val="1013"/>
         </w:numPr>
         <w:pStyle w:val="Compact"/>
       </w:pPr>
@@ -1073,7 +1167,7 @@
       <w:pPr>
         <w:numPr>
           <w:ilvl w:val="0"/>
-          <w:numId w:val="1012"/>
+          <w:numId w:val="1013"/>
         </w:numPr>
         <w:pStyle w:val="Compact"/>
       </w:pPr>
@@ -1081,8 +1175,8 @@
         <w:t xml:space="preserve">[완료]</w:t>
       </w:r>
     </w:p>
-    <w:bookmarkEnd w:id="31"/>
-    <w:bookmarkStart w:id="32" w:name="전체-디자인-감각-패스-taste-스킬-배치사진내용사이즈-그대로"/>
+    <w:bookmarkEnd w:id="32"/>
+    <w:bookmarkStart w:id="33" w:name="전체-디자인-감각-패스-taste-스킬-배치사진내용사이즈-그대로"/>
     <w:p>
       <w:pPr>
         <w:pStyle w:val="Heading3"/>
@@ -1095,7 +1189,7 @@
       <w:pPr>
         <w:numPr>
           <w:ilvl w:val="0"/>
-          <w:numId w:val="1013"/>
+          <w:numId w:val="1014"/>
         </w:numPr>
         <w:pStyle w:val="Compact"/>
       </w:pPr>
@@ -1107,7 +1201,7 @@
       <w:pPr>
         <w:numPr>
           <w:ilvl w:val="0"/>
-          <w:numId w:val="1013"/>
+          <w:numId w:val="1014"/>
         </w:numPr>
         <w:pStyle w:val="Compact"/>
       </w:pPr>
@@ -1170,7 +1264,7 @@
       <w:pPr>
         <w:numPr>
           <w:ilvl w:val="0"/>
-          <w:numId w:val="1013"/>
+          <w:numId w:val="1014"/>
         </w:numPr>
         <w:pStyle w:val="Compact"/>
       </w:pPr>
@@ -1178,8 +1272,8 @@
         <w:t xml:space="preserve">[완료]</w:t>
       </w:r>
     </w:p>
-    <w:bookmarkEnd w:id="32"/>
-    <w:bookmarkStart w:id="33" w:name="오픈그래프공유-썸네일-이미지-흐릿한-대시보드-나열-상징-그래픽-ccg"/>
+    <w:bookmarkEnd w:id="33"/>
+    <w:bookmarkStart w:id="34" w:name="오픈그래프공유-썸네일-이미지-흐릿한-대시보드-나열-상징-그래픽-ccg"/>
     <w:p>
       <w:pPr>
         <w:pStyle w:val="Heading3"/>
@@ -1192,7 +1286,7 @@
       <w:pPr>
         <w:numPr>
           <w:ilvl w:val="0"/>
-          <w:numId w:val="1014"/>
+          <w:numId w:val="1015"/>
         </w:numPr>
         <w:pStyle w:val="Compact"/>
       </w:pPr>
@@ -1204,7 +1298,7 @@
       <w:pPr>
         <w:numPr>
           <w:ilvl w:val="0"/>
-          <w:numId w:val="1014"/>
+          <w:numId w:val="1015"/>
         </w:numPr>
         <w:pStyle w:val="Compact"/>
       </w:pPr>
@@ -1240,7 +1334,7 @@
       <w:pPr>
         <w:numPr>
           <w:ilvl w:val="0"/>
-          <w:numId w:val="1014"/>
+          <w:numId w:val="1015"/>
         </w:numPr>
         <w:pStyle w:val="Compact"/>
       </w:pPr>
@@ -1264,7 +1358,7 @@
       <w:pPr>
         <w:numPr>
           <w:ilvl w:val="0"/>
-          <w:numId w:val="1014"/>
+          <w:numId w:val="1015"/>
         </w:numPr>
         <w:pStyle w:val="Compact"/>
       </w:pPr>
@@ -1276,7 +1370,7 @@
       <w:pPr>
         <w:numPr>
           <w:ilvl w:val="0"/>
-          <w:numId w:val="1014"/>
+          <w:numId w:val="1015"/>
         </w:numPr>
         <w:pStyle w:val="Compact"/>
       </w:pPr>
@@ -1284,8 +1378,8 @@
         <w:t xml:space="preserve">[완료]</w:t>
       </w:r>
     </w:p>
-    <w:bookmarkEnd w:id="33"/>
-    <w:bookmarkStart w:id="34" w:name="가지-핵심-기능-32-어색한-배치-1열-가로형-슬림-카드"/>
+    <w:bookmarkEnd w:id="34"/>
+    <w:bookmarkStart w:id="35" w:name="가지-핵심-기능-32-어색한-배치-1열-가로형-슬림-카드"/>
     <w:p>
       <w:pPr>
         <w:pStyle w:val="Heading3"/>
@@ -1298,7 +1392,7 @@
       <w:pPr>
         <w:numPr>
           <w:ilvl w:val="0"/>
-          <w:numId w:val="1015"/>
+          <w:numId w:val="1016"/>
         </w:numPr>
         <w:pStyle w:val="Compact"/>
       </w:pPr>
@@ -1310,7 +1404,7 @@
       <w:pPr>
         <w:numPr>
           <w:ilvl w:val="0"/>
-          <w:numId w:val="1015"/>
+          <w:numId w:val="1016"/>
         </w:numPr>
         <w:pStyle w:val="Compact"/>
       </w:pPr>
@@ -1322,7 +1416,7 @@
       <w:pPr>
         <w:numPr>
           <w:ilvl w:val="0"/>
-          <w:numId w:val="1015"/>
+          <w:numId w:val="1016"/>
         </w:numPr>
         <w:pStyle w:val="Compact"/>
       </w:pPr>
@@ -1334,7 +1428,7 @@
       <w:pPr>
         <w:numPr>
           <w:ilvl w:val="0"/>
-          <w:numId w:val="1015"/>
+          <w:numId w:val="1016"/>
         </w:numPr>
         <w:pStyle w:val="Compact"/>
       </w:pPr>
@@ -1342,8 +1436,8 @@
         <w:t xml:space="preserve">[완료]</w:t>
       </w:r>
     </w:p>
-    <w:bookmarkEnd w:id="34"/>
-    <w:bookmarkStart w:id="52" w:name="dev_log-마이피드-b2b-랜딩페이지-abl_landing"/>
+    <w:bookmarkEnd w:id="35"/>
+    <w:bookmarkStart w:id="53" w:name="dev_log-마이피드-b2b-랜딩페이지-abl_landing"/>
     <w:p>
       <w:pPr>
         <w:pStyle w:val="Heading1"/>
@@ -1352,7 +1446,7 @@
         <w:t xml:space="preserve">DEV_LOG — 마이피드 B2B 랜딩페이지 (abl_landing)</w:t>
       </w:r>
     </w:p>
-    <w:bookmarkStart w:id="35" w:name="X79e90aa534b0a41ca5aec1930c74c0755625a6e"/>
+    <w:bookmarkStart w:id="36" w:name="X79e90aa534b0a41ca5aec1930c74c0755625a6e"/>
     <w:p>
       <w:pPr>
         <w:pStyle w:val="Heading3"/>
@@ -1365,7 +1459,7 @@
       <w:pPr>
         <w:numPr>
           <w:ilvl w:val="0"/>
-          <w:numId w:val="1016"/>
+          <w:numId w:val="1017"/>
         </w:numPr>
         <w:pStyle w:val="Compact"/>
       </w:pPr>
@@ -1377,7 +1471,7 @@
       <w:pPr>
         <w:numPr>
           <w:ilvl w:val="0"/>
-          <w:numId w:val="1016"/>
+          <w:numId w:val="1017"/>
         </w:numPr>
         <w:pStyle w:val="Compact"/>
       </w:pPr>
@@ -1419,7 +1513,7 @@
       <w:pPr>
         <w:numPr>
           <w:ilvl w:val="0"/>
-          <w:numId w:val="1016"/>
+          <w:numId w:val="1017"/>
         </w:numPr>
         <w:pStyle w:val="Compact"/>
       </w:pPr>
@@ -1431,7 +1525,7 @@
       <w:pPr>
         <w:numPr>
           <w:ilvl w:val="0"/>
-          <w:numId w:val="1016"/>
+          <w:numId w:val="1017"/>
         </w:numPr>
         <w:pStyle w:val="Compact"/>
       </w:pPr>
@@ -1443,7 +1537,7 @@
       <w:pPr>
         <w:numPr>
           <w:ilvl w:val="0"/>
-          <w:numId w:val="1016"/>
+          <w:numId w:val="1017"/>
         </w:numPr>
         <w:pStyle w:val="Compact"/>
       </w:pPr>
@@ -1451,8 +1545,8 @@
         <w:t xml:space="preserve">[완료]</w:t>
       </w:r>
     </w:p>
-    <w:bookmarkEnd w:id="35"/>
-    <w:bookmarkStart w:id="36" w:name="파일럿-5단계-카드-높이-슬림화"/>
+    <w:bookmarkEnd w:id="36"/>
+    <w:bookmarkStart w:id="37" w:name="파일럿-5단계-카드-높이-슬림화"/>
     <w:p>
       <w:pPr>
         <w:pStyle w:val="Heading3"/>
@@ -1465,7 +1559,7 @@
       <w:pPr>
         <w:numPr>
           <w:ilvl w:val="0"/>
-          <w:numId w:val="1017"/>
+          <w:numId w:val="1018"/>
         </w:numPr>
         <w:pStyle w:val="Compact"/>
       </w:pPr>
@@ -1477,7 +1571,7 @@
       <w:pPr>
         <w:numPr>
           <w:ilvl w:val="0"/>
-          <w:numId w:val="1017"/>
+          <w:numId w:val="1018"/>
         </w:numPr>
         <w:pStyle w:val="Compact"/>
       </w:pPr>
@@ -1489,7 +1583,7 @@
       <w:pPr>
         <w:numPr>
           <w:ilvl w:val="0"/>
-          <w:numId w:val="1017"/>
+          <w:numId w:val="1018"/>
         </w:numPr>
         <w:pStyle w:val="Compact"/>
       </w:pPr>
@@ -1497,8 +1591,8 @@
         <w:t xml:space="preserve">[완료]</w:t>
       </w:r>
     </w:p>
-    <w:bookmarkEnd w:id="36"/>
-    <w:bookmarkStart w:id="37" w:name="파일럿-5단계-1열-큰-카드로-변경"/>
+    <w:bookmarkEnd w:id="37"/>
+    <w:bookmarkStart w:id="38" w:name="파일럿-5단계-1열-큰-카드로-변경"/>
     <w:p>
       <w:pPr>
         <w:pStyle w:val="Heading3"/>
@@ -1511,7 +1605,7 @@
       <w:pPr>
         <w:numPr>
           <w:ilvl w:val="0"/>
-          <w:numId w:val="1018"/>
+          <w:numId w:val="1019"/>
         </w:numPr>
         <w:pStyle w:val="Compact"/>
       </w:pPr>
@@ -1523,7 +1617,7 @@
       <w:pPr>
         <w:numPr>
           <w:ilvl w:val="0"/>
-          <w:numId w:val="1018"/>
+          <w:numId w:val="1019"/>
         </w:numPr>
         <w:pStyle w:val="Compact"/>
       </w:pPr>
@@ -1535,7 +1629,7 @@
       <w:pPr>
         <w:numPr>
           <w:ilvl w:val="0"/>
-          <w:numId w:val="1018"/>
+          <w:numId w:val="1019"/>
         </w:numPr>
         <w:pStyle w:val="Compact"/>
       </w:pPr>
@@ -1547,7 +1641,7 @@
       <w:pPr>
         <w:numPr>
           <w:ilvl w:val="0"/>
-          <w:numId w:val="1018"/>
+          <w:numId w:val="1019"/>
         </w:numPr>
         <w:pStyle w:val="Compact"/>
       </w:pPr>
@@ -1555,8 +1649,8 @@
         <w:t xml:space="preserve">[완료]</w:t>
       </w:r>
     </w:p>
-    <w:bookmarkEnd w:id="37"/>
-    <w:bookmarkStart w:id="38" w:name="파일럿-5단계-빈-칸-제거-5열-가로-타임라인-ccg"/>
+    <w:bookmarkEnd w:id="38"/>
+    <w:bookmarkStart w:id="39" w:name="파일럿-5단계-빈-칸-제거-5열-가로-타임라인-ccg"/>
     <w:p>
       <w:pPr>
         <w:pStyle w:val="Heading3"/>
@@ -1569,7 +1663,7 @@
       <w:pPr>
         <w:numPr>
           <w:ilvl w:val="0"/>
-          <w:numId w:val="1019"/>
+          <w:numId w:val="1020"/>
         </w:numPr>
         <w:pStyle w:val="Compact"/>
       </w:pPr>
@@ -1581,7 +1675,7 @@
       <w:pPr>
         <w:numPr>
           <w:ilvl w:val="0"/>
-          <w:numId w:val="1019"/>
+          <w:numId w:val="1020"/>
         </w:numPr>
         <w:pStyle w:val="Compact"/>
       </w:pPr>
@@ -1611,7 +1705,7 @@
       <w:pPr>
         <w:numPr>
           <w:ilvl w:val="0"/>
-          <w:numId w:val="1019"/>
+          <w:numId w:val="1020"/>
         </w:numPr>
         <w:pStyle w:val="Compact"/>
       </w:pPr>
@@ -1623,7 +1717,7 @@
       <w:pPr>
         <w:numPr>
           <w:ilvl w:val="0"/>
-          <w:numId w:val="1019"/>
+          <w:numId w:val="1020"/>
         </w:numPr>
         <w:pStyle w:val="Compact"/>
       </w:pPr>
@@ -1635,7 +1729,7 @@
       <w:pPr>
         <w:numPr>
           <w:ilvl w:val="0"/>
-          <w:numId w:val="1019"/>
+          <w:numId w:val="1020"/>
         </w:numPr>
         <w:pStyle w:val="Compact"/>
       </w:pPr>
@@ -1643,8 +1737,8 @@
         <w:t xml:space="preserve">[완료]</w:t>
       </w:r>
     </w:p>
-    <w:bookmarkEnd w:id="38"/>
-    <w:bookmarkStart w:id="39" w:name="핵심-기능-섹션-좌우-균형-녹색-카드-하단-전체폭-배너-ccg"/>
+    <w:bookmarkEnd w:id="39"/>
+    <w:bookmarkStart w:id="40" w:name="핵심-기능-섹션-좌우-균형-녹색-카드-하단-전체폭-배너-ccg"/>
     <w:p>
       <w:pPr>
         <w:pStyle w:val="Heading3"/>
@@ -1657,7 +1751,7 @@
       <w:pPr>
         <w:numPr>
           <w:ilvl w:val="0"/>
-          <w:numId w:val="1020"/>
+          <w:numId w:val="1021"/>
         </w:numPr>
         <w:pStyle w:val="Compact"/>
       </w:pPr>
@@ -1669,7 +1763,7 @@
       <w:pPr>
         <w:numPr>
           <w:ilvl w:val="0"/>
-          <w:numId w:val="1020"/>
+          <w:numId w:val="1021"/>
         </w:numPr>
         <w:pStyle w:val="Compact"/>
       </w:pPr>
@@ -1699,7 +1793,7 @@
       <w:pPr>
         <w:numPr>
           <w:ilvl w:val="0"/>
-          <w:numId w:val="1020"/>
+          <w:numId w:val="1021"/>
         </w:numPr>
         <w:pStyle w:val="Compact"/>
       </w:pPr>
@@ -1711,7 +1805,7 @@
       <w:pPr>
         <w:numPr>
           <w:ilvl w:val="0"/>
-          <w:numId w:val="1020"/>
+          <w:numId w:val="1021"/>
         </w:numPr>
         <w:pStyle w:val="Compact"/>
       </w:pPr>
@@ -1723,7 +1817,7 @@
       <w:pPr>
         <w:numPr>
           <w:ilvl w:val="0"/>
-          <w:numId w:val="1020"/>
+          <w:numId w:val="1021"/>
         </w:numPr>
         <w:pStyle w:val="Compact"/>
       </w:pPr>
@@ -1731,8 +1825,8 @@
         <w:t xml:space="preserve">[완료]</w:t>
       </w:r>
     </w:p>
-    <w:bookmarkEnd w:id="39"/>
-    <w:bookmarkStart w:id="40" w:name="신청-섹션-가로폭을-사이트-표준1120px에-맞춤"/>
+    <w:bookmarkEnd w:id="40"/>
+    <w:bookmarkStart w:id="41" w:name="신청-섹션-가로폭을-사이트-표준1120px에-맞춤"/>
     <w:p>
       <w:pPr>
         <w:pStyle w:val="Heading3"/>
@@ -1745,7 +1839,7 @@
       <w:pPr>
         <w:numPr>
           <w:ilvl w:val="0"/>
-          <w:numId w:val="1021"/>
+          <w:numId w:val="1022"/>
         </w:numPr>
         <w:pStyle w:val="Compact"/>
       </w:pPr>
@@ -1757,7 +1851,7 @@
       <w:pPr>
         <w:numPr>
           <w:ilvl w:val="0"/>
-          <w:numId w:val="1021"/>
+          <w:numId w:val="1022"/>
         </w:numPr>
         <w:pStyle w:val="Compact"/>
       </w:pPr>
@@ -1769,7 +1863,7 @@
       <w:pPr>
         <w:numPr>
           <w:ilvl w:val="0"/>
-          <w:numId w:val="1021"/>
+          <w:numId w:val="1022"/>
         </w:numPr>
         <w:pStyle w:val="Compact"/>
       </w:pPr>
@@ -1781,7 +1875,7 @@
       <w:pPr>
         <w:numPr>
           <w:ilvl w:val="0"/>
-          <w:numId w:val="1021"/>
+          <w:numId w:val="1022"/>
         </w:numPr>
         <w:pStyle w:val="Compact"/>
       </w:pPr>
@@ -1789,8 +1883,8 @@
         <w:t xml:space="preserve">[완료]</w:t>
       </w:r>
     </w:p>
-    <w:bookmarkEnd w:id="40"/>
-    <w:bookmarkStart w:id="41" w:name="신청-섹션-가치-타일-사진-위-글씨-이미지-위텍스트-아래-카드-ccg"/>
+    <w:bookmarkEnd w:id="41"/>
+    <w:bookmarkStart w:id="42" w:name="신청-섹션-가치-타일-사진-위-글씨-이미지-위텍스트-아래-카드-ccg"/>
     <w:p>
       <w:pPr>
         <w:pStyle w:val="Heading3"/>
@@ -1803,7 +1897,7 @@
       <w:pPr>
         <w:numPr>
           <w:ilvl w:val="0"/>
-          <w:numId w:val="1022"/>
+          <w:numId w:val="1023"/>
         </w:numPr>
         <w:pStyle w:val="Compact"/>
       </w:pPr>
@@ -1815,7 +1909,7 @@
       <w:pPr>
         <w:numPr>
           <w:ilvl w:val="0"/>
-          <w:numId w:val="1022"/>
+          <w:numId w:val="1023"/>
         </w:numPr>
         <w:pStyle w:val="Compact"/>
       </w:pPr>
@@ -1845,7 +1939,7 @@
       <w:pPr>
         <w:numPr>
           <w:ilvl w:val="0"/>
-          <w:numId w:val="1022"/>
+          <w:numId w:val="1023"/>
         </w:numPr>
         <w:pStyle w:val="Compact"/>
       </w:pPr>
@@ -1857,7 +1951,7 @@
       <w:pPr>
         <w:numPr>
           <w:ilvl w:val="0"/>
-          <w:numId w:val="1022"/>
+          <w:numId w:val="1023"/>
         </w:numPr>
         <w:pStyle w:val="Compact"/>
       </w:pPr>
@@ -1869,7 +1963,7 @@
       <w:pPr>
         <w:numPr>
           <w:ilvl w:val="0"/>
-          <w:numId w:val="1022"/>
+          <w:numId w:val="1023"/>
         </w:numPr>
         <w:pStyle w:val="Compact"/>
       </w:pPr>
@@ -1877,8 +1971,8 @@
         <w:t xml:space="preserve">[완료]</w:t>
       </w:r>
     </w:p>
-    <w:bookmarkEnd w:id="41"/>
-    <w:bookmarkStart w:id="42" w:name="솔루션-5단계-이미지-크게-지그재그-레이아웃-ccg"/>
+    <w:bookmarkEnd w:id="42"/>
+    <w:bookmarkStart w:id="43" w:name="솔루션-5단계-이미지-크게-지그재그-레이아웃-ccg"/>
     <w:p>
       <w:pPr>
         <w:pStyle w:val="Heading3"/>
@@ -1891,7 +1985,7 @@
       <w:pPr>
         <w:numPr>
           <w:ilvl w:val="0"/>
-          <w:numId w:val="1023"/>
+          <w:numId w:val="1024"/>
         </w:numPr>
         <w:pStyle w:val="Compact"/>
       </w:pPr>
@@ -1903,7 +1997,7 @@
       <w:pPr>
         <w:numPr>
           <w:ilvl w:val="0"/>
-          <w:numId w:val="1023"/>
+          <w:numId w:val="1024"/>
         </w:numPr>
         <w:pStyle w:val="Compact"/>
       </w:pPr>
@@ -1915,7 +2009,7 @@
       <w:pPr>
         <w:numPr>
           <w:ilvl w:val="0"/>
-          <w:numId w:val="1023"/>
+          <w:numId w:val="1024"/>
         </w:numPr>
         <w:pStyle w:val="Compact"/>
       </w:pPr>
@@ -1927,7 +2021,7 @@
       <w:pPr>
         <w:numPr>
           <w:ilvl w:val="0"/>
-          <w:numId w:val="1023"/>
+          <w:numId w:val="1024"/>
         </w:numPr>
         <w:pStyle w:val="Compact"/>
       </w:pPr>
@@ -1939,7 +2033,7 @@
       <w:pPr>
         <w:numPr>
           <w:ilvl w:val="0"/>
-          <w:numId w:val="1023"/>
+          <w:numId w:val="1024"/>
         </w:numPr>
         <w:pStyle w:val="Compact"/>
       </w:pPr>
@@ -1951,7 +2045,7 @@
       <w:pPr>
         <w:numPr>
           <w:ilvl w:val="0"/>
-          <w:numId w:val="1023"/>
+          <w:numId w:val="1024"/>
         </w:numPr>
         <w:pStyle w:val="Compact"/>
       </w:pPr>
@@ -1959,8 +2053,8 @@
         <w:t xml:space="preserve">[완료]</w:t>
       </w:r>
     </w:p>
-    <w:bookmarkEnd w:id="42"/>
-    <w:bookmarkStart w:id="43" w:name="신청-섹션-가치-타일-실사-사진-카드로-교체-ccg"/>
+    <w:bookmarkEnd w:id="43"/>
+    <w:bookmarkStart w:id="44" w:name="신청-섹션-가치-타일-실사-사진-카드로-교체-ccg"/>
     <w:p>
       <w:pPr>
         <w:pStyle w:val="Heading3"/>
@@ -1973,7 +2067,7 @@
       <w:pPr>
         <w:numPr>
           <w:ilvl w:val="0"/>
-          <w:numId w:val="1024"/>
+          <w:numId w:val="1025"/>
         </w:numPr>
         <w:pStyle w:val="Compact"/>
       </w:pPr>
@@ -1985,7 +2079,7 @@
       <w:pPr>
         <w:numPr>
           <w:ilvl w:val="0"/>
-          <w:numId w:val="1024"/>
+          <w:numId w:val="1025"/>
         </w:numPr>
         <w:pStyle w:val="Compact"/>
       </w:pPr>
@@ -1997,7 +2091,7 @@
       <w:pPr>
         <w:numPr>
           <w:ilvl w:val="0"/>
-          <w:numId w:val="1024"/>
+          <w:numId w:val="1025"/>
         </w:numPr>
         <w:pStyle w:val="Compact"/>
       </w:pPr>
@@ -2015,7 +2109,7 @@
       <w:pPr>
         <w:numPr>
           <w:ilvl w:val="0"/>
-          <w:numId w:val="1024"/>
+          <w:numId w:val="1025"/>
         </w:numPr>
         <w:pStyle w:val="Compact"/>
       </w:pPr>
@@ -2027,7 +2121,7 @@
       <w:pPr>
         <w:numPr>
           <w:ilvl w:val="0"/>
-          <w:numId w:val="1024"/>
+          <w:numId w:val="1025"/>
         </w:numPr>
         <w:pStyle w:val="Compact"/>
       </w:pPr>
@@ -2035,8 +2129,8 @@
         <w:t xml:space="preserve">[완료]</w:t>
       </w:r>
     </w:p>
-    <w:bookmarkEnd w:id="43"/>
-    <w:bookmarkStart w:id="44" w:name="신청-섹션-가치-타일에-상징-아이콘-추가-ccg"/>
+    <w:bookmarkEnd w:id="44"/>
+    <w:bookmarkStart w:id="45" w:name="신청-섹션-가치-타일에-상징-아이콘-추가-ccg"/>
     <w:p>
       <w:pPr>
         <w:pStyle w:val="Heading3"/>
@@ -2049,7 +2143,7 @@
       <w:pPr>
         <w:numPr>
           <w:ilvl w:val="0"/>
-          <w:numId w:val="1025"/>
+          <w:numId w:val="1026"/>
         </w:numPr>
         <w:pStyle w:val="Compact"/>
       </w:pPr>
@@ -2079,7 +2173,7 @@
       <w:pPr>
         <w:numPr>
           <w:ilvl w:val="0"/>
-          <w:numId w:val="1025"/>
+          <w:numId w:val="1026"/>
         </w:numPr>
         <w:pStyle w:val="Compact"/>
       </w:pPr>
@@ -2091,7 +2185,7 @@
       <w:pPr>
         <w:numPr>
           <w:ilvl w:val="0"/>
-          <w:numId w:val="1025"/>
+          <w:numId w:val="1026"/>
         </w:numPr>
         <w:pStyle w:val="Compact"/>
       </w:pPr>
@@ -2103,7 +2197,7 @@
       <w:pPr>
         <w:numPr>
           <w:ilvl w:val="0"/>
-          <w:numId w:val="1025"/>
+          <w:numId w:val="1026"/>
         </w:numPr>
         <w:pStyle w:val="Compact"/>
       </w:pPr>
@@ -2111,8 +2205,8 @@
         <w:t xml:space="preserve">[완료]</w:t>
       </w:r>
     </w:p>
-    <w:bookmarkEnd w:id="44"/>
-    <w:bookmarkStart w:id="45" w:name="하단-띠배너-가운데-정렬"/>
+    <w:bookmarkEnd w:id="45"/>
+    <w:bookmarkStart w:id="46" w:name="하단-띠배너-가운데-정렬"/>
     <w:p>
       <w:pPr>
         <w:pStyle w:val="Heading3"/>
@@ -2125,7 +2219,7 @@
       <w:pPr>
         <w:numPr>
           <w:ilvl w:val="0"/>
-          <w:numId w:val="1026"/>
+          <w:numId w:val="1027"/>
         </w:numPr>
         <w:pStyle w:val="Compact"/>
       </w:pPr>
@@ -2137,7 +2231,7 @@
       <w:pPr>
         <w:numPr>
           <w:ilvl w:val="0"/>
-          <w:numId w:val="1026"/>
+          <w:numId w:val="1027"/>
         </w:numPr>
         <w:pStyle w:val="Compact"/>
       </w:pPr>
@@ -2149,7 +2243,7 @@
       <w:pPr>
         <w:numPr>
           <w:ilvl w:val="0"/>
-          <w:numId w:val="1026"/>
+          <w:numId w:val="1027"/>
         </w:numPr>
         <w:pStyle w:val="Compact"/>
       </w:pPr>
@@ -2157,8 +2251,8 @@
         <w:t xml:space="preserve">[완료]</w:t>
       </w:r>
     </w:p>
-    <w:bookmarkEnd w:id="45"/>
-    <w:bookmarkStart w:id="46" w:name="파일럿-5단계-ai-느낌-svg-실사-사진-교체-ccg"/>
+    <w:bookmarkEnd w:id="46"/>
+    <w:bookmarkStart w:id="47" w:name="파일럿-5단계-ai-느낌-svg-실사-사진-교체-ccg"/>
     <w:p>
       <w:pPr>
         <w:pStyle w:val="Heading3"/>
@@ -2171,7 +2265,7 @@
       <w:pPr>
         <w:numPr>
           <w:ilvl w:val="0"/>
-          <w:numId w:val="1027"/>
+          <w:numId w:val="1028"/>
         </w:numPr>
         <w:pStyle w:val="Compact"/>
       </w:pPr>
@@ -2183,7 +2277,7 @@
       <w:pPr>
         <w:numPr>
           <w:ilvl w:val="0"/>
-          <w:numId w:val="1027"/>
+          <w:numId w:val="1028"/>
         </w:numPr>
         <w:pStyle w:val="Compact"/>
       </w:pPr>
@@ -2195,7 +2289,7 @@
       <w:pPr>
         <w:numPr>
           <w:ilvl w:val="0"/>
-          <w:numId w:val="1027"/>
+          <w:numId w:val="1028"/>
         </w:numPr>
         <w:pStyle w:val="Compact"/>
       </w:pPr>
@@ -2207,7 +2301,7 @@
       <w:pPr>
         <w:numPr>
           <w:ilvl w:val="0"/>
-          <w:numId w:val="1027"/>
+          <w:numId w:val="1028"/>
         </w:numPr>
         <w:pStyle w:val="Compact"/>
       </w:pPr>
@@ -2219,7 +2313,7 @@
       <w:pPr>
         <w:numPr>
           <w:ilvl w:val="0"/>
-          <w:numId w:val="1027"/>
+          <w:numId w:val="1028"/>
         </w:numPr>
         <w:pStyle w:val="Compact"/>
       </w:pPr>
@@ -2227,8 +2321,8 @@
         <w:t xml:space="preserve">[완료]</w:t>
       </w:r>
     </w:p>
-    <w:bookmarkEnd w:id="46"/>
-    <w:bookmarkStart w:id="47" w:name="희미함작은이미지-해결-실사-11장-생성-대형-사진-레이아웃-ccg"/>
+    <w:bookmarkEnd w:id="47"/>
+    <w:bookmarkStart w:id="48" w:name="희미함작은이미지-해결-실사-11장-생성-대형-사진-레이아웃-ccg"/>
     <w:p>
       <w:pPr>
         <w:pStyle w:val="Heading3"/>
@@ -2241,7 +2335,7 @@
       <w:pPr>
         <w:numPr>
           <w:ilvl w:val="0"/>
-          <w:numId w:val="1028"/>
+          <w:numId w:val="1029"/>
         </w:numPr>
         <w:pStyle w:val="Compact"/>
       </w:pPr>
@@ -2253,7 +2347,7 @@
       <w:pPr>
         <w:numPr>
           <w:ilvl w:val="0"/>
-          <w:numId w:val="1028"/>
+          <w:numId w:val="1029"/>
         </w:numPr>
         <w:pStyle w:val="Compact"/>
       </w:pPr>
@@ -2283,7 +2377,7 @@
       <w:pPr>
         <w:numPr>
           <w:ilvl w:val="0"/>
-          <w:numId w:val="1028"/>
+          <w:numId w:val="1029"/>
         </w:numPr>
         <w:pStyle w:val="Compact"/>
       </w:pPr>
@@ -2295,7 +2389,7 @@
       <w:pPr>
         <w:numPr>
           <w:ilvl w:val="0"/>
-          <w:numId w:val="1028"/>
+          <w:numId w:val="1029"/>
         </w:numPr>
         <w:pStyle w:val="Compact"/>
       </w:pPr>
@@ -2307,7 +2401,7 @@
       <w:pPr>
         <w:numPr>
           <w:ilvl w:val="0"/>
-          <w:numId w:val="1028"/>
+          <w:numId w:val="1029"/>
         </w:numPr>
         <w:pStyle w:val="Compact"/>
       </w:pPr>
@@ -2319,7 +2413,7 @@
       <w:pPr>
         <w:numPr>
           <w:ilvl w:val="0"/>
-          <w:numId w:val="1028"/>
+          <w:numId w:val="1029"/>
         </w:numPr>
         <w:pStyle w:val="Compact"/>
       </w:pPr>
@@ -2331,7 +2425,7 @@
       <w:pPr>
         <w:numPr>
           <w:ilvl w:val="0"/>
-          <w:numId w:val="1028"/>
+          <w:numId w:val="1029"/>
         </w:numPr>
         <w:pStyle w:val="Compact"/>
       </w:pPr>
@@ -2339,8 +2433,8 @@
         <w:t xml:space="preserve">[완료]</w:t>
       </w:r>
     </w:p>
-    <w:bookmarkEnd w:id="47"/>
-    <w:bookmarkStart w:id="48" w:name="일러스트-개선-잘림-해결-갤러리-실제화면-교체-ccg-b안"/>
+    <w:bookmarkEnd w:id="48"/>
+    <w:bookmarkStart w:id="49" w:name="일러스트-개선-잘림-해결-갤러리-실제화면-교체-ccg-b안"/>
     <w:p>
       <w:pPr>
         <w:pStyle w:val="Heading3"/>
@@ -2353,7 +2447,7 @@
       <w:pPr>
         <w:numPr>
           <w:ilvl w:val="0"/>
-          <w:numId w:val="1029"/>
+          <w:numId w:val="1030"/>
         </w:numPr>
         <w:pStyle w:val="Compact"/>
       </w:pPr>
@@ -2365,7 +2459,7 @@
       <w:pPr>
         <w:numPr>
           <w:ilvl w:val="0"/>
-          <w:numId w:val="1029"/>
+          <w:numId w:val="1030"/>
         </w:numPr>
         <w:pStyle w:val="Compact"/>
       </w:pPr>
@@ -2377,7 +2471,7 @@
       <w:pPr>
         <w:numPr>
           <w:ilvl w:val="0"/>
-          <w:numId w:val="1029"/>
+          <w:numId w:val="1030"/>
         </w:numPr>
         <w:pStyle w:val="Compact"/>
       </w:pPr>
@@ -2401,7 +2495,7 @@
       <w:pPr>
         <w:numPr>
           <w:ilvl w:val="0"/>
-          <w:numId w:val="1029"/>
+          <w:numId w:val="1030"/>
         </w:numPr>
         <w:pStyle w:val="Compact"/>
       </w:pPr>
@@ -2409,8 +2503,8 @@
         <w:t xml:space="preserve">[완료]</w:t>
       </w:r>
     </w:p>
-    <w:bookmarkEnd w:id="48"/>
-    <w:bookmarkStart w:id="49" w:name="도입효과-중복-정리-색감-통일-ccg-b안-마무리"/>
+    <w:bookmarkEnd w:id="49"/>
+    <w:bookmarkStart w:id="50" w:name="도입효과-중복-정리-색감-통일-ccg-b안-마무리"/>
     <w:p>
       <w:pPr>
         <w:pStyle w:val="Heading3"/>
@@ -2423,7 +2517,7 @@
       <w:pPr>
         <w:numPr>
           <w:ilvl w:val="0"/>
-          <w:numId w:val="1030"/>
+          <w:numId w:val="1031"/>
         </w:numPr>
         <w:pStyle w:val="Compact"/>
       </w:pPr>
@@ -2435,7 +2529,7 @@
       <w:pPr>
         <w:numPr>
           <w:ilvl w:val="0"/>
-          <w:numId w:val="1030"/>
+          <w:numId w:val="1031"/>
         </w:numPr>
         <w:pStyle w:val="Compact"/>
       </w:pPr>
@@ -2447,7 +2541,7 @@
       <w:pPr>
         <w:numPr>
           <w:ilvl w:val="0"/>
-          <w:numId w:val="1030"/>
+          <w:numId w:val="1031"/>
         </w:numPr>
         <w:pStyle w:val="Compact"/>
       </w:pPr>
@@ -2459,7 +2553,7 @@
       <w:pPr>
         <w:numPr>
           <w:ilvl w:val="0"/>
-          <w:numId w:val="1030"/>
+          <w:numId w:val="1031"/>
         </w:numPr>
         <w:pStyle w:val="Compact"/>
       </w:pPr>
@@ -2471,7 +2565,7 @@
       <w:pPr>
         <w:numPr>
           <w:ilvl w:val="0"/>
-          <w:numId w:val="1030"/>
+          <w:numId w:val="1031"/>
         </w:numPr>
         <w:pStyle w:val="Compact"/>
       </w:pPr>
@@ -2479,8 +2573,8 @@
         <w:t xml:space="preserve">[완료]</w:t>
       </w:r>
     </w:p>
-    <w:bookmarkEnd w:id="49"/>
-    <w:bookmarkStart w:id="50" w:name="solution-섹션-좌우-균형-반응형-개선-ccg"/>
+    <w:bookmarkEnd w:id="50"/>
+    <w:bookmarkStart w:id="51" w:name="solution-섹션-좌우-균형-반응형-개선-ccg"/>
     <w:p>
       <w:pPr>
         <w:pStyle w:val="Heading3"/>
@@ -2493,7 +2587,7 @@
       <w:pPr>
         <w:numPr>
           <w:ilvl w:val="0"/>
-          <w:numId w:val="1031"/>
+          <w:numId w:val="1032"/>
         </w:numPr>
         <w:pStyle w:val="Compact"/>
       </w:pPr>
@@ -2505,7 +2599,7 @@
       <w:pPr>
         <w:numPr>
           <w:ilvl w:val="0"/>
-          <w:numId w:val="1031"/>
+          <w:numId w:val="1032"/>
         </w:numPr>
         <w:pStyle w:val="Compact"/>
       </w:pPr>
@@ -2517,7 +2611,7 @@
       <w:pPr>
         <w:numPr>
           <w:ilvl w:val="0"/>
-          <w:numId w:val="1031"/>
+          <w:numId w:val="1032"/>
         </w:numPr>
         <w:pStyle w:val="Compact"/>
       </w:pPr>
@@ -2529,7 +2623,7 @@
       <w:pPr>
         <w:numPr>
           <w:ilvl w:val="0"/>
-          <w:numId w:val="1031"/>
+          <w:numId w:val="1032"/>
         </w:numPr>
         <w:pStyle w:val="Compact"/>
       </w:pPr>
@@ -2541,7 +2635,7 @@
       <w:pPr>
         <w:numPr>
           <w:ilvl w:val="0"/>
-          <w:numId w:val="1031"/>
+          <w:numId w:val="1032"/>
         </w:numPr>
         <w:pStyle w:val="Compact"/>
       </w:pPr>
@@ -2553,7 +2647,7 @@
       <w:pPr>
         <w:numPr>
           <w:ilvl w:val="0"/>
-          <w:numId w:val="1031"/>
+          <w:numId w:val="1032"/>
         </w:numPr>
         <w:pStyle w:val="Compact"/>
       </w:pPr>
@@ -2565,7 +2659,7 @@
       <w:pPr>
         <w:numPr>
           <w:ilvl w:val="0"/>
-          <w:numId w:val="1031"/>
+          <w:numId w:val="1032"/>
         </w:numPr>
         <w:pStyle w:val="Compact"/>
       </w:pPr>
@@ -2573,8 +2667,8 @@
         <w:t xml:space="preserve">[완료]</w:t>
       </w:r>
     </w:p>
-    <w:bookmarkEnd w:id="50"/>
-    <w:bookmarkStart w:id="51" w:name="초기-배포-완료"/>
+    <w:bookmarkEnd w:id="51"/>
+    <w:bookmarkStart w:id="52" w:name="초기-배포-완료"/>
     <w:p>
       <w:pPr>
         <w:pStyle w:val="Heading3"/>
@@ -2587,7 +2681,7 @@
       <w:pPr>
         <w:numPr>
           <w:ilvl w:val="0"/>
-          <w:numId w:val="1032"/>
+          <w:numId w:val="1033"/>
         </w:numPr>
         <w:pStyle w:val="Compact"/>
       </w:pPr>
@@ -2599,7 +2693,7 @@
       <w:pPr>
         <w:numPr>
           <w:ilvl w:val="0"/>
-          <w:numId w:val="1032"/>
+          <w:numId w:val="1033"/>
         </w:numPr>
         <w:pStyle w:val="Compact"/>
       </w:pPr>
@@ -2611,7 +2705,7 @@
       <w:pPr>
         <w:numPr>
           <w:ilvl w:val="0"/>
-          <w:numId w:val="1032"/>
+          <w:numId w:val="1033"/>
         </w:numPr>
         <w:pStyle w:val="Compact"/>
       </w:pPr>
@@ -2623,7 +2717,7 @@
       <w:pPr>
         <w:numPr>
           <w:ilvl w:val="0"/>
-          <w:numId w:val="1032"/>
+          <w:numId w:val="1033"/>
         </w:numPr>
         <w:pStyle w:val="Compact"/>
       </w:pPr>
@@ -2635,7 +2729,7 @@
       <w:pPr>
         <w:numPr>
           <w:ilvl w:val="0"/>
-          <w:numId w:val="1032"/>
+          <w:numId w:val="1033"/>
         </w:numPr>
         <w:pStyle w:val="Compact"/>
       </w:pPr>
@@ -2647,7 +2741,7 @@
       <w:pPr>
         <w:numPr>
           <w:ilvl w:val="0"/>
-          <w:numId w:val="1032"/>
+          <w:numId w:val="1033"/>
         </w:numPr>
         <w:pStyle w:val="Compact"/>
       </w:pPr>
@@ -2655,8 +2749,8 @@
         <w:t xml:space="preserve">[완료]</w:t>
       </w:r>
     </w:p>
-    <w:bookmarkEnd w:id="51"/>
     <w:bookmarkEnd w:id="52"/>
+    <w:bookmarkEnd w:id="53"/>
     <w:sectPr/>
   </w:body>
 </w:document>
@@ -2936,6 +3030,9 @@
     <w:abstractNumId w:val="991"/>
   </w:num>
   <w:num w:numId="1032">
+    <w:abstractNumId w:val="991"/>
+  </w:num>
+  <w:num w:numId="1033">
     <w:abstractNumId w:val="991"/>
   </w:num>
 </w:numbering>

--- a/docs/exports/DEV_LOG.docx
+++ b/docs/exports/DEV_LOG.docx
@@ -2,12 +2,91 @@
 <file path=word/document.xml><?xml version="1.0" encoding="utf-8"?>
 <w:document xmlns:w="http://schemas.openxmlformats.org/wordprocessingml/2006/main" xmlns:m="http://schemas.openxmlformats.org/officeDocument/2006/math" xmlns:r="http://schemas.openxmlformats.org/officeDocument/2006/relationships" xmlns:o="urn:schemas-microsoft-com:office:office" xmlns:v="urn:schemas-microsoft-com:vml" xmlns:w10="urn:schemas-microsoft-com:office:word" xmlns:a="http://schemas.openxmlformats.org/drawingml/2006/main" xmlns:pic="http://schemas.openxmlformats.org/drawingml/2006/picture" xmlns:wp="http://schemas.openxmlformats.org/drawingml/2006/wordprocessingDrawing">
   <w:body>
-    <w:bookmarkStart w:id="20" w:name="모바일-지금-상담하기-버튼-스크롤-위치-수정"/>
+    <w:bookmarkStart w:id="20" w:name="문제pain-섹션-라벨-step문제점으로-변경"/>
     <w:p>
       <w:pPr>
         <w:pStyle w:val="Heading3"/>
       </w:pPr>
       <w:r>
+        <w:t xml:space="preserve">[2026-06-21 19:25] 문제(pain) 섹션 라벨</w:t>
+      </w:r>
+      <w:r>
+        <w:t xml:space="preserve"> </w:t>
+      </w:r>
+      <w:r>
+        <w:t xml:space="preserve">‘</w:t>
+      </w:r>
+      <w:r>
+        <w:t xml:space="preserve">STEP</w:t>
+      </w:r>
+      <w:r>
+        <w:t xml:space="preserve">’</w:t>
+      </w:r>
+      <w:r>
+        <w:t xml:space="preserve">→’문제점’으로 변경</w:t>
+      </w:r>
+    </w:p>
+    <w:p>
+      <w:pPr>
+        <w:numPr>
+          <w:ilvl w:val="0"/>
+          <w:numId w:val="1001"/>
+        </w:numPr>
+        <w:pStyle w:val="Compact"/>
+      </w:pPr>
+      <w:r>
+        <w:t xml:space="preserve">문제 섹션 4개 카드의 빨간 라벨을 STEP 1~4 → 문제점 1~4로 변경(긴급 생산 변경/배차 재조정/추가 배송 비용/담당자 업무 폭증)</w:t>
+      </w:r>
+    </w:p>
+    <w:p>
+      <w:pPr>
+        <w:numPr>
+          <w:ilvl w:val="0"/>
+          <w:numId w:val="1001"/>
+        </w:numPr>
+        <w:pStyle w:val="Compact"/>
+      </w:pPr>
+      <w:r>
+        <w:t xml:space="preserve">라벨이 PC·모바일 공용이라 양쪽 모두 자동 반영됨. 솔루션 5단계의 STEP 1~5(초록 라벨)는</w:t>
+      </w:r>
+      <w:r>
+        <w:t xml:space="preserve"> </w:t>
+      </w:r>
+      <w:r>
+        <w:t xml:space="preserve">‘</w:t>
+      </w:r>
+      <w:r>
+        <w:t xml:space="preserve">단계</w:t>
+      </w:r>
+      <w:r>
+        <w:t xml:space="preserve">’</w:t>
+      </w:r>
+      <w:r>
+        <w:t xml:space="preserve"> </w:t>
+      </w:r>
+      <w:r>
+        <w:t xml:space="preserve">의미라 그대로 유지</w:t>
+      </w:r>
+    </w:p>
+    <w:p>
+      <w:pPr>
+        <w:numPr>
+          <w:ilvl w:val="0"/>
+          <w:numId w:val="1001"/>
+        </w:numPr>
+        <w:pStyle w:val="Compact"/>
+      </w:pPr>
+      <w:r>
+        <w:t xml:space="preserve">[완료]</w:t>
+      </w:r>
+    </w:p>
+    <w:bookmarkEnd w:id="20"/>
+    <w:bookmarkStart w:id="21" w:name="모바일-지금-상담하기-버튼-스크롤-위치-수정"/>
+    <w:p>
+      <w:pPr>
+        <w:pStyle w:val="Heading3"/>
+      </w:pPr>
+      <w:r>
         <w:t xml:space="preserve">[2026-06-21 19:10] 모바일</w:t>
       </w:r>
       <w:r>
@@ -33,7 +112,7 @@
       <w:pPr>
         <w:numPr>
           <w:ilvl w:val="0"/>
-          <w:numId w:val="1001"/>
+          <w:numId w:val="1002"/>
         </w:numPr>
         <w:pStyle w:val="Compact"/>
       </w:pPr>
@@ -63,7 +142,7 @@
       <w:pPr>
         <w:numPr>
           <w:ilvl w:val="0"/>
-          <w:numId w:val="1001"/>
+          <w:numId w:val="1002"/>
         </w:numPr>
         <w:pStyle w:val="Compact"/>
       </w:pPr>
@@ -75,7 +154,7 @@
       <w:pPr>
         <w:numPr>
           <w:ilvl w:val="0"/>
-          <w:numId w:val="1001"/>
+          <w:numId w:val="1002"/>
         </w:numPr>
         <w:pStyle w:val="Compact"/>
       </w:pPr>
@@ -87,7 +166,7 @@
       <w:pPr>
         <w:numPr>
           <w:ilvl w:val="0"/>
-          <w:numId w:val="1001"/>
+          <w:numId w:val="1002"/>
         </w:numPr>
         <w:pStyle w:val="Compact"/>
       </w:pPr>
@@ -95,8 +174,8 @@
         <w:t xml:space="preserve">[완료]</w:t>
       </w:r>
     </w:p>
-    <w:bookmarkEnd w:id="20"/>
-    <w:bookmarkStart w:id="21" w:name="구글시트-연동-전송-형식-수정formdataurlsearchparams"/>
+    <w:bookmarkEnd w:id="21"/>
+    <w:bookmarkStart w:id="22" w:name="구글시트-연동-전송-형식-수정formdataurlsearchparams"/>
     <w:p>
       <w:pPr>
         <w:pStyle w:val="Heading3"/>
@@ -109,7 +188,7 @@
       <w:pPr>
         <w:numPr>
           <w:ilvl w:val="0"/>
-          <w:numId w:val="1002"/>
+          <w:numId w:val="1003"/>
         </w:numPr>
         <w:pStyle w:val="Compact"/>
       </w:pPr>
@@ -121,7 +200,7 @@
       <w:pPr>
         <w:numPr>
           <w:ilvl w:val="0"/>
-          <w:numId w:val="1002"/>
+          <w:numId w:val="1003"/>
         </w:numPr>
         <w:pStyle w:val="Compact"/>
       </w:pPr>
@@ -133,7 +212,7 @@
       <w:pPr>
         <w:numPr>
           <w:ilvl w:val="0"/>
-          <w:numId w:val="1002"/>
+          <w:numId w:val="1003"/>
         </w:numPr>
         <w:pStyle w:val="Compact"/>
       </w:pPr>
@@ -145,7 +224,7 @@
       <w:pPr>
         <w:numPr>
           <w:ilvl w:val="0"/>
-          <w:numId w:val="1002"/>
+          <w:numId w:val="1003"/>
         </w:numPr>
         <w:pStyle w:val="Compact"/>
       </w:pPr>
@@ -153,8 +232,8 @@
         <w:t xml:space="preserve">[완료]</w:t>
       </w:r>
     </w:p>
-    <w:bookmarkEnd w:id="21"/>
-    <w:bookmarkStart w:id="22" w:name="구글시트-실시간-db-연동-완료"/>
+    <w:bookmarkEnd w:id="22"/>
+    <w:bookmarkStart w:id="23" w:name="구글시트-실시간-db-연동-완료"/>
     <w:p>
       <w:pPr>
         <w:pStyle w:val="Heading3"/>
@@ -167,7 +246,7 @@
       <w:pPr>
         <w:numPr>
           <w:ilvl w:val="0"/>
-          <w:numId w:val="1003"/>
+          <w:numId w:val="1004"/>
         </w:numPr>
         <w:pStyle w:val="Compact"/>
       </w:pPr>
@@ -179,7 +258,7 @@
       <w:pPr>
         <w:numPr>
           <w:ilvl w:val="0"/>
-          <w:numId w:val="1003"/>
+          <w:numId w:val="1004"/>
         </w:numPr>
         <w:pStyle w:val="Compact"/>
       </w:pPr>
@@ -224,7 +303,7 @@
       <w:pPr>
         <w:numPr>
           <w:ilvl w:val="0"/>
-          <w:numId w:val="1003"/>
+          <w:numId w:val="1004"/>
         </w:numPr>
         <w:pStyle w:val="Compact"/>
       </w:pPr>
@@ -232,8 +311,8 @@
         <w:t xml:space="preserve">[완료]</w:t>
       </w:r>
     </w:p>
-    <w:bookmarkEnd w:id="22"/>
-    <w:bookmarkStart w:id="23" w:name="구글시트-실시간-db-연동-준비apps-script"/>
+    <w:bookmarkEnd w:id="23"/>
+    <w:bookmarkStart w:id="24" w:name="구글시트-실시간-db-연동-준비apps-script"/>
     <w:p>
       <w:pPr>
         <w:pStyle w:val="Heading3"/>
@@ -246,7 +325,7 @@
       <w:pPr>
         <w:numPr>
           <w:ilvl w:val="0"/>
-          <w:numId w:val="1004"/>
+          <w:numId w:val="1005"/>
         </w:numPr>
         <w:pStyle w:val="Compact"/>
       </w:pPr>
@@ -258,7 +337,7 @@
       <w:pPr>
         <w:numPr>
           <w:ilvl w:val="0"/>
-          <w:numId w:val="1004"/>
+          <w:numId w:val="1005"/>
         </w:numPr>
         <w:pStyle w:val="Compact"/>
       </w:pPr>
@@ -270,7 +349,7 @@
       <w:pPr>
         <w:numPr>
           <w:ilvl w:val="0"/>
-          <w:numId w:val="1004"/>
+          <w:numId w:val="1005"/>
         </w:numPr>
         <w:pStyle w:val="Compact"/>
       </w:pPr>
@@ -282,7 +361,7 @@
       <w:pPr>
         <w:numPr>
           <w:ilvl w:val="0"/>
-          <w:numId w:val="1004"/>
+          <w:numId w:val="1005"/>
         </w:numPr>
         <w:pStyle w:val="Compact"/>
       </w:pPr>
@@ -290,8 +369,8 @@
         <w:t xml:space="preserve">[진행중]</w:t>
       </w:r>
     </w:p>
-    <w:bookmarkEnd w:id="23"/>
-    <w:bookmarkStart w:id="24" w:name="반응형크로스브라우징-점검ccg-후-결함-수정"/>
+    <w:bookmarkEnd w:id="24"/>
+    <w:bookmarkStart w:id="25" w:name="반응형크로스브라우징-점검ccg-후-결함-수정"/>
     <w:p>
       <w:pPr>
         <w:pStyle w:val="Heading3"/>
@@ -304,7 +383,7 @@
       <w:pPr>
         <w:numPr>
           <w:ilvl w:val="0"/>
-          <w:numId w:val="1005"/>
+          <w:numId w:val="1006"/>
         </w:numPr>
         <w:pStyle w:val="Compact"/>
       </w:pPr>
@@ -316,7 +395,7 @@
       <w:pPr>
         <w:numPr>
           <w:ilvl w:val="0"/>
-          <w:numId w:val="1005"/>
+          <w:numId w:val="1006"/>
         </w:numPr>
         <w:pStyle w:val="Compact"/>
       </w:pPr>
@@ -343,7 +422,7 @@
       <w:pPr>
         <w:numPr>
           <w:ilvl w:val="0"/>
-          <w:numId w:val="1005"/>
+          <w:numId w:val="1006"/>
         </w:numPr>
         <w:pStyle w:val="Compact"/>
       </w:pPr>
@@ -355,7 +434,7 @@
       <w:pPr>
         <w:numPr>
           <w:ilvl w:val="0"/>
-          <w:numId w:val="1005"/>
+          <w:numId w:val="1006"/>
         </w:numPr>
         <w:pStyle w:val="Compact"/>
       </w:pPr>
@@ -367,7 +446,7 @@
       <w:pPr>
         <w:numPr>
           <w:ilvl w:val="0"/>
-          <w:numId w:val="1005"/>
+          <w:numId w:val="1006"/>
         </w:numPr>
         <w:pStyle w:val="Compact"/>
       </w:pPr>
@@ -379,7 +458,7 @@
       <w:pPr>
         <w:numPr>
           <w:ilvl w:val="0"/>
-          <w:numId w:val="1005"/>
+          <w:numId w:val="1006"/>
         </w:numPr>
         <w:pStyle w:val="Compact"/>
       </w:pPr>
@@ -391,7 +470,7 @@
       <w:pPr>
         <w:numPr>
           <w:ilvl w:val="0"/>
-          <w:numId w:val="1005"/>
+          <w:numId w:val="1006"/>
         </w:numPr>
         <w:pStyle w:val="Compact"/>
       </w:pPr>
@@ -399,8 +478,8 @@
         <w:t xml:space="preserve">[완료]</w:t>
       </w:r>
     </w:p>
-    <w:bookmarkEnd w:id="24"/>
-    <w:bookmarkStart w:id="25" w:name="파일럿-3단계-사진-얼굴손-동시-노출"/>
+    <w:bookmarkEnd w:id="25"/>
+    <w:bookmarkStart w:id="26" w:name="파일럿-3단계-사진-얼굴손-동시-노출"/>
     <w:p>
       <w:pPr>
         <w:pStyle w:val="Heading3"/>
@@ -413,7 +492,7 @@
       <w:pPr>
         <w:numPr>
           <w:ilvl w:val="0"/>
-          <w:numId w:val="1006"/>
+          <w:numId w:val="1007"/>
         </w:numPr>
         <w:pStyle w:val="Compact"/>
       </w:pPr>
@@ -425,7 +504,7 @@
       <w:pPr>
         <w:numPr>
           <w:ilvl w:val="0"/>
-          <w:numId w:val="1006"/>
+          <w:numId w:val="1007"/>
         </w:numPr>
         <w:pStyle w:val="Compact"/>
       </w:pPr>
@@ -433,8 +512,8 @@
         <w:t xml:space="preserve">[완료]</w:t>
       </w:r>
     </w:p>
-    <w:bookmarkEnd w:id="25"/>
-    <w:bookmarkStart w:id="26" w:name="파일럿-23단계-사진-얼굴-잘림-최종-해결보이는-위치-조정"/>
+    <w:bookmarkEnd w:id="26"/>
+    <w:bookmarkStart w:id="27" w:name="파일럿-23단계-사진-얼굴-잘림-최종-해결보이는-위치-조정"/>
     <w:p>
       <w:pPr>
         <w:pStyle w:val="Heading3"/>
@@ -447,7 +526,7 @@
       <w:pPr>
         <w:numPr>
           <w:ilvl w:val="0"/>
-          <w:numId w:val="1007"/>
+          <w:numId w:val="1008"/>
         </w:numPr>
         <w:pStyle w:val="Compact"/>
       </w:pPr>
@@ -459,7 +538,7 @@
       <w:pPr>
         <w:numPr>
           <w:ilvl w:val="0"/>
-          <w:numId w:val="1007"/>
+          <w:numId w:val="1008"/>
         </w:numPr>
         <w:pStyle w:val="Compact"/>
       </w:pPr>
@@ -471,7 +550,7 @@
       <w:pPr>
         <w:numPr>
           <w:ilvl w:val="0"/>
-          <w:numId w:val="1007"/>
+          <w:numId w:val="1008"/>
         </w:numPr>
         <w:pStyle w:val="Compact"/>
       </w:pPr>
@@ -483,7 +562,7 @@
       <w:pPr>
         <w:numPr>
           <w:ilvl w:val="0"/>
-          <w:numId w:val="1007"/>
+          <w:numId w:val="1008"/>
         </w:numPr>
         <w:pStyle w:val="Compact"/>
       </w:pPr>
@@ -491,8 +570,8 @@
         <w:t xml:space="preserve">[완료]</w:t>
       </w:r>
     </w:p>
-    <w:bookmarkEnd w:id="26"/>
-    <w:bookmarkStart w:id="27" w:name="파일럿-23단계-사진-재보정자연스러움손-노출"/>
+    <w:bookmarkEnd w:id="27"/>
+    <w:bookmarkStart w:id="28" w:name="파일럿-23단계-사진-재보정자연스러움손-노출"/>
     <w:p>
       <w:pPr>
         <w:pStyle w:val="Heading3"/>
@@ -505,7 +584,7 @@
       <w:pPr>
         <w:numPr>
           <w:ilvl w:val="0"/>
-          <w:numId w:val="1008"/>
+          <w:numId w:val="1009"/>
         </w:numPr>
         <w:pStyle w:val="Compact"/>
       </w:pPr>
@@ -532,7 +611,7 @@
       <w:pPr>
         <w:numPr>
           <w:ilvl w:val="0"/>
-          <w:numId w:val="1008"/>
+          <w:numId w:val="1009"/>
         </w:numPr>
         <w:pStyle w:val="Compact"/>
       </w:pPr>
@@ -544,7 +623,7 @@
       <w:pPr>
         <w:numPr>
           <w:ilvl w:val="0"/>
-          <w:numId w:val="1008"/>
+          <w:numId w:val="1009"/>
         </w:numPr>
         <w:pStyle w:val="Compact"/>
       </w:pPr>
@@ -556,7 +635,7 @@
       <w:pPr>
         <w:numPr>
           <w:ilvl w:val="0"/>
-          <w:numId w:val="1008"/>
+          <w:numId w:val="1009"/>
         </w:numPr>
         <w:pStyle w:val="Compact"/>
       </w:pPr>
@@ -564,8 +643,8 @@
         <w:t xml:space="preserve">[완료]</w:t>
       </w:r>
     </w:p>
-    <w:bookmarkEnd w:id="27"/>
-    <w:bookmarkStart w:id="28" w:name="파일럿-단계-사진-얼굴손-잘림-수정23단계-재생성"/>
+    <w:bookmarkEnd w:id="28"/>
+    <w:bookmarkStart w:id="29" w:name="파일럿-단계-사진-얼굴손-잘림-수정23단계-재생성"/>
     <w:p>
       <w:pPr>
         <w:pStyle w:val="Heading3"/>
@@ -578,7 +657,7 @@
       <w:pPr>
         <w:numPr>
           <w:ilvl w:val="0"/>
-          <w:numId w:val="1009"/>
+          <w:numId w:val="1010"/>
         </w:numPr>
         <w:pStyle w:val="Compact"/>
       </w:pPr>
@@ -608,7 +687,7 @@
       <w:pPr>
         <w:numPr>
           <w:ilvl w:val="0"/>
-          <w:numId w:val="1009"/>
+          <w:numId w:val="1010"/>
         </w:numPr>
         <w:pStyle w:val="Compact"/>
       </w:pPr>
@@ -620,7 +699,7 @@
       <w:pPr>
         <w:numPr>
           <w:ilvl w:val="0"/>
-          <w:numId w:val="1009"/>
+          <w:numId w:val="1010"/>
         </w:numPr>
         <w:pStyle w:val="Compact"/>
       </w:pPr>
@@ -632,7 +711,7 @@
       <w:pPr>
         <w:numPr>
           <w:ilvl w:val="0"/>
-          <w:numId w:val="1009"/>
+          <w:numId w:val="1010"/>
         </w:numPr>
         <w:pStyle w:val="Compact"/>
       </w:pPr>
@@ -640,8 +719,8 @@
         <w:t xml:space="preserve">[완료]</w:t>
       </w:r>
     </w:p>
-    <w:bookmarkEnd w:id="28"/>
-    <w:bookmarkStart w:id="29" w:name="신청-폼-개인정보-동의-체크박스-삭제"/>
+    <w:bookmarkEnd w:id="29"/>
+    <w:bookmarkStart w:id="30" w:name="신청-폼-개인정보-동의-체크박스-삭제"/>
     <w:p>
       <w:pPr>
         <w:pStyle w:val="Heading3"/>
@@ -654,7 +733,7 @@
       <w:pPr>
         <w:numPr>
           <w:ilvl w:val="0"/>
-          <w:numId w:val="1010"/>
+          <w:numId w:val="1011"/>
         </w:numPr>
         <w:pStyle w:val="Compact"/>
       </w:pPr>
@@ -684,7 +763,7 @@
       <w:pPr>
         <w:numPr>
           <w:ilvl w:val="0"/>
-          <w:numId w:val="1010"/>
+          <w:numId w:val="1011"/>
         </w:numPr>
         <w:pStyle w:val="Compact"/>
       </w:pPr>
@@ -696,7 +775,7 @@
       <w:pPr>
         <w:numPr>
           <w:ilvl w:val="0"/>
-          <w:numId w:val="1010"/>
+          <w:numId w:val="1011"/>
         </w:numPr>
         <w:pStyle w:val="Compact"/>
       </w:pPr>
@@ -704,8 +783,8 @@
         <w:t xml:space="preserve">[완료]</w:t>
       </w:r>
     </w:p>
-    <w:bookmarkEnd w:id="29"/>
-    <w:bookmarkStart w:id="30" w:name="가지-핵심기능-오른쪽-빈칸-해결-파일럿-4배지-사진-오버레이-재작업"/>
+    <w:bookmarkEnd w:id="30"/>
+    <w:bookmarkStart w:id="31" w:name="가지-핵심기능-오른쪽-빈칸-해결-파일럿-4배지-사진-오버레이-재작업"/>
     <w:p>
       <w:pPr>
         <w:pStyle w:val="Heading3"/>
@@ -718,7 +797,7 @@
       <w:pPr>
         <w:numPr>
           <w:ilvl w:val="0"/>
-          <w:numId w:val="1011"/>
+          <w:numId w:val="1012"/>
         </w:numPr>
         <w:pStyle w:val="Compact"/>
       </w:pPr>
@@ -730,7 +809,7 @@
       <w:pPr>
         <w:numPr>
           <w:ilvl w:val="0"/>
-          <w:numId w:val="1011"/>
+          <w:numId w:val="1012"/>
         </w:numPr>
         <w:pStyle w:val="Compact"/>
       </w:pPr>
@@ -760,7 +839,7 @@
       <w:pPr>
         <w:numPr>
           <w:ilvl w:val="0"/>
-          <w:numId w:val="1011"/>
+          <w:numId w:val="1012"/>
         </w:numPr>
         <w:pStyle w:val="Compact"/>
       </w:pPr>
@@ -790,7 +869,7 @@
       <w:pPr>
         <w:numPr>
           <w:ilvl w:val="0"/>
-          <w:numId w:val="1011"/>
+          <w:numId w:val="1012"/>
         </w:numPr>
         <w:pStyle w:val="Compact"/>
       </w:pPr>
@@ -798,8 +877,8 @@
         <w:t xml:space="preserve">[완료]</w:t>
       </w:r>
     </w:p>
-    <w:bookmarkEnd w:id="30"/>
-    <w:bookmarkStart w:id="31" w:name="가지-핵심기능-이미지-교체-이모지배지문안-정리-실제-앱-홈-화면-추가"/>
+    <w:bookmarkEnd w:id="31"/>
+    <w:bookmarkStart w:id="32" w:name="가지-핵심기능-이미지-교체-이모지배지문안-정리-실제-앱-홈-화면-추가"/>
     <w:p>
       <w:pPr>
         <w:pStyle w:val="Heading3"/>
@@ -812,7 +891,7 @@
       <w:pPr>
         <w:numPr>
           <w:ilvl w:val="0"/>
-          <w:numId w:val="1012"/>
+          <w:numId w:val="1013"/>
         </w:numPr>
         <w:pStyle w:val="Compact"/>
       </w:pPr>
@@ -824,7 +903,7 @@
       <w:pPr>
         <w:numPr>
           <w:ilvl w:val="0"/>
-          <w:numId w:val="1012"/>
+          <w:numId w:val="1013"/>
         </w:numPr>
         <w:pStyle w:val="Compact"/>
       </w:pPr>
@@ -854,7 +933,7 @@
       <w:pPr>
         <w:numPr>
           <w:ilvl w:val="0"/>
-          <w:numId w:val="1012"/>
+          <w:numId w:val="1013"/>
         </w:numPr>
         <w:pStyle w:val="Compact"/>
       </w:pPr>
@@ -884,7 +963,7 @@
       <w:pPr>
         <w:numPr>
           <w:ilvl w:val="0"/>
-          <w:numId w:val="1012"/>
+          <w:numId w:val="1013"/>
         </w:numPr>
         <w:pStyle w:val="Compact"/>
       </w:pPr>
@@ -896,7 +975,7 @@
       <w:pPr>
         <w:numPr>
           <w:ilvl w:val="0"/>
-          <w:numId w:val="1012"/>
+          <w:numId w:val="1013"/>
         </w:numPr>
         <w:pStyle w:val="Compact"/>
       </w:pPr>
@@ -908,7 +987,7 @@
       <w:pPr>
         <w:numPr>
           <w:ilvl w:val="0"/>
-          <w:numId w:val="1012"/>
+          <w:numId w:val="1013"/>
         </w:numPr>
         <w:pStyle w:val="Compact"/>
       </w:pPr>
@@ -938,7 +1017,7 @@
       <w:pPr>
         <w:numPr>
           <w:ilvl w:val="0"/>
-          <w:numId w:val="1012"/>
+          <w:numId w:val="1013"/>
         </w:numPr>
         <w:pStyle w:val="Compact"/>
       </w:pPr>
@@ -968,7 +1047,7 @@
       <w:pPr>
         <w:numPr>
           <w:ilvl w:val="0"/>
-          <w:numId w:val="1012"/>
+          <w:numId w:val="1013"/>
         </w:numPr>
         <w:pStyle w:val="Compact"/>
       </w:pPr>
@@ -995,7 +1074,7 @@
       <w:pPr>
         <w:numPr>
           <w:ilvl w:val="0"/>
-          <w:numId w:val="1012"/>
+          <w:numId w:val="1013"/>
         </w:numPr>
         <w:pStyle w:val="Compact"/>
       </w:pPr>
@@ -1003,8 +1082,8 @@
         <w:t xml:space="preserve">[완료]</w:t>
       </w:r>
     </w:p>
-    <w:bookmarkEnd w:id="31"/>
-    <w:bookmarkStart w:id="32" w:name="사이트-전체-사람차량자연-배경을-한국식으로-교체-외국중국-느낌-제거"/>
+    <w:bookmarkEnd w:id="32"/>
+    <w:bookmarkStart w:id="33" w:name="사이트-전체-사람차량자연-배경을-한국식으로-교체-외국중국-느낌-제거"/>
     <w:p>
       <w:pPr>
         <w:pStyle w:val="Heading3"/>
@@ -1017,7 +1096,7 @@
       <w:pPr>
         <w:numPr>
           <w:ilvl w:val="0"/>
-          <w:numId w:val="1013"/>
+          <w:numId w:val="1014"/>
         </w:numPr>
         <w:pStyle w:val="Compact"/>
       </w:pPr>
@@ -1029,7 +1108,7 @@
       <w:pPr>
         <w:numPr>
           <w:ilvl w:val="0"/>
-          <w:numId w:val="1013"/>
+          <w:numId w:val="1014"/>
         </w:numPr>
         <w:pStyle w:val="Compact"/>
       </w:pPr>
@@ -1143,7 +1222,7 @@
       <w:pPr>
         <w:numPr>
           <w:ilvl w:val="0"/>
-          <w:numId w:val="1013"/>
+          <w:numId w:val="1014"/>
         </w:numPr>
         <w:pStyle w:val="Compact"/>
       </w:pPr>
@@ -1155,7 +1234,7 @@
       <w:pPr>
         <w:numPr>
           <w:ilvl w:val="0"/>
-          <w:numId w:val="1013"/>
+          <w:numId w:val="1014"/>
         </w:numPr>
         <w:pStyle w:val="Compact"/>
       </w:pPr>
@@ -1167,7 +1246,7 @@
       <w:pPr>
         <w:numPr>
           <w:ilvl w:val="0"/>
-          <w:numId w:val="1013"/>
+          <w:numId w:val="1014"/>
         </w:numPr>
         <w:pStyle w:val="Compact"/>
       </w:pPr>
@@ -1175,8 +1254,8 @@
         <w:t xml:space="preserve">[완료]</w:t>
       </w:r>
     </w:p>
-    <w:bookmarkEnd w:id="32"/>
-    <w:bookmarkStart w:id="33" w:name="전체-디자인-감각-패스-taste-스킬-배치사진내용사이즈-그대로"/>
+    <w:bookmarkEnd w:id="33"/>
+    <w:bookmarkStart w:id="34" w:name="전체-디자인-감각-패스-taste-스킬-배치사진내용사이즈-그대로"/>
     <w:p>
       <w:pPr>
         <w:pStyle w:val="Heading3"/>
@@ -1189,7 +1268,7 @@
       <w:pPr>
         <w:numPr>
           <w:ilvl w:val="0"/>
-          <w:numId w:val="1014"/>
+          <w:numId w:val="1015"/>
         </w:numPr>
         <w:pStyle w:val="Compact"/>
       </w:pPr>
@@ -1201,7 +1280,7 @@
       <w:pPr>
         <w:numPr>
           <w:ilvl w:val="0"/>
-          <w:numId w:val="1014"/>
+          <w:numId w:val="1015"/>
         </w:numPr>
         <w:pStyle w:val="Compact"/>
       </w:pPr>
@@ -1264,7 +1343,7 @@
       <w:pPr>
         <w:numPr>
           <w:ilvl w:val="0"/>
-          <w:numId w:val="1014"/>
+          <w:numId w:val="1015"/>
         </w:numPr>
         <w:pStyle w:val="Compact"/>
       </w:pPr>
@@ -1272,8 +1351,8 @@
         <w:t xml:space="preserve">[완료]</w:t>
       </w:r>
     </w:p>
-    <w:bookmarkEnd w:id="33"/>
-    <w:bookmarkStart w:id="34" w:name="오픈그래프공유-썸네일-이미지-흐릿한-대시보드-나열-상징-그래픽-ccg"/>
+    <w:bookmarkEnd w:id="34"/>
+    <w:bookmarkStart w:id="35" w:name="오픈그래프공유-썸네일-이미지-흐릿한-대시보드-나열-상징-그래픽-ccg"/>
     <w:p>
       <w:pPr>
         <w:pStyle w:val="Heading3"/>
@@ -1286,7 +1365,7 @@
       <w:pPr>
         <w:numPr>
           <w:ilvl w:val="0"/>
-          <w:numId w:val="1015"/>
+          <w:numId w:val="1016"/>
         </w:numPr>
         <w:pStyle w:val="Compact"/>
       </w:pPr>
@@ -1298,7 +1377,7 @@
       <w:pPr>
         <w:numPr>
           <w:ilvl w:val="0"/>
-          <w:numId w:val="1015"/>
+          <w:numId w:val="1016"/>
         </w:numPr>
         <w:pStyle w:val="Compact"/>
       </w:pPr>
@@ -1334,7 +1413,7 @@
       <w:pPr>
         <w:numPr>
           <w:ilvl w:val="0"/>
-          <w:numId w:val="1015"/>
+          <w:numId w:val="1016"/>
         </w:numPr>
         <w:pStyle w:val="Compact"/>
       </w:pPr>
@@ -1358,7 +1437,7 @@
       <w:pPr>
         <w:numPr>
           <w:ilvl w:val="0"/>
-          <w:numId w:val="1015"/>
+          <w:numId w:val="1016"/>
         </w:numPr>
         <w:pStyle w:val="Compact"/>
       </w:pPr>
@@ -1370,7 +1449,7 @@
       <w:pPr>
         <w:numPr>
           <w:ilvl w:val="0"/>
-          <w:numId w:val="1015"/>
+          <w:numId w:val="1016"/>
         </w:numPr>
         <w:pStyle w:val="Compact"/>
       </w:pPr>
@@ -1378,8 +1457,8 @@
         <w:t xml:space="preserve">[완료]</w:t>
       </w:r>
     </w:p>
-    <w:bookmarkEnd w:id="34"/>
-    <w:bookmarkStart w:id="35" w:name="가지-핵심-기능-32-어색한-배치-1열-가로형-슬림-카드"/>
+    <w:bookmarkEnd w:id="35"/>
+    <w:bookmarkStart w:id="36" w:name="가지-핵심-기능-32-어색한-배치-1열-가로형-슬림-카드"/>
     <w:p>
       <w:pPr>
         <w:pStyle w:val="Heading3"/>
@@ -1392,7 +1471,7 @@
       <w:pPr>
         <w:numPr>
           <w:ilvl w:val="0"/>
-          <w:numId w:val="1016"/>
+          <w:numId w:val="1017"/>
         </w:numPr>
         <w:pStyle w:val="Compact"/>
       </w:pPr>
@@ -1404,7 +1483,7 @@
       <w:pPr>
         <w:numPr>
           <w:ilvl w:val="0"/>
-          <w:numId w:val="1016"/>
+          <w:numId w:val="1017"/>
         </w:numPr>
         <w:pStyle w:val="Compact"/>
       </w:pPr>
@@ -1416,7 +1495,7 @@
       <w:pPr>
         <w:numPr>
           <w:ilvl w:val="0"/>
-          <w:numId w:val="1016"/>
+          <w:numId w:val="1017"/>
         </w:numPr>
         <w:pStyle w:val="Compact"/>
       </w:pPr>
@@ -1428,7 +1507,7 @@
       <w:pPr>
         <w:numPr>
           <w:ilvl w:val="0"/>
-          <w:numId w:val="1016"/>
+          <w:numId w:val="1017"/>
         </w:numPr>
         <w:pStyle w:val="Compact"/>
       </w:pPr>
@@ -1436,8 +1515,8 @@
         <w:t xml:space="preserve">[완료]</w:t>
       </w:r>
     </w:p>
-    <w:bookmarkEnd w:id="35"/>
-    <w:bookmarkStart w:id="53" w:name="dev_log-마이피드-b2b-랜딩페이지-abl_landing"/>
+    <w:bookmarkEnd w:id="36"/>
+    <w:bookmarkStart w:id="54" w:name="dev_log-마이피드-b2b-랜딩페이지-abl_landing"/>
     <w:p>
       <w:pPr>
         <w:pStyle w:val="Heading1"/>
@@ -1446,7 +1525,7 @@
         <w:t xml:space="preserve">DEV_LOG — 마이피드 B2B 랜딩페이지 (abl_landing)</w:t>
       </w:r>
     </w:p>
-    <w:bookmarkStart w:id="36" w:name="X79e90aa534b0a41ca5aec1930c74c0755625a6e"/>
+    <w:bookmarkStart w:id="37" w:name="X79e90aa534b0a41ca5aec1930c74c0755625a6e"/>
     <w:p>
       <w:pPr>
         <w:pStyle w:val="Heading3"/>
@@ -1459,7 +1538,7 @@
       <w:pPr>
         <w:numPr>
           <w:ilvl w:val="0"/>
-          <w:numId w:val="1017"/>
+          <w:numId w:val="1018"/>
         </w:numPr>
         <w:pStyle w:val="Compact"/>
       </w:pPr>
@@ -1471,7 +1550,7 @@
       <w:pPr>
         <w:numPr>
           <w:ilvl w:val="0"/>
-          <w:numId w:val="1017"/>
+          <w:numId w:val="1018"/>
         </w:numPr>
         <w:pStyle w:val="Compact"/>
       </w:pPr>
@@ -1513,7 +1592,7 @@
       <w:pPr>
         <w:numPr>
           <w:ilvl w:val="0"/>
-          <w:numId w:val="1017"/>
+          <w:numId w:val="1018"/>
         </w:numPr>
         <w:pStyle w:val="Compact"/>
       </w:pPr>
@@ -1525,7 +1604,7 @@
       <w:pPr>
         <w:numPr>
           <w:ilvl w:val="0"/>
-          <w:numId w:val="1017"/>
+          <w:numId w:val="1018"/>
         </w:numPr>
         <w:pStyle w:val="Compact"/>
       </w:pPr>
@@ -1537,7 +1616,7 @@
       <w:pPr>
         <w:numPr>
           <w:ilvl w:val="0"/>
-          <w:numId w:val="1017"/>
+          <w:numId w:val="1018"/>
         </w:numPr>
         <w:pStyle w:val="Compact"/>
       </w:pPr>
@@ -1545,8 +1624,8 @@
         <w:t xml:space="preserve">[완료]</w:t>
       </w:r>
     </w:p>
-    <w:bookmarkEnd w:id="36"/>
-    <w:bookmarkStart w:id="37" w:name="파일럿-5단계-카드-높이-슬림화"/>
+    <w:bookmarkEnd w:id="37"/>
+    <w:bookmarkStart w:id="38" w:name="파일럿-5단계-카드-높이-슬림화"/>
     <w:p>
       <w:pPr>
         <w:pStyle w:val="Heading3"/>
@@ -1559,7 +1638,7 @@
       <w:pPr>
         <w:numPr>
           <w:ilvl w:val="0"/>
-          <w:numId w:val="1018"/>
+          <w:numId w:val="1019"/>
         </w:numPr>
         <w:pStyle w:val="Compact"/>
       </w:pPr>
@@ -1571,7 +1650,7 @@
       <w:pPr>
         <w:numPr>
           <w:ilvl w:val="0"/>
-          <w:numId w:val="1018"/>
+          <w:numId w:val="1019"/>
         </w:numPr>
         <w:pStyle w:val="Compact"/>
       </w:pPr>
@@ -1583,7 +1662,7 @@
       <w:pPr>
         <w:numPr>
           <w:ilvl w:val="0"/>
-          <w:numId w:val="1018"/>
+          <w:numId w:val="1019"/>
         </w:numPr>
         <w:pStyle w:val="Compact"/>
       </w:pPr>
@@ -1591,8 +1670,8 @@
         <w:t xml:space="preserve">[완료]</w:t>
       </w:r>
     </w:p>
-    <w:bookmarkEnd w:id="37"/>
-    <w:bookmarkStart w:id="38" w:name="파일럿-5단계-1열-큰-카드로-변경"/>
+    <w:bookmarkEnd w:id="38"/>
+    <w:bookmarkStart w:id="39" w:name="파일럿-5단계-1열-큰-카드로-변경"/>
     <w:p>
       <w:pPr>
         <w:pStyle w:val="Heading3"/>
@@ -1605,7 +1684,7 @@
       <w:pPr>
         <w:numPr>
           <w:ilvl w:val="0"/>
-          <w:numId w:val="1019"/>
+          <w:numId w:val="1020"/>
         </w:numPr>
         <w:pStyle w:val="Compact"/>
       </w:pPr>
@@ -1617,7 +1696,7 @@
       <w:pPr>
         <w:numPr>
           <w:ilvl w:val="0"/>
-          <w:numId w:val="1019"/>
+          <w:numId w:val="1020"/>
         </w:numPr>
         <w:pStyle w:val="Compact"/>
       </w:pPr>
@@ -1629,7 +1708,7 @@
       <w:pPr>
         <w:numPr>
           <w:ilvl w:val="0"/>
-          <w:numId w:val="1019"/>
+          <w:numId w:val="1020"/>
         </w:numPr>
         <w:pStyle w:val="Compact"/>
       </w:pPr>
@@ -1641,7 +1720,7 @@
       <w:pPr>
         <w:numPr>
           <w:ilvl w:val="0"/>
-          <w:numId w:val="1019"/>
+          <w:numId w:val="1020"/>
         </w:numPr>
         <w:pStyle w:val="Compact"/>
       </w:pPr>
@@ -1649,8 +1728,8 @@
         <w:t xml:space="preserve">[완료]</w:t>
       </w:r>
     </w:p>
-    <w:bookmarkEnd w:id="38"/>
-    <w:bookmarkStart w:id="39" w:name="파일럿-5단계-빈-칸-제거-5열-가로-타임라인-ccg"/>
+    <w:bookmarkEnd w:id="39"/>
+    <w:bookmarkStart w:id="40" w:name="파일럿-5단계-빈-칸-제거-5열-가로-타임라인-ccg"/>
     <w:p>
       <w:pPr>
         <w:pStyle w:val="Heading3"/>
@@ -1663,7 +1742,7 @@
       <w:pPr>
         <w:numPr>
           <w:ilvl w:val="0"/>
-          <w:numId w:val="1020"/>
+          <w:numId w:val="1021"/>
         </w:numPr>
         <w:pStyle w:val="Compact"/>
       </w:pPr>
@@ -1675,7 +1754,7 @@
       <w:pPr>
         <w:numPr>
           <w:ilvl w:val="0"/>
-          <w:numId w:val="1020"/>
+          <w:numId w:val="1021"/>
         </w:numPr>
         <w:pStyle w:val="Compact"/>
       </w:pPr>
@@ -1705,7 +1784,7 @@
       <w:pPr>
         <w:numPr>
           <w:ilvl w:val="0"/>
-          <w:numId w:val="1020"/>
+          <w:numId w:val="1021"/>
         </w:numPr>
         <w:pStyle w:val="Compact"/>
       </w:pPr>
@@ -1717,7 +1796,7 @@
       <w:pPr>
         <w:numPr>
           <w:ilvl w:val="0"/>
-          <w:numId w:val="1020"/>
+          <w:numId w:val="1021"/>
         </w:numPr>
         <w:pStyle w:val="Compact"/>
       </w:pPr>
@@ -1729,7 +1808,7 @@
       <w:pPr>
         <w:numPr>
           <w:ilvl w:val="0"/>
-          <w:numId w:val="1020"/>
+          <w:numId w:val="1021"/>
         </w:numPr>
         <w:pStyle w:val="Compact"/>
       </w:pPr>
@@ -1737,8 +1816,8 @@
         <w:t xml:space="preserve">[완료]</w:t>
       </w:r>
     </w:p>
-    <w:bookmarkEnd w:id="39"/>
-    <w:bookmarkStart w:id="40" w:name="핵심-기능-섹션-좌우-균형-녹색-카드-하단-전체폭-배너-ccg"/>
+    <w:bookmarkEnd w:id="40"/>
+    <w:bookmarkStart w:id="41" w:name="핵심-기능-섹션-좌우-균형-녹색-카드-하단-전체폭-배너-ccg"/>
     <w:p>
       <w:pPr>
         <w:pStyle w:val="Heading3"/>
@@ -1751,7 +1830,7 @@
       <w:pPr>
         <w:numPr>
           <w:ilvl w:val="0"/>
-          <w:numId w:val="1021"/>
+          <w:numId w:val="1022"/>
         </w:numPr>
         <w:pStyle w:val="Compact"/>
       </w:pPr>
@@ -1763,7 +1842,7 @@
       <w:pPr>
         <w:numPr>
           <w:ilvl w:val="0"/>
-          <w:numId w:val="1021"/>
+          <w:numId w:val="1022"/>
         </w:numPr>
         <w:pStyle w:val="Compact"/>
       </w:pPr>
@@ -1793,7 +1872,7 @@
       <w:pPr>
         <w:numPr>
           <w:ilvl w:val="0"/>
-          <w:numId w:val="1021"/>
+          <w:numId w:val="1022"/>
         </w:numPr>
         <w:pStyle w:val="Compact"/>
       </w:pPr>
@@ -1805,7 +1884,7 @@
       <w:pPr>
         <w:numPr>
           <w:ilvl w:val="0"/>
-          <w:numId w:val="1021"/>
+          <w:numId w:val="1022"/>
         </w:numPr>
         <w:pStyle w:val="Compact"/>
       </w:pPr>
@@ -1817,7 +1896,7 @@
       <w:pPr>
         <w:numPr>
           <w:ilvl w:val="0"/>
-          <w:numId w:val="1021"/>
+          <w:numId w:val="1022"/>
         </w:numPr>
         <w:pStyle w:val="Compact"/>
       </w:pPr>
@@ -1825,8 +1904,8 @@
         <w:t xml:space="preserve">[완료]</w:t>
       </w:r>
     </w:p>
-    <w:bookmarkEnd w:id="40"/>
-    <w:bookmarkStart w:id="41" w:name="신청-섹션-가로폭을-사이트-표준1120px에-맞춤"/>
+    <w:bookmarkEnd w:id="41"/>
+    <w:bookmarkStart w:id="42" w:name="신청-섹션-가로폭을-사이트-표준1120px에-맞춤"/>
     <w:p>
       <w:pPr>
         <w:pStyle w:val="Heading3"/>
@@ -1839,7 +1918,7 @@
       <w:pPr>
         <w:numPr>
           <w:ilvl w:val="0"/>
-          <w:numId w:val="1022"/>
+          <w:numId w:val="1023"/>
         </w:numPr>
         <w:pStyle w:val="Compact"/>
       </w:pPr>
@@ -1851,7 +1930,7 @@
       <w:pPr>
         <w:numPr>
           <w:ilvl w:val="0"/>
-          <w:numId w:val="1022"/>
+          <w:numId w:val="1023"/>
         </w:numPr>
         <w:pStyle w:val="Compact"/>
       </w:pPr>
@@ -1863,7 +1942,7 @@
       <w:pPr>
         <w:numPr>
           <w:ilvl w:val="0"/>
-          <w:numId w:val="1022"/>
+          <w:numId w:val="1023"/>
         </w:numPr>
         <w:pStyle w:val="Compact"/>
       </w:pPr>
@@ -1875,7 +1954,7 @@
       <w:pPr>
         <w:numPr>
           <w:ilvl w:val="0"/>
-          <w:numId w:val="1022"/>
+          <w:numId w:val="1023"/>
         </w:numPr>
         <w:pStyle w:val="Compact"/>
       </w:pPr>
@@ -1883,8 +1962,8 @@
         <w:t xml:space="preserve">[완료]</w:t>
       </w:r>
     </w:p>
-    <w:bookmarkEnd w:id="41"/>
-    <w:bookmarkStart w:id="42" w:name="신청-섹션-가치-타일-사진-위-글씨-이미지-위텍스트-아래-카드-ccg"/>
+    <w:bookmarkEnd w:id="42"/>
+    <w:bookmarkStart w:id="43" w:name="신청-섹션-가치-타일-사진-위-글씨-이미지-위텍스트-아래-카드-ccg"/>
     <w:p>
       <w:pPr>
         <w:pStyle w:val="Heading3"/>
@@ -1897,7 +1976,7 @@
       <w:pPr>
         <w:numPr>
           <w:ilvl w:val="0"/>
-          <w:numId w:val="1023"/>
+          <w:numId w:val="1024"/>
         </w:numPr>
         <w:pStyle w:val="Compact"/>
       </w:pPr>
@@ -1909,7 +1988,7 @@
       <w:pPr>
         <w:numPr>
           <w:ilvl w:val="0"/>
-          <w:numId w:val="1023"/>
+          <w:numId w:val="1024"/>
         </w:numPr>
         <w:pStyle w:val="Compact"/>
       </w:pPr>
@@ -1939,7 +2018,7 @@
       <w:pPr>
         <w:numPr>
           <w:ilvl w:val="0"/>
-          <w:numId w:val="1023"/>
+          <w:numId w:val="1024"/>
         </w:numPr>
         <w:pStyle w:val="Compact"/>
       </w:pPr>
@@ -1951,7 +2030,7 @@
       <w:pPr>
         <w:numPr>
           <w:ilvl w:val="0"/>
-          <w:numId w:val="1023"/>
+          <w:numId w:val="1024"/>
         </w:numPr>
         <w:pStyle w:val="Compact"/>
       </w:pPr>
@@ -1963,7 +2042,7 @@
       <w:pPr>
         <w:numPr>
           <w:ilvl w:val="0"/>
-          <w:numId w:val="1023"/>
+          <w:numId w:val="1024"/>
         </w:numPr>
         <w:pStyle w:val="Compact"/>
       </w:pPr>
@@ -1971,8 +2050,8 @@
         <w:t xml:space="preserve">[완료]</w:t>
       </w:r>
     </w:p>
-    <w:bookmarkEnd w:id="42"/>
-    <w:bookmarkStart w:id="43" w:name="솔루션-5단계-이미지-크게-지그재그-레이아웃-ccg"/>
+    <w:bookmarkEnd w:id="43"/>
+    <w:bookmarkStart w:id="44" w:name="솔루션-5단계-이미지-크게-지그재그-레이아웃-ccg"/>
     <w:p>
       <w:pPr>
         <w:pStyle w:val="Heading3"/>
@@ -1985,7 +2064,7 @@
       <w:pPr>
         <w:numPr>
           <w:ilvl w:val="0"/>
-          <w:numId w:val="1024"/>
+          <w:numId w:val="1025"/>
         </w:numPr>
         <w:pStyle w:val="Compact"/>
       </w:pPr>
@@ -1997,7 +2076,7 @@
       <w:pPr>
         <w:numPr>
           <w:ilvl w:val="0"/>
-          <w:numId w:val="1024"/>
+          <w:numId w:val="1025"/>
         </w:numPr>
         <w:pStyle w:val="Compact"/>
       </w:pPr>
@@ -2009,7 +2088,7 @@
       <w:pPr>
         <w:numPr>
           <w:ilvl w:val="0"/>
-          <w:numId w:val="1024"/>
+          <w:numId w:val="1025"/>
         </w:numPr>
         <w:pStyle w:val="Compact"/>
       </w:pPr>
@@ -2021,7 +2100,7 @@
       <w:pPr>
         <w:numPr>
           <w:ilvl w:val="0"/>
-          <w:numId w:val="1024"/>
+          <w:numId w:val="1025"/>
         </w:numPr>
         <w:pStyle w:val="Compact"/>
       </w:pPr>
@@ -2033,7 +2112,7 @@
       <w:pPr>
         <w:numPr>
           <w:ilvl w:val="0"/>
-          <w:numId w:val="1024"/>
+          <w:numId w:val="1025"/>
         </w:numPr>
         <w:pStyle w:val="Compact"/>
       </w:pPr>
@@ -2045,7 +2124,7 @@
       <w:pPr>
         <w:numPr>
           <w:ilvl w:val="0"/>
-          <w:numId w:val="1024"/>
+          <w:numId w:val="1025"/>
         </w:numPr>
         <w:pStyle w:val="Compact"/>
       </w:pPr>
@@ -2053,8 +2132,8 @@
         <w:t xml:space="preserve">[완료]</w:t>
       </w:r>
     </w:p>
-    <w:bookmarkEnd w:id="43"/>
-    <w:bookmarkStart w:id="44" w:name="신청-섹션-가치-타일-실사-사진-카드로-교체-ccg"/>
+    <w:bookmarkEnd w:id="44"/>
+    <w:bookmarkStart w:id="45" w:name="신청-섹션-가치-타일-실사-사진-카드로-교체-ccg"/>
     <w:p>
       <w:pPr>
         <w:pStyle w:val="Heading3"/>
@@ -2067,7 +2146,7 @@
       <w:pPr>
         <w:numPr>
           <w:ilvl w:val="0"/>
-          <w:numId w:val="1025"/>
+          <w:numId w:val="1026"/>
         </w:numPr>
         <w:pStyle w:val="Compact"/>
       </w:pPr>
@@ -2079,7 +2158,7 @@
       <w:pPr>
         <w:numPr>
           <w:ilvl w:val="0"/>
-          <w:numId w:val="1025"/>
+          <w:numId w:val="1026"/>
         </w:numPr>
         <w:pStyle w:val="Compact"/>
       </w:pPr>
@@ -2091,7 +2170,7 @@
       <w:pPr>
         <w:numPr>
           <w:ilvl w:val="0"/>
-          <w:numId w:val="1025"/>
+          <w:numId w:val="1026"/>
         </w:numPr>
         <w:pStyle w:val="Compact"/>
       </w:pPr>
@@ -2109,7 +2188,7 @@
       <w:pPr>
         <w:numPr>
           <w:ilvl w:val="0"/>
-          <w:numId w:val="1025"/>
+          <w:numId w:val="1026"/>
         </w:numPr>
         <w:pStyle w:val="Compact"/>
       </w:pPr>
@@ -2121,7 +2200,7 @@
       <w:pPr>
         <w:numPr>
           <w:ilvl w:val="0"/>
-          <w:numId w:val="1025"/>
+          <w:numId w:val="1026"/>
         </w:numPr>
         <w:pStyle w:val="Compact"/>
       </w:pPr>
@@ -2129,8 +2208,8 @@
         <w:t xml:space="preserve">[완료]</w:t>
       </w:r>
     </w:p>
-    <w:bookmarkEnd w:id="44"/>
-    <w:bookmarkStart w:id="45" w:name="신청-섹션-가치-타일에-상징-아이콘-추가-ccg"/>
+    <w:bookmarkEnd w:id="45"/>
+    <w:bookmarkStart w:id="46" w:name="신청-섹션-가치-타일에-상징-아이콘-추가-ccg"/>
     <w:p>
       <w:pPr>
         <w:pStyle w:val="Heading3"/>
@@ -2143,7 +2222,7 @@
       <w:pPr>
         <w:numPr>
           <w:ilvl w:val="0"/>
-          <w:numId w:val="1026"/>
+          <w:numId w:val="1027"/>
         </w:numPr>
         <w:pStyle w:val="Compact"/>
       </w:pPr>
@@ -2173,7 +2252,7 @@
       <w:pPr>
         <w:numPr>
           <w:ilvl w:val="0"/>
-          <w:numId w:val="1026"/>
+          <w:numId w:val="1027"/>
         </w:numPr>
         <w:pStyle w:val="Compact"/>
       </w:pPr>
@@ -2185,7 +2264,7 @@
       <w:pPr>
         <w:numPr>
           <w:ilvl w:val="0"/>
-          <w:numId w:val="1026"/>
+          <w:numId w:val="1027"/>
         </w:numPr>
         <w:pStyle w:val="Compact"/>
       </w:pPr>
@@ -2197,7 +2276,7 @@
       <w:pPr>
         <w:numPr>
           <w:ilvl w:val="0"/>
-          <w:numId w:val="1026"/>
+          <w:numId w:val="1027"/>
         </w:numPr>
         <w:pStyle w:val="Compact"/>
       </w:pPr>
@@ -2205,8 +2284,8 @@
         <w:t xml:space="preserve">[완료]</w:t>
       </w:r>
     </w:p>
-    <w:bookmarkEnd w:id="45"/>
-    <w:bookmarkStart w:id="46" w:name="하단-띠배너-가운데-정렬"/>
+    <w:bookmarkEnd w:id="46"/>
+    <w:bookmarkStart w:id="47" w:name="하단-띠배너-가운데-정렬"/>
     <w:p>
       <w:pPr>
         <w:pStyle w:val="Heading3"/>
@@ -2219,7 +2298,7 @@
       <w:pPr>
         <w:numPr>
           <w:ilvl w:val="0"/>
-          <w:numId w:val="1027"/>
+          <w:numId w:val="1028"/>
         </w:numPr>
         <w:pStyle w:val="Compact"/>
       </w:pPr>
@@ -2231,7 +2310,7 @@
       <w:pPr>
         <w:numPr>
           <w:ilvl w:val="0"/>
-          <w:numId w:val="1027"/>
+          <w:numId w:val="1028"/>
         </w:numPr>
         <w:pStyle w:val="Compact"/>
       </w:pPr>
@@ -2243,7 +2322,7 @@
       <w:pPr>
         <w:numPr>
           <w:ilvl w:val="0"/>
-          <w:numId w:val="1027"/>
+          <w:numId w:val="1028"/>
         </w:numPr>
         <w:pStyle w:val="Compact"/>
       </w:pPr>
@@ -2251,8 +2330,8 @@
         <w:t xml:space="preserve">[완료]</w:t>
       </w:r>
     </w:p>
-    <w:bookmarkEnd w:id="46"/>
-    <w:bookmarkStart w:id="47" w:name="파일럿-5단계-ai-느낌-svg-실사-사진-교체-ccg"/>
+    <w:bookmarkEnd w:id="47"/>
+    <w:bookmarkStart w:id="48" w:name="파일럿-5단계-ai-느낌-svg-실사-사진-교체-ccg"/>
     <w:p>
       <w:pPr>
         <w:pStyle w:val="Heading3"/>
@@ -2265,7 +2344,7 @@
       <w:pPr>
         <w:numPr>
           <w:ilvl w:val="0"/>
-          <w:numId w:val="1028"/>
+          <w:numId w:val="1029"/>
         </w:numPr>
         <w:pStyle w:val="Compact"/>
       </w:pPr>
@@ -2277,7 +2356,7 @@
       <w:pPr>
         <w:numPr>
           <w:ilvl w:val="0"/>
-          <w:numId w:val="1028"/>
+          <w:numId w:val="1029"/>
         </w:numPr>
         <w:pStyle w:val="Compact"/>
       </w:pPr>
@@ -2289,7 +2368,7 @@
       <w:pPr>
         <w:numPr>
           <w:ilvl w:val="0"/>
-          <w:numId w:val="1028"/>
+          <w:numId w:val="1029"/>
         </w:numPr>
         <w:pStyle w:val="Compact"/>
       </w:pPr>
@@ -2301,7 +2380,7 @@
       <w:pPr>
         <w:numPr>
           <w:ilvl w:val="0"/>
-          <w:numId w:val="1028"/>
+          <w:numId w:val="1029"/>
         </w:numPr>
         <w:pStyle w:val="Compact"/>
       </w:pPr>
@@ -2313,7 +2392,7 @@
       <w:pPr>
         <w:numPr>
           <w:ilvl w:val="0"/>
-          <w:numId w:val="1028"/>
+          <w:numId w:val="1029"/>
         </w:numPr>
         <w:pStyle w:val="Compact"/>
       </w:pPr>
@@ -2321,8 +2400,8 @@
         <w:t xml:space="preserve">[완료]</w:t>
       </w:r>
     </w:p>
-    <w:bookmarkEnd w:id="47"/>
-    <w:bookmarkStart w:id="48" w:name="희미함작은이미지-해결-실사-11장-생성-대형-사진-레이아웃-ccg"/>
+    <w:bookmarkEnd w:id="48"/>
+    <w:bookmarkStart w:id="49" w:name="희미함작은이미지-해결-실사-11장-생성-대형-사진-레이아웃-ccg"/>
     <w:p>
       <w:pPr>
         <w:pStyle w:val="Heading3"/>
@@ -2335,7 +2414,7 @@
       <w:pPr>
         <w:numPr>
           <w:ilvl w:val="0"/>
-          <w:numId w:val="1029"/>
+          <w:numId w:val="1030"/>
         </w:numPr>
         <w:pStyle w:val="Compact"/>
       </w:pPr>
@@ -2347,7 +2426,7 @@
       <w:pPr>
         <w:numPr>
           <w:ilvl w:val="0"/>
-          <w:numId w:val="1029"/>
+          <w:numId w:val="1030"/>
         </w:numPr>
         <w:pStyle w:val="Compact"/>
       </w:pPr>
@@ -2377,7 +2456,7 @@
       <w:pPr>
         <w:numPr>
           <w:ilvl w:val="0"/>
-          <w:numId w:val="1029"/>
+          <w:numId w:val="1030"/>
         </w:numPr>
         <w:pStyle w:val="Compact"/>
       </w:pPr>
@@ -2389,7 +2468,7 @@
       <w:pPr>
         <w:numPr>
           <w:ilvl w:val="0"/>
-          <w:numId w:val="1029"/>
+          <w:numId w:val="1030"/>
         </w:numPr>
         <w:pStyle w:val="Compact"/>
       </w:pPr>
@@ -2401,7 +2480,7 @@
       <w:pPr>
         <w:numPr>
           <w:ilvl w:val="0"/>
-          <w:numId w:val="1029"/>
+          <w:numId w:val="1030"/>
         </w:numPr>
         <w:pStyle w:val="Compact"/>
       </w:pPr>
@@ -2413,7 +2492,7 @@
       <w:pPr>
         <w:numPr>
           <w:ilvl w:val="0"/>
-          <w:numId w:val="1029"/>
+          <w:numId w:val="1030"/>
         </w:numPr>
         <w:pStyle w:val="Compact"/>
       </w:pPr>
@@ -2425,7 +2504,7 @@
       <w:pPr>
         <w:numPr>
           <w:ilvl w:val="0"/>
-          <w:numId w:val="1029"/>
+          <w:numId w:val="1030"/>
         </w:numPr>
         <w:pStyle w:val="Compact"/>
       </w:pPr>
@@ -2433,8 +2512,8 @@
         <w:t xml:space="preserve">[완료]</w:t>
       </w:r>
     </w:p>
-    <w:bookmarkEnd w:id="48"/>
-    <w:bookmarkStart w:id="49" w:name="일러스트-개선-잘림-해결-갤러리-실제화면-교체-ccg-b안"/>
+    <w:bookmarkEnd w:id="49"/>
+    <w:bookmarkStart w:id="50" w:name="일러스트-개선-잘림-해결-갤러리-실제화면-교체-ccg-b안"/>
     <w:p>
       <w:pPr>
         <w:pStyle w:val="Heading3"/>
@@ -2447,7 +2526,7 @@
       <w:pPr>
         <w:numPr>
           <w:ilvl w:val="0"/>
-          <w:numId w:val="1030"/>
+          <w:numId w:val="1031"/>
         </w:numPr>
         <w:pStyle w:val="Compact"/>
       </w:pPr>
@@ -2459,7 +2538,7 @@
       <w:pPr>
         <w:numPr>
           <w:ilvl w:val="0"/>
-          <w:numId w:val="1030"/>
+          <w:numId w:val="1031"/>
         </w:numPr>
         <w:pStyle w:val="Compact"/>
       </w:pPr>
@@ -2471,7 +2550,7 @@
       <w:pPr>
         <w:numPr>
           <w:ilvl w:val="0"/>
-          <w:numId w:val="1030"/>
+          <w:numId w:val="1031"/>
         </w:numPr>
         <w:pStyle w:val="Compact"/>
       </w:pPr>
@@ -2495,7 +2574,7 @@
       <w:pPr>
         <w:numPr>
           <w:ilvl w:val="0"/>
-          <w:numId w:val="1030"/>
+          <w:numId w:val="1031"/>
         </w:numPr>
         <w:pStyle w:val="Compact"/>
       </w:pPr>
@@ -2503,8 +2582,8 @@
         <w:t xml:space="preserve">[완료]</w:t>
       </w:r>
     </w:p>
-    <w:bookmarkEnd w:id="49"/>
-    <w:bookmarkStart w:id="50" w:name="도입효과-중복-정리-색감-통일-ccg-b안-마무리"/>
+    <w:bookmarkEnd w:id="50"/>
+    <w:bookmarkStart w:id="51" w:name="도입효과-중복-정리-색감-통일-ccg-b안-마무리"/>
     <w:p>
       <w:pPr>
         <w:pStyle w:val="Heading3"/>
@@ -2517,7 +2596,7 @@
       <w:pPr>
         <w:numPr>
           <w:ilvl w:val="0"/>
-          <w:numId w:val="1031"/>
+          <w:numId w:val="1032"/>
         </w:numPr>
         <w:pStyle w:val="Compact"/>
       </w:pPr>
@@ -2529,7 +2608,7 @@
       <w:pPr>
         <w:numPr>
           <w:ilvl w:val="0"/>
-          <w:numId w:val="1031"/>
+          <w:numId w:val="1032"/>
         </w:numPr>
         <w:pStyle w:val="Compact"/>
       </w:pPr>
@@ -2541,7 +2620,7 @@
       <w:pPr>
         <w:numPr>
           <w:ilvl w:val="0"/>
-          <w:numId w:val="1031"/>
+          <w:numId w:val="1032"/>
         </w:numPr>
         <w:pStyle w:val="Compact"/>
       </w:pPr>
@@ -2553,7 +2632,7 @@
       <w:pPr>
         <w:numPr>
           <w:ilvl w:val="0"/>
-          <w:numId w:val="1031"/>
+          <w:numId w:val="1032"/>
         </w:numPr>
         <w:pStyle w:val="Compact"/>
       </w:pPr>
@@ -2565,7 +2644,7 @@
       <w:pPr>
         <w:numPr>
           <w:ilvl w:val="0"/>
-          <w:numId w:val="1031"/>
+          <w:numId w:val="1032"/>
         </w:numPr>
         <w:pStyle w:val="Compact"/>
       </w:pPr>
@@ -2573,8 +2652,8 @@
         <w:t xml:space="preserve">[완료]</w:t>
       </w:r>
     </w:p>
-    <w:bookmarkEnd w:id="50"/>
-    <w:bookmarkStart w:id="51" w:name="solution-섹션-좌우-균형-반응형-개선-ccg"/>
+    <w:bookmarkEnd w:id="51"/>
+    <w:bookmarkStart w:id="52" w:name="solution-섹션-좌우-균형-반응형-개선-ccg"/>
     <w:p>
       <w:pPr>
         <w:pStyle w:val="Heading3"/>
@@ -2587,7 +2666,7 @@
       <w:pPr>
         <w:numPr>
           <w:ilvl w:val="0"/>
-          <w:numId w:val="1032"/>
+          <w:numId w:val="1033"/>
         </w:numPr>
         <w:pStyle w:val="Compact"/>
       </w:pPr>
@@ -2599,7 +2678,7 @@
       <w:pPr>
         <w:numPr>
           <w:ilvl w:val="0"/>
-          <w:numId w:val="1032"/>
+          <w:numId w:val="1033"/>
         </w:numPr>
         <w:pStyle w:val="Compact"/>
       </w:pPr>
@@ -2611,7 +2690,7 @@
       <w:pPr>
         <w:numPr>
           <w:ilvl w:val="0"/>
-          <w:numId w:val="1032"/>
+          <w:numId w:val="1033"/>
         </w:numPr>
         <w:pStyle w:val="Compact"/>
       </w:pPr>
@@ -2623,7 +2702,7 @@
       <w:pPr>
         <w:numPr>
           <w:ilvl w:val="0"/>
-          <w:numId w:val="1032"/>
+          <w:numId w:val="1033"/>
         </w:numPr>
         <w:pStyle w:val="Compact"/>
       </w:pPr>
@@ -2635,7 +2714,7 @@
       <w:pPr>
         <w:numPr>
           <w:ilvl w:val="0"/>
-          <w:numId w:val="1032"/>
+          <w:numId w:val="1033"/>
         </w:numPr>
         <w:pStyle w:val="Compact"/>
       </w:pPr>
@@ -2647,7 +2726,7 @@
       <w:pPr>
         <w:numPr>
           <w:ilvl w:val="0"/>
-          <w:numId w:val="1032"/>
+          <w:numId w:val="1033"/>
         </w:numPr>
         <w:pStyle w:val="Compact"/>
       </w:pPr>
@@ -2659,7 +2738,7 @@
       <w:pPr>
         <w:numPr>
           <w:ilvl w:val="0"/>
-          <w:numId w:val="1032"/>
+          <w:numId w:val="1033"/>
         </w:numPr>
         <w:pStyle w:val="Compact"/>
       </w:pPr>
@@ -2667,8 +2746,8 @@
         <w:t xml:space="preserve">[완료]</w:t>
       </w:r>
     </w:p>
-    <w:bookmarkEnd w:id="51"/>
-    <w:bookmarkStart w:id="52" w:name="초기-배포-완료"/>
+    <w:bookmarkEnd w:id="52"/>
+    <w:bookmarkStart w:id="53" w:name="초기-배포-완료"/>
     <w:p>
       <w:pPr>
         <w:pStyle w:val="Heading3"/>
@@ -2681,7 +2760,7 @@
       <w:pPr>
         <w:numPr>
           <w:ilvl w:val="0"/>
-          <w:numId w:val="1033"/>
+          <w:numId w:val="1034"/>
         </w:numPr>
         <w:pStyle w:val="Compact"/>
       </w:pPr>
@@ -2693,7 +2772,7 @@
       <w:pPr>
         <w:numPr>
           <w:ilvl w:val="0"/>
-          <w:numId w:val="1033"/>
+          <w:numId w:val="1034"/>
         </w:numPr>
         <w:pStyle w:val="Compact"/>
       </w:pPr>
@@ -2705,7 +2784,7 @@
       <w:pPr>
         <w:numPr>
           <w:ilvl w:val="0"/>
-          <w:numId w:val="1033"/>
+          <w:numId w:val="1034"/>
         </w:numPr>
         <w:pStyle w:val="Compact"/>
       </w:pPr>
@@ -2717,7 +2796,7 @@
       <w:pPr>
         <w:numPr>
           <w:ilvl w:val="0"/>
-          <w:numId w:val="1033"/>
+          <w:numId w:val="1034"/>
         </w:numPr>
         <w:pStyle w:val="Compact"/>
       </w:pPr>
@@ -2729,7 +2808,7 @@
       <w:pPr>
         <w:numPr>
           <w:ilvl w:val="0"/>
-          <w:numId w:val="1033"/>
+          <w:numId w:val="1034"/>
         </w:numPr>
         <w:pStyle w:val="Compact"/>
       </w:pPr>
@@ -2741,7 +2820,7 @@
       <w:pPr>
         <w:numPr>
           <w:ilvl w:val="0"/>
-          <w:numId w:val="1033"/>
+          <w:numId w:val="1034"/>
         </w:numPr>
         <w:pStyle w:val="Compact"/>
       </w:pPr>
@@ -2749,8 +2828,8 @@
         <w:t xml:space="preserve">[완료]</w:t>
       </w:r>
     </w:p>
-    <w:bookmarkEnd w:id="52"/>
     <w:bookmarkEnd w:id="53"/>
+    <w:bookmarkEnd w:id="54"/>
     <w:sectPr/>
   </w:body>
 </w:document>
@@ -3033,6 +3112,9 @@
     <w:abstractNumId w:val="991"/>
   </w:num>
   <w:num w:numId="1033">
+    <w:abstractNumId w:val="991"/>
+  </w:num>
+  <w:num w:numId="1034">
     <w:abstractNumId w:val="991"/>
   </w:num>
 </w:numbering>
